--- a/source/Team_Untitled_Files/Documentation/ML24-25_02_Investigate_Input_Reconstruction_by_using_Classifiers_Team_Untitled-Paper.docx
+++ b/source/Team_Untitled_Files/Documentation/ML24-25_02_Investigate_Input_Reconstruction_by_using_Classifiers_Team_Untitled-Paper.docx
@@ -312,6 +312,9 @@
       <w:r>
         <w:t>Keywords: Sparse Distributed Representations (SDRs), Hierarchical Temporal Memory (HTM), K-Nearest Neighbors (KNN), Machine Learning, Data Reconstruction, Classifier Performance, Input Encoding, Similarity Metrics, Pattern Recognition.</w:t>
       </w:r>
+      <w:r>
+        <w:br/>
+      </w:r>
     </w:p>
     <w:p>
       <w:pPr>
@@ -337,7 +340,20 @@
         <w:jc w:val="both"/>
       </w:pPr>
       <w:r>
-        <w:t>Reconstructing input data from encoded representations is a significant challenge in machine learning, especially when using Sparse Distributed Representations (SDRs). SDRs are inspired by the human neocortex and are characterized by their sparsity and distributed activation patterns, which contribute to their robustness in pattern recognition and efficient storage of high-dimensional data [1]. The ability to reconstruct original inputs from SDRs plays a crucial role in various areas of artificial intelligence, particularly in data compression, error correction, and predictive modeling.</w:t>
+        <w:t xml:space="preserve">Reconstructing input data from encoded representations is a significant challenge in machine learning, especially when using Sparse Distributed Representations (SDRs). SDRs are inspired by the human neocortex and are characterized by their sparsity and distributed activation patterns, which contribute to their robustness in pattern recognition and efficient storage of high-dimensional data </w:t>
+      </w:r>
+      <w:hyperlink w:anchor="Reference1">
+        <w:r>
+          <w:rPr>
+            <w:rStyle w:val="Hyperlink"/>
+            <w:color w:val="auto"/>
+            <w:u w:val="none"/>
+          </w:rPr>
+          <w:t>[1]</w:t>
+        </w:r>
+      </w:hyperlink>
+      <w:r>
+        <w:t>. The ability to reconstruct original inputs from SDRs plays a crucial role in various areas of artificial intelligence, particularly in data compression, error correction, and predictive modeling.</w:t>
       </w:r>
     </w:p>
     <w:p>
@@ -352,7 +368,20 @@
         <w:jc w:val="both"/>
       </w:pPr>
       <w:r>
-        <w:t xml:space="preserve">Hierarchical Temporal Memory (HTM) is a machine learning model designed to process and learn temporal patterns based on SDRs. HTM mimics the structure of the neocortex by utilizing a biologically plausible learning algorithm that identifies sequences in streaming data. The model is particularly effective at learning time-dependent patterns and making predictions without requiring traditional backpropagation-based training [2]. HTM achieves this by </w:t>
+        <w:t xml:space="preserve">Hierarchical Temporal Memory (HTM) is a machine learning model designed to process and learn temporal patterns based on SDRs. HTM mimics the structure of the neocortex by utilizing a biologically plausible learning algorithm that identifies sequences in streaming data. The model is particularly effective at learning time-dependent patterns and making predictions without requiring traditional backpropagation-based training </w:t>
+      </w:r>
+      <w:hyperlink w:anchor="Reference2">
+        <w:r>
+          <w:rPr>
+            <w:rStyle w:val="Hyperlink"/>
+            <w:color w:val="auto"/>
+            <w:u w:val="none"/>
+          </w:rPr>
+          <w:t>[2]</w:t>
+        </w:r>
+      </w:hyperlink>
+      <w:r>
+        <w:t xml:space="preserve">. HTM achieves this by </w:t>
       </w:r>
       <w:r>
         <w:t>employing a Spatial Pooler (SP) to convert input data into SDRs and a Temporal Memory (TM) module to recognize sequences. The inherent sparsity of SDRs in HTM ensures that the system maintains noise tolerance and generalization capabilities.</w:t>
@@ -370,7 +399,20 @@
         <w:jc w:val="both"/>
       </w:pPr>
       <w:r>
-        <w:t>On the other hand, K-Nearest Neighbors (KNN) is a classical machine learning algorithm that classifies data based on proximity to previously seen examples. Unlike HTM, which builds a hierarchical representation of patterns, KNN relies on simple distance metrics, such as Euclidean distance, to compare input data points to their nearest neighbors [3]. Despite its simplicity, KNN remains an effective baseline for evaluating classification and reconstruction tasks due to its ability to retain local data structure without requiring extensive training.</w:t>
+        <w:t xml:space="preserve">On the other hand, K-Nearest Neighbors (KNN) is a classical machine learning algorithm that classifies data based on proximity to previously seen examples. Unlike HTM, which builds a hierarchical representation of patterns, KNN relies on simple distance metrics, such as Euclidean distance, to compare input data points to their nearest neighbors </w:t>
+      </w:r>
+      <w:hyperlink w:anchor="Reference3">
+        <w:r>
+          <w:rPr>
+            <w:rStyle w:val="Hyperlink"/>
+            <w:color w:val="auto"/>
+            <w:u w:val="none"/>
+          </w:rPr>
+          <w:t>[3]</w:t>
+        </w:r>
+      </w:hyperlink>
+      <w:r>
+        <w:t>. Despite its simplicity, KNN remains an effective baseline for evaluating classification and reconstruction tasks due to its ability to retain local data structure without requiring extensive training.</w:t>
       </w:r>
     </w:p>
     <w:p>
@@ -430,19 +472,22 @@
     <w:p>
       <w:pPr>
         <w:jc w:val="both"/>
-      </w:pPr>
-      <w:r>
         <w:rPr>
           <w:rFonts w:eastAsia="Times New Roman"/>
         </w:rPr>
-        <w:t xml:space="preserve">The reconstruction of input data from encoded representations is a critical challenge in artificial intelligence and machine learning. Sparse Distributed Representations (SDRs), Hierarchical Temporal Memory (HTM), and K-Nearest Neighbors (KNN) have been widely used for classification and reconstruction tasks due to their ability to </w:t>
-      </w:r>
+      </w:pPr>
       <w:r>
         <w:rPr>
           <w:rFonts w:eastAsia="Times New Roman"/>
         </w:rPr>
+        <w:t xml:space="preserve">The reconstruction of input data from encoded representations is a critical challenge in artificial intelligence and machine learning. Sparse Distributed Representations (SDRs), Hierarchical Temporal Memory (HTM), and K-Nearest Neighbors (KNN) have been widely used for classification and reconstruction tasks due to their ability to recognize and learn patterns effectively. Our study focuses on </w:t>
+      </w:r>
+      <w:r>
+        <w:rPr>
+          <w:rFonts w:eastAsia="Times New Roman"/>
+        </w:rPr>
         <w:lastRenderedPageBreak/>
-        <w:t>recognize and learn patterns effectively. Our study focuses on leveraging these methods to investigate input reconstruction using classifiers. This section reviews relevant literature on SDR-based learning, HTM’s role in sequence modeling, KNN’s effectiveness in classification and reconstruction, and comparative studies evaluating these approaches.</w:t>
+        <w:t>leveraging these methods to investigate input reconstruction using classifiers. This section reviews relevant literature on SDR-based learning, HTM’s role in sequence modeling, KNN’s effectiveness in classification and reconstruction, and comparative studies evaluating these approaches.</w:t>
       </w:r>
     </w:p>
     <w:p>
@@ -467,7 +512,20 @@
         <w:jc w:val="both"/>
       </w:pPr>
       <w:r>
-        <w:t>Sparse Distributed Representations (SDRs) form the foundation of HTM-based learning systems. SDRs are biologically inspired encodings that represent information using sparse, high-dimensional binary vectors. Hawkins and Ahmad [1] introduced SDRs as an essential component for neocortical learning, highlighting their advantages in robustness, noise tolerance, and capacity for efficient information storage. Their research demonstrated how SDRs allow neural networks to process patterns with minimal information loss, making them well-suited for classification and reconstruction tasks.</w:t>
+        <w:t xml:space="preserve">Sparse Distributed Representations (SDRs) form the foundation of HTM-based learning systems. SDRs are biologically inspired encodings that represent information using sparse, high-dimensional binary vectors. Hawkins and Ahmad </w:t>
+      </w:r>
+      <w:hyperlink w:anchor="Reference1">
+        <w:r>
+          <w:rPr>
+            <w:rStyle w:val="Hyperlink"/>
+            <w:color w:val="auto"/>
+            <w:u w:val="none"/>
+          </w:rPr>
+          <w:t>[1]</w:t>
+        </w:r>
+      </w:hyperlink>
+      <w:r>
+        <w:t xml:space="preserve"> introduced SDRs as an essential component for neocortical learning, highlighting their advantages in robustness, noise tolerance, and capacity for efficient information storage. Their research demonstrated how SDRs allow neural networks to process patterns with minimal information loss, making them well-suited for classification and reconstruction tasks.</w:t>
       </w:r>
     </w:p>
     <w:p>
@@ -476,7 +534,20 @@
         <w:jc w:val="both"/>
       </w:pPr>
       <w:r>
-        <w:t>In a more recent study, Cui, Ahmad, and Hawkins [4] explored how SDRs contribute to classification accuracy and generalization. They showed that SDRs improve the performance of learning algorithms by providing distributed representations that retain essential input features. Their work validated the effectiveness of SDRs in reconstructing input data from sparse encodings, which aligns with our research objective of utilizing SDRs for input reconstruction through classifiers.</w:t>
+        <w:t xml:space="preserve">In a more recent study, Cui, Ahmad, and Hawkins </w:t>
+      </w:r>
+      <w:hyperlink w:anchor="Reference4">
+        <w:r>
+          <w:rPr>
+            <w:rStyle w:val="Hyperlink"/>
+            <w:color w:val="auto"/>
+            <w:u w:val="none"/>
+          </w:rPr>
+          <w:t>[4]</w:t>
+        </w:r>
+      </w:hyperlink>
+      <w:r>
+        <w:t xml:space="preserve"> explored how SDRs contribute to classification accuracy and generalization. They showed that SDRs improve the performance of learning algorithms by providing distributed representations that retain essential input features. Their work validated the effectiveness of SDRs in reconstructing input data from sparse encodings, which aligns with our research objective of utilizing SDRs for input reconstruction through classifiers.</w:t>
       </w:r>
     </w:p>
     <w:p>
@@ -509,7 +580,24 @@
         <w:rPr>
           <w:rFonts w:eastAsia="Times New Roman"/>
         </w:rPr>
-        <w:t>Hierarchical Temporal Memory (HTM) is an advanced sequence-learning algorithm that mimics the neocortex’s ability to recognize spatial and temporal patterns. HTM leverages SDRs to encode input data, followed by spatial pooling and temporal memory mechanisms to extract and predict patterns. In their seminal work, Hawkins, Ahmad, and Dubinsky [2] presented HTM’s core principles, demonstrating its effectiveness in learning sequences and making real-time predictions. Their research laid the groundwork for HTM-based classification and reconstruction models, proving that SDR encoding and temporal learning significantly enhance pattern recognition.</w:t>
+        <w:t xml:space="preserve">Hierarchical Temporal Memory (HTM) is an advanced sequence-learning algorithm that mimics the neocortex’s ability to recognize spatial and temporal patterns. HTM leverages SDRs to encode input data, followed by spatial pooling and temporal memory mechanisms to extract and predict patterns. In their seminal work, Hawkins, Ahmad, and Dubinsky </w:t>
+      </w:r>
+      <w:hyperlink w:anchor="Reference2">
+        <w:r>
+          <w:rPr>
+            <w:rStyle w:val="Hyperlink"/>
+            <w:rFonts w:eastAsia="Times New Roman"/>
+            <w:color w:val="auto"/>
+            <w:u w:val="none"/>
+          </w:rPr>
+          <w:t>[2]</w:t>
+        </w:r>
+      </w:hyperlink>
+      <w:r>
+        <w:rPr>
+          <w:rFonts w:eastAsia="Times New Roman"/>
+        </w:rPr>
+        <w:t xml:space="preserve"> presented HTM’s core principles, demonstrating its effectiveness in learning sequences and making real-time predictions. Their research laid the groundwork for HTM-based classification and reconstruction models, proving that SDR encoding and temporal learning significantly enhance pattern recognition.</w:t>
       </w:r>
     </w:p>
     <w:p>
@@ -524,7 +612,24 @@
         <w:rPr>
           <w:rFonts w:eastAsia="Times New Roman"/>
         </w:rPr>
-        <w:t xml:space="preserve">Further research by Cui et al. [4] investigated HTM’s ability to reconstruct missing or distorted input patterns. They demonstrated that HTM models can generate high-accuracy predictions by continuously learning from streaming input data. This aligns with our approach, where HTM is trained on a dataset, and its predictive capability is evaluated using similarity metrics between the reconstructed and original inputs. A critical advantage of HTM over traditional machine learning models is its ability to learn incrementally without </w:t>
+        <w:t xml:space="preserve">Further research by Cui et al. </w:t>
+      </w:r>
+      <w:hyperlink w:anchor="Reference4">
+        <w:r>
+          <w:rPr>
+            <w:rStyle w:val="Hyperlink"/>
+            <w:rFonts w:eastAsia="Times New Roman"/>
+            <w:color w:val="auto"/>
+            <w:u w:val="none"/>
+          </w:rPr>
+          <w:t>[4]</w:t>
+        </w:r>
+      </w:hyperlink>
+      <w:r>
+        <w:rPr>
+          <w:rFonts w:eastAsia="Times New Roman"/>
+        </w:rPr>
+        <w:t xml:space="preserve"> investigated HTM’s ability to reconstruct missing or distorted input patterns. They demonstrated that HTM models can generate high-accuracy predictions by continuously learning from streaming input data. This aligns with our approach, where HTM is trained on a dataset, and its predictive capability is evaluated using similarity metrics between the reconstructed and original inputs. A critical advantage of HTM over traditional machine learning models is its ability to learn incrementally without </w:t>
       </w:r>
       <w:r>
         <w:rPr>
@@ -561,24 +666,64 @@
       <w:pPr>
         <w:spacing w:before="240" w:after="240"/>
         <w:jc w:val="both"/>
-      </w:pPr>
-      <w:r>
         <w:rPr>
           <w:rFonts w:eastAsia="Times New Roman"/>
         </w:rPr>
-        <w:t>K-Nearest Neighbors (KNN) is a widely used non-parametric classification algorithm that relies on distance-based similarity measures. Cover and Hart [3] introduced the KNN algorithm, demonstrating its effectiveness in classifying patterns based on neighborhood relationships. Their work established KNN as a simple yet powerful method for pattern recognition, making it a strong candidate for input reconstruction.</w:t>
+      </w:pPr>
+      <w:r>
+        <w:rPr>
+          <w:rFonts w:eastAsia="Times New Roman"/>
+        </w:rPr>
+        <w:t xml:space="preserve">K-Nearest Neighbors (KNN) is a widely used non-parametric classification algorithm that relies on distance-based similarity measures. Cover and Hart </w:t>
+      </w:r>
+      <w:hyperlink w:anchor="Reference3">
+        <w:r>
+          <w:rPr>
+            <w:rStyle w:val="Hyperlink"/>
+            <w:rFonts w:eastAsia="Times New Roman"/>
+            <w:color w:val="auto"/>
+            <w:u w:val="none"/>
+          </w:rPr>
+          <w:t>[3]</w:t>
+        </w:r>
+      </w:hyperlink>
+      <w:r>
+        <w:rPr>
+          <w:rFonts w:eastAsia="Times New Roman"/>
+        </w:rPr>
+        <w:t xml:space="preserve"> introduced the KNN algorithm, demonstrating its effectiveness in classifying patterns based on neighborhood relationships. Their work established KNN as a simple yet powerful method for pattern recognition, making it a strong candidate for input reconstruction.</w:t>
       </w:r>
     </w:p>
     <w:p>
       <w:pPr>
         <w:spacing w:before="240" w:after="240"/>
         <w:jc w:val="both"/>
-      </w:pPr>
-      <w:r>
         <w:rPr>
           <w:rFonts w:eastAsia="Times New Roman"/>
         </w:rPr>
-        <w:t>One of the key benefits of KNN is its ability to handle non-linear decision boundaries, making it particularly effective when working with SDRs. Research by Wang et al. [5] explored the application of KNN for data reconstruction, proving that the algorithm can effectively estimate missing values in datasets. Their findings support our study, where KNN is used alongside HTM to evaluate input reconstruction accuracy. While KNN lacks the temporal learning capabilities of HTM, it provides a useful comparison for evaluating reconstruction performance. In our study, KNN serves as a baseline classifier, allowing us to assess whether HTM’s temporal memory enhances reconstruction accuracy compared to a purely distance-based approach.</w:t>
+      </w:pPr>
+      <w:r>
+        <w:rPr>
+          <w:rFonts w:eastAsia="Times New Roman"/>
+        </w:rPr>
+        <w:t xml:space="preserve">One of the key benefits of KNN is its ability to handle non-linear decision boundaries, making it particularly effective when working with SDRs. Research by Wang et al. </w:t>
+      </w:r>
+      <w:hyperlink w:anchor="Reference5">
+        <w:r>
+          <w:rPr>
+            <w:rStyle w:val="Hyperlink"/>
+            <w:rFonts w:eastAsia="Times New Roman"/>
+            <w:color w:val="auto"/>
+            <w:u w:val="none"/>
+          </w:rPr>
+          <w:t>[5]</w:t>
+        </w:r>
+      </w:hyperlink>
+      <w:r>
+        <w:rPr>
+          <w:rFonts w:eastAsia="Times New Roman"/>
+        </w:rPr>
+        <w:t xml:space="preserve"> explored the application of KNN for data reconstruction, proving that the algorithm can effectively estimate missing values in datasets. Their findings support our study, where KNN is used alongside HTM to evaluate input reconstruction accuracy. While KNN lacks the temporal learning capabilities of HTM, it provides a useful comparison for evaluating reconstruction performance. In our study, KNN serves as a baseline classifier, allowing us to assess whether HTM’s temporal memory enhances reconstruction accuracy compared to a purely distance-based approach.</w:t>
       </w:r>
     </w:p>
     <w:p>
@@ -603,7 +748,20 @@
         <w:jc w:val="both"/>
       </w:pPr>
       <w:r>
-        <w:t>Comparative studies have evaluated the effectiveness of HTM and KNN in various learning tasks. Cui et al. [4] compared SDR-based learning models, including HTM, against conventional machine learning algorithms such as KNN. Their results showed that HTM outperforms KNN in time-series prediction and sequence learning, but KNN remains competitive in tasks where temporal dependencies are minimal.</w:t>
+        <w:t xml:space="preserve">Comparative studies have evaluated the effectiveness of HTM and KNN in various learning tasks. Cui et al. </w:t>
+      </w:r>
+      <w:hyperlink w:anchor="Reference4">
+        <w:r>
+          <w:rPr>
+            <w:rStyle w:val="Hyperlink"/>
+            <w:color w:val="auto"/>
+            <w:u w:val="none"/>
+          </w:rPr>
+          <w:t>[4]</w:t>
+        </w:r>
+      </w:hyperlink>
+      <w:r>
+        <w:t xml:space="preserve"> compared SDR-based learning models, including HTM, against conventional machine learning algorithms such as KNN. Their results showed that HTM outperforms KNN in time-series prediction and sequence learning, but KNN remains competitive in tasks where temporal dependencies are minimal.</w:t>
       </w:r>
     </w:p>
     <w:p>
@@ -612,7 +770,20 @@
         <w:jc w:val="both"/>
       </w:pPr>
       <w:r>
-        <w:t>Another key study by Hawkins et al. [2] emphasized that while KNN provides reliable classification based on distance metrics, HTM's ability to learn sequences gives it an advantage in tasks requiring continuous adaptation. This supports our research hypothesis that HTM should yield better input reconstruction accuracy compared to KNN when dealing with sequential data.</w:t>
+        <w:t xml:space="preserve">Another key study by Hawkins et al. </w:t>
+      </w:r>
+      <w:hyperlink w:anchor="Reference2">
+        <w:r>
+          <w:rPr>
+            <w:rStyle w:val="Hyperlink"/>
+            <w:color w:val="auto"/>
+            <w:u w:val="none"/>
+          </w:rPr>
+          <w:t>[2]</w:t>
+        </w:r>
+      </w:hyperlink>
+      <w:r>
+        <w:t xml:space="preserve"> emphasized that while KNN provides reliable classification based on distance metrics, HTM's ability to learn sequences gives it an advantage in tasks requiring continuous adaptation. This supports our research hypothesis that HTM should yield better input reconstruction accuracy compared to KNN when dealing with sequential data.</w:t>
       </w:r>
     </w:p>
     <w:p>
@@ -703,9 +874,9 @@
           <w:noProof/>
         </w:rPr>
         <w:drawing>
-          <wp:inline distT="0" distB="0" distL="0" distR="0" wp14:anchorId="3BD283DB" wp14:editId="7B681C09">
-            <wp:extent cx="2720457" cy="3124200"/>
-            <wp:effectExtent l="0" t="0" r="3810" b="0"/>
+          <wp:inline distT="0" distB="0" distL="0" distR="0" wp14:anchorId="3BD283DB" wp14:editId="4F18B834">
+            <wp:extent cx="2713822" cy="3116580"/>
+            <wp:effectExtent l="0" t="0" r="0" b="7620"/>
             <wp:docPr id="1605842332" name="Picture 1605842332"/>
             <wp:cNvGraphicFramePr>
               <a:graphicFrameLocks xmlns:a="http://schemas.openxmlformats.org/drawingml/2006/main" noChangeAspect="1"/>
@@ -732,7 +903,7 @@
                   <pic:spPr>
                     <a:xfrm>
                       <a:off x="0" y="0"/>
-                      <a:ext cx="2722914" cy="3127022"/>
+                      <a:ext cx="2717072" cy="3120312"/>
                     </a:xfrm>
                     <a:prstGeom prst="rect">
                       <a:avLst/>
@@ -1138,7 +1309,7 @@
           <w:noProof/>
         </w:rPr>
         <w:drawing>
-          <wp:inline distT="0" distB="0" distL="0" distR="0" wp14:anchorId="5B8319E4" wp14:editId="1251CDCE">
+          <wp:inline distT="0" distB="0" distL="0" distR="0" wp14:anchorId="5B8319E4" wp14:editId="5C3FAB6A">
             <wp:extent cx="2410178" cy="2324100"/>
             <wp:effectExtent l="0" t="0" r="9525" b="0"/>
             <wp:docPr id="1998765833" name="Picture 3"/>
@@ -1192,7 +1363,7 @@
           <w:i/>
           <w:iCs/>
         </w:rPr>
-        <w:t>Fig 2: Flowchart of SDR generation</w:t>
+        <w:t>Fig 2: Flowchart of robust and stable SDR generation</w:t>
       </w:r>
     </w:p>
     <w:p>
@@ -1658,9 +1829,9 @@
           <w:noProof/>
         </w:rPr>
         <w:drawing>
-          <wp:inline distT="0" distB="0" distL="0" distR="0" wp14:anchorId="77BE54DF" wp14:editId="1E6F29B0">
-            <wp:extent cx="2103120" cy="5384753"/>
-            <wp:effectExtent l="0" t="0" r="0" b="6985"/>
+          <wp:inline distT="0" distB="0" distL="0" distR="0" wp14:anchorId="77BE54DF" wp14:editId="4403BABC">
+            <wp:extent cx="2092226" cy="5356860"/>
+            <wp:effectExtent l="0" t="0" r="3810" b="0"/>
             <wp:docPr id="186892232" name="Picture 2"/>
             <wp:cNvGraphicFramePr>
               <a:graphicFrameLocks xmlns:a="http://schemas.openxmlformats.org/drawingml/2006/main" noChangeAspect="1"/>
@@ -1687,7 +1858,7 @@
                   <pic:spPr>
                     <a:xfrm>
                       <a:off x="0" y="0"/>
-                      <a:ext cx="2106516" cy="5393448"/>
+                      <a:ext cx="2096037" cy="5366618"/>
                     </a:xfrm>
                     <a:prstGeom prst="rect">
                       <a:avLst/>
@@ -1718,11 +1889,6 @@
     </w:p>
     <w:p>
       <w:pPr>
-        <w:jc w:val="both"/>
-      </w:pPr>
-    </w:p>
-    <w:p>
-      <w:pPr>
         <w:pStyle w:val="Heading3"/>
         <w:spacing w:line="240" w:lineRule="auto"/>
         <w:rPr>
@@ -1735,6 +1901,7 @@
           <w:b/>
           <w:bCs/>
         </w:rPr>
+        <w:lastRenderedPageBreak/>
         <w:t>Similarity Comparison and Evaluation:</w:t>
       </w:r>
     </w:p>
@@ -1807,6 +1974,7 @@
     <w:p>
       <w:pPr>
         <w:spacing w:after="160"/>
+        <w:jc w:val="both"/>
       </w:pPr>
       <m:oMathPara>
         <m:oMath>
@@ -1825,88 +1993,90 @@
     <w:p>
       <w:pPr>
         <w:spacing w:after="160"/>
-      </w:pPr>
-      <m:oMathPara>
-        <m:oMath>
-          <m:r>
-            <w:rPr>
-              <w:rFonts w:ascii="Cambria Math" w:hAnsi="Cambria Math"/>
-            </w:rPr>
-            <m:t>1-  </m:t>
-          </m:r>
-          <m:f>
-            <m:fPr>
-              <m:ctrlPr>
-                <w:rPr>
-                  <w:rFonts w:ascii="Cambria Math" w:hAnsi="Cambria Math"/>
-                </w:rPr>
-              </m:ctrlPr>
-            </m:fPr>
-            <m:num>
-              <m:func>
-                <m:funcPr>
-                  <m:ctrlPr>
-                    <w:rPr>
-                      <w:rFonts w:ascii="Cambria Math" w:hAnsi="Cambria Math"/>
-                    </w:rPr>
-                  </m:ctrlPr>
-                </m:funcPr>
-                <m:fName>
-                  <m:r>
-                    <m:rPr>
-                      <m:sty m:val="p"/>
-                    </m:rPr>
-                    <w:rPr>
-                      <w:rFonts w:ascii="Cambria Math" w:hAnsi="Cambria Math"/>
-                    </w:rPr>
-                    <m:t>max</m:t>
-                  </m:r>
-                </m:fName>
-                <m:e>
-                  <m:d>
-                    <m:dPr>
-                      <m:ctrlPr>
-                        <w:rPr>
-                          <w:rFonts w:ascii="Cambria Math" w:hAnsi="Cambria Math"/>
-                        </w:rPr>
-                      </m:ctrlPr>
-                    </m:dPr>
-                    <m:e>
-                      <m:r>
-                        <w:rPr>
-                          <w:rFonts w:ascii="Cambria Math" w:hAnsi="Cambria Math"/>
-                        </w:rPr>
-                        <m:t>Original Value , Reconstructed Value</m:t>
-                      </m:r>
-                    </m:e>
-                  </m:d>
-                </m:e>
-              </m:func>
-            </m:num>
-            <m:den>
-              <m:d>
-                <m:dPr>
-                  <m:begChr m:val="|"/>
-                  <m:endChr m:val="|"/>
-                  <m:ctrlPr>
-                    <w:rPr>
-                      <w:rFonts w:ascii="Cambria Math" w:hAnsi="Cambria Math"/>
-                    </w:rPr>
-                  </m:ctrlPr>
-                </m:dPr>
-                <m:e>
-                  <m:r>
-                    <w:rPr>
-                      <w:rFonts w:ascii="Cambria Math" w:hAnsi="Cambria Math"/>
-                    </w:rPr>
-                    <m:t>Original Value-Reconstructed Value</m:t>
-                  </m:r>
-                </m:e>
-              </m:d>
-            </m:den>
-          </m:f>
-        </m:oMath>
-      </m:oMathPara>
+        <w:jc w:val="both"/>
+      </w:pPr>
+      <w:r>
+        <w:t xml:space="preserve"> </w:t>
+      </w:r>
+      <m:oMath>
+        <m:r>
+          <w:rPr>
+            <w:rFonts w:ascii="Cambria Math" w:hAnsi="Cambria Math"/>
+          </w:rPr>
+          <m:t>1-  </m:t>
+        </m:r>
+        <m:f>
+          <m:fPr>
+            <m:ctrlPr>
+              <w:rPr>
+                <w:rFonts w:ascii="Cambria Math" w:hAnsi="Cambria Math"/>
+              </w:rPr>
+            </m:ctrlPr>
+          </m:fPr>
+          <m:num>
+            <m:func>
+              <m:funcPr>
+                <m:ctrlPr>
+                  <w:rPr>
+                    <w:rFonts w:ascii="Cambria Math" w:hAnsi="Cambria Math"/>
+                  </w:rPr>
+                </m:ctrlPr>
+              </m:funcPr>
+              <m:fName>
+                <m:r>
+                  <m:rPr>
+                    <m:sty m:val="p"/>
+                  </m:rPr>
+                  <w:rPr>
+                    <w:rFonts w:ascii="Cambria Math" w:hAnsi="Cambria Math"/>
+                  </w:rPr>
+                  <m:t>max</m:t>
+                </m:r>
+              </m:fName>
+              <m:e>
+                <m:d>
+                  <m:dPr>
+                    <m:ctrlPr>
+                      <w:rPr>
+                        <w:rFonts w:ascii="Cambria Math" w:hAnsi="Cambria Math"/>
+                      </w:rPr>
+                    </m:ctrlPr>
+                  </m:dPr>
+                  <m:e>
+                    <m:r>
+                      <w:rPr>
+                        <w:rFonts w:ascii="Cambria Math" w:hAnsi="Cambria Math"/>
+                      </w:rPr>
+                      <m:t>Original Value , Reconstructed Value</m:t>
+                    </m:r>
+                  </m:e>
+                </m:d>
+              </m:e>
+            </m:func>
+          </m:num>
+          <m:den>
+            <m:d>
+              <m:dPr>
+                <m:begChr m:val="|"/>
+                <m:endChr m:val="|"/>
+                <m:ctrlPr>
+                  <w:rPr>
+                    <w:rFonts w:ascii="Cambria Math" w:hAnsi="Cambria Math"/>
+                  </w:rPr>
+                </m:ctrlPr>
+              </m:dPr>
+              <m:e>
+                <m:r>
+                  <w:rPr>
+                    <w:rFonts w:ascii="Cambria Math" w:hAnsi="Cambria Math"/>
+                  </w:rPr>
+                  <m:t>Original Value-Reconstructed Value</m:t>
+                </m:r>
+              </m:e>
+            </m:d>
+          </m:den>
+        </m:f>
+      </m:oMath>
     </w:p>
     <w:p>
       <w:pPr>
@@ -1948,10 +2118,10 @@
       </w:r>
       <w:proofErr w:type="spellEnd"/>
       <w:r>
-        <w:t xml:space="preserve"> in .NET, providing a clear and intuitive comparison between the original input values and the reconstructed outputs. These visualizations are divided into two categories: training data visualizations, which represent the reconstruction accuracy of the classifiers on the 80% training dataset, and test data visualizations, which demonstrate how well the classifiers generalize to the 20% unseen test data. By plotting these results, the visualizations help identify trends and accuracy levels across the HTM Classifier and KNN Classifier, enabling a detailed analysis of their performance. Through the analysis of similarity metrics, such as internal similarity and percentage similarity, we determine which classifier is more effective for input reconstruction using Sparse Distributed Representations </w:t>
-      </w:r>
-      <w:r>
-        <w:t>(SDRs). These visualizations and metrics collectively provide valuable insights into the strengths and limitations of each classifier, guiding the evaluation of their suitability for tasks such as input reconstruction, anomaly detection, and predictive modeling.</w:t>
+        <w:t xml:space="preserve"> in .NET, providing a clear and intuitive comparison between the original input values and the reconstructed outputs. These visualizations are divided into two categories: training data visualizations, which represent the reconstruction accuracy of the classifiers on the 80% training dataset, and test data visualizations, which demonstrate how well the classifiers generalize to the 20% unseen test data. By plotting these results, the visualizations help identify trends and accuracy levels across the HTM Classifier and KNN Classifier, enabling a detailed analysis of their performance. Through the analysis of similarity metrics, such as internal similarity and percentage similarity, we determine which classifier is more effective for input reconstruction using Sparse Distributed Representations (SDRs). These visualizations and metrics collectively </w:t>
+      </w:r>
+      <w:r>
+        <w:t>provide valuable insights into the strengths and limitations of each classifier, guiding the evaluation of their suitability for tasks such as input reconstruction, anomaly detection, and predictive modeling.</w:t>
       </w:r>
     </w:p>
     <w:p>
@@ -2453,11 +2623,12 @@
         <w:jc w:val="both"/>
       </w:pPr>
       <w:proofErr w:type="spellStart"/>
-      <w:r>
-        <w:lastRenderedPageBreak/>
+      <w:proofErr w:type="gramStart"/>
+      <w:r>
         <w:t>System.Collections.Generic</w:t>
       </w:r>
       <w:proofErr w:type="spellEnd"/>
+      <w:proofErr w:type="gramEnd"/>
       <w:r>
         <w:t>: For data structures and result storage.</w:t>
       </w:r>
@@ -2472,6 +2643,7 @@
       </w:pPr>
       <w:proofErr w:type="spellStart"/>
       <w:r>
+        <w:lastRenderedPageBreak/>
         <w:t>System.Linq</w:t>
       </w:r>
       <w:proofErr w:type="spellEnd"/>
@@ -2817,20 +2989,30 @@
         <w:t> ensures reproducibility by controlling the random shuffling of the dataset. The method first trains the SP using the </w:t>
       </w:r>
       <w:proofErr w:type="spellStart"/>
+      <w:proofErr w:type="gramStart"/>
       <w:r>
         <w:t>TrainSpatialPooler</w:t>
       </w:r>
       <w:proofErr w:type="spellEnd"/>
       <w:r>
-        <w:t>() method, which generates stable SDR representations of the input data. After training the SP, the method calls </w:t>
+        <w:t>(</w:t>
+      </w:r>
+      <w:proofErr w:type="gramEnd"/>
+      <w:r>
+        <w:t>) method, which generates stable SDR representations of the input data. After training the SP, the method calls </w:t>
       </w:r>
       <w:proofErr w:type="spellStart"/>
+      <w:proofErr w:type="gramStart"/>
       <w:r>
         <w:t>RunReconstructionExperiment</w:t>
       </w:r>
       <w:proofErr w:type="spellEnd"/>
       <w:r>
-        <w:t>() to train the classifiers and evaluate their performance on the test data. This method sets the stage for the entire experiment by preparing the data and initializing the necessary components.</w:t>
+        <w:t>(</w:t>
+      </w:r>
+      <w:proofErr w:type="gramEnd"/>
+      <w:r>
+        <w:t>) to train the classifiers and evaluate their performance on the test data. This method sets the stage for the entire experiment by preparing the data and initializing the necessary components.</w:t>
       </w:r>
     </w:p>
     <w:p>
@@ -2865,10 +3047,10 @@
       </w:r>
       <w:proofErr w:type="spellEnd"/>
       <w:r>
-        <w:t xml:space="preserve"> method is responsible for training the Spatial Pooler (SP) to generate stable SDR </w:t>
-      </w:r>
-      <w:r>
-        <w:t>representations of the input data. It uses the Homeostatic Plasticity Controller (HPA) to monitor the stability of the SP during training. The SP is trained over multiple cycles, and the method logs the training progress, including the stability of the SDRs and the time taken for training. The training process continues until the SP reaches a stable state, where similar inputs consistently activate similar columns. This method is critical for ensuring that the SP can generate reliable SDRs, which are essential for the subsequent steps of the experiment.</w:t>
+        <w:t xml:space="preserve"> method is responsible for training the Spatial Pooler (SP) to generate stable SDR representations of the input data. It uses the Homeostatic Plasticity Controller (HPA) to monitor the stability of the SP </w:t>
+      </w:r>
+      <w:r>
+        <w:t>during training. The SP is trained over multiple cycles, and the method logs the training progress, including the stability of the SDRs and the time taken for training. The training process continues until the SP reaches a stable state, where similar inputs consistently activate similar columns. This method is critical for ensuring that the SP can generate reliable SDRs, which are essential for the subsequent steps of the experiment.</w:t>
       </w:r>
     </w:p>
     <w:p>
@@ -3117,24 +3299,34 @@
         <w:t> library. The </w:t>
       </w:r>
       <w:proofErr w:type="spellStart"/>
+      <w:proofErr w:type="gramStart"/>
       <w:r>
         <w:t>PlotReconstructionResults</w:t>
       </w:r>
       <w:proofErr w:type="spellEnd"/>
       <w:r>
-        <w:t xml:space="preserve">() method creates scatter plots comparing the original input values with the reconstructed </w:t>
+        <w:t>(</w:t>
+      </w:r>
+      <w:proofErr w:type="gramEnd"/>
+      <w:r>
+        <w:t>) method creates scatter plots comparing the original input values with the reconstructed values from the HTM and KNN classifiers. The </w:t>
+      </w:r>
+      <w:proofErr w:type="spellStart"/>
+      <w:proofErr w:type="gramStart"/>
+      <w:r>
+        <w:t>PlotSimilarityResults</w:t>
+      </w:r>
+      <w:proofErr w:type="spellEnd"/>
+      <w:r>
+        <w:t>(</w:t>
+      </w:r>
+      <w:proofErr w:type="gramEnd"/>
+      <w:r>
+        <w:t xml:space="preserve">) method creates line plots </w:t>
       </w:r>
       <w:r>
         <w:lastRenderedPageBreak/>
-        <w:t>values from the HTM and KNN classifiers. The </w:t>
-      </w:r>
-      <w:proofErr w:type="spellStart"/>
-      <w:r>
-        <w:t>PlotSimilarityResults</w:t>
-      </w:r>
-      <w:proofErr w:type="spellEnd"/>
-      <w:r>
-        <w:t>() method creates line plots comparing the similarity metrics (internal similarity and percentage similarity) of the HTM and KNN classifiers. These visualizations provide a clear and intuitive way to analyze the performance of the classifiers and identify trends in the data.</w:t>
+        <w:t>comparing the similarity metrics (internal similarity and percentage similarity) of the HTM and KNN classifiers. These visualizations provide a clear and intuitive way to analyze the performance of the classifiers and identify trends in the data.</w:t>
       </w:r>
     </w:p>
     <w:p>
@@ -3273,6 +3465,7 @@
         <w:t> class, which is responsible for encoding inputs, training the Spatial Pooler, and reconstructing inputs using HTM and KNN classifiers. The unit tests were implemented using the </w:t>
       </w:r>
       <w:proofErr w:type="spellStart"/>
+      <w:proofErr w:type="gramStart"/>
       <w:r>
         <w:rPr>
           <w:rFonts w:cstheme="minorBidi"/>
@@ -3280,6 +3473,7 @@
         <w:t>Microsoft.VisualStudio.TestTools.UnitTesting</w:t>
       </w:r>
       <w:proofErr w:type="spellEnd"/>
+      <w:proofErr w:type="gramEnd"/>
       <w:r>
         <w:rPr>
           <w:rFonts w:cstheme="minorBidi"/>
@@ -3753,6 +3947,7 @@
         <w:t xml:space="preserve">The test invokes </w:t>
       </w:r>
       <w:proofErr w:type="spellStart"/>
+      <w:proofErr w:type="gramStart"/>
       <w:r>
         <w:rPr>
           <w:rFonts w:ascii="Times New Roman" w:hAnsi="Times New Roman"/>
@@ -3768,7 +3963,16 @@
           <w:sz w:val="20"/>
           <w:szCs w:val="20"/>
         </w:rPr>
-        <w:t xml:space="preserve">(8), which violates the method’s requirement for max to be a minimum of 10. The expected outcome is an </w:t>
+        <w:t>(</w:t>
+      </w:r>
+      <w:proofErr w:type="gramEnd"/>
+      <w:r>
+        <w:rPr>
+          <w:rFonts w:ascii="Times New Roman" w:hAnsi="Times New Roman"/>
+          <w:sz w:val="20"/>
+          <w:szCs w:val="20"/>
+        </w:rPr>
+        <w:t xml:space="preserve">8), which violates the method’s requirement for max to be a minimum of 10. The expected outcome is an </w:t>
       </w:r>
       <w:proofErr w:type="spellStart"/>
       <w:r>
@@ -5493,9 +5697,9 @@
           <w:noProof/>
         </w:rPr>
         <w:drawing>
-          <wp:inline distT="0" distB="0" distL="0" distR="0" wp14:anchorId="070320D6" wp14:editId="324A3E8D">
-            <wp:extent cx="2966598" cy="2674503"/>
-            <wp:effectExtent l="0" t="0" r="0" b="0"/>
+          <wp:inline distT="0" distB="0" distL="0" distR="0" wp14:anchorId="070320D6" wp14:editId="4C9C7FFC">
+            <wp:extent cx="3076606" cy="2773680"/>
+            <wp:effectExtent l="0" t="0" r="9525" b="7620"/>
             <wp:docPr id="1302132130" name="Picture 1302132130"/>
             <wp:cNvGraphicFramePr>
               <a:graphicFrameLocks xmlns:a="http://schemas.openxmlformats.org/drawingml/2006/main" noChangeAspect="1"/>
@@ -5522,7 +5726,7 @@
                   <pic:spPr>
                     <a:xfrm>
                       <a:off x="0" y="0"/>
-                      <a:ext cx="2966598" cy="2674503"/>
+                      <a:ext cx="3079520" cy="2776307"/>
                     </a:xfrm>
                     <a:prstGeom prst="rect">
                       <a:avLst/>
@@ -5570,19 +5774,19 @@
         <w:tblLook w:val="06A0" w:firstRow="1" w:lastRow="0" w:firstColumn="1" w:lastColumn="0" w:noHBand="1" w:noVBand="1"/>
       </w:tblPr>
       <w:tblGrid>
-        <w:gridCol w:w="599"/>
-        <w:gridCol w:w="1540"/>
-        <w:gridCol w:w="1103"/>
-        <w:gridCol w:w="1254"/>
+        <w:gridCol w:w="613"/>
+        <w:gridCol w:w="1576"/>
+        <w:gridCol w:w="1129"/>
+        <w:gridCol w:w="1285"/>
       </w:tblGrid>
       <w:tr>
         <w:trPr>
-          <w:trHeight w:val="300"/>
+          <w:trHeight w:val="329"/>
           <w:jc w:val="center"/>
         </w:trPr>
         <w:tc>
           <w:tcPr>
-            <w:tcW w:w="4496" w:type="dxa"/>
+            <w:tcW w:w="4603" w:type="dxa"/>
             <w:gridSpan w:val="4"/>
             <w:shd w:val="clear" w:color="auto" w:fill="FFFF00"/>
             <w:tcMar>
@@ -5609,12 +5813,12 @@
       </w:tr>
       <w:tr>
         <w:trPr>
-          <w:trHeight w:val="615"/>
+          <w:trHeight w:val="676"/>
           <w:jc w:val="center"/>
         </w:trPr>
         <w:tc>
           <w:tcPr>
-            <w:tcW w:w="599" w:type="dxa"/>
+            <w:tcW w:w="613" w:type="dxa"/>
             <w:shd w:val="clear" w:color="auto" w:fill="4472C4" w:themeFill="accent1"/>
             <w:tcMar>
               <w:top w:w="15" w:type="dxa"/>
@@ -5639,7 +5843,7 @@
         </w:tc>
         <w:tc>
           <w:tcPr>
-            <w:tcW w:w="1540" w:type="dxa"/>
+            <w:tcW w:w="1576" w:type="dxa"/>
             <w:shd w:val="clear" w:color="auto" w:fill="4472C4" w:themeFill="accent1"/>
             <w:tcMar>
               <w:top w:w="15" w:type="dxa"/>
@@ -5664,7 +5868,7 @@
         </w:tc>
         <w:tc>
           <w:tcPr>
-            <w:tcW w:w="1103" w:type="dxa"/>
+            <w:tcW w:w="1129" w:type="dxa"/>
             <w:shd w:val="clear" w:color="auto" w:fill="4472C4" w:themeFill="accent1"/>
             <w:tcMar>
               <w:top w:w="15" w:type="dxa"/>
@@ -5689,7 +5893,7 @@
         </w:tc>
         <w:tc>
           <w:tcPr>
-            <w:tcW w:w="1254" w:type="dxa"/>
+            <w:tcW w:w="1284" w:type="dxa"/>
             <w:shd w:val="clear" w:color="auto" w:fill="4472C4" w:themeFill="accent1"/>
             <w:tcMar>
               <w:top w:w="15" w:type="dxa"/>
@@ -5715,12 +5919,12 @@
       </w:tr>
       <w:tr>
         <w:trPr>
-          <w:trHeight w:val="300"/>
+          <w:trHeight w:val="329"/>
           <w:jc w:val="center"/>
         </w:trPr>
         <w:tc>
           <w:tcPr>
-            <w:tcW w:w="599" w:type="dxa"/>
+            <w:tcW w:w="613" w:type="dxa"/>
             <w:shd w:val="clear" w:color="auto" w:fill="D9E1F2"/>
             <w:tcMar>
               <w:top w:w="15" w:type="dxa"/>
@@ -5743,7 +5947,7 @@
         </w:tc>
         <w:tc>
           <w:tcPr>
-            <w:tcW w:w="1540" w:type="dxa"/>
+            <w:tcW w:w="1576" w:type="dxa"/>
             <w:shd w:val="clear" w:color="auto" w:fill="D9E1F2"/>
             <w:tcMar>
               <w:top w:w="15" w:type="dxa"/>
@@ -5766,7 +5970,7 @@
         </w:tc>
         <w:tc>
           <w:tcPr>
-            <w:tcW w:w="1103" w:type="dxa"/>
+            <w:tcW w:w="1129" w:type="dxa"/>
             <w:shd w:val="clear" w:color="auto" w:fill="D9E1F2"/>
             <w:tcMar>
               <w:top w:w="15" w:type="dxa"/>
@@ -5789,7 +5993,7 @@
         </w:tc>
         <w:tc>
           <w:tcPr>
-            <w:tcW w:w="1254" w:type="dxa"/>
+            <w:tcW w:w="1284" w:type="dxa"/>
             <w:shd w:val="clear" w:color="auto" w:fill="D9E1F2"/>
             <w:tcMar>
               <w:top w:w="15" w:type="dxa"/>
@@ -5813,12 +6017,12 @@
       </w:tr>
       <w:tr>
         <w:trPr>
-          <w:trHeight w:val="300"/>
+          <w:trHeight w:val="329"/>
           <w:jc w:val="center"/>
         </w:trPr>
         <w:tc>
           <w:tcPr>
-            <w:tcW w:w="599" w:type="dxa"/>
+            <w:tcW w:w="613" w:type="dxa"/>
             <w:tcMar>
               <w:top w:w="15" w:type="dxa"/>
               <w:left w:w="15" w:type="dxa"/>
@@ -5840,7 +6044,7 @@
         </w:tc>
         <w:tc>
           <w:tcPr>
-            <w:tcW w:w="1540" w:type="dxa"/>
+            <w:tcW w:w="1576" w:type="dxa"/>
             <w:tcMar>
               <w:top w:w="15" w:type="dxa"/>
               <w:left w:w="15" w:type="dxa"/>
@@ -5862,7 +6066,7 @@
         </w:tc>
         <w:tc>
           <w:tcPr>
-            <w:tcW w:w="1103" w:type="dxa"/>
+            <w:tcW w:w="1129" w:type="dxa"/>
             <w:tcMar>
               <w:top w:w="15" w:type="dxa"/>
               <w:left w:w="15" w:type="dxa"/>
@@ -5884,7 +6088,7 @@
         </w:tc>
         <w:tc>
           <w:tcPr>
-            <w:tcW w:w="1254" w:type="dxa"/>
+            <w:tcW w:w="1284" w:type="dxa"/>
             <w:tcMar>
               <w:top w:w="15" w:type="dxa"/>
               <w:left w:w="15" w:type="dxa"/>
@@ -5907,12 +6111,12 @@
       </w:tr>
       <w:tr>
         <w:trPr>
-          <w:trHeight w:val="300"/>
+          <w:trHeight w:val="329"/>
           <w:jc w:val="center"/>
         </w:trPr>
         <w:tc>
           <w:tcPr>
-            <w:tcW w:w="599" w:type="dxa"/>
+            <w:tcW w:w="613" w:type="dxa"/>
             <w:shd w:val="clear" w:color="auto" w:fill="D9E1F2"/>
             <w:tcMar>
               <w:top w:w="15" w:type="dxa"/>
@@ -5935,7 +6139,7 @@
         </w:tc>
         <w:tc>
           <w:tcPr>
-            <w:tcW w:w="1540" w:type="dxa"/>
+            <w:tcW w:w="1576" w:type="dxa"/>
             <w:shd w:val="clear" w:color="auto" w:fill="D9E1F2"/>
             <w:tcMar>
               <w:top w:w="15" w:type="dxa"/>
@@ -5958,7 +6162,7 @@
         </w:tc>
         <w:tc>
           <w:tcPr>
-            <w:tcW w:w="1103" w:type="dxa"/>
+            <w:tcW w:w="1129" w:type="dxa"/>
             <w:shd w:val="clear" w:color="auto" w:fill="D9E1F2"/>
             <w:tcMar>
               <w:top w:w="15" w:type="dxa"/>
@@ -5981,7 +6185,7 @@
         </w:tc>
         <w:tc>
           <w:tcPr>
-            <w:tcW w:w="1254" w:type="dxa"/>
+            <w:tcW w:w="1284" w:type="dxa"/>
             <w:shd w:val="clear" w:color="auto" w:fill="D9E1F2"/>
             <w:tcMar>
               <w:top w:w="15" w:type="dxa"/>
@@ -6005,12 +6209,12 @@
       </w:tr>
       <w:tr>
         <w:trPr>
-          <w:trHeight w:val="300"/>
+          <w:trHeight w:val="329"/>
           <w:jc w:val="center"/>
         </w:trPr>
         <w:tc>
           <w:tcPr>
-            <w:tcW w:w="599" w:type="dxa"/>
+            <w:tcW w:w="613" w:type="dxa"/>
             <w:tcMar>
               <w:top w:w="15" w:type="dxa"/>
               <w:left w:w="15" w:type="dxa"/>
@@ -6032,7 +6236,7 @@
         </w:tc>
         <w:tc>
           <w:tcPr>
-            <w:tcW w:w="1540" w:type="dxa"/>
+            <w:tcW w:w="1576" w:type="dxa"/>
             <w:tcMar>
               <w:top w:w="15" w:type="dxa"/>
               <w:left w:w="15" w:type="dxa"/>
@@ -6054,7 +6258,7 @@
         </w:tc>
         <w:tc>
           <w:tcPr>
-            <w:tcW w:w="1103" w:type="dxa"/>
+            <w:tcW w:w="1129" w:type="dxa"/>
             <w:tcMar>
               <w:top w:w="15" w:type="dxa"/>
               <w:left w:w="15" w:type="dxa"/>
@@ -6076,7 +6280,7 @@
         </w:tc>
         <w:tc>
           <w:tcPr>
-            <w:tcW w:w="1254" w:type="dxa"/>
+            <w:tcW w:w="1284" w:type="dxa"/>
             <w:tcMar>
               <w:top w:w="15" w:type="dxa"/>
               <w:left w:w="15" w:type="dxa"/>
@@ -6133,7 +6337,7 @@
           <w:noProof/>
         </w:rPr>
         <w:drawing>
-          <wp:inline distT="0" distB="0" distL="0" distR="0" wp14:anchorId="2B804644" wp14:editId="0F8DDEB8">
+          <wp:inline distT="0" distB="0" distL="0" distR="0" wp14:anchorId="2B804644" wp14:editId="4E5C1CEB">
             <wp:extent cx="3042798" cy="2743200"/>
             <wp:effectExtent l="0" t="0" r="0" b="0"/>
             <wp:docPr id="1105751143" name="Picture 1105751143"/>
@@ -6268,7 +6472,6 @@
           <w:noProof/>
           <w:lang w:val="en-IN"/>
         </w:rPr>
-        <w:lastRenderedPageBreak/>
         <w:t> </w:t>
       </w:r>
       <w:r>
@@ -6276,9 +6479,9 @@
           <w:noProof/>
         </w:rPr>
         <w:drawing>
-          <wp:inline distT="0" distB="0" distL="0" distR="0" wp14:anchorId="3435DE73" wp14:editId="068C52EF">
-            <wp:extent cx="3127320" cy="2819400"/>
-            <wp:effectExtent l="0" t="0" r="0" b="0"/>
+          <wp:inline distT="0" distB="0" distL="0" distR="0" wp14:anchorId="3435DE73" wp14:editId="4DDE130B">
+            <wp:extent cx="3144224" cy="2834640"/>
+            <wp:effectExtent l="0" t="0" r="0" b="3810"/>
             <wp:docPr id="1291357308" name="Picture 1291357308"/>
             <wp:cNvGraphicFramePr>
               <a:graphicFrameLocks xmlns:a="http://schemas.openxmlformats.org/drawingml/2006/main" noChangeAspect="1"/>
@@ -6305,7 +6508,7 @@
                   <pic:spPr>
                     <a:xfrm>
                       <a:off x="0" y="0"/>
-                      <a:ext cx="3129229" cy="2821121"/>
+                      <a:ext cx="3146498" cy="2836690"/>
                     </a:xfrm>
                     <a:prstGeom prst="rect">
                       <a:avLst/>
@@ -6382,9 +6585,9 @@
           <w:noProof/>
         </w:rPr>
         <w:drawing>
-          <wp:inline distT="0" distB="0" distL="0" distR="0" wp14:anchorId="4F3F3391" wp14:editId="5A36ADBF">
-            <wp:extent cx="3162300" cy="2850936"/>
-            <wp:effectExtent l="0" t="0" r="0" b="6985"/>
+          <wp:inline distT="0" distB="0" distL="0" distR="0" wp14:anchorId="4F3F3391" wp14:editId="2F74AA2B">
+            <wp:extent cx="3042798" cy="2743200"/>
+            <wp:effectExtent l="0" t="0" r="0" b="0"/>
             <wp:docPr id="240115355" name="Picture 240115355"/>
             <wp:cNvGraphicFramePr>
               <a:graphicFrameLocks xmlns:a="http://schemas.openxmlformats.org/drawingml/2006/main" noChangeAspect="1"/>
@@ -6411,7 +6614,7 @@
                   <pic:spPr>
                     <a:xfrm>
                       <a:off x="0" y="0"/>
-                      <a:ext cx="3164248" cy="2852692"/>
+                      <a:ext cx="3042798" cy="2743200"/>
                     </a:xfrm>
                     <a:prstGeom prst="rect">
                       <a:avLst/>
@@ -6472,12 +6675,33 @@
         </w:rPr>
         <w:t>Both the HTM and KNN classifiers achieved perfect reconstruction accuracy (100% similarity) on the training dataset (80% split), as demonstrated in Table 3 and Figure 8 for KNN and Table 4 and Figure 9 for HTM respectively. Predictions align perfectly with the input values along the diagonal, indicating robust memorization of training patterns. This performance, however, highlights a potential risk of overfitting, where models excel on known data but struggle with generalization.</w:t>
       </w:r>
-      <w:r>
+    </w:p>
+    <w:p>
+      <w:pPr>
+        <w:spacing w:after="160"/>
+        <w:jc w:val="both"/>
         <w:rPr>
           <w:lang w:val="en-IN"/>
         </w:rPr>
-        <w:br w:type="column"/>
-      </w:r>
+      </w:pPr>
+    </w:p>
+    <w:p>
+      <w:pPr>
+        <w:spacing w:after="160"/>
+        <w:jc w:val="both"/>
+        <w:rPr>
+          <w:lang w:val="en-IN"/>
+        </w:rPr>
+      </w:pPr>
+    </w:p>
+    <w:p>
+      <w:pPr>
+        <w:spacing w:after="160"/>
+        <w:jc w:val="both"/>
+        <w:rPr>
+          <w:lang w:val="en-IN"/>
+        </w:rPr>
+      </w:pPr>
     </w:p>
     <w:tbl>
       <w:tblPr>
@@ -6495,19 +6719,19 @@
         <w:tblLook w:val="06A0" w:firstRow="1" w:lastRow="0" w:firstColumn="1" w:lastColumn="0" w:noHBand="1" w:noVBand="1"/>
       </w:tblPr>
       <w:tblGrid>
-        <w:gridCol w:w="645"/>
-        <w:gridCol w:w="1434"/>
-        <w:gridCol w:w="991"/>
-        <w:gridCol w:w="1186"/>
+        <w:gridCol w:w="678"/>
+        <w:gridCol w:w="1509"/>
+        <w:gridCol w:w="1043"/>
+        <w:gridCol w:w="1251"/>
       </w:tblGrid>
       <w:tr>
         <w:trPr>
-          <w:trHeight w:val="300"/>
+          <w:trHeight w:val="143"/>
           <w:jc w:val="center"/>
         </w:trPr>
         <w:tc>
           <w:tcPr>
-            <w:tcW w:w="4256" w:type="dxa"/>
+            <w:tcW w:w="4481" w:type="dxa"/>
             <w:gridSpan w:val="4"/>
             <w:shd w:val="clear" w:color="auto" w:fill="FFFF00"/>
             <w:tcMar>
@@ -6534,12 +6758,12 @@
       </w:tr>
       <w:tr>
         <w:trPr>
-          <w:trHeight w:val="615"/>
+          <w:trHeight w:val="296"/>
           <w:jc w:val="center"/>
         </w:trPr>
         <w:tc>
           <w:tcPr>
-            <w:tcW w:w="645" w:type="dxa"/>
+            <w:tcW w:w="678" w:type="dxa"/>
             <w:shd w:val="clear" w:color="auto" w:fill="4472C4" w:themeFill="accent1"/>
             <w:tcMar>
               <w:top w:w="15" w:type="dxa"/>
@@ -6564,7 +6788,7 @@
         </w:tc>
         <w:tc>
           <w:tcPr>
-            <w:tcW w:w="1434" w:type="dxa"/>
+            <w:tcW w:w="1509" w:type="dxa"/>
             <w:shd w:val="clear" w:color="auto" w:fill="4472C4" w:themeFill="accent1"/>
             <w:tcMar>
               <w:top w:w="15" w:type="dxa"/>
@@ -6589,7 +6813,7 @@
         </w:tc>
         <w:tc>
           <w:tcPr>
-            <w:tcW w:w="991" w:type="dxa"/>
+            <w:tcW w:w="1043" w:type="dxa"/>
             <w:shd w:val="clear" w:color="auto" w:fill="4472C4" w:themeFill="accent1"/>
             <w:tcMar>
               <w:top w:w="15" w:type="dxa"/>
@@ -6614,7 +6838,7 @@
         </w:tc>
         <w:tc>
           <w:tcPr>
-            <w:tcW w:w="1186" w:type="dxa"/>
+            <w:tcW w:w="1249" w:type="dxa"/>
             <w:shd w:val="clear" w:color="auto" w:fill="4472C4" w:themeFill="accent1"/>
             <w:tcMar>
               <w:top w:w="15" w:type="dxa"/>
@@ -6640,12 +6864,12 @@
       </w:tr>
       <w:tr>
         <w:trPr>
-          <w:trHeight w:val="300"/>
+          <w:trHeight w:val="143"/>
           <w:jc w:val="center"/>
         </w:trPr>
         <w:tc>
           <w:tcPr>
-            <w:tcW w:w="645" w:type="dxa"/>
+            <w:tcW w:w="678" w:type="dxa"/>
             <w:shd w:val="clear" w:color="auto" w:fill="D9E1F2"/>
             <w:tcMar>
               <w:top w:w="15" w:type="dxa"/>
@@ -6668,7 +6892,7 @@
         </w:tc>
         <w:tc>
           <w:tcPr>
-            <w:tcW w:w="1434" w:type="dxa"/>
+            <w:tcW w:w="1509" w:type="dxa"/>
             <w:shd w:val="clear" w:color="auto" w:fill="D9E1F2"/>
             <w:tcMar>
               <w:top w:w="15" w:type="dxa"/>
@@ -6691,7 +6915,7 @@
         </w:tc>
         <w:tc>
           <w:tcPr>
-            <w:tcW w:w="991" w:type="dxa"/>
+            <w:tcW w:w="1043" w:type="dxa"/>
             <w:shd w:val="clear" w:color="auto" w:fill="D9E1F2"/>
             <w:tcMar>
               <w:top w:w="15" w:type="dxa"/>
@@ -6714,7 +6938,7 @@
         </w:tc>
         <w:tc>
           <w:tcPr>
-            <w:tcW w:w="1186" w:type="dxa"/>
+            <w:tcW w:w="1249" w:type="dxa"/>
             <w:shd w:val="clear" w:color="auto" w:fill="D9E1F2"/>
             <w:tcMar>
               <w:top w:w="15" w:type="dxa"/>
@@ -6738,12 +6962,12 @@
       </w:tr>
       <w:tr>
         <w:trPr>
-          <w:trHeight w:val="300"/>
+          <w:trHeight w:val="143"/>
           <w:jc w:val="center"/>
         </w:trPr>
         <w:tc>
           <w:tcPr>
-            <w:tcW w:w="645" w:type="dxa"/>
+            <w:tcW w:w="678" w:type="dxa"/>
             <w:tcMar>
               <w:top w:w="15" w:type="dxa"/>
               <w:left w:w="15" w:type="dxa"/>
@@ -6765,7 +6989,7 @@
         </w:tc>
         <w:tc>
           <w:tcPr>
-            <w:tcW w:w="1434" w:type="dxa"/>
+            <w:tcW w:w="1509" w:type="dxa"/>
             <w:tcMar>
               <w:top w:w="15" w:type="dxa"/>
               <w:left w:w="15" w:type="dxa"/>
@@ -6787,7 +7011,7 @@
         </w:tc>
         <w:tc>
           <w:tcPr>
-            <w:tcW w:w="991" w:type="dxa"/>
+            <w:tcW w:w="1043" w:type="dxa"/>
             <w:tcMar>
               <w:top w:w="15" w:type="dxa"/>
               <w:left w:w="15" w:type="dxa"/>
@@ -6809,7 +7033,7 @@
         </w:tc>
         <w:tc>
           <w:tcPr>
-            <w:tcW w:w="1186" w:type="dxa"/>
+            <w:tcW w:w="1249" w:type="dxa"/>
             <w:tcMar>
               <w:top w:w="15" w:type="dxa"/>
               <w:left w:w="15" w:type="dxa"/>
@@ -6832,12 +7056,12 @@
       </w:tr>
       <w:tr>
         <w:trPr>
-          <w:trHeight w:val="300"/>
+          <w:trHeight w:val="143"/>
           <w:jc w:val="center"/>
         </w:trPr>
         <w:tc>
           <w:tcPr>
-            <w:tcW w:w="645" w:type="dxa"/>
+            <w:tcW w:w="678" w:type="dxa"/>
             <w:shd w:val="clear" w:color="auto" w:fill="D9E1F2"/>
             <w:tcMar>
               <w:top w:w="15" w:type="dxa"/>
@@ -6860,7 +7084,7 @@
         </w:tc>
         <w:tc>
           <w:tcPr>
-            <w:tcW w:w="1434" w:type="dxa"/>
+            <w:tcW w:w="1509" w:type="dxa"/>
             <w:shd w:val="clear" w:color="auto" w:fill="D9E1F2"/>
             <w:tcMar>
               <w:top w:w="15" w:type="dxa"/>
@@ -6883,7 +7107,7 @@
         </w:tc>
         <w:tc>
           <w:tcPr>
-            <w:tcW w:w="991" w:type="dxa"/>
+            <w:tcW w:w="1043" w:type="dxa"/>
             <w:shd w:val="clear" w:color="auto" w:fill="D9E1F2"/>
             <w:tcMar>
               <w:top w:w="15" w:type="dxa"/>
@@ -6906,7 +7130,7 @@
         </w:tc>
         <w:tc>
           <w:tcPr>
-            <w:tcW w:w="1186" w:type="dxa"/>
+            <w:tcW w:w="1249" w:type="dxa"/>
             <w:shd w:val="clear" w:color="auto" w:fill="D9E1F2"/>
             <w:tcMar>
               <w:top w:w="15" w:type="dxa"/>
@@ -6930,12 +7154,12 @@
       </w:tr>
       <w:tr>
         <w:trPr>
-          <w:trHeight w:val="300"/>
+          <w:trHeight w:val="143"/>
           <w:jc w:val="center"/>
         </w:trPr>
         <w:tc>
           <w:tcPr>
-            <w:tcW w:w="645" w:type="dxa"/>
+            <w:tcW w:w="678" w:type="dxa"/>
             <w:tcMar>
               <w:top w:w="15" w:type="dxa"/>
               <w:left w:w="15" w:type="dxa"/>
@@ -6957,7 +7181,7 @@
         </w:tc>
         <w:tc>
           <w:tcPr>
-            <w:tcW w:w="1434" w:type="dxa"/>
+            <w:tcW w:w="1509" w:type="dxa"/>
             <w:tcMar>
               <w:top w:w="15" w:type="dxa"/>
               <w:left w:w="15" w:type="dxa"/>
@@ -6979,7 +7203,7 @@
         </w:tc>
         <w:tc>
           <w:tcPr>
-            <w:tcW w:w="991" w:type="dxa"/>
+            <w:tcW w:w="1043" w:type="dxa"/>
             <w:tcMar>
               <w:top w:w="15" w:type="dxa"/>
               <w:left w:w="15" w:type="dxa"/>
@@ -7001,7 +7225,7 @@
         </w:tc>
         <w:tc>
           <w:tcPr>
-            <w:tcW w:w="1186" w:type="dxa"/>
+            <w:tcW w:w="1249" w:type="dxa"/>
             <w:tcMar>
               <w:top w:w="15" w:type="dxa"/>
               <w:left w:w="15" w:type="dxa"/>
@@ -7024,12 +7248,12 @@
       </w:tr>
       <w:tr>
         <w:trPr>
-          <w:trHeight w:val="300"/>
+          <w:trHeight w:val="143"/>
           <w:jc w:val="center"/>
         </w:trPr>
         <w:tc>
           <w:tcPr>
-            <w:tcW w:w="645" w:type="dxa"/>
+            <w:tcW w:w="678" w:type="dxa"/>
             <w:shd w:val="clear" w:color="auto" w:fill="D9E1F2"/>
             <w:tcMar>
               <w:top w:w="15" w:type="dxa"/>
@@ -7052,7 +7276,7 @@
         </w:tc>
         <w:tc>
           <w:tcPr>
-            <w:tcW w:w="1434" w:type="dxa"/>
+            <w:tcW w:w="1509" w:type="dxa"/>
             <w:shd w:val="clear" w:color="auto" w:fill="D9E1F2"/>
             <w:tcMar>
               <w:top w:w="15" w:type="dxa"/>
@@ -7075,7 +7299,7 @@
         </w:tc>
         <w:tc>
           <w:tcPr>
-            <w:tcW w:w="991" w:type="dxa"/>
+            <w:tcW w:w="1043" w:type="dxa"/>
             <w:shd w:val="clear" w:color="auto" w:fill="D9E1F2"/>
             <w:tcMar>
               <w:top w:w="15" w:type="dxa"/>
@@ -7098,7 +7322,7 @@
         </w:tc>
         <w:tc>
           <w:tcPr>
-            <w:tcW w:w="1186" w:type="dxa"/>
+            <w:tcW w:w="1249" w:type="dxa"/>
             <w:shd w:val="clear" w:color="auto" w:fill="D9E1F2"/>
             <w:tcMar>
               <w:top w:w="15" w:type="dxa"/>
@@ -7122,12 +7346,12 @@
       </w:tr>
       <w:tr>
         <w:trPr>
-          <w:trHeight w:val="300"/>
+          <w:trHeight w:val="143"/>
           <w:jc w:val="center"/>
         </w:trPr>
         <w:tc>
           <w:tcPr>
-            <w:tcW w:w="645" w:type="dxa"/>
+            <w:tcW w:w="678" w:type="dxa"/>
             <w:tcMar>
               <w:top w:w="15" w:type="dxa"/>
               <w:left w:w="15" w:type="dxa"/>
@@ -7149,7 +7373,7 @@
         </w:tc>
         <w:tc>
           <w:tcPr>
-            <w:tcW w:w="1434" w:type="dxa"/>
+            <w:tcW w:w="1509" w:type="dxa"/>
             <w:tcMar>
               <w:top w:w="15" w:type="dxa"/>
               <w:left w:w="15" w:type="dxa"/>
@@ -7171,7 +7395,7 @@
         </w:tc>
         <w:tc>
           <w:tcPr>
-            <w:tcW w:w="991" w:type="dxa"/>
+            <w:tcW w:w="1043" w:type="dxa"/>
             <w:tcMar>
               <w:top w:w="15" w:type="dxa"/>
               <w:left w:w="15" w:type="dxa"/>
@@ -7193,7 +7417,7 @@
         </w:tc>
         <w:tc>
           <w:tcPr>
-            <w:tcW w:w="1186" w:type="dxa"/>
+            <w:tcW w:w="1249" w:type="dxa"/>
             <w:tcMar>
               <w:top w:w="15" w:type="dxa"/>
               <w:left w:w="15" w:type="dxa"/>
@@ -7216,12 +7440,12 @@
       </w:tr>
       <w:tr>
         <w:trPr>
-          <w:trHeight w:val="300"/>
+          <w:trHeight w:val="143"/>
           <w:jc w:val="center"/>
         </w:trPr>
         <w:tc>
           <w:tcPr>
-            <w:tcW w:w="645" w:type="dxa"/>
+            <w:tcW w:w="678" w:type="dxa"/>
             <w:shd w:val="clear" w:color="auto" w:fill="D9E1F2"/>
             <w:tcMar>
               <w:top w:w="15" w:type="dxa"/>
@@ -7244,7 +7468,7 @@
         </w:tc>
         <w:tc>
           <w:tcPr>
-            <w:tcW w:w="1434" w:type="dxa"/>
+            <w:tcW w:w="1509" w:type="dxa"/>
             <w:shd w:val="clear" w:color="auto" w:fill="D9E1F2"/>
             <w:tcMar>
               <w:top w:w="15" w:type="dxa"/>
@@ -7267,7 +7491,7 @@
         </w:tc>
         <w:tc>
           <w:tcPr>
-            <w:tcW w:w="991" w:type="dxa"/>
+            <w:tcW w:w="1043" w:type="dxa"/>
             <w:shd w:val="clear" w:color="auto" w:fill="D9E1F2"/>
             <w:tcMar>
               <w:top w:w="15" w:type="dxa"/>
@@ -7290,7 +7514,7 @@
         </w:tc>
         <w:tc>
           <w:tcPr>
-            <w:tcW w:w="1186" w:type="dxa"/>
+            <w:tcW w:w="1249" w:type="dxa"/>
             <w:shd w:val="clear" w:color="auto" w:fill="D9E1F2"/>
             <w:tcMar>
               <w:top w:w="15" w:type="dxa"/>
@@ -7314,12 +7538,12 @@
       </w:tr>
       <w:tr>
         <w:trPr>
-          <w:trHeight w:val="300"/>
+          <w:trHeight w:val="143"/>
           <w:jc w:val="center"/>
         </w:trPr>
         <w:tc>
           <w:tcPr>
-            <w:tcW w:w="645" w:type="dxa"/>
+            <w:tcW w:w="678" w:type="dxa"/>
             <w:tcMar>
               <w:top w:w="15" w:type="dxa"/>
               <w:left w:w="15" w:type="dxa"/>
@@ -7341,7 +7565,7 @@
         </w:tc>
         <w:tc>
           <w:tcPr>
-            <w:tcW w:w="1434" w:type="dxa"/>
+            <w:tcW w:w="1509" w:type="dxa"/>
             <w:tcMar>
               <w:top w:w="15" w:type="dxa"/>
               <w:left w:w="15" w:type="dxa"/>
@@ -7363,7 +7587,7 @@
         </w:tc>
         <w:tc>
           <w:tcPr>
-            <w:tcW w:w="991" w:type="dxa"/>
+            <w:tcW w:w="1043" w:type="dxa"/>
             <w:tcMar>
               <w:top w:w="15" w:type="dxa"/>
               <w:left w:w="15" w:type="dxa"/>
@@ -7385,7 +7609,7 @@
         </w:tc>
         <w:tc>
           <w:tcPr>
-            <w:tcW w:w="1186" w:type="dxa"/>
+            <w:tcW w:w="1249" w:type="dxa"/>
             <w:tcMar>
               <w:top w:w="15" w:type="dxa"/>
               <w:left w:w="15" w:type="dxa"/>
@@ -7408,12 +7632,12 @@
       </w:tr>
       <w:tr>
         <w:trPr>
-          <w:trHeight w:val="300"/>
+          <w:trHeight w:val="143"/>
           <w:jc w:val="center"/>
         </w:trPr>
         <w:tc>
           <w:tcPr>
-            <w:tcW w:w="645" w:type="dxa"/>
+            <w:tcW w:w="678" w:type="dxa"/>
             <w:shd w:val="clear" w:color="auto" w:fill="D9E1F2"/>
             <w:tcMar>
               <w:top w:w="15" w:type="dxa"/>
@@ -7436,7 +7660,7 @@
         </w:tc>
         <w:tc>
           <w:tcPr>
-            <w:tcW w:w="1434" w:type="dxa"/>
+            <w:tcW w:w="1509" w:type="dxa"/>
             <w:shd w:val="clear" w:color="auto" w:fill="D9E1F2"/>
             <w:tcMar>
               <w:top w:w="15" w:type="dxa"/>
@@ -7459,7 +7683,7 @@
         </w:tc>
         <w:tc>
           <w:tcPr>
-            <w:tcW w:w="991" w:type="dxa"/>
+            <w:tcW w:w="1043" w:type="dxa"/>
             <w:shd w:val="clear" w:color="auto" w:fill="D9E1F2"/>
             <w:tcMar>
               <w:top w:w="15" w:type="dxa"/>
@@ -7482,7 +7706,7 @@
         </w:tc>
         <w:tc>
           <w:tcPr>
-            <w:tcW w:w="1186" w:type="dxa"/>
+            <w:tcW w:w="1249" w:type="dxa"/>
             <w:shd w:val="clear" w:color="auto" w:fill="D9E1F2"/>
             <w:tcMar>
               <w:top w:w="15" w:type="dxa"/>
@@ -7506,12 +7730,12 @@
       </w:tr>
       <w:tr>
         <w:trPr>
-          <w:trHeight w:val="300"/>
+          <w:trHeight w:val="143"/>
           <w:jc w:val="center"/>
         </w:trPr>
         <w:tc>
           <w:tcPr>
-            <w:tcW w:w="645" w:type="dxa"/>
+            <w:tcW w:w="678" w:type="dxa"/>
             <w:tcMar>
               <w:top w:w="15" w:type="dxa"/>
               <w:left w:w="15" w:type="dxa"/>
@@ -7533,7 +7757,7 @@
         </w:tc>
         <w:tc>
           <w:tcPr>
-            <w:tcW w:w="1434" w:type="dxa"/>
+            <w:tcW w:w="1509" w:type="dxa"/>
             <w:tcMar>
               <w:top w:w="15" w:type="dxa"/>
               <w:left w:w="15" w:type="dxa"/>
@@ -7555,7 +7779,7 @@
         </w:tc>
         <w:tc>
           <w:tcPr>
-            <w:tcW w:w="991" w:type="dxa"/>
+            <w:tcW w:w="1043" w:type="dxa"/>
             <w:tcMar>
               <w:top w:w="15" w:type="dxa"/>
               <w:left w:w="15" w:type="dxa"/>
@@ -7577,7 +7801,7 @@
         </w:tc>
         <w:tc>
           <w:tcPr>
-            <w:tcW w:w="1186" w:type="dxa"/>
+            <w:tcW w:w="1249" w:type="dxa"/>
             <w:tcMar>
               <w:top w:w="15" w:type="dxa"/>
               <w:left w:w="15" w:type="dxa"/>
@@ -7600,12 +7824,12 @@
       </w:tr>
       <w:tr>
         <w:trPr>
-          <w:trHeight w:val="300"/>
+          <w:trHeight w:val="143"/>
           <w:jc w:val="center"/>
         </w:trPr>
         <w:tc>
           <w:tcPr>
-            <w:tcW w:w="645" w:type="dxa"/>
+            <w:tcW w:w="678" w:type="dxa"/>
             <w:shd w:val="clear" w:color="auto" w:fill="D9E1F2"/>
             <w:tcMar>
               <w:top w:w="15" w:type="dxa"/>
@@ -7628,7 +7852,7 @@
         </w:tc>
         <w:tc>
           <w:tcPr>
-            <w:tcW w:w="1434" w:type="dxa"/>
+            <w:tcW w:w="1509" w:type="dxa"/>
             <w:shd w:val="clear" w:color="auto" w:fill="D9E1F2"/>
             <w:tcMar>
               <w:top w:w="15" w:type="dxa"/>
@@ -7651,7 +7875,7 @@
         </w:tc>
         <w:tc>
           <w:tcPr>
-            <w:tcW w:w="991" w:type="dxa"/>
+            <w:tcW w:w="1043" w:type="dxa"/>
             <w:shd w:val="clear" w:color="auto" w:fill="D9E1F2"/>
             <w:tcMar>
               <w:top w:w="15" w:type="dxa"/>
@@ -7674,7 +7898,7 @@
         </w:tc>
         <w:tc>
           <w:tcPr>
-            <w:tcW w:w="1186" w:type="dxa"/>
+            <w:tcW w:w="1249" w:type="dxa"/>
             <w:shd w:val="clear" w:color="auto" w:fill="D9E1F2"/>
             <w:tcMar>
               <w:top w:w="15" w:type="dxa"/>
@@ -7698,12 +7922,12 @@
       </w:tr>
       <w:tr>
         <w:trPr>
-          <w:trHeight w:val="300"/>
+          <w:trHeight w:val="143"/>
           <w:jc w:val="center"/>
         </w:trPr>
         <w:tc>
           <w:tcPr>
-            <w:tcW w:w="645" w:type="dxa"/>
+            <w:tcW w:w="678" w:type="dxa"/>
             <w:tcMar>
               <w:top w:w="15" w:type="dxa"/>
               <w:left w:w="15" w:type="dxa"/>
@@ -7725,7 +7949,7 @@
         </w:tc>
         <w:tc>
           <w:tcPr>
-            <w:tcW w:w="1434" w:type="dxa"/>
+            <w:tcW w:w="1509" w:type="dxa"/>
             <w:tcMar>
               <w:top w:w="15" w:type="dxa"/>
               <w:left w:w="15" w:type="dxa"/>
@@ -7747,7 +7971,7 @@
         </w:tc>
         <w:tc>
           <w:tcPr>
-            <w:tcW w:w="991" w:type="dxa"/>
+            <w:tcW w:w="1043" w:type="dxa"/>
             <w:tcMar>
               <w:top w:w="15" w:type="dxa"/>
               <w:left w:w="15" w:type="dxa"/>
@@ -7769,7 +7993,7 @@
         </w:tc>
         <w:tc>
           <w:tcPr>
-            <w:tcW w:w="1186" w:type="dxa"/>
+            <w:tcW w:w="1249" w:type="dxa"/>
             <w:tcMar>
               <w:top w:w="15" w:type="dxa"/>
               <w:left w:w="15" w:type="dxa"/>
@@ -7792,12 +8016,12 @@
       </w:tr>
       <w:tr>
         <w:trPr>
-          <w:trHeight w:val="300"/>
+          <w:trHeight w:val="143"/>
           <w:jc w:val="center"/>
         </w:trPr>
         <w:tc>
           <w:tcPr>
-            <w:tcW w:w="645" w:type="dxa"/>
+            <w:tcW w:w="678" w:type="dxa"/>
             <w:shd w:val="clear" w:color="auto" w:fill="D9E1F2"/>
             <w:tcMar>
               <w:top w:w="15" w:type="dxa"/>
@@ -7820,7 +8044,7 @@
         </w:tc>
         <w:tc>
           <w:tcPr>
-            <w:tcW w:w="1434" w:type="dxa"/>
+            <w:tcW w:w="1509" w:type="dxa"/>
             <w:shd w:val="clear" w:color="auto" w:fill="D9E1F2"/>
             <w:tcMar>
               <w:top w:w="15" w:type="dxa"/>
@@ -7843,7 +8067,7 @@
         </w:tc>
         <w:tc>
           <w:tcPr>
-            <w:tcW w:w="991" w:type="dxa"/>
+            <w:tcW w:w="1043" w:type="dxa"/>
             <w:shd w:val="clear" w:color="auto" w:fill="D9E1F2"/>
             <w:tcMar>
               <w:top w:w="15" w:type="dxa"/>
@@ -7866,7 +8090,7 @@
         </w:tc>
         <w:tc>
           <w:tcPr>
-            <w:tcW w:w="1186" w:type="dxa"/>
+            <w:tcW w:w="1249" w:type="dxa"/>
             <w:shd w:val="clear" w:color="auto" w:fill="D9E1F2"/>
             <w:tcMar>
               <w:top w:w="15" w:type="dxa"/>
@@ -7890,12 +8114,12 @@
       </w:tr>
       <w:tr>
         <w:trPr>
-          <w:trHeight w:val="300"/>
+          <w:trHeight w:val="143"/>
           <w:jc w:val="center"/>
         </w:trPr>
         <w:tc>
           <w:tcPr>
-            <w:tcW w:w="645" w:type="dxa"/>
+            <w:tcW w:w="678" w:type="dxa"/>
             <w:tcMar>
               <w:top w:w="15" w:type="dxa"/>
               <w:left w:w="15" w:type="dxa"/>
@@ -7917,7 +8141,7 @@
         </w:tc>
         <w:tc>
           <w:tcPr>
-            <w:tcW w:w="1434" w:type="dxa"/>
+            <w:tcW w:w="1509" w:type="dxa"/>
             <w:tcMar>
               <w:top w:w="15" w:type="dxa"/>
               <w:left w:w="15" w:type="dxa"/>
@@ -7939,7 +8163,7 @@
         </w:tc>
         <w:tc>
           <w:tcPr>
-            <w:tcW w:w="991" w:type="dxa"/>
+            <w:tcW w:w="1043" w:type="dxa"/>
             <w:tcMar>
               <w:top w:w="15" w:type="dxa"/>
               <w:left w:w="15" w:type="dxa"/>
@@ -7961,7 +8185,7 @@
         </w:tc>
         <w:tc>
           <w:tcPr>
-            <w:tcW w:w="1186" w:type="dxa"/>
+            <w:tcW w:w="1249" w:type="dxa"/>
             <w:tcMar>
               <w:top w:w="15" w:type="dxa"/>
               <w:left w:w="15" w:type="dxa"/>
@@ -7984,12 +8208,12 @@
       </w:tr>
       <w:tr>
         <w:trPr>
-          <w:trHeight w:val="300"/>
+          <w:trHeight w:val="143"/>
           <w:jc w:val="center"/>
         </w:trPr>
         <w:tc>
           <w:tcPr>
-            <w:tcW w:w="645" w:type="dxa"/>
+            <w:tcW w:w="678" w:type="dxa"/>
             <w:shd w:val="clear" w:color="auto" w:fill="D9E1F2"/>
             <w:tcMar>
               <w:top w:w="15" w:type="dxa"/>
@@ -8012,7 +8236,7 @@
         </w:tc>
         <w:tc>
           <w:tcPr>
-            <w:tcW w:w="1434" w:type="dxa"/>
+            <w:tcW w:w="1509" w:type="dxa"/>
             <w:shd w:val="clear" w:color="auto" w:fill="D9E1F2"/>
             <w:tcMar>
               <w:top w:w="15" w:type="dxa"/>
@@ -8035,7 +8259,7 @@
         </w:tc>
         <w:tc>
           <w:tcPr>
-            <w:tcW w:w="991" w:type="dxa"/>
+            <w:tcW w:w="1043" w:type="dxa"/>
             <w:shd w:val="clear" w:color="auto" w:fill="D9E1F2"/>
             <w:tcMar>
               <w:top w:w="15" w:type="dxa"/>
@@ -8058,7 +8282,7 @@
         </w:tc>
         <w:tc>
           <w:tcPr>
-            <w:tcW w:w="1186" w:type="dxa"/>
+            <w:tcW w:w="1249" w:type="dxa"/>
             <w:shd w:val="clear" w:color="auto" w:fill="D9E1F2"/>
             <w:tcMar>
               <w:top w:w="15" w:type="dxa"/>
@@ -8082,12 +8306,12 @@
       </w:tr>
       <w:tr>
         <w:trPr>
-          <w:trHeight w:val="300"/>
+          <w:trHeight w:val="143"/>
           <w:jc w:val="center"/>
         </w:trPr>
         <w:tc>
           <w:tcPr>
-            <w:tcW w:w="645" w:type="dxa"/>
+            <w:tcW w:w="678" w:type="dxa"/>
             <w:tcMar>
               <w:top w:w="15" w:type="dxa"/>
               <w:left w:w="15" w:type="dxa"/>
@@ -8121,7 +8345,7 @@
         </w:tc>
         <w:tc>
           <w:tcPr>
-            <w:tcW w:w="1434" w:type="dxa"/>
+            <w:tcW w:w="1509" w:type="dxa"/>
             <w:tcMar>
               <w:top w:w="15" w:type="dxa"/>
               <w:left w:w="15" w:type="dxa"/>
@@ -8155,7 +8379,7 @@
         </w:tc>
         <w:tc>
           <w:tcPr>
-            <w:tcW w:w="991" w:type="dxa"/>
+            <w:tcW w:w="1043" w:type="dxa"/>
             <w:tcMar>
               <w:top w:w="15" w:type="dxa"/>
               <w:left w:w="15" w:type="dxa"/>
@@ -8189,7 +8413,7 @@
         </w:tc>
         <w:tc>
           <w:tcPr>
-            <w:tcW w:w="1186" w:type="dxa"/>
+            <w:tcW w:w="1249" w:type="dxa"/>
             <w:tcMar>
               <w:top w:w="15" w:type="dxa"/>
               <w:left w:w="15" w:type="dxa"/>
@@ -8247,9 +8471,9 @@
           <w:noProof/>
         </w:rPr>
         <w:drawing>
-          <wp:inline distT="0" distB="0" distL="0" distR="0" wp14:anchorId="3719FD90" wp14:editId="6C6B60D0">
-            <wp:extent cx="3008988" cy="2712720"/>
-            <wp:effectExtent l="0" t="0" r="1270" b="0"/>
+          <wp:inline distT="0" distB="0" distL="0" distR="0" wp14:anchorId="3719FD90" wp14:editId="14858D3A">
+            <wp:extent cx="3068154" cy="2766060"/>
+            <wp:effectExtent l="0" t="0" r="0" b="0"/>
             <wp:docPr id="687847641" name="Picture 687847641"/>
             <wp:cNvGraphicFramePr>
               <a:graphicFrameLocks xmlns:a="http://schemas.openxmlformats.org/drawingml/2006/main" noChangeAspect="1"/>
@@ -8276,7 +8500,7 @@
                   <pic:spPr>
                     <a:xfrm>
                       <a:off x="0" y="0"/>
-                      <a:ext cx="3021032" cy="2723579"/>
+                      <a:ext cx="3071529" cy="2769102"/>
                     </a:xfrm>
                     <a:prstGeom prst="rect">
                       <a:avLst/>
@@ -8319,19 +8543,8 @@
           <w:sz w:val="20"/>
           <w:lang w:val="en-IN"/>
         </w:rPr>
-        <w:sectPr>
-          <w:headerReference w:type="default" r:id="rId30"/>
-          <w:footerReference w:type="default" r:id="rId31"/>
-          <w:type w:val="continuous"/>
-          <w:pgSz w:w="11906" w:h="16838" w:code="9"/>
-          <w:pgMar w:top="1080" w:right="907" w:bottom="1440" w:left="907" w:header="720" w:footer="720" w:gutter="0"/>
-          <w:cols w:num="2" w:space="360"/>
-          <w:docGrid w:linePitch="360"/>
-        </w:sectPr>
-      </w:pPr>
-    </w:p>
-    <w:p>
-      <w:pPr>
+      </w:pPr>
+      <w:r>
         <w:rPr>
           <w:rStyle w:val="FigureChar"/>
           <w:i/>
@@ -8339,7 +8552,8 @@
           <w:sz w:val="20"/>
           <w:lang w:val="en-IN"/>
         </w:rPr>
-      </w:pPr>
+        <w:br w:type="column"/>
+      </w:r>
     </w:p>
     <w:tbl>
       <w:tblPr>
@@ -8357,19 +8571,19 @@
         <w:tblLook w:val="06A0" w:firstRow="1" w:lastRow="0" w:firstColumn="1" w:lastColumn="0" w:noHBand="1" w:noVBand="1"/>
       </w:tblPr>
       <w:tblGrid>
-        <w:gridCol w:w="580"/>
-        <w:gridCol w:w="1494"/>
-        <w:gridCol w:w="1069"/>
-        <w:gridCol w:w="1220"/>
+        <w:gridCol w:w="583"/>
+        <w:gridCol w:w="1499"/>
+        <w:gridCol w:w="1073"/>
+        <w:gridCol w:w="1221"/>
       </w:tblGrid>
       <w:tr>
         <w:trPr>
-          <w:trHeight w:val="269"/>
+          <w:trHeight w:val="276"/>
           <w:jc w:val="center"/>
         </w:trPr>
         <w:tc>
           <w:tcPr>
-            <w:tcW w:w="4363" w:type="dxa"/>
+            <w:tcW w:w="4376" w:type="dxa"/>
             <w:gridSpan w:val="4"/>
             <w:shd w:val="clear" w:color="auto" w:fill="FFFF00"/>
             <w:tcMar>
@@ -8396,12 +8610,12 @@
       </w:tr>
       <w:tr>
         <w:trPr>
-          <w:trHeight w:val="553"/>
+          <w:trHeight w:val="568"/>
           <w:jc w:val="center"/>
         </w:trPr>
         <w:tc>
           <w:tcPr>
-            <w:tcW w:w="580" w:type="dxa"/>
+            <w:tcW w:w="583" w:type="dxa"/>
             <w:shd w:val="clear" w:color="auto" w:fill="4472C4" w:themeFill="accent1"/>
             <w:tcMar>
               <w:top w:w="15" w:type="dxa"/>
@@ -8426,7 +8640,7 @@
         </w:tc>
         <w:tc>
           <w:tcPr>
-            <w:tcW w:w="1494" w:type="dxa"/>
+            <w:tcW w:w="1499" w:type="dxa"/>
             <w:shd w:val="clear" w:color="auto" w:fill="4472C4" w:themeFill="accent1"/>
             <w:tcMar>
               <w:top w:w="15" w:type="dxa"/>
@@ -8451,7 +8665,7 @@
         </w:tc>
         <w:tc>
           <w:tcPr>
-            <w:tcW w:w="1069" w:type="dxa"/>
+            <w:tcW w:w="1073" w:type="dxa"/>
             <w:shd w:val="clear" w:color="auto" w:fill="4472C4" w:themeFill="accent1"/>
             <w:tcMar>
               <w:top w:w="15" w:type="dxa"/>
@@ -8476,7 +8690,7 @@
         </w:tc>
         <w:tc>
           <w:tcPr>
-            <w:tcW w:w="1218" w:type="dxa"/>
+            <w:tcW w:w="1220" w:type="dxa"/>
             <w:shd w:val="clear" w:color="auto" w:fill="4472C4" w:themeFill="accent1"/>
             <w:tcMar>
               <w:top w:w="15" w:type="dxa"/>
@@ -8502,12 +8716,12 @@
       </w:tr>
       <w:tr>
         <w:trPr>
-          <w:trHeight w:val="269"/>
+          <w:trHeight w:val="276"/>
           <w:jc w:val="center"/>
         </w:trPr>
         <w:tc>
           <w:tcPr>
-            <w:tcW w:w="580" w:type="dxa"/>
+            <w:tcW w:w="583" w:type="dxa"/>
             <w:shd w:val="clear" w:color="auto" w:fill="D9E1F2"/>
             <w:tcMar>
               <w:top w:w="15" w:type="dxa"/>
@@ -8530,7 +8744,7 @@
         </w:tc>
         <w:tc>
           <w:tcPr>
-            <w:tcW w:w="1494" w:type="dxa"/>
+            <w:tcW w:w="1499" w:type="dxa"/>
             <w:shd w:val="clear" w:color="auto" w:fill="D9E1F2"/>
             <w:tcMar>
               <w:top w:w="15" w:type="dxa"/>
@@ -8553,7 +8767,7 @@
         </w:tc>
         <w:tc>
           <w:tcPr>
-            <w:tcW w:w="1069" w:type="dxa"/>
+            <w:tcW w:w="1073" w:type="dxa"/>
             <w:shd w:val="clear" w:color="auto" w:fill="D9E1F2"/>
             <w:tcMar>
               <w:top w:w="15" w:type="dxa"/>
@@ -8576,7 +8790,7 @@
         </w:tc>
         <w:tc>
           <w:tcPr>
-            <w:tcW w:w="1218" w:type="dxa"/>
+            <w:tcW w:w="1220" w:type="dxa"/>
             <w:shd w:val="clear" w:color="auto" w:fill="D9E1F2"/>
             <w:tcMar>
               <w:top w:w="15" w:type="dxa"/>
@@ -8600,12 +8814,12 @@
       </w:tr>
       <w:tr>
         <w:trPr>
-          <w:trHeight w:val="269"/>
+          <w:trHeight w:val="276"/>
           <w:jc w:val="center"/>
         </w:trPr>
         <w:tc>
           <w:tcPr>
-            <w:tcW w:w="580" w:type="dxa"/>
+            <w:tcW w:w="583" w:type="dxa"/>
             <w:tcMar>
               <w:top w:w="15" w:type="dxa"/>
               <w:left w:w="15" w:type="dxa"/>
@@ -8627,7 +8841,7 @@
         </w:tc>
         <w:tc>
           <w:tcPr>
-            <w:tcW w:w="1494" w:type="dxa"/>
+            <w:tcW w:w="1499" w:type="dxa"/>
             <w:tcMar>
               <w:top w:w="15" w:type="dxa"/>
               <w:left w:w="15" w:type="dxa"/>
@@ -8649,7 +8863,7 @@
         </w:tc>
         <w:tc>
           <w:tcPr>
-            <w:tcW w:w="1069" w:type="dxa"/>
+            <w:tcW w:w="1073" w:type="dxa"/>
             <w:tcMar>
               <w:top w:w="15" w:type="dxa"/>
               <w:left w:w="15" w:type="dxa"/>
@@ -8671,7 +8885,7 @@
         </w:tc>
         <w:tc>
           <w:tcPr>
-            <w:tcW w:w="1218" w:type="dxa"/>
+            <w:tcW w:w="1220" w:type="dxa"/>
             <w:tcMar>
               <w:top w:w="15" w:type="dxa"/>
               <w:left w:w="15" w:type="dxa"/>
@@ -8694,12 +8908,12 @@
       </w:tr>
       <w:tr>
         <w:trPr>
-          <w:trHeight w:val="269"/>
+          <w:trHeight w:val="276"/>
           <w:jc w:val="center"/>
         </w:trPr>
         <w:tc>
           <w:tcPr>
-            <w:tcW w:w="580" w:type="dxa"/>
+            <w:tcW w:w="583" w:type="dxa"/>
             <w:shd w:val="clear" w:color="auto" w:fill="D9E1F2"/>
             <w:tcMar>
               <w:top w:w="15" w:type="dxa"/>
@@ -8722,7 +8936,7 @@
         </w:tc>
         <w:tc>
           <w:tcPr>
-            <w:tcW w:w="1494" w:type="dxa"/>
+            <w:tcW w:w="1499" w:type="dxa"/>
             <w:shd w:val="clear" w:color="auto" w:fill="D9E1F2"/>
             <w:tcMar>
               <w:top w:w="15" w:type="dxa"/>
@@ -8745,7 +8959,7 @@
         </w:tc>
         <w:tc>
           <w:tcPr>
-            <w:tcW w:w="1069" w:type="dxa"/>
+            <w:tcW w:w="1073" w:type="dxa"/>
             <w:shd w:val="clear" w:color="auto" w:fill="D9E1F2"/>
             <w:tcMar>
               <w:top w:w="15" w:type="dxa"/>
@@ -8768,7 +8982,7 @@
         </w:tc>
         <w:tc>
           <w:tcPr>
-            <w:tcW w:w="1218" w:type="dxa"/>
+            <w:tcW w:w="1220" w:type="dxa"/>
             <w:shd w:val="clear" w:color="auto" w:fill="D9E1F2"/>
             <w:tcMar>
               <w:top w:w="15" w:type="dxa"/>
@@ -8792,12 +9006,12 @@
       </w:tr>
       <w:tr>
         <w:trPr>
-          <w:trHeight w:val="269"/>
+          <w:trHeight w:val="276"/>
           <w:jc w:val="center"/>
         </w:trPr>
         <w:tc>
           <w:tcPr>
-            <w:tcW w:w="580" w:type="dxa"/>
+            <w:tcW w:w="583" w:type="dxa"/>
             <w:tcMar>
               <w:top w:w="15" w:type="dxa"/>
               <w:left w:w="15" w:type="dxa"/>
@@ -8819,7 +9033,7 @@
         </w:tc>
         <w:tc>
           <w:tcPr>
-            <w:tcW w:w="1494" w:type="dxa"/>
+            <w:tcW w:w="1499" w:type="dxa"/>
             <w:tcMar>
               <w:top w:w="15" w:type="dxa"/>
               <w:left w:w="15" w:type="dxa"/>
@@ -8841,7 +9055,7 @@
         </w:tc>
         <w:tc>
           <w:tcPr>
-            <w:tcW w:w="1069" w:type="dxa"/>
+            <w:tcW w:w="1073" w:type="dxa"/>
             <w:tcMar>
               <w:top w:w="15" w:type="dxa"/>
               <w:left w:w="15" w:type="dxa"/>
@@ -8863,7 +9077,7 @@
         </w:tc>
         <w:tc>
           <w:tcPr>
-            <w:tcW w:w="1218" w:type="dxa"/>
+            <w:tcW w:w="1220" w:type="dxa"/>
             <w:tcMar>
               <w:top w:w="15" w:type="dxa"/>
               <w:left w:w="15" w:type="dxa"/>
@@ -8886,12 +9100,12 @@
       </w:tr>
       <w:tr>
         <w:trPr>
-          <w:trHeight w:val="269"/>
+          <w:trHeight w:val="276"/>
           <w:jc w:val="center"/>
         </w:trPr>
         <w:tc>
           <w:tcPr>
-            <w:tcW w:w="580" w:type="dxa"/>
+            <w:tcW w:w="583" w:type="dxa"/>
             <w:shd w:val="clear" w:color="auto" w:fill="D9E1F2"/>
             <w:tcMar>
               <w:top w:w="15" w:type="dxa"/>
@@ -8914,7 +9128,7 @@
         </w:tc>
         <w:tc>
           <w:tcPr>
-            <w:tcW w:w="1494" w:type="dxa"/>
+            <w:tcW w:w="1499" w:type="dxa"/>
             <w:shd w:val="clear" w:color="auto" w:fill="D9E1F2"/>
             <w:tcMar>
               <w:top w:w="15" w:type="dxa"/>
@@ -8937,7 +9151,7 @@
         </w:tc>
         <w:tc>
           <w:tcPr>
-            <w:tcW w:w="1069" w:type="dxa"/>
+            <w:tcW w:w="1073" w:type="dxa"/>
             <w:shd w:val="clear" w:color="auto" w:fill="D9E1F2"/>
             <w:tcMar>
               <w:top w:w="15" w:type="dxa"/>
@@ -8960,7 +9174,7 @@
         </w:tc>
         <w:tc>
           <w:tcPr>
-            <w:tcW w:w="1218" w:type="dxa"/>
+            <w:tcW w:w="1220" w:type="dxa"/>
             <w:shd w:val="clear" w:color="auto" w:fill="D9E1F2"/>
             <w:tcMar>
               <w:top w:w="15" w:type="dxa"/>
@@ -8984,12 +9198,12 @@
       </w:tr>
       <w:tr>
         <w:trPr>
-          <w:trHeight w:val="269"/>
+          <w:trHeight w:val="276"/>
           <w:jc w:val="center"/>
         </w:trPr>
         <w:tc>
           <w:tcPr>
-            <w:tcW w:w="580" w:type="dxa"/>
+            <w:tcW w:w="583" w:type="dxa"/>
             <w:tcMar>
               <w:top w:w="15" w:type="dxa"/>
               <w:left w:w="15" w:type="dxa"/>
@@ -9011,7 +9225,7 @@
         </w:tc>
         <w:tc>
           <w:tcPr>
-            <w:tcW w:w="1494" w:type="dxa"/>
+            <w:tcW w:w="1499" w:type="dxa"/>
             <w:tcMar>
               <w:top w:w="15" w:type="dxa"/>
               <w:left w:w="15" w:type="dxa"/>
@@ -9033,7 +9247,7 @@
         </w:tc>
         <w:tc>
           <w:tcPr>
-            <w:tcW w:w="1069" w:type="dxa"/>
+            <w:tcW w:w="1073" w:type="dxa"/>
             <w:tcMar>
               <w:top w:w="15" w:type="dxa"/>
               <w:left w:w="15" w:type="dxa"/>
@@ -9055,7 +9269,7 @@
         </w:tc>
         <w:tc>
           <w:tcPr>
-            <w:tcW w:w="1218" w:type="dxa"/>
+            <w:tcW w:w="1220" w:type="dxa"/>
             <w:tcMar>
               <w:top w:w="15" w:type="dxa"/>
               <w:left w:w="15" w:type="dxa"/>
@@ -9078,12 +9292,12 @@
       </w:tr>
       <w:tr>
         <w:trPr>
-          <w:trHeight w:val="269"/>
+          <w:trHeight w:val="276"/>
           <w:jc w:val="center"/>
         </w:trPr>
         <w:tc>
           <w:tcPr>
-            <w:tcW w:w="580" w:type="dxa"/>
+            <w:tcW w:w="583" w:type="dxa"/>
             <w:shd w:val="clear" w:color="auto" w:fill="D9E1F2"/>
             <w:tcMar>
               <w:top w:w="15" w:type="dxa"/>
@@ -9106,7 +9320,7 @@
         </w:tc>
         <w:tc>
           <w:tcPr>
-            <w:tcW w:w="1494" w:type="dxa"/>
+            <w:tcW w:w="1499" w:type="dxa"/>
             <w:shd w:val="clear" w:color="auto" w:fill="D9E1F2"/>
             <w:tcMar>
               <w:top w:w="15" w:type="dxa"/>
@@ -9129,7 +9343,7 @@
         </w:tc>
         <w:tc>
           <w:tcPr>
-            <w:tcW w:w="1069" w:type="dxa"/>
+            <w:tcW w:w="1073" w:type="dxa"/>
             <w:shd w:val="clear" w:color="auto" w:fill="D9E1F2"/>
             <w:tcMar>
               <w:top w:w="15" w:type="dxa"/>
@@ -9152,7 +9366,7 @@
         </w:tc>
         <w:tc>
           <w:tcPr>
-            <w:tcW w:w="1218" w:type="dxa"/>
+            <w:tcW w:w="1220" w:type="dxa"/>
             <w:shd w:val="clear" w:color="auto" w:fill="D9E1F2"/>
             <w:tcMar>
               <w:top w:w="15" w:type="dxa"/>
@@ -9176,12 +9390,12 @@
       </w:tr>
       <w:tr>
         <w:trPr>
-          <w:trHeight w:val="269"/>
+          <w:trHeight w:val="276"/>
           <w:jc w:val="center"/>
         </w:trPr>
         <w:tc>
           <w:tcPr>
-            <w:tcW w:w="580" w:type="dxa"/>
+            <w:tcW w:w="583" w:type="dxa"/>
             <w:tcMar>
               <w:top w:w="15" w:type="dxa"/>
               <w:left w:w="15" w:type="dxa"/>
@@ -9203,7 +9417,7 @@
         </w:tc>
         <w:tc>
           <w:tcPr>
-            <w:tcW w:w="1494" w:type="dxa"/>
+            <w:tcW w:w="1499" w:type="dxa"/>
             <w:tcMar>
               <w:top w:w="15" w:type="dxa"/>
               <w:left w:w="15" w:type="dxa"/>
@@ -9225,7 +9439,7 @@
         </w:tc>
         <w:tc>
           <w:tcPr>
-            <w:tcW w:w="1069" w:type="dxa"/>
+            <w:tcW w:w="1073" w:type="dxa"/>
             <w:tcMar>
               <w:top w:w="15" w:type="dxa"/>
               <w:left w:w="15" w:type="dxa"/>
@@ -9247,7 +9461,7 @@
         </w:tc>
         <w:tc>
           <w:tcPr>
-            <w:tcW w:w="1218" w:type="dxa"/>
+            <w:tcW w:w="1220" w:type="dxa"/>
             <w:tcMar>
               <w:top w:w="15" w:type="dxa"/>
               <w:left w:w="15" w:type="dxa"/>
@@ -9270,12 +9484,12 @@
       </w:tr>
       <w:tr>
         <w:trPr>
-          <w:trHeight w:val="269"/>
+          <w:trHeight w:val="276"/>
           <w:jc w:val="center"/>
         </w:trPr>
         <w:tc>
           <w:tcPr>
-            <w:tcW w:w="580" w:type="dxa"/>
+            <w:tcW w:w="583" w:type="dxa"/>
             <w:shd w:val="clear" w:color="auto" w:fill="D9E1F2"/>
             <w:tcMar>
               <w:top w:w="15" w:type="dxa"/>
@@ -9298,7 +9512,7 @@
         </w:tc>
         <w:tc>
           <w:tcPr>
-            <w:tcW w:w="1494" w:type="dxa"/>
+            <w:tcW w:w="1499" w:type="dxa"/>
             <w:shd w:val="clear" w:color="auto" w:fill="D9E1F2"/>
             <w:tcMar>
               <w:top w:w="15" w:type="dxa"/>
@@ -9321,7 +9535,7 @@
         </w:tc>
         <w:tc>
           <w:tcPr>
-            <w:tcW w:w="1069" w:type="dxa"/>
+            <w:tcW w:w="1073" w:type="dxa"/>
             <w:shd w:val="clear" w:color="auto" w:fill="D9E1F2"/>
             <w:tcMar>
               <w:top w:w="15" w:type="dxa"/>
@@ -9344,7 +9558,7 @@
         </w:tc>
         <w:tc>
           <w:tcPr>
-            <w:tcW w:w="1218" w:type="dxa"/>
+            <w:tcW w:w="1220" w:type="dxa"/>
             <w:shd w:val="clear" w:color="auto" w:fill="D9E1F2"/>
             <w:tcMar>
               <w:top w:w="15" w:type="dxa"/>
@@ -9368,12 +9582,12 @@
       </w:tr>
       <w:tr>
         <w:trPr>
-          <w:trHeight w:val="269"/>
+          <w:trHeight w:val="276"/>
           <w:jc w:val="center"/>
         </w:trPr>
         <w:tc>
           <w:tcPr>
-            <w:tcW w:w="580" w:type="dxa"/>
+            <w:tcW w:w="583" w:type="dxa"/>
             <w:tcMar>
               <w:top w:w="15" w:type="dxa"/>
               <w:left w:w="15" w:type="dxa"/>
@@ -9395,7 +9609,7 @@
         </w:tc>
         <w:tc>
           <w:tcPr>
-            <w:tcW w:w="1494" w:type="dxa"/>
+            <w:tcW w:w="1499" w:type="dxa"/>
             <w:tcMar>
               <w:top w:w="15" w:type="dxa"/>
               <w:left w:w="15" w:type="dxa"/>
@@ -9417,7 +9631,7 @@
         </w:tc>
         <w:tc>
           <w:tcPr>
-            <w:tcW w:w="1069" w:type="dxa"/>
+            <w:tcW w:w="1073" w:type="dxa"/>
             <w:tcMar>
               <w:top w:w="15" w:type="dxa"/>
               <w:left w:w="15" w:type="dxa"/>
@@ -9439,7 +9653,7 @@
         </w:tc>
         <w:tc>
           <w:tcPr>
-            <w:tcW w:w="1218" w:type="dxa"/>
+            <w:tcW w:w="1220" w:type="dxa"/>
             <w:tcMar>
               <w:top w:w="15" w:type="dxa"/>
               <w:left w:w="15" w:type="dxa"/>
@@ -9462,12 +9676,12 @@
       </w:tr>
       <w:tr>
         <w:trPr>
-          <w:trHeight w:val="269"/>
+          <w:trHeight w:val="276"/>
           <w:jc w:val="center"/>
         </w:trPr>
         <w:tc>
           <w:tcPr>
-            <w:tcW w:w="580" w:type="dxa"/>
+            <w:tcW w:w="583" w:type="dxa"/>
             <w:shd w:val="clear" w:color="auto" w:fill="D9E1F2"/>
             <w:tcMar>
               <w:top w:w="15" w:type="dxa"/>
@@ -9490,7 +9704,7 @@
         </w:tc>
         <w:tc>
           <w:tcPr>
-            <w:tcW w:w="1494" w:type="dxa"/>
+            <w:tcW w:w="1499" w:type="dxa"/>
             <w:shd w:val="clear" w:color="auto" w:fill="D9E1F2"/>
             <w:tcMar>
               <w:top w:w="15" w:type="dxa"/>
@@ -9513,7 +9727,7 @@
         </w:tc>
         <w:tc>
           <w:tcPr>
-            <w:tcW w:w="1069" w:type="dxa"/>
+            <w:tcW w:w="1073" w:type="dxa"/>
             <w:shd w:val="clear" w:color="auto" w:fill="D9E1F2"/>
             <w:tcMar>
               <w:top w:w="15" w:type="dxa"/>
@@ -9536,7 +9750,7 @@
         </w:tc>
         <w:tc>
           <w:tcPr>
-            <w:tcW w:w="1218" w:type="dxa"/>
+            <w:tcW w:w="1220" w:type="dxa"/>
             <w:shd w:val="clear" w:color="auto" w:fill="D9E1F2"/>
             <w:tcMar>
               <w:top w:w="15" w:type="dxa"/>
@@ -9560,12 +9774,12 @@
       </w:tr>
       <w:tr>
         <w:trPr>
-          <w:trHeight w:val="269"/>
+          <w:trHeight w:val="276"/>
           <w:jc w:val="center"/>
         </w:trPr>
         <w:tc>
           <w:tcPr>
-            <w:tcW w:w="580" w:type="dxa"/>
+            <w:tcW w:w="583" w:type="dxa"/>
             <w:tcMar>
               <w:top w:w="15" w:type="dxa"/>
               <w:left w:w="15" w:type="dxa"/>
@@ -9587,7 +9801,7 @@
         </w:tc>
         <w:tc>
           <w:tcPr>
-            <w:tcW w:w="1494" w:type="dxa"/>
+            <w:tcW w:w="1499" w:type="dxa"/>
             <w:tcMar>
               <w:top w:w="15" w:type="dxa"/>
               <w:left w:w="15" w:type="dxa"/>
@@ -9609,7 +9823,7 @@
         </w:tc>
         <w:tc>
           <w:tcPr>
-            <w:tcW w:w="1069" w:type="dxa"/>
+            <w:tcW w:w="1073" w:type="dxa"/>
             <w:tcMar>
               <w:top w:w="15" w:type="dxa"/>
               <w:left w:w="15" w:type="dxa"/>
@@ -9631,7 +9845,7 @@
         </w:tc>
         <w:tc>
           <w:tcPr>
-            <w:tcW w:w="1218" w:type="dxa"/>
+            <w:tcW w:w="1220" w:type="dxa"/>
             <w:tcMar>
               <w:top w:w="15" w:type="dxa"/>
               <w:left w:w="15" w:type="dxa"/>
@@ -9654,12 +9868,12 @@
       </w:tr>
       <w:tr>
         <w:trPr>
-          <w:trHeight w:val="269"/>
+          <w:trHeight w:val="276"/>
           <w:jc w:val="center"/>
         </w:trPr>
         <w:tc>
           <w:tcPr>
-            <w:tcW w:w="580" w:type="dxa"/>
+            <w:tcW w:w="583" w:type="dxa"/>
             <w:shd w:val="clear" w:color="auto" w:fill="D9E1F2"/>
             <w:tcMar>
               <w:top w:w="15" w:type="dxa"/>
@@ -9682,7 +9896,7 @@
         </w:tc>
         <w:tc>
           <w:tcPr>
-            <w:tcW w:w="1494" w:type="dxa"/>
+            <w:tcW w:w="1499" w:type="dxa"/>
             <w:shd w:val="clear" w:color="auto" w:fill="D9E1F2"/>
             <w:tcMar>
               <w:top w:w="15" w:type="dxa"/>
@@ -9705,7 +9919,7 @@
         </w:tc>
         <w:tc>
           <w:tcPr>
-            <w:tcW w:w="1069" w:type="dxa"/>
+            <w:tcW w:w="1073" w:type="dxa"/>
             <w:shd w:val="clear" w:color="auto" w:fill="D9E1F2"/>
             <w:tcMar>
               <w:top w:w="15" w:type="dxa"/>
@@ -9728,7 +9942,7 @@
         </w:tc>
         <w:tc>
           <w:tcPr>
-            <w:tcW w:w="1218" w:type="dxa"/>
+            <w:tcW w:w="1220" w:type="dxa"/>
             <w:shd w:val="clear" w:color="auto" w:fill="D9E1F2"/>
             <w:tcMar>
               <w:top w:w="15" w:type="dxa"/>
@@ -9752,12 +9966,12 @@
       </w:tr>
       <w:tr>
         <w:trPr>
-          <w:trHeight w:val="269"/>
+          <w:trHeight w:val="276"/>
           <w:jc w:val="center"/>
         </w:trPr>
         <w:tc>
           <w:tcPr>
-            <w:tcW w:w="580" w:type="dxa"/>
+            <w:tcW w:w="583" w:type="dxa"/>
             <w:tcMar>
               <w:top w:w="15" w:type="dxa"/>
               <w:left w:w="15" w:type="dxa"/>
@@ -9779,7 +9993,7 @@
         </w:tc>
         <w:tc>
           <w:tcPr>
-            <w:tcW w:w="1494" w:type="dxa"/>
+            <w:tcW w:w="1499" w:type="dxa"/>
             <w:tcMar>
               <w:top w:w="15" w:type="dxa"/>
               <w:left w:w="15" w:type="dxa"/>
@@ -9801,7 +10015,7 @@
         </w:tc>
         <w:tc>
           <w:tcPr>
-            <w:tcW w:w="1069" w:type="dxa"/>
+            <w:tcW w:w="1073" w:type="dxa"/>
             <w:tcMar>
               <w:top w:w="15" w:type="dxa"/>
               <w:left w:w="15" w:type="dxa"/>
@@ -9823,7 +10037,7 @@
         </w:tc>
         <w:tc>
           <w:tcPr>
-            <w:tcW w:w="1218" w:type="dxa"/>
+            <w:tcW w:w="1220" w:type="dxa"/>
             <w:tcMar>
               <w:top w:w="15" w:type="dxa"/>
               <w:left w:w="15" w:type="dxa"/>
@@ -9846,12 +10060,12 @@
       </w:tr>
       <w:tr>
         <w:trPr>
-          <w:trHeight w:val="269"/>
+          <w:trHeight w:val="276"/>
           <w:jc w:val="center"/>
         </w:trPr>
         <w:tc>
           <w:tcPr>
-            <w:tcW w:w="580" w:type="dxa"/>
+            <w:tcW w:w="583" w:type="dxa"/>
             <w:shd w:val="clear" w:color="auto" w:fill="D9E1F2"/>
             <w:tcMar>
               <w:top w:w="15" w:type="dxa"/>
@@ -9874,7 +10088,7 @@
         </w:tc>
         <w:tc>
           <w:tcPr>
-            <w:tcW w:w="1494" w:type="dxa"/>
+            <w:tcW w:w="1499" w:type="dxa"/>
             <w:shd w:val="clear" w:color="auto" w:fill="D9E1F2"/>
             <w:tcMar>
               <w:top w:w="15" w:type="dxa"/>
@@ -9897,7 +10111,7 @@
         </w:tc>
         <w:tc>
           <w:tcPr>
-            <w:tcW w:w="1069" w:type="dxa"/>
+            <w:tcW w:w="1073" w:type="dxa"/>
             <w:shd w:val="clear" w:color="auto" w:fill="D9E1F2"/>
             <w:tcMar>
               <w:top w:w="15" w:type="dxa"/>
@@ -9920,7 +10134,7 @@
         </w:tc>
         <w:tc>
           <w:tcPr>
-            <w:tcW w:w="1218" w:type="dxa"/>
+            <w:tcW w:w="1220" w:type="dxa"/>
             <w:shd w:val="clear" w:color="auto" w:fill="D9E1F2"/>
             <w:tcMar>
               <w:top w:w="15" w:type="dxa"/>
@@ -9944,12 +10158,12 @@
       </w:tr>
       <w:tr>
         <w:trPr>
-          <w:trHeight w:val="269"/>
+          <w:trHeight w:val="276"/>
           <w:jc w:val="center"/>
         </w:trPr>
         <w:tc>
           <w:tcPr>
-            <w:tcW w:w="580" w:type="dxa"/>
+            <w:tcW w:w="583" w:type="dxa"/>
             <w:tcMar>
               <w:top w:w="15" w:type="dxa"/>
               <w:left w:w="15" w:type="dxa"/>
@@ -9971,7 +10185,7 @@
         </w:tc>
         <w:tc>
           <w:tcPr>
-            <w:tcW w:w="1494" w:type="dxa"/>
+            <w:tcW w:w="1499" w:type="dxa"/>
             <w:tcMar>
               <w:top w:w="15" w:type="dxa"/>
               <w:left w:w="15" w:type="dxa"/>
@@ -9993,7 +10207,7 @@
         </w:tc>
         <w:tc>
           <w:tcPr>
-            <w:tcW w:w="1069" w:type="dxa"/>
+            <w:tcW w:w="1073" w:type="dxa"/>
             <w:tcMar>
               <w:top w:w="15" w:type="dxa"/>
               <w:left w:w="15" w:type="dxa"/>
@@ -10015,7 +10229,7 @@
         </w:tc>
         <w:tc>
           <w:tcPr>
-            <w:tcW w:w="1218" w:type="dxa"/>
+            <w:tcW w:w="1220" w:type="dxa"/>
             <w:tcMar>
               <w:top w:w="15" w:type="dxa"/>
               <w:left w:w="15" w:type="dxa"/>
@@ -10075,9 +10289,9 @@
           <w:noProof/>
         </w:rPr>
         <w:drawing>
-          <wp:inline distT="0" distB="0" distL="0" distR="0" wp14:anchorId="2B5AC51F" wp14:editId="49E0E1FA">
-            <wp:extent cx="2856847" cy="2575560"/>
-            <wp:effectExtent l="0" t="0" r="1270" b="0"/>
+          <wp:inline distT="0" distB="0" distL="0" distR="0" wp14:anchorId="2B5AC51F" wp14:editId="1E7CDAAF">
+            <wp:extent cx="2865120" cy="2583017"/>
+            <wp:effectExtent l="0" t="0" r="0" b="8255"/>
             <wp:docPr id="2006112039" name="Picture 2006112039"/>
             <wp:cNvGraphicFramePr>
               <a:graphicFrameLocks xmlns:a="http://schemas.openxmlformats.org/drawingml/2006/main" noChangeAspect="1"/>
@@ -10090,7 +10304,7 @@
                     <pic:cNvPicPr/>
                   </pic:nvPicPr>
                   <pic:blipFill>
-                    <a:blip r:embed="rId32">
+                    <a:blip r:embed="rId30">
                       <a:extLst>
                         <a:ext uri="{28A0092B-C50C-407E-A947-70E740481C1C}">
                           <a14:useLocalDpi xmlns:a14="http://schemas.microsoft.com/office/drawing/2010/main" val="0"/>
@@ -10104,7 +10318,7 @@
                   <pic:spPr>
                     <a:xfrm>
                       <a:off x="0" y="0"/>
-                      <a:ext cx="2875449" cy="2592330"/>
+                      <a:ext cx="2877898" cy="2594537"/>
                     </a:xfrm>
                     <a:prstGeom prst="rect">
                       <a:avLst/>
@@ -10197,7 +10411,14 @@
           <w:noProof/>
           <w:lang w:val="en-IN"/>
         </w:rPr>
-        <w:t>For the second case also, on the unseen test dataset (20% split), both classifiers exhibited deviations. Table 5 shows how the KNN classifier performed the reconstruction. Figure 10 represents the KNN plots from the table 5. In contrast, Table 6 shows how the HTM classifier performed the recosntrauction. Figure 11 represents the HTM plots from the table 6. Here also HTM performed much superior compared to KNN.</w:t>
+        <w:t xml:space="preserve">For the second case also, on the unseen test dataset (20% split), both classifiers exhibited deviations. Table 5 shows how the KNN classifier performed the reconstruction. Figure 10 represents the KNN plots from the table 5. In contrast, Table 6 shows how the HTM classifier performed the recosntrauction. Figure 11 represents the HTM plots from the </w:t>
+      </w:r>
+      <w:r>
+        <w:rPr>
+          <w:noProof/>
+          <w:lang w:val="en-IN"/>
+        </w:rPr>
+        <w:t>table 6. Here also HTM performed much superior compared to KNN.</w:t>
       </w:r>
     </w:p>
     <w:p>
@@ -10226,19 +10447,19 @@
         <w:tblLook w:val="06A0" w:firstRow="1" w:lastRow="0" w:firstColumn="1" w:lastColumn="0" w:noHBand="1" w:noVBand="1"/>
       </w:tblPr>
       <w:tblGrid>
-        <w:gridCol w:w="658"/>
-        <w:gridCol w:w="1540"/>
-        <w:gridCol w:w="1020"/>
-        <w:gridCol w:w="1218"/>
+        <w:gridCol w:w="647"/>
+        <w:gridCol w:w="1515"/>
+        <w:gridCol w:w="1003"/>
+        <w:gridCol w:w="1199"/>
       </w:tblGrid>
       <w:tr>
         <w:trPr>
-          <w:trHeight w:val="300"/>
+          <w:trHeight w:val="294"/>
           <w:jc w:val="center"/>
         </w:trPr>
         <w:tc>
           <w:tcPr>
-            <w:tcW w:w="4436" w:type="dxa"/>
+            <w:tcW w:w="4364" w:type="dxa"/>
             <w:gridSpan w:val="4"/>
             <w:shd w:val="clear" w:color="auto" w:fill="FFFF00"/>
             <w:tcMar>
@@ -10265,12 +10486,12 @@
       </w:tr>
       <w:tr>
         <w:trPr>
-          <w:trHeight w:val="615"/>
+          <w:trHeight w:val="603"/>
           <w:jc w:val="center"/>
         </w:trPr>
         <w:tc>
           <w:tcPr>
-            <w:tcW w:w="658" w:type="dxa"/>
+            <w:tcW w:w="647" w:type="dxa"/>
             <w:shd w:val="clear" w:color="auto" w:fill="4472C4" w:themeFill="accent1"/>
             <w:tcMar>
               <w:top w:w="15" w:type="dxa"/>
@@ -10295,7 +10516,7 @@
         </w:tc>
         <w:tc>
           <w:tcPr>
-            <w:tcW w:w="1540" w:type="dxa"/>
+            <w:tcW w:w="1515" w:type="dxa"/>
             <w:shd w:val="clear" w:color="auto" w:fill="4472C4" w:themeFill="accent1"/>
             <w:tcMar>
               <w:top w:w="15" w:type="dxa"/>
@@ -10320,7 +10541,7 @@
         </w:tc>
         <w:tc>
           <w:tcPr>
-            <w:tcW w:w="1020" w:type="dxa"/>
+            <w:tcW w:w="1003" w:type="dxa"/>
             <w:shd w:val="clear" w:color="auto" w:fill="4472C4" w:themeFill="accent1"/>
             <w:tcMar>
               <w:top w:w="15" w:type="dxa"/>
@@ -10345,7 +10566,7 @@
         </w:tc>
         <w:tc>
           <w:tcPr>
-            <w:tcW w:w="1218" w:type="dxa"/>
+            <w:tcW w:w="1198" w:type="dxa"/>
             <w:shd w:val="clear" w:color="auto" w:fill="4472C4" w:themeFill="accent1"/>
             <w:tcMar>
               <w:top w:w="15" w:type="dxa"/>
@@ -10371,12 +10592,12 @@
       </w:tr>
       <w:tr>
         <w:trPr>
-          <w:trHeight w:val="300"/>
+          <w:trHeight w:val="294"/>
           <w:jc w:val="center"/>
         </w:trPr>
         <w:tc>
           <w:tcPr>
-            <w:tcW w:w="658" w:type="dxa"/>
+            <w:tcW w:w="647" w:type="dxa"/>
             <w:shd w:val="clear" w:color="auto" w:fill="D9E1F2"/>
             <w:tcMar>
               <w:top w:w="15" w:type="dxa"/>
@@ -10399,7 +10620,7 @@
         </w:tc>
         <w:tc>
           <w:tcPr>
-            <w:tcW w:w="1540" w:type="dxa"/>
+            <w:tcW w:w="1515" w:type="dxa"/>
             <w:shd w:val="clear" w:color="auto" w:fill="D9E1F2"/>
             <w:tcMar>
               <w:top w:w="15" w:type="dxa"/>
@@ -10422,7 +10643,7 @@
         </w:tc>
         <w:tc>
           <w:tcPr>
-            <w:tcW w:w="1020" w:type="dxa"/>
+            <w:tcW w:w="1003" w:type="dxa"/>
             <w:shd w:val="clear" w:color="auto" w:fill="D9E1F2"/>
             <w:tcMar>
               <w:top w:w="15" w:type="dxa"/>
@@ -10445,7 +10666,7 @@
         </w:tc>
         <w:tc>
           <w:tcPr>
-            <w:tcW w:w="1218" w:type="dxa"/>
+            <w:tcW w:w="1198" w:type="dxa"/>
             <w:shd w:val="clear" w:color="auto" w:fill="D9E1F2"/>
             <w:tcMar>
               <w:top w:w="15" w:type="dxa"/>
@@ -10469,12 +10690,12 @@
       </w:tr>
       <w:tr>
         <w:trPr>
-          <w:trHeight w:val="300"/>
+          <w:trHeight w:val="294"/>
           <w:jc w:val="center"/>
         </w:trPr>
         <w:tc>
           <w:tcPr>
-            <w:tcW w:w="658" w:type="dxa"/>
+            <w:tcW w:w="647" w:type="dxa"/>
             <w:tcMar>
               <w:top w:w="15" w:type="dxa"/>
               <w:left w:w="15" w:type="dxa"/>
@@ -10496,7 +10717,7 @@
         </w:tc>
         <w:tc>
           <w:tcPr>
-            <w:tcW w:w="1540" w:type="dxa"/>
+            <w:tcW w:w="1515" w:type="dxa"/>
             <w:tcMar>
               <w:top w:w="15" w:type="dxa"/>
               <w:left w:w="15" w:type="dxa"/>
@@ -10518,7 +10739,7 @@
         </w:tc>
         <w:tc>
           <w:tcPr>
-            <w:tcW w:w="1020" w:type="dxa"/>
+            <w:tcW w:w="1003" w:type="dxa"/>
             <w:tcMar>
               <w:top w:w="15" w:type="dxa"/>
               <w:left w:w="15" w:type="dxa"/>
@@ -10540,7 +10761,7 @@
         </w:tc>
         <w:tc>
           <w:tcPr>
-            <w:tcW w:w="1218" w:type="dxa"/>
+            <w:tcW w:w="1198" w:type="dxa"/>
             <w:tcMar>
               <w:top w:w="15" w:type="dxa"/>
               <w:left w:w="15" w:type="dxa"/>
@@ -10563,12 +10784,12 @@
       </w:tr>
       <w:tr>
         <w:trPr>
-          <w:trHeight w:val="300"/>
+          <w:trHeight w:val="294"/>
           <w:jc w:val="center"/>
         </w:trPr>
         <w:tc>
           <w:tcPr>
-            <w:tcW w:w="658" w:type="dxa"/>
+            <w:tcW w:w="647" w:type="dxa"/>
             <w:shd w:val="clear" w:color="auto" w:fill="D9E1F2"/>
             <w:tcMar>
               <w:top w:w="15" w:type="dxa"/>
@@ -10591,7 +10812,7 @@
         </w:tc>
         <w:tc>
           <w:tcPr>
-            <w:tcW w:w="1540" w:type="dxa"/>
+            <w:tcW w:w="1515" w:type="dxa"/>
             <w:shd w:val="clear" w:color="auto" w:fill="D9E1F2"/>
             <w:tcMar>
               <w:top w:w="15" w:type="dxa"/>
@@ -10614,7 +10835,7 @@
         </w:tc>
         <w:tc>
           <w:tcPr>
-            <w:tcW w:w="1020" w:type="dxa"/>
+            <w:tcW w:w="1003" w:type="dxa"/>
             <w:shd w:val="clear" w:color="auto" w:fill="D9E1F2"/>
             <w:tcMar>
               <w:top w:w="15" w:type="dxa"/>
@@ -10637,7 +10858,7 @@
         </w:tc>
         <w:tc>
           <w:tcPr>
-            <w:tcW w:w="1218" w:type="dxa"/>
+            <w:tcW w:w="1198" w:type="dxa"/>
             <w:shd w:val="clear" w:color="auto" w:fill="D9E1F2"/>
             <w:tcMar>
               <w:top w:w="15" w:type="dxa"/>
@@ -10661,12 +10882,12 @@
       </w:tr>
       <w:tr>
         <w:trPr>
-          <w:trHeight w:val="300"/>
+          <w:trHeight w:val="294"/>
           <w:jc w:val="center"/>
         </w:trPr>
         <w:tc>
           <w:tcPr>
-            <w:tcW w:w="658" w:type="dxa"/>
+            <w:tcW w:w="647" w:type="dxa"/>
             <w:tcMar>
               <w:top w:w="15" w:type="dxa"/>
               <w:left w:w="15" w:type="dxa"/>
@@ -10688,7 +10909,7 @@
         </w:tc>
         <w:tc>
           <w:tcPr>
-            <w:tcW w:w="1540" w:type="dxa"/>
+            <w:tcW w:w="1515" w:type="dxa"/>
             <w:tcMar>
               <w:top w:w="15" w:type="dxa"/>
               <w:left w:w="15" w:type="dxa"/>
@@ -10710,7 +10931,7 @@
         </w:tc>
         <w:tc>
           <w:tcPr>
-            <w:tcW w:w="1020" w:type="dxa"/>
+            <w:tcW w:w="1003" w:type="dxa"/>
             <w:tcMar>
               <w:top w:w="15" w:type="dxa"/>
               <w:left w:w="15" w:type="dxa"/>
@@ -10732,7 +10953,7 @@
         </w:tc>
         <w:tc>
           <w:tcPr>
-            <w:tcW w:w="1218" w:type="dxa"/>
+            <w:tcW w:w="1198" w:type="dxa"/>
             <w:tcMar>
               <w:top w:w="15" w:type="dxa"/>
               <w:left w:w="15" w:type="dxa"/>
@@ -10755,12 +10976,12 @@
       </w:tr>
       <w:tr>
         <w:trPr>
-          <w:trHeight w:val="300"/>
+          <w:trHeight w:val="294"/>
           <w:jc w:val="center"/>
         </w:trPr>
         <w:tc>
           <w:tcPr>
-            <w:tcW w:w="658" w:type="dxa"/>
+            <w:tcW w:w="647" w:type="dxa"/>
             <w:shd w:val="clear" w:color="auto" w:fill="D9E1F2"/>
             <w:tcMar>
               <w:top w:w="15" w:type="dxa"/>
@@ -10783,7 +11004,7 @@
         </w:tc>
         <w:tc>
           <w:tcPr>
-            <w:tcW w:w="1540" w:type="dxa"/>
+            <w:tcW w:w="1515" w:type="dxa"/>
             <w:shd w:val="clear" w:color="auto" w:fill="D9E1F2"/>
             <w:tcMar>
               <w:top w:w="15" w:type="dxa"/>
@@ -10806,7 +11027,7 @@
         </w:tc>
         <w:tc>
           <w:tcPr>
-            <w:tcW w:w="1020" w:type="dxa"/>
+            <w:tcW w:w="1003" w:type="dxa"/>
             <w:shd w:val="clear" w:color="auto" w:fill="D9E1F2"/>
             <w:tcMar>
               <w:top w:w="15" w:type="dxa"/>
@@ -10829,7 +11050,7 @@
         </w:tc>
         <w:tc>
           <w:tcPr>
-            <w:tcW w:w="1218" w:type="dxa"/>
+            <w:tcW w:w="1198" w:type="dxa"/>
             <w:shd w:val="clear" w:color="auto" w:fill="D9E1F2"/>
             <w:tcMar>
               <w:top w:w="15" w:type="dxa"/>
@@ -10853,12 +11074,12 @@
       </w:tr>
       <w:tr>
         <w:trPr>
-          <w:trHeight w:val="300"/>
+          <w:trHeight w:val="294"/>
           <w:jc w:val="center"/>
         </w:trPr>
         <w:tc>
           <w:tcPr>
-            <w:tcW w:w="658" w:type="dxa"/>
+            <w:tcW w:w="647" w:type="dxa"/>
             <w:tcMar>
               <w:top w:w="15" w:type="dxa"/>
               <w:left w:w="15" w:type="dxa"/>
@@ -10880,7 +11101,7 @@
         </w:tc>
         <w:tc>
           <w:tcPr>
-            <w:tcW w:w="1540" w:type="dxa"/>
+            <w:tcW w:w="1515" w:type="dxa"/>
             <w:tcMar>
               <w:top w:w="15" w:type="dxa"/>
               <w:left w:w="15" w:type="dxa"/>
@@ -10902,7 +11123,7 @@
         </w:tc>
         <w:tc>
           <w:tcPr>
-            <w:tcW w:w="1020" w:type="dxa"/>
+            <w:tcW w:w="1003" w:type="dxa"/>
             <w:tcMar>
               <w:top w:w="15" w:type="dxa"/>
               <w:left w:w="15" w:type="dxa"/>
@@ -10924,7 +11145,7 @@
         </w:tc>
         <w:tc>
           <w:tcPr>
-            <w:tcW w:w="1218" w:type="dxa"/>
+            <w:tcW w:w="1198" w:type="dxa"/>
             <w:tcMar>
               <w:top w:w="15" w:type="dxa"/>
               <w:left w:w="15" w:type="dxa"/>
@@ -10947,12 +11168,12 @@
       </w:tr>
       <w:tr>
         <w:trPr>
-          <w:trHeight w:val="300"/>
+          <w:trHeight w:val="294"/>
           <w:jc w:val="center"/>
         </w:trPr>
         <w:tc>
           <w:tcPr>
-            <w:tcW w:w="658" w:type="dxa"/>
+            <w:tcW w:w="647" w:type="dxa"/>
             <w:shd w:val="clear" w:color="auto" w:fill="D9E1F2"/>
             <w:tcMar>
               <w:top w:w="15" w:type="dxa"/>
@@ -10975,7 +11196,7 @@
         </w:tc>
         <w:tc>
           <w:tcPr>
-            <w:tcW w:w="1540" w:type="dxa"/>
+            <w:tcW w:w="1515" w:type="dxa"/>
             <w:shd w:val="clear" w:color="auto" w:fill="D9E1F2"/>
             <w:tcMar>
               <w:top w:w="15" w:type="dxa"/>
@@ -10998,7 +11219,7 @@
         </w:tc>
         <w:tc>
           <w:tcPr>
-            <w:tcW w:w="1020" w:type="dxa"/>
+            <w:tcW w:w="1003" w:type="dxa"/>
             <w:shd w:val="clear" w:color="auto" w:fill="D9E1F2"/>
             <w:tcMar>
               <w:top w:w="15" w:type="dxa"/>
@@ -11021,7 +11242,7 @@
         </w:tc>
         <w:tc>
           <w:tcPr>
-            <w:tcW w:w="1218" w:type="dxa"/>
+            <w:tcW w:w="1198" w:type="dxa"/>
             <w:shd w:val="clear" w:color="auto" w:fill="D9E1F2"/>
             <w:tcMar>
               <w:top w:w="15" w:type="dxa"/>
@@ -11045,12 +11266,12 @@
       </w:tr>
       <w:tr>
         <w:trPr>
-          <w:trHeight w:val="300"/>
+          <w:trHeight w:val="294"/>
           <w:jc w:val="center"/>
         </w:trPr>
         <w:tc>
           <w:tcPr>
-            <w:tcW w:w="658" w:type="dxa"/>
+            <w:tcW w:w="647" w:type="dxa"/>
             <w:tcMar>
               <w:top w:w="15" w:type="dxa"/>
               <w:left w:w="15" w:type="dxa"/>
@@ -11072,7 +11293,7 @@
         </w:tc>
         <w:tc>
           <w:tcPr>
-            <w:tcW w:w="1540" w:type="dxa"/>
+            <w:tcW w:w="1515" w:type="dxa"/>
             <w:tcMar>
               <w:top w:w="15" w:type="dxa"/>
               <w:left w:w="15" w:type="dxa"/>
@@ -11094,7 +11315,7 @@
         </w:tc>
         <w:tc>
           <w:tcPr>
-            <w:tcW w:w="1020" w:type="dxa"/>
+            <w:tcW w:w="1003" w:type="dxa"/>
             <w:tcMar>
               <w:top w:w="15" w:type="dxa"/>
               <w:left w:w="15" w:type="dxa"/>
@@ -11116,7 +11337,7 @@
         </w:tc>
         <w:tc>
           <w:tcPr>
-            <w:tcW w:w="1218" w:type="dxa"/>
+            <w:tcW w:w="1198" w:type="dxa"/>
             <w:tcMar>
               <w:top w:w="15" w:type="dxa"/>
               <w:left w:w="15" w:type="dxa"/>
@@ -11139,12 +11360,12 @@
       </w:tr>
       <w:tr>
         <w:trPr>
-          <w:trHeight w:val="300"/>
+          <w:trHeight w:val="294"/>
           <w:jc w:val="center"/>
         </w:trPr>
         <w:tc>
           <w:tcPr>
-            <w:tcW w:w="658" w:type="dxa"/>
+            <w:tcW w:w="647" w:type="dxa"/>
             <w:shd w:val="clear" w:color="auto" w:fill="D9E1F2"/>
             <w:tcMar>
               <w:top w:w="15" w:type="dxa"/>
@@ -11167,7 +11388,7 @@
         </w:tc>
         <w:tc>
           <w:tcPr>
-            <w:tcW w:w="1540" w:type="dxa"/>
+            <w:tcW w:w="1515" w:type="dxa"/>
             <w:shd w:val="clear" w:color="auto" w:fill="D9E1F2"/>
             <w:tcMar>
               <w:top w:w="15" w:type="dxa"/>
@@ -11190,7 +11411,7 @@
         </w:tc>
         <w:tc>
           <w:tcPr>
-            <w:tcW w:w="1020" w:type="dxa"/>
+            <w:tcW w:w="1003" w:type="dxa"/>
             <w:shd w:val="clear" w:color="auto" w:fill="D9E1F2"/>
             <w:tcMar>
               <w:top w:w="15" w:type="dxa"/>
@@ -11213,7 +11434,7 @@
         </w:tc>
         <w:tc>
           <w:tcPr>
-            <w:tcW w:w="1218" w:type="dxa"/>
+            <w:tcW w:w="1198" w:type="dxa"/>
             <w:shd w:val="clear" w:color="auto" w:fill="D9E1F2"/>
             <w:tcMar>
               <w:top w:w="15" w:type="dxa"/>
@@ -11237,12 +11458,12 @@
       </w:tr>
       <w:tr>
         <w:trPr>
-          <w:trHeight w:val="300"/>
+          <w:trHeight w:val="294"/>
           <w:jc w:val="center"/>
         </w:trPr>
         <w:tc>
           <w:tcPr>
-            <w:tcW w:w="658" w:type="dxa"/>
+            <w:tcW w:w="647" w:type="dxa"/>
             <w:tcMar>
               <w:top w:w="15" w:type="dxa"/>
               <w:left w:w="15" w:type="dxa"/>
@@ -11264,7 +11485,7 @@
         </w:tc>
         <w:tc>
           <w:tcPr>
-            <w:tcW w:w="1540" w:type="dxa"/>
+            <w:tcW w:w="1515" w:type="dxa"/>
             <w:tcMar>
               <w:top w:w="15" w:type="dxa"/>
               <w:left w:w="15" w:type="dxa"/>
@@ -11286,7 +11507,7 @@
         </w:tc>
         <w:tc>
           <w:tcPr>
-            <w:tcW w:w="1020" w:type="dxa"/>
+            <w:tcW w:w="1003" w:type="dxa"/>
             <w:tcMar>
               <w:top w:w="15" w:type="dxa"/>
               <w:left w:w="15" w:type="dxa"/>
@@ -11308,7 +11529,7 @@
         </w:tc>
         <w:tc>
           <w:tcPr>
-            <w:tcW w:w="1218" w:type="dxa"/>
+            <w:tcW w:w="1198" w:type="dxa"/>
             <w:tcMar>
               <w:top w:w="15" w:type="dxa"/>
               <w:left w:w="15" w:type="dxa"/>
@@ -11367,10 +11588,1330 @@
           <w:noProof/>
         </w:rPr>
         <w:drawing>
-          <wp:inline distT="0" distB="0" distL="0" distR="0" wp14:anchorId="2212B5A2" wp14:editId="309A1D3F">
+          <wp:inline distT="0" distB="0" distL="0" distR="0" wp14:anchorId="2212B5A2" wp14:editId="250D8ADE">
+            <wp:extent cx="3095625" cy="2143125"/>
+            <wp:effectExtent l="0" t="0" r="0" b="0"/>
+            <wp:docPr id="1515601597" name="Picture 1515601597"/>
+            <wp:cNvGraphicFramePr>
+              <a:graphicFrameLocks xmlns:a="http://schemas.openxmlformats.org/drawingml/2006/main" noChangeAspect="1"/>
+            </wp:cNvGraphicFramePr>
+            <a:graphic xmlns:a="http://schemas.openxmlformats.org/drawingml/2006/main">
+              <a:graphicData uri="http://schemas.openxmlformats.org/drawingml/2006/picture">
+                <pic:pic xmlns:pic="http://schemas.openxmlformats.org/drawingml/2006/picture">
+                  <pic:nvPicPr>
+                    <pic:cNvPr id="0" name=""/>
+                    <pic:cNvPicPr/>
+                  </pic:nvPicPr>
+                  <pic:blipFill>
+                    <a:blip r:embed="rId31" cstate="print">
+                      <a:extLst>
+                        <a:ext uri="{28A0092B-C50C-407E-A947-70E740481C1C}">
+                          <a14:useLocalDpi xmlns:a14="http://schemas.microsoft.com/office/drawing/2010/main" val="0"/>
+                        </a:ext>
+                      </a:extLst>
+                    </a:blip>
+                    <a:stretch>
+                      <a:fillRect/>
+                    </a:stretch>
+                  </pic:blipFill>
+                  <pic:spPr>
+                    <a:xfrm>
+                      <a:off x="0" y="0"/>
+                      <a:ext cx="3095625" cy="2143125"/>
+                    </a:xfrm>
+                    <a:prstGeom prst="rect">
+                      <a:avLst/>
+                    </a:prstGeom>
+                  </pic:spPr>
+                </pic:pic>
+              </a:graphicData>
+            </a:graphic>
+          </wp:inline>
+        </w:drawing>
+      </w:r>
+      <w:r>
+        <w:rPr>
+          <w:i/>
+          <w:iCs/>
+          <w:noProof/>
+          <w:lang w:val="en-IN"/>
+        </w:rPr>
+        <w:t>Fig. 10: KNN reconstruction plot for test data (case 2)</w:t>
+      </w:r>
+    </w:p>
+    <w:p>
+      <w:pPr>
+        <w:rPr>
+          <w:i/>
+          <w:iCs/>
+          <w:noProof/>
+          <w:lang w:val="en-IN"/>
+        </w:rPr>
+      </w:pPr>
+    </w:p>
+    <w:tbl>
+      <w:tblPr>
+        <w:tblW w:w="0" w:type="auto"/>
+        <w:jc w:val="center"/>
+        <w:tblBorders>
+          <w:top w:val="single" w:sz="12" w:space="0" w:color="000000" w:themeColor="text1"/>
+          <w:left w:val="single" w:sz="12" w:space="0" w:color="000000" w:themeColor="text1"/>
+          <w:bottom w:val="single" w:sz="12" w:space="0" w:color="000000" w:themeColor="text1"/>
+          <w:right w:val="single" w:sz="12" w:space="0" w:color="000000" w:themeColor="text1"/>
+          <w:insideH w:val="single" w:sz="12" w:space="0" w:color="000000" w:themeColor="text1"/>
+          <w:insideV w:val="single" w:sz="12" w:space="0" w:color="000000" w:themeColor="text1"/>
+        </w:tblBorders>
+        <w:tblLayout w:type="fixed"/>
+        <w:tblLook w:val="06A0" w:firstRow="1" w:lastRow="0" w:firstColumn="1" w:lastColumn="0" w:noHBand="1" w:noVBand="1"/>
+      </w:tblPr>
+      <w:tblGrid>
+        <w:gridCol w:w="717"/>
+        <w:gridCol w:w="1524"/>
+        <w:gridCol w:w="1104"/>
+        <w:gridCol w:w="1263"/>
+      </w:tblGrid>
+      <w:tr>
+        <w:trPr>
+          <w:trHeight w:val="293"/>
+          <w:jc w:val="center"/>
+        </w:trPr>
+        <w:tc>
+          <w:tcPr>
+            <w:tcW w:w="4608" w:type="dxa"/>
+            <w:gridSpan w:val="4"/>
+            <w:shd w:val="clear" w:color="auto" w:fill="FFFF00"/>
+            <w:tcMar>
+              <w:top w:w="15" w:type="dxa"/>
+              <w:left w:w="15" w:type="dxa"/>
+              <w:right w:w="15" w:type="dxa"/>
+            </w:tcMar>
+            <w:vAlign w:val="center"/>
+          </w:tcPr>
+          <w:p>
+            <w:r>
+              <w:rPr>
+                <w:rFonts w:ascii="Calibri" w:eastAsia="Calibri" w:hAnsi="Calibri" w:cs="Calibri"/>
+                <w:b/>
+                <w:bCs/>
+                <w:color w:val="000000" w:themeColor="text1"/>
+                <w:sz w:val="22"/>
+                <w:szCs w:val="22"/>
+              </w:rPr>
+              <w:t>HTM Test Data Reconstruction</w:t>
+            </w:r>
+          </w:p>
+        </w:tc>
+      </w:tr>
+      <w:tr>
+        <w:trPr>
+          <w:trHeight w:val="601"/>
+          <w:jc w:val="center"/>
+        </w:trPr>
+        <w:tc>
+          <w:tcPr>
+            <w:tcW w:w="717" w:type="dxa"/>
+            <w:shd w:val="clear" w:color="auto" w:fill="4472C4" w:themeFill="accent1"/>
+            <w:tcMar>
+              <w:top w:w="15" w:type="dxa"/>
+              <w:left w:w="15" w:type="dxa"/>
+              <w:right w:w="15" w:type="dxa"/>
+            </w:tcMar>
+            <w:vAlign w:val="center"/>
+          </w:tcPr>
+          <w:p>
+            <w:r>
+              <w:rPr>
+                <w:rFonts w:ascii="Calibri" w:eastAsia="Calibri" w:hAnsi="Calibri" w:cs="Calibri"/>
+                <w:b/>
+                <w:bCs/>
+                <w:color w:val="FFFFFF" w:themeColor="background1"/>
+                <w:sz w:val="22"/>
+                <w:szCs w:val="22"/>
+              </w:rPr>
+              <w:t>Input</w:t>
+            </w:r>
+          </w:p>
+        </w:tc>
+        <w:tc>
+          <w:tcPr>
+            <w:tcW w:w="1524" w:type="dxa"/>
+            <w:shd w:val="clear" w:color="auto" w:fill="4472C4" w:themeFill="accent1"/>
+            <w:tcMar>
+              <w:top w:w="15" w:type="dxa"/>
+              <w:left w:w="15" w:type="dxa"/>
+              <w:right w:w="15" w:type="dxa"/>
+            </w:tcMar>
+            <w:vAlign w:val="center"/>
+          </w:tcPr>
+          <w:p>
+            <w:r>
+              <w:rPr>
+                <w:rFonts w:ascii="Calibri" w:eastAsia="Calibri" w:hAnsi="Calibri" w:cs="Calibri"/>
+                <w:b/>
+                <w:bCs/>
+                <w:color w:val="FFFFFF" w:themeColor="background1"/>
+                <w:sz w:val="22"/>
+                <w:szCs w:val="22"/>
+              </w:rPr>
+              <w:t>Reconstructed Input</w:t>
+            </w:r>
+          </w:p>
+        </w:tc>
+        <w:tc>
+          <w:tcPr>
+            <w:tcW w:w="1104" w:type="dxa"/>
+            <w:shd w:val="clear" w:color="auto" w:fill="4472C4" w:themeFill="accent1"/>
+            <w:tcMar>
+              <w:top w:w="15" w:type="dxa"/>
+              <w:left w:w="15" w:type="dxa"/>
+              <w:right w:w="15" w:type="dxa"/>
+            </w:tcMar>
+            <w:vAlign w:val="center"/>
+          </w:tcPr>
+          <w:p>
+            <w:r>
+              <w:rPr>
+                <w:rFonts w:ascii="Calibri" w:eastAsia="Calibri" w:hAnsi="Calibri" w:cs="Calibri"/>
+                <w:b/>
+                <w:bCs/>
+                <w:color w:val="FFFFFF" w:themeColor="background1"/>
+                <w:sz w:val="22"/>
+                <w:szCs w:val="22"/>
+              </w:rPr>
+              <w:t>Internal Similarity</w:t>
+            </w:r>
+          </w:p>
+        </w:tc>
+        <w:tc>
+          <w:tcPr>
+            <w:tcW w:w="1261" w:type="dxa"/>
+            <w:shd w:val="clear" w:color="auto" w:fill="4472C4" w:themeFill="accent1"/>
+            <w:tcMar>
+              <w:top w:w="15" w:type="dxa"/>
+              <w:left w:w="15" w:type="dxa"/>
+              <w:right w:w="15" w:type="dxa"/>
+            </w:tcMar>
+            <w:vAlign w:val="center"/>
+          </w:tcPr>
+          <w:p>
+            <w:r>
+              <w:rPr>
+                <w:rFonts w:ascii="Calibri" w:eastAsia="Calibri" w:hAnsi="Calibri" w:cs="Calibri"/>
+                <w:b/>
+                <w:bCs/>
+                <w:color w:val="FFFFFF" w:themeColor="background1"/>
+                <w:sz w:val="22"/>
+                <w:szCs w:val="22"/>
+              </w:rPr>
+              <w:t>Percentage Similarity</w:t>
+            </w:r>
+          </w:p>
+        </w:tc>
+      </w:tr>
+      <w:tr>
+        <w:trPr>
+          <w:trHeight w:val="293"/>
+          <w:jc w:val="center"/>
+        </w:trPr>
+        <w:tc>
+          <w:tcPr>
+            <w:tcW w:w="717" w:type="dxa"/>
+            <w:shd w:val="clear" w:color="auto" w:fill="D9E1F2"/>
+            <w:tcMar>
+              <w:top w:w="15" w:type="dxa"/>
+              <w:left w:w="15" w:type="dxa"/>
+              <w:right w:w="15" w:type="dxa"/>
+            </w:tcMar>
+            <w:vAlign w:val="center"/>
+          </w:tcPr>
+          <w:p>
+            <w:r>
+              <w:rPr>
+                <w:rFonts w:ascii="Calibri" w:eastAsia="Calibri" w:hAnsi="Calibri" w:cs="Calibri"/>
+                <w:color w:val="000000" w:themeColor="text1"/>
+                <w:sz w:val="22"/>
+                <w:szCs w:val="22"/>
+              </w:rPr>
+              <w:t>1</w:t>
+            </w:r>
+          </w:p>
+        </w:tc>
+        <w:tc>
+          <w:tcPr>
+            <w:tcW w:w="1524" w:type="dxa"/>
+            <w:shd w:val="clear" w:color="auto" w:fill="D9E1F2"/>
+            <w:tcMar>
+              <w:top w:w="15" w:type="dxa"/>
+              <w:left w:w="15" w:type="dxa"/>
+              <w:right w:w="15" w:type="dxa"/>
+            </w:tcMar>
+            <w:vAlign w:val="center"/>
+          </w:tcPr>
+          <w:p>
+            <w:r>
+              <w:rPr>
+                <w:rFonts w:ascii="Calibri" w:eastAsia="Calibri" w:hAnsi="Calibri" w:cs="Calibri"/>
+                <w:color w:val="000000" w:themeColor="text1"/>
+                <w:sz w:val="22"/>
+                <w:szCs w:val="22"/>
+              </w:rPr>
+              <w:t>2</w:t>
+            </w:r>
+          </w:p>
+        </w:tc>
+        <w:tc>
+          <w:tcPr>
+            <w:tcW w:w="1104" w:type="dxa"/>
+            <w:shd w:val="clear" w:color="auto" w:fill="D9E1F2"/>
+            <w:tcMar>
+              <w:top w:w="15" w:type="dxa"/>
+              <w:left w:w="15" w:type="dxa"/>
+              <w:right w:w="15" w:type="dxa"/>
+            </w:tcMar>
+            <w:vAlign w:val="center"/>
+          </w:tcPr>
+          <w:p>
+            <w:r>
+              <w:rPr>
+                <w:rFonts w:ascii="Calibri" w:eastAsia="Calibri" w:hAnsi="Calibri" w:cs="Calibri"/>
+                <w:color w:val="000000" w:themeColor="text1"/>
+                <w:sz w:val="22"/>
+                <w:szCs w:val="22"/>
+              </w:rPr>
+              <w:t>35.00%</w:t>
+            </w:r>
+          </w:p>
+        </w:tc>
+        <w:tc>
+          <w:tcPr>
+            <w:tcW w:w="1261" w:type="dxa"/>
+            <w:shd w:val="clear" w:color="auto" w:fill="D9E1F2"/>
+            <w:tcMar>
+              <w:top w:w="15" w:type="dxa"/>
+              <w:left w:w="15" w:type="dxa"/>
+              <w:right w:w="15" w:type="dxa"/>
+            </w:tcMar>
+            <w:vAlign w:val="center"/>
+          </w:tcPr>
+          <w:p>
+            <w:r>
+              <w:rPr>
+                <w:rFonts w:ascii="Calibri" w:eastAsia="Calibri" w:hAnsi="Calibri" w:cs="Calibri"/>
+                <w:color w:val="000000" w:themeColor="text1"/>
+                <w:sz w:val="22"/>
+                <w:szCs w:val="22"/>
+              </w:rPr>
+              <w:t>50.00%</w:t>
+            </w:r>
+          </w:p>
+        </w:tc>
+      </w:tr>
+      <w:tr>
+        <w:trPr>
+          <w:trHeight w:val="293"/>
+          <w:jc w:val="center"/>
+        </w:trPr>
+        <w:tc>
+          <w:tcPr>
+            <w:tcW w:w="717" w:type="dxa"/>
+            <w:tcMar>
+              <w:top w:w="15" w:type="dxa"/>
+              <w:left w:w="15" w:type="dxa"/>
+              <w:right w:w="15" w:type="dxa"/>
+            </w:tcMar>
+            <w:vAlign w:val="center"/>
+          </w:tcPr>
+          <w:p>
+            <w:r>
+              <w:rPr>
+                <w:rFonts w:ascii="Calibri" w:eastAsia="Calibri" w:hAnsi="Calibri" w:cs="Calibri"/>
+                <w:color w:val="000000" w:themeColor="text1"/>
+                <w:sz w:val="22"/>
+                <w:szCs w:val="22"/>
+              </w:rPr>
+              <w:t>10</w:t>
+            </w:r>
+          </w:p>
+        </w:tc>
+        <w:tc>
+          <w:tcPr>
+            <w:tcW w:w="1524" w:type="dxa"/>
+            <w:tcMar>
+              <w:top w:w="15" w:type="dxa"/>
+              <w:left w:w="15" w:type="dxa"/>
+              <w:right w:w="15" w:type="dxa"/>
+            </w:tcMar>
+            <w:vAlign w:val="center"/>
+          </w:tcPr>
+          <w:p>
+            <w:r>
+              <w:rPr>
+                <w:rFonts w:ascii="Calibri" w:eastAsia="Calibri" w:hAnsi="Calibri" w:cs="Calibri"/>
+                <w:color w:val="000000" w:themeColor="text1"/>
+                <w:sz w:val="22"/>
+                <w:szCs w:val="22"/>
+              </w:rPr>
+              <w:t>9</w:t>
+            </w:r>
+          </w:p>
+        </w:tc>
+        <w:tc>
+          <w:tcPr>
+            <w:tcW w:w="1104" w:type="dxa"/>
+            <w:tcMar>
+              <w:top w:w="15" w:type="dxa"/>
+              <w:left w:w="15" w:type="dxa"/>
+              <w:right w:w="15" w:type="dxa"/>
+            </w:tcMar>
+            <w:vAlign w:val="center"/>
+          </w:tcPr>
+          <w:p>
+            <w:r>
+              <w:rPr>
+                <w:rFonts w:ascii="Calibri" w:eastAsia="Calibri" w:hAnsi="Calibri" w:cs="Calibri"/>
+                <w:color w:val="000000" w:themeColor="text1"/>
+                <w:sz w:val="22"/>
+                <w:szCs w:val="22"/>
+              </w:rPr>
+              <w:t>50.00%</w:t>
+            </w:r>
+          </w:p>
+        </w:tc>
+        <w:tc>
+          <w:tcPr>
+            <w:tcW w:w="1261" w:type="dxa"/>
+            <w:tcMar>
+              <w:top w:w="15" w:type="dxa"/>
+              <w:left w:w="15" w:type="dxa"/>
+              <w:right w:w="15" w:type="dxa"/>
+            </w:tcMar>
+            <w:vAlign w:val="center"/>
+          </w:tcPr>
+          <w:p>
+            <w:r>
+              <w:rPr>
+                <w:rFonts w:ascii="Calibri" w:eastAsia="Calibri" w:hAnsi="Calibri" w:cs="Calibri"/>
+                <w:color w:val="000000" w:themeColor="text1"/>
+                <w:sz w:val="22"/>
+                <w:szCs w:val="22"/>
+              </w:rPr>
+              <w:t>90.00%</w:t>
+            </w:r>
+          </w:p>
+        </w:tc>
+      </w:tr>
+      <w:tr>
+        <w:trPr>
+          <w:trHeight w:val="293"/>
+          <w:jc w:val="center"/>
+        </w:trPr>
+        <w:tc>
+          <w:tcPr>
+            <w:tcW w:w="717" w:type="dxa"/>
+            <w:shd w:val="clear" w:color="auto" w:fill="D9E1F2"/>
+            <w:tcMar>
+              <w:top w:w="15" w:type="dxa"/>
+              <w:left w:w="15" w:type="dxa"/>
+              <w:right w:w="15" w:type="dxa"/>
+            </w:tcMar>
+            <w:vAlign w:val="center"/>
+          </w:tcPr>
+          <w:p>
+            <w:r>
+              <w:rPr>
+                <w:rFonts w:ascii="Calibri" w:eastAsia="Calibri" w:hAnsi="Calibri" w:cs="Calibri"/>
+                <w:color w:val="000000" w:themeColor="text1"/>
+                <w:sz w:val="22"/>
+                <w:szCs w:val="22"/>
+              </w:rPr>
+              <w:t>17</w:t>
+            </w:r>
+          </w:p>
+        </w:tc>
+        <w:tc>
+          <w:tcPr>
+            <w:tcW w:w="1524" w:type="dxa"/>
+            <w:shd w:val="clear" w:color="auto" w:fill="D9E1F2"/>
+            <w:tcMar>
+              <w:top w:w="15" w:type="dxa"/>
+              <w:left w:w="15" w:type="dxa"/>
+              <w:right w:w="15" w:type="dxa"/>
+            </w:tcMar>
+            <w:vAlign w:val="center"/>
+          </w:tcPr>
+          <w:p>
+            <w:r>
+              <w:rPr>
+                <w:rFonts w:ascii="Calibri" w:eastAsia="Calibri" w:hAnsi="Calibri" w:cs="Calibri"/>
+                <w:color w:val="000000" w:themeColor="text1"/>
+                <w:sz w:val="22"/>
+                <w:szCs w:val="22"/>
+              </w:rPr>
+              <w:t>18</w:t>
+            </w:r>
+          </w:p>
+        </w:tc>
+        <w:tc>
+          <w:tcPr>
+            <w:tcW w:w="1104" w:type="dxa"/>
+            <w:shd w:val="clear" w:color="auto" w:fill="D9E1F2"/>
+            <w:tcMar>
+              <w:top w:w="15" w:type="dxa"/>
+              <w:left w:w="15" w:type="dxa"/>
+              <w:right w:w="15" w:type="dxa"/>
+            </w:tcMar>
+            <w:vAlign w:val="center"/>
+          </w:tcPr>
+          <w:p>
+            <w:r>
+              <w:rPr>
+                <w:rFonts w:ascii="Calibri" w:eastAsia="Calibri" w:hAnsi="Calibri" w:cs="Calibri"/>
+                <w:color w:val="000000" w:themeColor="text1"/>
+                <w:sz w:val="22"/>
+                <w:szCs w:val="22"/>
+              </w:rPr>
+              <w:t>50.00%</w:t>
+            </w:r>
+          </w:p>
+        </w:tc>
+        <w:tc>
+          <w:tcPr>
+            <w:tcW w:w="1261" w:type="dxa"/>
+            <w:shd w:val="clear" w:color="auto" w:fill="D9E1F2"/>
+            <w:tcMar>
+              <w:top w:w="15" w:type="dxa"/>
+              <w:left w:w="15" w:type="dxa"/>
+              <w:right w:w="15" w:type="dxa"/>
+            </w:tcMar>
+            <w:vAlign w:val="center"/>
+          </w:tcPr>
+          <w:p>
+            <w:r>
+              <w:rPr>
+                <w:rFonts w:ascii="Calibri" w:eastAsia="Calibri" w:hAnsi="Calibri" w:cs="Calibri"/>
+                <w:color w:val="000000" w:themeColor="text1"/>
+                <w:sz w:val="22"/>
+                <w:szCs w:val="22"/>
+              </w:rPr>
+              <w:t>94.00%</w:t>
+            </w:r>
+          </w:p>
+        </w:tc>
+      </w:tr>
+      <w:tr>
+        <w:trPr>
+          <w:trHeight w:val="293"/>
+          <w:jc w:val="center"/>
+        </w:trPr>
+        <w:tc>
+          <w:tcPr>
+            <w:tcW w:w="717" w:type="dxa"/>
+            <w:tcMar>
+              <w:top w:w="15" w:type="dxa"/>
+              <w:left w:w="15" w:type="dxa"/>
+              <w:right w:w="15" w:type="dxa"/>
+            </w:tcMar>
+            <w:vAlign w:val="center"/>
+          </w:tcPr>
+          <w:p>
+            <w:r>
+              <w:rPr>
+                <w:rFonts w:ascii="Calibri" w:eastAsia="Calibri" w:hAnsi="Calibri" w:cs="Calibri"/>
+                <w:color w:val="000000" w:themeColor="text1"/>
+                <w:sz w:val="22"/>
+                <w:szCs w:val="22"/>
+              </w:rPr>
+              <w:t>19</w:t>
+            </w:r>
+          </w:p>
+        </w:tc>
+        <w:tc>
+          <w:tcPr>
+            <w:tcW w:w="1524" w:type="dxa"/>
+            <w:tcMar>
+              <w:top w:w="15" w:type="dxa"/>
+              <w:left w:w="15" w:type="dxa"/>
+              <w:right w:w="15" w:type="dxa"/>
+            </w:tcMar>
+            <w:vAlign w:val="center"/>
+          </w:tcPr>
+          <w:p>
+            <w:r>
+              <w:rPr>
+                <w:rFonts w:ascii="Calibri" w:eastAsia="Calibri" w:hAnsi="Calibri" w:cs="Calibri"/>
+                <w:color w:val="000000" w:themeColor="text1"/>
+                <w:sz w:val="22"/>
+                <w:szCs w:val="22"/>
+              </w:rPr>
+              <w:t>18</w:t>
+            </w:r>
+          </w:p>
+        </w:tc>
+        <w:tc>
+          <w:tcPr>
+            <w:tcW w:w="1104" w:type="dxa"/>
+            <w:tcMar>
+              <w:top w:w="15" w:type="dxa"/>
+              <w:left w:w="15" w:type="dxa"/>
+              <w:right w:w="15" w:type="dxa"/>
+            </w:tcMar>
+            <w:vAlign w:val="center"/>
+          </w:tcPr>
+          <w:p>
+            <w:r>
+              <w:rPr>
+                <w:rFonts w:ascii="Calibri" w:eastAsia="Calibri" w:hAnsi="Calibri" w:cs="Calibri"/>
+                <w:color w:val="000000" w:themeColor="text1"/>
+                <w:sz w:val="22"/>
+                <w:szCs w:val="22"/>
+              </w:rPr>
+              <w:t>40.00%</w:t>
+            </w:r>
+          </w:p>
+        </w:tc>
+        <w:tc>
+          <w:tcPr>
+            <w:tcW w:w="1261" w:type="dxa"/>
+            <w:tcMar>
+              <w:top w:w="15" w:type="dxa"/>
+              <w:left w:w="15" w:type="dxa"/>
+              <w:right w:w="15" w:type="dxa"/>
+            </w:tcMar>
+            <w:vAlign w:val="center"/>
+          </w:tcPr>
+          <w:p>
+            <w:r>
+              <w:rPr>
+                <w:rFonts w:ascii="Calibri" w:eastAsia="Calibri" w:hAnsi="Calibri" w:cs="Calibri"/>
+                <w:color w:val="000000" w:themeColor="text1"/>
+                <w:sz w:val="22"/>
+                <w:szCs w:val="22"/>
+              </w:rPr>
+              <w:t>95.00%</w:t>
+            </w:r>
+          </w:p>
+        </w:tc>
+      </w:tr>
+      <w:tr>
+        <w:trPr>
+          <w:trHeight w:val="293"/>
+          <w:jc w:val="center"/>
+        </w:trPr>
+        <w:tc>
+          <w:tcPr>
+            <w:tcW w:w="717" w:type="dxa"/>
+            <w:shd w:val="clear" w:color="auto" w:fill="D9E1F2"/>
+            <w:tcMar>
+              <w:top w:w="15" w:type="dxa"/>
+              <w:left w:w="15" w:type="dxa"/>
+              <w:right w:w="15" w:type="dxa"/>
+            </w:tcMar>
+            <w:vAlign w:val="center"/>
+          </w:tcPr>
+          <w:p>
+            <w:r>
+              <w:rPr>
+                <w:rFonts w:ascii="Calibri" w:eastAsia="Calibri" w:hAnsi="Calibri" w:cs="Calibri"/>
+                <w:color w:val="000000" w:themeColor="text1"/>
+                <w:sz w:val="22"/>
+                <w:szCs w:val="22"/>
+              </w:rPr>
+              <w:t>20</w:t>
+            </w:r>
+          </w:p>
+        </w:tc>
+        <w:tc>
+          <w:tcPr>
+            <w:tcW w:w="1524" w:type="dxa"/>
+            <w:shd w:val="clear" w:color="auto" w:fill="D9E1F2"/>
+            <w:tcMar>
+              <w:top w:w="15" w:type="dxa"/>
+              <w:left w:w="15" w:type="dxa"/>
+              <w:right w:w="15" w:type="dxa"/>
+            </w:tcMar>
+            <w:vAlign w:val="center"/>
+          </w:tcPr>
+          <w:p>
+            <w:r>
+              <w:rPr>
+                <w:rFonts w:ascii="Calibri" w:eastAsia="Calibri" w:hAnsi="Calibri" w:cs="Calibri"/>
+                <w:color w:val="000000" w:themeColor="text1"/>
+                <w:sz w:val="22"/>
+                <w:szCs w:val="22"/>
+              </w:rPr>
+              <w:t>22</w:t>
+            </w:r>
+          </w:p>
+        </w:tc>
+        <w:tc>
+          <w:tcPr>
+            <w:tcW w:w="1104" w:type="dxa"/>
+            <w:shd w:val="clear" w:color="auto" w:fill="D9E1F2"/>
+            <w:tcMar>
+              <w:top w:w="15" w:type="dxa"/>
+              <w:left w:w="15" w:type="dxa"/>
+              <w:right w:w="15" w:type="dxa"/>
+            </w:tcMar>
+            <w:vAlign w:val="center"/>
+          </w:tcPr>
+          <w:p>
+            <w:r>
+              <w:rPr>
+                <w:rFonts w:ascii="Calibri" w:eastAsia="Calibri" w:hAnsi="Calibri" w:cs="Calibri"/>
+                <w:color w:val="000000" w:themeColor="text1"/>
+                <w:sz w:val="22"/>
+                <w:szCs w:val="22"/>
+              </w:rPr>
+              <w:t>35.00%</w:t>
+            </w:r>
+          </w:p>
+        </w:tc>
+        <w:tc>
+          <w:tcPr>
+            <w:tcW w:w="1261" w:type="dxa"/>
+            <w:shd w:val="clear" w:color="auto" w:fill="D9E1F2"/>
+            <w:tcMar>
+              <w:top w:w="15" w:type="dxa"/>
+              <w:left w:w="15" w:type="dxa"/>
+              <w:right w:w="15" w:type="dxa"/>
+            </w:tcMar>
+            <w:vAlign w:val="center"/>
+          </w:tcPr>
+          <w:p>
+            <w:r>
+              <w:rPr>
+                <w:rFonts w:ascii="Calibri" w:eastAsia="Calibri" w:hAnsi="Calibri" w:cs="Calibri"/>
+                <w:color w:val="000000" w:themeColor="text1"/>
+                <w:sz w:val="22"/>
+                <w:szCs w:val="22"/>
+              </w:rPr>
+              <w:t>91.00%</w:t>
+            </w:r>
+          </w:p>
+        </w:tc>
+      </w:tr>
+      <w:tr>
+        <w:trPr>
+          <w:trHeight w:val="293"/>
+          <w:jc w:val="center"/>
+        </w:trPr>
+        <w:tc>
+          <w:tcPr>
+            <w:tcW w:w="717" w:type="dxa"/>
+            <w:tcMar>
+              <w:top w:w="15" w:type="dxa"/>
+              <w:left w:w="15" w:type="dxa"/>
+              <w:right w:w="15" w:type="dxa"/>
+            </w:tcMar>
+            <w:vAlign w:val="center"/>
+          </w:tcPr>
+          <w:p>
+            <w:r>
+              <w:rPr>
+                <w:rFonts w:ascii="Calibri" w:eastAsia="Calibri" w:hAnsi="Calibri" w:cs="Calibri"/>
+                <w:color w:val="000000" w:themeColor="text1"/>
+                <w:sz w:val="22"/>
+                <w:szCs w:val="22"/>
+              </w:rPr>
+              <w:t>21</w:t>
+            </w:r>
+          </w:p>
+        </w:tc>
+        <w:tc>
+          <w:tcPr>
+            <w:tcW w:w="1524" w:type="dxa"/>
+            <w:tcMar>
+              <w:top w:w="15" w:type="dxa"/>
+              <w:left w:w="15" w:type="dxa"/>
+              <w:right w:w="15" w:type="dxa"/>
+            </w:tcMar>
+            <w:vAlign w:val="center"/>
+          </w:tcPr>
+          <w:p>
+            <w:r>
+              <w:rPr>
+                <w:rFonts w:ascii="Calibri" w:eastAsia="Calibri" w:hAnsi="Calibri" w:cs="Calibri"/>
+                <w:color w:val="000000" w:themeColor="text1"/>
+                <w:sz w:val="22"/>
+                <w:szCs w:val="22"/>
+              </w:rPr>
+              <w:t>22</w:t>
+            </w:r>
+          </w:p>
+        </w:tc>
+        <w:tc>
+          <w:tcPr>
+            <w:tcW w:w="1104" w:type="dxa"/>
+            <w:tcMar>
+              <w:top w:w="15" w:type="dxa"/>
+              <w:left w:w="15" w:type="dxa"/>
+              <w:right w:w="15" w:type="dxa"/>
+            </w:tcMar>
+            <w:vAlign w:val="center"/>
+          </w:tcPr>
+          <w:p>
+            <w:r>
+              <w:rPr>
+                <w:rFonts w:ascii="Calibri" w:eastAsia="Calibri" w:hAnsi="Calibri" w:cs="Calibri"/>
+                <w:color w:val="000000" w:themeColor="text1"/>
+                <w:sz w:val="22"/>
+                <w:szCs w:val="22"/>
+              </w:rPr>
+              <w:t>50.00%</w:t>
+            </w:r>
+          </w:p>
+        </w:tc>
+        <w:tc>
+          <w:tcPr>
+            <w:tcW w:w="1261" w:type="dxa"/>
+            <w:tcMar>
+              <w:top w:w="15" w:type="dxa"/>
+              <w:left w:w="15" w:type="dxa"/>
+              <w:right w:w="15" w:type="dxa"/>
+            </w:tcMar>
+            <w:vAlign w:val="center"/>
+          </w:tcPr>
+          <w:p>
+            <w:r>
+              <w:rPr>
+                <w:rFonts w:ascii="Calibri" w:eastAsia="Calibri" w:hAnsi="Calibri" w:cs="Calibri"/>
+                <w:color w:val="000000" w:themeColor="text1"/>
+                <w:sz w:val="22"/>
+                <w:szCs w:val="22"/>
+              </w:rPr>
+              <w:t>95.00%</w:t>
+            </w:r>
+          </w:p>
+        </w:tc>
+      </w:tr>
+      <w:tr>
+        <w:trPr>
+          <w:trHeight w:val="293"/>
+          <w:jc w:val="center"/>
+        </w:trPr>
+        <w:tc>
+          <w:tcPr>
+            <w:tcW w:w="717" w:type="dxa"/>
+            <w:shd w:val="clear" w:color="auto" w:fill="D9E1F2"/>
+            <w:tcMar>
+              <w:top w:w="15" w:type="dxa"/>
+              <w:left w:w="15" w:type="dxa"/>
+              <w:right w:w="15" w:type="dxa"/>
+            </w:tcMar>
+            <w:vAlign w:val="center"/>
+          </w:tcPr>
+          <w:p>
+            <w:r>
+              <w:rPr>
+                <w:rFonts w:ascii="Calibri" w:eastAsia="Calibri" w:hAnsi="Calibri" w:cs="Calibri"/>
+                <w:color w:val="000000" w:themeColor="text1"/>
+                <w:sz w:val="22"/>
+                <w:szCs w:val="22"/>
+              </w:rPr>
+              <w:t>27</w:t>
+            </w:r>
+          </w:p>
+        </w:tc>
+        <w:tc>
+          <w:tcPr>
+            <w:tcW w:w="1524" w:type="dxa"/>
+            <w:shd w:val="clear" w:color="auto" w:fill="D9E1F2"/>
+            <w:tcMar>
+              <w:top w:w="15" w:type="dxa"/>
+              <w:left w:w="15" w:type="dxa"/>
+              <w:right w:w="15" w:type="dxa"/>
+            </w:tcMar>
+            <w:vAlign w:val="center"/>
+          </w:tcPr>
+          <w:p>
+            <w:r>
+              <w:rPr>
+                <w:rFonts w:ascii="Calibri" w:eastAsia="Calibri" w:hAnsi="Calibri" w:cs="Calibri"/>
+                <w:color w:val="000000" w:themeColor="text1"/>
+                <w:sz w:val="22"/>
+                <w:szCs w:val="22"/>
+              </w:rPr>
+              <w:t>28</w:t>
+            </w:r>
+          </w:p>
+        </w:tc>
+        <w:tc>
+          <w:tcPr>
+            <w:tcW w:w="1104" w:type="dxa"/>
+            <w:shd w:val="clear" w:color="auto" w:fill="D9E1F2"/>
+            <w:tcMar>
+              <w:top w:w="15" w:type="dxa"/>
+              <w:left w:w="15" w:type="dxa"/>
+              <w:right w:w="15" w:type="dxa"/>
+            </w:tcMar>
+            <w:vAlign w:val="center"/>
+          </w:tcPr>
+          <w:p>
+            <w:r>
+              <w:rPr>
+                <w:rFonts w:ascii="Calibri" w:eastAsia="Calibri" w:hAnsi="Calibri" w:cs="Calibri"/>
+                <w:color w:val="000000" w:themeColor="text1"/>
+                <w:sz w:val="22"/>
+                <w:szCs w:val="22"/>
+              </w:rPr>
+              <w:t>70.00%</w:t>
+            </w:r>
+          </w:p>
+        </w:tc>
+        <w:tc>
+          <w:tcPr>
+            <w:tcW w:w="1261" w:type="dxa"/>
+            <w:shd w:val="clear" w:color="auto" w:fill="D9E1F2"/>
+            <w:tcMar>
+              <w:top w:w="15" w:type="dxa"/>
+              <w:left w:w="15" w:type="dxa"/>
+              <w:right w:w="15" w:type="dxa"/>
+            </w:tcMar>
+            <w:vAlign w:val="center"/>
+          </w:tcPr>
+          <w:p>
+            <w:r>
+              <w:rPr>
+                <w:rFonts w:ascii="Calibri" w:eastAsia="Calibri" w:hAnsi="Calibri" w:cs="Calibri"/>
+                <w:color w:val="000000" w:themeColor="text1"/>
+                <w:sz w:val="22"/>
+                <w:szCs w:val="22"/>
+              </w:rPr>
+              <w:t>96.00%</w:t>
+            </w:r>
+          </w:p>
+        </w:tc>
+      </w:tr>
+      <w:tr>
+        <w:trPr>
+          <w:trHeight w:val="293"/>
+          <w:jc w:val="center"/>
+        </w:trPr>
+        <w:tc>
+          <w:tcPr>
+            <w:tcW w:w="717" w:type="dxa"/>
+            <w:tcMar>
+              <w:top w:w="15" w:type="dxa"/>
+              <w:left w:w="15" w:type="dxa"/>
+              <w:right w:w="15" w:type="dxa"/>
+            </w:tcMar>
+            <w:vAlign w:val="center"/>
+          </w:tcPr>
+          <w:p>
+            <w:r>
+              <w:rPr>
+                <w:rFonts w:ascii="Calibri" w:eastAsia="Calibri" w:hAnsi="Calibri" w:cs="Calibri"/>
+                <w:color w:val="000000" w:themeColor="text1"/>
+                <w:sz w:val="22"/>
+                <w:szCs w:val="22"/>
+              </w:rPr>
+              <w:t>35</w:t>
+            </w:r>
+          </w:p>
+        </w:tc>
+        <w:tc>
+          <w:tcPr>
+            <w:tcW w:w="1524" w:type="dxa"/>
+            <w:tcMar>
+              <w:top w:w="15" w:type="dxa"/>
+              <w:left w:w="15" w:type="dxa"/>
+              <w:right w:w="15" w:type="dxa"/>
+            </w:tcMar>
+            <w:vAlign w:val="center"/>
+          </w:tcPr>
+          <w:p>
+            <w:r>
+              <w:rPr>
+                <w:rFonts w:ascii="Calibri" w:eastAsia="Calibri" w:hAnsi="Calibri" w:cs="Calibri"/>
+                <w:color w:val="000000" w:themeColor="text1"/>
+                <w:sz w:val="22"/>
+                <w:szCs w:val="22"/>
+              </w:rPr>
+              <w:t>34</w:t>
+            </w:r>
+          </w:p>
+        </w:tc>
+        <w:tc>
+          <w:tcPr>
+            <w:tcW w:w="1104" w:type="dxa"/>
+            <w:tcMar>
+              <w:top w:w="15" w:type="dxa"/>
+              <w:left w:w="15" w:type="dxa"/>
+              <w:right w:w="15" w:type="dxa"/>
+            </w:tcMar>
+            <w:vAlign w:val="center"/>
+          </w:tcPr>
+          <w:p>
+            <w:r>
+              <w:rPr>
+                <w:rFonts w:ascii="Calibri" w:eastAsia="Calibri" w:hAnsi="Calibri" w:cs="Calibri"/>
+                <w:color w:val="000000" w:themeColor="text1"/>
+                <w:sz w:val="22"/>
+                <w:szCs w:val="22"/>
+              </w:rPr>
+              <w:t>60.00%</w:t>
+            </w:r>
+          </w:p>
+        </w:tc>
+        <w:tc>
+          <w:tcPr>
+            <w:tcW w:w="1261" w:type="dxa"/>
+            <w:tcMar>
+              <w:top w:w="15" w:type="dxa"/>
+              <w:left w:w="15" w:type="dxa"/>
+              <w:right w:w="15" w:type="dxa"/>
+            </w:tcMar>
+            <w:vAlign w:val="center"/>
+          </w:tcPr>
+          <w:p>
+            <w:r>
+              <w:rPr>
+                <w:rFonts w:ascii="Calibri" w:eastAsia="Calibri" w:hAnsi="Calibri" w:cs="Calibri"/>
+                <w:color w:val="000000" w:themeColor="text1"/>
+                <w:sz w:val="22"/>
+                <w:szCs w:val="22"/>
+              </w:rPr>
+              <w:t>97.00%</w:t>
+            </w:r>
+          </w:p>
+        </w:tc>
+      </w:tr>
+      <w:tr>
+        <w:trPr>
+          <w:trHeight w:val="293"/>
+          <w:jc w:val="center"/>
+        </w:trPr>
+        <w:tc>
+          <w:tcPr>
+            <w:tcW w:w="717" w:type="dxa"/>
+            <w:shd w:val="clear" w:color="auto" w:fill="D9E1F2"/>
+            <w:tcMar>
+              <w:top w:w="15" w:type="dxa"/>
+              <w:left w:w="15" w:type="dxa"/>
+              <w:right w:w="15" w:type="dxa"/>
+            </w:tcMar>
+            <w:vAlign w:val="center"/>
+          </w:tcPr>
+          <w:p>
+            <w:r>
+              <w:rPr>
+                <w:rFonts w:ascii="Calibri" w:eastAsia="Calibri" w:hAnsi="Calibri" w:cs="Calibri"/>
+                <w:color w:val="000000" w:themeColor="text1"/>
+                <w:sz w:val="22"/>
+                <w:szCs w:val="22"/>
+              </w:rPr>
+              <w:t>38</w:t>
+            </w:r>
+          </w:p>
+        </w:tc>
+        <w:tc>
+          <w:tcPr>
+            <w:tcW w:w="1524" w:type="dxa"/>
+            <w:shd w:val="clear" w:color="auto" w:fill="D9E1F2"/>
+            <w:tcMar>
+              <w:top w:w="15" w:type="dxa"/>
+              <w:left w:w="15" w:type="dxa"/>
+              <w:right w:w="15" w:type="dxa"/>
+            </w:tcMar>
+            <w:vAlign w:val="center"/>
+          </w:tcPr>
+          <w:p>
+            <w:r>
+              <w:rPr>
+                <w:rFonts w:ascii="Calibri" w:eastAsia="Calibri" w:hAnsi="Calibri" w:cs="Calibri"/>
+                <w:color w:val="000000" w:themeColor="text1"/>
+                <w:sz w:val="22"/>
+                <w:szCs w:val="22"/>
+              </w:rPr>
+              <w:t>39</w:t>
+            </w:r>
+          </w:p>
+        </w:tc>
+        <w:tc>
+          <w:tcPr>
+            <w:tcW w:w="1104" w:type="dxa"/>
+            <w:shd w:val="clear" w:color="auto" w:fill="D9E1F2"/>
+            <w:tcMar>
+              <w:top w:w="15" w:type="dxa"/>
+              <w:left w:w="15" w:type="dxa"/>
+              <w:right w:w="15" w:type="dxa"/>
+            </w:tcMar>
+            <w:vAlign w:val="center"/>
+          </w:tcPr>
+          <w:p>
+            <w:r>
+              <w:rPr>
+                <w:rFonts w:ascii="Calibri" w:eastAsia="Calibri" w:hAnsi="Calibri" w:cs="Calibri"/>
+                <w:color w:val="000000" w:themeColor="text1"/>
+                <w:sz w:val="22"/>
+                <w:szCs w:val="22"/>
+              </w:rPr>
+              <w:t>50.00%</w:t>
+            </w:r>
+          </w:p>
+        </w:tc>
+        <w:tc>
+          <w:tcPr>
+            <w:tcW w:w="1261" w:type="dxa"/>
+            <w:shd w:val="clear" w:color="auto" w:fill="D9E1F2"/>
+            <w:tcMar>
+              <w:top w:w="15" w:type="dxa"/>
+              <w:left w:w="15" w:type="dxa"/>
+              <w:right w:w="15" w:type="dxa"/>
+            </w:tcMar>
+            <w:vAlign w:val="center"/>
+          </w:tcPr>
+          <w:p>
+            <w:r>
+              <w:rPr>
+                <w:rFonts w:ascii="Calibri" w:eastAsia="Calibri" w:hAnsi="Calibri" w:cs="Calibri"/>
+                <w:color w:val="000000" w:themeColor="text1"/>
+                <w:sz w:val="22"/>
+                <w:szCs w:val="22"/>
+              </w:rPr>
+              <w:t>97.00%</w:t>
+            </w:r>
+          </w:p>
+        </w:tc>
+      </w:tr>
+      <w:tr>
+        <w:trPr>
+          <w:trHeight w:val="293"/>
+          <w:jc w:val="center"/>
+        </w:trPr>
+        <w:tc>
+          <w:tcPr>
+            <w:tcW w:w="717" w:type="dxa"/>
+            <w:tcMar>
+              <w:top w:w="15" w:type="dxa"/>
+              <w:left w:w="15" w:type="dxa"/>
+              <w:right w:w="15" w:type="dxa"/>
+            </w:tcMar>
+            <w:vAlign w:val="center"/>
+          </w:tcPr>
+          <w:p>
+            <w:r>
+              <w:rPr>
+                <w:rFonts w:ascii="Calibri" w:eastAsia="Calibri" w:hAnsi="Calibri" w:cs="Calibri"/>
+                <w:color w:val="000000" w:themeColor="text1"/>
+                <w:sz w:val="22"/>
+                <w:szCs w:val="22"/>
+              </w:rPr>
+              <w:t>43</w:t>
+            </w:r>
+          </w:p>
+        </w:tc>
+        <w:tc>
+          <w:tcPr>
+            <w:tcW w:w="1524" w:type="dxa"/>
+            <w:tcMar>
+              <w:top w:w="15" w:type="dxa"/>
+              <w:left w:w="15" w:type="dxa"/>
+              <w:right w:w="15" w:type="dxa"/>
+            </w:tcMar>
+            <w:vAlign w:val="center"/>
+          </w:tcPr>
+          <w:p>
+            <w:r>
+              <w:rPr>
+                <w:rFonts w:ascii="Calibri" w:eastAsia="Calibri" w:hAnsi="Calibri" w:cs="Calibri"/>
+                <w:color w:val="000000" w:themeColor="text1"/>
+                <w:sz w:val="22"/>
+                <w:szCs w:val="22"/>
+              </w:rPr>
+              <w:t>44</w:t>
+            </w:r>
+          </w:p>
+        </w:tc>
+        <w:tc>
+          <w:tcPr>
+            <w:tcW w:w="1104" w:type="dxa"/>
+            <w:tcMar>
+              <w:top w:w="15" w:type="dxa"/>
+              <w:left w:w="15" w:type="dxa"/>
+              <w:right w:w="15" w:type="dxa"/>
+            </w:tcMar>
+            <w:vAlign w:val="center"/>
+          </w:tcPr>
+          <w:p>
+            <w:r>
+              <w:rPr>
+                <w:rFonts w:ascii="Calibri" w:eastAsia="Calibri" w:hAnsi="Calibri" w:cs="Calibri"/>
+                <w:color w:val="000000" w:themeColor="text1"/>
+                <w:sz w:val="22"/>
+                <w:szCs w:val="22"/>
+              </w:rPr>
+              <w:t>60.00%</w:t>
+            </w:r>
+          </w:p>
+        </w:tc>
+        <w:tc>
+          <w:tcPr>
+            <w:tcW w:w="1261" w:type="dxa"/>
+            <w:tcMar>
+              <w:top w:w="15" w:type="dxa"/>
+              <w:left w:w="15" w:type="dxa"/>
+              <w:right w:w="15" w:type="dxa"/>
+            </w:tcMar>
+            <w:vAlign w:val="center"/>
+          </w:tcPr>
+          <w:p>
+            <w:r>
+              <w:rPr>
+                <w:rFonts w:ascii="Calibri" w:eastAsia="Calibri" w:hAnsi="Calibri" w:cs="Calibri"/>
+                <w:color w:val="000000" w:themeColor="text1"/>
+                <w:sz w:val="22"/>
+                <w:szCs w:val="22"/>
+              </w:rPr>
+              <w:t>98.00%</w:t>
+            </w:r>
+          </w:p>
+        </w:tc>
+      </w:tr>
+    </w:tbl>
+    <w:p>
+      <w:pPr>
+        <w:rPr>
+          <w:i/>
+          <w:iCs/>
+          <w:noProof/>
+          <w:lang w:val="en-IN"/>
+        </w:rPr>
+      </w:pPr>
+      <w:r>
+        <w:rPr>
+          <w:i/>
+          <w:iCs/>
+          <w:noProof/>
+          <w:lang w:val="en-IN"/>
+        </w:rPr>
+        <w:t>Table 6: HTM reconstruction table for test data (case 2)</w:t>
+      </w:r>
+    </w:p>
+    <w:p>
+      <w:pPr>
+        <w:rPr>
+          <w:noProof/>
+          <w:lang w:val="en-IN"/>
+        </w:rPr>
+      </w:pPr>
+      <w:r>
+        <w:rPr>
+          <w:noProof/>
+        </w:rPr>
+        <w:lastRenderedPageBreak/>
+        <w:drawing>
+          <wp:inline distT="0" distB="0" distL="0" distR="0" wp14:anchorId="23A18538" wp14:editId="1022E08F">
+            <wp:extent cx="3158913" cy="2186940"/>
+            <wp:effectExtent l="0" t="0" r="3810" b="3810"/>
+            <wp:docPr id="240842320" name="Picture 240842320"/>
+            <wp:cNvGraphicFramePr>
+              <a:graphicFrameLocks xmlns:a="http://schemas.openxmlformats.org/drawingml/2006/main" noChangeAspect="1"/>
+            </wp:cNvGraphicFramePr>
+            <a:graphic xmlns:a="http://schemas.openxmlformats.org/drawingml/2006/main">
+              <a:graphicData uri="http://schemas.openxmlformats.org/drawingml/2006/picture">
+                <pic:pic xmlns:pic="http://schemas.openxmlformats.org/drawingml/2006/picture">
+                  <pic:nvPicPr>
+                    <pic:cNvPr id="0" name=""/>
+                    <pic:cNvPicPr/>
+                  </pic:nvPicPr>
+                  <pic:blipFill>
+                    <a:blip r:embed="rId32" cstate="print">
+                      <a:extLst>
+                        <a:ext uri="{28A0092B-C50C-407E-A947-70E740481C1C}">
+                          <a14:useLocalDpi xmlns:a14="http://schemas.microsoft.com/office/drawing/2010/main" val="0"/>
+                        </a:ext>
+                      </a:extLst>
+                    </a:blip>
+                    <a:stretch>
+                      <a:fillRect/>
+                    </a:stretch>
+                  </pic:blipFill>
+                  <pic:spPr>
+                    <a:xfrm>
+                      <a:off x="0" y="0"/>
+                      <a:ext cx="3159979" cy="2187678"/>
+                    </a:xfrm>
+                    <a:prstGeom prst="rect">
+                      <a:avLst/>
+                    </a:prstGeom>
+                  </pic:spPr>
+                </pic:pic>
+              </a:graphicData>
+            </a:graphic>
+          </wp:inline>
+        </w:drawing>
+      </w:r>
+      <w:r>
+        <w:rPr>
+          <w:i/>
+          <w:iCs/>
+        </w:rPr>
+        <w:t>Fig.</w:t>
+      </w:r>
+      <w:r>
+        <w:rPr>
+          <w:i/>
+          <w:iCs/>
+          <w:noProof/>
+          <w:lang w:val="en-IN"/>
+        </w:rPr>
+        <w:t xml:space="preserve"> 11: HTM reconstruction plot for test data (case 2)</w:t>
+      </w:r>
+    </w:p>
+    <w:p>
+      <w:pPr>
+        <w:rPr>
+          <w:i/>
+          <w:iCs/>
+        </w:rPr>
+      </w:pPr>
+    </w:p>
+    <w:p>
+      <w:pPr>
+        <w:pStyle w:val="Heading3"/>
+        <w:spacing w:line="240" w:lineRule="auto"/>
+        <w:rPr>
+          <w:lang w:val="en-IN"/>
+        </w:rPr>
+      </w:pPr>
+      <w:r>
+        <w:rPr>
+          <w:b/>
+          <w:bCs/>
+          <w:lang w:val="en-IN"/>
+        </w:rPr>
+        <w:t>Similarity Comparison:</w:t>
+      </w:r>
+    </w:p>
+    <w:p>
+      <w:pPr>
+        <w:jc w:val="both"/>
+        <w:rPr>
+          <w:noProof/>
+        </w:rPr>
+      </w:pPr>
+      <w:r>
+        <w:t>Figure 12 highlights that in this case also HTM performed much better than KNN, very evident from the plot.</w:t>
+      </w:r>
+    </w:p>
+    <w:p/>
+    <w:p>
+      <w:pPr>
+        <w:rPr>
+          <w:noProof/>
+          <w:lang w:val="en-IN"/>
+        </w:rPr>
+      </w:pPr>
+      <w:r>
+        <w:rPr>
+          <w:noProof/>
+        </w:rPr>
+        <w:drawing>
+          <wp:inline distT="0" distB="0" distL="0" distR="0" wp14:anchorId="2BBCA658" wp14:editId="720DA293">
             <wp:extent cx="3169920" cy="2194560"/>
             <wp:effectExtent l="0" t="0" r="0" b="0"/>
-            <wp:docPr id="1515601597" name="Picture 1515601597"/>
+            <wp:docPr id="462314569" name="Picture 462314569"/>
             <wp:cNvGraphicFramePr>
               <a:graphicFrameLocks xmlns:a="http://schemas.openxmlformats.org/drawingml/2006/main" noChangeAspect="1"/>
             </wp:cNvGraphicFramePr>
@@ -11396,7 +12937,7 @@
                   <pic:spPr>
                     <a:xfrm>
                       <a:off x="0" y="0"/>
-                      <a:ext cx="3171007" cy="2195313"/>
+                      <a:ext cx="3173086" cy="2196752"/>
                     </a:xfrm>
                     <a:prstGeom prst="rect">
                       <a:avLst/>
@@ -11410,1180 +12951,86 @@
       </w:r>
       <w:r>
         <w:rPr>
+          <w:rStyle w:val="FigureChar"/>
           <w:i/>
           <w:iCs/>
+          <w:sz w:val="20"/>
+          <w:lang w:val="en-IN"/>
+        </w:rPr>
+        <w:t>Fig. 12: Similarity plot for test data (case 2)</w:t>
+      </w:r>
+      <w:r>
+        <w:rPr>
+          <w:rStyle w:val="FigureChar"/>
+          <w:i/>
+          <w:iCs/>
+          <w:lang w:val="en-IN"/>
+        </w:rPr>
+        <w:t> </w:t>
+      </w:r>
+    </w:p>
+    <w:p>
+      <w:pPr>
+        <w:rPr>
+          <w:rStyle w:val="FigureChar"/>
+          <w:i/>
+          <w:iCs/>
+          <w:lang w:val="en-IN"/>
+        </w:rPr>
+      </w:pPr>
+    </w:p>
+    <w:p>
+      <w:pPr>
+        <w:rPr>
           <w:noProof/>
           <w:lang w:val="en-IN"/>
         </w:rPr>
-        <w:t>Fig. 10: KNN reconstruction plot for test data (case 2)</w:t>
-      </w:r>
-    </w:p>
-    <w:p>
-      <w:pPr>
-        <w:rPr>
-          <w:i/>
-          <w:iCs/>
+      </w:pPr>
+    </w:p>
+    <w:p>
+      <w:pPr>
+        <w:jc w:val="both"/>
+        <w:rPr>
           <w:noProof/>
           <w:lang w:val="en-IN"/>
         </w:rPr>
       </w:pPr>
-    </w:p>
-    <w:tbl>
-      <w:tblPr>
-        <w:tblW w:w="0" w:type="auto"/>
-        <w:jc w:val="center"/>
-        <w:tblBorders>
-          <w:top w:val="single" w:sz="12" w:space="0" w:color="000000" w:themeColor="text1"/>
-          <w:left w:val="single" w:sz="12" w:space="0" w:color="000000" w:themeColor="text1"/>
-          <w:bottom w:val="single" w:sz="12" w:space="0" w:color="000000" w:themeColor="text1"/>
-          <w:right w:val="single" w:sz="12" w:space="0" w:color="000000" w:themeColor="text1"/>
-          <w:insideH w:val="single" w:sz="12" w:space="0" w:color="000000" w:themeColor="text1"/>
-          <w:insideV w:val="single" w:sz="12" w:space="0" w:color="000000" w:themeColor="text1"/>
-        </w:tblBorders>
-        <w:tblLayout w:type="fixed"/>
-        <w:tblLook w:val="06A0" w:firstRow="1" w:lastRow="0" w:firstColumn="1" w:lastColumn="0" w:noHBand="1" w:noVBand="1"/>
-      </w:tblPr>
-      <w:tblGrid>
-        <w:gridCol w:w="710"/>
-        <w:gridCol w:w="1508"/>
-        <w:gridCol w:w="1093"/>
-        <w:gridCol w:w="1249"/>
-      </w:tblGrid>
-      <w:tr>
-        <w:trPr>
-          <w:trHeight w:val="288"/>
-          <w:jc w:val="center"/>
-        </w:trPr>
-        <w:tc>
-          <w:tcPr>
-            <w:tcW w:w="4560" w:type="dxa"/>
-            <w:gridSpan w:val="4"/>
-            <w:shd w:val="clear" w:color="auto" w:fill="FFFF00"/>
-            <w:tcMar>
-              <w:top w:w="15" w:type="dxa"/>
-              <w:left w:w="15" w:type="dxa"/>
-              <w:right w:w="15" w:type="dxa"/>
-            </w:tcMar>
-            <w:vAlign w:val="center"/>
-          </w:tcPr>
-          <w:p>
-            <w:r>
-              <w:rPr>
-                <w:rFonts w:ascii="Calibri" w:eastAsia="Calibri" w:hAnsi="Calibri" w:cs="Calibri"/>
-                <w:b/>
-                <w:bCs/>
-                <w:color w:val="000000" w:themeColor="text1"/>
-                <w:sz w:val="22"/>
-                <w:szCs w:val="22"/>
-              </w:rPr>
-              <w:t>HTM Test Data Reconstruction</w:t>
-            </w:r>
-          </w:p>
-        </w:tc>
-      </w:tr>
-      <w:tr>
-        <w:trPr>
-          <w:trHeight w:val="591"/>
-          <w:jc w:val="center"/>
-        </w:trPr>
-        <w:tc>
-          <w:tcPr>
-            <w:tcW w:w="710" w:type="dxa"/>
-            <w:shd w:val="clear" w:color="auto" w:fill="4472C4" w:themeFill="accent1"/>
-            <w:tcMar>
-              <w:top w:w="15" w:type="dxa"/>
-              <w:left w:w="15" w:type="dxa"/>
-              <w:right w:w="15" w:type="dxa"/>
-            </w:tcMar>
-            <w:vAlign w:val="center"/>
-          </w:tcPr>
-          <w:p>
-            <w:r>
-              <w:rPr>
-                <w:rFonts w:ascii="Calibri" w:eastAsia="Calibri" w:hAnsi="Calibri" w:cs="Calibri"/>
-                <w:b/>
-                <w:bCs/>
-                <w:color w:val="FFFFFF" w:themeColor="background1"/>
-                <w:sz w:val="22"/>
-                <w:szCs w:val="22"/>
-              </w:rPr>
-              <w:t>Input</w:t>
-            </w:r>
-          </w:p>
-        </w:tc>
-        <w:tc>
-          <w:tcPr>
-            <w:tcW w:w="1508" w:type="dxa"/>
-            <w:shd w:val="clear" w:color="auto" w:fill="4472C4" w:themeFill="accent1"/>
-            <w:tcMar>
-              <w:top w:w="15" w:type="dxa"/>
-              <w:left w:w="15" w:type="dxa"/>
-              <w:right w:w="15" w:type="dxa"/>
-            </w:tcMar>
-            <w:vAlign w:val="center"/>
-          </w:tcPr>
-          <w:p>
-            <w:r>
-              <w:rPr>
-                <w:rFonts w:ascii="Calibri" w:eastAsia="Calibri" w:hAnsi="Calibri" w:cs="Calibri"/>
-                <w:b/>
-                <w:bCs/>
-                <w:color w:val="FFFFFF" w:themeColor="background1"/>
-                <w:sz w:val="22"/>
-                <w:szCs w:val="22"/>
-              </w:rPr>
-              <w:t>Reconstructed Input</w:t>
-            </w:r>
-          </w:p>
-        </w:tc>
-        <w:tc>
-          <w:tcPr>
-            <w:tcW w:w="1093" w:type="dxa"/>
-            <w:shd w:val="clear" w:color="auto" w:fill="4472C4" w:themeFill="accent1"/>
-            <w:tcMar>
-              <w:top w:w="15" w:type="dxa"/>
-              <w:left w:w="15" w:type="dxa"/>
-              <w:right w:w="15" w:type="dxa"/>
-            </w:tcMar>
-            <w:vAlign w:val="center"/>
-          </w:tcPr>
-          <w:p>
-            <w:r>
-              <w:rPr>
-                <w:rFonts w:ascii="Calibri" w:eastAsia="Calibri" w:hAnsi="Calibri" w:cs="Calibri"/>
-                <w:b/>
-                <w:bCs/>
-                <w:color w:val="FFFFFF" w:themeColor="background1"/>
-                <w:sz w:val="22"/>
-                <w:szCs w:val="22"/>
-              </w:rPr>
-              <w:t>Internal Similarity</w:t>
-            </w:r>
-          </w:p>
-        </w:tc>
-        <w:tc>
-          <w:tcPr>
-            <w:tcW w:w="1248" w:type="dxa"/>
-            <w:shd w:val="clear" w:color="auto" w:fill="4472C4" w:themeFill="accent1"/>
-            <w:tcMar>
-              <w:top w:w="15" w:type="dxa"/>
-              <w:left w:w="15" w:type="dxa"/>
-              <w:right w:w="15" w:type="dxa"/>
-            </w:tcMar>
-            <w:vAlign w:val="center"/>
-          </w:tcPr>
-          <w:p>
-            <w:r>
-              <w:rPr>
-                <w:rFonts w:ascii="Calibri" w:eastAsia="Calibri" w:hAnsi="Calibri" w:cs="Calibri"/>
-                <w:b/>
-                <w:bCs/>
-                <w:color w:val="FFFFFF" w:themeColor="background1"/>
-                <w:sz w:val="22"/>
-                <w:szCs w:val="22"/>
-              </w:rPr>
-              <w:t>Percentage Similarity</w:t>
-            </w:r>
-          </w:p>
-        </w:tc>
-      </w:tr>
-      <w:tr>
-        <w:trPr>
-          <w:trHeight w:val="288"/>
-          <w:jc w:val="center"/>
-        </w:trPr>
-        <w:tc>
-          <w:tcPr>
-            <w:tcW w:w="710" w:type="dxa"/>
-            <w:shd w:val="clear" w:color="auto" w:fill="D9E1F2"/>
-            <w:tcMar>
-              <w:top w:w="15" w:type="dxa"/>
-              <w:left w:w="15" w:type="dxa"/>
-              <w:right w:w="15" w:type="dxa"/>
-            </w:tcMar>
-            <w:vAlign w:val="center"/>
-          </w:tcPr>
-          <w:p>
-            <w:r>
-              <w:rPr>
-                <w:rFonts w:ascii="Calibri" w:eastAsia="Calibri" w:hAnsi="Calibri" w:cs="Calibri"/>
-                <w:color w:val="000000" w:themeColor="text1"/>
-                <w:sz w:val="22"/>
-                <w:szCs w:val="22"/>
-              </w:rPr>
-              <w:t>1</w:t>
-            </w:r>
-          </w:p>
-        </w:tc>
-        <w:tc>
-          <w:tcPr>
-            <w:tcW w:w="1508" w:type="dxa"/>
-            <w:shd w:val="clear" w:color="auto" w:fill="D9E1F2"/>
-            <w:tcMar>
-              <w:top w:w="15" w:type="dxa"/>
-              <w:left w:w="15" w:type="dxa"/>
-              <w:right w:w="15" w:type="dxa"/>
-            </w:tcMar>
-            <w:vAlign w:val="center"/>
-          </w:tcPr>
-          <w:p>
-            <w:r>
-              <w:rPr>
-                <w:rFonts w:ascii="Calibri" w:eastAsia="Calibri" w:hAnsi="Calibri" w:cs="Calibri"/>
-                <w:color w:val="000000" w:themeColor="text1"/>
-                <w:sz w:val="22"/>
-                <w:szCs w:val="22"/>
-              </w:rPr>
-              <w:t>2</w:t>
-            </w:r>
-          </w:p>
-        </w:tc>
-        <w:tc>
-          <w:tcPr>
-            <w:tcW w:w="1093" w:type="dxa"/>
-            <w:shd w:val="clear" w:color="auto" w:fill="D9E1F2"/>
-            <w:tcMar>
-              <w:top w:w="15" w:type="dxa"/>
-              <w:left w:w="15" w:type="dxa"/>
-              <w:right w:w="15" w:type="dxa"/>
-            </w:tcMar>
-            <w:vAlign w:val="center"/>
-          </w:tcPr>
-          <w:p>
-            <w:r>
-              <w:rPr>
-                <w:rFonts w:ascii="Calibri" w:eastAsia="Calibri" w:hAnsi="Calibri" w:cs="Calibri"/>
-                <w:color w:val="000000" w:themeColor="text1"/>
-                <w:sz w:val="22"/>
-                <w:szCs w:val="22"/>
-              </w:rPr>
-              <w:t>35.00%</w:t>
-            </w:r>
-          </w:p>
-        </w:tc>
-        <w:tc>
-          <w:tcPr>
-            <w:tcW w:w="1248" w:type="dxa"/>
-            <w:shd w:val="clear" w:color="auto" w:fill="D9E1F2"/>
-            <w:tcMar>
-              <w:top w:w="15" w:type="dxa"/>
-              <w:left w:w="15" w:type="dxa"/>
-              <w:right w:w="15" w:type="dxa"/>
-            </w:tcMar>
-            <w:vAlign w:val="center"/>
-          </w:tcPr>
-          <w:p>
-            <w:r>
-              <w:rPr>
-                <w:rFonts w:ascii="Calibri" w:eastAsia="Calibri" w:hAnsi="Calibri" w:cs="Calibri"/>
-                <w:color w:val="000000" w:themeColor="text1"/>
-                <w:sz w:val="22"/>
-                <w:szCs w:val="22"/>
-              </w:rPr>
-              <w:t>50.00%</w:t>
-            </w:r>
-          </w:p>
-        </w:tc>
-      </w:tr>
-      <w:tr>
-        <w:trPr>
-          <w:trHeight w:val="288"/>
-          <w:jc w:val="center"/>
-        </w:trPr>
-        <w:tc>
-          <w:tcPr>
-            <w:tcW w:w="710" w:type="dxa"/>
-            <w:tcMar>
-              <w:top w:w="15" w:type="dxa"/>
-              <w:left w:w="15" w:type="dxa"/>
-              <w:right w:w="15" w:type="dxa"/>
-            </w:tcMar>
-            <w:vAlign w:val="center"/>
-          </w:tcPr>
-          <w:p>
-            <w:r>
-              <w:rPr>
-                <w:rFonts w:ascii="Calibri" w:eastAsia="Calibri" w:hAnsi="Calibri" w:cs="Calibri"/>
-                <w:color w:val="000000" w:themeColor="text1"/>
-                <w:sz w:val="22"/>
-                <w:szCs w:val="22"/>
-              </w:rPr>
-              <w:t>10</w:t>
-            </w:r>
-          </w:p>
-        </w:tc>
-        <w:tc>
-          <w:tcPr>
-            <w:tcW w:w="1508" w:type="dxa"/>
-            <w:tcMar>
-              <w:top w:w="15" w:type="dxa"/>
-              <w:left w:w="15" w:type="dxa"/>
-              <w:right w:w="15" w:type="dxa"/>
-            </w:tcMar>
-            <w:vAlign w:val="center"/>
-          </w:tcPr>
-          <w:p>
-            <w:r>
-              <w:rPr>
-                <w:rFonts w:ascii="Calibri" w:eastAsia="Calibri" w:hAnsi="Calibri" w:cs="Calibri"/>
-                <w:color w:val="000000" w:themeColor="text1"/>
-                <w:sz w:val="22"/>
-                <w:szCs w:val="22"/>
-              </w:rPr>
-              <w:t>9</w:t>
-            </w:r>
-          </w:p>
-        </w:tc>
-        <w:tc>
-          <w:tcPr>
-            <w:tcW w:w="1093" w:type="dxa"/>
-            <w:tcMar>
-              <w:top w:w="15" w:type="dxa"/>
-              <w:left w:w="15" w:type="dxa"/>
-              <w:right w:w="15" w:type="dxa"/>
-            </w:tcMar>
-            <w:vAlign w:val="center"/>
-          </w:tcPr>
-          <w:p>
-            <w:r>
-              <w:rPr>
-                <w:rFonts w:ascii="Calibri" w:eastAsia="Calibri" w:hAnsi="Calibri" w:cs="Calibri"/>
-                <w:color w:val="000000" w:themeColor="text1"/>
-                <w:sz w:val="22"/>
-                <w:szCs w:val="22"/>
-              </w:rPr>
-              <w:t>50.00%</w:t>
-            </w:r>
-          </w:p>
-        </w:tc>
-        <w:tc>
-          <w:tcPr>
-            <w:tcW w:w="1248" w:type="dxa"/>
-            <w:tcMar>
-              <w:top w:w="15" w:type="dxa"/>
-              <w:left w:w="15" w:type="dxa"/>
-              <w:right w:w="15" w:type="dxa"/>
-            </w:tcMar>
-            <w:vAlign w:val="center"/>
-          </w:tcPr>
-          <w:p>
-            <w:r>
-              <w:rPr>
-                <w:rFonts w:ascii="Calibri" w:eastAsia="Calibri" w:hAnsi="Calibri" w:cs="Calibri"/>
-                <w:color w:val="000000" w:themeColor="text1"/>
-                <w:sz w:val="22"/>
-                <w:szCs w:val="22"/>
-              </w:rPr>
-              <w:t>90.00%</w:t>
-            </w:r>
-          </w:p>
-        </w:tc>
-      </w:tr>
-      <w:tr>
-        <w:trPr>
-          <w:trHeight w:val="288"/>
-          <w:jc w:val="center"/>
-        </w:trPr>
-        <w:tc>
-          <w:tcPr>
-            <w:tcW w:w="710" w:type="dxa"/>
-            <w:shd w:val="clear" w:color="auto" w:fill="D9E1F2"/>
-            <w:tcMar>
-              <w:top w:w="15" w:type="dxa"/>
-              <w:left w:w="15" w:type="dxa"/>
-              <w:right w:w="15" w:type="dxa"/>
-            </w:tcMar>
-            <w:vAlign w:val="center"/>
-          </w:tcPr>
-          <w:p>
-            <w:r>
-              <w:rPr>
-                <w:rFonts w:ascii="Calibri" w:eastAsia="Calibri" w:hAnsi="Calibri" w:cs="Calibri"/>
-                <w:color w:val="000000" w:themeColor="text1"/>
-                <w:sz w:val="22"/>
-                <w:szCs w:val="22"/>
-              </w:rPr>
-              <w:t>17</w:t>
-            </w:r>
-          </w:p>
-        </w:tc>
-        <w:tc>
-          <w:tcPr>
-            <w:tcW w:w="1508" w:type="dxa"/>
-            <w:shd w:val="clear" w:color="auto" w:fill="D9E1F2"/>
-            <w:tcMar>
-              <w:top w:w="15" w:type="dxa"/>
-              <w:left w:w="15" w:type="dxa"/>
-              <w:right w:w="15" w:type="dxa"/>
-            </w:tcMar>
-            <w:vAlign w:val="center"/>
-          </w:tcPr>
-          <w:p>
-            <w:r>
-              <w:rPr>
-                <w:rFonts w:ascii="Calibri" w:eastAsia="Calibri" w:hAnsi="Calibri" w:cs="Calibri"/>
-                <w:color w:val="000000" w:themeColor="text1"/>
-                <w:sz w:val="22"/>
-                <w:szCs w:val="22"/>
-              </w:rPr>
-              <w:t>18</w:t>
-            </w:r>
-          </w:p>
-        </w:tc>
-        <w:tc>
-          <w:tcPr>
-            <w:tcW w:w="1093" w:type="dxa"/>
-            <w:shd w:val="clear" w:color="auto" w:fill="D9E1F2"/>
-            <w:tcMar>
-              <w:top w:w="15" w:type="dxa"/>
-              <w:left w:w="15" w:type="dxa"/>
-              <w:right w:w="15" w:type="dxa"/>
-            </w:tcMar>
-            <w:vAlign w:val="center"/>
-          </w:tcPr>
-          <w:p>
-            <w:r>
-              <w:rPr>
-                <w:rFonts w:ascii="Calibri" w:eastAsia="Calibri" w:hAnsi="Calibri" w:cs="Calibri"/>
-                <w:color w:val="000000" w:themeColor="text1"/>
-                <w:sz w:val="22"/>
-                <w:szCs w:val="22"/>
-              </w:rPr>
-              <w:t>50.00%</w:t>
-            </w:r>
-          </w:p>
-        </w:tc>
-        <w:tc>
-          <w:tcPr>
-            <w:tcW w:w="1248" w:type="dxa"/>
-            <w:shd w:val="clear" w:color="auto" w:fill="D9E1F2"/>
-            <w:tcMar>
-              <w:top w:w="15" w:type="dxa"/>
-              <w:left w:w="15" w:type="dxa"/>
-              <w:right w:w="15" w:type="dxa"/>
-            </w:tcMar>
-            <w:vAlign w:val="center"/>
-          </w:tcPr>
-          <w:p>
-            <w:r>
-              <w:rPr>
-                <w:rFonts w:ascii="Calibri" w:eastAsia="Calibri" w:hAnsi="Calibri" w:cs="Calibri"/>
-                <w:color w:val="000000" w:themeColor="text1"/>
-                <w:sz w:val="22"/>
-                <w:szCs w:val="22"/>
-              </w:rPr>
-              <w:t>94.00%</w:t>
-            </w:r>
-          </w:p>
-        </w:tc>
-      </w:tr>
-      <w:tr>
-        <w:trPr>
-          <w:trHeight w:val="288"/>
-          <w:jc w:val="center"/>
-        </w:trPr>
-        <w:tc>
-          <w:tcPr>
-            <w:tcW w:w="710" w:type="dxa"/>
-            <w:tcMar>
-              <w:top w:w="15" w:type="dxa"/>
-              <w:left w:w="15" w:type="dxa"/>
-              <w:right w:w="15" w:type="dxa"/>
-            </w:tcMar>
-            <w:vAlign w:val="center"/>
-          </w:tcPr>
-          <w:p>
-            <w:r>
-              <w:rPr>
-                <w:rFonts w:ascii="Calibri" w:eastAsia="Calibri" w:hAnsi="Calibri" w:cs="Calibri"/>
-                <w:color w:val="000000" w:themeColor="text1"/>
-                <w:sz w:val="22"/>
-                <w:szCs w:val="22"/>
-              </w:rPr>
-              <w:t>19</w:t>
-            </w:r>
-          </w:p>
-        </w:tc>
-        <w:tc>
-          <w:tcPr>
-            <w:tcW w:w="1508" w:type="dxa"/>
-            <w:tcMar>
-              <w:top w:w="15" w:type="dxa"/>
-              <w:left w:w="15" w:type="dxa"/>
-              <w:right w:w="15" w:type="dxa"/>
-            </w:tcMar>
-            <w:vAlign w:val="center"/>
-          </w:tcPr>
-          <w:p>
-            <w:r>
-              <w:rPr>
-                <w:rFonts w:ascii="Calibri" w:eastAsia="Calibri" w:hAnsi="Calibri" w:cs="Calibri"/>
-                <w:color w:val="000000" w:themeColor="text1"/>
-                <w:sz w:val="22"/>
-                <w:szCs w:val="22"/>
-              </w:rPr>
-              <w:t>18</w:t>
-            </w:r>
-          </w:p>
-        </w:tc>
-        <w:tc>
-          <w:tcPr>
-            <w:tcW w:w="1093" w:type="dxa"/>
-            <w:tcMar>
-              <w:top w:w="15" w:type="dxa"/>
-              <w:left w:w="15" w:type="dxa"/>
-              <w:right w:w="15" w:type="dxa"/>
-            </w:tcMar>
-            <w:vAlign w:val="center"/>
-          </w:tcPr>
-          <w:p>
-            <w:r>
-              <w:rPr>
-                <w:rFonts w:ascii="Calibri" w:eastAsia="Calibri" w:hAnsi="Calibri" w:cs="Calibri"/>
-                <w:color w:val="000000" w:themeColor="text1"/>
-                <w:sz w:val="22"/>
-                <w:szCs w:val="22"/>
-              </w:rPr>
-              <w:t>40.00%</w:t>
-            </w:r>
-          </w:p>
-        </w:tc>
-        <w:tc>
-          <w:tcPr>
-            <w:tcW w:w="1248" w:type="dxa"/>
-            <w:tcMar>
-              <w:top w:w="15" w:type="dxa"/>
-              <w:left w:w="15" w:type="dxa"/>
-              <w:right w:w="15" w:type="dxa"/>
-            </w:tcMar>
-            <w:vAlign w:val="center"/>
-          </w:tcPr>
-          <w:p>
-            <w:r>
-              <w:rPr>
-                <w:rFonts w:ascii="Calibri" w:eastAsia="Calibri" w:hAnsi="Calibri" w:cs="Calibri"/>
-                <w:color w:val="000000" w:themeColor="text1"/>
-                <w:sz w:val="22"/>
-                <w:szCs w:val="22"/>
-              </w:rPr>
-              <w:t>95.00%</w:t>
-            </w:r>
-          </w:p>
-        </w:tc>
-      </w:tr>
-      <w:tr>
-        <w:trPr>
-          <w:trHeight w:val="288"/>
-          <w:jc w:val="center"/>
-        </w:trPr>
-        <w:tc>
-          <w:tcPr>
-            <w:tcW w:w="710" w:type="dxa"/>
-            <w:shd w:val="clear" w:color="auto" w:fill="D9E1F2"/>
-            <w:tcMar>
-              <w:top w:w="15" w:type="dxa"/>
-              <w:left w:w="15" w:type="dxa"/>
-              <w:right w:w="15" w:type="dxa"/>
-            </w:tcMar>
-            <w:vAlign w:val="center"/>
-          </w:tcPr>
-          <w:p>
-            <w:r>
-              <w:rPr>
-                <w:rFonts w:ascii="Calibri" w:eastAsia="Calibri" w:hAnsi="Calibri" w:cs="Calibri"/>
-                <w:color w:val="000000" w:themeColor="text1"/>
-                <w:sz w:val="22"/>
-                <w:szCs w:val="22"/>
-              </w:rPr>
-              <w:t>20</w:t>
-            </w:r>
-          </w:p>
-        </w:tc>
-        <w:tc>
-          <w:tcPr>
-            <w:tcW w:w="1508" w:type="dxa"/>
-            <w:shd w:val="clear" w:color="auto" w:fill="D9E1F2"/>
-            <w:tcMar>
-              <w:top w:w="15" w:type="dxa"/>
-              <w:left w:w="15" w:type="dxa"/>
-              <w:right w:w="15" w:type="dxa"/>
-            </w:tcMar>
-            <w:vAlign w:val="center"/>
-          </w:tcPr>
-          <w:p>
-            <w:r>
-              <w:rPr>
-                <w:rFonts w:ascii="Calibri" w:eastAsia="Calibri" w:hAnsi="Calibri" w:cs="Calibri"/>
-                <w:color w:val="000000" w:themeColor="text1"/>
-                <w:sz w:val="22"/>
-                <w:szCs w:val="22"/>
-              </w:rPr>
-              <w:t>22</w:t>
-            </w:r>
-          </w:p>
-        </w:tc>
-        <w:tc>
-          <w:tcPr>
-            <w:tcW w:w="1093" w:type="dxa"/>
-            <w:shd w:val="clear" w:color="auto" w:fill="D9E1F2"/>
-            <w:tcMar>
-              <w:top w:w="15" w:type="dxa"/>
-              <w:left w:w="15" w:type="dxa"/>
-              <w:right w:w="15" w:type="dxa"/>
-            </w:tcMar>
-            <w:vAlign w:val="center"/>
-          </w:tcPr>
-          <w:p>
-            <w:r>
-              <w:rPr>
-                <w:rFonts w:ascii="Calibri" w:eastAsia="Calibri" w:hAnsi="Calibri" w:cs="Calibri"/>
-                <w:color w:val="000000" w:themeColor="text1"/>
-                <w:sz w:val="22"/>
-                <w:szCs w:val="22"/>
-              </w:rPr>
-              <w:t>35.00%</w:t>
-            </w:r>
-          </w:p>
-        </w:tc>
-        <w:tc>
-          <w:tcPr>
-            <w:tcW w:w="1248" w:type="dxa"/>
-            <w:shd w:val="clear" w:color="auto" w:fill="D9E1F2"/>
-            <w:tcMar>
-              <w:top w:w="15" w:type="dxa"/>
-              <w:left w:w="15" w:type="dxa"/>
-              <w:right w:w="15" w:type="dxa"/>
-            </w:tcMar>
-            <w:vAlign w:val="center"/>
-          </w:tcPr>
-          <w:p>
-            <w:r>
-              <w:rPr>
-                <w:rFonts w:ascii="Calibri" w:eastAsia="Calibri" w:hAnsi="Calibri" w:cs="Calibri"/>
-                <w:color w:val="000000" w:themeColor="text1"/>
-                <w:sz w:val="22"/>
-                <w:szCs w:val="22"/>
-              </w:rPr>
-              <w:t>91.00%</w:t>
-            </w:r>
-          </w:p>
-        </w:tc>
-      </w:tr>
-      <w:tr>
-        <w:trPr>
-          <w:trHeight w:val="288"/>
-          <w:jc w:val="center"/>
-        </w:trPr>
-        <w:tc>
-          <w:tcPr>
-            <w:tcW w:w="710" w:type="dxa"/>
-            <w:tcMar>
-              <w:top w:w="15" w:type="dxa"/>
-              <w:left w:w="15" w:type="dxa"/>
-              <w:right w:w="15" w:type="dxa"/>
-            </w:tcMar>
-            <w:vAlign w:val="center"/>
-          </w:tcPr>
-          <w:p>
-            <w:r>
-              <w:rPr>
-                <w:rFonts w:ascii="Calibri" w:eastAsia="Calibri" w:hAnsi="Calibri" w:cs="Calibri"/>
-                <w:color w:val="000000" w:themeColor="text1"/>
-                <w:sz w:val="22"/>
-                <w:szCs w:val="22"/>
-              </w:rPr>
-              <w:t>21</w:t>
-            </w:r>
-          </w:p>
-        </w:tc>
-        <w:tc>
-          <w:tcPr>
-            <w:tcW w:w="1508" w:type="dxa"/>
-            <w:tcMar>
-              <w:top w:w="15" w:type="dxa"/>
-              <w:left w:w="15" w:type="dxa"/>
-              <w:right w:w="15" w:type="dxa"/>
-            </w:tcMar>
-            <w:vAlign w:val="center"/>
-          </w:tcPr>
-          <w:p>
-            <w:r>
-              <w:rPr>
-                <w:rFonts w:ascii="Calibri" w:eastAsia="Calibri" w:hAnsi="Calibri" w:cs="Calibri"/>
-                <w:color w:val="000000" w:themeColor="text1"/>
-                <w:sz w:val="22"/>
-                <w:szCs w:val="22"/>
-              </w:rPr>
-              <w:t>22</w:t>
-            </w:r>
-          </w:p>
-        </w:tc>
-        <w:tc>
-          <w:tcPr>
-            <w:tcW w:w="1093" w:type="dxa"/>
-            <w:tcMar>
-              <w:top w:w="15" w:type="dxa"/>
-              <w:left w:w="15" w:type="dxa"/>
-              <w:right w:w="15" w:type="dxa"/>
-            </w:tcMar>
-            <w:vAlign w:val="center"/>
-          </w:tcPr>
-          <w:p>
-            <w:r>
-              <w:rPr>
-                <w:rFonts w:ascii="Calibri" w:eastAsia="Calibri" w:hAnsi="Calibri" w:cs="Calibri"/>
-                <w:color w:val="000000" w:themeColor="text1"/>
-                <w:sz w:val="22"/>
-                <w:szCs w:val="22"/>
-              </w:rPr>
-              <w:t>50.00%</w:t>
-            </w:r>
-          </w:p>
-        </w:tc>
-        <w:tc>
-          <w:tcPr>
-            <w:tcW w:w="1248" w:type="dxa"/>
-            <w:tcMar>
-              <w:top w:w="15" w:type="dxa"/>
-              <w:left w:w="15" w:type="dxa"/>
-              <w:right w:w="15" w:type="dxa"/>
-            </w:tcMar>
-            <w:vAlign w:val="center"/>
-          </w:tcPr>
-          <w:p>
-            <w:r>
-              <w:rPr>
-                <w:rFonts w:ascii="Calibri" w:eastAsia="Calibri" w:hAnsi="Calibri" w:cs="Calibri"/>
-                <w:color w:val="000000" w:themeColor="text1"/>
-                <w:sz w:val="22"/>
-                <w:szCs w:val="22"/>
-              </w:rPr>
-              <w:t>95.00%</w:t>
-            </w:r>
-          </w:p>
-        </w:tc>
-      </w:tr>
-      <w:tr>
-        <w:trPr>
-          <w:trHeight w:val="288"/>
-          <w:jc w:val="center"/>
-        </w:trPr>
-        <w:tc>
-          <w:tcPr>
-            <w:tcW w:w="710" w:type="dxa"/>
-            <w:shd w:val="clear" w:color="auto" w:fill="D9E1F2"/>
-            <w:tcMar>
-              <w:top w:w="15" w:type="dxa"/>
-              <w:left w:w="15" w:type="dxa"/>
-              <w:right w:w="15" w:type="dxa"/>
-            </w:tcMar>
-            <w:vAlign w:val="center"/>
-          </w:tcPr>
-          <w:p>
-            <w:r>
-              <w:rPr>
-                <w:rFonts w:ascii="Calibri" w:eastAsia="Calibri" w:hAnsi="Calibri" w:cs="Calibri"/>
-                <w:color w:val="000000" w:themeColor="text1"/>
-                <w:sz w:val="22"/>
-                <w:szCs w:val="22"/>
-              </w:rPr>
-              <w:t>27</w:t>
-            </w:r>
-          </w:p>
-        </w:tc>
-        <w:tc>
-          <w:tcPr>
-            <w:tcW w:w="1508" w:type="dxa"/>
-            <w:shd w:val="clear" w:color="auto" w:fill="D9E1F2"/>
-            <w:tcMar>
-              <w:top w:w="15" w:type="dxa"/>
-              <w:left w:w="15" w:type="dxa"/>
-              <w:right w:w="15" w:type="dxa"/>
-            </w:tcMar>
-            <w:vAlign w:val="center"/>
-          </w:tcPr>
-          <w:p>
-            <w:r>
-              <w:rPr>
-                <w:rFonts w:ascii="Calibri" w:eastAsia="Calibri" w:hAnsi="Calibri" w:cs="Calibri"/>
-                <w:color w:val="000000" w:themeColor="text1"/>
-                <w:sz w:val="22"/>
-                <w:szCs w:val="22"/>
-              </w:rPr>
-              <w:t>28</w:t>
-            </w:r>
-          </w:p>
-        </w:tc>
-        <w:tc>
-          <w:tcPr>
-            <w:tcW w:w="1093" w:type="dxa"/>
-            <w:shd w:val="clear" w:color="auto" w:fill="D9E1F2"/>
-            <w:tcMar>
-              <w:top w:w="15" w:type="dxa"/>
-              <w:left w:w="15" w:type="dxa"/>
-              <w:right w:w="15" w:type="dxa"/>
-            </w:tcMar>
-            <w:vAlign w:val="center"/>
-          </w:tcPr>
-          <w:p>
-            <w:r>
-              <w:rPr>
-                <w:rFonts w:ascii="Calibri" w:eastAsia="Calibri" w:hAnsi="Calibri" w:cs="Calibri"/>
-                <w:color w:val="000000" w:themeColor="text1"/>
-                <w:sz w:val="22"/>
-                <w:szCs w:val="22"/>
-              </w:rPr>
-              <w:t>70.00%</w:t>
-            </w:r>
-          </w:p>
-        </w:tc>
-        <w:tc>
-          <w:tcPr>
-            <w:tcW w:w="1248" w:type="dxa"/>
-            <w:shd w:val="clear" w:color="auto" w:fill="D9E1F2"/>
-            <w:tcMar>
-              <w:top w:w="15" w:type="dxa"/>
-              <w:left w:w="15" w:type="dxa"/>
-              <w:right w:w="15" w:type="dxa"/>
-            </w:tcMar>
-            <w:vAlign w:val="center"/>
-          </w:tcPr>
-          <w:p>
-            <w:r>
-              <w:rPr>
-                <w:rFonts w:ascii="Calibri" w:eastAsia="Calibri" w:hAnsi="Calibri" w:cs="Calibri"/>
-                <w:color w:val="000000" w:themeColor="text1"/>
-                <w:sz w:val="22"/>
-                <w:szCs w:val="22"/>
-              </w:rPr>
-              <w:t>96.00%</w:t>
-            </w:r>
-          </w:p>
-        </w:tc>
-      </w:tr>
-      <w:tr>
-        <w:trPr>
-          <w:trHeight w:val="288"/>
-          <w:jc w:val="center"/>
-        </w:trPr>
-        <w:tc>
-          <w:tcPr>
-            <w:tcW w:w="710" w:type="dxa"/>
-            <w:tcMar>
-              <w:top w:w="15" w:type="dxa"/>
-              <w:left w:w="15" w:type="dxa"/>
-              <w:right w:w="15" w:type="dxa"/>
-            </w:tcMar>
-            <w:vAlign w:val="center"/>
-          </w:tcPr>
-          <w:p>
-            <w:r>
-              <w:rPr>
-                <w:rFonts w:ascii="Calibri" w:eastAsia="Calibri" w:hAnsi="Calibri" w:cs="Calibri"/>
-                <w:color w:val="000000" w:themeColor="text1"/>
-                <w:sz w:val="22"/>
-                <w:szCs w:val="22"/>
-              </w:rPr>
-              <w:t>35</w:t>
-            </w:r>
-          </w:p>
-        </w:tc>
-        <w:tc>
-          <w:tcPr>
-            <w:tcW w:w="1508" w:type="dxa"/>
-            <w:tcMar>
-              <w:top w:w="15" w:type="dxa"/>
-              <w:left w:w="15" w:type="dxa"/>
-              <w:right w:w="15" w:type="dxa"/>
-            </w:tcMar>
-            <w:vAlign w:val="center"/>
-          </w:tcPr>
-          <w:p>
-            <w:r>
-              <w:rPr>
-                <w:rFonts w:ascii="Calibri" w:eastAsia="Calibri" w:hAnsi="Calibri" w:cs="Calibri"/>
-                <w:color w:val="000000" w:themeColor="text1"/>
-                <w:sz w:val="22"/>
-                <w:szCs w:val="22"/>
-              </w:rPr>
-              <w:t>34</w:t>
-            </w:r>
-          </w:p>
-        </w:tc>
-        <w:tc>
-          <w:tcPr>
-            <w:tcW w:w="1093" w:type="dxa"/>
-            <w:tcMar>
-              <w:top w:w="15" w:type="dxa"/>
-              <w:left w:w="15" w:type="dxa"/>
-              <w:right w:w="15" w:type="dxa"/>
-            </w:tcMar>
-            <w:vAlign w:val="center"/>
-          </w:tcPr>
-          <w:p>
-            <w:r>
-              <w:rPr>
-                <w:rFonts w:ascii="Calibri" w:eastAsia="Calibri" w:hAnsi="Calibri" w:cs="Calibri"/>
-                <w:color w:val="000000" w:themeColor="text1"/>
-                <w:sz w:val="22"/>
-                <w:szCs w:val="22"/>
-              </w:rPr>
-              <w:t>60.00%</w:t>
-            </w:r>
-          </w:p>
-        </w:tc>
-        <w:tc>
-          <w:tcPr>
-            <w:tcW w:w="1248" w:type="dxa"/>
-            <w:tcMar>
-              <w:top w:w="15" w:type="dxa"/>
-              <w:left w:w="15" w:type="dxa"/>
-              <w:right w:w="15" w:type="dxa"/>
-            </w:tcMar>
-            <w:vAlign w:val="center"/>
-          </w:tcPr>
-          <w:p>
-            <w:r>
-              <w:rPr>
-                <w:rFonts w:ascii="Calibri" w:eastAsia="Calibri" w:hAnsi="Calibri" w:cs="Calibri"/>
-                <w:color w:val="000000" w:themeColor="text1"/>
-                <w:sz w:val="22"/>
-                <w:szCs w:val="22"/>
-              </w:rPr>
-              <w:t>97.00%</w:t>
-            </w:r>
-          </w:p>
-        </w:tc>
-      </w:tr>
-      <w:tr>
-        <w:trPr>
-          <w:trHeight w:val="288"/>
-          <w:jc w:val="center"/>
-        </w:trPr>
-        <w:tc>
-          <w:tcPr>
-            <w:tcW w:w="710" w:type="dxa"/>
-            <w:shd w:val="clear" w:color="auto" w:fill="D9E1F2"/>
-            <w:tcMar>
-              <w:top w:w="15" w:type="dxa"/>
-              <w:left w:w="15" w:type="dxa"/>
-              <w:right w:w="15" w:type="dxa"/>
-            </w:tcMar>
-            <w:vAlign w:val="center"/>
-          </w:tcPr>
-          <w:p>
-            <w:r>
-              <w:rPr>
-                <w:rFonts w:ascii="Calibri" w:eastAsia="Calibri" w:hAnsi="Calibri" w:cs="Calibri"/>
-                <w:color w:val="000000" w:themeColor="text1"/>
-                <w:sz w:val="22"/>
-                <w:szCs w:val="22"/>
-              </w:rPr>
-              <w:t>38</w:t>
-            </w:r>
-          </w:p>
-        </w:tc>
-        <w:tc>
-          <w:tcPr>
-            <w:tcW w:w="1508" w:type="dxa"/>
-            <w:shd w:val="clear" w:color="auto" w:fill="D9E1F2"/>
-            <w:tcMar>
-              <w:top w:w="15" w:type="dxa"/>
-              <w:left w:w="15" w:type="dxa"/>
-              <w:right w:w="15" w:type="dxa"/>
-            </w:tcMar>
-            <w:vAlign w:val="center"/>
-          </w:tcPr>
-          <w:p>
-            <w:r>
-              <w:rPr>
-                <w:rFonts w:ascii="Calibri" w:eastAsia="Calibri" w:hAnsi="Calibri" w:cs="Calibri"/>
-                <w:color w:val="000000" w:themeColor="text1"/>
-                <w:sz w:val="22"/>
-                <w:szCs w:val="22"/>
-              </w:rPr>
-              <w:t>39</w:t>
-            </w:r>
-          </w:p>
-        </w:tc>
-        <w:tc>
-          <w:tcPr>
-            <w:tcW w:w="1093" w:type="dxa"/>
-            <w:shd w:val="clear" w:color="auto" w:fill="D9E1F2"/>
-            <w:tcMar>
-              <w:top w:w="15" w:type="dxa"/>
-              <w:left w:w="15" w:type="dxa"/>
-              <w:right w:w="15" w:type="dxa"/>
-            </w:tcMar>
-            <w:vAlign w:val="center"/>
-          </w:tcPr>
-          <w:p>
-            <w:r>
-              <w:rPr>
-                <w:rFonts w:ascii="Calibri" w:eastAsia="Calibri" w:hAnsi="Calibri" w:cs="Calibri"/>
-                <w:color w:val="000000" w:themeColor="text1"/>
-                <w:sz w:val="22"/>
-                <w:szCs w:val="22"/>
-              </w:rPr>
-              <w:t>50.00%</w:t>
-            </w:r>
-          </w:p>
-        </w:tc>
-        <w:tc>
-          <w:tcPr>
-            <w:tcW w:w="1248" w:type="dxa"/>
-            <w:shd w:val="clear" w:color="auto" w:fill="D9E1F2"/>
-            <w:tcMar>
-              <w:top w:w="15" w:type="dxa"/>
-              <w:left w:w="15" w:type="dxa"/>
-              <w:right w:w="15" w:type="dxa"/>
-            </w:tcMar>
-            <w:vAlign w:val="center"/>
-          </w:tcPr>
-          <w:p>
-            <w:r>
-              <w:rPr>
-                <w:rFonts w:ascii="Calibri" w:eastAsia="Calibri" w:hAnsi="Calibri" w:cs="Calibri"/>
-                <w:color w:val="000000" w:themeColor="text1"/>
-                <w:sz w:val="22"/>
-                <w:szCs w:val="22"/>
-              </w:rPr>
-              <w:t>97.00%</w:t>
-            </w:r>
-          </w:p>
-        </w:tc>
-      </w:tr>
-      <w:tr>
-        <w:trPr>
-          <w:trHeight w:val="288"/>
-          <w:jc w:val="center"/>
-        </w:trPr>
-        <w:tc>
-          <w:tcPr>
-            <w:tcW w:w="710" w:type="dxa"/>
-            <w:tcMar>
-              <w:top w:w="15" w:type="dxa"/>
-              <w:left w:w="15" w:type="dxa"/>
-              <w:right w:w="15" w:type="dxa"/>
-            </w:tcMar>
-            <w:vAlign w:val="center"/>
-          </w:tcPr>
-          <w:p>
-            <w:r>
-              <w:rPr>
-                <w:rFonts w:ascii="Calibri" w:eastAsia="Calibri" w:hAnsi="Calibri" w:cs="Calibri"/>
-                <w:color w:val="000000" w:themeColor="text1"/>
-                <w:sz w:val="22"/>
-                <w:szCs w:val="22"/>
-              </w:rPr>
-              <w:t>43</w:t>
-            </w:r>
-          </w:p>
-        </w:tc>
-        <w:tc>
-          <w:tcPr>
-            <w:tcW w:w="1508" w:type="dxa"/>
-            <w:tcMar>
-              <w:top w:w="15" w:type="dxa"/>
-              <w:left w:w="15" w:type="dxa"/>
-              <w:right w:w="15" w:type="dxa"/>
-            </w:tcMar>
-            <w:vAlign w:val="center"/>
-          </w:tcPr>
-          <w:p>
-            <w:r>
-              <w:rPr>
-                <w:rFonts w:ascii="Calibri" w:eastAsia="Calibri" w:hAnsi="Calibri" w:cs="Calibri"/>
-                <w:color w:val="000000" w:themeColor="text1"/>
-                <w:sz w:val="22"/>
-                <w:szCs w:val="22"/>
-              </w:rPr>
-              <w:t>44</w:t>
-            </w:r>
-          </w:p>
-        </w:tc>
-        <w:tc>
-          <w:tcPr>
-            <w:tcW w:w="1093" w:type="dxa"/>
-            <w:tcMar>
-              <w:top w:w="15" w:type="dxa"/>
-              <w:left w:w="15" w:type="dxa"/>
-              <w:right w:w="15" w:type="dxa"/>
-            </w:tcMar>
-            <w:vAlign w:val="center"/>
-          </w:tcPr>
-          <w:p>
-            <w:r>
-              <w:rPr>
-                <w:rFonts w:ascii="Calibri" w:eastAsia="Calibri" w:hAnsi="Calibri" w:cs="Calibri"/>
-                <w:color w:val="000000" w:themeColor="text1"/>
-                <w:sz w:val="22"/>
-                <w:szCs w:val="22"/>
-              </w:rPr>
-              <w:t>60.00%</w:t>
-            </w:r>
-          </w:p>
-        </w:tc>
-        <w:tc>
-          <w:tcPr>
-            <w:tcW w:w="1248" w:type="dxa"/>
-            <w:tcMar>
-              <w:top w:w="15" w:type="dxa"/>
-              <w:left w:w="15" w:type="dxa"/>
-              <w:right w:w="15" w:type="dxa"/>
-            </w:tcMar>
-            <w:vAlign w:val="center"/>
-          </w:tcPr>
-          <w:p>
-            <w:r>
-              <w:rPr>
-                <w:rFonts w:ascii="Calibri" w:eastAsia="Calibri" w:hAnsi="Calibri" w:cs="Calibri"/>
-                <w:color w:val="000000" w:themeColor="text1"/>
-                <w:sz w:val="22"/>
-                <w:szCs w:val="22"/>
-              </w:rPr>
-              <w:t>98.00%</w:t>
-            </w:r>
-          </w:p>
-        </w:tc>
-      </w:tr>
-    </w:tbl>
-    <w:p>
-      <w:pPr>
-        <w:rPr>
-          <w:i/>
-          <w:iCs/>
+      <w:r>
+        <w:rPr>
           <w:noProof/>
           <w:lang w:val="en-IN"/>
         </w:rPr>
-      </w:pPr>
-      <w:r>
-        <w:rPr>
-          <w:i/>
-          <w:iCs/>
+        <w:t>However just like the previous case, both the classifiers did perfect reconstruction with the train data, Figure 13.</w:t>
+      </w:r>
+    </w:p>
+    <w:p>
+      <w:pPr>
+        <w:jc w:val="both"/>
+        <w:rPr>
           <w:noProof/>
           <w:lang w:val="en-IN"/>
         </w:rPr>
-        <w:t>Table 6: HTM reconstruction table for test data (case 2)</w:t>
-      </w:r>
-    </w:p>
-    <w:p>
-      <w:pPr>
+      </w:pPr>
+    </w:p>
+    <w:p>
+      <w:pPr>
+        <w:jc w:val="both"/>
         <w:rPr>
           <w:noProof/>
           <w:lang w:val="en-IN"/>
         </w:rPr>
       </w:pPr>
+    </w:p>
+    <w:p>
       <w:r>
         <w:rPr>
           <w:noProof/>
         </w:rPr>
-        <w:lastRenderedPageBreak/>
         <w:drawing>
-          <wp:inline distT="0" distB="0" distL="0" distR="0" wp14:anchorId="23A18538" wp14:editId="748BC1E3">
-            <wp:extent cx="3169920" cy="2194560"/>
-            <wp:effectExtent l="0" t="0" r="0" b="0"/>
-            <wp:docPr id="240842320" name="Picture 240842320"/>
+          <wp:inline distT="0" distB="0" distL="0" distR="0" wp14:anchorId="702A35C3" wp14:editId="32B8AE90">
+            <wp:extent cx="3191933" cy="2209800"/>
+            <wp:effectExtent l="0" t="0" r="8890" b="0"/>
+            <wp:docPr id="847059124" name="Picture 847059124"/>
             <wp:cNvGraphicFramePr>
               <a:graphicFrameLocks xmlns:a="http://schemas.openxmlformats.org/drawingml/2006/main" noChangeAspect="1"/>
             </wp:cNvGraphicFramePr>
@@ -12609,7 +13056,7 @@
                   <pic:spPr>
                     <a:xfrm>
                       <a:off x="0" y="0"/>
-                      <a:ext cx="3172123" cy="2196085"/>
+                      <a:ext cx="3193201" cy="2210678"/>
                     </a:xfrm>
                     <a:prstGeom prst="rect">
                       <a:avLst/>
@@ -12626,17 +13073,16 @@
           <w:i/>
           <w:iCs/>
         </w:rPr>
-        <w:t>Fig.</w:t>
-      </w:r>
-      <w:r>
+        <w:t>Fig. 13: Similarity plot for train data (case 2)</w:t>
+      </w:r>
+    </w:p>
+    <w:p>
+      <w:pPr>
         <w:rPr>
           <w:i/>
           <w:iCs/>
-          <w:noProof/>
-          <w:lang w:val="en-IN"/>
-        </w:rPr>
-        <w:t xml:space="preserve"> 11: HTM reconstruction plot for test data (case 2)</w:t>
-      </w:r>
+        </w:rPr>
+      </w:pPr>
     </w:p>
     <w:p>
       <w:pPr>
@@ -12650,9 +13096,6 @@
       <w:pPr>
         <w:pStyle w:val="Heading3"/>
         <w:spacing w:line="240" w:lineRule="auto"/>
-        <w:rPr>
-          <w:lang w:val="en-IN"/>
-        </w:rPr>
       </w:pPr>
       <w:r>
         <w:rPr>
@@ -12660,37 +13103,38 @@
           <w:bCs/>
           <w:lang w:val="en-IN"/>
         </w:rPr>
-        <w:t>Similarity Comparison:</w:t>
-      </w:r>
-    </w:p>
+        <w:t>Training Data Reconstruction:</w:t>
+      </w:r>
+    </w:p>
+    <w:p/>
     <w:p>
       <w:pPr>
         <w:jc w:val="both"/>
+      </w:pPr>
+      <w:r>
+        <w:t>Both the KNN and HTM demonstrated flawless reconstruction performance during training, achieving 100% similarity scores when tested on the 80% training data subset. As shown in Figure 14 (KNN) and Figure 15 (HTM), their predictions exhibited exact alignment with ground-truth values across all samples. Visualized results revealed a perfect diagonal distribution in prediction-versus-input matrices, indicating error-free reconstruction where every output precisely mirrored its corresponding input. This identical performance across both classifiers highlights their optimal training-phase accuracy under the experimental conditions.</w:t>
+      </w:r>
+    </w:p>
+    <w:p>
+      <w:pPr>
+        <w:jc w:val="both"/>
+      </w:pPr>
+    </w:p>
+    <w:p>
+      <w:pPr>
         <w:rPr>
           <w:noProof/>
         </w:rPr>
       </w:pPr>
       <w:r>
-        <w:t>Figure 12 highlights that in this case also HTM performed much better than KNN, very evident from the plot.</w:t>
-      </w:r>
-    </w:p>
-    <w:p/>
-    <w:p>
-      <w:pPr>
         <w:rPr>
           <w:noProof/>
-          <w:lang w:val="en-IN"/>
-        </w:rPr>
-      </w:pPr>
-      <w:r>
-        <w:rPr>
-          <w:noProof/>
         </w:rPr>
         <w:drawing>
-          <wp:inline distT="0" distB="0" distL="0" distR="0" wp14:anchorId="2BBCA658" wp14:editId="3D655C1E">
-            <wp:extent cx="3180927" cy="2202180"/>
-            <wp:effectExtent l="0" t="0" r="635" b="7620"/>
-            <wp:docPr id="462314569" name="Picture 462314569"/>
+          <wp:inline distT="0" distB="0" distL="0" distR="0" wp14:anchorId="405037CB" wp14:editId="061A1C34">
+            <wp:extent cx="3114887" cy="2156460"/>
+            <wp:effectExtent l="0" t="0" r="9525" b="0"/>
+            <wp:docPr id="1586417504" name="Picture 1586417504"/>
             <wp:cNvGraphicFramePr>
               <a:graphicFrameLocks xmlns:a="http://schemas.openxmlformats.org/drawingml/2006/main" noChangeAspect="1"/>
             </wp:cNvGraphicFramePr>
@@ -12716,7 +13160,7 @@
                   <pic:spPr>
                     <a:xfrm>
                       <a:off x="0" y="0"/>
-                      <a:ext cx="3181139" cy="2202327"/>
+                      <a:ext cx="3116555" cy="2157615"/>
                     </a:xfrm>
                     <a:prstGeom prst="rect">
                       <a:avLst/>
@@ -12736,80 +13180,39 @@
           <w:sz w:val="20"/>
           <w:lang w:val="en-IN"/>
         </w:rPr>
-        <w:t>Fig. 12: Similarity plot for test data (case 2)</w:t>
-      </w:r>
-      <w:r>
-        <w:rPr>
-          <w:rStyle w:val="FigureChar"/>
+        <w:t>Fig. 14: KNN reconstruction plot for train data (case 2)</w:t>
+      </w:r>
+      <w:r>
+        <w:rPr>
+          <w:noProof/>
+        </w:rPr>
+        <w:t xml:space="preserve"> </w:t>
+      </w:r>
+    </w:p>
+    <w:p>
+      <w:pPr>
+        <w:rPr>
+          <w:noProof/>
+        </w:rPr>
+      </w:pPr>
+    </w:p>
+    <w:p>
+      <w:pPr>
+        <w:rPr>
           <w:i/>
           <w:iCs/>
           <w:lang w:val="en-IN"/>
         </w:rPr>
-        <w:t> </w:t>
-      </w:r>
-    </w:p>
-    <w:p>
-      <w:pPr>
-        <w:rPr>
-          <w:rStyle w:val="FigureChar"/>
-          <w:i/>
-          <w:iCs/>
-          <w:lang w:val="en-IN"/>
-        </w:rPr>
-      </w:pPr>
-    </w:p>
-    <w:p>
-      <w:pPr>
+      </w:pPr>
+      <w:r>
         <w:rPr>
           <w:noProof/>
-          <w:lang w:val="en-IN"/>
-        </w:rPr>
-      </w:pPr>
-    </w:p>
-    <w:p>
-      <w:pPr>
-        <w:jc w:val="both"/>
-        <w:rPr>
-          <w:noProof/>
-          <w:lang w:val="en-IN"/>
-        </w:rPr>
-      </w:pPr>
-      <w:r>
-        <w:rPr>
-          <w:noProof/>
-          <w:lang w:val="en-IN"/>
-        </w:rPr>
-        <w:t>However just like the previous case, both the classifiers did perfect reconstruction with the train data, Figure 13.</w:t>
-      </w:r>
-    </w:p>
-    <w:p>
-      <w:pPr>
-        <w:jc w:val="both"/>
-        <w:rPr>
-          <w:noProof/>
-          <w:lang w:val="en-IN"/>
-        </w:rPr>
-      </w:pPr>
-    </w:p>
-    <w:p>
-      <w:pPr>
-        <w:jc w:val="both"/>
-        <w:rPr>
-          <w:noProof/>
-          <w:lang w:val="en-IN"/>
-        </w:rPr>
-      </w:pPr>
-    </w:p>
-    <w:p>
-      <w:r>
-        <w:rPr>
-          <w:noProof/>
         </w:rPr>
         <w:drawing>
-          <wp:inline distT="0" distB="0" distL="0" distR="0" wp14:anchorId="702A35C3" wp14:editId="0D34CB3B">
-            <wp:extent cx="3131820" cy="2168183"/>
-            <wp:effectExtent l="0" t="0" r="0" b="3810"/>
-            <wp:docPr id="847059124" name="Picture 847059124"/>
+          <wp:inline distT="0" distB="0" distL="0" distR="0" wp14:anchorId="203DD74F" wp14:editId="36DE3814">
+            <wp:extent cx="3114675" cy="2156313"/>
+            <wp:effectExtent l="0" t="0" r="0" b="0"/>
+            <wp:docPr id="2004957282" name="Picture 2004957282"/>
             <wp:cNvGraphicFramePr>
               <a:graphicFrameLocks xmlns:a="http://schemas.openxmlformats.org/drawingml/2006/main" noChangeAspect="1"/>
             </wp:cNvGraphicFramePr>
@@ -12835,7 +13238,7 @@
                   <pic:spPr>
                     <a:xfrm>
                       <a:off x="0" y="0"/>
-                      <a:ext cx="3135900" cy="2171007"/>
+                      <a:ext cx="3115380" cy="2156801"/>
                     </a:xfrm>
                     <a:prstGeom prst="rect">
                       <a:avLst/>
@@ -12851,188 +13254,6 @@
         <w:rPr>
           <w:i/>
           <w:iCs/>
-        </w:rPr>
-        <w:t>Fig. 13: Similarity plot for train data (case 2)</w:t>
-      </w:r>
-    </w:p>
-    <w:p>
-      <w:pPr>
-        <w:rPr>
-          <w:i/>
-          <w:iCs/>
-        </w:rPr>
-      </w:pPr>
-    </w:p>
-    <w:p>
-      <w:pPr>
-        <w:rPr>
-          <w:i/>
-          <w:iCs/>
-        </w:rPr>
-      </w:pPr>
-    </w:p>
-    <w:p>
-      <w:pPr>
-        <w:pStyle w:val="Heading3"/>
-        <w:spacing w:line="240" w:lineRule="auto"/>
-      </w:pPr>
-      <w:r>
-        <w:rPr>
-          <w:b/>
-          <w:bCs/>
-          <w:lang w:val="en-IN"/>
-        </w:rPr>
-        <w:t>Training Data Reconstruction:</w:t>
-      </w:r>
-    </w:p>
-    <w:p/>
-    <w:p>
-      <w:pPr>
-        <w:jc w:val="both"/>
-      </w:pPr>
-      <w:r>
-        <w:t>Both the KNN and HTM demonstrated flawless reconstruction performance during training, achieving 100% similarity scores when tested on the 80% training data subset. As shown in Figure 14 (KNN) and Figure 15 (HTM), their predictions exhibited exact alignment with ground-truth values across all samples. Visualized results revealed a perfect diagonal distribution in prediction-versus-input matrices, indicating error-free reconstruction where every output precisely mirrored its corresponding input. This identical performance across both classifiers highlights their optimal training-phase accuracy under the experimental conditions.</w:t>
-      </w:r>
-    </w:p>
-    <w:p>
-      <w:pPr>
-        <w:jc w:val="both"/>
-      </w:pPr>
-    </w:p>
-    <w:p>
-      <w:pPr>
-        <w:rPr>
-          <w:noProof/>
-        </w:rPr>
-      </w:pPr>
-      <w:r>
-        <w:rPr>
-          <w:noProof/>
-        </w:rPr>
-        <w:drawing>
-          <wp:inline distT="0" distB="0" distL="0" distR="0" wp14:anchorId="405037CB" wp14:editId="564AC357">
-            <wp:extent cx="3095625" cy="2143125"/>
-            <wp:effectExtent l="0" t="0" r="0" b="0"/>
-            <wp:docPr id="1586417504" name="Picture 1586417504"/>
-            <wp:cNvGraphicFramePr>
-              <a:graphicFrameLocks xmlns:a="http://schemas.openxmlformats.org/drawingml/2006/main" noChangeAspect="1"/>
-            </wp:cNvGraphicFramePr>
-            <a:graphic xmlns:a="http://schemas.openxmlformats.org/drawingml/2006/main">
-              <a:graphicData uri="http://schemas.openxmlformats.org/drawingml/2006/picture">
-                <pic:pic xmlns:pic="http://schemas.openxmlformats.org/drawingml/2006/picture">
-                  <pic:nvPicPr>
-                    <pic:cNvPr id="0" name=""/>
-                    <pic:cNvPicPr/>
-                  </pic:nvPicPr>
-                  <pic:blipFill>
-                    <a:blip r:embed="rId37" cstate="print">
-                      <a:extLst>
-                        <a:ext uri="{28A0092B-C50C-407E-A947-70E740481C1C}">
-                          <a14:useLocalDpi xmlns:a14="http://schemas.microsoft.com/office/drawing/2010/main" val="0"/>
-                        </a:ext>
-                      </a:extLst>
-                    </a:blip>
-                    <a:stretch>
-                      <a:fillRect/>
-                    </a:stretch>
-                  </pic:blipFill>
-                  <pic:spPr>
-                    <a:xfrm>
-                      <a:off x="0" y="0"/>
-                      <a:ext cx="3095625" cy="2143125"/>
-                    </a:xfrm>
-                    <a:prstGeom prst="rect">
-                      <a:avLst/>
-                    </a:prstGeom>
-                  </pic:spPr>
-                </pic:pic>
-              </a:graphicData>
-            </a:graphic>
-          </wp:inline>
-        </w:drawing>
-      </w:r>
-      <w:r>
-        <w:rPr>
-          <w:rStyle w:val="FigureChar"/>
-          <w:i/>
-          <w:iCs/>
-          <w:sz w:val="20"/>
-          <w:lang w:val="en-IN"/>
-        </w:rPr>
-        <w:t>Fig. 14: KNN reconstruction plot for train data (case 2)</w:t>
-      </w:r>
-      <w:r>
-        <w:rPr>
-          <w:noProof/>
-        </w:rPr>
-        <w:t xml:space="preserve"> </w:t>
-      </w:r>
-    </w:p>
-    <w:p>
-      <w:pPr>
-        <w:rPr>
-          <w:noProof/>
-        </w:rPr>
-      </w:pPr>
-    </w:p>
-    <w:p>
-      <w:pPr>
-        <w:rPr>
-          <w:i/>
-          <w:iCs/>
-          <w:lang w:val="en-IN"/>
-        </w:rPr>
-      </w:pPr>
-      <w:r>
-        <w:rPr>
-          <w:noProof/>
-        </w:rPr>
-        <w:drawing>
-          <wp:inline distT="0" distB="0" distL="0" distR="0" wp14:anchorId="203DD74F" wp14:editId="78B86D6C">
-            <wp:extent cx="3095625" cy="2143125"/>
-            <wp:effectExtent l="0" t="0" r="0" b="0"/>
-            <wp:docPr id="2004957282" name="Picture 2004957282"/>
-            <wp:cNvGraphicFramePr>
-              <a:graphicFrameLocks xmlns:a="http://schemas.openxmlformats.org/drawingml/2006/main" noChangeAspect="1"/>
-            </wp:cNvGraphicFramePr>
-            <a:graphic xmlns:a="http://schemas.openxmlformats.org/drawingml/2006/main">
-              <a:graphicData uri="http://schemas.openxmlformats.org/drawingml/2006/picture">
-                <pic:pic xmlns:pic="http://schemas.openxmlformats.org/drawingml/2006/picture">
-                  <pic:nvPicPr>
-                    <pic:cNvPr id="0" name=""/>
-                    <pic:cNvPicPr/>
-                  </pic:nvPicPr>
-                  <pic:blipFill>
-                    <a:blip r:embed="rId38" cstate="print">
-                      <a:extLst>
-                        <a:ext uri="{28A0092B-C50C-407E-A947-70E740481C1C}">
-                          <a14:useLocalDpi xmlns:a14="http://schemas.microsoft.com/office/drawing/2010/main" val="0"/>
-                        </a:ext>
-                      </a:extLst>
-                    </a:blip>
-                    <a:stretch>
-                      <a:fillRect/>
-                    </a:stretch>
-                  </pic:blipFill>
-                  <pic:spPr>
-                    <a:xfrm>
-                      <a:off x="0" y="0"/>
-                      <a:ext cx="3095625" cy="2143125"/>
-                    </a:xfrm>
-                    <a:prstGeom prst="rect">
-                      <a:avLst/>
-                    </a:prstGeom>
-                  </pic:spPr>
-                </pic:pic>
-              </a:graphicData>
-            </a:graphic>
-          </wp:inline>
-        </w:drawing>
-      </w:r>
-      <w:r>
-        <w:rPr>
-          <w:i/>
-          <w:iCs/>
           <w:lang w:val="en-IN"/>
         </w:rPr>
         <w:t>Fig. 15: HTM reconstruction plot for train data (case 2)</w:t>
@@ -13233,14 +13454,14 @@
           <w:spacing w:val="-1"/>
           <w:lang w:eastAsia="x-none"/>
         </w:rPr>
-        <w:t>KNN’s unexpected parity with HTM in mid-range inputs (25–35) introduces intriguing possibilities for hybrid architectures. While HTM excels in global pattern coherence, KNN’s localized accuracy hints at cascaded frameworks where HTM handles broad recognition and KNN refines specific predictions. Such models could balance biological plausibility with computational efficiency, particularly in edge computing scenarios. Additionally, the stark training-test performance gap across classifiers underscores overfitting risks in SDR-</w:t>
+        <w:t xml:space="preserve">KNN’s unexpected parity with HTM in lower and mid-range inputs introduces intriguing possibilities for hybrid architectures. While HTM excels in global pattern coherence, KNN’s localized accuracy hints at cascaded frameworks where HTM handles broad recognition and KNN refines specific predictions. Such models could balance biological plausibility with computational efficiency, particularly in edge computing scenarios. Additionally, the stark training-test performance gap across classifiers underscores overfitting </w:t>
       </w:r>
       <w:r>
         <w:rPr>
           <w:spacing w:val="-1"/>
           <w:lang w:eastAsia="x-none"/>
         </w:rPr>
-        <w:t>based systems. Regularization techniques, inspired by dropout in neural networks or entropy-based neighbor pruning, could enhance robustness, ensuring reliability in dynamic environments.</w:t>
+        <w:t>risks in SDR-based systems. Regularization techniques, inspired by dropout in neural networks or entropy-based neighbor pruning, could enhance robustness, ensuring reliability in dynamic environments.</w:t>
       </w:r>
     </w:p>
     <w:p>
@@ -13340,11 +13561,15 @@
     </w:p>
     <w:p>
       <w:pPr>
-        <w:jc w:val="left"/>
-      </w:pPr>
-      <w:r>
-        <w:br w:type="page"/>
-      </w:r>
+        <w:spacing w:after="160"/>
+        <w:jc w:val="both"/>
+      </w:pPr>
+    </w:p>
+    <w:p>
+      <w:pPr>
+        <w:spacing w:after="160"/>
+        <w:jc w:val="both"/>
+      </w:pPr>
     </w:p>
     <w:p>
       <w:pPr>
@@ -13388,6 +13613,7 @@
           <w:lang w:val="en-IN"/>
         </w:rPr>
       </w:pPr>
+      <w:bookmarkStart w:id="2" w:name="Reference1"/>
       <w:r>
         <w:rPr>
           <w:rFonts w:ascii="Times New Roman" w:eastAsia="Times New Roman" w:hAnsi="Times New Roman"/>
@@ -13417,7 +13643,7 @@
         </w:rPr>
         <w:t xml:space="preserve">, vol. 10, 2016. DOI: </w:t>
       </w:r>
-      <w:hyperlink r:id="rId39">
+      <w:hyperlink r:id="rId37">
         <w:r>
           <w:rPr>
             <w:rStyle w:val="Hyperlink"/>
@@ -13429,6 +13655,7 @@
           <w:t>10.3389/fncir.2016.00023</w:t>
         </w:r>
       </w:hyperlink>
+      <w:bookmarkEnd w:id="2"/>
     </w:p>
     <w:p>
       <w:pPr>
@@ -13457,6 +13684,7 @@
           <w:szCs w:val="20"/>
         </w:rPr>
       </w:pPr>
+      <w:bookmarkStart w:id="3" w:name="Reference2"/>
       <w:r>
         <w:rPr>
           <w:rFonts w:ascii="Times New Roman" w:eastAsia="Times New Roman" w:hAnsi="Times New Roman"/>
@@ -13499,7 +13727,7 @@
         </w:rPr>
         <w:t xml:space="preserve">, 2011. [Online]. Available: </w:t>
       </w:r>
-      <w:hyperlink r:id="rId40">
+      <w:hyperlink r:id="rId38">
         <w:r>
           <w:rPr>
             <w:rStyle w:val="Hyperlink"/>
@@ -13511,6 +13739,7 @@
           <w:t>https://www.numenta.com/assets/pdf/whitepapers/hierarchical-temporal-memory-cortical-learning-algorithm-0.2.1-en.pdf</w:t>
         </w:r>
       </w:hyperlink>
+      <w:bookmarkEnd w:id="3"/>
     </w:p>
     <w:p>
       <w:pPr>
@@ -13538,6 +13767,7 @@
           <w:lang w:val="en-IN"/>
         </w:rPr>
       </w:pPr>
+      <w:bookmarkStart w:id="4" w:name="Reference3"/>
       <w:r>
         <w:rPr>
           <w:rFonts w:ascii="Times New Roman" w:eastAsia="Times New Roman" w:hAnsi="Times New Roman"/>
@@ -13587,7 +13817,7 @@
         </w:rPr>
         <w:t xml:space="preserve">, vol. 13, no. 1, pp. 21–27, 1967. DOI: </w:t>
       </w:r>
-      <w:hyperlink r:id="rId41">
+      <w:hyperlink r:id="rId39">
         <w:r>
           <w:rPr>
             <w:rStyle w:val="Hyperlink"/>
@@ -13599,6 +13829,7 @@
           <w:t>10.1109/TIT.1967.1053964</w:t>
         </w:r>
       </w:hyperlink>
+      <w:bookmarkEnd w:id="4"/>
     </w:p>
     <w:p>
       <w:pPr>
@@ -13627,6 +13858,7 @@
           <w:lang w:val="en-IN"/>
         </w:rPr>
       </w:pPr>
+      <w:bookmarkStart w:id="5" w:name="Reference4"/>
       <w:r>
         <w:rPr>
           <w:rFonts w:ascii="Times New Roman" w:eastAsia="Times New Roman" w:hAnsi="Times New Roman"/>
@@ -13656,7 +13888,7 @@
         </w:rPr>
         <w:t xml:space="preserve">, vol. 11, 2017. DOI: </w:t>
       </w:r>
-      <w:hyperlink r:id="rId42">
+      <w:hyperlink r:id="rId40">
         <w:r>
           <w:rPr>
             <w:rStyle w:val="Hyperlink"/>
@@ -13668,6 +13900,7 @@
           <w:t>10.3389/fncom.2017.00111</w:t>
         </w:r>
       </w:hyperlink>
+      <w:bookmarkEnd w:id="5"/>
     </w:p>
     <w:p>
       <w:pPr>
@@ -13697,6 +13930,7 @@
           <w:lang w:val="en-IN"/>
         </w:rPr>
       </w:pPr>
+      <w:bookmarkStart w:id="6" w:name="Reference5"/>
       <w:r>
         <w:rPr>
           <w:rFonts w:ascii="Times New Roman" w:eastAsia="Times New Roman" w:hAnsi="Times New Roman"/>
@@ -13746,7 +13980,7 @@
         </w:rPr>
         <w:t xml:space="preserve">, vol. 45, 2014. DOI: </w:t>
       </w:r>
-      <w:hyperlink r:id="rId43">
+      <w:hyperlink r:id="rId41">
         <w:r>
           <w:rPr>
             <w:rStyle w:val="Hyperlink"/>
@@ -13758,8 +13992,12 @@
           <w:t>10.1016/j.patrec.2013.12.005</w:t>
         </w:r>
       </w:hyperlink>
+      <w:bookmarkEnd w:id="6"/>
     </w:p>
     <w:sectPr>
+      <w:headerReference w:type="default" r:id="rId42"/>
+      <w:footerReference w:type="default" r:id="rId43"/>
+      <w:type w:val="continuous"/>
       <w:pgSz w:w="11906" w:h="16838" w:code="9"/>
       <w:pgMar w:top="1080" w:right="907" w:bottom="1440" w:left="907" w:header="720" w:footer="720" w:gutter="0"/>
       <w:cols w:num="2" w:space="360"/>
@@ -14254,14 +14492,6 @@
           </w:pPr>
           <w:r>
             <w:t>Damir Dobric / Andreas Pech</w:t>
-          </w:r>
-        </w:p>
-        <w:p>
-          <w:pPr>
-            <w:pStyle w:val="Header"/>
-          </w:pPr>
-          <w:r>
-            <w:t>2024-25</w:t>
           </w:r>
         </w:p>
         <w:p>

--- a/source/Team_Untitled_Files/Documentation/ML24-25_02_Investigate_Input_Reconstruction_by_using_Classifiers_Team_Untitled-Paper.docx
+++ b/source/Team_Untitled_Files/Documentation/ML24-25_02_Investigate_Input_Reconstruction_by_using_Classifiers_Team_Untitled-Paper.docx
@@ -11588,7 +11588,7 @@
           <w:noProof/>
         </w:rPr>
         <w:drawing>
-          <wp:inline distT="0" distB="0" distL="0" distR="0" wp14:anchorId="2212B5A2" wp14:editId="250D8ADE">
+          <wp:inline distT="0" distB="0" distL="0" distR="0" wp14:anchorId="2212B5A2" wp14:editId="75A43000">
             <wp:extent cx="3095625" cy="2143125"/>
             <wp:effectExtent l="0" t="0" r="0" b="0"/>
             <wp:docPr id="1515601597" name="Picture 1515601597"/>
@@ -12801,7 +12801,7 @@
         </w:rPr>
         <w:lastRenderedPageBreak/>
         <w:drawing>
-          <wp:inline distT="0" distB="0" distL="0" distR="0" wp14:anchorId="23A18538" wp14:editId="1022E08F">
+          <wp:inline distT="0" distB="0" distL="0" distR="0" wp14:anchorId="23A18538" wp14:editId="5B2A0239">
             <wp:extent cx="3158913" cy="2186940"/>
             <wp:effectExtent l="0" t="0" r="3810" b="3810"/>
             <wp:docPr id="240842320" name="Picture 240842320"/>
@@ -12908,7 +12908,7 @@
           <w:noProof/>
         </w:rPr>
         <w:drawing>
-          <wp:inline distT="0" distB="0" distL="0" distR="0" wp14:anchorId="2BBCA658" wp14:editId="720DA293">
+          <wp:inline distT="0" distB="0" distL="0" distR="0" wp14:anchorId="2BBCA658" wp14:editId="45EE1F0D">
             <wp:extent cx="3169920" cy="2194560"/>
             <wp:effectExtent l="0" t="0" r="0" b="0"/>
             <wp:docPr id="462314569" name="Picture 462314569"/>
@@ -13027,7 +13027,7 @@
           <w:noProof/>
         </w:rPr>
         <w:drawing>
-          <wp:inline distT="0" distB="0" distL="0" distR="0" wp14:anchorId="702A35C3" wp14:editId="32B8AE90">
+          <wp:inline distT="0" distB="0" distL="0" distR="0" wp14:anchorId="702A35C3" wp14:editId="5E7EEA44">
             <wp:extent cx="3191933" cy="2209800"/>
             <wp:effectExtent l="0" t="0" r="8890" b="0"/>
             <wp:docPr id="847059124" name="Picture 847059124"/>
@@ -13131,7 +13131,7 @@
           <w:noProof/>
         </w:rPr>
         <w:drawing>
-          <wp:inline distT="0" distB="0" distL="0" distR="0" wp14:anchorId="405037CB" wp14:editId="061A1C34">
+          <wp:inline distT="0" distB="0" distL="0" distR="0" wp14:anchorId="405037CB" wp14:editId="3177DDA6">
             <wp:extent cx="3114887" cy="2156460"/>
             <wp:effectExtent l="0" t="0" r="9525" b="0"/>
             <wp:docPr id="1586417504" name="Picture 1586417504"/>
@@ -13209,7 +13209,7 @@
           <w:noProof/>
         </w:rPr>
         <w:drawing>
-          <wp:inline distT="0" distB="0" distL="0" distR="0" wp14:anchorId="203DD74F" wp14:editId="36DE3814">
+          <wp:inline distT="0" distB="0" distL="0" distR="0" wp14:anchorId="203DD74F" wp14:editId="2B1A77EF">
             <wp:extent cx="3114675" cy="2156313"/>
             <wp:effectExtent l="0" t="0" r="0" b="0"/>
             <wp:docPr id="2004957282" name="Picture 2004957282"/>
@@ -13308,16 +13308,26 @@
           <w:spacing w:val="-1"/>
           <w:lang w:val="en-IN"/>
         </w:rPr>
-        <w:t xml:space="preserve">HTM’s temporal coherence and SP-driven SDR stability enabled superior generalization, particularly for moderate ranges (1–50). However, its fixed parameters (e.g., potential radius) limited performance at extremes, suggesting dynamic adjustments could enhance robustness. KNN, while efficient for narrow ranges (1–20), faltered in high-dimensional spaces due to static logic and computational inefficiency. Unexpectedly, KNN occasionally outperformed HTM on </w:t>
-      </w:r>
-      <w:r>
+        <w:t xml:space="preserve">HTM’s temporal coherence and SP-driven SDR stability enabled superior generalization, particularly for moderate ranges (1–50). However, its fixed parameters (e.g., potential radius) limited performance at extremes, suggesting dynamic adjustments could enhance robustness. KNN, while efficient for narrow ranges (1–20), faltered in high-dimensional spaces due to static logic and computational inefficiency. </w:t>
+      </w:r>
+    </w:p>
+    <w:p>
+      <w:pPr>
+        <w:jc w:val="both"/>
         <w:rPr>
           <w:spacing w:val="-1"/>
           <w:lang w:val="en-IN"/>
         </w:rPr>
-        <w:lastRenderedPageBreak/>
-        <w:t>mid-range inputs (e.g., 25–35), likely where localized SDR structures aligned with its distance metric.</w:t>
-      </w:r>
+      </w:pPr>
+    </w:p>
+    <w:p>
+      <w:pPr>
+        <w:jc w:val="both"/>
+        <w:rPr>
+          <w:spacing w:val="-1"/>
+          <w:lang w:val="en-IN"/>
+        </w:rPr>
+      </w:pPr>
     </w:p>
     <w:p>
       <w:pPr>
@@ -13334,6 +13344,7 @@
           <w:bCs/>
           <w:lang w:val="en-IN"/>
         </w:rPr>
+        <w:lastRenderedPageBreak/>
         <w:t>Broader Context and Future Directions</w:t>
       </w:r>
     </w:p>
@@ -13404,7 +13415,7 @@
           <w:spacing w:val="-1"/>
           <w:lang w:eastAsia="x-none"/>
         </w:rPr>
-        <w:t>This study elucidates the interplay between Hierarchical Temporal Memory (HTM) networks and classifier-driven input reconstruction, revealing critical insights into algorithmic adaptability and design trade-offs. HTM Classifier’s superior generalization across moderate input ranges (1–50) underscores the efficacy of its biologically inspired mechanisms, such as temporal coherence and synaptic plasticity, in stabilizing sparse distributed representations (SDRs). Unlike KNN Classifier, which relies on static neighbor matching, HTM leverages dynamic pattern overlap tolerance, enabling robust reconstruction even with novel inputs. However, HTM’s fixed Spatial Pooler (SP) parameters—particularly the potential radius—emerged as a bottleneck at extreme input boundaries (e.g., 90–100). This limitation highlights the need for adaptive SP configurations, such as dynamically scaling the potential radius with input range, to enhance scalability without compromising precision.</w:t>
+        <w:t>This study elucidates the interplay between Hierarchical Temporal Memory (HTM) networks and classifier-driven input reconstruction, revealing critical insights into algorithmic adaptability and design trade-offs. HTM Classifier’s superior generalization across moderate input ranges (1–50) underscores the efficacy of its biologically inspired mechanisms, such as temporal coherence and synaptic plasticity, in stabilizing sparse distributed representations (SDRs). Unlike KNN Classifier, which relies on static neighbor matching, HTM leverages dynamic pattern overlap tolerance, enabling robust reconstruction even with novel inputs.</w:t>
       </w:r>
     </w:p>
     <w:p>
@@ -13454,15 +13465,17 @@
           <w:spacing w:val="-1"/>
           <w:lang w:eastAsia="x-none"/>
         </w:rPr>
-        <w:t xml:space="preserve">KNN’s unexpected parity with HTM in lower and mid-range inputs introduces intriguing possibilities for hybrid architectures. While HTM excels in global pattern coherence, KNN’s localized accuracy hints at cascaded frameworks where HTM handles broad recognition and KNN refines specific predictions. Such models could balance biological plausibility with computational efficiency, particularly in edge computing scenarios. Additionally, the stark training-test performance gap across classifiers underscores overfitting </w:t>
-      </w:r>
-      <w:r>
+        <w:t>KNN’s unexpected parity with HTM in lower and mid-range inputs introduces intriguing possibilities for hybrid architectures. While HTM excels in global pattern coherence, KNN’s localized accuracy hints at cascaded frameworks where HTM handles broad recognition and KNN refines specific predictions. Such models could balance biological plausibility with computational efficiency, particularly in edge computing scenarios. Additionally, the stark training-test performance gap across classifiers underscores overfitting risks in SDR-based systems. Regularization techniques, inspired by dropout in neural networks or entropy-based neighbor pruning, could enhance robustness, ensuring reliability in dynamic environments.</w:t>
+      </w:r>
+    </w:p>
+    <w:p>
+      <w:pPr>
+        <w:jc w:val="both"/>
         <w:rPr>
           <w:spacing w:val="-1"/>
           <w:lang w:eastAsia="x-none"/>
         </w:rPr>
-        <w:t>risks in SDR-based systems. Regularization techniques, inspired by dropout in neural networks or entropy-based neighbor pruning, could enhance robustness, ensuring reliability in dynamic environments.</w:t>
-      </w:r>
+      </w:pPr>
     </w:p>
     <w:p>
       <w:pPr>
@@ -13472,21 +13485,19 @@
           <w:lang w:eastAsia="x-none"/>
         </w:rPr>
       </w:pPr>
-    </w:p>
-    <w:p>
-      <w:pPr>
-        <w:jc w:val="both"/>
+      <w:r>
         <w:rPr>
           <w:spacing w:val="-1"/>
           <w:lang w:eastAsia="x-none"/>
         </w:rPr>
-      </w:pPr>
+        <w:t xml:space="preserve">Finally, the study underscores HTM’s potential as a bridge between bio-inspired computation and practical machine learning. By addressing adaptive parameterization, noise </w:t>
+      </w:r>
       <w:r>
         <w:rPr>
           <w:spacing w:val="-1"/>
           <w:lang w:eastAsia="x-none"/>
         </w:rPr>
-        <w:t>Finally, the study underscores HTM’s potential as a bridge between bio-inspired computation and practical machine learning. By addressing adaptive parameterization, noise resilience, and encoder versatility, HTM networks could transcend controlled experiments, advancing applications from adaptive robotics to predictive maintenance. These pathways not only refine HTM’s theoretical framework but also expand its utility in an era increasingly reliant on adaptive, energy-efficient AI systems.</w:t>
+        <w:t>resilience, and encoder versatility, HTM networks could transcend controlled experiments, advancing applications from adaptive robotics to predictive maintenance. These pathways not only refine HTM’s theoretical framework but also expand its utility in an era increasingly reliant on adaptive, energy-efficient AI systems.</w:t>
       </w:r>
     </w:p>
     <w:p>
@@ -13567,12 +13578,6 @@
     </w:p>
     <w:p>
       <w:pPr>
-        <w:spacing w:after="160"/>
-        <w:jc w:val="both"/>
-      </w:pPr>
-    </w:p>
-    <w:p>
-      <w:pPr>
         <w:pStyle w:val="Heading1"/>
         <w:rPr>
           <w:b/>
@@ -13584,7 +13589,6 @@
           <w:b/>
           <w:bCs/>
         </w:rPr>
-        <w:lastRenderedPageBreak/>
         <w:t>References</w:t>
       </w:r>
     </w:p>
@@ -13692,7 +13696,17 @@
           <w:szCs w:val="20"/>
           <w:lang w:val="en-IN"/>
         </w:rPr>
-        <w:t xml:space="preserve">J. Hawkins, S. Ahmad, and D. Dubinsky, "Hierarchical Temporal Memory Including HTM Cortical Learning Algorithms," </w:t>
+        <w:t xml:space="preserve">J. Hawkins, S. Ahmad, and D. Dubinsky, "Hierarchical Temporal Memory Including HTM </w:t>
+      </w:r>
+      <w:r>
+        <w:rPr>
+          <w:rFonts w:ascii="Times New Roman" w:eastAsia="Times New Roman" w:hAnsi="Times New Roman"/>
+          <w:sz w:val="20"/>
+          <w:szCs w:val="20"/>
+          <w:lang w:val="en-IN"/>
+        </w:rPr>
+        <w:lastRenderedPageBreak/>
+        <w:t xml:space="preserve">Cortical Learning Algorithms," </w:t>
       </w:r>
       <w:proofErr w:type="spellStart"/>
       <w:r>

--- a/source/Team_Untitled_Files/Documentation/ML24-25_02_Investigate_Input_Reconstruction_by_using_Classifiers_Team_Untitled-Paper.docx
+++ b/source/Team_Untitled_Files/Documentation/ML24-25_02_Investigate_Input_Reconstruction_by_using_Classifiers_Team_Untitled-Paper.docx
@@ -103,13 +103,8 @@
         <w:br w:type="column"/>
       </w:r>
       <w:r>
-        <w:t xml:space="preserve">Manoj </w:t>
-      </w:r>
-      <w:proofErr w:type="spellStart"/>
-      <w:r>
-        <w:t>Hanumanthu</w:t>
-      </w:r>
-      <w:proofErr w:type="spellEnd"/>
+        <w:t>Manoj Hanumanthu</w:t>
+      </w:r>
       <w:r>
         <w:br/>
       </w:r>
@@ -302,23 +297,15 @@
       <w:pPr>
         <w:pStyle w:val="Keywords"/>
         <w:ind w:firstLine="0"/>
-        <w:rPr>
-          <w:rFonts w:eastAsia="Times New Roman"/>
-          <w:b w:val="0"/>
-          <w:bCs w:val="0"/>
-          <w:i w:val="0"/>
-        </w:rPr>
       </w:pPr>
       <w:r>
         <w:t>Keywords: Sparse Distributed Representations (SDRs), Hierarchical Temporal Memory (HTM), K-Nearest Neighbors (KNN), Machine Learning, Data Reconstruction, Classifier Performance, Input Encoding, Similarity Metrics, Pattern Recognition.</w:t>
       </w:r>
-      <w:r>
-        <w:br/>
-      </w:r>
     </w:p>
     <w:p>
       <w:pPr>
         <w:pStyle w:val="Heading1"/>
+        <w:spacing w:after="0"/>
         <w:rPr>
           <w:b/>
           <w:bCs/>
@@ -333,6 +320,7 @@
       </w:r>
       <w:bookmarkStart w:id="1" w:name="_Hlk98197882"/>
     </w:p>
+    <w:p/>
     <w:bookmarkEnd w:id="1"/>
     <w:p>
       <w:pPr>
@@ -368,7 +356,19 @@
         <w:jc w:val="both"/>
       </w:pPr>
       <w:r>
-        <w:t xml:space="preserve">Hierarchical Temporal Memory (HTM) is a machine learning model designed to process and learn temporal patterns based on SDRs. HTM mimics the structure of the neocortex by utilizing a biologically plausible learning algorithm that identifies sequences in streaming data. The model is particularly effective at learning time-dependent patterns and making predictions without requiring traditional backpropagation-based training </w:t>
+        <w:t xml:space="preserve">Hierarchical Temporal Memory (HTM) is a machine learning model designed to process and learn temporal patterns based on SDRs. HTM mimics the structure of the neocortex by utilizing a biologically plausible </w:t>
+      </w:r>
+      <w:r>
+        <w:t>learning</w:t>
+      </w:r>
+      <w:r>
+        <w:t xml:space="preserve"> </w:t>
+      </w:r>
+      <w:r>
+        <w:t>algorithm</w:t>
+      </w:r>
+      <w:r>
+        <w:t xml:space="preserve"> that identifies sequences in streaming data. The model is particularly effective at learning time-dependent patterns and making predictions without requiring traditional backpropagation-based training </w:t>
       </w:r>
       <w:hyperlink w:anchor="Reference2">
         <w:r>
@@ -427,35 +427,13 @@
         <w:jc w:val="both"/>
       </w:pPr>
       <w:r>
-        <w:t xml:space="preserve">This study explores input reconstruction using HTM and KNN classifiers. We begin by encoding input arrays into SDRs and subsequently train both classifiers to evaluate their reconstruction accuracy. The performance assessment is based on two similarity metrics: internal similarity, which compares the classifier-predicted values with the input-encoded values, and percentage similarity, which evaluates the reconstructed values against the original input. To facilitate a comprehensive analysis, we visualize the reconstruction results using the </w:t>
-      </w:r>
-      <w:proofErr w:type="spellStart"/>
-      <w:r>
-        <w:t>ScottPlot</w:t>
-      </w:r>
-      <w:proofErr w:type="spellEnd"/>
-      <w:r>
-        <w:t xml:space="preserve"> library in .NET.</w:t>
-      </w:r>
-    </w:p>
-    <w:p>
-      <w:pPr>
-        <w:pStyle w:val="NoSpacing"/>
-        <w:jc w:val="both"/>
-      </w:pPr>
-    </w:p>
-    <w:p>
-      <w:pPr>
-        <w:pStyle w:val="NoSpacing"/>
-        <w:jc w:val="both"/>
-      </w:pPr>
-      <w:r>
         <w:t>Through this research, we aim to compare the effectiveness of SDR-based learning techniques and traditional distance-based classifiers in data reconstruction tasks. By analyzing the reconstruction performance of HTM and KNN Classifiers, we seek to understand their respective advantages and limitations in retaining and reconstructing structured data patterns. The insights from this study may contribute to the development of improved reconstruction methods in future machine learning applications.</w:t>
       </w:r>
     </w:p>
     <w:p>
       <w:pPr>
         <w:pStyle w:val="Heading1"/>
+        <w:spacing w:after="0"/>
         <w:rPr>
           <w:b/>
           <w:bCs/>
@@ -469,6 +447,7 @@
         <w:t>Literature Review</w:t>
       </w:r>
     </w:p>
+    <w:p/>
     <w:p>
       <w:pPr>
         <w:jc w:val="both"/>
@@ -480,19 +459,13 @@
         <w:rPr>
           <w:rFonts w:eastAsia="Times New Roman"/>
         </w:rPr>
-        <w:t xml:space="preserve">The reconstruction of input data from encoded representations is a critical challenge in artificial intelligence and machine learning. Sparse Distributed Representations (SDRs), Hierarchical Temporal Memory (HTM), and K-Nearest Neighbors (KNN) have been widely used for classification and reconstruction tasks due to their ability to recognize and learn patterns effectively. Our study focuses on </w:t>
-      </w:r>
-      <w:r>
-        <w:rPr>
-          <w:rFonts w:eastAsia="Times New Roman"/>
-        </w:rPr>
-        <w:lastRenderedPageBreak/>
-        <w:t>leveraging these methods to investigate input reconstruction using classifiers. This section reviews relevant literature on SDR-based learning, HTM’s role in sequence modeling, KNN’s effectiveness in classification and reconstruction, and comparative studies evaluating these approaches.</w:t>
+        <w:t>The reconstruction of input data from encoded representations is a critical challenge in artificial intelligence and machine learning. Sparse Distributed Representations (SDRs), Hierarchical Temporal Memory (HTM), and K-Nearest Neighbors (KNN) have been widely used for classification and reconstruction tasks due to their ability to recognize and learn patterns effectively. Our study focuses on leveraging these methods to investigate input reconstruction using classifiers. This section reviews relevant literature on SDR-based learning, HTM’s role in sequence modeling, KNN’s effectiveness in classification and reconstruction, and comparative studies evaluating these approaches.</w:t>
       </w:r>
     </w:p>
     <w:p>
       <w:pPr>
         <w:pStyle w:val="Heading2"/>
+        <w:spacing w:after="0"/>
         <w:rPr>
           <w:b/>
           <w:bCs/>
@@ -506,13 +479,17 @@
         <w:t>Sparse Distributed Representations (SDRs) in Learning and Reconstruction</w:t>
       </w:r>
     </w:p>
-    <w:p>
-      <w:pPr>
-        <w:spacing w:before="240" w:after="240"/>
+    <w:p/>
+    <w:p>
+      <w:pPr>
         <w:jc w:val="both"/>
       </w:pPr>
       <w:r>
-        <w:t xml:space="preserve">Sparse Distributed Representations (SDRs) form the foundation of HTM-based learning systems. SDRs are biologically inspired encodings that represent information using sparse, high-dimensional binary vectors. Hawkins and Ahmad </w:t>
+        <w:t xml:space="preserve">Sparse Distributed Representations (SDRs) form the foundation of HTM-based learning systems. SDRs are </w:t>
+      </w:r>
+      <w:r>
+        <w:lastRenderedPageBreak/>
+        <w:t xml:space="preserve">biologically inspired encodings that represent information using sparse, high-dimensional binary vectors. Hawkins and Ahmad </w:t>
       </w:r>
       <w:hyperlink w:anchor="Reference1">
         <w:r>
@@ -530,7 +507,6 @@
     </w:p>
     <w:p>
       <w:pPr>
-        <w:spacing w:before="240" w:after="240"/>
         <w:jc w:val="both"/>
       </w:pPr>
       <w:r>
@@ -553,6 +529,7 @@
     <w:p>
       <w:pPr>
         <w:pStyle w:val="Heading2"/>
+        <w:spacing w:after="0"/>
         <w:rPr>
           <w:b/>
           <w:bCs/>
@@ -570,7 +547,7 @@
     </w:p>
     <w:p>
       <w:pPr>
-        <w:spacing w:before="240" w:after="240" w:line="259" w:lineRule="auto"/>
+        <w:spacing w:before="240" w:line="259" w:lineRule="auto"/>
         <w:jc w:val="both"/>
         <w:rPr>
           <w:rFonts w:eastAsia="Times New Roman"/>
@@ -602,7 +579,7 @@
     </w:p>
     <w:p>
       <w:pPr>
-        <w:spacing w:before="240" w:after="240" w:line="259" w:lineRule="auto"/>
+        <w:spacing w:before="240" w:line="259" w:lineRule="auto"/>
         <w:jc w:val="both"/>
         <w:rPr>
           <w:rFonts w:cstheme="minorBidi"/>
@@ -629,13 +606,7 @@
         <w:rPr>
           <w:rFonts w:eastAsia="Times New Roman"/>
         </w:rPr>
-        <w:t xml:space="preserve"> investigated HTM’s ability to reconstruct missing or distorted input patterns. They demonstrated that HTM models can generate high-accuracy predictions by continuously learning from streaming input data. This aligns with our approach, where HTM is trained on a dataset, and its predictive capability is evaluated using similarity metrics between the reconstructed and original inputs. A critical advantage of HTM over traditional machine learning models is its ability to learn incrementally without </w:t>
-      </w:r>
-      <w:r>
-        <w:rPr>
-          <w:rFonts w:eastAsia="Times New Roman"/>
-        </w:rPr>
-        <w:t>requiring retraining on the entire dataset. This characteristic makes HTM particularly useful in real-time applications where continuous learning is necessary. Given these properties, HTM serves as a robust classifier in our study, capable of reconstructing input data based on learned spatial and temporal relationships</w:t>
+        <w:t xml:space="preserve"> investigated HTM’s ability to reconstruct missing or distorted input patterns. They demonstrated that HTM models can generate high-accuracy predictions by continuously learning from streaming input data. This aligns with our approach, where HTM is trained on a dataset, and its predictive capability is evaluated using similarity metrics between the reconstructed and original inputs. A critical advantage of HTM over traditional machine learning models is its ability to learn incrementally without requiring retraining on the entire dataset. This characteristic makes HTM particularly useful in real-time applications where continuous learning is necessary. Given these properties, HTM serves as a robust classifier in our study, capable of reconstructing input data based on learned spatial and temporal relationships</w:t>
       </w:r>
       <w:r>
         <w:rPr>
@@ -647,6 +618,7 @@
     <w:p>
       <w:pPr>
         <w:pStyle w:val="Heading2"/>
+        <w:spacing w:after="0"/>
         <w:rPr>
           <w:b/>
           <w:bCs/>
@@ -664,7 +636,7 @@
     </w:p>
     <w:p>
       <w:pPr>
-        <w:spacing w:before="240" w:after="240"/>
+        <w:spacing w:before="240"/>
         <w:jc w:val="both"/>
         <w:rPr>
           <w:rFonts w:eastAsia="Times New Roman"/>
@@ -691,12 +663,18 @@
         <w:rPr>
           <w:rFonts w:eastAsia="Times New Roman"/>
         </w:rPr>
-        <w:t xml:space="preserve"> introduced the KNN algorithm, demonstrating its effectiveness in classifying patterns based on neighborhood relationships. Their work established KNN as a simple yet powerful method for pattern recognition, making it a strong candidate for input reconstruction.</w:t>
-      </w:r>
-    </w:p>
-    <w:p>
-      <w:pPr>
-        <w:spacing w:before="240" w:after="240"/>
+        <w:t xml:space="preserve"> introduced the KNN algorithm, demonstrating its effectiveness in classifying patterns based on neighborhood relationships. Their work established KNN as a simple yet powerful method for pattern </w:t>
+      </w:r>
+      <w:r>
+        <w:rPr>
+          <w:rFonts w:eastAsia="Times New Roman"/>
+        </w:rPr>
+        <w:t>recognition, making it a strong candidate for input reconstruction.</w:t>
+      </w:r>
+    </w:p>
+    <w:p>
+      <w:pPr>
+        <w:spacing w:before="240"/>
         <w:jc w:val="both"/>
         <w:rPr>
           <w:rFonts w:eastAsia="Times New Roman"/>
@@ -729,6 +707,7 @@
     <w:p>
       <w:pPr>
         <w:pStyle w:val="Heading2"/>
+        <w:spacing w:after="0"/>
         <w:rPr>
           <w:b/>
           <w:bCs/>
@@ -744,7 +723,7 @@
     </w:p>
     <w:p>
       <w:pPr>
-        <w:spacing w:before="240" w:after="240"/>
+        <w:spacing w:before="240"/>
         <w:jc w:val="both"/>
       </w:pPr>
       <w:r>
@@ -766,7 +745,7 @@
     </w:p>
     <w:p>
       <w:pPr>
-        <w:spacing w:before="240" w:after="240"/>
+        <w:spacing w:before="240"/>
         <w:jc w:val="both"/>
       </w:pPr>
       <w:r>
@@ -789,6 +768,7 @@
     <w:p>
       <w:pPr>
         <w:pStyle w:val="Heading1"/>
+        <w:spacing w:after="0"/>
         <w:rPr>
           <w:b/>
           <w:bCs/>
@@ -799,13 +779,14 @@
           <w:b/>
           <w:bCs/>
         </w:rPr>
-        <w:lastRenderedPageBreak/>
         <w:t>Methodology</w:t>
       </w:r>
     </w:p>
+    <w:p/>
     <w:p>
       <w:pPr>
         <w:pStyle w:val="Heading2"/>
+        <w:spacing w:after="0"/>
         <w:rPr>
           <w:b/>
           <w:bCs/>
@@ -816,7 +797,14 @@
           <w:b/>
           <w:bCs/>
         </w:rPr>
-        <w:t>System Architecture</w:t>
+        <w:t xml:space="preserve">Overall </w:t>
+      </w:r>
+      <w:r>
+        <w:rPr>
+          <w:b/>
+          <w:bCs/>
+        </w:rPr>
+        <w:t>Experiment Flow</w:t>
       </w:r>
     </w:p>
     <w:p>
@@ -828,15 +816,49 @@
         <w:br/>
       </w:r>
       <w:r>
-        <w:t xml:space="preserve">The system architecture is designed to achieve accurate input reconstruction through a structured workflow involving Sparse Distributed Representations (SDRs), Hierarchical Temporal Memory (HTM), and K-Nearest Neighbors (KNN) classifiers. The process begins with input encoding, where scalar inputs are transformed into SDRs using the Scalar Encoder from the </w:t>
-      </w:r>
-      <w:proofErr w:type="spellStart"/>
-      <w:r>
-        <w:t>NeocortexAPI</w:t>
-      </w:r>
-      <w:proofErr w:type="spellEnd"/>
-      <w:r>
-        <w:t xml:space="preserve"> repository. These encoded values are then passed through a Spatial Pooler (SP), which learns to generate stable and robust SDR representations. The SDRs serve as the foundation for training both HTM Classifier and KNN Classifier, which are subsequently employed to reconstruct the original input values from test data.</w:t>
+        <w:t xml:space="preserve">The </w:t>
+      </w:r>
+      <w:r>
+        <w:t>experiment</w:t>
+      </w:r>
+      <w:r>
+        <w:t xml:space="preserve"> is designed to achieve accurate input reconstruction through a structured workflow </w:t>
+      </w:r>
+      <w:r>
+        <w:t xml:space="preserve">(diagram given in </w:t>
+      </w:r>
+      <w:r>
+        <w:rPr>
+          <w:i/>
+        </w:rPr>
+        <w:t>Fig. 1</w:t>
+      </w:r>
+      <w:r>
+        <w:t>)</w:t>
+      </w:r>
+      <w:r>
+        <w:t xml:space="preserve"> </w:t>
+      </w:r>
+      <w:r>
+        <w:t xml:space="preserve">involving Sparse Distributed Representations (SDRs), Hierarchical Temporal Memory (HTM), and K-Nearest Neighbors (KNN) classifiers. The process begins with input encoding, where scalar inputs are transformed into SDRs using the Scalar Encoder from the NeocortexAPI repository. These encoded values are then passed through a Spatial Pooler (SP), which learns to generate stable and robust SDR representations. The SDRs serve as the foundation for training </w:t>
+      </w:r>
+      <w:r>
+        <w:t>both</w:t>
+      </w:r>
+      <w:r>
+        <w:t xml:space="preserve"> </w:t>
+      </w:r>
+      <w:r>
+        <w:t>HTM</w:t>
+      </w:r>
+      <w:r>
+        <w:t xml:space="preserve"> Classifier and</w:t>
+      </w:r>
+      <w:r>
+        <w:t xml:space="preserve"> </w:t>
+      </w:r>
+      <w:r>
+        <w:t>KNN Classifier, which are subsequently employed to reconstruct the original input values from test data.</w:t>
       </w:r>
     </w:p>
     <w:p>
@@ -851,15 +873,11 @@
         <w:jc w:val="both"/>
       </w:pPr>
       <w:r>
-        <w:t xml:space="preserve">The reconstruction process involves decoding the SDRs back into their original form using the classifiers. Once the input values are reconstructed, they are compared with the original input using two key metrics: internal similarity, which measures the alignment between predicted and encoded values, and percentage similarity, which quantifies the accuracy of the reconstruction. The results are visualized using the </w:t>
-      </w:r>
-      <w:proofErr w:type="spellStart"/>
-      <w:r>
-        <w:t>ScottPlot</w:t>
-      </w:r>
-      <w:proofErr w:type="spellEnd"/>
-      <w:r>
-        <w:t xml:space="preserve"> library in .NET, providing a clear and intuitive representation of the system's performance. This architecture highlights the effectiveness of combining HTM and KNN classifiers for input reconstruction, offering valuable insights for applications in anomaly detection, predictive modeling, and data compression. The primary objective is to evaluate the ability of HTM and KNN classifiers to accurately reconstruct inputs, focusing on faithfully recreating the structure of the original encoded data.</w:t>
+        <w:t xml:space="preserve">The reconstruction process involves decoding the SDRs back into their original form using the classifiers. Once the input values are reconstructed, they are compared with the original input using two key metrics: internal similarity, which measures the alignment between predicted and encoded values, and percentage similarity, which quantifies the </w:t>
+      </w:r>
+      <w:r>
+        <w:lastRenderedPageBreak/>
+        <w:t>accuracy of the reconstruction. The results are visualized using the ScottPlot library in .NET, providing a clear and intuitive representation of the system's performance. This architecture highlights the effectiveness of combining HTM and KNN classifiers for input reconstruction, offering valuable insights for applications in anomaly detection, predictive modeling, and data compression. The primary objective is to evaluate the ability of HTM and KNN classifiers to accurately reconstruct inputs, focusing on faithfully recreating the structure of the original encoded data.</w:t>
       </w:r>
     </w:p>
     <w:p>
@@ -869,15 +887,22 @@
       </w:pPr>
     </w:p>
     <w:p>
+      <w:pPr>
+        <w:rPr>
+          <w:i/>
+          <w:sz w:val="18"/>
+          <w:szCs w:val="18"/>
+        </w:rPr>
+      </w:pPr>
       <w:r>
         <w:rPr>
           <w:noProof/>
         </w:rPr>
         <w:drawing>
-          <wp:inline distT="0" distB="0" distL="0" distR="0" wp14:anchorId="3BD283DB" wp14:editId="4F18B834">
-            <wp:extent cx="2713822" cy="3116580"/>
-            <wp:effectExtent l="0" t="0" r="0" b="7620"/>
-            <wp:docPr id="1605842332" name="Picture 1605842332"/>
+          <wp:inline distT="0" distB="0" distL="0" distR="0" wp14:anchorId="001BA571" wp14:editId="1D7F2034">
+            <wp:extent cx="3009900" cy="2843198"/>
+            <wp:effectExtent l="0" t="0" r="0" b="0"/>
+            <wp:docPr id="1540485890" name="Picture 1540485890"/>
             <wp:cNvGraphicFramePr>
               <a:graphicFrameLocks xmlns:a="http://schemas.openxmlformats.org/drawingml/2006/main" noChangeAspect="1"/>
             </wp:cNvGraphicFramePr>
@@ -903,7 +928,7 @@
                   <pic:spPr>
                     <a:xfrm>
                       <a:off x="0" y="0"/>
-                      <a:ext cx="2717072" cy="3120312"/>
+                      <a:ext cx="3013779" cy="2846862"/>
                     </a:xfrm>
                     <a:prstGeom prst="rect">
                       <a:avLst/>
@@ -915,66 +940,52 @@
           </wp:inline>
         </w:drawing>
       </w:r>
-    </w:p>
-    <w:p>
-      <w:pPr>
-        <w:pStyle w:val="Caption"/>
-        <w:rPr>
-          <w:b w:val="0"/>
-          <w:bCs w:val="0"/>
+      <w:r>
+        <w:rPr>
           <w:i/>
-          <w:iCs/>
+        </w:rPr>
+        <w:t>Fig</w:t>
+      </w:r>
+      <w:r>
+        <w:rPr>
+          <w:i/>
+        </w:rPr>
+        <w:t>.</w:t>
+      </w:r>
+      <w:r>
+        <w:rPr>
+          <w:i/>
+        </w:rPr>
+        <w:t xml:space="preserve"> 1: </w:t>
+      </w:r>
+      <w:r>
+        <w:rPr>
+          <w:i/>
+        </w:rPr>
+        <w:t>Experiment Flow Diagram</w:t>
+      </w:r>
+      <w:r>
+        <w:rPr>
+          <w:i/>
           <w:sz w:val="18"/>
           <w:szCs w:val="18"/>
         </w:rPr>
-      </w:pPr>
-      <w:r>
-        <w:rPr>
-          <w:b w:val="0"/>
-          <w:bCs w:val="0"/>
+        <w:t xml:space="preserve"> </w:t>
+      </w:r>
+    </w:p>
+    <w:p>
+      <w:pPr>
+        <w:rPr>
           <w:i/>
-          <w:iCs/>
-        </w:rPr>
-        <w:t xml:space="preserve">Fig 1: </w:t>
-      </w:r>
-      <w:r>
-        <w:rPr>
-          <w:rFonts w:cstheme="minorBidi"/>
-          <w:b w:val="0"/>
-          <w:bCs w:val="0"/>
-          <w:i/>
-          <w:iCs/>
           <w:sz w:val="18"/>
           <w:szCs w:val="18"/>
         </w:rPr>
-        <w:t>High-level overview of the workflow</w:t>
-      </w:r>
-      <w:r>
-        <w:rPr>
-          <w:b w:val="0"/>
-          <w:bCs w:val="0"/>
-          <w:i/>
-          <w:iCs/>
-          <w:sz w:val="18"/>
-          <w:szCs w:val="18"/>
-        </w:rPr>
-        <w:t xml:space="preserve"> </w:t>
-      </w:r>
-    </w:p>
-    <w:p>
-      <w:pPr>
-        <w:pStyle w:val="BodyText"/>
-        <w:spacing w:line="240" w:lineRule="auto"/>
-        <w:ind w:firstLine="0"/>
-        <w:jc w:val="left"/>
-        <w:rPr>
-          <w:lang w:val="en-US"/>
-        </w:rPr>
       </w:pPr>
     </w:p>
     <w:p>
       <w:pPr>
         <w:pStyle w:val="Heading2"/>
+        <w:spacing w:after="0"/>
         <w:rPr>
           <w:b/>
           <w:bCs/>
@@ -1052,21 +1063,7 @@
         <w:rPr>
           <w:rFonts w:cstheme="minorBidi"/>
         </w:rPr>
-        <w:t xml:space="preserve">The input values are fed into the Scalar Encoder from the </w:t>
-      </w:r>
-      <w:proofErr w:type="spellStart"/>
-      <w:r>
-        <w:rPr>
-          <w:rFonts w:cstheme="minorBidi"/>
-        </w:rPr>
-        <w:t>NeocortexAPI</w:t>
-      </w:r>
-      <w:proofErr w:type="spellEnd"/>
-      <w:r>
-        <w:rPr>
-          <w:rFonts w:cstheme="minorBidi"/>
-        </w:rPr>
-        <w:t xml:space="preserve"> repository.</w:t>
+        <w:t>The input values are fed into the Scalar Encoder from the NeocortexAPI repository.</w:t>
       </w:r>
     </w:p>
     <w:p>
@@ -1176,33 +1173,11 @@
           <w:rFonts w:cstheme="minorBidi"/>
         </w:rPr>
       </w:pPr>
-      <w:proofErr w:type="spellStart"/>
       <w:r>
         <w:rPr>
           <w:rFonts w:cstheme="minorBidi"/>
         </w:rPr>
-        <w:t>MinVal</w:t>
-      </w:r>
-      <w:proofErr w:type="spellEnd"/>
-      <w:r>
-        <w:rPr>
-          <w:rFonts w:cstheme="minorBidi"/>
-        </w:rPr>
-        <w:t xml:space="preserve"> and </w:t>
-      </w:r>
-      <w:proofErr w:type="spellStart"/>
-      <w:r>
-        <w:rPr>
-          <w:rFonts w:cstheme="minorBidi"/>
-        </w:rPr>
-        <w:t>MaxVal</w:t>
-      </w:r>
-      <w:proofErr w:type="spellEnd"/>
-      <w:r>
-        <w:rPr>
-          <w:rFonts w:cstheme="minorBidi"/>
-        </w:rPr>
-        <w:t>: Defines the range of input values (1 to max value)</w:t>
+        <w:t>MinVal and MaxVal: Defines the range of input values (1 to max value)</w:t>
       </w:r>
     </w:p>
     <w:p>
@@ -1252,7 +1227,6 @@
     </w:p>
     <w:p>
       <w:pPr>
-        <w:spacing w:after="160"/>
         <w:jc w:val="both"/>
         <w:rPr>
           <w:rFonts w:cstheme="minorBidi"/>
@@ -1268,6 +1242,7 @@
     <w:p>
       <w:pPr>
         <w:pStyle w:val="Heading2"/>
+        <w:spacing w:after="0"/>
         <w:rPr>
           <w:b/>
           <w:bCs/>
@@ -1284,7 +1259,6 @@
     <w:p/>
     <w:p>
       <w:pPr>
-        <w:spacing w:after="160"/>
         <w:jc w:val="both"/>
         <w:rPr>
           <w:rFonts w:cstheme="minorBidi"/>
@@ -1299,7 +1273,14 @@
     </w:p>
     <w:p>
       <w:pPr>
-        <w:spacing w:after="160"/>
+        <w:jc w:val="both"/>
+        <w:rPr>
+          <w:rFonts w:cstheme="minorBidi"/>
+        </w:rPr>
+      </w:pPr>
+    </w:p>
+    <w:p>
+      <w:pPr>
         <w:rPr>
           <w:rFonts w:cstheme="minorBidi"/>
         </w:rPr>
@@ -1353,22 +1334,42 @@
     </w:p>
     <w:p>
       <w:pPr>
-        <w:spacing w:after="160"/>
-        <w:rPr>
-          <w:rFonts w:cstheme="minorBidi"/>
-        </w:rPr>
-      </w:pPr>
-      <w:r>
         <w:rPr>
           <w:i/>
           <w:iCs/>
         </w:rPr>
-        <w:t>Fig 2: Flowchart of robust and stable SDR generation</w:t>
-      </w:r>
-    </w:p>
-    <w:p>
-      <w:pPr>
-        <w:spacing w:after="160"/>
+      </w:pPr>
+      <w:r>
+        <w:rPr>
+          <w:i/>
+          <w:iCs/>
+        </w:rPr>
+        <w:t>Fig</w:t>
+      </w:r>
+      <w:r>
+        <w:rPr>
+          <w:i/>
+          <w:iCs/>
+        </w:rPr>
+        <w:t>.</w:t>
+      </w:r>
+      <w:r>
+        <w:rPr>
+          <w:i/>
+          <w:iCs/>
+        </w:rPr>
+        <w:t xml:space="preserve"> 2: Flowchart of robust and stable SDR generation</w:t>
+      </w:r>
+    </w:p>
+    <w:p>
+      <w:pPr>
+        <w:rPr>
+          <w:rFonts w:cstheme="minorBidi"/>
+        </w:rPr>
+      </w:pPr>
+    </w:p>
+    <w:p>
+      <w:pPr>
         <w:jc w:val="both"/>
         <w:rPr>
           <w:rFonts w:cstheme="minorBidi"/>
@@ -1378,19 +1379,44 @@
         <w:rPr>
           <w:rFonts w:cstheme="minorBidi"/>
         </w:rPr>
-        <w:t xml:space="preserve">The encoded Sparse Distributed Representations (SDRs) are fed into the Spatial Pooler (SP), a core component of the Hierarchical Temporal Memory (HTM) framework. The SP processes the input patterns and activates specific columns based on the learned synaptic connections, which are strengthened over multiple learning cycles. This process </w:t>
+        <w:t xml:space="preserve">As shown in </w:t>
       </w:r>
       <w:r>
         <w:rPr>
           <w:rFonts w:cstheme="minorBidi"/>
-        </w:rPr>
-        <w:lastRenderedPageBreak/>
-        <w:t>ensures the generation of stable SDRs, where similar input patterns activate similar columns, maintaining consistency and robustness in the representations. Once the SP has been trained and stable SDRs are produced, these representations are used for both training and testing the classifiers. The trained SP output serves as the foundation for the classifiers to learn and later reconstruct the original input values, enabling accurate and efficient input reconstruction.</w:t>
-      </w:r>
-    </w:p>
-    <w:p>
-      <w:pPr>
-        <w:spacing w:after="160"/>
+          <w:i/>
+        </w:rPr>
+        <w:t>Fig</w:t>
+      </w:r>
+      <w:r>
+        <w:rPr>
+          <w:rFonts w:cstheme="minorBidi"/>
+          <w:i/>
+        </w:rPr>
+        <w:t>.</w:t>
+      </w:r>
+      <w:r>
+        <w:rPr>
+          <w:rFonts w:cstheme="minorBidi"/>
+          <w:i/>
+        </w:rPr>
+        <w:t xml:space="preserve"> 2</w:t>
+      </w:r>
+      <w:r>
+        <w:rPr>
+          <w:rFonts w:cstheme="minorBidi"/>
+        </w:rPr>
+        <w:t xml:space="preserve"> t</w:t>
+      </w:r>
+      <w:r>
+        <w:rPr>
+          <w:rFonts w:cstheme="minorBidi"/>
+        </w:rPr>
+        <w:t>he encoded Sparse Distributed Representations (SDRs) are fed into the Spatial Pooler (SP), a core component of the Hierarchical Temporal Memory (HTM) framework. The SP processes the input patterns and activates specific columns based on the learned synaptic connections, which are strengthened over multiple learning cycles. This process ensures the generation of stable SDRs, where similar input patterns activate similar columns, maintaining consistency and robustness in the representations. Once the SP has been trained and stable SDRs are produced, these representations are used for both training and testing the classifiers. The trained SP output serves as the foundation for the classifiers to learn and later reconstruct the original input values, enabling accurate and efficient input reconstruction.</w:t>
+      </w:r>
+    </w:p>
+    <w:p>
+      <w:pPr>
         <w:jc w:val="both"/>
         <w:rPr>
           <w:rFonts w:cstheme="minorBidi"/>
@@ -1418,19 +1444,11 @@
           <w:rFonts w:cstheme="minorBidi"/>
         </w:rPr>
       </w:pPr>
-      <w:proofErr w:type="spellStart"/>
       <w:r>
         <w:rPr>
           <w:rFonts w:cstheme="minorBidi"/>
         </w:rPr>
-        <w:t>CellsPerColumn</w:t>
-      </w:r>
-      <w:proofErr w:type="spellEnd"/>
-      <w:r>
-        <w:rPr>
-          <w:rFonts w:cstheme="minorBidi"/>
-        </w:rPr>
-        <w:t>: 10</w:t>
+        <w:t>CellsPerColumn: 10</w:t>
       </w:r>
     </w:p>
     <w:p>
@@ -1444,19 +1462,11 @@
           <w:rFonts w:cstheme="minorBidi"/>
         </w:rPr>
       </w:pPr>
-      <w:proofErr w:type="spellStart"/>
       <w:r>
         <w:rPr>
           <w:rFonts w:cstheme="minorBidi"/>
         </w:rPr>
-        <w:t>NumColumns</w:t>
-      </w:r>
-      <w:proofErr w:type="spellEnd"/>
-      <w:r>
-        <w:rPr>
-          <w:rFonts w:cstheme="minorBidi"/>
-        </w:rPr>
-        <w:t>: 1024</w:t>
+        <w:t>NumColumns: 1024</w:t>
       </w:r>
     </w:p>
     <w:p>
@@ -1470,19 +1480,11 @@
           <w:rFonts w:cstheme="minorBidi"/>
         </w:rPr>
       </w:pPr>
-      <w:proofErr w:type="spellStart"/>
       <w:r>
         <w:rPr>
           <w:rFonts w:cstheme="minorBidi"/>
         </w:rPr>
-        <w:t>MaxBoost</w:t>
-      </w:r>
-      <w:proofErr w:type="spellEnd"/>
-      <w:r>
-        <w:rPr>
-          <w:rFonts w:cstheme="minorBidi"/>
-        </w:rPr>
-        <w:t>: 5.0</w:t>
+        <w:t>MaxBoost: 5.0</w:t>
       </w:r>
     </w:p>
     <w:p>
@@ -1496,19 +1498,11 @@
           <w:rFonts w:cstheme="minorBidi"/>
         </w:rPr>
       </w:pPr>
-      <w:proofErr w:type="spellStart"/>
       <w:r>
         <w:rPr>
           <w:rFonts w:cstheme="minorBidi"/>
         </w:rPr>
-        <w:t>DutyCyclePeriod</w:t>
-      </w:r>
-      <w:proofErr w:type="spellEnd"/>
-      <w:r>
-        <w:rPr>
-          <w:rFonts w:cstheme="minorBidi"/>
-        </w:rPr>
-        <w:t>: 100</w:t>
+        <w:t>DutyCyclePeriod: 100</w:t>
       </w:r>
     </w:p>
     <w:p>
@@ -1522,19 +1516,11 @@
           <w:rFonts w:cstheme="minorBidi"/>
         </w:rPr>
       </w:pPr>
-      <w:proofErr w:type="spellStart"/>
       <w:r>
         <w:rPr>
           <w:rFonts w:cstheme="minorBidi"/>
         </w:rPr>
-        <w:t>MinPctOverlapDutyCycles</w:t>
-      </w:r>
-      <w:proofErr w:type="spellEnd"/>
-      <w:r>
-        <w:rPr>
-          <w:rFonts w:cstheme="minorBidi"/>
-        </w:rPr>
-        <w:t>: 1.0</w:t>
+        <w:t>MinPctOverlapDutyCycles: 1.0</w:t>
       </w:r>
     </w:p>
     <w:p>
@@ -1548,19 +1534,17 @@
           <w:rFonts w:cstheme="minorBidi"/>
         </w:rPr>
       </w:pPr>
-      <w:proofErr w:type="spellStart"/>
       <w:r>
         <w:rPr>
           <w:rFonts w:cstheme="minorBidi"/>
         </w:rPr>
-        <w:t>NumActiveColumnsPerInhArea</w:t>
-      </w:r>
-      <w:proofErr w:type="spellEnd"/>
+        <w:t>NumActiveColumnsPerInhArea: 2% of total columns</w:t>
+      </w:r>
       <w:r>
         <w:rPr>
           <w:rFonts w:cstheme="minorBidi"/>
         </w:rPr>
-        <w:t>: 2% of total columns</w:t>
+        <w:t>?</w:t>
       </w:r>
     </w:p>
     <w:p>
@@ -1574,19 +1558,11 @@
           <w:rFonts w:cstheme="minorBidi"/>
         </w:rPr>
       </w:pPr>
-      <w:proofErr w:type="spellStart"/>
       <w:r>
         <w:rPr>
           <w:rFonts w:cstheme="minorBidi"/>
         </w:rPr>
-        <w:t>PotentialRadius</w:t>
-      </w:r>
-      <w:proofErr w:type="spellEnd"/>
-      <w:r>
-        <w:rPr>
-          <w:rFonts w:cstheme="minorBidi"/>
-        </w:rPr>
-        <w:t>: 15% of input bits</w:t>
+        <w:t>PotentialRadius: 15% of input bits</w:t>
       </w:r>
     </w:p>
     <w:p>
@@ -1654,41 +1630,23 @@
     </w:p>
     <w:p>
       <w:pPr>
-        <w:jc w:val="both"/>
-        <w:rPr>
-          <w:rFonts w:cstheme="minorBidi"/>
+        <w:pStyle w:val="Heading3"/>
+        <w:spacing w:line="240" w:lineRule="auto"/>
+        <w:rPr>
           <w:b/>
           <w:bCs/>
         </w:rPr>
       </w:pPr>
-    </w:p>
-    <w:p>
-      <w:pPr>
-        <w:pStyle w:val="Heading3"/>
-        <w:spacing w:line="240" w:lineRule="auto"/>
+      <w:r>
         <w:rPr>
           <w:b/>
           <w:bCs/>
         </w:rPr>
-      </w:pPr>
-      <w:r>
-        <w:rPr>
-          <w:b/>
-          <w:bCs/>
-        </w:rPr>
+        <w:lastRenderedPageBreak/>
         <w:t>HTM Classifier Implementation:</w:t>
       </w:r>
     </w:p>
-    <w:p>
-      <w:pPr>
-        <w:pStyle w:val="NoSpacing"/>
-        <w:jc w:val="both"/>
-        <w:rPr>
-          <w:b/>
-          <w:bCs/>
-        </w:rPr>
-      </w:pPr>
-    </w:p>
+    <w:p/>
     <w:p>
       <w:pPr>
         <w:pStyle w:val="NoSpacing"/>
@@ -1746,14 +1704,35 @@
           <w:spacing w:val="0"/>
           <w:lang w:val="en-US" w:eastAsia="en-US"/>
         </w:rPr>
-        <w:t xml:space="preserve">The KNN Classifier stores Sparse Distributed Representations (SDRs) in memory, allowing it to compare and analyze patterns during the reconstruction process. When reconstructing inputs, the classifier identifies the nearest neighbors in the SDR space by calculating the similarity between the input SDR and the stored representations. The K value, which determines the number of neighbors considered for prediction, is carefully optimized to balance accuracy and computational efficiency. By selecting the most similar SDRs and averaging their corresponding input values, the KNN </w:t>
+        <w:t>The KNN</w:t>
       </w:r>
       <w:r>
         <w:rPr>
           <w:spacing w:val="0"/>
           <w:lang w:val="en-US" w:eastAsia="en-US"/>
         </w:rPr>
-        <w:t>Classifier effectively reconstructs the original inputs. This approach leverages the simplicity and effectiveness of the KNN algorithm, making it a reliable method for input reconstruction tasks.</w:t>
+        <w:t xml:space="preserve"> </w:t>
+      </w:r>
+      <w:r>
+        <w:rPr>
+          <w:spacing w:val="0"/>
+          <w:lang w:val="en-US" w:eastAsia="en-US"/>
+        </w:rPr>
+        <w:t>Classifier stores</w:t>
+      </w:r>
+      <w:r>
+        <w:rPr>
+          <w:spacing w:val="0"/>
+          <w:lang w:val="en-US" w:eastAsia="en-US"/>
+        </w:rPr>
+        <w:t xml:space="preserve"> </w:t>
+      </w:r>
+      <w:r>
+        <w:rPr>
+          <w:spacing w:val="0"/>
+          <w:lang w:val="en-US" w:eastAsia="en-US"/>
+        </w:rPr>
+        <w:t>Sparse Distributed Representations (SDRs) in memory, allowing it to compare and analyze patterns during the reconstruction process. When reconstructing inputs, the classifier identifies the nearest neighbors in the SDR space by calculating the similarity between the input SDR and the stored representations. The K value, which determines the number of neighbors considered for prediction, is carefully optimized to balance accuracy and computational efficiency. By selecting the most similar SDRs and averaging their corresponding input values, the KNN Classifier effectively reconstructs the original inputs. This approach leverages the simplicity and effectiveness of the KNN algorithm, making it a reliable method for input reconstruction tasks.</w:t>
       </w:r>
     </w:p>
     <w:p>
@@ -1785,36 +1764,203 @@
         <w:rPr>
           <w:rFonts w:cstheme="minorBidi"/>
         </w:rPr>
-        <w:t xml:space="preserve">The reconstruction process begins by randomly shuffling the dataset to ensure an unbiased distribution of data. The shuffled dataset is then split into two subsets: 80% for training and 20% for testing. The training subset is encoded into Sparse Distributed Representations (SDRs), which are used to train the classifiers, the </w:t>
-      </w:r>
-      <w:proofErr w:type="spellStart"/>
+        <w:t xml:space="preserve">The reconstruction process </w:t>
+      </w:r>
       <w:r>
         <w:rPr>
           <w:rFonts w:cstheme="minorBidi"/>
         </w:rPr>
-        <w:t>HTMClassifier</w:t>
-      </w:r>
-      <w:proofErr w:type="spellEnd"/>
+        <w:t>(</w:t>
+      </w:r>
       <w:r>
         <w:rPr>
           <w:rFonts w:cstheme="minorBidi"/>
         </w:rPr>
-        <w:t xml:space="preserve"> and </w:t>
-      </w:r>
-      <w:proofErr w:type="spellStart"/>
+        <w:t xml:space="preserve">Fig. 3) </w:t>
+      </w:r>
       <w:r>
         <w:rPr>
           <w:rFonts w:cstheme="minorBidi"/>
         </w:rPr>
-        <w:t>KNNClassifier</w:t>
-      </w:r>
-      <w:proofErr w:type="spellEnd"/>
+        <w:t xml:space="preserve">begins by randomly shuffling </w:t>
+      </w:r>
       <w:r>
         <w:rPr>
           <w:rFonts w:cstheme="minorBidi"/>
         </w:rPr>
-        <w:t>. Once the classifiers are trained, the remaining 20% of the dataset, also encoded into SDRs, is fed into the trained classifiers for reconstruction. The classifiers attempt to reconstruct the original input values from these SDRs, effectively reversing the encoding process. This reconstruction step is critical for evaluating the classifiers' ability to accurately recover the original data from the encoded representations. The reconstructed values are then compared with the original inputs to assess the performance of the classifiers, providing insights into their effectiveness in input reconstruction tasks.</w:t>
-      </w:r>
+        <w:t>the</w:t>
+      </w:r>
+      <w:r>
+        <w:rPr>
+          <w:rFonts w:cstheme="minorBidi"/>
+        </w:rPr>
+        <w:t xml:space="preserve"> input</w:t>
+      </w:r>
+      <w:r>
+        <w:rPr>
+          <w:rFonts w:cstheme="minorBidi"/>
+        </w:rPr>
+        <w:t xml:space="preserve"> dataset to ensure an unbiased distribution of data. The shuffled dataset is then split into two subsets: 80% for training and 20% for </w:t>
+      </w:r>
+      <w:r>
+        <w:rPr>
+          <w:rFonts w:cstheme="minorBidi"/>
+        </w:rPr>
+        <w:t>testing.</w:t>
+      </w:r>
+    </w:p>
+    <w:p>
+      <w:pPr>
+        <w:pStyle w:val="Heading5"/>
+        <w:spacing w:after="0"/>
+        <w:rPr>
+          <w:b/>
+          <w:bCs/>
+        </w:rPr>
+      </w:pPr>
+      <w:r>
+        <w:rPr>
+          <w:b/>
+          <w:bCs/>
+        </w:rPr>
+        <w:t>Why are we splitting the input data</w:t>
+      </w:r>
+      <w:r>
+        <w:rPr>
+          <w:b/>
+          <w:bCs/>
+        </w:rPr>
+        <w:t>?</w:t>
+      </w:r>
+    </w:p>
+    <w:p/>
+    <w:p>
+      <w:pPr>
+        <w:pStyle w:val="NoSpacing"/>
+        <w:jc w:val="both"/>
+        <w:rPr>
+          <w:rFonts w:eastAsia="Times New Roman"/>
+        </w:rPr>
+      </w:pPr>
+      <w:r>
+        <w:rPr>
+          <w:rFonts w:eastAsia="Times New Roman"/>
+        </w:rPr>
+        <w:t>To properly evaluate our classifiers, we split the dataset into two parts—80% for training and 20% for testing. Initially, we tried training the classifiers on the entire dataset and then reconstructing the inputs. The results were perfect, with 100% similarity, but that didn’t tell us much. There were no differences to analyze, no way to see how well the classifiers were performing.</w:t>
+      </w:r>
+    </w:p>
+    <w:p>
+      <w:pPr>
+        <w:pStyle w:val="NoSpacing"/>
+        <w:jc w:val="both"/>
+        <w:rPr>
+          <w:rFonts w:eastAsia="Times New Roman"/>
+        </w:rPr>
+      </w:pPr>
+      <w:r>
+        <w:rPr>
+          <w:rFonts w:eastAsia="Times New Roman"/>
+        </w:rPr>
+        <w:t>So, we decided to divide the data for two main reasons:</w:t>
+      </w:r>
+    </w:p>
+    <w:p>
+      <w:pPr>
+        <w:pStyle w:val="Heading4"/>
+        <w:rPr>
+          <w:b/>
+          <w:bCs/>
+          <w:i w:val="0"/>
+          <w:iCs w:val="0"/>
+        </w:rPr>
+      </w:pPr>
+      <w:r>
+        <w:rPr>
+          <w:rStyle w:val="Heading4Char"/>
+          <w:b/>
+          <w:bCs/>
+        </w:rPr>
+        <w:t>Following Standard Machine Learning Practices</w:t>
+      </w:r>
+    </w:p>
+    <w:p>
+      <w:pPr>
+        <w:pStyle w:val="NoSpacing"/>
+        <w:jc w:val="both"/>
+        <w:rPr>
+          <w:rFonts w:eastAsia="Times New Roman"/>
+        </w:rPr>
+      </w:pPr>
+      <w:r>
+        <w:rPr>
+          <w:rFonts w:eastAsia="Times New Roman"/>
+        </w:rPr>
+        <w:t>Typically, in machine learning, you train a model on most of the data (80%) and test it on the remaining (20%) to see how well it generalizes. This helps check whether the model has learned patterns or is just memorizing the data.</w:t>
+      </w:r>
+    </w:p>
+    <w:p>
+      <w:pPr>
+        <w:pStyle w:val="Heading4"/>
+        <w:rPr>
+          <w:b/>
+          <w:bCs/>
+        </w:rPr>
+      </w:pPr>
+      <w:r>
+        <w:rPr>
+          <w:b/>
+          <w:bCs/>
+        </w:rPr>
+        <w:t xml:space="preserve">Testing Robustness to Small Changes </w:t>
+      </w:r>
+    </w:p>
+    <w:p>
+      <w:pPr>
+        <w:pStyle w:val="NoSpacing"/>
+        <w:jc w:val="both"/>
+      </w:pPr>
+      <w:r>
+        <w:t xml:space="preserve">In real-world scenarios, encoded data might not always be perfect—it can get slightly corrupted or altered. By training the classifiers on one set of SDRs (Sparse Distributed </w:t>
+      </w:r>
+      <w:r>
+        <w:t>Representations) and then testing them on a different set, we can see how well they handle minor variations. Can they still reconstruct the inputs correctly? This is an important question because, in practical applications, data isn’t always clean.</w:t>
+      </w:r>
+    </w:p>
+    <w:p>
+      <w:pPr>
+        <w:spacing w:before="240" w:after="240"/>
+        <w:jc w:val="both"/>
+        <w:rPr>
+          <w:rFonts w:eastAsia="Times New Roman"/>
+        </w:rPr>
+      </w:pPr>
+      <w:r>
+        <w:rPr>
+          <w:rFonts w:eastAsia="Times New Roman"/>
+        </w:rPr>
+        <w:t>To further verify their performance, we also tested reconstruction using the same data they were trained on. As expected, both classifiers performed perfectly when dealing with familiar SDRs, which confirms that they work well under ideal conditions.</w:t>
+      </w:r>
+    </w:p>
+    <w:p>
+      <w:pPr>
+        <w:pStyle w:val="NoSpacing"/>
+        <w:jc w:val="both"/>
+        <w:rPr>
+          <w:rFonts w:eastAsia="Times New Roman"/>
+        </w:rPr>
+      </w:pPr>
+      <w:r>
+        <w:rPr>
+          <w:rFonts w:eastAsia="Times New Roman"/>
+        </w:rPr>
+        <w:t>Here’s how the process works: The training subset is encoded into SDRs, which are then used to train the HTM and KNN classifiers. Once they’re trained, we feed them SDR-encoded test data and ask them to reconstruct the original inputs. Finally, we compare the reconstructed values with the actual inputs to measure how accurately they recover the original data. This gives us a clear picture of how well the classifiers perform and whether they can handle real-world variations.</w:t>
+      </w:r>
+    </w:p>
+    <w:p>
+      <w:pPr>
+        <w:pStyle w:val="NoSpacing"/>
+        <w:jc w:val="both"/>
+      </w:pPr>
     </w:p>
     <w:p>
       <w:pPr>
@@ -1829,8 +1975,8 @@
           <w:noProof/>
         </w:rPr>
         <w:drawing>
-          <wp:inline distT="0" distB="0" distL="0" distR="0" wp14:anchorId="77BE54DF" wp14:editId="4403BABC">
-            <wp:extent cx="2092226" cy="5356860"/>
+          <wp:inline distT="0" distB="0" distL="0" distR="0" wp14:anchorId="77BE54DF" wp14:editId="2FADFC69">
+            <wp:extent cx="2263140" cy="5794461"/>
             <wp:effectExtent l="0" t="0" r="3810" b="0"/>
             <wp:docPr id="186892232" name="Picture 2"/>
             <wp:cNvGraphicFramePr>
@@ -1858,7 +2004,7 @@
                   <pic:spPr>
                     <a:xfrm>
                       <a:off x="0" y="0"/>
-                      <a:ext cx="2096037" cy="5366618"/>
+                      <a:ext cx="2270036" cy="5812117"/>
                     </a:xfrm>
                     <a:prstGeom prst="rect">
                       <a:avLst/>
@@ -1884,8 +2030,37 @@
           <w:i/>
           <w:iCs/>
         </w:rPr>
-        <w:t>Fig 3: Workflow of the reconstruction method</w:t>
-      </w:r>
+        <w:t>Fig</w:t>
+      </w:r>
+      <w:r>
+        <w:rPr>
+          <w:i/>
+          <w:iCs/>
+        </w:rPr>
+        <w:t>.</w:t>
+      </w:r>
+      <w:r>
+        <w:rPr>
+          <w:i/>
+          <w:iCs/>
+        </w:rPr>
+        <w:t xml:space="preserve"> 3: Workflow of the reconstruction </w:t>
+      </w:r>
+      <w:r>
+        <w:rPr>
+          <w:i/>
+          <w:iCs/>
+        </w:rPr>
+        <w:t>process</w:t>
+      </w:r>
+    </w:p>
+    <w:p>
+      <w:pPr>
+        <w:rPr>
+          <w:i/>
+          <w:iCs/>
+        </w:rPr>
+      </w:pPr>
     </w:p>
     <w:p>
       <w:pPr>
@@ -1901,7 +2076,6 @@
           <w:b/>
           <w:bCs/>
         </w:rPr>
-        <w:lastRenderedPageBreak/>
         <w:t>Similarity Comparison and Evaluation:</w:t>
       </w:r>
     </w:p>
@@ -1917,12 +2091,6 @@
     </w:p>
     <w:p>
       <w:pPr>
-        <w:pStyle w:val="NoSpacing"/>
-        <w:jc w:val="both"/>
-      </w:pPr>
-    </w:p>
-    <w:p>
-      <w:pPr>
         <w:pStyle w:val="Heading4"/>
         <w:rPr>
           <w:b/>
@@ -1943,7 +2111,28 @@
         <w:jc w:val="both"/>
       </w:pPr>
       <w:r>
+        <w:t xml:space="preserve">This is the similarity which was already present in </w:t>
+      </w:r>
+      <w:r>
+        <w:t xml:space="preserve">both </w:t>
+      </w:r>
+      <w:r>
+        <w:t xml:space="preserve">the classifiers. We are just referencing it as “Internal Similarity”. </w:t>
+      </w:r>
+      <w:r>
         <w:t>The internal similarity metric plays a crucial role in evaluating the performance of the classifiers by measuring the alignment between the predicted values generated by the classifier and the encoded Sparse Distributed Representations (SDRs). This metric assesses whether the classifier maintains consistency with the patterns it has learned during the training phase. By comparing the predicted outputs to the encoded SDRs, internal similarity provides insight into how well the classifier generalizes from the training data and whether it can accurately reconstruct input values. This evaluation is essential for ensuring the reliability and effectiveness of the classifiers in tasks such as input reconstruction, anomaly detection, and predictive modeling.</w:t>
+      </w:r>
+      <w:r>
+        <w:t xml:space="preserve"> One modification that we did here is that KNN’s internal similarity </w:t>
+      </w:r>
+      <w:r>
+        <w:t>was coming between 0 and 1 and HTM’s internal similarity was coming between 0 and 100. So, just before using this metric we normalized it by</w:t>
+      </w:r>
+      <w:r>
+        <w:t xml:space="preserve"> dividing HTM’s internal similarity </w:t>
+      </w:r>
+      <w:r>
+        <w:t>by 100 and handling percentages in the console and output file using formatter.</w:t>
       </w:r>
     </w:p>
     <w:p>
@@ -1967,6 +2156,15 @@
         <w:spacing w:after="160"/>
         <w:jc w:val="both"/>
       </w:pPr>
+      <w:r>
+        <w:t xml:space="preserve">This a new metric that we </w:t>
+      </w:r>
+      <w:r>
+        <w:t>introduced</w:t>
+      </w:r>
+      <w:r>
+        <w:t xml:space="preserve">. </w:t>
+      </w:r>
       <w:r>
         <w:t>The percentage similarity metric is used to evaluate the accuracy of the reconstruction process by comparing the original input values with the predicted outputs generated by the classifiers. This metric is calculated using the formula:</w:t>
       </w:r>
@@ -2110,23 +2308,16 @@
         <w:jc w:val="both"/>
       </w:pPr>
       <w:r>
-        <w:t>The results of the reconstruction experiments are visualized using </w:t>
-      </w:r>
-      <w:proofErr w:type="spellStart"/>
-      <w:r>
-        <w:t>ScottPlot</w:t>
-      </w:r>
-      <w:proofErr w:type="spellEnd"/>
-      <w:r>
-        <w:t xml:space="preserve"> in .NET, providing a clear and intuitive comparison between the original input values and the reconstructed outputs. These visualizations are divided into two categories: training data visualizations, which represent the reconstruction accuracy of the classifiers on the 80% training dataset, and test data visualizations, which demonstrate how well the classifiers generalize to the 20% unseen test data. By plotting these results, the visualizations help identify trends and accuracy levels across the HTM Classifier and KNN Classifier, enabling a detailed analysis of their performance. Through the analysis of similarity metrics, such as internal similarity and percentage similarity, we determine which classifier is more effective for input reconstruction using Sparse Distributed Representations (SDRs). These visualizations and metrics collectively </w:t>
-      </w:r>
-      <w:r>
-        <w:t>provide valuable insights into the strengths and limitations of each classifier, guiding the evaluation of their suitability for tasks such as input reconstruction, anomaly detection, and predictive modeling.</w:t>
+        <w:t xml:space="preserve">The results of the reconstruction experiments are visualized using ScottPlot in .NET, providing a clear and intuitive comparison between the original input values and the reconstructed outputs. These visualizations are divided into two categories: training data visualizations, which represent the reconstruction accuracy of the classifiers on the 80% training dataset, and test data visualizations, which </w:t>
+      </w:r>
+      <w:r>
+        <w:t>demonstrate how well the classifiers generalize to the 20% unseen test data. By plotting these results, the visualizations help identify trends and accuracy levels across the HTM Classifier and KNN Classifier, enabling a detailed analysis of their performance. Through the analysis of similarity metrics, such as internal similarity and percentage similarity, we determine which classifier is more effective for input reconstruction using Sparse Distributed Representations (SDRs). These visualizations and metrics collectively provide valuable insights into the strengths and limitations of each classifier, guiding the evaluation of their suitability for tasks such as input reconstruction, anomaly detection, and predictive modeling.</w:t>
       </w:r>
     </w:p>
     <w:p>
       <w:pPr>
         <w:pStyle w:val="Heading1"/>
+        <w:spacing w:after="0"/>
         <w:rPr>
           <w:b/>
           <w:bCs/>
@@ -2144,7 +2335,7 @@
     <w:p>
       <w:pPr>
         <w:pStyle w:val="Heading2"/>
-        <w:spacing w:before="0"/>
+        <w:spacing w:before="0" w:after="0"/>
         <w:rPr>
           <w:b/>
           <w:bCs/>
@@ -2228,13 +2419,8 @@
         </w:numPr>
         <w:jc w:val="both"/>
       </w:pPr>
-      <w:proofErr w:type="spellStart"/>
-      <w:r>
-        <w:t>NeoCortexAPI</w:t>
-      </w:r>
-      <w:proofErr w:type="spellEnd"/>
-      <w:r>
-        <w:t>: A C# implementation of Hierarchical Temporal Memory (HTM) used for encoding, SDR generation, and classification.</w:t>
+      <w:r>
+        <w:t>NeoCortexAPI: A C# implementation of Hierarchical Temporal Memory (HTM) used for encoding, SDR generation, and classification.</w:t>
       </w:r>
     </w:p>
     <w:p>
@@ -2243,31 +2429,18 @@
           <w:ilvl w:val="1"/>
           <w:numId w:val="13"/>
         </w:numPr>
-        <w:jc w:val="both"/>
       </w:pPr>
       <w:r>
         <w:t>GitHub Repo: </w:t>
       </w:r>
-      <w:proofErr w:type="spellStart"/>
-      <w:r>
-        <w:fldChar w:fldCharType="begin"/>
-      </w:r>
-      <w:r>
-        <w:instrText>HYPERLINK "https://github.com/ddobric/neocortexapi" \h</w:instrText>
-      </w:r>
-      <w:r>
-        <w:fldChar w:fldCharType="separate"/>
-      </w:r>
-      <w:r>
-        <w:rPr>
-          <w:rStyle w:val="Hyperlink"/>
-        </w:rPr>
-        <w:t>neocortexapi</w:t>
-      </w:r>
-      <w:proofErr w:type="spellEnd"/>
-      <w:r>
-        <w:fldChar w:fldCharType="end"/>
-      </w:r>
+      <w:hyperlink r:id="rId22">
+        <w:r>
+          <w:rPr>
+            <w:rStyle w:val="Hyperlink"/>
+          </w:rPr>
+          <w:t>neocortexapi</w:t>
+        </w:r>
+      </w:hyperlink>
     </w:p>
     <w:p>
       <w:pPr>
@@ -2278,15 +2451,7 @@
         <w:jc w:val="both"/>
       </w:pPr>
       <w:r>
-        <w:t xml:space="preserve">HTM Classifier: A classification model within </w:t>
-      </w:r>
-      <w:proofErr w:type="spellStart"/>
-      <w:r>
-        <w:t>NeoCortexAPI</w:t>
-      </w:r>
-      <w:proofErr w:type="spellEnd"/>
-      <w:r>
-        <w:t>, used for learning and predicting SDR-based patterns.</w:t>
+        <w:t>HTM Classifier: A classification model within NeoCortexAPI, used for learning and predicting SDR-based patterns.</w:t>
       </w:r>
     </w:p>
     <w:p>
@@ -2332,13 +2497,8 @@
         </w:numPr>
         <w:jc w:val="both"/>
       </w:pPr>
-      <w:proofErr w:type="spellStart"/>
-      <w:r>
-        <w:t>ScottPlot</w:t>
-      </w:r>
-      <w:proofErr w:type="spellEnd"/>
-      <w:r>
-        <w:t xml:space="preserve"> (for .NET Core): A .NET-based library used for plotting similarity metrics and classifier performance.</w:t>
+      <w:r>
+        <w:t>ScottPlot (for .NET Core): A .NET-based library used for plotting similarity metrics and classifier performance.</w:t>
       </w:r>
     </w:p>
     <w:p>
@@ -2347,31 +2507,18 @@
           <w:ilvl w:val="1"/>
           <w:numId w:val="14"/>
         </w:numPr>
-        <w:jc w:val="both"/>
       </w:pPr>
       <w:r>
         <w:t>Official Site: </w:t>
       </w:r>
-      <w:proofErr w:type="spellStart"/>
-      <w:r>
-        <w:fldChar w:fldCharType="begin"/>
-      </w:r>
-      <w:r>
-        <w:instrText>HYPERLINK "https://scottplot.net/" \h</w:instrText>
-      </w:r>
-      <w:r>
-        <w:fldChar w:fldCharType="separate"/>
-      </w:r>
-      <w:r>
-        <w:rPr>
-          <w:rStyle w:val="Hyperlink"/>
-        </w:rPr>
-        <w:t>ScottPlot</w:t>
-      </w:r>
-      <w:proofErr w:type="spellEnd"/>
-      <w:r>
-        <w:fldChar w:fldCharType="end"/>
-      </w:r>
+      <w:hyperlink r:id="rId23">
+        <w:r>
+          <w:rPr>
+            <w:rStyle w:val="Hyperlink"/>
+          </w:rPr>
+          <w:t>ScottPlot</w:t>
+        </w:r>
+      </w:hyperlink>
     </w:p>
     <w:p>
       <w:pPr>
@@ -2391,12 +2538,11 @@
           <w:ilvl w:val="1"/>
           <w:numId w:val="14"/>
         </w:numPr>
-        <w:jc w:val="both"/>
       </w:pPr>
       <w:r>
         <w:t>Official Site: </w:t>
       </w:r>
-      <w:hyperlink r:id="rId22">
+      <w:hyperlink r:id="rId24">
         <w:r>
           <w:rPr>
             <w:rStyle w:val="Hyperlink"/>
@@ -2554,7 +2700,7 @@
       <w:r>
         <w:t xml:space="preserve">.NET Core SDK (8.0 or higher): </w:t>
       </w:r>
-      <w:hyperlink r:id="rId23">
+      <w:hyperlink r:id="rId25">
         <w:r>
           <w:rPr>
             <w:rStyle w:val="Hyperlink"/>
@@ -2571,13 +2717,9 @@
         </w:numPr>
         <w:jc w:val="both"/>
       </w:pPr>
-      <w:proofErr w:type="spellStart"/>
-      <w:r>
-        <w:t>NeoCortexAPI</w:t>
-      </w:r>
-      <w:proofErr w:type="spellEnd"/>
-      <w:r>
-        <w:t>: Installed via GitHub or NuGet package manager.</w:t>
+      <w:r>
+        <w:lastRenderedPageBreak/>
+        <w:t>NeoCortexAPI: Installed via GitHub or NuGet package manager.</w:t>
       </w:r>
     </w:p>
     <w:p>
@@ -2588,19 +2730,9 @@
         </w:numPr>
         <w:jc w:val="both"/>
       </w:pPr>
-      <w:proofErr w:type="spellStart"/>
-      <w:r>
-        <w:t>ScottPlot</w:t>
-      </w:r>
-      <w:proofErr w:type="spellEnd"/>
-      <w:r>
-        <w:t xml:space="preserve"> (for visualization): Installed via NuGet: dotnet add package </w:t>
-      </w:r>
-      <w:proofErr w:type="spellStart"/>
-      <w:r>
-        <w:t>ScottPlot</w:t>
-      </w:r>
-      <w:proofErr w:type="spellEnd"/>
+      <w:r>
+        <w:t>ScottPlot (for visualization): Installed via NuGet: dotnet add package ScottPlot</w:t>
+      </w:r>
     </w:p>
     <w:p>
       <w:pPr>
@@ -2622,15 +2754,8 @@
         </w:numPr>
         <w:jc w:val="both"/>
       </w:pPr>
-      <w:proofErr w:type="spellStart"/>
-      <w:proofErr w:type="gramStart"/>
-      <w:r>
-        <w:t>System.Collections.Generic</w:t>
-      </w:r>
-      <w:proofErr w:type="spellEnd"/>
-      <w:proofErr w:type="gramEnd"/>
-      <w:r>
-        <w:t>: For data structures and result storage.</w:t>
+      <w:r>
+        <w:t>System.Collections.Generic: For data structures and result storage.</w:t>
       </w:r>
     </w:p>
     <w:p>
@@ -2641,14 +2766,8 @@
         </w:numPr>
         <w:jc w:val="both"/>
       </w:pPr>
-      <w:proofErr w:type="spellStart"/>
-      <w:r>
-        <w:lastRenderedPageBreak/>
-        <w:t>System.Linq</w:t>
-      </w:r>
-      <w:proofErr w:type="spellEnd"/>
-      <w:r>
-        <w:t>: For dataset manipulation and transformations.</w:t>
+      <w:r>
+        <w:t>System.Linq: For dataset manipulation and transformations.</w:t>
       </w:r>
     </w:p>
     <w:p>
@@ -2659,13 +2778,8 @@
         </w:numPr>
         <w:jc w:val="both"/>
       </w:pPr>
-      <w:proofErr w:type="spellStart"/>
-      <w:r>
-        <w:t>NeoCortexApi.Utility</w:t>
-      </w:r>
-      <w:proofErr w:type="spellEnd"/>
-      <w:r>
-        <w:t>: Contains helper methods for encoding, SDR processing, and classifiers.</w:t>
+      <w:r>
+        <w:t>NeoCortexApi.Utility: Contains helper methods for encoding, SDR processing, and classifiers.</w:t>
       </w:r>
     </w:p>
     <w:p>
@@ -2725,7 +2839,7 @@
         </w:rPr>
         <w:t xml:space="preserve">git clone </w:t>
       </w:r>
-      <w:hyperlink r:id="rId24">
+      <w:hyperlink r:id="rId26">
         <w:r>
           <w:rPr>
             <w:rStyle w:val="Hyperlink"/>
@@ -2760,25 +2874,7 @@
           <w:sz w:val="20"/>
           <w:szCs w:val="20"/>
         </w:rPr>
-        <w:t xml:space="preserve">cd </w:t>
-      </w:r>
-      <w:proofErr w:type="spellStart"/>
-      <w:r>
-        <w:rPr>
-          <w:rFonts w:ascii="Times New Roman" w:hAnsi="Times New Roman"/>
-          <w:sz w:val="20"/>
-          <w:szCs w:val="20"/>
-        </w:rPr>
-        <w:t>neocortexapi</w:t>
-      </w:r>
-      <w:proofErr w:type="spellEnd"/>
-      <w:r>
-        <w:rPr>
-          <w:rFonts w:ascii="Times New Roman" w:hAnsi="Times New Roman"/>
-          <w:sz w:val="20"/>
-          <w:szCs w:val="20"/>
-        </w:rPr>
-        <w:t>-team-untitled</w:t>
+        <w:t>cd neocortexapi-team-untitled</w:t>
       </w:r>
     </w:p>
     <w:p>
@@ -2927,23 +3023,7 @@
         <w:jc w:val="both"/>
       </w:pPr>
       <w:r>
-        <w:t>The </w:t>
-      </w:r>
-      <w:proofErr w:type="spellStart"/>
-      <w:r>
-        <w:t>SpatialPoolerInputReconstructionExperiment</w:t>
-      </w:r>
-      <w:proofErr w:type="spellEnd"/>
-      <w:r>
-        <w:t> class is the core of the experiment. It orchestrates the entire process of input reconstruction using Sparse Distributed Representations (SDRs), Hierarchical Temporal Memory (HTM), and K-Nearest Neighbors (KNN) classifiers. The class initializes the necessary components, such as the Spatial Pooler (SP) and Scalar Encoder, and manages the training and evaluation of the classifiers. It also handles the visualization of results using the </w:t>
-      </w:r>
-      <w:proofErr w:type="spellStart"/>
-      <w:r>
-        <w:t>ScottPlot</w:t>
-      </w:r>
-      <w:proofErr w:type="spellEnd"/>
-      <w:r>
-        <w:t> library. The class is designed to be modular, with each method performing a specific task, such as training the SP, training the classifiers, reconstructing inputs, and plotting results. This modular structure makes the code easy to understand, extend, and maintain.</w:t>
+        <w:t>The SpatialPoolerInputReconstructionExperiment class is the core of the experiment. It orchestrates the entire process of input reconstruction using Sparse Distributed Representations (SDRs), Hierarchical Temporal Memory (HTM), and K-Nearest Neighbors (KNN) classifiers. The class initializes the necessary components, such as the Spatial Pooler (SP) and Scalar Encoder, and manages the training and evaluation of the classifiers. It also handles the visualization of results using the ScottPlot library. The class is designed to be modular, with each method performing a specific task, such as training the SP, training the classifiers, reconstructing inputs, and plotting results. This modular structure makes the code easy to understand, extend, and maintain.</w:t>
       </w:r>
     </w:p>
     <w:p>
@@ -2970,49 +3050,10 @@
         <w:jc w:val="both"/>
       </w:pPr>
       <w:r>
-        <w:t>The </w:t>
-      </w:r>
-      <w:proofErr w:type="spellStart"/>
-      <w:r>
-        <w:t>RunExperiment</w:t>
-      </w:r>
-      <w:proofErr w:type="spellEnd"/>
-      <w:r>
-        <w:t> method is the entry point of the experiment. It initializes the Spatial Pooler (SP) and Scalar Encoder with predefined parameters. The max parameter defines the range of input values, from 1 to max, while the </w:t>
-      </w:r>
-      <w:proofErr w:type="spellStart"/>
-      <w:r>
-        <w:t>seedValue</w:t>
-      </w:r>
-      <w:proofErr w:type="spellEnd"/>
-      <w:r>
-        <w:t> ensures reproducibility by controlling the random shuffling of the dataset. The method first trains the SP using the </w:t>
-      </w:r>
-      <w:proofErr w:type="spellStart"/>
-      <w:proofErr w:type="gramStart"/>
-      <w:r>
-        <w:t>TrainSpatialPooler</w:t>
-      </w:r>
-      <w:proofErr w:type="spellEnd"/>
-      <w:r>
-        <w:t>(</w:t>
-      </w:r>
-      <w:proofErr w:type="gramEnd"/>
-      <w:r>
-        <w:t>) method, which generates stable SDR representations of the input data. After training the SP, the method calls </w:t>
-      </w:r>
-      <w:proofErr w:type="spellStart"/>
-      <w:proofErr w:type="gramStart"/>
-      <w:r>
-        <w:t>RunReconstructionExperiment</w:t>
-      </w:r>
-      <w:proofErr w:type="spellEnd"/>
-      <w:r>
-        <w:t>(</w:t>
-      </w:r>
-      <w:proofErr w:type="gramEnd"/>
-      <w:r>
-        <w:t>) to train the classifiers and evaluate their performance on the test data. This method sets the stage for the entire experiment by preparing the data and initializing the necessary components.</w:t>
+        <w:t xml:space="preserve">The RunExperiment method is the entry point of the experiment. It initializes the Spatial Pooler (SP) and Scalar Encoder with predefined parameters. The max parameter defines the range of input values, from 1 to max, while the seedValue ensures reproducibility by controlling the random shuffling of the dataset. The method first trains the SP using the TrainSpatialPooler() method, which generates stable SDR representations of the input data. After training the SP, the method calls RunReconstructionExperiment() to train the classifiers and evaluate their performance on the test </w:t>
+      </w:r>
+      <w:r>
+        <w:t>data. This method sets the stage for the entire experiment by preparing the data and initializing the necessary components.</w:t>
       </w:r>
     </w:p>
     <w:p>
@@ -3039,18 +3080,7 @@
         <w:jc w:val="both"/>
       </w:pPr>
       <w:r>
-        <w:t>The </w:t>
-      </w:r>
-      <w:proofErr w:type="spellStart"/>
-      <w:r>
-        <w:t>TrainSpatialPooler</w:t>
-      </w:r>
-      <w:proofErr w:type="spellEnd"/>
-      <w:r>
-        <w:t xml:space="preserve"> method is responsible for training the Spatial Pooler (SP) to generate stable SDR representations of the input data. It uses the Homeostatic Plasticity Controller (HPA) to monitor the stability of the SP </w:t>
-      </w:r>
-      <w:r>
-        <w:t>during training. The SP is trained over multiple cycles, and the method logs the training progress, including the stability of the SDRs and the time taken for training. The training process continues until the SP reaches a stable state, where similar inputs consistently activate similar columns. This method is critical for ensuring that the SP can generate reliable SDRs, which are essential for the subsequent steps of the experiment.</w:t>
+        <w:t>The TrainSpatialPooler method is responsible for training the Spatial Pooler (SP) to generate stable SDR representations of the input data. It uses the Homeostatic Plasticity Controller (HPA) to monitor the stability of the SP during training. The SP is trained over multiple cycles, and the method logs the training progress, including the stability of the SDRs and the time taken for training. The training process continues until the SP reaches a stable state, where similar inputs consistently activate similar columns. This method is critical for ensuring that the SP can generate reliable SDRs, which are essential for the subsequent steps of the experiment.</w:t>
       </w:r>
     </w:p>
     <w:p>
@@ -3077,23 +3107,7 @@
         <w:jc w:val="both"/>
       </w:pPr>
       <w:r>
-        <w:t>The </w:t>
-      </w:r>
-      <w:proofErr w:type="spellStart"/>
-      <w:r>
-        <w:t>CompareClassifiers</w:t>
-      </w:r>
-      <w:proofErr w:type="spellEnd"/>
-      <w:r>
-        <w:t> method splits the dataset into 80% training and 20% testing subsets. It trains the HTM Classifier and KNN Classifier on the training data, using the SDRs generated by the SP. After training, the method reconstructs the input values from the test data using the trained classifiers. It computes similarity metrics, such as internal similarity and percentage similarity, to evaluate the reconstruction accuracy. The results are stored in a dictionary and later visualized using the </w:t>
-      </w:r>
-      <w:proofErr w:type="spellStart"/>
-      <w:r>
-        <w:t>ScottPlot</w:t>
-      </w:r>
-      <w:proofErr w:type="spellEnd"/>
-      <w:r>
-        <w:t> library. This method is the core of the experiment, as it trains the classifiers and evaluates their performance on unseen data.</w:t>
+        <w:t>The CompareClassifiers method splits the dataset into 80% training and 20% testing subsets. It trains the HTM Classifier and KNN Classifier on the training data, using the SDRs generated by the SP. After training, the method reconstructs the input values from the test data using the trained classifiers. It computes similarity metrics, such as internal similarity and percentage similarity, to evaluate the reconstruction accuracy. The results are stored in a dictionary and later visualized using the ScottPlot library. This method is the core of the experiment, as it trains the classifiers and evaluates their performance on unseen data.</w:t>
       </w:r>
     </w:p>
     <w:p>
@@ -3120,23 +3134,7 @@
         <w:jc w:val="both"/>
       </w:pPr>
       <w:r>
-        <w:t>The </w:t>
-      </w:r>
-      <w:proofErr w:type="spellStart"/>
-      <w:r>
-        <w:t>ReconstructInput</w:t>
-      </w:r>
-      <w:proofErr w:type="spellEnd"/>
-      <w:r>
-        <w:t> method performs the actual reconstruction of input values using the trained classifiers. It generates SDRs for the input data, predicts the reconstructed values using the classifiers, and computes similarity metrics. The results are stored in a dictionary and visualized using the </w:t>
-      </w:r>
-      <w:proofErr w:type="spellStart"/>
-      <w:r>
-        <w:t>ScottPlot</w:t>
-      </w:r>
-      <w:proofErr w:type="spellEnd"/>
-      <w:r>
-        <w:t> library. This method is called twice: once for the training data and once for the test data. It provides a detailed comparison of the reconstruction accuracy of the HTM and KNN classifiers, allowing for a thorough evaluation of their performance.</w:t>
+        <w:t>The ReconstructInput method performs the actual reconstruction of input values using the trained classifiers. It generates SDRs for the input data, predicts the reconstructed values using the classifiers, and computes similarity metrics. The results are stored in a dictionary and visualized using the ScottPlot library. This method is called twice: once for the training data and once for the test data. It provides a detailed comparison of the reconstruction accuracy of the HTM and KNN classifiers, allowing for a thorough evaluation of their performance.</w:t>
       </w:r>
     </w:p>
     <w:p>
@@ -3163,15 +3161,7 @@
         <w:jc w:val="both"/>
       </w:pPr>
       <w:r>
-        <w:t>The </w:t>
-      </w:r>
-      <w:proofErr w:type="spellStart"/>
-      <w:r>
-        <w:t>CalculatePercentageSimilarity</w:t>
-      </w:r>
-      <w:proofErr w:type="spellEnd"/>
-      <w:r>
-        <w:t> method calculates the percentage similarity between two values. It uses the formula:</w:t>
+        <w:t>The CalculatePercentageSimilarity method calculates the percentage similarity between two values. It uses the formula:</w:t>
       </w:r>
       <w:r>
         <w:rPr>
@@ -3262,6 +3252,7 @@
           <w:b/>
           <w:bCs/>
         </w:rPr>
+        <w:lastRenderedPageBreak/>
         <w:t>PlotReconstructionResults() and PlotSimilarityResults()</w:t>
       </w:r>
     </w:p>
@@ -3272,61 +3263,7 @@
         <w:jc w:val="both"/>
       </w:pPr>
       <w:r>
-        <w:t>The </w:t>
-      </w:r>
-      <w:proofErr w:type="spellStart"/>
-      <w:r>
-        <w:t>PlotReconstructionResults</w:t>
-      </w:r>
-      <w:proofErr w:type="spellEnd"/>
-      <w:r>
-        <w:t> and </w:t>
-      </w:r>
-      <w:proofErr w:type="spellStart"/>
-      <w:r>
-        <w:t>PlotSimilarityResults</w:t>
-      </w:r>
-      <w:proofErr w:type="spellEnd"/>
-      <w:r>
-        <w:t> methods generate visualizations of the reconstruction results using the </w:t>
-      </w:r>
-      <w:proofErr w:type="spellStart"/>
-      <w:r>
-        <w:t>ScottPlot</w:t>
-      </w:r>
-      <w:proofErr w:type="spellEnd"/>
-      <w:r>
-        <w:t> library. The </w:t>
-      </w:r>
-      <w:proofErr w:type="spellStart"/>
-      <w:proofErr w:type="gramStart"/>
-      <w:r>
-        <w:t>PlotReconstructionResults</w:t>
-      </w:r>
-      <w:proofErr w:type="spellEnd"/>
-      <w:r>
-        <w:t>(</w:t>
-      </w:r>
-      <w:proofErr w:type="gramEnd"/>
-      <w:r>
-        <w:t>) method creates scatter plots comparing the original input values with the reconstructed values from the HTM and KNN classifiers. The </w:t>
-      </w:r>
-      <w:proofErr w:type="spellStart"/>
-      <w:proofErr w:type="gramStart"/>
-      <w:r>
-        <w:t>PlotSimilarityResults</w:t>
-      </w:r>
-      <w:proofErr w:type="spellEnd"/>
-      <w:r>
-        <w:t>(</w:t>
-      </w:r>
-      <w:proofErr w:type="gramEnd"/>
-      <w:r>
-        <w:t xml:space="preserve">) method creates line plots </w:t>
-      </w:r>
-      <w:r>
-        <w:lastRenderedPageBreak/>
-        <w:t>comparing the similarity metrics (internal similarity and percentage similarity) of the HTM and KNN classifiers. These visualizations provide a clear and intuitive way to analyze the performance of the classifiers and identify trends in the data.</w:t>
+        <w:t>The PlotReconstructionResults and PlotSimilarityResults methods generate visualizations of the reconstruction results using the ScottPlot library. The PlotReconstructionResults() method creates scatter plots comparing the original input values with the reconstructed values from the HTM and KNN classifiers. The PlotSimilarityResults() method creates line plots comparing the similarity metrics (internal similarity and percentage similarity) of the HTM and KNN classifiers. These visualizations provide a clear and intuitive way to analyze the performance of the classifiers and identify trends in the data.</w:t>
       </w:r>
     </w:p>
     <w:p>
@@ -3353,15 +3290,7 @@
         <w:jc w:val="both"/>
       </w:pPr>
       <w:r>
-        <w:t>The </w:t>
-      </w:r>
-      <w:proofErr w:type="spellStart"/>
-      <w:r>
-        <w:t>SavePlot</w:t>
-      </w:r>
-      <w:proofErr w:type="spellEnd"/>
-      <w:r>
-        <w:t> method saves the generated plots to the desktop in a cross-platform compatible way. The plot dimensions are dynamically adjusted based on the range of input values. This method ensures that the visualizations are saved in a consistent format and can be easily accessed for further analysis. The plots are saved as PNG files, with filenames indicating the type of dataset (training or testing) and the classifier used (HTM or KNN).</w:t>
+        <w:t>The SavePlot method saves the generated plots to the desktop in a cross-platform compatible way. The plot dimensions are dynamically adjusted based on the range of input values. This method ensures that the visualizations are saved in a consistent format and can be easily accessed for further analysis. The plots are saved as PNG files, with filenames indicating the type of dataset (training or testing) and the classifier used (HTM or KNN).</w:t>
       </w:r>
     </w:p>
     <w:p>
@@ -3448,37 +3377,7 @@
         <w:rPr>
           <w:rFonts w:cstheme="minorBidi"/>
         </w:rPr>
-        <w:t>Unit testing is a critical component of software development, ensuring that individual components of the system function as expected. In this study, unit tests were developed to validate the functionality of the </w:t>
-      </w:r>
-      <w:proofErr w:type="spellStart"/>
-      <w:r>
-        <w:rPr>
-          <w:rFonts w:cstheme="minorBidi"/>
-        </w:rPr>
-        <w:t>SpatialPoolerInputReconstructionExperiment</w:t>
-      </w:r>
-      <w:proofErr w:type="spellEnd"/>
-      <w:r>
-        <w:rPr>
-          <w:rFonts w:cstheme="minorBidi"/>
-        </w:rPr>
-        <w:t> class, which is responsible for encoding inputs, training the Spatial Pooler, and reconstructing inputs using HTM and KNN classifiers. The unit tests were implemented using the </w:t>
-      </w:r>
-      <w:proofErr w:type="spellStart"/>
-      <w:proofErr w:type="gramStart"/>
-      <w:r>
-        <w:rPr>
-          <w:rFonts w:cstheme="minorBidi"/>
-        </w:rPr>
-        <w:t>Microsoft.VisualStudio.TestTools.UnitTesting</w:t>
-      </w:r>
-      <w:proofErr w:type="spellEnd"/>
-      <w:proofErr w:type="gramEnd"/>
-      <w:r>
-        <w:rPr>
-          <w:rFonts w:cstheme="minorBidi"/>
-        </w:rPr>
-        <w:t> framework in C# and were designed to verify the correctness of the experiment's execution, the training of the Spatial Pooler, and the input reconstruction process.</w:t>
+        <w:t>Unit testing is a critical component of software development, ensuring that individual components of the system function as expected. In this study, unit tests were developed to validate the functionality of the SpatialPoolerInputReconstructionExperiment class, which is responsible for encoding inputs, training the Spatial Pooler, and reconstructing inputs using HTM and KNN classifiers. The unit tests were implemented using the Microsoft.VisualStudio.TestTools.UnitTesting framework in C# and were designed to verify the correctness of the experiment's execution, the training of the Spatial Pooler, and the input reconstruction process.</w:t>
       </w:r>
     </w:p>
     <w:p>
@@ -3588,15 +3487,7 @@
         <w:jc w:val="both"/>
       </w:pPr>
       <w:r>
-        <w:t>The unit tests were implemented in the </w:t>
-      </w:r>
-      <w:proofErr w:type="spellStart"/>
-      <w:r>
-        <w:t>SpatialPoolerInputReconstructionExperimentTests</w:t>
-      </w:r>
-      <w:proofErr w:type="spellEnd"/>
-      <w:r>
-        <w:t> class, which contains five test methods:</w:t>
+        <w:t>The unit tests were implemented in the SpatialPoolerInputReconstructionExperimentTests class, which contains five test methods:</w:t>
       </w:r>
     </w:p>
     <w:p>
@@ -3657,25 +3548,7 @@
           <w:sz w:val="20"/>
           <w:szCs w:val="20"/>
         </w:rPr>
-        <w:t xml:space="preserve">To validate that the </w:t>
-      </w:r>
-      <w:proofErr w:type="spellStart"/>
-      <w:r>
-        <w:rPr>
-          <w:rFonts w:ascii="Times New Roman" w:hAnsi="Times New Roman"/>
-          <w:sz w:val="20"/>
-          <w:szCs w:val="20"/>
-        </w:rPr>
-        <w:t>ReconstructionExperiment</w:t>
-      </w:r>
-      <w:proofErr w:type="spellEnd"/>
-      <w:r>
-        <w:rPr>
-          <w:rFonts w:ascii="Times New Roman" w:hAnsi="Times New Roman"/>
-          <w:sz w:val="20"/>
-          <w:szCs w:val="20"/>
-        </w:rPr>
-        <w:t xml:space="preserve"> method executes without runtime errors, ensuring basic code stability and workflow integrity. This smoke test confirms that the experiment setup, SP/classifier initialization, and data processing pipelines function without fatal crashes or unhandled exceptions. </w:t>
+        <w:t>To validate that the ReconstructionExperiment method executes without runtime errors, ensuring basic code stability and workflow integrity. This smoke test confirms that the experiment setup, SP/classifier initialization, and data processing pipelines function without fatal crashes or unhandled exceptions. </w:t>
       </w:r>
     </w:p>
     <w:p>
@@ -3878,25 +3751,7 @@
           <w:sz w:val="20"/>
           <w:szCs w:val="20"/>
         </w:rPr>
-        <w:t xml:space="preserve">To verify that the experiment gracefully handles invalid input by throwing an </w:t>
-      </w:r>
-      <w:proofErr w:type="spellStart"/>
-      <w:r>
-        <w:rPr>
-          <w:rFonts w:ascii="Times New Roman" w:hAnsi="Times New Roman"/>
-          <w:sz w:val="20"/>
-          <w:szCs w:val="20"/>
-        </w:rPr>
-        <w:t>ArgumentException</w:t>
-      </w:r>
-      <w:proofErr w:type="spellEnd"/>
-      <w:r>
-        <w:rPr>
-          <w:rFonts w:ascii="Times New Roman" w:hAnsi="Times New Roman"/>
-          <w:sz w:val="20"/>
-          <w:szCs w:val="20"/>
-        </w:rPr>
-        <w:t xml:space="preserve"> when an improper max value (e.g., 8) is provided. This ensures robust error handling and input validation mechanisms are in place. From our observation we have seen that experiment performs well when the value of max is greater than 10.</w:t>
+        <w:t>To verify that the experiment gracefully handles invalid input by throwing an ArgumentException when an improper max value (e.g., 8) is provided. This ensures robust error handling and input validation mechanisms are in place. From our observation we have seen that experiment performs well when the value of max is greater than 10.</w:t>
       </w:r>
       <w:r>
         <w:rPr>
@@ -3944,53 +3799,16 @@
           <w:sz w:val="20"/>
           <w:szCs w:val="20"/>
         </w:rPr>
-        <w:t xml:space="preserve">The test invokes </w:t>
-      </w:r>
-      <w:proofErr w:type="spellStart"/>
-      <w:proofErr w:type="gramStart"/>
+        <w:t xml:space="preserve">The test invokes ReconstructionExperiment(8), which violates the method’s requirement for max to be a minimum of 10. The expected outcome is an </w:t>
+      </w:r>
       <w:r>
         <w:rPr>
           <w:rFonts w:ascii="Times New Roman" w:hAnsi="Times New Roman"/>
           <w:sz w:val="20"/>
           <w:szCs w:val="20"/>
         </w:rPr>
-        <w:t>ReconstructionExperiment</w:t>
-      </w:r>
-      <w:proofErr w:type="spellEnd"/>
-      <w:r>
-        <w:rPr>
-          <w:rFonts w:ascii="Times New Roman" w:hAnsi="Times New Roman"/>
-          <w:sz w:val="20"/>
-          <w:szCs w:val="20"/>
-        </w:rPr>
-        <w:t>(</w:t>
-      </w:r>
-      <w:proofErr w:type="gramEnd"/>
-      <w:r>
-        <w:rPr>
-          <w:rFonts w:ascii="Times New Roman" w:hAnsi="Times New Roman"/>
-          <w:sz w:val="20"/>
-          <w:szCs w:val="20"/>
-        </w:rPr>
-        <w:t xml:space="preserve">8), which violates the method’s requirement for max to be a minimum of 10. The expected outcome is an </w:t>
-      </w:r>
-      <w:proofErr w:type="spellStart"/>
-      <w:r>
-        <w:rPr>
-          <w:rFonts w:ascii="Times New Roman" w:hAnsi="Times New Roman"/>
-          <w:sz w:val="20"/>
-          <w:szCs w:val="20"/>
-        </w:rPr>
-        <w:t>ArgumentException</w:t>
-      </w:r>
-      <w:proofErr w:type="spellEnd"/>
-      <w:r>
-        <w:rPr>
-          <w:rFonts w:ascii="Times New Roman" w:hAnsi="Times New Roman"/>
-          <w:sz w:val="20"/>
-          <w:szCs w:val="20"/>
-        </w:rPr>
-        <w:t>, confirming that invalid inputs are detected and rejected early in execution.</w:t>
+        <w:lastRenderedPageBreak/>
+        <w:t>ArgumentException, confirming that invalid inputs are detected and rejected early in execution.</w:t>
       </w:r>
       <w:r>
         <w:rPr>
@@ -4038,43 +3856,7 @@
           <w:sz w:val="20"/>
           <w:szCs w:val="20"/>
         </w:rPr>
-        <w:t xml:space="preserve">The test passes if the method throws an </w:t>
-      </w:r>
-      <w:proofErr w:type="spellStart"/>
-      <w:r>
-        <w:rPr>
-          <w:rFonts w:ascii="Times New Roman" w:hAnsi="Times New Roman"/>
-          <w:sz w:val="20"/>
-          <w:szCs w:val="20"/>
-        </w:rPr>
-        <w:t>ArgumentException</w:t>
-      </w:r>
-      <w:proofErr w:type="spellEnd"/>
-      <w:r>
-        <w:rPr>
-          <w:rFonts w:ascii="Times New Roman" w:hAnsi="Times New Roman"/>
-          <w:sz w:val="20"/>
-          <w:szCs w:val="20"/>
-        </w:rPr>
-        <w:t xml:space="preserve">, as enforced by the </w:t>
-      </w:r>
-      <w:proofErr w:type="spellStart"/>
-      <w:r>
-        <w:rPr>
-          <w:rFonts w:ascii="Times New Roman" w:hAnsi="Times New Roman"/>
-          <w:sz w:val="20"/>
-          <w:szCs w:val="20"/>
-        </w:rPr>
-        <w:t>ExpectedException</w:t>
-      </w:r>
-      <w:proofErr w:type="spellEnd"/>
-      <w:r>
-        <w:rPr>
-          <w:rFonts w:ascii="Times New Roman" w:hAnsi="Times New Roman"/>
-          <w:sz w:val="20"/>
-          <w:szCs w:val="20"/>
-        </w:rPr>
-        <w:t xml:space="preserve"> attribute. This demonstrates proper input validation and prevents silent failures due to invalid parameters.</w:t>
+        <w:t>The test passes if the method throws an ArgumentException, as enforced by the ExpectedException attribute. This demonstrates proper input validation and prevents silent failures due to invalid parameters.</w:t>
       </w:r>
       <w:r>
         <w:rPr>
@@ -4110,7 +3892,6 @@
           <w:sz w:val="20"/>
           <w:szCs w:val="20"/>
         </w:rPr>
-        <w:lastRenderedPageBreak/>
         <w:t>Benefit </w:t>
       </w:r>
       <w:r>
@@ -4478,7 +4259,15 @@
           <w:sz w:val="20"/>
           <w:szCs w:val="20"/>
         </w:rPr>
-        <w:t>The test checks for the existence of classifier-specific output lines and similarity metrics. Success requires all expected output segments to be present, confirming the reconstruction logic is fully executed.</w:t>
+        <w:t xml:space="preserve">The test checks for the existence of classifier-specific output lines and similarity metrics. Success requires all expected output segments to be present, </w:t>
+      </w:r>
+      <w:r>
+        <w:rPr>
+          <w:rFonts w:ascii="Times New Roman" w:hAnsi="Times New Roman"/>
+          <w:sz w:val="20"/>
+          <w:szCs w:val="20"/>
+        </w:rPr>
+        <w:t>confirming the reconstruction logic is fully executed.</w:t>
       </w:r>
       <w:r>
         <w:rPr>
@@ -4757,6 +4546,7 @@
         <w:t xml:space="preserve"> Unit Test Results</w:t>
       </w:r>
     </w:p>
+    <w:p/>
     <w:p>
       <w:pPr>
         <w:jc w:val="both"/>
@@ -4775,15 +4565,7 @@
         <w:jc w:val="both"/>
       </w:pPr>
       <w:r>
-        <w:t>Experiment Completes Without Errors: The </w:t>
-      </w:r>
-      <w:proofErr w:type="spellStart"/>
-      <w:r>
-        <w:t>RunExperiment</w:t>
-      </w:r>
-      <w:proofErr w:type="spellEnd"/>
-      <w:r>
-        <w:t> method executed without throwing any exceptions, indicating that the experiment's core functionality is stable.</w:t>
+        <w:t>Experiment Completes Without Errors: The RunExperiment method executed without throwing any exceptions, indicating that the experiment's core functionality is stable.</w:t>
       </w:r>
     </w:p>
     <w:p>
@@ -4828,6 +4610,7 @@
         <w:t>Importance of Unit Testing</w:t>
       </w:r>
     </w:p>
+    <w:p/>
     <w:p>
       <w:pPr>
         <w:jc w:val="both"/>
@@ -4845,7 +4628,11 @@
         <w:jc w:val="both"/>
       </w:pPr>
       <w:r>
-        <w:t>Identify Bugs Early: Unit tests helped catch potential issues early in the development process, reducing the likelihood of bugs in the final implementation.</w:t>
+        <w:t xml:space="preserve">Identify Bugs Early: Unit tests helped catch potential issues early in the development process, </w:t>
+      </w:r>
+      <w:r>
+        <w:lastRenderedPageBreak/>
+        <w:t>reducing the likelihood of bugs in the final implementation.</w:t>
       </w:r>
     </w:p>
     <w:p>
@@ -4885,10 +4672,10 @@
           <w:b/>
           <w:bCs/>
         </w:rPr>
-        <w:lastRenderedPageBreak/>
         <w:t>Future Unit Testing Enhancements</w:t>
       </w:r>
     </w:p>
+    <w:p/>
     <w:p>
       <w:pPr>
         <w:jc w:val="both"/>
@@ -5000,6 +4787,7 @@
         <w:t>Result Analysis</w:t>
       </w:r>
     </w:p>
+    <w:p/>
     <w:p>
       <w:pPr>
         <w:ind w:firstLine="720"/>
@@ -5096,6 +4884,13 @@
     </w:p>
     <w:p>
       <w:pPr>
+        <w:rPr>
+          <w:lang w:val="en-IN"/>
+        </w:rPr>
+      </w:pPr>
+    </w:p>
+    <w:p>
+      <w:pPr>
         <w:jc w:val="both"/>
         <w:rPr>
           <w:noProof/>
@@ -5107,7 +4902,35 @@
           <w:noProof/>
           <w:lang w:val="en-IN"/>
         </w:rPr>
-        <w:t>On the unseen test dataset (20% split), both classifiers exhibited deviations. Table 1 shows how the KNN classifier performed the reconstruction. Figure 4 represents the KNN plots from the table 1. In contrast, Table 2 shows how the HTM classifier performed the recosntrauction. Figure 5 represents the HTM plots from the table 2. This suggests HTM’s superior ability to generalize sparse patterns, likely due to its biologically inspired temporal learning mechanism.</w:t>
+        <w:t>On the unseen test dataset (20% split), both classifiers exhibited deviations. Table 1 shows how the KNN classifier performed the reconstruction. Fig</w:t>
+      </w:r>
+      <w:r>
+        <w:rPr>
+          <w:noProof/>
+          <w:lang w:val="en-IN"/>
+        </w:rPr>
+        <w:t>.</w:t>
+      </w:r>
+      <w:r>
+        <w:rPr>
+          <w:noProof/>
+          <w:lang w:val="en-IN"/>
+        </w:rPr>
+        <w:t xml:space="preserve"> 4 represents the KNN plots from the table 1. In contrast, Table 2 shows how the HTM classifier performed the recosntrauction. Fig</w:t>
+      </w:r>
+      <w:r>
+        <w:rPr>
+          <w:noProof/>
+          <w:lang w:val="en-IN"/>
+        </w:rPr>
+        <w:t>.</w:t>
+      </w:r>
+      <w:r>
+        <w:rPr>
+          <w:noProof/>
+          <w:lang w:val="en-IN"/>
+        </w:rPr>
+        <w:t xml:space="preserve"> 5 represents the HTM plots from the table 2. This suggests HTM’s superior ability to generalize sparse patterns, likely due to its biologically inspired temporal learning mechanism.</w:t>
       </w:r>
     </w:p>
     <w:p>
@@ -5134,18 +4957,18 @@
         <w:tblLook w:val="06A0" w:firstRow="1" w:lastRow="0" w:firstColumn="1" w:lastColumn="0" w:noHBand="1" w:noVBand="1"/>
       </w:tblPr>
       <w:tblGrid>
-        <w:gridCol w:w="765"/>
-        <w:gridCol w:w="1500"/>
-        <w:gridCol w:w="1380"/>
-        <w:gridCol w:w="1360"/>
+        <w:gridCol w:w="711"/>
+        <w:gridCol w:w="1395"/>
+        <w:gridCol w:w="1283"/>
+        <w:gridCol w:w="1268"/>
       </w:tblGrid>
       <w:tr>
         <w:trPr>
-          <w:trHeight w:val="300"/>
+          <w:trHeight w:val="263"/>
         </w:trPr>
         <w:tc>
           <w:tcPr>
-            <w:tcW w:w="5005" w:type="dxa"/>
+            <w:tcW w:w="4657" w:type="dxa"/>
             <w:gridSpan w:val="4"/>
             <w:shd w:val="clear" w:color="auto" w:fill="FFFF00"/>
             <w:tcMar>
@@ -5172,11 +4995,11 @@
       </w:tr>
       <w:tr>
         <w:trPr>
-          <w:trHeight w:val="615"/>
+          <w:trHeight w:val="541"/>
         </w:trPr>
         <w:tc>
           <w:tcPr>
-            <w:tcW w:w="765" w:type="dxa"/>
+            <w:tcW w:w="711" w:type="dxa"/>
             <w:shd w:val="clear" w:color="auto" w:fill="4472C4" w:themeFill="accent1"/>
             <w:tcMar>
               <w:top w:w="15" w:type="dxa"/>
@@ -5201,7 +5024,7 @@
         </w:tc>
         <w:tc>
           <w:tcPr>
-            <w:tcW w:w="1500" w:type="dxa"/>
+            <w:tcW w:w="1395" w:type="dxa"/>
             <w:shd w:val="clear" w:color="auto" w:fill="4472C4" w:themeFill="accent1"/>
             <w:tcMar>
               <w:top w:w="15" w:type="dxa"/>
@@ -5226,7 +5049,7 @@
         </w:tc>
         <w:tc>
           <w:tcPr>
-            <w:tcW w:w="1380" w:type="dxa"/>
+            <w:tcW w:w="1283" w:type="dxa"/>
             <w:shd w:val="clear" w:color="auto" w:fill="4472C4" w:themeFill="accent1"/>
             <w:tcMar>
               <w:top w:w="15" w:type="dxa"/>
@@ -5251,7 +5074,7 @@
         </w:tc>
         <w:tc>
           <w:tcPr>
-            <w:tcW w:w="1360" w:type="dxa"/>
+            <w:tcW w:w="1266" w:type="dxa"/>
             <w:shd w:val="clear" w:color="auto" w:fill="4472C4" w:themeFill="accent1"/>
             <w:tcMar>
               <w:top w:w="15" w:type="dxa"/>
@@ -5277,11 +5100,11 @@
       </w:tr>
       <w:tr>
         <w:trPr>
-          <w:trHeight w:val="300"/>
+          <w:trHeight w:val="263"/>
         </w:trPr>
         <w:tc>
           <w:tcPr>
-            <w:tcW w:w="765" w:type="dxa"/>
+            <w:tcW w:w="711" w:type="dxa"/>
             <w:shd w:val="clear" w:color="auto" w:fill="D9E1F2"/>
             <w:tcMar>
               <w:top w:w="15" w:type="dxa"/>
@@ -5304,7 +5127,7 @@
         </w:tc>
         <w:tc>
           <w:tcPr>
-            <w:tcW w:w="1500" w:type="dxa"/>
+            <w:tcW w:w="1395" w:type="dxa"/>
             <w:shd w:val="clear" w:color="auto" w:fill="D9E1F2"/>
             <w:tcMar>
               <w:top w:w="15" w:type="dxa"/>
@@ -5327,7 +5150,7 @@
         </w:tc>
         <w:tc>
           <w:tcPr>
-            <w:tcW w:w="1380" w:type="dxa"/>
+            <w:tcW w:w="1283" w:type="dxa"/>
             <w:shd w:val="clear" w:color="auto" w:fill="D9E1F2"/>
             <w:tcMar>
               <w:top w:w="15" w:type="dxa"/>
@@ -5350,7 +5173,7 @@
         </w:tc>
         <w:tc>
           <w:tcPr>
-            <w:tcW w:w="1360" w:type="dxa"/>
+            <w:tcW w:w="1266" w:type="dxa"/>
             <w:shd w:val="clear" w:color="auto" w:fill="D9E1F2"/>
             <w:tcMar>
               <w:top w:w="15" w:type="dxa"/>
@@ -5374,11 +5197,11 @@
       </w:tr>
       <w:tr>
         <w:trPr>
-          <w:trHeight w:val="300"/>
+          <w:trHeight w:val="263"/>
         </w:trPr>
         <w:tc>
           <w:tcPr>
-            <w:tcW w:w="765" w:type="dxa"/>
+            <w:tcW w:w="711" w:type="dxa"/>
             <w:tcMar>
               <w:top w:w="15" w:type="dxa"/>
               <w:left w:w="15" w:type="dxa"/>
@@ -5400,7 +5223,7 @@
         </w:tc>
         <w:tc>
           <w:tcPr>
-            <w:tcW w:w="1500" w:type="dxa"/>
+            <w:tcW w:w="1395" w:type="dxa"/>
             <w:tcMar>
               <w:top w:w="15" w:type="dxa"/>
               <w:left w:w="15" w:type="dxa"/>
@@ -5422,7 +5245,7 @@
         </w:tc>
         <w:tc>
           <w:tcPr>
-            <w:tcW w:w="1380" w:type="dxa"/>
+            <w:tcW w:w="1283" w:type="dxa"/>
             <w:tcMar>
               <w:top w:w="15" w:type="dxa"/>
               <w:left w:w="15" w:type="dxa"/>
@@ -5444,7 +5267,7 @@
         </w:tc>
         <w:tc>
           <w:tcPr>
-            <w:tcW w:w="1360" w:type="dxa"/>
+            <w:tcW w:w="1266" w:type="dxa"/>
             <w:tcMar>
               <w:top w:w="15" w:type="dxa"/>
               <w:left w:w="15" w:type="dxa"/>
@@ -5467,11 +5290,11 @@
       </w:tr>
       <w:tr>
         <w:trPr>
-          <w:trHeight w:val="300"/>
+          <w:trHeight w:val="263"/>
         </w:trPr>
         <w:tc>
           <w:tcPr>
-            <w:tcW w:w="765" w:type="dxa"/>
+            <w:tcW w:w="711" w:type="dxa"/>
             <w:shd w:val="clear" w:color="auto" w:fill="D9E1F2"/>
             <w:tcMar>
               <w:top w:w="15" w:type="dxa"/>
@@ -5494,7 +5317,7 @@
         </w:tc>
         <w:tc>
           <w:tcPr>
-            <w:tcW w:w="1500" w:type="dxa"/>
+            <w:tcW w:w="1395" w:type="dxa"/>
             <w:shd w:val="clear" w:color="auto" w:fill="D9E1F2"/>
             <w:tcMar>
               <w:top w:w="15" w:type="dxa"/>
@@ -5517,7 +5340,7 @@
         </w:tc>
         <w:tc>
           <w:tcPr>
-            <w:tcW w:w="1380" w:type="dxa"/>
+            <w:tcW w:w="1283" w:type="dxa"/>
             <w:shd w:val="clear" w:color="auto" w:fill="D9E1F2"/>
             <w:tcMar>
               <w:top w:w="15" w:type="dxa"/>
@@ -5540,7 +5363,7 @@
         </w:tc>
         <w:tc>
           <w:tcPr>
-            <w:tcW w:w="1360" w:type="dxa"/>
+            <w:tcW w:w="1266" w:type="dxa"/>
             <w:shd w:val="clear" w:color="auto" w:fill="D9E1F2"/>
             <w:tcMar>
               <w:top w:w="15" w:type="dxa"/>
@@ -5564,11 +5387,11 @@
       </w:tr>
       <w:tr>
         <w:trPr>
-          <w:trHeight w:val="300"/>
+          <w:trHeight w:val="263"/>
         </w:trPr>
         <w:tc>
           <w:tcPr>
-            <w:tcW w:w="765" w:type="dxa"/>
+            <w:tcW w:w="711" w:type="dxa"/>
             <w:tcMar>
               <w:top w:w="15" w:type="dxa"/>
               <w:left w:w="15" w:type="dxa"/>
@@ -5590,7 +5413,7 @@
         </w:tc>
         <w:tc>
           <w:tcPr>
-            <w:tcW w:w="1500" w:type="dxa"/>
+            <w:tcW w:w="1395" w:type="dxa"/>
             <w:tcMar>
               <w:top w:w="15" w:type="dxa"/>
               <w:left w:w="15" w:type="dxa"/>
@@ -5612,7 +5435,7 @@
         </w:tc>
         <w:tc>
           <w:tcPr>
-            <w:tcW w:w="1380" w:type="dxa"/>
+            <w:tcW w:w="1283" w:type="dxa"/>
             <w:tcMar>
               <w:top w:w="15" w:type="dxa"/>
               <w:left w:w="15" w:type="dxa"/>
@@ -5634,7 +5457,7 @@
         </w:tc>
         <w:tc>
           <w:tcPr>
-            <w:tcW w:w="1360" w:type="dxa"/>
+            <w:tcW w:w="1266" w:type="dxa"/>
             <w:tcMar>
               <w:top w:w="15" w:type="dxa"/>
               <w:left w:w="15" w:type="dxa"/>
@@ -5688,6 +5511,8 @@
     <w:p>
       <w:pPr>
         <w:rPr>
+          <w:i/>
+          <w:iCs/>
           <w:noProof/>
           <w:lang w:val="en-IN"/>
         </w:rPr>
@@ -5697,9 +5522,9 @@
           <w:noProof/>
         </w:rPr>
         <w:drawing>
-          <wp:inline distT="0" distB="0" distL="0" distR="0" wp14:anchorId="070320D6" wp14:editId="4C9C7FFC">
-            <wp:extent cx="3076606" cy="2773680"/>
-            <wp:effectExtent l="0" t="0" r="9525" b="7620"/>
+          <wp:inline distT="0" distB="0" distL="0" distR="0" wp14:anchorId="070320D6" wp14:editId="509F23D4">
+            <wp:extent cx="2628900" cy="2370056"/>
+            <wp:effectExtent l="0" t="0" r="0" b="0"/>
             <wp:docPr id="1302132130" name="Picture 1302132130"/>
             <wp:cNvGraphicFramePr>
               <a:graphicFrameLocks xmlns:a="http://schemas.openxmlformats.org/drawingml/2006/main" noChangeAspect="1"/>
@@ -5712,7 +5537,7 @@
                     <pic:cNvPicPr/>
                   </pic:nvPicPr>
                   <pic:blipFill>
-                    <a:blip r:embed="rId25">
+                    <a:blip r:embed="rId27" cstate="print">
                       <a:extLst>
                         <a:ext uri="{28A0092B-C50C-407E-A947-70E740481C1C}">
                           <a14:useLocalDpi xmlns:a14="http://schemas.microsoft.com/office/drawing/2010/main" val="0"/>
@@ -5726,7 +5551,7 @@
                   <pic:spPr>
                     <a:xfrm>
                       <a:off x="0" y="0"/>
-                      <a:ext cx="3079520" cy="2776307"/>
+                      <a:ext cx="2628900" cy="2370056"/>
                     </a:xfrm>
                     <a:prstGeom prst="rect">
                       <a:avLst/>
@@ -5738,6 +5563,14 @@
           </wp:inline>
         </w:drawing>
       </w:r>
+    </w:p>
+    <w:p>
+      <w:pPr>
+        <w:rPr>
+          <w:noProof/>
+          <w:lang w:val="en-IN"/>
+        </w:rPr>
+      </w:pPr>
       <w:r>
         <w:rPr>
           <w:i/>
@@ -5774,19 +5607,19 @@
         <w:tblLook w:val="06A0" w:firstRow="1" w:lastRow="0" w:firstColumn="1" w:lastColumn="0" w:noHBand="1" w:noVBand="1"/>
       </w:tblPr>
       <w:tblGrid>
-        <w:gridCol w:w="613"/>
-        <w:gridCol w:w="1576"/>
-        <w:gridCol w:w="1129"/>
-        <w:gridCol w:w="1285"/>
+        <w:gridCol w:w="564"/>
+        <w:gridCol w:w="1452"/>
+        <w:gridCol w:w="1040"/>
+        <w:gridCol w:w="1188"/>
       </w:tblGrid>
       <w:tr>
         <w:trPr>
-          <w:trHeight w:val="329"/>
+          <w:trHeight w:val="287"/>
           <w:jc w:val="center"/>
         </w:trPr>
         <w:tc>
           <w:tcPr>
-            <w:tcW w:w="4603" w:type="dxa"/>
+            <w:tcW w:w="4244" w:type="dxa"/>
             <w:gridSpan w:val="4"/>
             <w:shd w:val="clear" w:color="auto" w:fill="FFFF00"/>
             <w:tcMar>
@@ -5813,12 +5646,12 @@
       </w:tr>
       <w:tr>
         <w:trPr>
-          <w:trHeight w:val="676"/>
+          <w:trHeight w:val="591"/>
           <w:jc w:val="center"/>
         </w:trPr>
         <w:tc>
           <w:tcPr>
-            <w:tcW w:w="613" w:type="dxa"/>
+            <w:tcW w:w="564" w:type="dxa"/>
             <w:shd w:val="clear" w:color="auto" w:fill="4472C4" w:themeFill="accent1"/>
             <w:tcMar>
               <w:top w:w="15" w:type="dxa"/>
@@ -5843,7 +5676,7 @@
         </w:tc>
         <w:tc>
           <w:tcPr>
-            <w:tcW w:w="1576" w:type="dxa"/>
+            <w:tcW w:w="1452" w:type="dxa"/>
             <w:shd w:val="clear" w:color="auto" w:fill="4472C4" w:themeFill="accent1"/>
             <w:tcMar>
               <w:top w:w="15" w:type="dxa"/>
@@ -5868,7 +5701,7 @@
         </w:tc>
         <w:tc>
           <w:tcPr>
-            <w:tcW w:w="1129" w:type="dxa"/>
+            <w:tcW w:w="1040" w:type="dxa"/>
             <w:shd w:val="clear" w:color="auto" w:fill="4472C4" w:themeFill="accent1"/>
             <w:tcMar>
               <w:top w:w="15" w:type="dxa"/>
@@ -5893,7 +5726,7 @@
         </w:tc>
         <w:tc>
           <w:tcPr>
-            <w:tcW w:w="1284" w:type="dxa"/>
+            <w:tcW w:w="1186" w:type="dxa"/>
             <w:shd w:val="clear" w:color="auto" w:fill="4472C4" w:themeFill="accent1"/>
             <w:tcMar>
               <w:top w:w="15" w:type="dxa"/>
@@ -5919,12 +5752,12 @@
       </w:tr>
       <w:tr>
         <w:trPr>
-          <w:trHeight w:val="329"/>
+          <w:trHeight w:val="287"/>
           <w:jc w:val="center"/>
         </w:trPr>
         <w:tc>
           <w:tcPr>
-            <w:tcW w:w="613" w:type="dxa"/>
+            <w:tcW w:w="564" w:type="dxa"/>
             <w:shd w:val="clear" w:color="auto" w:fill="D9E1F2"/>
             <w:tcMar>
               <w:top w:w="15" w:type="dxa"/>
@@ -5947,7 +5780,7 @@
         </w:tc>
         <w:tc>
           <w:tcPr>
-            <w:tcW w:w="1576" w:type="dxa"/>
+            <w:tcW w:w="1452" w:type="dxa"/>
             <w:shd w:val="clear" w:color="auto" w:fill="D9E1F2"/>
             <w:tcMar>
               <w:top w:w="15" w:type="dxa"/>
@@ -5970,7 +5803,7 @@
         </w:tc>
         <w:tc>
           <w:tcPr>
-            <w:tcW w:w="1129" w:type="dxa"/>
+            <w:tcW w:w="1040" w:type="dxa"/>
             <w:shd w:val="clear" w:color="auto" w:fill="D9E1F2"/>
             <w:tcMar>
               <w:top w:w="15" w:type="dxa"/>
@@ -5993,7 +5826,7 @@
         </w:tc>
         <w:tc>
           <w:tcPr>
-            <w:tcW w:w="1284" w:type="dxa"/>
+            <w:tcW w:w="1186" w:type="dxa"/>
             <w:shd w:val="clear" w:color="auto" w:fill="D9E1F2"/>
             <w:tcMar>
               <w:top w:w="15" w:type="dxa"/>
@@ -6017,12 +5850,12 @@
       </w:tr>
       <w:tr>
         <w:trPr>
-          <w:trHeight w:val="329"/>
+          <w:trHeight w:val="287"/>
           <w:jc w:val="center"/>
         </w:trPr>
         <w:tc>
           <w:tcPr>
-            <w:tcW w:w="613" w:type="dxa"/>
+            <w:tcW w:w="564" w:type="dxa"/>
             <w:tcMar>
               <w:top w:w="15" w:type="dxa"/>
               <w:left w:w="15" w:type="dxa"/>
@@ -6044,7 +5877,7 @@
         </w:tc>
         <w:tc>
           <w:tcPr>
-            <w:tcW w:w="1576" w:type="dxa"/>
+            <w:tcW w:w="1452" w:type="dxa"/>
             <w:tcMar>
               <w:top w:w="15" w:type="dxa"/>
               <w:left w:w="15" w:type="dxa"/>
@@ -6066,7 +5899,7 @@
         </w:tc>
         <w:tc>
           <w:tcPr>
-            <w:tcW w:w="1129" w:type="dxa"/>
+            <w:tcW w:w="1040" w:type="dxa"/>
             <w:tcMar>
               <w:top w:w="15" w:type="dxa"/>
               <w:left w:w="15" w:type="dxa"/>
@@ -6088,7 +5921,7 @@
         </w:tc>
         <w:tc>
           <w:tcPr>
-            <w:tcW w:w="1284" w:type="dxa"/>
+            <w:tcW w:w="1186" w:type="dxa"/>
             <w:tcMar>
               <w:top w:w="15" w:type="dxa"/>
               <w:left w:w="15" w:type="dxa"/>
@@ -6111,12 +5944,12 @@
       </w:tr>
       <w:tr>
         <w:trPr>
-          <w:trHeight w:val="329"/>
+          <w:trHeight w:val="287"/>
           <w:jc w:val="center"/>
         </w:trPr>
         <w:tc>
           <w:tcPr>
-            <w:tcW w:w="613" w:type="dxa"/>
+            <w:tcW w:w="564" w:type="dxa"/>
             <w:shd w:val="clear" w:color="auto" w:fill="D9E1F2"/>
             <w:tcMar>
               <w:top w:w="15" w:type="dxa"/>
@@ -6139,7 +5972,7 @@
         </w:tc>
         <w:tc>
           <w:tcPr>
-            <w:tcW w:w="1576" w:type="dxa"/>
+            <w:tcW w:w="1452" w:type="dxa"/>
             <w:shd w:val="clear" w:color="auto" w:fill="D9E1F2"/>
             <w:tcMar>
               <w:top w:w="15" w:type="dxa"/>
@@ -6162,7 +5995,7 @@
         </w:tc>
         <w:tc>
           <w:tcPr>
-            <w:tcW w:w="1129" w:type="dxa"/>
+            <w:tcW w:w="1040" w:type="dxa"/>
             <w:shd w:val="clear" w:color="auto" w:fill="D9E1F2"/>
             <w:tcMar>
               <w:top w:w="15" w:type="dxa"/>
@@ -6185,7 +6018,7 @@
         </w:tc>
         <w:tc>
           <w:tcPr>
-            <w:tcW w:w="1284" w:type="dxa"/>
+            <w:tcW w:w="1186" w:type="dxa"/>
             <w:shd w:val="clear" w:color="auto" w:fill="D9E1F2"/>
             <w:tcMar>
               <w:top w:w="15" w:type="dxa"/>
@@ -6209,12 +6042,12 @@
       </w:tr>
       <w:tr>
         <w:trPr>
-          <w:trHeight w:val="329"/>
+          <w:trHeight w:val="287"/>
           <w:jc w:val="center"/>
         </w:trPr>
         <w:tc>
           <w:tcPr>
-            <w:tcW w:w="613" w:type="dxa"/>
+            <w:tcW w:w="564" w:type="dxa"/>
             <w:tcMar>
               <w:top w:w="15" w:type="dxa"/>
               <w:left w:w="15" w:type="dxa"/>
@@ -6236,7 +6069,7 @@
         </w:tc>
         <w:tc>
           <w:tcPr>
-            <w:tcW w:w="1576" w:type="dxa"/>
+            <w:tcW w:w="1452" w:type="dxa"/>
             <w:tcMar>
               <w:top w:w="15" w:type="dxa"/>
               <w:left w:w="15" w:type="dxa"/>
@@ -6258,7 +6091,7 @@
         </w:tc>
         <w:tc>
           <w:tcPr>
-            <w:tcW w:w="1129" w:type="dxa"/>
+            <w:tcW w:w="1040" w:type="dxa"/>
             <w:tcMar>
               <w:top w:w="15" w:type="dxa"/>
               <w:left w:w="15" w:type="dxa"/>
@@ -6280,7 +6113,7 @@
         </w:tc>
         <w:tc>
           <w:tcPr>
-            <w:tcW w:w="1284" w:type="dxa"/>
+            <w:tcW w:w="1186" w:type="dxa"/>
             <w:tcMar>
               <w:top w:w="15" w:type="dxa"/>
               <w:left w:w="15" w:type="dxa"/>
@@ -6332,14 +6165,20 @@
       </w:pPr>
     </w:p>
     <w:p>
+      <w:pPr>
+        <w:rPr>
+          <w:i/>
+          <w:iCs/>
+        </w:rPr>
+      </w:pPr>
       <w:r>
         <w:rPr>
           <w:noProof/>
         </w:rPr>
         <w:drawing>
-          <wp:inline distT="0" distB="0" distL="0" distR="0" wp14:anchorId="2B804644" wp14:editId="4E5C1CEB">
-            <wp:extent cx="3042798" cy="2743200"/>
-            <wp:effectExtent l="0" t="0" r="0" b="0"/>
+          <wp:inline distT="0" distB="0" distL="0" distR="0" wp14:anchorId="2B804644" wp14:editId="6A6F7317">
+            <wp:extent cx="2697480" cy="2431883"/>
+            <wp:effectExtent l="0" t="0" r="7620" b="6985"/>
             <wp:docPr id="1105751143" name="Picture 1105751143"/>
             <wp:cNvGraphicFramePr>
               <a:graphicFrameLocks xmlns:a="http://schemas.openxmlformats.org/drawingml/2006/main" noChangeAspect="1"/>
@@ -6352,7 +6191,257 @@
                     <pic:cNvPicPr/>
                   </pic:nvPicPr>
                   <pic:blipFill>
-                    <a:blip r:embed="rId26">
+                    <a:blip r:embed="rId28" cstate="print">
+                      <a:extLst>
+                        <a:ext uri="{28A0092B-C50C-407E-A947-70E740481C1C}">
+                          <a14:useLocalDpi xmlns:a14="http://schemas.microsoft.com/office/drawing/2010/main" val="0"/>
+                        </a:ext>
+                      </a:extLst>
+                    </a:blip>
+                    <a:stretch>
+                      <a:fillRect/>
+                    </a:stretch>
+                  </pic:blipFill>
+                  <pic:spPr>
+                    <a:xfrm>
+                      <a:off x="0" y="0"/>
+                      <a:ext cx="2710970" cy="2444044"/>
+                    </a:xfrm>
+                    <a:prstGeom prst="rect">
+                      <a:avLst/>
+                    </a:prstGeom>
+                  </pic:spPr>
+                </pic:pic>
+              </a:graphicData>
+            </a:graphic>
+          </wp:inline>
+        </w:drawing>
+      </w:r>
+    </w:p>
+    <w:p>
+      <w:r>
+        <w:rPr>
+          <w:i/>
+          <w:iCs/>
+        </w:rPr>
+        <w:t>Fig. 5: HTM reconstruction plot for test data</w:t>
+      </w:r>
+    </w:p>
+    <w:p>
+      <w:pPr>
+        <w:pStyle w:val="Figure"/>
+        <w:jc w:val="center"/>
+        <w:rPr>
+          <w:i/>
+          <w:iCs/>
+          <w:sz w:val="20"/>
+        </w:rPr>
+      </w:pPr>
+    </w:p>
+    <w:p>
+      <w:pPr>
+        <w:pStyle w:val="Heading3"/>
+        <w:spacing w:line="240" w:lineRule="auto"/>
+        <w:rPr>
+          <w:b/>
+          <w:bCs/>
+          <w:sz w:val="22"/>
+          <w:szCs w:val="22"/>
+          <w:lang w:val="en-IN"/>
+        </w:rPr>
+      </w:pPr>
+      <w:r>
+        <w:rPr>
+          <w:b/>
+          <w:bCs/>
+          <w:sz w:val="22"/>
+          <w:szCs w:val="22"/>
+          <w:lang w:val="en-IN"/>
+        </w:rPr>
+        <w:t>Similarity Comparison</w:t>
+      </w:r>
+    </w:p>
+    <w:p>
+      <w:pPr>
+        <w:jc w:val="both"/>
+        <w:rPr>
+          <w:noProof/>
+          <w:lang w:val="en-IN"/>
+        </w:rPr>
+      </w:pPr>
+      <w:r>
+        <w:rPr>
+          <w:noProof/>
+          <w:lang w:val="en-IN"/>
+        </w:rPr>
+        <w:t>Fig</w:t>
+      </w:r>
+      <w:r>
+        <w:rPr>
+          <w:noProof/>
+          <w:lang w:val="en-IN"/>
+        </w:rPr>
+        <w:t>.</w:t>
+      </w:r>
+      <w:r>
+        <w:rPr>
+          <w:noProof/>
+          <w:lang w:val="en-IN"/>
+        </w:rPr>
+        <w:t xml:space="preserve"> 6 highlights HTM’s advantage over KNN, with higher similarity peaks (e.g., inputs 1, 3, 13). For instance, HTM achieved much better similarity at lower inputs compared to KNN demonstrating its robustness in reconstructing complex patterns.</w:t>
+      </w:r>
+    </w:p>
+    <w:p>
+      <w:pPr>
+        <w:rPr>
+          <w:rStyle w:val="FigureChar"/>
+          <w:i/>
+          <w:iCs/>
+          <w:sz w:val="20"/>
+          <w:lang w:val="en-IN"/>
+        </w:rPr>
+      </w:pPr>
+      <w:r>
+        <w:rPr>
+          <w:noProof/>
+        </w:rPr>
+        <w:drawing>
+          <wp:inline distT="0" distB="0" distL="0" distR="0" wp14:anchorId="3435DE73" wp14:editId="32767861">
+            <wp:extent cx="3008990" cy="2712720"/>
+            <wp:effectExtent l="0" t="0" r="1270" b="0"/>
+            <wp:docPr id="1291357308" name="Picture 1291357308"/>
+            <wp:cNvGraphicFramePr>
+              <a:graphicFrameLocks xmlns:a="http://schemas.openxmlformats.org/drawingml/2006/main" noChangeAspect="1"/>
+            </wp:cNvGraphicFramePr>
+            <a:graphic xmlns:a="http://schemas.openxmlformats.org/drawingml/2006/main">
+              <a:graphicData uri="http://schemas.openxmlformats.org/drawingml/2006/picture">
+                <pic:pic xmlns:pic="http://schemas.openxmlformats.org/drawingml/2006/picture">
+                  <pic:nvPicPr>
+                    <pic:cNvPr id="0" name=""/>
+                    <pic:cNvPicPr/>
+                  </pic:nvPicPr>
+                  <pic:blipFill>
+                    <a:blip r:embed="rId29">
+                      <a:extLst>
+                        <a:ext uri="{28A0092B-C50C-407E-A947-70E740481C1C}">
+                          <a14:useLocalDpi xmlns:a14="http://schemas.microsoft.com/office/drawing/2010/main" val="0"/>
+                        </a:ext>
+                      </a:extLst>
+                    </a:blip>
+                    <a:stretch>
+                      <a:fillRect/>
+                    </a:stretch>
+                  </pic:blipFill>
+                  <pic:spPr>
+                    <a:xfrm>
+                      <a:off x="0" y="0"/>
+                      <a:ext cx="3015524" cy="2718610"/>
+                    </a:xfrm>
+                    <a:prstGeom prst="rect">
+                      <a:avLst/>
+                    </a:prstGeom>
+                  </pic:spPr>
+                </pic:pic>
+              </a:graphicData>
+            </a:graphic>
+          </wp:inline>
+        </w:drawing>
+      </w:r>
+      <w:r>
+        <w:rPr>
+          <w:rStyle w:val="FigureChar"/>
+          <w:i/>
+          <w:iCs/>
+          <w:sz w:val="20"/>
+          <w:lang w:val="en-IN"/>
+        </w:rPr>
+        <w:t>Fig. 6:  Similarity plot for test data (case 1)</w:t>
+      </w:r>
+    </w:p>
+    <w:p>
+      <w:pPr>
+        <w:rPr>
+          <w:rStyle w:val="FigureChar"/>
+          <w:i/>
+          <w:iCs/>
+          <w:sz w:val="20"/>
+          <w:lang w:val="en-IN"/>
+        </w:rPr>
+      </w:pPr>
+    </w:p>
+    <w:p>
+      <w:pPr>
+        <w:jc w:val="both"/>
+        <w:rPr>
+          <w:noProof/>
+          <w:lang w:val="en-IN"/>
+        </w:rPr>
+      </w:pPr>
+      <w:r>
+        <w:rPr>
+          <w:noProof/>
+          <w:lang w:val="en-IN"/>
+        </w:rPr>
+        <w:t>Fig</w:t>
+      </w:r>
+      <w:r>
+        <w:rPr>
+          <w:noProof/>
+          <w:lang w:val="en-IN"/>
+        </w:rPr>
+        <w:t>.</w:t>
+      </w:r>
+      <w:r>
+        <w:rPr>
+          <w:noProof/>
+          <w:lang w:val="en-IN"/>
+        </w:rPr>
+        <w:t xml:space="preserve"> 7 confirms both classifiers achieved 100% similarity on training data, reinforcing their memorization capability.</w:t>
+      </w:r>
+    </w:p>
+    <w:p>
+      <w:pPr>
+        <w:jc w:val="left"/>
+        <w:rPr>
+          <w:rStyle w:val="FigureChar"/>
+          <w:i/>
+          <w:iCs/>
+          <w:sz w:val="20"/>
+          <w:lang w:val="en-IN"/>
+        </w:rPr>
+      </w:pPr>
+    </w:p>
+    <w:p>
+      <w:pPr>
+        <w:rPr>
+          <w:rStyle w:val="FigureChar"/>
+          <w:i/>
+          <w:iCs/>
+          <w:sz w:val="20"/>
+          <w:lang w:val="en-IN"/>
+        </w:rPr>
+      </w:pPr>
+      <w:r>
+        <w:rPr>
+          <w:noProof/>
+        </w:rPr>
+        <w:drawing>
+          <wp:inline distT="0" distB="0" distL="0" distR="0" wp14:anchorId="4F3F3391" wp14:editId="2F74AA2B">
+            <wp:extent cx="3042798" cy="2743200"/>
+            <wp:effectExtent l="0" t="0" r="0" b="0"/>
+            <wp:docPr id="240115355" name="Picture 240115355"/>
+            <wp:cNvGraphicFramePr>
+              <a:graphicFrameLocks xmlns:a="http://schemas.openxmlformats.org/drawingml/2006/main" noChangeAspect="1"/>
+            </wp:cNvGraphicFramePr>
+            <a:graphic xmlns:a="http://schemas.openxmlformats.org/drawingml/2006/main">
+              <a:graphicData uri="http://schemas.openxmlformats.org/drawingml/2006/picture">
+                <pic:pic xmlns:pic="http://schemas.openxmlformats.org/drawingml/2006/picture">
+                  <pic:nvPicPr>
+                    <pic:cNvPr id="0" name=""/>
+                    <pic:cNvPicPr/>
+                  </pic:nvPicPr>
+                  <pic:blipFill>
+                    <a:blip r:embed="rId30">
                       <a:extLst>
                         <a:ext uri="{28A0092B-C50C-407E-A947-70E740481C1C}">
                           <a14:useLocalDpi xmlns:a14="http://schemas.microsoft.com/office/drawing/2010/main" val="0"/>
@@ -6378,37 +6467,18 @@
           </wp:inline>
         </w:drawing>
       </w:r>
-    </w:p>
-    <w:p>
-      <w:pPr>
-        <w:pStyle w:val="Figure"/>
-        <w:jc w:val="center"/>
-        <w:rPr>
+      <w:r>
+        <w:rPr>
+          <w:rStyle w:val="FigureChar"/>
           <w:i/>
           <w:iCs/>
           <w:sz w:val="20"/>
-        </w:rPr>
-      </w:pPr>
-      <w:r>
-        <w:rPr>
-          <w:i/>
-          <w:iCs/>
-          <w:sz w:val="20"/>
-        </w:rPr>
-        <w:t>Fig. 5: HTM reconstruction plot for test data</w:t>
-      </w:r>
-    </w:p>
-    <w:p>
-      <w:pPr>
-        <w:pStyle w:val="Figure"/>
-        <w:jc w:val="center"/>
-        <w:rPr>
-          <w:i/>
-          <w:iCs/>
-          <w:sz w:val="20"/>
-        </w:rPr>
-      </w:pPr>
-    </w:p>
+          <w:lang w:val="en-IN"/>
+        </w:rPr>
+        <w:t>Fig. 7:  Similarity plot for train data (case 1)</w:t>
+      </w:r>
+    </w:p>
+    <w:p/>
     <w:p>
       <w:pPr>
         <w:pStyle w:val="Heading3"/>
@@ -6429,235 +6499,6 @@
           <w:szCs w:val="22"/>
           <w:lang w:val="en-IN"/>
         </w:rPr>
-        <w:t>Similarity Comparison</w:t>
-      </w:r>
-    </w:p>
-    <w:p>
-      <w:pPr>
-        <w:jc w:val="both"/>
-        <w:rPr>
-          <w:noProof/>
-          <w:lang w:val="en-IN"/>
-        </w:rPr>
-      </w:pPr>
-      <w:r>
-        <w:rPr>
-          <w:noProof/>
-          <w:lang w:val="en-IN"/>
-        </w:rPr>
-        <w:t>Figure 6 highlights HTM’s advantage over KNN, with higher similarity peaks (e.g., inputs 1, 3, 13). For instance, HTM achieved much better similarity at lower inputs compared to KNN demonstrating its robustness in reconstructing complex patterns.</w:t>
-      </w:r>
-    </w:p>
-    <w:p>
-      <w:pPr>
-        <w:jc w:val="both"/>
-        <w:rPr>
-          <w:noProof/>
-          <w:lang w:val="en-IN"/>
-        </w:rPr>
-      </w:pPr>
-    </w:p>
-    <w:p>
-      <w:pPr>
-        <w:rPr>
-          <w:rStyle w:val="FigureChar"/>
-          <w:i/>
-          <w:iCs/>
-          <w:sz w:val="20"/>
-          <w:lang w:val="en-IN"/>
-        </w:rPr>
-      </w:pPr>
-      <w:r>
-        <w:rPr>
-          <w:noProof/>
-          <w:lang w:val="en-IN"/>
-        </w:rPr>
-        <w:t> </w:t>
-      </w:r>
-      <w:r>
-        <w:rPr>
-          <w:noProof/>
-        </w:rPr>
-        <w:drawing>
-          <wp:inline distT="0" distB="0" distL="0" distR="0" wp14:anchorId="3435DE73" wp14:editId="4DDE130B">
-            <wp:extent cx="3144224" cy="2834640"/>
-            <wp:effectExtent l="0" t="0" r="0" b="3810"/>
-            <wp:docPr id="1291357308" name="Picture 1291357308"/>
-            <wp:cNvGraphicFramePr>
-              <a:graphicFrameLocks xmlns:a="http://schemas.openxmlformats.org/drawingml/2006/main" noChangeAspect="1"/>
-            </wp:cNvGraphicFramePr>
-            <a:graphic xmlns:a="http://schemas.openxmlformats.org/drawingml/2006/main">
-              <a:graphicData uri="http://schemas.openxmlformats.org/drawingml/2006/picture">
-                <pic:pic xmlns:pic="http://schemas.openxmlformats.org/drawingml/2006/picture">
-                  <pic:nvPicPr>
-                    <pic:cNvPr id="0" name=""/>
-                    <pic:cNvPicPr/>
-                  </pic:nvPicPr>
-                  <pic:blipFill>
-                    <a:blip r:embed="rId27">
-                      <a:extLst>
-                        <a:ext uri="{28A0092B-C50C-407E-A947-70E740481C1C}">
-                          <a14:useLocalDpi xmlns:a14="http://schemas.microsoft.com/office/drawing/2010/main" val="0"/>
-                        </a:ext>
-                      </a:extLst>
-                    </a:blip>
-                    <a:stretch>
-                      <a:fillRect/>
-                    </a:stretch>
-                  </pic:blipFill>
-                  <pic:spPr>
-                    <a:xfrm>
-                      <a:off x="0" y="0"/>
-                      <a:ext cx="3146498" cy="2836690"/>
-                    </a:xfrm>
-                    <a:prstGeom prst="rect">
-                      <a:avLst/>
-                    </a:prstGeom>
-                  </pic:spPr>
-                </pic:pic>
-              </a:graphicData>
-            </a:graphic>
-          </wp:inline>
-        </w:drawing>
-      </w:r>
-      <w:r>
-        <w:rPr>
-          <w:rStyle w:val="FigureChar"/>
-          <w:i/>
-          <w:iCs/>
-          <w:sz w:val="20"/>
-          <w:lang w:val="en-IN"/>
-        </w:rPr>
-        <w:t>Fig. 6:  Similarity plot for test data (case 1)</w:t>
-      </w:r>
-    </w:p>
-    <w:p>
-      <w:pPr>
-        <w:rPr>
-          <w:rStyle w:val="FigureChar"/>
-          <w:i/>
-          <w:iCs/>
-          <w:sz w:val="20"/>
-          <w:lang w:val="en-IN"/>
-        </w:rPr>
-      </w:pPr>
-    </w:p>
-    <w:p>
-      <w:pPr>
-        <w:jc w:val="both"/>
-        <w:rPr>
-          <w:noProof/>
-          <w:lang w:val="en-IN"/>
-        </w:rPr>
-      </w:pPr>
-      <w:r>
-        <w:rPr>
-          <w:noProof/>
-          <w:lang w:val="en-IN"/>
-        </w:rPr>
-        <w:t>Figure 7 confirms both classifiers achieved 100% similarity on training data, reinforcing their memorization capability.</w:t>
-      </w:r>
-    </w:p>
-    <w:p>
-      <w:pPr>
-        <w:jc w:val="left"/>
-        <w:rPr>
-          <w:rStyle w:val="FigureChar"/>
-          <w:i/>
-          <w:iCs/>
-          <w:sz w:val="20"/>
-          <w:lang w:val="en-IN"/>
-        </w:rPr>
-      </w:pPr>
-    </w:p>
-    <w:p>
-      <w:pPr>
-        <w:rPr>
-          <w:rStyle w:val="FigureChar"/>
-          <w:i/>
-          <w:iCs/>
-          <w:sz w:val="20"/>
-          <w:lang w:val="en-IN"/>
-        </w:rPr>
-      </w:pPr>
-      <w:r>
-        <w:rPr>
-          <w:noProof/>
-        </w:rPr>
-        <w:drawing>
-          <wp:inline distT="0" distB="0" distL="0" distR="0" wp14:anchorId="4F3F3391" wp14:editId="2F74AA2B">
-            <wp:extent cx="3042798" cy="2743200"/>
-            <wp:effectExtent l="0" t="0" r="0" b="0"/>
-            <wp:docPr id="240115355" name="Picture 240115355"/>
-            <wp:cNvGraphicFramePr>
-              <a:graphicFrameLocks xmlns:a="http://schemas.openxmlformats.org/drawingml/2006/main" noChangeAspect="1"/>
-            </wp:cNvGraphicFramePr>
-            <a:graphic xmlns:a="http://schemas.openxmlformats.org/drawingml/2006/main">
-              <a:graphicData uri="http://schemas.openxmlformats.org/drawingml/2006/picture">
-                <pic:pic xmlns:pic="http://schemas.openxmlformats.org/drawingml/2006/picture">
-                  <pic:nvPicPr>
-                    <pic:cNvPr id="0" name=""/>
-                    <pic:cNvPicPr/>
-                  </pic:nvPicPr>
-                  <pic:blipFill>
-                    <a:blip r:embed="rId28">
-                      <a:extLst>
-                        <a:ext uri="{28A0092B-C50C-407E-A947-70E740481C1C}">
-                          <a14:useLocalDpi xmlns:a14="http://schemas.microsoft.com/office/drawing/2010/main" val="0"/>
-                        </a:ext>
-                      </a:extLst>
-                    </a:blip>
-                    <a:stretch>
-                      <a:fillRect/>
-                    </a:stretch>
-                  </pic:blipFill>
-                  <pic:spPr>
-                    <a:xfrm>
-                      <a:off x="0" y="0"/>
-                      <a:ext cx="3042798" cy="2743200"/>
-                    </a:xfrm>
-                    <a:prstGeom prst="rect">
-                      <a:avLst/>
-                    </a:prstGeom>
-                  </pic:spPr>
-                </pic:pic>
-              </a:graphicData>
-            </a:graphic>
-          </wp:inline>
-        </w:drawing>
-      </w:r>
-      <w:r>
-        <w:rPr>
-          <w:rStyle w:val="FigureChar"/>
-          <w:i/>
-          <w:iCs/>
-          <w:sz w:val="20"/>
-          <w:lang w:val="en-IN"/>
-        </w:rPr>
-        <w:t>Fig. 7:  Similarity plot for train data (case 1)</w:t>
-      </w:r>
-    </w:p>
-    <w:p/>
-    <w:p>
-      <w:pPr>
-        <w:pStyle w:val="Heading3"/>
-        <w:spacing w:line="240" w:lineRule="auto"/>
-        <w:rPr>
-          <w:b/>
-          <w:bCs/>
-          <w:sz w:val="22"/>
-          <w:szCs w:val="22"/>
-          <w:lang w:val="en-IN"/>
-        </w:rPr>
-      </w:pPr>
-      <w:r>
-        <w:rPr>
-          <w:b/>
-          <w:bCs/>
-          <w:sz w:val="22"/>
-          <w:szCs w:val="22"/>
-          <w:lang w:val="en-IN"/>
-        </w:rPr>
         <w:t>Training Data Reconstruction</w:t>
       </w:r>
     </w:p>
@@ -6673,35 +6514,38 @@
         <w:rPr>
           <w:lang w:val="en-IN"/>
         </w:rPr>
-        <w:t>Both the HTM and KNN classifiers achieved perfect reconstruction accuracy (100% similarity) on the training dataset (80% split), as demonstrated in Table 3 and Figure 8 for KNN and Table 4 and Figure 9 for HTM respectively. Predictions align perfectly with the input values along the diagonal, indicating robust memorization of training patterns. This performance, however, highlights a potential risk of overfitting, where models excel on known data but struggle with generalization.</w:t>
-      </w:r>
-    </w:p>
-    <w:p>
-      <w:pPr>
-        <w:spacing w:after="160"/>
-        <w:jc w:val="both"/>
+        <w:t>Both the HTM and KNN classifiers achieved perfect reconstruction accuracy (100% similarity) on the training dataset (80% split), as demonstrated in Table 3 and Fig</w:t>
+      </w:r>
+      <w:r>
         <w:rPr>
           <w:lang w:val="en-IN"/>
         </w:rPr>
-      </w:pPr>
-    </w:p>
-    <w:p>
-      <w:pPr>
-        <w:spacing w:after="160"/>
-        <w:jc w:val="both"/>
+        <w:t>.</w:t>
+      </w:r>
+      <w:r>
         <w:rPr>
           <w:lang w:val="en-IN"/>
         </w:rPr>
-      </w:pPr>
-    </w:p>
-    <w:p>
-      <w:pPr>
-        <w:spacing w:after="160"/>
-        <w:jc w:val="both"/>
+        <w:t xml:space="preserve"> 8 for KNN and Table 4 and Fig</w:t>
+      </w:r>
+      <w:r>
         <w:rPr>
           <w:lang w:val="en-IN"/>
         </w:rPr>
-      </w:pPr>
+        <w:t>.</w:t>
+      </w:r>
+      <w:r>
+        <w:rPr>
+          <w:lang w:val="en-IN"/>
+        </w:rPr>
+        <w:t xml:space="preserve"> 9 for HTM respectively. Predictions align perfectly with the input values along the diagonal, indicating robust memorization of training patterns. This performance, however, highlights a potential risk of </w:t>
+      </w:r>
+      <w:r>
+        <w:rPr>
+          <w:lang w:val="en-IN"/>
+        </w:rPr>
+        <w:t>overfitting, where models excel on known data but struggle with generalization.</w:t>
+      </w:r>
     </w:p>
     <w:tbl>
       <w:tblPr>
@@ -8471,9 +8315,9 @@
           <w:noProof/>
         </w:rPr>
         <w:drawing>
-          <wp:inline distT="0" distB="0" distL="0" distR="0" wp14:anchorId="3719FD90" wp14:editId="14858D3A">
-            <wp:extent cx="3068154" cy="2766060"/>
-            <wp:effectExtent l="0" t="0" r="0" b="0"/>
+          <wp:inline distT="0" distB="0" distL="0" distR="0" wp14:anchorId="3719FD90" wp14:editId="1D6E0750">
+            <wp:extent cx="3000538" cy="2705100"/>
+            <wp:effectExtent l="0" t="0" r="9525" b="0"/>
             <wp:docPr id="687847641" name="Picture 687847641"/>
             <wp:cNvGraphicFramePr>
               <a:graphicFrameLocks xmlns:a="http://schemas.openxmlformats.org/drawingml/2006/main" noChangeAspect="1"/>
@@ -8486,7 +8330,7 @@
                     <pic:cNvPicPr/>
                   </pic:nvPicPr>
                   <pic:blipFill>
-                    <a:blip r:embed="rId29">
+                    <a:blip r:embed="rId31">
                       <a:extLst>
                         <a:ext uri="{28A0092B-C50C-407E-A947-70E740481C1C}">
                           <a14:useLocalDpi xmlns:a14="http://schemas.microsoft.com/office/drawing/2010/main" val="0"/>
@@ -8500,7 +8344,7 @@
                   <pic:spPr>
                     <a:xfrm>
                       <a:off x="0" y="0"/>
-                      <a:ext cx="3071529" cy="2769102"/>
+                      <a:ext cx="3008611" cy="2712379"/>
                     </a:xfrm>
                     <a:prstGeom prst="rect">
                       <a:avLst/>
@@ -8554,6 +8398,18 @@
         </w:rPr>
         <w:br w:type="column"/>
       </w:r>
+    </w:p>
+    <w:p>
+      <w:pPr>
+        <w:jc w:val="both"/>
+        <w:rPr>
+          <w:rStyle w:val="FigureChar"/>
+          <w:i/>
+          <w:iCs/>
+          <w:sz w:val="20"/>
+          <w:lang w:val="en-IN"/>
+        </w:rPr>
+      </w:pPr>
     </w:p>
     <w:tbl>
       <w:tblPr>
@@ -8571,19 +8427,19 @@
         <w:tblLook w:val="06A0" w:firstRow="1" w:lastRow="0" w:firstColumn="1" w:lastColumn="0" w:noHBand="1" w:noVBand="1"/>
       </w:tblPr>
       <w:tblGrid>
-        <w:gridCol w:w="583"/>
-        <w:gridCol w:w="1499"/>
-        <w:gridCol w:w="1073"/>
-        <w:gridCol w:w="1221"/>
+        <w:gridCol w:w="581"/>
+        <w:gridCol w:w="1494"/>
+        <w:gridCol w:w="1070"/>
+        <w:gridCol w:w="1219"/>
       </w:tblGrid>
       <w:tr>
         <w:trPr>
-          <w:trHeight w:val="276"/>
+          <w:trHeight w:val="274"/>
           <w:jc w:val="center"/>
         </w:trPr>
         <w:tc>
           <w:tcPr>
-            <w:tcW w:w="4376" w:type="dxa"/>
+            <w:tcW w:w="4364" w:type="dxa"/>
             <w:gridSpan w:val="4"/>
             <w:shd w:val="clear" w:color="auto" w:fill="FFFF00"/>
             <w:tcMar>
@@ -8610,12 +8466,12 @@
       </w:tr>
       <w:tr>
         <w:trPr>
-          <w:trHeight w:val="568"/>
+          <w:trHeight w:val="565"/>
           <w:jc w:val="center"/>
         </w:trPr>
         <w:tc>
           <w:tcPr>
-            <w:tcW w:w="583" w:type="dxa"/>
+            <w:tcW w:w="581" w:type="dxa"/>
             <w:shd w:val="clear" w:color="auto" w:fill="4472C4" w:themeFill="accent1"/>
             <w:tcMar>
               <w:top w:w="15" w:type="dxa"/>
@@ -8640,7 +8496,7 @@
         </w:tc>
         <w:tc>
           <w:tcPr>
-            <w:tcW w:w="1499" w:type="dxa"/>
+            <w:tcW w:w="1494" w:type="dxa"/>
             <w:shd w:val="clear" w:color="auto" w:fill="4472C4" w:themeFill="accent1"/>
             <w:tcMar>
               <w:top w:w="15" w:type="dxa"/>
@@ -8665,7 +8521,7 @@
         </w:tc>
         <w:tc>
           <w:tcPr>
-            <w:tcW w:w="1073" w:type="dxa"/>
+            <w:tcW w:w="1070" w:type="dxa"/>
             <w:shd w:val="clear" w:color="auto" w:fill="4472C4" w:themeFill="accent1"/>
             <w:tcMar>
               <w:top w:w="15" w:type="dxa"/>
@@ -8690,7 +8546,7 @@
         </w:tc>
         <w:tc>
           <w:tcPr>
-            <w:tcW w:w="1220" w:type="dxa"/>
+            <w:tcW w:w="1217" w:type="dxa"/>
             <w:shd w:val="clear" w:color="auto" w:fill="4472C4" w:themeFill="accent1"/>
             <w:tcMar>
               <w:top w:w="15" w:type="dxa"/>
@@ -8716,12 +8572,12 @@
       </w:tr>
       <w:tr>
         <w:trPr>
-          <w:trHeight w:val="276"/>
+          <w:trHeight w:val="274"/>
           <w:jc w:val="center"/>
         </w:trPr>
         <w:tc>
           <w:tcPr>
-            <w:tcW w:w="583" w:type="dxa"/>
+            <w:tcW w:w="581" w:type="dxa"/>
             <w:shd w:val="clear" w:color="auto" w:fill="D9E1F2"/>
             <w:tcMar>
               <w:top w:w="15" w:type="dxa"/>
@@ -8744,7 +8600,7 @@
         </w:tc>
         <w:tc>
           <w:tcPr>
-            <w:tcW w:w="1499" w:type="dxa"/>
+            <w:tcW w:w="1494" w:type="dxa"/>
             <w:shd w:val="clear" w:color="auto" w:fill="D9E1F2"/>
             <w:tcMar>
               <w:top w:w="15" w:type="dxa"/>
@@ -8767,7 +8623,7 @@
         </w:tc>
         <w:tc>
           <w:tcPr>
-            <w:tcW w:w="1073" w:type="dxa"/>
+            <w:tcW w:w="1070" w:type="dxa"/>
             <w:shd w:val="clear" w:color="auto" w:fill="D9E1F2"/>
             <w:tcMar>
               <w:top w:w="15" w:type="dxa"/>
@@ -8790,7 +8646,7 @@
         </w:tc>
         <w:tc>
           <w:tcPr>
-            <w:tcW w:w="1220" w:type="dxa"/>
+            <w:tcW w:w="1217" w:type="dxa"/>
             <w:shd w:val="clear" w:color="auto" w:fill="D9E1F2"/>
             <w:tcMar>
               <w:top w:w="15" w:type="dxa"/>
@@ -8814,12 +8670,12 @@
       </w:tr>
       <w:tr>
         <w:trPr>
-          <w:trHeight w:val="276"/>
+          <w:trHeight w:val="274"/>
           <w:jc w:val="center"/>
         </w:trPr>
         <w:tc>
           <w:tcPr>
-            <w:tcW w:w="583" w:type="dxa"/>
+            <w:tcW w:w="581" w:type="dxa"/>
             <w:tcMar>
               <w:top w:w="15" w:type="dxa"/>
               <w:left w:w="15" w:type="dxa"/>
@@ -8841,7 +8697,7 @@
         </w:tc>
         <w:tc>
           <w:tcPr>
-            <w:tcW w:w="1499" w:type="dxa"/>
+            <w:tcW w:w="1494" w:type="dxa"/>
             <w:tcMar>
               <w:top w:w="15" w:type="dxa"/>
               <w:left w:w="15" w:type="dxa"/>
@@ -8863,7 +8719,7 @@
         </w:tc>
         <w:tc>
           <w:tcPr>
-            <w:tcW w:w="1073" w:type="dxa"/>
+            <w:tcW w:w="1070" w:type="dxa"/>
             <w:tcMar>
               <w:top w:w="15" w:type="dxa"/>
               <w:left w:w="15" w:type="dxa"/>
@@ -8885,7 +8741,7 @@
         </w:tc>
         <w:tc>
           <w:tcPr>
-            <w:tcW w:w="1220" w:type="dxa"/>
+            <w:tcW w:w="1217" w:type="dxa"/>
             <w:tcMar>
               <w:top w:w="15" w:type="dxa"/>
               <w:left w:w="15" w:type="dxa"/>
@@ -8908,12 +8764,12 @@
       </w:tr>
       <w:tr>
         <w:trPr>
-          <w:trHeight w:val="276"/>
+          <w:trHeight w:val="274"/>
           <w:jc w:val="center"/>
         </w:trPr>
         <w:tc>
           <w:tcPr>
-            <w:tcW w:w="583" w:type="dxa"/>
+            <w:tcW w:w="581" w:type="dxa"/>
             <w:shd w:val="clear" w:color="auto" w:fill="D9E1F2"/>
             <w:tcMar>
               <w:top w:w="15" w:type="dxa"/>
@@ -8936,7 +8792,7 @@
         </w:tc>
         <w:tc>
           <w:tcPr>
-            <w:tcW w:w="1499" w:type="dxa"/>
+            <w:tcW w:w="1494" w:type="dxa"/>
             <w:shd w:val="clear" w:color="auto" w:fill="D9E1F2"/>
             <w:tcMar>
               <w:top w:w="15" w:type="dxa"/>
@@ -8959,7 +8815,7 @@
         </w:tc>
         <w:tc>
           <w:tcPr>
-            <w:tcW w:w="1073" w:type="dxa"/>
+            <w:tcW w:w="1070" w:type="dxa"/>
             <w:shd w:val="clear" w:color="auto" w:fill="D9E1F2"/>
             <w:tcMar>
               <w:top w:w="15" w:type="dxa"/>
@@ -8982,7 +8838,7 @@
         </w:tc>
         <w:tc>
           <w:tcPr>
-            <w:tcW w:w="1220" w:type="dxa"/>
+            <w:tcW w:w="1217" w:type="dxa"/>
             <w:shd w:val="clear" w:color="auto" w:fill="D9E1F2"/>
             <w:tcMar>
               <w:top w:w="15" w:type="dxa"/>
@@ -9006,12 +8862,12 @@
       </w:tr>
       <w:tr>
         <w:trPr>
-          <w:trHeight w:val="276"/>
+          <w:trHeight w:val="274"/>
           <w:jc w:val="center"/>
         </w:trPr>
         <w:tc>
           <w:tcPr>
-            <w:tcW w:w="583" w:type="dxa"/>
+            <w:tcW w:w="581" w:type="dxa"/>
             <w:tcMar>
               <w:top w:w="15" w:type="dxa"/>
               <w:left w:w="15" w:type="dxa"/>
@@ -9033,7 +8889,7 @@
         </w:tc>
         <w:tc>
           <w:tcPr>
-            <w:tcW w:w="1499" w:type="dxa"/>
+            <w:tcW w:w="1494" w:type="dxa"/>
             <w:tcMar>
               <w:top w:w="15" w:type="dxa"/>
               <w:left w:w="15" w:type="dxa"/>
@@ -9055,7 +8911,7 @@
         </w:tc>
         <w:tc>
           <w:tcPr>
-            <w:tcW w:w="1073" w:type="dxa"/>
+            <w:tcW w:w="1070" w:type="dxa"/>
             <w:tcMar>
               <w:top w:w="15" w:type="dxa"/>
               <w:left w:w="15" w:type="dxa"/>
@@ -9077,7 +8933,7 @@
         </w:tc>
         <w:tc>
           <w:tcPr>
-            <w:tcW w:w="1220" w:type="dxa"/>
+            <w:tcW w:w="1217" w:type="dxa"/>
             <w:tcMar>
               <w:top w:w="15" w:type="dxa"/>
               <w:left w:w="15" w:type="dxa"/>
@@ -9100,12 +8956,12 @@
       </w:tr>
       <w:tr>
         <w:trPr>
-          <w:trHeight w:val="276"/>
+          <w:trHeight w:val="274"/>
           <w:jc w:val="center"/>
         </w:trPr>
         <w:tc>
           <w:tcPr>
-            <w:tcW w:w="583" w:type="dxa"/>
+            <w:tcW w:w="581" w:type="dxa"/>
             <w:shd w:val="clear" w:color="auto" w:fill="D9E1F2"/>
             <w:tcMar>
               <w:top w:w="15" w:type="dxa"/>
@@ -9128,7 +8984,7 @@
         </w:tc>
         <w:tc>
           <w:tcPr>
-            <w:tcW w:w="1499" w:type="dxa"/>
+            <w:tcW w:w="1494" w:type="dxa"/>
             <w:shd w:val="clear" w:color="auto" w:fill="D9E1F2"/>
             <w:tcMar>
               <w:top w:w="15" w:type="dxa"/>
@@ -9151,7 +9007,7 @@
         </w:tc>
         <w:tc>
           <w:tcPr>
-            <w:tcW w:w="1073" w:type="dxa"/>
+            <w:tcW w:w="1070" w:type="dxa"/>
             <w:shd w:val="clear" w:color="auto" w:fill="D9E1F2"/>
             <w:tcMar>
               <w:top w:w="15" w:type="dxa"/>
@@ -9174,7 +9030,7 @@
         </w:tc>
         <w:tc>
           <w:tcPr>
-            <w:tcW w:w="1220" w:type="dxa"/>
+            <w:tcW w:w="1217" w:type="dxa"/>
             <w:shd w:val="clear" w:color="auto" w:fill="D9E1F2"/>
             <w:tcMar>
               <w:top w:w="15" w:type="dxa"/>
@@ -9198,12 +9054,12 @@
       </w:tr>
       <w:tr>
         <w:trPr>
-          <w:trHeight w:val="276"/>
+          <w:trHeight w:val="274"/>
           <w:jc w:val="center"/>
         </w:trPr>
         <w:tc>
           <w:tcPr>
-            <w:tcW w:w="583" w:type="dxa"/>
+            <w:tcW w:w="581" w:type="dxa"/>
             <w:tcMar>
               <w:top w:w="15" w:type="dxa"/>
               <w:left w:w="15" w:type="dxa"/>
@@ -9225,7 +9081,7 @@
         </w:tc>
         <w:tc>
           <w:tcPr>
-            <w:tcW w:w="1499" w:type="dxa"/>
+            <w:tcW w:w="1494" w:type="dxa"/>
             <w:tcMar>
               <w:top w:w="15" w:type="dxa"/>
               <w:left w:w="15" w:type="dxa"/>
@@ -9247,7 +9103,7 @@
         </w:tc>
         <w:tc>
           <w:tcPr>
-            <w:tcW w:w="1073" w:type="dxa"/>
+            <w:tcW w:w="1070" w:type="dxa"/>
             <w:tcMar>
               <w:top w:w="15" w:type="dxa"/>
               <w:left w:w="15" w:type="dxa"/>
@@ -9269,7 +9125,7 @@
         </w:tc>
         <w:tc>
           <w:tcPr>
-            <w:tcW w:w="1220" w:type="dxa"/>
+            <w:tcW w:w="1217" w:type="dxa"/>
             <w:tcMar>
               <w:top w:w="15" w:type="dxa"/>
               <w:left w:w="15" w:type="dxa"/>
@@ -9292,12 +9148,12 @@
       </w:tr>
       <w:tr>
         <w:trPr>
-          <w:trHeight w:val="276"/>
+          <w:trHeight w:val="274"/>
           <w:jc w:val="center"/>
         </w:trPr>
         <w:tc>
           <w:tcPr>
-            <w:tcW w:w="583" w:type="dxa"/>
+            <w:tcW w:w="581" w:type="dxa"/>
             <w:shd w:val="clear" w:color="auto" w:fill="D9E1F2"/>
             <w:tcMar>
               <w:top w:w="15" w:type="dxa"/>
@@ -9320,7 +9176,7 @@
         </w:tc>
         <w:tc>
           <w:tcPr>
-            <w:tcW w:w="1499" w:type="dxa"/>
+            <w:tcW w:w="1494" w:type="dxa"/>
             <w:shd w:val="clear" w:color="auto" w:fill="D9E1F2"/>
             <w:tcMar>
               <w:top w:w="15" w:type="dxa"/>
@@ -9343,7 +9199,7 @@
         </w:tc>
         <w:tc>
           <w:tcPr>
-            <w:tcW w:w="1073" w:type="dxa"/>
+            <w:tcW w:w="1070" w:type="dxa"/>
             <w:shd w:val="clear" w:color="auto" w:fill="D9E1F2"/>
             <w:tcMar>
               <w:top w:w="15" w:type="dxa"/>
@@ -9366,7 +9222,7 @@
         </w:tc>
         <w:tc>
           <w:tcPr>
-            <w:tcW w:w="1220" w:type="dxa"/>
+            <w:tcW w:w="1217" w:type="dxa"/>
             <w:shd w:val="clear" w:color="auto" w:fill="D9E1F2"/>
             <w:tcMar>
               <w:top w:w="15" w:type="dxa"/>
@@ -9390,12 +9246,12 @@
       </w:tr>
       <w:tr>
         <w:trPr>
-          <w:trHeight w:val="276"/>
+          <w:trHeight w:val="274"/>
           <w:jc w:val="center"/>
         </w:trPr>
         <w:tc>
           <w:tcPr>
-            <w:tcW w:w="583" w:type="dxa"/>
+            <w:tcW w:w="581" w:type="dxa"/>
             <w:tcMar>
               <w:top w:w="15" w:type="dxa"/>
               <w:left w:w="15" w:type="dxa"/>
@@ -9417,7 +9273,7 @@
         </w:tc>
         <w:tc>
           <w:tcPr>
-            <w:tcW w:w="1499" w:type="dxa"/>
+            <w:tcW w:w="1494" w:type="dxa"/>
             <w:tcMar>
               <w:top w:w="15" w:type="dxa"/>
               <w:left w:w="15" w:type="dxa"/>
@@ -9439,7 +9295,7 @@
         </w:tc>
         <w:tc>
           <w:tcPr>
-            <w:tcW w:w="1073" w:type="dxa"/>
+            <w:tcW w:w="1070" w:type="dxa"/>
             <w:tcMar>
               <w:top w:w="15" w:type="dxa"/>
               <w:left w:w="15" w:type="dxa"/>
@@ -9461,7 +9317,7 @@
         </w:tc>
         <w:tc>
           <w:tcPr>
-            <w:tcW w:w="1220" w:type="dxa"/>
+            <w:tcW w:w="1217" w:type="dxa"/>
             <w:tcMar>
               <w:top w:w="15" w:type="dxa"/>
               <w:left w:w="15" w:type="dxa"/>
@@ -9484,12 +9340,12 @@
       </w:tr>
       <w:tr>
         <w:trPr>
-          <w:trHeight w:val="276"/>
+          <w:trHeight w:val="274"/>
           <w:jc w:val="center"/>
         </w:trPr>
         <w:tc>
           <w:tcPr>
-            <w:tcW w:w="583" w:type="dxa"/>
+            <w:tcW w:w="581" w:type="dxa"/>
             <w:shd w:val="clear" w:color="auto" w:fill="D9E1F2"/>
             <w:tcMar>
               <w:top w:w="15" w:type="dxa"/>
@@ -9512,7 +9368,7 @@
         </w:tc>
         <w:tc>
           <w:tcPr>
-            <w:tcW w:w="1499" w:type="dxa"/>
+            <w:tcW w:w="1494" w:type="dxa"/>
             <w:shd w:val="clear" w:color="auto" w:fill="D9E1F2"/>
             <w:tcMar>
               <w:top w:w="15" w:type="dxa"/>
@@ -9535,7 +9391,7 @@
         </w:tc>
         <w:tc>
           <w:tcPr>
-            <w:tcW w:w="1073" w:type="dxa"/>
+            <w:tcW w:w="1070" w:type="dxa"/>
             <w:shd w:val="clear" w:color="auto" w:fill="D9E1F2"/>
             <w:tcMar>
               <w:top w:w="15" w:type="dxa"/>
@@ -9558,7 +9414,7 @@
         </w:tc>
         <w:tc>
           <w:tcPr>
-            <w:tcW w:w="1220" w:type="dxa"/>
+            <w:tcW w:w="1217" w:type="dxa"/>
             <w:shd w:val="clear" w:color="auto" w:fill="D9E1F2"/>
             <w:tcMar>
               <w:top w:w="15" w:type="dxa"/>
@@ -9582,12 +9438,12 @@
       </w:tr>
       <w:tr>
         <w:trPr>
-          <w:trHeight w:val="276"/>
+          <w:trHeight w:val="274"/>
           <w:jc w:val="center"/>
         </w:trPr>
         <w:tc>
           <w:tcPr>
-            <w:tcW w:w="583" w:type="dxa"/>
+            <w:tcW w:w="581" w:type="dxa"/>
             <w:tcMar>
               <w:top w:w="15" w:type="dxa"/>
               <w:left w:w="15" w:type="dxa"/>
@@ -9609,7 +9465,7 @@
         </w:tc>
         <w:tc>
           <w:tcPr>
-            <w:tcW w:w="1499" w:type="dxa"/>
+            <w:tcW w:w="1494" w:type="dxa"/>
             <w:tcMar>
               <w:top w:w="15" w:type="dxa"/>
               <w:left w:w="15" w:type="dxa"/>
@@ -9631,7 +9487,7 @@
         </w:tc>
         <w:tc>
           <w:tcPr>
-            <w:tcW w:w="1073" w:type="dxa"/>
+            <w:tcW w:w="1070" w:type="dxa"/>
             <w:tcMar>
               <w:top w:w="15" w:type="dxa"/>
               <w:left w:w="15" w:type="dxa"/>
@@ -9653,7 +9509,7 @@
         </w:tc>
         <w:tc>
           <w:tcPr>
-            <w:tcW w:w="1220" w:type="dxa"/>
+            <w:tcW w:w="1217" w:type="dxa"/>
             <w:tcMar>
               <w:top w:w="15" w:type="dxa"/>
               <w:left w:w="15" w:type="dxa"/>
@@ -9676,12 +9532,12 @@
       </w:tr>
       <w:tr>
         <w:trPr>
-          <w:trHeight w:val="276"/>
+          <w:trHeight w:val="274"/>
           <w:jc w:val="center"/>
         </w:trPr>
         <w:tc>
           <w:tcPr>
-            <w:tcW w:w="583" w:type="dxa"/>
+            <w:tcW w:w="581" w:type="dxa"/>
             <w:shd w:val="clear" w:color="auto" w:fill="D9E1F2"/>
             <w:tcMar>
               <w:top w:w="15" w:type="dxa"/>
@@ -9704,7 +9560,7 @@
         </w:tc>
         <w:tc>
           <w:tcPr>
-            <w:tcW w:w="1499" w:type="dxa"/>
+            <w:tcW w:w="1494" w:type="dxa"/>
             <w:shd w:val="clear" w:color="auto" w:fill="D9E1F2"/>
             <w:tcMar>
               <w:top w:w="15" w:type="dxa"/>
@@ -9727,7 +9583,7 @@
         </w:tc>
         <w:tc>
           <w:tcPr>
-            <w:tcW w:w="1073" w:type="dxa"/>
+            <w:tcW w:w="1070" w:type="dxa"/>
             <w:shd w:val="clear" w:color="auto" w:fill="D9E1F2"/>
             <w:tcMar>
               <w:top w:w="15" w:type="dxa"/>
@@ -9750,7 +9606,7 @@
         </w:tc>
         <w:tc>
           <w:tcPr>
-            <w:tcW w:w="1220" w:type="dxa"/>
+            <w:tcW w:w="1217" w:type="dxa"/>
             <w:shd w:val="clear" w:color="auto" w:fill="D9E1F2"/>
             <w:tcMar>
               <w:top w:w="15" w:type="dxa"/>
@@ -9774,12 +9630,12 @@
       </w:tr>
       <w:tr>
         <w:trPr>
-          <w:trHeight w:val="276"/>
+          <w:trHeight w:val="274"/>
           <w:jc w:val="center"/>
         </w:trPr>
         <w:tc>
           <w:tcPr>
-            <w:tcW w:w="583" w:type="dxa"/>
+            <w:tcW w:w="581" w:type="dxa"/>
             <w:tcMar>
               <w:top w:w="15" w:type="dxa"/>
               <w:left w:w="15" w:type="dxa"/>
@@ -9801,7 +9657,7 @@
         </w:tc>
         <w:tc>
           <w:tcPr>
-            <w:tcW w:w="1499" w:type="dxa"/>
+            <w:tcW w:w="1494" w:type="dxa"/>
             <w:tcMar>
               <w:top w:w="15" w:type="dxa"/>
               <w:left w:w="15" w:type="dxa"/>
@@ -9823,7 +9679,7 @@
         </w:tc>
         <w:tc>
           <w:tcPr>
-            <w:tcW w:w="1073" w:type="dxa"/>
+            <w:tcW w:w="1070" w:type="dxa"/>
             <w:tcMar>
               <w:top w:w="15" w:type="dxa"/>
               <w:left w:w="15" w:type="dxa"/>
@@ -9845,7 +9701,7 @@
         </w:tc>
         <w:tc>
           <w:tcPr>
-            <w:tcW w:w="1220" w:type="dxa"/>
+            <w:tcW w:w="1217" w:type="dxa"/>
             <w:tcMar>
               <w:top w:w="15" w:type="dxa"/>
               <w:left w:w="15" w:type="dxa"/>
@@ -9868,12 +9724,12 @@
       </w:tr>
       <w:tr>
         <w:trPr>
-          <w:trHeight w:val="276"/>
+          <w:trHeight w:val="274"/>
           <w:jc w:val="center"/>
         </w:trPr>
         <w:tc>
           <w:tcPr>
-            <w:tcW w:w="583" w:type="dxa"/>
+            <w:tcW w:w="581" w:type="dxa"/>
             <w:shd w:val="clear" w:color="auto" w:fill="D9E1F2"/>
             <w:tcMar>
               <w:top w:w="15" w:type="dxa"/>
@@ -9896,7 +9752,7 @@
         </w:tc>
         <w:tc>
           <w:tcPr>
-            <w:tcW w:w="1499" w:type="dxa"/>
+            <w:tcW w:w="1494" w:type="dxa"/>
             <w:shd w:val="clear" w:color="auto" w:fill="D9E1F2"/>
             <w:tcMar>
               <w:top w:w="15" w:type="dxa"/>
@@ -9919,7 +9775,7 @@
         </w:tc>
         <w:tc>
           <w:tcPr>
-            <w:tcW w:w="1073" w:type="dxa"/>
+            <w:tcW w:w="1070" w:type="dxa"/>
             <w:shd w:val="clear" w:color="auto" w:fill="D9E1F2"/>
             <w:tcMar>
               <w:top w:w="15" w:type="dxa"/>
@@ -9942,7 +9798,7 @@
         </w:tc>
         <w:tc>
           <w:tcPr>
-            <w:tcW w:w="1220" w:type="dxa"/>
+            <w:tcW w:w="1217" w:type="dxa"/>
             <w:shd w:val="clear" w:color="auto" w:fill="D9E1F2"/>
             <w:tcMar>
               <w:top w:w="15" w:type="dxa"/>
@@ -9966,12 +9822,12 @@
       </w:tr>
       <w:tr>
         <w:trPr>
-          <w:trHeight w:val="276"/>
+          <w:trHeight w:val="274"/>
           <w:jc w:val="center"/>
         </w:trPr>
         <w:tc>
           <w:tcPr>
-            <w:tcW w:w="583" w:type="dxa"/>
+            <w:tcW w:w="581" w:type="dxa"/>
             <w:tcMar>
               <w:top w:w="15" w:type="dxa"/>
               <w:left w:w="15" w:type="dxa"/>
@@ -9993,7 +9849,7 @@
         </w:tc>
         <w:tc>
           <w:tcPr>
-            <w:tcW w:w="1499" w:type="dxa"/>
+            <w:tcW w:w="1494" w:type="dxa"/>
             <w:tcMar>
               <w:top w:w="15" w:type="dxa"/>
               <w:left w:w="15" w:type="dxa"/>
@@ -10015,7 +9871,7 @@
         </w:tc>
         <w:tc>
           <w:tcPr>
-            <w:tcW w:w="1073" w:type="dxa"/>
+            <w:tcW w:w="1070" w:type="dxa"/>
             <w:tcMar>
               <w:top w:w="15" w:type="dxa"/>
               <w:left w:w="15" w:type="dxa"/>
@@ -10037,7 +9893,7 @@
         </w:tc>
         <w:tc>
           <w:tcPr>
-            <w:tcW w:w="1220" w:type="dxa"/>
+            <w:tcW w:w="1217" w:type="dxa"/>
             <w:tcMar>
               <w:top w:w="15" w:type="dxa"/>
               <w:left w:w="15" w:type="dxa"/>
@@ -10060,12 +9916,12 @@
       </w:tr>
       <w:tr>
         <w:trPr>
-          <w:trHeight w:val="276"/>
+          <w:trHeight w:val="274"/>
           <w:jc w:val="center"/>
         </w:trPr>
         <w:tc>
           <w:tcPr>
-            <w:tcW w:w="583" w:type="dxa"/>
+            <w:tcW w:w="581" w:type="dxa"/>
             <w:shd w:val="clear" w:color="auto" w:fill="D9E1F2"/>
             <w:tcMar>
               <w:top w:w="15" w:type="dxa"/>
@@ -10088,7 +9944,7 @@
         </w:tc>
         <w:tc>
           <w:tcPr>
-            <w:tcW w:w="1499" w:type="dxa"/>
+            <w:tcW w:w="1494" w:type="dxa"/>
             <w:shd w:val="clear" w:color="auto" w:fill="D9E1F2"/>
             <w:tcMar>
               <w:top w:w="15" w:type="dxa"/>
@@ -10111,7 +9967,7 @@
         </w:tc>
         <w:tc>
           <w:tcPr>
-            <w:tcW w:w="1073" w:type="dxa"/>
+            <w:tcW w:w="1070" w:type="dxa"/>
             <w:shd w:val="clear" w:color="auto" w:fill="D9E1F2"/>
             <w:tcMar>
               <w:top w:w="15" w:type="dxa"/>
@@ -10134,7 +9990,7 @@
         </w:tc>
         <w:tc>
           <w:tcPr>
-            <w:tcW w:w="1220" w:type="dxa"/>
+            <w:tcW w:w="1217" w:type="dxa"/>
             <w:shd w:val="clear" w:color="auto" w:fill="D9E1F2"/>
             <w:tcMar>
               <w:top w:w="15" w:type="dxa"/>
@@ -10158,12 +10014,12 @@
       </w:tr>
       <w:tr>
         <w:trPr>
-          <w:trHeight w:val="276"/>
+          <w:trHeight w:val="274"/>
           <w:jc w:val="center"/>
         </w:trPr>
         <w:tc>
           <w:tcPr>
-            <w:tcW w:w="583" w:type="dxa"/>
+            <w:tcW w:w="581" w:type="dxa"/>
             <w:tcMar>
               <w:top w:w="15" w:type="dxa"/>
               <w:left w:w="15" w:type="dxa"/>
@@ -10185,7 +10041,7 @@
         </w:tc>
         <w:tc>
           <w:tcPr>
-            <w:tcW w:w="1499" w:type="dxa"/>
+            <w:tcW w:w="1494" w:type="dxa"/>
             <w:tcMar>
               <w:top w:w="15" w:type="dxa"/>
               <w:left w:w="15" w:type="dxa"/>
@@ -10207,7 +10063,7 @@
         </w:tc>
         <w:tc>
           <w:tcPr>
-            <w:tcW w:w="1073" w:type="dxa"/>
+            <w:tcW w:w="1070" w:type="dxa"/>
             <w:tcMar>
               <w:top w:w="15" w:type="dxa"/>
               <w:left w:w="15" w:type="dxa"/>
@@ -10229,7 +10085,7 @@
         </w:tc>
         <w:tc>
           <w:tcPr>
-            <w:tcW w:w="1220" w:type="dxa"/>
+            <w:tcW w:w="1217" w:type="dxa"/>
             <w:tcMar>
               <w:top w:w="15" w:type="dxa"/>
               <w:left w:w="15" w:type="dxa"/>
@@ -10304,7 +10160,7 @@
                     <pic:cNvPicPr/>
                   </pic:nvPicPr>
                   <pic:blipFill>
-                    <a:blip r:embed="rId30">
+                    <a:blip r:embed="rId32">
                       <a:extLst>
                         <a:ext uri="{28A0092B-C50C-407E-A947-70E740481C1C}">
                           <a14:useLocalDpi xmlns:a14="http://schemas.microsoft.com/office/drawing/2010/main" val="0"/>
@@ -10411,25 +10267,50 @@
           <w:noProof/>
           <w:lang w:val="en-IN"/>
         </w:rPr>
-        <w:t xml:space="preserve">For the second case also, on the unseen test dataset (20% split), both classifiers exhibited deviations. Table 5 shows how the KNN classifier performed the reconstruction. Figure 10 represents the KNN plots from the table 5. In contrast, Table 6 shows how the HTM classifier performed the recosntrauction. Figure 11 represents the HTM plots from the </w:t>
+        <w:t>For the second case also, on the unseen test dataset (20% split), both classifiers exhibited deviations. Table 5 shows how the KNN classifier performed the reconstruction. Fig</w:t>
       </w:r>
       <w:r>
         <w:rPr>
           <w:noProof/>
           <w:lang w:val="en-IN"/>
         </w:rPr>
-        <w:t>table 6. Here also HTM performed much superior compared to KNN.</w:t>
-      </w:r>
-    </w:p>
-    <w:p>
-      <w:pPr>
-        <w:spacing w:line="259" w:lineRule="auto"/>
-        <w:jc w:val="both"/>
+        <w:t>.</w:t>
+      </w:r>
+      <w:r>
         <w:rPr>
           <w:noProof/>
           <w:lang w:val="en-IN"/>
         </w:rPr>
-      </w:pPr>
+        <w:t xml:space="preserve"> 10 represents the KNN plots from the table 5. In contrast, Table 6 shows how the HTM classifier performed the recosntrauction. Fig</w:t>
+      </w:r>
+      <w:r>
+        <w:rPr>
+          <w:noProof/>
+          <w:lang w:val="en-IN"/>
+        </w:rPr>
+        <w:t>.</w:t>
+      </w:r>
+      <w:r>
+        <w:rPr>
+          <w:noProof/>
+          <w:lang w:val="en-IN"/>
+        </w:rPr>
+        <w:t xml:space="preserve"> 11 represents the HTM plots from the </w:t>
+      </w:r>
+      <w:r>
+        <w:rPr>
+          <w:noProof/>
+          <w:lang w:val="en-IN"/>
+        </w:rPr>
+        <w:t>T</w:t>
+      </w:r>
+      <w:r>
+        <w:rPr>
+          <w:noProof/>
+          <w:lang w:val="en-IN"/>
+        </w:rPr>
+        <w:t>able 6. Here also HTM performed much superior compared to KNN.</w:t>
+      </w:r>
     </w:p>
     <w:tbl>
       <w:tblPr>
@@ -11588,7 +11469,7 @@
           <w:noProof/>
         </w:rPr>
         <w:drawing>
-          <wp:inline distT="0" distB="0" distL="0" distR="0" wp14:anchorId="2212B5A2" wp14:editId="75A43000">
+          <wp:inline distT="0" distB="0" distL="0" distR="0" wp14:anchorId="2212B5A2" wp14:editId="2954324C">
             <wp:extent cx="3095625" cy="2143125"/>
             <wp:effectExtent l="0" t="0" r="0" b="0"/>
             <wp:docPr id="1515601597" name="Picture 1515601597"/>
@@ -11603,7 +11484,7 @@
                     <pic:cNvPicPr/>
                   </pic:nvPicPr>
                   <pic:blipFill>
-                    <a:blip r:embed="rId31" cstate="print">
+                    <a:blip r:embed="rId33" cstate="print">
                       <a:extLst>
                         <a:ext uri="{28A0092B-C50C-407E-A947-70E740481C1C}">
                           <a14:useLocalDpi xmlns:a14="http://schemas.microsoft.com/office/drawing/2010/main" val="0"/>
@@ -12801,236 +12682,10 @@
         </w:rPr>
         <w:lastRenderedPageBreak/>
         <w:drawing>
-          <wp:inline distT="0" distB="0" distL="0" distR="0" wp14:anchorId="23A18538" wp14:editId="5B2A0239">
+          <wp:inline distT="0" distB="0" distL="0" distR="0" wp14:anchorId="23A18538" wp14:editId="5BF38C24">
             <wp:extent cx="3158913" cy="2186940"/>
             <wp:effectExtent l="0" t="0" r="3810" b="3810"/>
             <wp:docPr id="240842320" name="Picture 240842320"/>
-            <wp:cNvGraphicFramePr>
-              <a:graphicFrameLocks xmlns:a="http://schemas.openxmlformats.org/drawingml/2006/main" noChangeAspect="1"/>
-            </wp:cNvGraphicFramePr>
-            <a:graphic xmlns:a="http://schemas.openxmlformats.org/drawingml/2006/main">
-              <a:graphicData uri="http://schemas.openxmlformats.org/drawingml/2006/picture">
-                <pic:pic xmlns:pic="http://schemas.openxmlformats.org/drawingml/2006/picture">
-                  <pic:nvPicPr>
-                    <pic:cNvPr id="0" name=""/>
-                    <pic:cNvPicPr/>
-                  </pic:nvPicPr>
-                  <pic:blipFill>
-                    <a:blip r:embed="rId32" cstate="print">
-                      <a:extLst>
-                        <a:ext uri="{28A0092B-C50C-407E-A947-70E740481C1C}">
-                          <a14:useLocalDpi xmlns:a14="http://schemas.microsoft.com/office/drawing/2010/main" val="0"/>
-                        </a:ext>
-                      </a:extLst>
-                    </a:blip>
-                    <a:stretch>
-                      <a:fillRect/>
-                    </a:stretch>
-                  </pic:blipFill>
-                  <pic:spPr>
-                    <a:xfrm>
-                      <a:off x="0" y="0"/>
-                      <a:ext cx="3159979" cy="2187678"/>
-                    </a:xfrm>
-                    <a:prstGeom prst="rect">
-                      <a:avLst/>
-                    </a:prstGeom>
-                  </pic:spPr>
-                </pic:pic>
-              </a:graphicData>
-            </a:graphic>
-          </wp:inline>
-        </w:drawing>
-      </w:r>
-      <w:r>
-        <w:rPr>
-          <w:i/>
-          <w:iCs/>
-        </w:rPr>
-        <w:t>Fig.</w:t>
-      </w:r>
-      <w:r>
-        <w:rPr>
-          <w:i/>
-          <w:iCs/>
-          <w:noProof/>
-          <w:lang w:val="en-IN"/>
-        </w:rPr>
-        <w:t xml:space="preserve"> 11: HTM reconstruction plot for test data (case 2)</w:t>
-      </w:r>
-    </w:p>
-    <w:p>
-      <w:pPr>
-        <w:rPr>
-          <w:i/>
-          <w:iCs/>
-        </w:rPr>
-      </w:pPr>
-    </w:p>
-    <w:p>
-      <w:pPr>
-        <w:pStyle w:val="Heading3"/>
-        <w:spacing w:line="240" w:lineRule="auto"/>
-        <w:rPr>
-          <w:lang w:val="en-IN"/>
-        </w:rPr>
-      </w:pPr>
-      <w:r>
-        <w:rPr>
-          <w:b/>
-          <w:bCs/>
-          <w:lang w:val="en-IN"/>
-        </w:rPr>
-        <w:t>Similarity Comparison:</w:t>
-      </w:r>
-    </w:p>
-    <w:p>
-      <w:pPr>
-        <w:jc w:val="both"/>
-        <w:rPr>
-          <w:noProof/>
-        </w:rPr>
-      </w:pPr>
-      <w:r>
-        <w:t>Figure 12 highlights that in this case also HTM performed much better than KNN, very evident from the plot.</w:t>
-      </w:r>
-    </w:p>
-    <w:p/>
-    <w:p>
-      <w:pPr>
-        <w:rPr>
-          <w:noProof/>
-          <w:lang w:val="en-IN"/>
-        </w:rPr>
-      </w:pPr>
-      <w:r>
-        <w:rPr>
-          <w:noProof/>
-        </w:rPr>
-        <w:drawing>
-          <wp:inline distT="0" distB="0" distL="0" distR="0" wp14:anchorId="2BBCA658" wp14:editId="45EE1F0D">
-            <wp:extent cx="3169920" cy="2194560"/>
-            <wp:effectExtent l="0" t="0" r="0" b="0"/>
-            <wp:docPr id="462314569" name="Picture 462314569"/>
-            <wp:cNvGraphicFramePr>
-              <a:graphicFrameLocks xmlns:a="http://schemas.openxmlformats.org/drawingml/2006/main" noChangeAspect="1"/>
-            </wp:cNvGraphicFramePr>
-            <a:graphic xmlns:a="http://schemas.openxmlformats.org/drawingml/2006/main">
-              <a:graphicData uri="http://schemas.openxmlformats.org/drawingml/2006/picture">
-                <pic:pic xmlns:pic="http://schemas.openxmlformats.org/drawingml/2006/picture">
-                  <pic:nvPicPr>
-                    <pic:cNvPr id="0" name=""/>
-                    <pic:cNvPicPr/>
-                  </pic:nvPicPr>
-                  <pic:blipFill>
-                    <a:blip r:embed="rId33" cstate="print">
-                      <a:extLst>
-                        <a:ext uri="{28A0092B-C50C-407E-A947-70E740481C1C}">
-                          <a14:useLocalDpi xmlns:a14="http://schemas.microsoft.com/office/drawing/2010/main" val="0"/>
-                        </a:ext>
-                      </a:extLst>
-                    </a:blip>
-                    <a:stretch>
-                      <a:fillRect/>
-                    </a:stretch>
-                  </pic:blipFill>
-                  <pic:spPr>
-                    <a:xfrm>
-                      <a:off x="0" y="0"/>
-                      <a:ext cx="3173086" cy="2196752"/>
-                    </a:xfrm>
-                    <a:prstGeom prst="rect">
-                      <a:avLst/>
-                    </a:prstGeom>
-                  </pic:spPr>
-                </pic:pic>
-              </a:graphicData>
-            </a:graphic>
-          </wp:inline>
-        </w:drawing>
-      </w:r>
-      <w:r>
-        <w:rPr>
-          <w:rStyle w:val="FigureChar"/>
-          <w:i/>
-          <w:iCs/>
-          <w:sz w:val="20"/>
-          <w:lang w:val="en-IN"/>
-        </w:rPr>
-        <w:t>Fig. 12: Similarity plot for test data (case 2)</w:t>
-      </w:r>
-      <w:r>
-        <w:rPr>
-          <w:rStyle w:val="FigureChar"/>
-          <w:i/>
-          <w:iCs/>
-          <w:lang w:val="en-IN"/>
-        </w:rPr>
-        <w:t> </w:t>
-      </w:r>
-    </w:p>
-    <w:p>
-      <w:pPr>
-        <w:rPr>
-          <w:rStyle w:val="FigureChar"/>
-          <w:i/>
-          <w:iCs/>
-          <w:lang w:val="en-IN"/>
-        </w:rPr>
-      </w:pPr>
-    </w:p>
-    <w:p>
-      <w:pPr>
-        <w:rPr>
-          <w:noProof/>
-          <w:lang w:val="en-IN"/>
-        </w:rPr>
-      </w:pPr>
-    </w:p>
-    <w:p>
-      <w:pPr>
-        <w:jc w:val="both"/>
-        <w:rPr>
-          <w:noProof/>
-          <w:lang w:val="en-IN"/>
-        </w:rPr>
-      </w:pPr>
-      <w:r>
-        <w:rPr>
-          <w:noProof/>
-          <w:lang w:val="en-IN"/>
-        </w:rPr>
-        <w:t>However just like the previous case, both the classifiers did perfect reconstruction with the train data, Figure 13.</w:t>
-      </w:r>
-    </w:p>
-    <w:p>
-      <w:pPr>
-        <w:jc w:val="both"/>
-        <w:rPr>
-          <w:noProof/>
-          <w:lang w:val="en-IN"/>
-        </w:rPr>
-      </w:pPr>
-    </w:p>
-    <w:p>
-      <w:pPr>
-        <w:jc w:val="both"/>
-        <w:rPr>
-          <w:noProof/>
-          <w:lang w:val="en-IN"/>
-        </w:rPr>
-      </w:pPr>
-    </w:p>
-    <w:p>
-      <w:r>
-        <w:rPr>
-          <w:noProof/>
-        </w:rPr>
-        <w:drawing>
-          <wp:inline distT="0" distB="0" distL="0" distR="0" wp14:anchorId="702A35C3" wp14:editId="5E7EEA44">
-            <wp:extent cx="3191933" cy="2209800"/>
-            <wp:effectExtent l="0" t="0" r="8890" b="0"/>
-            <wp:docPr id="847059124" name="Picture 847059124"/>
             <wp:cNvGraphicFramePr>
               <a:graphicFrameLocks xmlns:a="http://schemas.openxmlformats.org/drawingml/2006/main" noChangeAspect="1"/>
             </wp:cNvGraphicFramePr>
@@ -13056,7 +12711,7 @@
                   <pic:spPr>
                     <a:xfrm>
                       <a:off x="0" y="0"/>
-                      <a:ext cx="3193201" cy="2210678"/>
+                      <a:ext cx="3159979" cy="2187678"/>
                     </a:xfrm>
                     <a:prstGeom prst="rect">
                       <a:avLst/>
@@ -13073,16 +12728,17 @@
           <w:i/>
           <w:iCs/>
         </w:rPr>
-        <w:t>Fig. 13: Similarity plot for train data (case 2)</w:t>
-      </w:r>
-    </w:p>
-    <w:p>
-      <w:pPr>
+        <w:t>Fig.</w:t>
+      </w:r>
+      <w:r>
         <w:rPr>
           <w:i/>
           <w:iCs/>
-        </w:rPr>
-      </w:pPr>
+          <w:noProof/>
+          <w:lang w:val="en-IN"/>
+        </w:rPr>
+        <w:t xml:space="preserve"> 11: HTM reconstruction plot for test data (case 2)</w:t>
+      </w:r>
     </w:p>
     <w:p>
       <w:pPr>
@@ -13096,6 +12752,9 @@
       <w:pPr>
         <w:pStyle w:val="Heading3"/>
         <w:spacing w:line="240" w:lineRule="auto"/>
+        <w:rPr>
+          <w:lang w:val="en-IN"/>
+        </w:rPr>
       </w:pPr>
       <w:r>
         <w:rPr>
@@ -13103,27 +12762,32 @@
           <w:bCs/>
           <w:lang w:val="en-IN"/>
         </w:rPr>
-        <w:t>Training Data Reconstruction:</w:t>
+        <w:t>Similarity Comparison:</w:t>
+      </w:r>
+    </w:p>
+    <w:p>
+      <w:pPr>
+        <w:jc w:val="both"/>
+        <w:rPr>
+          <w:noProof/>
+        </w:rPr>
+      </w:pPr>
+      <w:r>
+        <w:t>Fig</w:t>
+      </w:r>
+      <w:r>
+        <w:t>.</w:t>
+      </w:r>
+      <w:r>
+        <w:t xml:space="preserve"> 12 highlights that in this case also HTM performed much better than KNN, very evident from the plot.</w:t>
       </w:r>
     </w:p>
     <w:p/>
     <w:p>
       <w:pPr>
-        <w:jc w:val="both"/>
-      </w:pPr>
-      <w:r>
-        <w:t>Both the KNN and HTM demonstrated flawless reconstruction performance during training, achieving 100% similarity scores when tested on the 80% training data subset. As shown in Figure 14 (KNN) and Figure 15 (HTM), their predictions exhibited exact alignment with ground-truth values across all samples. Visualized results revealed a perfect diagonal distribution in prediction-versus-input matrices, indicating error-free reconstruction where every output precisely mirrored its corresponding input. This identical performance across both classifiers highlights their optimal training-phase accuracy under the experimental conditions.</w:t>
-      </w:r>
-    </w:p>
-    <w:p>
-      <w:pPr>
-        <w:jc w:val="both"/>
-      </w:pPr>
-    </w:p>
-    <w:p>
-      <w:pPr>
         <w:rPr>
           <w:noProof/>
+          <w:lang w:val="en-IN"/>
         </w:rPr>
       </w:pPr>
       <w:r>
@@ -13131,10 +12795,10 @@
           <w:noProof/>
         </w:rPr>
         <w:drawing>
-          <wp:inline distT="0" distB="0" distL="0" distR="0" wp14:anchorId="405037CB" wp14:editId="3177DDA6">
-            <wp:extent cx="3114887" cy="2156460"/>
-            <wp:effectExtent l="0" t="0" r="9525" b="0"/>
-            <wp:docPr id="1586417504" name="Picture 1586417504"/>
+          <wp:inline distT="0" distB="0" distL="0" distR="0" wp14:anchorId="2BBCA658" wp14:editId="7F0773D4">
+            <wp:extent cx="3169920" cy="2194560"/>
+            <wp:effectExtent l="0" t="0" r="0" b="0"/>
+            <wp:docPr id="462314569" name="Picture 462314569"/>
             <wp:cNvGraphicFramePr>
               <a:graphicFrameLocks xmlns:a="http://schemas.openxmlformats.org/drawingml/2006/main" noChangeAspect="1"/>
             </wp:cNvGraphicFramePr>
@@ -13160,7 +12824,7 @@
                   <pic:spPr>
                     <a:xfrm>
                       <a:off x="0" y="0"/>
-                      <a:ext cx="3116555" cy="2157615"/>
+                      <a:ext cx="3173086" cy="2196752"/>
                     </a:xfrm>
                     <a:prstGeom prst="rect">
                       <a:avLst/>
@@ -13180,39 +12844,94 @@
           <w:sz w:val="20"/>
           <w:lang w:val="en-IN"/>
         </w:rPr>
-        <w:t>Fig. 14: KNN reconstruction plot for train data (case 2)</w:t>
-      </w:r>
-      <w:r>
-        <w:rPr>
-          <w:noProof/>
-        </w:rPr>
-        <w:t xml:space="preserve"> </w:t>
-      </w:r>
-    </w:p>
-    <w:p>
-      <w:pPr>
-        <w:rPr>
-          <w:noProof/>
-        </w:rPr>
-      </w:pPr>
-    </w:p>
-    <w:p>
-      <w:pPr>
-        <w:rPr>
+        <w:t>Fig. 12: Similarity plot for test data (case 2)</w:t>
+      </w:r>
+      <w:r>
+        <w:rPr>
+          <w:rStyle w:val="FigureChar"/>
           <w:i/>
           <w:iCs/>
           <w:lang w:val="en-IN"/>
         </w:rPr>
-      </w:pPr>
-      <w:r>
+        <w:t> </w:t>
+      </w:r>
+    </w:p>
+    <w:p>
+      <w:pPr>
+        <w:rPr>
+          <w:rStyle w:val="FigureChar"/>
+          <w:i/>
+          <w:iCs/>
+          <w:lang w:val="en-IN"/>
+        </w:rPr>
+      </w:pPr>
+    </w:p>
+    <w:p>
+      <w:pPr>
         <w:rPr>
           <w:noProof/>
+          <w:lang w:val="en-IN"/>
+        </w:rPr>
+      </w:pPr>
+    </w:p>
+    <w:p>
+      <w:pPr>
+        <w:jc w:val="both"/>
+        <w:rPr>
+          <w:noProof/>
+          <w:lang w:val="en-IN"/>
+        </w:rPr>
+      </w:pPr>
+      <w:r>
+        <w:rPr>
+          <w:noProof/>
+          <w:lang w:val="en-IN"/>
+        </w:rPr>
+        <w:t>However just like the previous case, both the classifiers did perfect reconstruction with the train data, Fig</w:t>
+      </w:r>
+      <w:r>
+        <w:rPr>
+          <w:noProof/>
+          <w:lang w:val="en-IN"/>
+        </w:rPr>
+        <w:t>.</w:t>
+      </w:r>
+      <w:r>
+        <w:rPr>
+          <w:noProof/>
+          <w:lang w:val="en-IN"/>
+        </w:rPr>
+        <w:t xml:space="preserve"> 13.</w:t>
+      </w:r>
+    </w:p>
+    <w:p>
+      <w:pPr>
+        <w:jc w:val="both"/>
+        <w:rPr>
+          <w:noProof/>
+          <w:lang w:val="en-IN"/>
+        </w:rPr>
+      </w:pPr>
+    </w:p>
+    <w:p>
+      <w:pPr>
+        <w:jc w:val="both"/>
+        <w:rPr>
+          <w:noProof/>
+          <w:lang w:val="en-IN"/>
+        </w:rPr>
+      </w:pPr>
+    </w:p>
+    <w:p>
+      <w:r>
+        <w:rPr>
+          <w:noProof/>
         </w:rPr>
         <w:drawing>
-          <wp:inline distT="0" distB="0" distL="0" distR="0" wp14:anchorId="203DD74F" wp14:editId="2B1A77EF">
-            <wp:extent cx="3114675" cy="2156313"/>
-            <wp:effectExtent l="0" t="0" r="0" b="0"/>
-            <wp:docPr id="2004957282" name="Picture 2004957282"/>
+          <wp:inline distT="0" distB="0" distL="0" distR="0" wp14:anchorId="702A35C3" wp14:editId="0DB54AE9">
+            <wp:extent cx="3191933" cy="2209800"/>
+            <wp:effectExtent l="0" t="0" r="8890" b="0"/>
+            <wp:docPr id="847059124" name="Picture 847059124"/>
             <wp:cNvGraphicFramePr>
               <a:graphicFrameLocks xmlns:a="http://schemas.openxmlformats.org/drawingml/2006/main" noChangeAspect="1"/>
             </wp:cNvGraphicFramePr>
@@ -13238,6 +12957,200 @@
                   <pic:spPr>
                     <a:xfrm>
                       <a:off x="0" y="0"/>
+                      <a:ext cx="3193201" cy="2210678"/>
+                    </a:xfrm>
+                    <a:prstGeom prst="rect">
+                      <a:avLst/>
+                    </a:prstGeom>
+                  </pic:spPr>
+                </pic:pic>
+              </a:graphicData>
+            </a:graphic>
+          </wp:inline>
+        </w:drawing>
+      </w:r>
+      <w:r>
+        <w:rPr>
+          <w:i/>
+          <w:iCs/>
+        </w:rPr>
+        <w:t>Fig. 13: Similarity plot for train data (case 2)</w:t>
+      </w:r>
+    </w:p>
+    <w:p>
+      <w:pPr>
+        <w:rPr>
+          <w:i/>
+          <w:iCs/>
+        </w:rPr>
+      </w:pPr>
+    </w:p>
+    <w:p>
+      <w:pPr>
+        <w:rPr>
+          <w:i/>
+          <w:iCs/>
+        </w:rPr>
+      </w:pPr>
+    </w:p>
+    <w:p>
+      <w:pPr>
+        <w:pStyle w:val="Heading3"/>
+        <w:spacing w:line="240" w:lineRule="auto"/>
+      </w:pPr>
+      <w:r>
+        <w:rPr>
+          <w:b/>
+          <w:bCs/>
+          <w:lang w:val="en-IN"/>
+        </w:rPr>
+        <w:t>Training Data Reconstruction:</w:t>
+      </w:r>
+    </w:p>
+    <w:p/>
+    <w:p>
+      <w:pPr>
+        <w:jc w:val="both"/>
+      </w:pPr>
+      <w:r>
+        <w:t>Both the KNN and HTM demonstrated flawless reconstruction performance during training, achieving 100% similarity scores when tested on the 80% training data subset. As shown in Fig</w:t>
+      </w:r>
+      <w:r>
+        <w:t>.</w:t>
+      </w:r>
+      <w:r>
+        <w:t xml:space="preserve"> 14 (KNN) and Fig</w:t>
+      </w:r>
+      <w:r>
+        <w:t>.</w:t>
+      </w:r>
+      <w:r>
+        <w:t xml:space="preserve"> 15 (HTM), their predictions exhibited exact alignment with ground-truth values across all samples. Visualized results revealed a perfect diagonal distribution in prediction-versus-input matrices, indicating error-free reconstruction where every output precisely mirrored its corresponding input. This identical performance across both classifiers highlights their optimal training-phase accuracy under the experimental conditions.</w:t>
+      </w:r>
+    </w:p>
+    <w:p>
+      <w:pPr>
+        <w:jc w:val="both"/>
+      </w:pPr>
+    </w:p>
+    <w:p>
+      <w:pPr>
+        <w:rPr>
+          <w:noProof/>
+        </w:rPr>
+      </w:pPr>
+      <w:r>
+        <w:rPr>
+          <w:noProof/>
+        </w:rPr>
+        <w:drawing>
+          <wp:inline distT="0" distB="0" distL="0" distR="0" wp14:anchorId="405037CB" wp14:editId="4E723057">
+            <wp:extent cx="3114887" cy="2156460"/>
+            <wp:effectExtent l="0" t="0" r="9525" b="0"/>
+            <wp:docPr id="1586417504" name="Picture 1586417504"/>
+            <wp:cNvGraphicFramePr>
+              <a:graphicFrameLocks xmlns:a="http://schemas.openxmlformats.org/drawingml/2006/main" noChangeAspect="1"/>
+            </wp:cNvGraphicFramePr>
+            <a:graphic xmlns:a="http://schemas.openxmlformats.org/drawingml/2006/main">
+              <a:graphicData uri="http://schemas.openxmlformats.org/drawingml/2006/picture">
+                <pic:pic xmlns:pic="http://schemas.openxmlformats.org/drawingml/2006/picture">
+                  <pic:nvPicPr>
+                    <pic:cNvPr id="0" name=""/>
+                    <pic:cNvPicPr/>
+                  </pic:nvPicPr>
+                  <pic:blipFill>
+                    <a:blip r:embed="rId37" cstate="print">
+                      <a:extLst>
+                        <a:ext uri="{28A0092B-C50C-407E-A947-70E740481C1C}">
+                          <a14:useLocalDpi xmlns:a14="http://schemas.microsoft.com/office/drawing/2010/main" val="0"/>
+                        </a:ext>
+                      </a:extLst>
+                    </a:blip>
+                    <a:stretch>
+                      <a:fillRect/>
+                    </a:stretch>
+                  </pic:blipFill>
+                  <pic:spPr>
+                    <a:xfrm>
+                      <a:off x="0" y="0"/>
+                      <a:ext cx="3116555" cy="2157615"/>
+                    </a:xfrm>
+                    <a:prstGeom prst="rect">
+                      <a:avLst/>
+                    </a:prstGeom>
+                  </pic:spPr>
+                </pic:pic>
+              </a:graphicData>
+            </a:graphic>
+          </wp:inline>
+        </w:drawing>
+      </w:r>
+      <w:r>
+        <w:rPr>
+          <w:rStyle w:val="FigureChar"/>
+          <w:i/>
+          <w:iCs/>
+          <w:sz w:val="20"/>
+          <w:lang w:val="en-IN"/>
+        </w:rPr>
+        <w:t>Fig. 14: KNN reconstruction plot for train data (case 2)</w:t>
+      </w:r>
+      <w:r>
+        <w:rPr>
+          <w:noProof/>
+        </w:rPr>
+        <w:t xml:space="preserve"> </w:t>
+      </w:r>
+    </w:p>
+    <w:p>
+      <w:pPr>
+        <w:rPr>
+          <w:noProof/>
+        </w:rPr>
+      </w:pPr>
+    </w:p>
+    <w:p>
+      <w:pPr>
+        <w:rPr>
+          <w:i/>
+          <w:iCs/>
+          <w:lang w:val="en-IN"/>
+        </w:rPr>
+      </w:pPr>
+      <w:r>
+        <w:rPr>
+          <w:noProof/>
+        </w:rPr>
+        <w:drawing>
+          <wp:inline distT="0" distB="0" distL="0" distR="0" wp14:anchorId="203DD74F" wp14:editId="025693D6">
+            <wp:extent cx="3114675" cy="2156313"/>
+            <wp:effectExtent l="0" t="0" r="0" b="0"/>
+            <wp:docPr id="2004957282" name="Picture 2004957282"/>
+            <wp:cNvGraphicFramePr>
+              <a:graphicFrameLocks xmlns:a="http://schemas.openxmlformats.org/drawingml/2006/main" noChangeAspect="1"/>
+            </wp:cNvGraphicFramePr>
+            <a:graphic xmlns:a="http://schemas.openxmlformats.org/drawingml/2006/main">
+              <a:graphicData uri="http://schemas.openxmlformats.org/drawingml/2006/picture">
+                <pic:pic xmlns:pic="http://schemas.openxmlformats.org/drawingml/2006/picture">
+                  <pic:nvPicPr>
+                    <pic:cNvPr id="0" name=""/>
+                    <pic:cNvPicPr/>
+                  </pic:nvPicPr>
+                  <pic:blipFill>
+                    <a:blip r:embed="rId38" cstate="print">
+                      <a:extLst>
+                        <a:ext uri="{28A0092B-C50C-407E-A947-70E740481C1C}">
+                          <a14:useLocalDpi xmlns:a14="http://schemas.microsoft.com/office/drawing/2010/main" val="0"/>
+                        </a:ext>
+                      </a:extLst>
+                    </a:blip>
+                    <a:stretch>
+                      <a:fillRect/>
+                    </a:stretch>
+                  </pic:blipFill>
+                  <pic:spPr>
+                    <a:xfrm>
+                      <a:off x="0" y="0"/>
                       <a:ext cx="3115380" cy="2156801"/>
                     </a:xfrm>
                     <a:prstGeom prst="rect">
@@ -13572,12 +13485,6 @@
     </w:p>
     <w:p>
       <w:pPr>
-        <w:spacing w:after="160"/>
-        <w:jc w:val="both"/>
-      </w:pPr>
-    </w:p>
-    <w:p>
-      <w:pPr>
         <w:pStyle w:val="Heading1"/>
         <w:rPr>
           <w:b/>
@@ -13647,7 +13554,7 @@
         </w:rPr>
         <w:t xml:space="preserve">, vol. 10, 2016. DOI: </w:t>
       </w:r>
-      <w:hyperlink r:id="rId37">
+      <w:hyperlink r:id="rId39">
         <w:r>
           <w:rPr>
             <w:rStyle w:val="Hyperlink"/>
@@ -13696,19 +13603,8 @@
           <w:szCs w:val="20"/>
           <w:lang w:val="en-IN"/>
         </w:rPr>
-        <w:t xml:space="preserve">J. Hawkins, S. Ahmad, and D. Dubinsky, "Hierarchical Temporal Memory Including HTM </w:t>
-      </w:r>
-      <w:r>
-        <w:rPr>
-          <w:rFonts w:ascii="Times New Roman" w:eastAsia="Times New Roman" w:hAnsi="Times New Roman"/>
-          <w:sz w:val="20"/>
-          <w:szCs w:val="20"/>
-          <w:lang w:val="en-IN"/>
-        </w:rPr>
-        <w:lastRenderedPageBreak/>
-        <w:t xml:space="preserve">Cortical Learning Algorithms," </w:t>
-      </w:r>
-      <w:proofErr w:type="spellStart"/>
+        <w:t xml:space="preserve">J. Hawkins, S. Ahmad, and D. Dubinsky, "Hierarchical Temporal Memory Including HTM Cortical Learning Algorithms," </w:t>
+      </w:r>
       <w:r>
         <w:rPr>
           <w:rFonts w:ascii="Times New Roman" w:eastAsia="Times New Roman" w:hAnsi="Times New Roman"/>
@@ -13718,19 +13614,7 @@
           <w:szCs w:val="20"/>
           <w:lang w:val="en-IN"/>
         </w:rPr>
-        <w:t>Numenta</w:t>
-      </w:r>
-      <w:proofErr w:type="spellEnd"/>
-      <w:r>
-        <w:rPr>
-          <w:rFonts w:ascii="Times New Roman" w:eastAsia="Times New Roman" w:hAnsi="Times New Roman"/>
-          <w:i/>
-          <w:iCs/>
-          <w:sz w:val="20"/>
-          <w:szCs w:val="20"/>
-          <w:lang w:val="en-IN"/>
-        </w:rPr>
-        <w:t xml:space="preserve"> White Paper</w:t>
+        <w:t>Numenta White Paper</w:t>
       </w:r>
       <w:r>
         <w:rPr>
@@ -13741,7 +13625,7 @@
         </w:rPr>
         <w:t xml:space="preserve">, 2011. [Online]. Available: </w:t>
       </w:r>
-      <w:hyperlink r:id="rId38">
+      <w:hyperlink r:id="rId40">
         <w:r>
           <w:rPr>
             <w:rStyle w:val="Hyperlink"/>
@@ -13789,27 +13673,7 @@
           <w:szCs w:val="20"/>
           <w:lang w:val="en-IN"/>
         </w:rPr>
-        <w:t xml:space="preserve">T. Cover and P. Hart, "Nearest </w:t>
-      </w:r>
-      <w:proofErr w:type="spellStart"/>
-      <w:r>
-        <w:rPr>
-          <w:rFonts w:ascii="Times New Roman" w:eastAsia="Times New Roman" w:hAnsi="Times New Roman"/>
-          <w:sz w:val="20"/>
-          <w:szCs w:val="20"/>
-          <w:lang w:val="en-IN"/>
-        </w:rPr>
-        <w:t>Neighbor</w:t>
-      </w:r>
-      <w:proofErr w:type="spellEnd"/>
-      <w:r>
-        <w:rPr>
-          <w:rFonts w:ascii="Times New Roman" w:eastAsia="Times New Roman" w:hAnsi="Times New Roman"/>
-          <w:sz w:val="20"/>
-          <w:szCs w:val="20"/>
-          <w:lang w:val="en-IN"/>
-        </w:rPr>
-        <w:t xml:space="preserve"> Pattern Classification," </w:t>
+        <w:t xml:space="preserve">T. Cover and P. Hart, "Nearest Neighbor Pattern Classification," </w:t>
       </w:r>
       <w:r>
         <w:rPr>
@@ -13831,7 +13695,7 @@
         </w:rPr>
         <w:t xml:space="preserve">, vol. 13, no. 1, pp. 21–27, 1967. DOI: </w:t>
       </w:r>
-      <w:hyperlink r:id="rId39">
+      <w:hyperlink r:id="rId41">
         <w:r>
           <w:rPr>
             <w:rStyle w:val="Hyperlink"/>
@@ -13902,7 +13766,7 @@
         </w:rPr>
         <w:t xml:space="preserve">, vol. 11, 2017. DOI: </w:t>
       </w:r>
-      <w:hyperlink r:id="rId40">
+      <w:hyperlink r:id="rId42">
         <w:r>
           <w:rPr>
             <w:rStyle w:val="Hyperlink"/>
@@ -13952,27 +13816,7 @@
           <w:szCs w:val="20"/>
           <w:lang w:val="en-IN"/>
         </w:rPr>
-        <w:t xml:space="preserve">Y. Wang, H. He, and F. Zhang, "Data Reconstruction using K-Nearest </w:t>
-      </w:r>
-      <w:proofErr w:type="spellStart"/>
-      <w:r>
-        <w:rPr>
-          <w:rFonts w:ascii="Times New Roman" w:eastAsia="Times New Roman" w:hAnsi="Times New Roman"/>
-          <w:sz w:val="20"/>
-          <w:szCs w:val="20"/>
-          <w:lang w:val="en-IN"/>
-        </w:rPr>
-        <w:t>Neighbors</w:t>
-      </w:r>
-      <w:proofErr w:type="spellEnd"/>
-      <w:r>
-        <w:rPr>
-          <w:rFonts w:ascii="Times New Roman" w:eastAsia="Times New Roman" w:hAnsi="Times New Roman"/>
-          <w:sz w:val="20"/>
-          <w:szCs w:val="20"/>
-          <w:lang w:val="en-IN"/>
-        </w:rPr>
-        <w:t xml:space="preserve">," </w:t>
+        <w:t xml:space="preserve">Y. Wang, H. He, and F. Zhang, "Data Reconstruction using K-Nearest Neighbors," </w:t>
       </w:r>
       <w:r>
         <w:rPr>
@@ -13994,7 +13838,7 @@
         </w:rPr>
         <w:t xml:space="preserve">, vol. 45, 2014. DOI: </w:t>
       </w:r>
-      <w:hyperlink r:id="rId41">
+      <w:hyperlink r:id="rId43">
         <w:r>
           <w:rPr>
             <w:rStyle w:val="Hyperlink"/>
@@ -14009,8 +13853,8 @@
       <w:bookmarkEnd w:id="6"/>
     </w:p>
     <w:sectPr>
-      <w:headerReference w:type="default" r:id="rId42"/>
-      <w:footerReference w:type="default" r:id="rId43"/>
+      <w:headerReference w:type="default" r:id="rId44"/>
+      <w:footerReference w:type="default" r:id="rId45"/>
       <w:type w:val="continuous"/>
       <w:pgSz w:w="11906" w:h="16838" w:code="9"/>
       <w:pgMar w:top="1080" w:right="907" w:bottom="1440" w:left="907" w:header="720" w:footer="720" w:gutter="0"/>
@@ -15626,6 +15470,119 @@
     </w:lvl>
   </w:abstractNum>
   <w:abstractNum w:abstractNumId="6" w15:restartNumberingAfterBreak="0">
+    <w:nsid w:val="100D6346"/>
+    <w:multiLevelType w:val="hybridMultilevel"/>
+    <w:tmpl w:val="8912FC3A"/>
+    <w:lvl w:ilvl="0" w:tplc="40090001">
+      <w:start w:val="1"/>
+      <w:numFmt w:val="bullet"/>
+      <w:lvlText w:val=""/>
+      <w:lvlJc w:val="left"/>
+      <w:pPr>
+        <w:ind w:left="720" w:hanging="360"/>
+      </w:pPr>
+      <w:rPr>
+        <w:rFonts w:ascii="Symbol" w:hAnsi="Symbol" w:hint="default"/>
+      </w:rPr>
+    </w:lvl>
+    <w:lvl w:ilvl="1" w:tplc="40090003" w:tentative="1">
+      <w:start w:val="1"/>
+      <w:numFmt w:val="bullet"/>
+      <w:lvlText w:val="o"/>
+      <w:lvlJc w:val="left"/>
+      <w:pPr>
+        <w:ind w:left="1440" w:hanging="360"/>
+      </w:pPr>
+      <w:rPr>
+        <w:rFonts w:ascii="Courier New" w:hAnsi="Courier New" w:cs="Courier New" w:hint="default"/>
+      </w:rPr>
+    </w:lvl>
+    <w:lvl w:ilvl="2" w:tplc="40090005" w:tentative="1">
+      <w:start w:val="1"/>
+      <w:numFmt w:val="bullet"/>
+      <w:lvlText w:val=""/>
+      <w:lvlJc w:val="left"/>
+      <w:pPr>
+        <w:ind w:left="2160" w:hanging="360"/>
+      </w:pPr>
+      <w:rPr>
+        <w:rFonts w:ascii="Wingdings" w:hAnsi="Wingdings" w:hint="default"/>
+      </w:rPr>
+    </w:lvl>
+    <w:lvl w:ilvl="3" w:tplc="40090001" w:tentative="1">
+      <w:start w:val="1"/>
+      <w:numFmt w:val="bullet"/>
+      <w:lvlText w:val=""/>
+      <w:lvlJc w:val="left"/>
+      <w:pPr>
+        <w:ind w:left="2880" w:hanging="360"/>
+      </w:pPr>
+      <w:rPr>
+        <w:rFonts w:ascii="Symbol" w:hAnsi="Symbol" w:hint="default"/>
+      </w:rPr>
+    </w:lvl>
+    <w:lvl w:ilvl="4" w:tplc="40090003" w:tentative="1">
+      <w:start w:val="1"/>
+      <w:numFmt w:val="bullet"/>
+      <w:lvlText w:val="o"/>
+      <w:lvlJc w:val="left"/>
+      <w:pPr>
+        <w:ind w:left="3600" w:hanging="360"/>
+      </w:pPr>
+      <w:rPr>
+        <w:rFonts w:ascii="Courier New" w:hAnsi="Courier New" w:cs="Courier New" w:hint="default"/>
+      </w:rPr>
+    </w:lvl>
+    <w:lvl w:ilvl="5" w:tplc="40090005" w:tentative="1">
+      <w:start w:val="1"/>
+      <w:numFmt w:val="bullet"/>
+      <w:lvlText w:val=""/>
+      <w:lvlJc w:val="left"/>
+      <w:pPr>
+        <w:ind w:left="4320" w:hanging="360"/>
+      </w:pPr>
+      <w:rPr>
+        <w:rFonts w:ascii="Wingdings" w:hAnsi="Wingdings" w:hint="default"/>
+      </w:rPr>
+    </w:lvl>
+    <w:lvl w:ilvl="6" w:tplc="40090001" w:tentative="1">
+      <w:start w:val="1"/>
+      <w:numFmt w:val="bullet"/>
+      <w:lvlText w:val=""/>
+      <w:lvlJc w:val="left"/>
+      <w:pPr>
+        <w:ind w:left="5040" w:hanging="360"/>
+      </w:pPr>
+      <w:rPr>
+        <w:rFonts w:ascii="Symbol" w:hAnsi="Symbol" w:hint="default"/>
+      </w:rPr>
+    </w:lvl>
+    <w:lvl w:ilvl="7" w:tplc="40090003" w:tentative="1">
+      <w:start w:val="1"/>
+      <w:numFmt w:val="bullet"/>
+      <w:lvlText w:val="o"/>
+      <w:lvlJc w:val="left"/>
+      <w:pPr>
+        <w:ind w:left="5760" w:hanging="360"/>
+      </w:pPr>
+      <w:rPr>
+        <w:rFonts w:ascii="Courier New" w:hAnsi="Courier New" w:cs="Courier New" w:hint="default"/>
+      </w:rPr>
+    </w:lvl>
+    <w:lvl w:ilvl="8" w:tplc="40090005" w:tentative="1">
+      <w:start w:val="1"/>
+      <w:numFmt w:val="bullet"/>
+      <w:lvlText w:val=""/>
+      <w:lvlJc w:val="left"/>
+      <w:pPr>
+        <w:ind w:left="6480" w:hanging="360"/>
+      </w:pPr>
+      <w:rPr>
+        <w:rFonts w:ascii="Wingdings" w:hAnsi="Wingdings" w:hint="default"/>
+      </w:rPr>
+    </w:lvl>
+  </w:abstractNum>
+  <w:abstractNum w:abstractNumId="7" w15:restartNumberingAfterBreak="0">
     <w:nsid w:val="16183CEB"/>
     <w:multiLevelType w:val="multilevel"/>
     <w:tmpl w:val="60FE602C"/>
@@ -15774,7 +15731,7 @@
       </w:rPr>
     </w:lvl>
   </w:abstractNum>
-  <w:abstractNum w:abstractNumId="7" w15:restartNumberingAfterBreak="0">
+  <w:abstractNum w:abstractNumId="8" w15:restartNumberingAfterBreak="0">
     <w:nsid w:val="1B60583B"/>
     <w:multiLevelType w:val="multilevel"/>
     <w:tmpl w:val="60FE602C"/>
@@ -15923,7 +15880,7 @@
       </w:rPr>
     </w:lvl>
   </w:abstractNum>
-  <w:abstractNum w:abstractNumId="8" w15:restartNumberingAfterBreak="0">
+  <w:abstractNum w:abstractNumId="9" w15:restartNumberingAfterBreak="0">
     <w:nsid w:val="1C7B5D90"/>
     <w:multiLevelType w:val="multilevel"/>
     <w:tmpl w:val="381AA42E"/>
@@ -16036,7 +15993,7 @@
       </w:pPr>
     </w:lvl>
   </w:abstractNum>
-  <w:abstractNum w:abstractNumId="9" w15:restartNumberingAfterBreak="0">
+  <w:abstractNum w:abstractNumId="10" w15:restartNumberingAfterBreak="0">
     <w:nsid w:val="265C6417"/>
     <w:multiLevelType w:val="hybridMultilevel"/>
     <w:tmpl w:val="20582602"/>
@@ -16122,7 +16079,7 @@
       </w:pPr>
     </w:lvl>
   </w:abstractNum>
-  <w:abstractNum w:abstractNumId="10" w15:restartNumberingAfterBreak="0">
+  <w:abstractNum w:abstractNumId="11" w15:restartNumberingAfterBreak="0">
     <w:nsid w:val="26FE1FCF"/>
     <w:multiLevelType w:val="hybridMultilevel"/>
     <w:tmpl w:val="33826962"/>
@@ -16283,7 +16240,7 @@
       </w:rPr>
     </w:lvl>
   </w:abstractNum>
-  <w:abstractNum w:abstractNumId="11" w15:restartNumberingAfterBreak="0">
+  <w:abstractNum w:abstractNumId="12" w15:restartNumberingAfterBreak="0">
     <w:nsid w:val="29F55848"/>
     <w:multiLevelType w:val="multilevel"/>
     <w:tmpl w:val="E0C6B2BC"/>
@@ -16432,7 +16389,7 @@
       </w:rPr>
     </w:lvl>
   </w:abstractNum>
-  <w:abstractNum w:abstractNumId="12" w15:restartNumberingAfterBreak="0">
+  <w:abstractNum w:abstractNumId="13" w15:restartNumberingAfterBreak="0">
     <w:nsid w:val="2D9B5C0F"/>
     <w:multiLevelType w:val="multilevel"/>
     <w:tmpl w:val="60FE602C"/>
@@ -16581,7 +16538,7 @@
       </w:rPr>
     </w:lvl>
   </w:abstractNum>
-  <w:abstractNum w:abstractNumId="13" w15:restartNumberingAfterBreak="0">
+  <w:abstractNum w:abstractNumId="14" w15:restartNumberingAfterBreak="0">
     <w:nsid w:val="37660336"/>
     <w:multiLevelType w:val="hybridMultilevel"/>
     <w:tmpl w:val="754EAC84"/>
@@ -16722,7 +16679,7 @@
       </w:rPr>
     </w:lvl>
   </w:abstractNum>
-  <w:abstractNum w:abstractNumId="14" w15:restartNumberingAfterBreak="0">
+  <w:abstractNum w:abstractNumId="15" w15:restartNumberingAfterBreak="0">
     <w:nsid w:val="38B71461"/>
     <w:multiLevelType w:val="multilevel"/>
     <w:tmpl w:val="E0C6B2BC"/>
@@ -16871,7 +16828,7 @@
       </w:rPr>
     </w:lvl>
   </w:abstractNum>
-  <w:abstractNum w:abstractNumId="15" w15:restartNumberingAfterBreak="0">
+  <w:abstractNum w:abstractNumId="16" w15:restartNumberingAfterBreak="0">
     <w:nsid w:val="3D5A724B"/>
     <w:multiLevelType w:val="multilevel"/>
     <w:tmpl w:val="7C228556"/>
@@ -16987,7 +16944,7 @@
       </w:pPr>
     </w:lvl>
   </w:abstractNum>
-  <w:abstractNum w:abstractNumId="16" w15:restartNumberingAfterBreak="0">
+  <w:abstractNum w:abstractNumId="17" w15:restartNumberingAfterBreak="0">
     <w:nsid w:val="4189603E"/>
     <w:multiLevelType w:val="multilevel"/>
     <w:tmpl w:val="BF6C1546"/>
@@ -17194,7 +17151,7 @@
       </w:rPr>
     </w:lvl>
   </w:abstractNum>
-  <w:abstractNum w:abstractNumId="17" w15:restartNumberingAfterBreak="0">
+  <w:abstractNum w:abstractNumId="18" w15:restartNumberingAfterBreak="0">
     <w:nsid w:val="427B1ABA"/>
     <w:multiLevelType w:val="hybridMultilevel"/>
     <w:tmpl w:val="0B74B5EA"/>
@@ -17307,7 +17264,7 @@
       </w:rPr>
     </w:lvl>
   </w:abstractNum>
-  <w:abstractNum w:abstractNumId="18" w15:restartNumberingAfterBreak="0">
+  <w:abstractNum w:abstractNumId="19" w15:restartNumberingAfterBreak="0">
     <w:nsid w:val="44C73E31"/>
     <w:multiLevelType w:val="multilevel"/>
     <w:tmpl w:val="62AE0A94"/>
@@ -17456,7 +17413,7 @@
       </w:rPr>
     </w:lvl>
   </w:abstractNum>
-  <w:abstractNum w:abstractNumId="19" w15:restartNumberingAfterBreak="0">
+  <w:abstractNum w:abstractNumId="20" w15:restartNumberingAfterBreak="0">
     <w:nsid w:val="48413C12"/>
     <w:multiLevelType w:val="hybridMultilevel"/>
     <w:tmpl w:val="7CB0E786"/>
@@ -17542,7 +17499,7 @@
       </w:pPr>
     </w:lvl>
   </w:abstractNum>
-  <w:abstractNum w:abstractNumId="20" w15:restartNumberingAfterBreak="0">
+  <w:abstractNum w:abstractNumId="21" w15:restartNumberingAfterBreak="0">
     <w:nsid w:val="493C3F76"/>
     <w:multiLevelType w:val="hybridMultilevel"/>
     <w:tmpl w:val="9A9E418C"/>
@@ -17653,7 +17610,7 @@
       </w:pPr>
     </w:lvl>
   </w:abstractNum>
-  <w:abstractNum w:abstractNumId="21" w15:restartNumberingAfterBreak="0">
+  <w:abstractNum w:abstractNumId="22" w15:restartNumberingAfterBreak="0">
     <w:nsid w:val="52CA544A"/>
     <w:multiLevelType w:val="singleLevel"/>
     <w:tmpl w:val="AED6D67E"/>
@@ -17680,7 +17637,7 @@
       </w:rPr>
     </w:lvl>
   </w:abstractNum>
-  <w:abstractNum w:abstractNumId="22" w15:restartNumberingAfterBreak="0">
+  <w:abstractNum w:abstractNumId="23" w15:restartNumberingAfterBreak="0">
     <w:nsid w:val="52FA0086"/>
     <w:multiLevelType w:val="multilevel"/>
     <w:tmpl w:val="60FE602C"/>
@@ -17829,7 +17786,7 @@
       </w:rPr>
     </w:lvl>
   </w:abstractNum>
-  <w:abstractNum w:abstractNumId="23" w15:restartNumberingAfterBreak="0">
+  <w:abstractNum w:abstractNumId="24" w15:restartNumberingAfterBreak="0">
     <w:nsid w:val="54005199"/>
     <w:multiLevelType w:val="multilevel"/>
     <w:tmpl w:val="62AE0A94"/>
@@ -17978,7 +17935,206 @@
       </w:rPr>
     </w:lvl>
   </w:abstractNum>
-  <w:abstractNum w:abstractNumId="24" w15:restartNumberingAfterBreak="0">
+  <w:abstractNum w:abstractNumId="25" w15:restartNumberingAfterBreak="0">
+    <w:nsid w:val="602487E5"/>
+    <w:multiLevelType w:val="hybridMultilevel"/>
+    <w:tmpl w:val="FFFFFFFF"/>
+    <w:lvl w:ilvl="0" w:tplc="BD54DB74">
+      <w:start w:val="1"/>
+      <w:numFmt w:val="decimal"/>
+      <w:lvlText w:val="%1."/>
+      <w:lvlJc w:val="left"/>
+      <w:pPr>
+        <w:ind w:left="720" w:hanging="360"/>
+      </w:pPr>
+    </w:lvl>
+    <w:lvl w:ilvl="1" w:tplc="73B44692">
+      <w:start w:val="1"/>
+      <w:numFmt w:val="lowerLetter"/>
+      <w:lvlText w:val="%2."/>
+      <w:lvlJc w:val="left"/>
+      <w:pPr>
+        <w:ind w:left="1440" w:hanging="360"/>
+      </w:pPr>
+    </w:lvl>
+    <w:lvl w:ilvl="2" w:tplc="B4C44CE2">
+      <w:start w:val="1"/>
+      <w:numFmt w:val="lowerRoman"/>
+      <w:lvlText w:val="%3."/>
+      <w:lvlJc w:val="right"/>
+      <w:pPr>
+        <w:ind w:left="2160" w:hanging="180"/>
+      </w:pPr>
+    </w:lvl>
+    <w:lvl w:ilvl="3" w:tplc="E52689F8">
+      <w:start w:val="1"/>
+      <w:numFmt w:val="decimal"/>
+      <w:lvlText w:val="%4."/>
+      <w:lvlJc w:val="left"/>
+      <w:pPr>
+        <w:ind w:left="2880" w:hanging="360"/>
+      </w:pPr>
+    </w:lvl>
+    <w:lvl w:ilvl="4" w:tplc="8E9C840A">
+      <w:start w:val="1"/>
+      <w:numFmt w:val="lowerLetter"/>
+      <w:lvlText w:val="%5."/>
+      <w:lvlJc w:val="left"/>
+      <w:pPr>
+        <w:ind w:left="3600" w:hanging="360"/>
+      </w:pPr>
+    </w:lvl>
+    <w:lvl w:ilvl="5" w:tplc="E6B67D2A">
+      <w:start w:val="1"/>
+      <w:numFmt w:val="lowerRoman"/>
+      <w:lvlText w:val="%6."/>
+      <w:lvlJc w:val="right"/>
+      <w:pPr>
+        <w:ind w:left="4320" w:hanging="180"/>
+      </w:pPr>
+    </w:lvl>
+    <w:lvl w:ilvl="6" w:tplc="548037B2">
+      <w:start w:val="1"/>
+      <w:numFmt w:val="decimal"/>
+      <w:lvlText w:val="%7."/>
+      <w:lvlJc w:val="left"/>
+      <w:pPr>
+        <w:ind w:left="5040" w:hanging="360"/>
+      </w:pPr>
+    </w:lvl>
+    <w:lvl w:ilvl="7" w:tplc="2780E42E">
+      <w:start w:val="1"/>
+      <w:numFmt w:val="lowerLetter"/>
+      <w:lvlText w:val="%8."/>
+      <w:lvlJc w:val="left"/>
+      <w:pPr>
+        <w:ind w:left="5760" w:hanging="360"/>
+      </w:pPr>
+    </w:lvl>
+    <w:lvl w:ilvl="8" w:tplc="3CC84FCC">
+      <w:start w:val="1"/>
+      <w:numFmt w:val="lowerRoman"/>
+      <w:lvlText w:val="%9."/>
+      <w:lvlJc w:val="right"/>
+      <w:pPr>
+        <w:ind w:left="6480" w:hanging="180"/>
+      </w:pPr>
+    </w:lvl>
+  </w:abstractNum>
+  <w:abstractNum w:abstractNumId="26" w15:restartNumberingAfterBreak="0">
+    <w:nsid w:val="67FA3E2D"/>
+    <w:multiLevelType w:val="hybridMultilevel"/>
+    <w:tmpl w:val="EEEC8F86"/>
+    <w:lvl w:ilvl="0" w:tplc="40090001">
+      <w:start w:val="1"/>
+      <w:numFmt w:val="bullet"/>
+      <w:lvlText w:val=""/>
+      <w:lvlJc w:val="left"/>
+      <w:pPr>
+        <w:ind w:left="720" w:hanging="360"/>
+      </w:pPr>
+      <w:rPr>
+        <w:rFonts w:ascii="Symbol" w:hAnsi="Symbol" w:hint="default"/>
+      </w:rPr>
+    </w:lvl>
+    <w:lvl w:ilvl="1" w:tplc="40090003" w:tentative="1">
+      <w:start w:val="1"/>
+      <w:numFmt w:val="bullet"/>
+      <w:lvlText w:val="o"/>
+      <w:lvlJc w:val="left"/>
+      <w:pPr>
+        <w:ind w:left="1440" w:hanging="360"/>
+      </w:pPr>
+      <w:rPr>
+        <w:rFonts w:ascii="Courier New" w:hAnsi="Courier New" w:cs="Courier New" w:hint="default"/>
+      </w:rPr>
+    </w:lvl>
+    <w:lvl w:ilvl="2" w:tplc="40090005" w:tentative="1">
+      <w:start w:val="1"/>
+      <w:numFmt w:val="bullet"/>
+      <w:lvlText w:val=""/>
+      <w:lvlJc w:val="left"/>
+      <w:pPr>
+        <w:ind w:left="2160" w:hanging="360"/>
+      </w:pPr>
+      <w:rPr>
+        <w:rFonts w:ascii="Wingdings" w:hAnsi="Wingdings" w:hint="default"/>
+      </w:rPr>
+    </w:lvl>
+    <w:lvl w:ilvl="3" w:tplc="40090001" w:tentative="1">
+      <w:start w:val="1"/>
+      <w:numFmt w:val="bullet"/>
+      <w:lvlText w:val=""/>
+      <w:lvlJc w:val="left"/>
+      <w:pPr>
+        <w:ind w:left="2880" w:hanging="360"/>
+      </w:pPr>
+      <w:rPr>
+        <w:rFonts w:ascii="Symbol" w:hAnsi="Symbol" w:hint="default"/>
+      </w:rPr>
+    </w:lvl>
+    <w:lvl w:ilvl="4" w:tplc="40090003" w:tentative="1">
+      <w:start w:val="1"/>
+      <w:numFmt w:val="bullet"/>
+      <w:lvlText w:val="o"/>
+      <w:lvlJc w:val="left"/>
+      <w:pPr>
+        <w:ind w:left="3600" w:hanging="360"/>
+      </w:pPr>
+      <w:rPr>
+        <w:rFonts w:ascii="Courier New" w:hAnsi="Courier New" w:cs="Courier New" w:hint="default"/>
+      </w:rPr>
+    </w:lvl>
+    <w:lvl w:ilvl="5" w:tplc="40090005" w:tentative="1">
+      <w:start w:val="1"/>
+      <w:numFmt w:val="bullet"/>
+      <w:lvlText w:val=""/>
+      <w:lvlJc w:val="left"/>
+      <w:pPr>
+        <w:ind w:left="4320" w:hanging="360"/>
+      </w:pPr>
+      <w:rPr>
+        <w:rFonts w:ascii="Wingdings" w:hAnsi="Wingdings" w:hint="default"/>
+      </w:rPr>
+    </w:lvl>
+    <w:lvl w:ilvl="6" w:tplc="40090001" w:tentative="1">
+      <w:start w:val="1"/>
+      <w:numFmt w:val="bullet"/>
+      <w:lvlText w:val=""/>
+      <w:lvlJc w:val="left"/>
+      <w:pPr>
+        <w:ind w:left="5040" w:hanging="360"/>
+      </w:pPr>
+      <w:rPr>
+        <w:rFonts w:ascii="Symbol" w:hAnsi="Symbol" w:hint="default"/>
+      </w:rPr>
+    </w:lvl>
+    <w:lvl w:ilvl="7" w:tplc="40090003" w:tentative="1">
+      <w:start w:val="1"/>
+      <w:numFmt w:val="bullet"/>
+      <w:lvlText w:val="o"/>
+      <w:lvlJc w:val="left"/>
+      <w:pPr>
+        <w:ind w:left="5760" w:hanging="360"/>
+      </w:pPr>
+      <w:rPr>
+        <w:rFonts w:ascii="Courier New" w:hAnsi="Courier New" w:cs="Courier New" w:hint="default"/>
+      </w:rPr>
+    </w:lvl>
+    <w:lvl w:ilvl="8" w:tplc="40090005" w:tentative="1">
+      <w:start w:val="1"/>
+      <w:numFmt w:val="bullet"/>
+      <w:lvlText w:val=""/>
+      <w:lvlJc w:val="left"/>
+      <w:pPr>
+        <w:ind w:left="6480" w:hanging="360"/>
+      </w:pPr>
+      <w:rPr>
+        <w:rFonts w:ascii="Wingdings" w:hAnsi="Wingdings" w:hint="default"/>
+      </w:rPr>
+    </w:lvl>
+  </w:abstractNum>
+  <w:abstractNum w:abstractNumId="27" w15:restartNumberingAfterBreak="0">
     <w:nsid w:val="6B991625"/>
     <w:multiLevelType w:val="hybridMultilevel"/>
     <w:tmpl w:val="9B66346A"/>
@@ -18091,7 +18247,7 @@
       </w:rPr>
     </w:lvl>
   </w:abstractNum>
-  <w:abstractNum w:abstractNumId="25" w15:restartNumberingAfterBreak="0">
+  <w:abstractNum w:abstractNumId="28" w15:restartNumberingAfterBreak="0">
     <w:nsid w:val="6C402C58"/>
     <w:multiLevelType w:val="hybridMultilevel"/>
     <w:tmpl w:val="9A1CA078"/>
@@ -18236,7 +18392,7 @@
       </w:rPr>
     </w:lvl>
   </w:abstractNum>
-  <w:abstractNum w:abstractNumId="26" w15:restartNumberingAfterBreak="0">
+  <w:abstractNum w:abstractNumId="29" w15:restartNumberingAfterBreak="0">
     <w:nsid w:val="6CD32DA8"/>
     <w:multiLevelType w:val="singleLevel"/>
     <w:tmpl w:val="166470C2"/>
@@ -18262,7 +18418,7 @@
       </w:rPr>
     </w:lvl>
   </w:abstractNum>
-  <w:abstractNum w:abstractNumId="27" w15:restartNumberingAfterBreak="0">
+  <w:abstractNum w:abstractNumId="30" w15:restartNumberingAfterBreak="0">
     <w:nsid w:val="6D912567"/>
     <w:multiLevelType w:val="hybridMultilevel"/>
     <w:tmpl w:val="D54A00DC"/>
@@ -18375,7 +18531,7 @@
       </w:rPr>
     </w:lvl>
   </w:abstractNum>
-  <w:abstractNum w:abstractNumId="28" w15:restartNumberingAfterBreak="0">
+  <w:abstractNum w:abstractNumId="31" w15:restartNumberingAfterBreak="0">
     <w:nsid w:val="718956BB"/>
     <w:multiLevelType w:val="multilevel"/>
     <w:tmpl w:val="33689600"/>
@@ -18524,7 +18680,7 @@
       </w:rPr>
     </w:lvl>
   </w:abstractNum>
-  <w:abstractNum w:abstractNumId="29" w15:restartNumberingAfterBreak="0">
+  <w:abstractNum w:abstractNumId="32" w15:restartNumberingAfterBreak="0">
     <w:nsid w:val="76A84F4B"/>
     <w:multiLevelType w:val="multilevel"/>
     <w:tmpl w:val="62AE0A94"/>
@@ -18673,7 +18829,7 @@
       </w:rPr>
     </w:lvl>
   </w:abstractNum>
-  <w:abstractNum w:abstractNumId="30" w15:restartNumberingAfterBreak="0">
+  <w:abstractNum w:abstractNumId="33" w15:restartNumberingAfterBreak="0">
     <w:nsid w:val="788C5E5B"/>
     <w:multiLevelType w:val="multilevel"/>
     <w:tmpl w:val="E0C6B2BC"/>
@@ -18789,7 +18945,7 @@
       </w:pPr>
     </w:lvl>
   </w:abstractNum>
-  <w:abstractNum w:abstractNumId="31" w15:restartNumberingAfterBreak="0">
+  <w:abstractNum w:abstractNumId="34" w15:restartNumberingAfterBreak="0">
     <w:nsid w:val="7C134110"/>
     <w:multiLevelType w:val="multilevel"/>
     <w:tmpl w:val="33689600"/>
@@ -18938,7 +19094,7 @@
       </w:rPr>
     </w:lvl>
   </w:abstractNum>
-  <w:abstractNum w:abstractNumId="32" w15:restartNumberingAfterBreak="0">
+  <w:abstractNum w:abstractNumId="35" w15:restartNumberingAfterBreak="0">
     <w:nsid w:val="7FA70609"/>
     <w:multiLevelType w:val="hybridMultilevel"/>
     <w:tmpl w:val="6F94F2AA"/>
@@ -19052,58 +19208,58 @@
     </w:lvl>
   </w:abstractNum>
   <w:num w:numId="1" w16cid:durableId="985889300">
-    <w:abstractNumId w:val="13"/>
+    <w:abstractNumId w:val="14"/>
   </w:num>
   <w:num w:numId="2" w16cid:durableId="462238331">
-    <w:abstractNumId w:val="25"/>
+    <w:abstractNumId w:val="28"/>
   </w:num>
   <w:num w:numId="3" w16cid:durableId="575211950">
-    <w:abstractNumId w:val="10"/>
+    <w:abstractNumId w:val="11"/>
   </w:num>
   <w:num w:numId="4" w16cid:durableId="160974090">
+    <w:abstractNumId w:val="17"/>
+  </w:num>
+  <w:num w:numId="5" w16cid:durableId="215699697">
+    <w:abstractNumId w:val="22"/>
+  </w:num>
+  <w:num w:numId="6" w16cid:durableId="1684936739">
+    <w:abstractNumId w:val="29"/>
+  </w:num>
+  <w:num w:numId="7" w16cid:durableId="1414471882">
+    <w:abstractNumId w:val="21"/>
+  </w:num>
+  <w:num w:numId="8" w16cid:durableId="1392659497">
+    <w:abstractNumId w:val="12"/>
+  </w:num>
+  <w:num w:numId="9" w16cid:durableId="1712026786">
     <w:abstractNumId w:val="16"/>
   </w:num>
-  <w:num w:numId="5" w16cid:durableId="215699697">
-    <w:abstractNumId w:val="21"/>
+  <w:num w:numId="10" w16cid:durableId="423914585">
+    <w:abstractNumId w:val="33"/>
   </w:num>
-  <w:num w:numId="6" w16cid:durableId="1684936739">
-    <w:abstractNumId w:val="26"/>
-  </w:num>
-  <w:num w:numId="7" w16cid:durableId="1414471882">
-    <w:abstractNumId w:val="20"/>
-  </w:num>
-  <w:num w:numId="8" w16cid:durableId="1392659497">
-    <w:abstractNumId w:val="11"/>
-  </w:num>
-  <w:num w:numId="9" w16cid:durableId="1712026786">
+  <w:num w:numId="11" w16cid:durableId="465049910">
     <w:abstractNumId w:val="15"/>
   </w:num>
-  <w:num w:numId="10" w16cid:durableId="423914585">
-    <w:abstractNumId w:val="30"/>
-  </w:num>
-  <w:num w:numId="11" w16cid:durableId="465049910">
-    <w:abstractNumId w:val="14"/>
-  </w:num>
   <w:num w:numId="12" w16cid:durableId="1743479781">
-    <w:abstractNumId w:val="23"/>
+    <w:abstractNumId w:val="24"/>
   </w:num>
   <w:num w:numId="13" w16cid:durableId="483013123">
     <w:abstractNumId w:val="2"/>
   </w:num>
   <w:num w:numId="14" w16cid:durableId="180318295">
-    <w:abstractNumId w:val="22"/>
+    <w:abstractNumId w:val="23"/>
   </w:num>
   <w:num w:numId="15" w16cid:durableId="2083217618">
-    <w:abstractNumId w:val="29"/>
+    <w:abstractNumId w:val="32"/>
   </w:num>
   <w:num w:numId="16" w16cid:durableId="168907396">
-    <w:abstractNumId w:val="6"/>
+    <w:abstractNumId w:val="7"/>
   </w:num>
   <w:num w:numId="17" w16cid:durableId="1771926093">
     <w:abstractNumId w:val="4"/>
   </w:num>
   <w:num w:numId="18" w16cid:durableId="2033140467">
-    <w:abstractNumId w:val="12"/>
+    <w:abstractNumId w:val="13"/>
   </w:num>
   <w:num w:numId="19" w16cid:durableId="617834792">
     <w:abstractNumId w:val="1"/>
@@ -19112,43 +19268,52 @@
     <w:abstractNumId w:val="5"/>
   </w:num>
   <w:num w:numId="21" w16cid:durableId="814220785">
-    <w:abstractNumId w:val="7"/>
+    <w:abstractNumId w:val="8"/>
   </w:num>
   <w:num w:numId="22" w16cid:durableId="289361675">
     <w:abstractNumId w:val="0"/>
   </w:num>
   <w:num w:numId="23" w16cid:durableId="1997685205">
-    <w:abstractNumId w:val="8"/>
+    <w:abstractNumId w:val="9"/>
   </w:num>
   <w:num w:numId="24" w16cid:durableId="587035928">
-    <w:abstractNumId w:val="18"/>
+    <w:abstractNumId w:val="19"/>
   </w:num>
   <w:num w:numId="25" w16cid:durableId="1672874439">
-    <w:abstractNumId w:val="28"/>
+    <w:abstractNumId w:val="31"/>
   </w:num>
   <w:num w:numId="26" w16cid:durableId="1863203272">
+    <w:abstractNumId w:val="30"/>
+  </w:num>
+  <w:num w:numId="27" w16cid:durableId="174269878">
+    <w:abstractNumId w:val="35"/>
+  </w:num>
+  <w:num w:numId="28" w16cid:durableId="315382602">
     <w:abstractNumId w:val="27"/>
   </w:num>
-  <w:num w:numId="27" w16cid:durableId="174269878">
-    <w:abstractNumId w:val="32"/>
-  </w:num>
-  <w:num w:numId="28" w16cid:durableId="315382602">
-    <w:abstractNumId w:val="24"/>
-  </w:num>
   <w:num w:numId="29" w16cid:durableId="1120807846">
-    <w:abstractNumId w:val="17"/>
+    <w:abstractNumId w:val="18"/>
   </w:num>
   <w:num w:numId="30" w16cid:durableId="814956154">
     <w:abstractNumId w:val="3"/>
   </w:num>
   <w:num w:numId="31" w16cid:durableId="1449472316">
-    <w:abstractNumId w:val="31"/>
+    <w:abstractNumId w:val="34"/>
   </w:num>
   <w:num w:numId="32" w16cid:durableId="1221019042">
-    <w:abstractNumId w:val="9"/>
+    <w:abstractNumId w:val="10"/>
   </w:num>
   <w:num w:numId="33" w16cid:durableId="1144662930">
-    <w:abstractNumId w:val="19"/>
+    <w:abstractNumId w:val="20"/>
+  </w:num>
+  <w:num w:numId="34" w16cid:durableId="1521427031">
+    <w:abstractNumId w:val="6"/>
+  </w:num>
+  <w:num w:numId="35" w16cid:durableId="335545162">
+    <w:abstractNumId w:val="26"/>
+  </w:num>
+  <w:num w:numId="36" w16cid:durableId="117992398">
+    <w:abstractNumId w:val="25"/>
   </w:num>
   <w:numIdMacAtCleanup w:val="11"/>
 </w:numbering>
@@ -19564,6 +19729,7 @@
     <w:basedOn w:val="Normal"/>
     <w:next w:val="Normal"/>
     <w:qFormat/>
+    <w:rsid w:val="00A32510"/>
     <w:pPr>
       <w:tabs>
         <w:tab w:val="left" w:pos="360"/>
@@ -19572,8 +19738,26 @@
       <w:outlineLvl w:val="4"/>
     </w:pPr>
     <w:rPr>
-      <w:smallCaps/>
       <w:noProof/>
+    </w:rPr>
+  </w:style>
+  <w:style w:type="paragraph" w:styleId="Heading6">
+    <w:name w:val="heading 6"/>
+    <w:basedOn w:val="Normal"/>
+    <w:next w:val="Normal"/>
+    <w:link w:val="Heading6Char"/>
+    <w:unhideWhenUsed/>
+    <w:qFormat/>
+    <w:rsid w:val="004C338D"/>
+    <w:pPr>
+      <w:keepNext/>
+      <w:keepLines/>
+      <w:spacing w:before="40"/>
+      <w:outlineLvl w:val="5"/>
+    </w:pPr>
+    <w:rPr>
+      <w:rFonts w:asciiTheme="majorHAnsi" w:eastAsiaTheme="majorEastAsia" w:hAnsiTheme="majorHAnsi" w:cstheme="majorBidi"/>
+      <w:color w:val="1F3763" w:themeColor="accent1" w:themeShade="7F"/>
     </w:rPr>
   </w:style>
   <w:style w:type="character" w:default="1" w:styleId="DefaultParagraphFont">
@@ -20158,6 +20342,17 @@
       <w:szCs w:val="24"/>
     </w:rPr>
   </w:style>
+  <w:style w:type="character" w:customStyle="1" w:styleId="Heading6Char">
+    <w:name w:val="Heading 6 Char"/>
+    <w:basedOn w:val="DefaultParagraphFont"/>
+    <w:link w:val="Heading6"/>
+    <w:rsid w:val="004C338D"/>
+    <w:rPr>
+      <w:rFonts w:asciiTheme="majorHAnsi" w:eastAsiaTheme="majorEastAsia" w:hAnsiTheme="majorHAnsi" w:cstheme="majorBidi"/>
+      <w:color w:val="1F3763" w:themeColor="accent1" w:themeShade="7F"/>
+      <w:lang w:eastAsia="en-US"/>
+    </w:rPr>
+  </w:style>
 </w:styles>
 </file>
 

--- a/source/Team_Untitled_Files/Documentation/ML24-25_02_Investigate_Input_Reconstruction_by_using_Classifiers_Team_Untitled-Paper.docx
+++ b/source/Team_Untitled_Files/Documentation/ML24-25_02_Investigate_Input_Reconstruction_by_using_Classifiers_Team_Untitled-Paper.docx
@@ -451,6 +451,7 @@
     <w:p>
       <w:pPr>
         <w:pStyle w:val="Keywords"/>
+        <w:spacing w:after="0"/>
         <w:ind w:firstLine="0"/>
       </w:pPr>
       <w:r>
@@ -709,18 +710,13 @@
         <w:t>Hierarchical Temporal Memory (HTM) for Pattern Recognition and Reconstruction</w:t>
       </w:r>
     </w:p>
-    <w:p>
-      <w:pPr>
-        <w:spacing w:before="240" w:line="259" w:lineRule="auto"/>
+    <w:p/>
+    <w:p>
+      <w:pPr>
+        <w:pStyle w:val="NoSpacing"/>
         <w:jc w:val="both"/>
-        <w:rPr>
-          <w:rFonts w:eastAsia="Times New Roman"/>
-        </w:rPr>
-      </w:pPr>
-      <w:r>
-        <w:rPr>
-          <w:rFonts w:eastAsia="Times New Roman"/>
-        </w:rPr>
+      </w:pPr>
+      <w:r>
         <w:t xml:space="preserve">Hierarchical Temporal Memory (HTM) is an advanced sequence-learning algorithm that mimics the neocortex’s ability to recognize spatial and temporal patterns. HTM leverages SDRs to encode input data, followed by spatial pooling and temporal memory mechanisms to extract and predict patterns. In their seminal work, Hawkins, Ahmad, and Dubinsky </w:t>
       </w:r>
       <w:hyperlink w:anchor="Reference2">
@@ -735,24 +731,24 @@
         </w:r>
       </w:hyperlink>
       <w:r>
-        <w:rPr>
-          <w:rFonts w:eastAsia="Times New Roman"/>
-        </w:rPr>
         <w:t xml:space="preserve"> presented HTM’s core principles, demonstrating its effectiveness in learning sequences and making real-time predictions. Their research laid the groundwork for HTM-based classification and reconstruction models, proving that SDR encoding and temporal learning significantly enhance pattern recognition.</w:t>
       </w:r>
     </w:p>
     <w:p>
       <w:pPr>
-        <w:spacing w:before="240" w:line="259" w:lineRule="auto"/>
+        <w:pStyle w:val="NoSpacing"/>
         <w:jc w:val="both"/>
+      </w:pPr>
+    </w:p>
+    <w:p>
+      <w:pPr>
+        <w:pStyle w:val="NoSpacing"/>
+        <w:jc w:val="both"/>
         <w:rPr>
           <w:rFonts w:cstheme="minorBidi"/>
         </w:rPr>
       </w:pPr>
       <w:r>
-        <w:rPr>
-          <w:rFonts w:eastAsia="Times New Roman"/>
-        </w:rPr>
         <w:t xml:space="preserve">Further research by Cui et al. </w:t>
       </w:r>
       <w:hyperlink w:anchor="Reference4">
@@ -767,9 +763,6 @@
         </w:r>
       </w:hyperlink>
       <w:r>
-        <w:rPr>
-          <w:rFonts w:eastAsia="Times New Roman"/>
-        </w:rPr>
         <w:t xml:space="preserve"> investigated HTM’s ability to reconstruct missing or distorted input patterns. They demonstrated that HTM models can generate high-accuracy predictions by continuously learning from streaming input data. This aligns with our approach, where HTM is trained on a dataset, and its predictive capability is evaluated using similarity metrics between the reconstructed and original inputs. A critical advantage of HTM over traditional machine learning models is its ability to learn incrementally without requiring retraining on the entire dataset. This characteristic makes HTM particularly useful in real-time applications where continuous learning is necessary. Given these properties, HTM serves as a robust classifier in our study, capable of reconstructing input data based on learned spatial and temporal relationships</w:t>
       </w:r>
       <w:r>
@@ -794,18 +787,13 @@
         <w:t>K-Nearest Neighbors (KNN) for Classification and Reconstruction</w:t>
       </w:r>
     </w:p>
-    <w:p>
-      <w:pPr>
-        <w:spacing w:before="240"/>
+    <w:p/>
+    <w:p>
+      <w:pPr>
+        <w:pStyle w:val="NoSpacing"/>
         <w:jc w:val="both"/>
-        <w:rPr>
-          <w:rFonts w:eastAsia="Times New Roman"/>
-        </w:rPr>
-      </w:pPr>
-      <w:r>
-        <w:rPr>
-          <w:rFonts w:eastAsia="Times New Roman"/>
-        </w:rPr>
+      </w:pPr>
+      <w:r>
         <w:t xml:space="preserve">The K-Nearest Neighbors (KNN) algorithm is a widely used non-parametric classification method that employs distance-based similarity measures to classify patterns or reconstruct inputs. Introduced by Cover and Hart, KNN operates on the principle that data points with similar features are likely to belong to the same class or value, establishing it as a robust method for pattern recognition tasks </w:t>
       </w:r>
       <w:hyperlink w:anchor="Reference3">
@@ -820,40 +808,19 @@
         </w:r>
       </w:hyperlink>
       <w:r>
-        <w:rPr>
-          <w:rFonts w:eastAsia="Times New Roman"/>
-        </w:rPr>
         <w:t>.</w:t>
       </w:r>
       <w:r>
-        <w:rPr>
-          <w:rFonts w:eastAsia="Times New Roman"/>
-        </w:rPr>
         <w:t xml:space="preserve"> Its simplicity and theoretical guarantees, </w:t>
       </w:r>
       <w:r>
-        <w:rPr>
-          <w:rFonts w:eastAsia="Times New Roman"/>
-        </w:rPr>
         <w:t>suc</w:t>
       </w:r>
       <w:r>
-        <w:rPr>
-          <w:rFonts w:eastAsia="Times New Roman"/>
-        </w:rPr>
         <w:t>h</w:t>
       </w:r>
       <w:r>
-        <w:rPr>
-          <w:rFonts w:eastAsia="Times New Roman"/>
-        </w:rPr>
-        <w:t xml:space="preserve"> as asymptotic error bounds relative to the Bayes optimal classifier, make it a strong </w:t>
-      </w:r>
-      <w:r>
-        <w:rPr>
-          <w:rFonts w:eastAsia="Times New Roman"/>
-        </w:rPr>
-        <w:t xml:space="preserve">candidate for input reconstruction in scenarios requiring minimal assumptions about data distributions </w:t>
+        <w:t xml:space="preserve"> as asymptotic error bounds relative to the Bayes optimal classifier, make it a strong candidate for input reconstruction in scenarios requiring minimal assumptions about data distributions </w:t>
       </w:r>
       <w:hyperlink w:anchor="Reference3">
         <w:r>
@@ -869,22 +836,19 @@
     </w:p>
     <w:p>
       <w:pPr>
-        <w:spacing w:before="240"/>
+        <w:pStyle w:val="NoSpacing"/>
         <w:jc w:val="both"/>
-        <w:rPr>
-          <w:rFonts w:eastAsia="Times New Roman"/>
-        </w:rPr>
-      </w:pPr>
-      <w:r>
-        <w:rPr>
-          <w:rFonts w:eastAsia="Times New Roman"/>
-        </w:rPr>
+      </w:pPr>
+    </w:p>
+    <w:p>
+      <w:pPr>
+        <w:pStyle w:val="NoSpacing"/>
+        <w:jc w:val="both"/>
+      </w:pPr>
+      <w:r>
         <w:t>A key advantage of KNN is its ability to handle non-linear decision boundaries, making it particularly effective for reconstructing data encoded in Sparse Distributed Representations (SDRs). For example, research by Beretta and Santaniello demonstrated KNN’s utility in estimating missing values in datasets while preserving local structural relationships, achieving optimal accuracy with k=3 neighbors and F-based feature filtering</w:t>
       </w:r>
       <w:r>
-        <w:rPr>
-          <w:rFonts w:eastAsia="Times New Roman"/>
-        </w:rPr>
         <w:t xml:space="preserve"> </w:t>
       </w:r>
       <w:hyperlink w:anchor="Reference5">
@@ -899,15 +863,9 @@
         </w:r>
       </w:hyperlink>
       <w:r>
-        <w:rPr>
-          <w:rFonts w:eastAsia="Times New Roman"/>
-        </w:rPr>
         <w:t>.</w:t>
       </w:r>
       <w:r>
-        <w:rPr>
-          <w:rFonts w:eastAsia="Times New Roman"/>
-        </w:rPr>
         <w:t xml:space="preserve"> These findings support our use of KNN as a baseline for evaluating reconstruction accuracy alongside Hierarchical Temporal Memory (HTM).</w:t>
       </w:r>
     </w:p>
@@ -928,7 +886,6 @@
         <w:t>Methodology</w:t>
       </w:r>
     </w:p>
-    <w:p/>
     <w:p>
       <w:pPr>
         <w:pStyle w:val="Heading2"/>
@@ -956,7 +913,6 @@
     <w:p>
       <w:pPr>
         <w:pStyle w:val="NoSpacing"/>
-        <w:spacing w:line="259" w:lineRule="auto"/>
         <w:jc w:val="both"/>
       </w:pPr>
       <w:r>
@@ -975,58 +931,39 @@
         <w:t>way,</w:t>
       </w:r>
       <w:r>
+        <w:t xml:space="preserve"> involving Sparse Distributed Representations (SDRs), Hierarchical Temporal Memory (HTM), and K-Nearest Neighbors (KNN) classifiers. </w:t>
+      </w:r>
+      <w:r>
+        <w:t xml:space="preserve">The flow diagram is given in Fig. 1. </w:t>
+      </w:r>
+      <w:r>
+        <w:t xml:space="preserve">The process begins with input encoding, where scalar inputs are transformed into SDRs using the Scalar Encoder from the </w:t>
+      </w:r>
+      <w:proofErr w:type="spellStart"/>
+      <w:r>
+        <w:t>NeocortexAPI</w:t>
+      </w:r>
+      <w:proofErr w:type="spellEnd"/>
+      <w:r>
+        <w:t xml:space="preserve"> repository. </w:t>
+      </w:r>
+      <w:r>
+        <w:t>The scalar encoder produces SDRs. These SDRs</w:t>
+      </w:r>
+      <w:r>
+        <w:t xml:space="preserve"> are then passed through a Spatial Pooler (SP), which learns to generate stable and robust SDR representations. </w:t>
+      </w:r>
+      <w:r>
+        <w:t>The stable</w:t>
+      </w:r>
+      <w:r>
+        <w:t xml:space="preserve"> SDRs serve as the foundation for training both</w:t>
+      </w:r>
+      <w:r>
         <w:t xml:space="preserve"> </w:t>
       </w:r>
       <w:r>
-        <w:t xml:space="preserve">involving Sparse Distributed Representations (SDRs), Hierarchical Temporal Memory (HTM), and K-Nearest Neighbors (KNN) classifiers. </w:t>
-      </w:r>
-      <w:r>
-        <w:t xml:space="preserve">The flow diagram is given in </w:t>
-      </w:r>
-      <w:r>
-        <w:rPr>
-          <w:i/>
-          <w:iCs/>
-        </w:rPr>
-        <w:t>Fig. 1.</w:t>
-      </w:r>
-      <w:r>
-        <w:t xml:space="preserve"> </w:t>
-      </w:r>
-      <w:r>
-        <w:t xml:space="preserve">The process begins with input encoding, where scalar inputs are transformed into SDRs using the Scalar Encoder from the </w:t>
-      </w:r>
-      <w:proofErr w:type="spellStart"/>
-      <w:r>
-        <w:t>NeocortexAPI</w:t>
-      </w:r>
-      <w:proofErr w:type="spellEnd"/>
-      <w:r>
-        <w:t xml:space="preserve"> repository. </w:t>
-      </w:r>
-      <w:r>
-        <w:t>The scalar encoder produces SDRs. These SDRs</w:t>
-      </w:r>
-      <w:r>
-        <w:t xml:space="preserve"> are then passed through a Spatial Pooler (SP), which learns to generate stable and robust SDR representations. </w:t>
-      </w:r>
-      <w:r>
-        <w:t>The stable</w:t>
-      </w:r>
-      <w:r>
-        <w:t xml:space="preserve"> SDRs serve as the foundation for training </w:t>
-      </w:r>
-      <w:r>
-        <w:t>both</w:t>
-      </w:r>
-      <w:r>
-        <w:t xml:space="preserve"> </w:t>
-      </w:r>
-      <w:r>
-        <w:t>HTM</w:t>
-      </w:r>
-      <w:r>
-        <w:t xml:space="preserve"> Classifier and</w:t>
+        <w:t>HTM Classifier and</w:t>
       </w:r>
       <w:r>
         <w:t xml:space="preserve"> </w:t>
@@ -1072,21 +1009,23 @@
     </w:p>
     <w:p>
       <w:pPr>
-        <w:rPr>
-          <w:i/>
-          <w:sz w:val="18"/>
-          <w:szCs w:val="18"/>
-        </w:rPr>
+        <w:pStyle w:val="NoSpacing"/>
+        <w:jc w:val="both"/>
       </w:pPr>
       <w:r>
         <w:rPr>
           <w:noProof/>
         </w:rPr>
-        <w:lastRenderedPageBreak/>
+        <w:t xml:space="preserve"> </w:t>
+      </w:r>
+      <w:r>
+        <w:rPr>
+          <w:noProof/>
+        </w:rPr>
         <w:drawing>
-          <wp:inline distT="0" distB="0" distL="0" distR="0" wp14:anchorId="24E9DB15" wp14:editId="4F0A409D">
-            <wp:extent cx="3009900" cy="2843198"/>
-            <wp:effectExtent l="0" t="0" r="0" b="0"/>
+          <wp:inline distT="0" distB="0" distL="0" distR="0" wp14:anchorId="73FEC8FF" wp14:editId="145B5AFE">
+            <wp:extent cx="2556163" cy="2414591"/>
+            <wp:effectExtent l="0" t="0" r="0" b="5080"/>
             <wp:docPr id="1540485890" name="Picture 1540485890"/>
             <wp:cNvGraphicFramePr>
               <a:graphicFrameLocks xmlns:a="http://schemas.openxmlformats.org/drawingml/2006/main" noChangeAspect="1"/>
@@ -1113,7 +1052,7 @@
                   <pic:spPr>
                     <a:xfrm>
                       <a:off x="0" y="0"/>
-                      <a:ext cx="3009900" cy="2843198"/>
+                      <a:ext cx="2574842" cy="2432235"/>
                     </a:xfrm>
                     <a:prstGeom prst="rect">
                       <a:avLst/>
@@ -1125,26 +1064,21 @@
           </wp:inline>
         </w:drawing>
       </w:r>
-      <w:r>
-        <w:rPr>
-          <w:i/>
-        </w:rPr>
-        <w:t>Fig. 1: Experiment Flow Diagram</w:t>
-      </w:r>
-      <w:r>
+    </w:p>
+    <w:p>
+      <w:pPr>
         <w:rPr>
           <w:i/>
           <w:sz w:val="18"/>
           <w:szCs w:val="18"/>
         </w:rPr>
-        <w:t xml:space="preserve"> </w:t>
-      </w:r>
-    </w:p>
-    <w:p>
-      <w:pPr>
-        <w:pStyle w:val="NoSpacing"/>
-        <w:jc w:val="both"/>
-      </w:pPr>
+      </w:pPr>
+      <w:r>
+        <w:rPr>
+          <w:i/>
+        </w:rPr>
+        <w:t>Fig. 1: Experiment Flow Diagram</w:t>
+      </w:r>
     </w:p>
     <w:p>
       <w:pPr>
@@ -1160,6 +1094,7 @@
           <w:b/>
           <w:bCs/>
         </w:rPr>
+        <w:lastRenderedPageBreak/>
         <w:t xml:space="preserve">Input Encoding </w:t>
       </w:r>
     </w:p>
@@ -1595,7 +1530,13 @@
         <w:rPr>
           <w:rFonts w:cstheme="minorBidi"/>
         </w:rPr>
-        <w:t>he encoded Sparse Distributed Representations (SDRs) are fed into the Spatial Pooler (SP), a core component of the Hierarchical Temporal Memory (HTM) framework. The SP processes the input patterns and activates specific columns based on the learned synaptic connections, which are strengthened over multiple learning cycles. This process ensures the generation of stable SDRs, where similar input patterns activate similar columns, maintaining consistency and robustness in the representations. Once the SP has been trained and stable SDRs are produced, these representations are used for both training and testing the classifiers. The trained SP output serves as the foundation for the classifiers to learn and later reconstruct the original input values, enabling accurate and efficient input reconstruction.</w:t>
+        <w:t xml:space="preserve">he encoded Sparse Distributed Representations (SDRs) are fed into the Spatial Pooler (SP), a core component of the Hierarchical Temporal Memory (HTM) framework. The SP processes the input patterns and activates specific columns based on the learned synaptic connections, which are strengthened over multiple learning cycles. This process ensures the generation of stable SDRs, where similar input patterns activate similar columns, maintaining consistency and robustness in the </w:t>
+      </w:r>
+      <w:r>
+        <w:rPr>
+          <w:rFonts w:cstheme="minorBidi"/>
+        </w:rPr>
+        <w:t>representations. Once the SP has been trained and stable SDRs are produced, these representations are used for both training and testing the classifiers. The trained SP output serves as the foundation for the classifiers to learn and later reconstruct the original input values, enabling accurate and efficient input reconstruction.</w:t>
       </w:r>
     </w:p>
     <w:p>
@@ -1919,11 +1860,7 @@
         <w:t xml:space="preserve"> </w:t>
       </w:r>
       <w:r>
-        <w:t xml:space="preserve">operates by learning associations between Sparse Distributed Representations (SDRs) and their corresponding input values. During the training phase, it builds a temporal memory that enables it to recognize and </w:t>
-      </w:r>
-      <w:r>
-        <w:lastRenderedPageBreak/>
-        <w:t>recall previously encountered patterns. This temporal memory is crucial for maintaining context and continuity in sequential data. In the testing phase, the classifier leverages this learned knowledge to predict the most likely input value based on the activation patterns of the SDRs. By analyzing the SDRs, the HTM Classifier can effectively reconstruct the original input values, demonstrating its ability to generalize from learned patterns and accurately predict unseen data. This capability makes the HTM Classifier a powerful tool for tasks such as input reconstruction, anomaly detection, and predictive modeling.</w:t>
+        <w:t>operates by learning associations between Sparse Distributed Representations (SDRs) and their corresponding input values. During the training phase, it builds a temporal memory that enables it to recognize and recall previously encountered patterns. This temporal memory is crucial for maintaining context and continuity in sequential data. In the testing phase, the classifier leverages this learned knowledge to predict the most likely input value based on the activation patterns of the SDRs. By analyzing the SDRs, the HTM Classifier can effectively reconstruct the original input values, demonstrating its ability to generalize from learned patterns and accurately predict unseen data. This capability makes the HTM Classifier a powerful tool for tasks such as input reconstruction, anomaly detection, and predictive modeling.</w:t>
       </w:r>
     </w:p>
     <w:p>
@@ -1988,7 +1925,15 @@
           <w:spacing w:val="0"/>
           <w:lang w:val="en-US" w:eastAsia="en-US"/>
         </w:rPr>
-        <w:t>Classifier stores Sparse Distributed Representations (SDRs) in memory, allowing it to compare and analyze patterns during the reconstruction process. When reconstructing inputs, the classifier identifies the nearest neighbors in the SDR space by calculating the similarity between the input SDR and the stored representations. The K value, which determines the number of neighbors considered for prediction, is carefully optimized to balance accuracy and computational efficiency. By selecting the most similar SDRs and averaging their corresponding input values, the KNN Classifier effectively reconstructs the original inputs. This approach leverages the simplicity and effectiveness of the KNN algorithm, making it a reliable method for input reconstruction tasks.</w:t>
+        <w:t xml:space="preserve">Classifier stores Sparse Distributed Representations (SDRs) in memory, allowing it to compare and analyze patterns during the reconstruction process. When reconstructing inputs, the classifier identifies the nearest neighbors in the SDR space by calculating the similarity between the input SDR and the stored representations. The K value, which determines the number of neighbors considered for prediction, is carefully optimized to balance accuracy and computational efficiency. By selecting the most similar SDRs and averaging their corresponding input values, the KNN Classifier effectively reconstructs the original inputs. This approach leverages the simplicity and effectiveness of the </w:t>
+      </w:r>
+      <w:r>
+        <w:rPr>
+          <w:spacing w:val="0"/>
+          <w:lang w:val="en-US" w:eastAsia="en-US"/>
+        </w:rPr>
+        <w:lastRenderedPageBreak/>
+        <w:t>KNN algorithm, making it a reliable method for input reconstruction tasks.</w:t>
       </w:r>
     </w:p>
     <w:p>
@@ -2122,12 +2067,19 @@
     </w:p>
     <w:p>
       <w:pPr>
+        <w:pStyle w:val="NoSpacing"/>
+        <w:jc w:val="both"/>
+        <w:rPr>
+          <w:rFonts w:eastAsia="Times New Roman"/>
+        </w:rPr>
+      </w:pPr>
+    </w:p>
+    <w:p>
+      <w:pPr>
         <w:pStyle w:val="Heading4"/>
         <w:rPr>
           <w:b/>
           <w:bCs/>
-          <w:i w:val="0"/>
-          <w:iCs w:val="0"/>
         </w:rPr>
       </w:pPr>
       <w:r>
@@ -2185,6 +2137,15 @@
         </w:rPr>
         <w:t>Typically, in machine learning, you train a model on most of the data (80%) and test it on the remaining (20%) to see how well it generalizes. This helps check whether the model has learned patterns or is just memorizing the data.</w:t>
       </w:r>
+    </w:p>
+    <w:p>
+      <w:pPr>
+        <w:pStyle w:val="NoSpacing"/>
+        <w:jc w:val="both"/>
+        <w:rPr>
+          <w:rFonts w:eastAsia="Times New Roman"/>
+        </w:rPr>
+      </w:pPr>
     </w:p>
     <w:p>
       <w:pPr>
@@ -2361,7 +2322,6 @@
           <w:b/>
           <w:bCs/>
         </w:rPr>
-        <w:lastRenderedPageBreak/>
         <w:t>Similarity Comparison and Evaluation:</w:t>
       </w:r>
     </w:p>
@@ -2413,7 +2373,11 @@
         <w:t xml:space="preserve">the classifiers. We are just referencing it as “Internal Similarity”. </w:t>
       </w:r>
       <w:r>
-        <w:t>The internal similarity metric plays a crucial role in evaluating the performance of the classifiers by measuring the alignment between the predicted values generated by the classifier and the encoded Sparse Distributed Representations (SDRs). This metric assesses whether the classifier maintains consistency with the patterns it has learned during the training phase. By comparing the predicted outputs to the encoded SDRs, internal similarity provides insight into how well the classifier generalizes from the training data and whether it can accurately reconstruct input values. This evaluation is essential for ensuring the reliability and effectiveness of the classifiers in tasks such as input reconstruction, anomaly detection, and predictive modeling.</w:t>
+        <w:t xml:space="preserve">The internal similarity metric plays a crucial role in evaluating the performance of the classifiers by measuring the alignment between the predicted values generated by the classifier and the encoded Sparse Distributed Representations (SDRs). This metric assesses whether the classifier maintains </w:t>
+      </w:r>
+      <w:r>
+        <w:lastRenderedPageBreak/>
+        <w:t>consistency with the patterns it has learned during the training phase. By comparing the predicted outputs to the encoded SDRs, internal similarity provides insight into how well the classifier generalizes from the training data and whether it can accurately reconstruct input values. This evaluation is essential for ensuring the reliability and effectiveness of the classifiers in tasks such as input reconstruction, anomaly detection, and predictive modeling.</w:t>
       </w:r>
     </w:p>
     <w:p>
@@ -2442,6 +2406,8 @@
           <w:bCs/>
         </w:rPr>
       </w:pPr>
+      <w:bookmarkStart w:id="2" w:name="PercentageSimilarity"/>
+      <w:bookmarkEnd w:id="2"/>
       <w:r>
         <w:rPr>
           <w:b/>
@@ -2456,8 +2422,8 @@
         <w:spacing w:after="160"/>
         <w:jc w:val="both"/>
         <w:rPr>
-          <w:sz w:val="24"/>
-          <w:szCs w:val="24"/>
+          <w:sz w:val="16"/>
+          <w:szCs w:val="16"/>
         </w:rPr>
       </w:pPr>
       <w:r>
@@ -2499,8 +2465,8 @@
         <w:spacing w:after="160"/>
         <w:jc w:val="both"/>
         <w:rPr>
-          <w:sz w:val="24"/>
-          <w:szCs w:val="24"/>
+          <w:sz w:val="16"/>
+          <w:szCs w:val="16"/>
         </w:rPr>
       </w:pPr>
       <m:oMathPara>
@@ -2511,8 +2477,8 @@
             </m:rPr>
             <w:rPr>
               <w:rFonts w:ascii="Cambria Math" w:hAnsi="Cambria Math"/>
-              <w:sz w:val="24"/>
-              <w:szCs w:val="24"/>
+              <w:sz w:val="16"/>
+              <w:szCs w:val="16"/>
             </w:rPr>
             <m:t>Percentage Similarity =</m:t>
           </m:r>
@@ -2523,24 +2489,14 @@
       <w:pPr>
         <w:spacing w:after="160"/>
         <w:jc w:val="both"/>
-        <w:rPr>
-          <w:sz w:val="24"/>
-          <w:szCs w:val="24"/>
-        </w:rPr>
-      </w:pPr>
-      <w:r>
-        <w:rPr>
-          <w:sz w:val="24"/>
-          <w:szCs w:val="24"/>
-        </w:rPr>
+      </w:pPr>
+      <w:r>
         <w:t xml:space="preserve"> </w:t>
       </w:r>
       <m:oMath>
         <m:r>
           <w:rPr>
             <w:rFonts w:ascii="Cambria Math" w:hAnsi="Cambria Math"/>
-            <w:sz w:val="24"/>
-            <w:szCs w:val="24"/>
           </w:rPr>
           <m:t>1-  </m:t>
         </m:r>
@@ -2549,8 +2505,6 @@
             <m:ctrlPr>
               <w:rPr>
                 <w:rFonts w:ascii="Cambria Math" w:hAnsi="Cambria Math"/>
-                <w:sz w:val="24"/>
-                <w:szCs w:val="24"/>
               </w:rPr>
             </m:ctrlPr>
           </m:fPr>
@@ -2560,8 +2514,6 @@
                 <m:ctrlPr>
                   <w:rPr>
                     <w:rFonts w:ascii="Cambria Math" w:hAnsi="Cambria Math"/>
-                    <w:sz w:val="24"/>
-                    <w:szCs w:val="24"/>
                   </w:rPr>
                 </m:ctrlPr>
               </m:funcPr>
@@ -2572,8 +2524,6 @@
                   </m:rPr>
                   <w:rPr>
                     <w:rFonts w:ascii="Cambria Math" w:hAnsi="Cambria Math"/>
-                    <w:sz w:val="24"/>
-                    <w:szCs w:val="24"/>
                   </w:rPr>
                   <m:t>max</m:t>
                 </m:r>
@@ -2584,8 +2534,6 @@
                     <m:ctrlPr>
                       <w:rPr>
                         <w:rFonts w:ascii="Cambria Math" w:hAnsi="Cambria Math"/>
-                        <w:sz w:val="24"/>
-                        <w:szCs w:val="24"/>
                       </w:rPr>
                     </m:ctrlPr>
                   </m:dPr>
@@ -2593,10 +2541,8 @@
                     <m:r>
                       <w:rPr>
                         <w:rFonts w:ascii="Cambria Math" w:hAnsi="Cambria Math"/>
-                        <w:sz w:val="24"/>
-                        <w:szCs w:val="24"/>
                       </w:rPr>
-                      <m:t>Original Value , Reconstructed Value</m:t>
+                      <m:t>Original Scalar Value , Reconstructed Scalar Value</m:t>
                     </m:r>
                   </m:e>
                 </m:d>
@@ -2611,8 +2557,6 @@
                 <m:ctrlPr>
                   <w:rPr>
                     <w:rFonts w:ascii="Cambria Math" w:hAnsi="Cambria Math"/>
-                    <w:sz w:val="24"/>
-                    <w:szCs w:val="24"/>
                   </w:rPr>
                 </m:ctrlPr>
               </m:dPr>
@@ -2620,10 +2564,8 @@
                 <m:r>
                   <w:rPr>
                     <w:rFonts w:ascii="Cambria Math" w:hAnsi="Cambria Math"/>
-                    <w:sz w:val="24"/>
-                    <w:szCs w:val="24"/>
                   </w:rPr>
-                  <m:t>Original Value-Reconstructed Value</m:t>
+                  <m:t>Original Scalar Value-Reconstructed Scalar Value</m:t>
                 </m:r>
               </m:e>
             </m:d>
@@ -2654,7 +2596,35 @@
           <w:b/>
           <w:bCs/>
         </w:rPr>
-        <w:t>Visualization and Analysis:</w:t>
+        <w:t xml:space="preserve">Process used </w:t>
+      </w:r>
+      <w:r>
+        <w:rPr>
+          <w:b/>
+          <w:bCs/>
+        </w:rPr>
+        <w:t>for v</w:t>
+      </w:r>
+      <w:r>
+        <w:rPr>
+          <w:b/>
+          <w:bCs/>
+        </w:rPr>
+        <w:t xml:space="preserve">isualization and </w:t>
+      </w:r>
+      <w:r>
+        <w:rPr>
+          <w:b/>
+          <w:bCs/>
+        </w:rPr>
+        <w:t>a</w:t>
+      </w:r>
+      <w:r>
+        <w:rPr>
+          <w:b/>
+          <w:bCs/>
+        </w:rPr>
+        <w:t>nalysis:</w:t>
       </w:r>
     </w:p>
     <w:p/>
@@ -2671,10 +2641,13 @@
       </w:r>
       <w:proofErr w:type="spellEnd"/>
       <w:r>
-        <w:t xml:space="preserve"> in .NET, providing a clear and intuitive comparison between the original input values and the </w:t>
-      </w:r>
-      <w:r>
-        <w:t>reconstructed outputs. These visualizations are divided into two categories: training data visualizations, which represent the reconstruction accuracy of the classifiers on the 80% training dataset, and test data visualizations, which demonstrate how well the classifiers generalize to the 20% unseen test data. By plotting these results, the visualizations help identify trends and accuracy levels across the HTM Classifier and KNN Classifier, enabling a detailed analysis of their performance. Through the analysis of similarity metrics, such as internal similarity and percentage similarity, we determine which classifier is more effective for input reconstruction using Sparse Distributed Representations (SDRs). These visualizations and metrics collectively provide valuable insights into the strengths and limitations of each classifier, guiding the evaluation of their suitability for tasks such as input reconstruction, anomaly detection, and predictive modeling.</w:t>
+        <w:t xml:space="preserve"> in .NET, providing a clear and intuitive comparison between the original input values and the reconstructed outputs. These visualizations are divided into two categories: training data visualizations, which represent the reconstruction accuracy of the classifiers on the 80% training dataset, and test data visualizations, which demonstrate how well the classifiers generalize to the 20% unseen test data. By plotting these results, the visualizations help identify trends and accuracy levels across the HTM Classifier and KNN Classifier, enabling a detailed analysis of their performance. Through the analysis of similarity metrics, such as internal similarity and percentage similarity, we determine which classifier is more effective for input reconstruction using Sparse Distributed Representations (SDRs). These visualizations and metrics collectively provide valuable insights into the strengths and limitations of each classifier, guiding the evaluation of their suitability for</w:t>
+      </w:r>
+      <w:r>
+        <w:t xml:space="preserve"> </w:t>
+      </w:r>
+      <w:r>
+        <w:t>tasks such as input reconstruction, anomaly detection, and predictive modeling.</w:t>
       </w:r>
     </w:p>
     <w:p>
@@ -3077,7 +3050,6 @@
           <w:b/>
           <w:bCs/>
         </w:rPr>
-        <w:lastRenderedPageBreak/>
         <w:t>Development Environment</w:t>
       </w:r>
     </w:p>
@@ -3209,6 +3181,7 @@
       </w:pPr>
       <w:proofErr w:type="spellStart"/>
       <w:r>
+        <w:lastRenderedPageBreak/>
         <w:t>System.Linq</w:t>
       </w:r>
       <w:proofErr w:type="spellEnd"/>
@@ -3518,30 +3491,115 @@
         <w:jc w:val="both"/>
       </w:pPr>
       <w:r>
-        <w:t>The </w:t>
+        <w:t>The SpatialPoolerInputReconstructionExperiment class is the core of the experiment. It orchestrates the entire process of input reconstruction using Sparse Distributed Representations (SDRs), Hierarchical Temporal Memory (HTM), and K-Nearest Neighbors (KNN) classifiers. The class initializes the necessary components, such as the Spatial Pooler (SP) and Scalar Encoder, and manages the training and evaluation of the classifiers. It also handles the visualization of results using the </w:t>
       </w:r>
       <w:proofErr w:type="spellStart"/>
       <w:r>
-        <w:t>SpatialPoolerInputReconstructionExperiment</w:t>
+        <w:t>ScottPlot</w:t>
       </w:r>
       <w:proofErr w:type="spellEnd"/>
       <w:r>
-        <w:t> class is the core of the experiment. It orchestrates the entire process of input reconstruction using Sparse Distributed Representations (SDRs), Hierarchical Temporal Memory (HTM), and K-Nearest Neighbors (KNN) classifiers. The class initializes the necessary components, such as the Spatial Pooler (SP) and Scalar Encoder, and manages the training and evaluation of the classifiers. It also handles the visualization of results using the </w:t>
-      </w:r>
-      <w:proofErr w:type="spellStart"/>
-      <w:r>
-        <w:t>ScottPlot</w:t>
-      </w:r>
-      <w:proofErr w:type="spellEnd"/>
-      <w:r>
         <w:t> library. The class is designed to be modular, with each method performing a specific task, such as training the SP, training the classifiers, reconstructing inputs, and plotting results. This modular structure makes the code easy to understand, extend, and maintain.</w:t>
       </w:r>
     </w:p>
+    <w:p>
+      <w:pPr>
+        <w:pStyle w:val="Heading3"/>
+        <w:spacing w:line="240" w:lineRule="auto"/>
+        <w:rPr>
+          <w:b/>
+          <w:bCs/>
+        </w:rPr>
+      </w:pPr>
+      <w:r>
+        <w:rPr>
+          <w:b/>
+          <w:bCs/>
+        </w:rPr>
+        <w:t> ReconstructionExperiment()</w:t>
+      </w:r>
+    </w:p>
+    <w:p/>
     <w:p>
       <w:pPr>
         <w:spacing w:after="160"/>
         <w:jc w:val="both"/>
       </w:pPr>
+      <w:r>
+        <w:t>The </w:t>
+      </w:r>
+      <w:proofErr w:type="gramStart"/>
+      <w:r>
+        <w:t>ReconstructionExperiment</w:t>
+      </w:r>
+      <w:r>
+        <w:t>(</w:t>
+      </w:r>
+      <w:proofErr w:type="gramEnd"/>
+      <w:r>
+        <w:t xml:space="preserve">) </w:t>
+      </w:r>
+      <w:r>
+        <w:t>method</w:t>
+      </w:r>
+      <w:r>
+        <w:t xml:space="preserve"> is the entry point of the experiment. It initializes the Spatial Pooler (SP) and Scalar Encoder with predefined parameters. The max parameter defines the range of input values, from 1 to max, while the </w:t>
+      </w:r>
+      <w:proofErr w:type="spellStart"/>
+      <w:r>
+        <w:t>seedValue</w:t>
+      </w:r>
+      <w:proofErr w:type="spellEnd"/>
+      <w:r>
+        <w:t> ensures reproducibility by controlling the random shuffling of the dataset. The method first trains the SP using the </w:t>
+      </w:r>
+      <w:proofErr w:type="spellStart"/>
+      <w:proofErr w:type="gramStart"/>
+      <w:r>
+        <w:t>TrainSpatialPooler</w:t>
+      </w:r>
+      <w:proofErr w:type="spellEnd"/>
+      <w:r>
+        <w:t>(</w:t>
+      </w:r>
+      <w:proofErr w:type="gramEnd"/>
+      <w:r>
+        <w:t>) method, which generates stable SDR representations of the input data. After training the SP, the method calls </w:t>
+      </w:r>
+      <w:proofErr w:type="spellStart"/>
+      <w:proofErr w:type="gramStart"/>
+      <w:r>
+        <w:t>CompareClassifiers</w:t>
+      </w:r>
+      <w:proofErr w:type="spellEnd"/>
+      <w:r>
+        <w:t>(</w:t>
+      </w:r>
+      <w:proofErr w:type="gramEnd"/>
+      <w:r>
+        <w:t xml:space="preserve">) to train the classifiers and evaluate their performance on the </w:t>
+      </w:r>
+      <w:r>
+        <w:t>reconstructed data.</w:t>
+      </w:r>
+      <w:r>
+        <w:t xml:space="preserve"> This method sets the stage for the entire experiment by preparing the data and initializing the necessary components</w:t>
+      </w:r>
+      <w:r>
+        <w:t>.</w:t>
+      </w:r>
+    </w:p>
+    <w:p>
+      <w:pPr>
+        <w:spacing w:after="160"/>
+        <w:jc w:val="both"/>
+      </w:pPr>
+    </w:p>
+    <w:p>
+      <w:pPr>
+        <w:spacing w:after="160"/>
+        <w:jc w:val="both"/>
+      </w:pPr>
     </w:p>
     <w:p>
       <w:pPr>
@@ -3557,7 +3615,7 @@
           <w:b/>
           <w:bCs/>
         </w:rPr>
-        <w:t> ReconstructionExperiment()</w:t>
+        <w:t>TrainSpatialPooler()</w:t>
       </w:r>
     </w:p>
     <w:p/>
@@ -3572,7 +3630,7 @@
       <w:proofErr w:type="spellStart"/>
       <w:proofErr w:type="gramStart"/>
       <w:r>
-        <w:t>ReconstructionExperiment</w:t>
+        <w:t>TrainSpatialPooler</w:t>
       </w:r>
       <w:proofErr w:type="spellEnd"/>
       <w:r>
@@ -3580,26 +3638,54 @@
       </w:r>
       <w:proofErr w:type="gramEnd"/>
       <w:r>
-        <w:t xml:space="preserve">) </w:t>
-      </w:r>
-      <w:r>
-        <w:t>method</w:t>
-      </w:r>
-      <w:r>
-        <w:t xml:space="preserve"> is the entry point of the experiment. It initializes the Spatial Pooler (SP) and Scalar Encoder with predefined parameters. The max parameter defines the range of input values, from 1 to max, while the </w:t>
-      </w:r>
-      <w:proofErr w:type="spellStart"/>
-      <w:r>
-        <w:t>seedValue</w:t>
-      </w:r>
-      <w:proofErr w:type="spellEnd"/>
-      <w:r>
-        <w:t> ensures reproducibility by controlling the random shuffling of the dataset. The method first trains the SP using the </w:t>
+        <w:t>)</w:t>
+      </w:r>
+      <w:r>
+        <w:t xml:space="preserve"> method is responsible for training </w:t>
+      </w:r>
+      <w:r>
+        <w:t>the Spatial</w:t>
+      </w:r>
+      <w:r>
+        <w:t xml:space="preserve"> Pooler (SP)</w:t>
+      </w:r>
+      <w:r>
+        <w:t xml:space="preserve"> </w:t>
+      </w:r>
+      <w:r>
+        <w:t>to generate stable SDR representations of the input data. It uses the Homeostatic Plasticity Controller (HPA) to monitor the stability of the SP during training. The SP is trained over multiple cycles, and the method logs the training progress, including the stability of the SDRs and the time taken for training. The training process continues until the SP reaches a stable state, where similar inputs consistently activate similar columns. This method is critical for ensuring that the SP can generate reliable SDRs, which are essential for the subsequent steps of the experiment.</w:t>
+      </w:r>
+    </w:p>
+    <w:p>
+      <w:pPr>
+        <w:pStyle w:val="Heading3"/>
+        <w:spacing w:line="240" w:lineRule="auto"/>
+        <w:rPr>
+          <w:b/>
+          <w:bCs/>
+        </w:rPr>
+      </w:pPr>
+      <w:r>
+        <w:rPr>
+          <w:b/>
+          <w:bCs/>
+        </w:rPr>
+        <w:t>CompareClassifiers()</w:t>
+      </w:r>
+    </w:p>
+    <w:p/>
+    <w:p>
+      <w:pPr>
+        <w:spacing w:after="160"/>
+        <w:jc w:val="both"/>
+      </w:pPr>
+      <w:r>
+        <w:t>The </w:t>
       </w:r>
       <w:proofErr w:type="spellStart"/>
       <w:proofErr w:type="gramStart"/>
       <w:r>
-        <w:t>TrainSpatialPooler</w:t>
+        <w:t>CompareClassifiers</w:t>
       </w:r>
       <w:proofErr w:type="spellEnd"/>
       <w:r>
@@ -3607,12 +3693,54 @@
       </w:r>
       <w:proofErr w:type="gramEnd"/>
       <w:r>
-        <w:t>) method, which generates stable SDR representations of the input data. After training the SP, the method calls </w:t>
+        <w:t>)</w:t>
+      </w:r>
+      <w:r>
+        <w:t> method splits the dataset into 80% training and 20%</w:t>
+      </w:r>
+      <w:r>
+        <w:t xml:space="preserve"> </w:t>
+      </w:r>
+      <w:r>
+        <w:t>testing</w:t>
+      </w:r>
+      <w:r>
+        <w:t xml:space="preserve"> </w:t>
+      </w:r>
+      <w:r>
+        <w:t xml:space="preserve">subsets. It trains </w:t>
+      </w:r>
+      <w:r>
+        <w:t>the HTM</w:t>
+      </w:r>
+      <w:r>
+        <w:t xml:space="preserve"> Classifier and KNN Classifier on the training data, using the SDRs generated by the </w:t>
+      </w:r>
+      <w:r>
+        <w:t xml:space="preserve">Spatial </w:t>
+      </w:r>
+      <w:r>
+        <w:t>Pooler.</w:t>
+      </w:r>
+      <w:r>
+        <w:t xml:space="preserve"> </w:t>
+      </w:r>
+      <w:r>
+        <w:t xml:space="preserve">After training, this method </w:t>
+      </w:r>
+      <w:r>
+        <w:t>further</w:t>
+      </w:r>
+      <w:r>
+        <w:t xml:space="preserve"> calls </w:t>
+      </w:r>
+      <w:r>
+        <w:t xml:space="preserve">the </w:t>
       </w:r>
       <w:proofErr w:type="spellStart"/>
       <w:proofErr w:type="gramStart"/>
       <w:r>
-        <w:t>CompareClassifiers</w:t>
+        <w:t>ReconstructInput</w:t>
       </w:r>
       <w:proofErr w:type="spellEnd"/>
       <w:r>
@@ -3620,13 +3748,25 @@
       </w:r>
       <w:proofErr w:type="gramEnd"/>
       <w:r>
-        <w:t xml:space="preserve">) to train the classifiers and evaluate their performance on the </w:t>
-      </w:r>
-      <w:r>
-        <w:t>reconstructed data.</w:t>
-      </w:r>
-      <w:r>
-        <w:t xml:space="preserve"> This method sets the stage for the entire experiment by preparing the data and initializing the necessary components.</w:t>
+        <w:t xml:space="preserve">) method </w:t>
+      </w:r>
+      <w:r>
+        <w:t xml:space="preserve">for </w:t>
+      </w:r>
+      <w:r>
+        <w:t xml:space="preserve">actual </w:t>
+      </w:r>
+      <w:r>
+        <w:t xml:space="preserve">reconstruction for </w:t>
+      </w:r>
+      <w:r>
+        <w:t xml:space="preserve">both </w:t>
+      </w:r>
+      <w:r>
+        <w:t xml:space="preserve">the </w:t>
+      </w:r>
+      <w:r>
+        <w:t>subsets.</w:t>
       </w:r>
     </w:p>
     <w:p>
@@ -3643,7 +3783,7 @@
           <w:b/>
           <w:bCs/>
         </w:rPr>
-        <w:t>TrainSpatialPooler()</w:t>
+        <w:t>ReconstructInput()</w:t>
       </w:r>
     </w:p>
     <w:p/>
@@ -3658,7 +3798,7 @@
       <w:proofErr w:type="spellStart"/>
       <w:proofErr w:type="gramStart"/>
       <w:r>
-        <w:t>TrainSpatialPooler</w:t>
+        <w:t>ReconstructInput</w:t>
       </w:r>
       <w:proofErr w:type="spellEnd"/>
       <w:r>
@@ -3669,19 +3809,24 @@
         <w:t>)</w:t>
       </w:r>
       <w:r>
-        <w:t xml:space="preserve"> method is responsible for training </w:t>
-      </w:r>
-      <w:r>
-        <w:t>the Spatial</w:t>
-      </w:r>
-      <w:r>
-        <w:t xml:space="preserve"> Pooler (SP)</w:t>
-      </w:r>
-      <w:r>
         <w:t xml:space="preserve"> </w:t>
       </w:r>
       <w:r>
-        <w:t>to generate stable SDR representations of the input data. It uses the Homeostatic Plasticity Controller (HPA) to monitor the stability of the SP during training. The SP is trained over multiple cycles, and the method logs the training progress, including the stability of the SDRs and the time taken for training. The training process continues until the SP reaches a stable state, where similar inputs consistently activate similar columns. This method is critical for ensuring that the SP can generate reliable SDRs, which are essential for the subsequent steps of the experiment.</w:t>
+        <w:t>method performs the actual reconstruction of input values using the trained classifiers</w:t>
+      </w:r>
+      <w:r>
+        <w:t>.</w:t>
+      </w:r>
+      <w:r>
+        <w:t xml:space="preserve"> It generates SDRs for the input data, predicts the reconstructed values using the classifiers, and computes similarity metrics. The results are stored in a dictionary and visualized using the </w:t>
+      </w:r>
+      <w:proofErr w:type="spellStart"/>
+      <w:r>
+        <w:t>ScottPlot</w:t>
+      </w:r>
+      <w:proofErr w:type="spellEnd"/>
+      <w:r>
+        <w:t> library. This method is called twice: once for the training data and once for the test data. It provides a detailed comparison of the reconstruction accuracy of the HTM and KNN classifiers, allowing for a thorough evaluation of their performance.</w:t>
       </w:r>
     </w:p>
     <w:p>
@@ -3698,7 +3843,7 @@
           <w:b/>
           <w:bCs/>
         </w:rPr>
-        <w:t>CompareClassifiers()</w:t>
+        <w:t>CalculatePercentageSimilarity()</w:t>
       </w:r>
     </w:p>
     <w:p/>
@@ -3708,12 +3853,12 @@
         <w:jc w:val="both"/>
       </w:pPr>
       <w:r>
-        <w:t>The </w:t>
+        <w:t xml:space="preserve">The </w:t>
       </w:r>
       <w:proofErr w:type="spellStart"/>
       <w:proofErr w:type="gramStart"/>
       <w:r>
-        <w:t>CompareClassifiers</w:t>
+        <w:t>CalculatePercentageSimilarity</w:t>
       </w:r>
       <w:proofErr w:type="spellEnd"/>
       <w:r>
@@ -3721,54 +3866,142 @@
       </w:r>
       <w:proofErr w:type="gramEnd"/>
       <w:r>
+        <w:t>) method calculates the percentage similarity between two values. It uses the formula</w:t>
+      </w:r>
+      <w:r>
+        <w:t xml:space="preserve"> discussed previously in </w:t>
+      </w:r>
+      <w:hyperlink w:anchor="PercentageSimilarity">
+        <w:r>
+          <w:rPr>
+            <w:rStyle w:val="Hyperlink"/>
+          </w:rPr>
+          <w:t>Percentage Similarity</w:t>
+        </w:r>
+      </w:hyperlink>
+      <w:r>
+        <w:t xml:space="preserve"> section.</w:t>
+      </w:r>
+    </w:p>
+    <w:p>
+      <w:pPr>
+        <w:spacing w:after="160"/>
+        <w:jc w:val="both"/>
+      </w:pPr>
+      <w:r>
+        <w:t xml:space="preserve">The result is a value between 0 and 1, where 1 indicates a perfect match. </w:t>
+      </w:r>
+      <w:r>
+        <w:t xml:space="preserve">Later we are </w:t>
+      </w:r>
+      <w:r>
+        <w:t>converting</w:t>
+      </w:r>
+      <w:r>
+        <w:t xml:space="preserve"> </w:t>
+      </w:r>
+      <w:r>
+        <w:t xml:space="preserve">this value to a </w:t>
+      </w:r>
+      <w:r>
+        <w:t xml:space="preserve">percentage using </w:t>
+      </w:r>
+      <w:r>
+        <w:t>formatter.</w:t>
+      </w:r>
+      <w:r>
+        <w:t xml:space="preserve"> </w:t>
+      </w:r>
+      <w:r>
+        <w:t>This method is used to evaluate the accuracy of the reconstructed values compared to the original input values. It provides a quantitative measure of how well the classifiers perform in reconstructing the input data.</w:t>
+      </w:r>
+    </w:p>
+    <w:p>
+      <w:pPr>
+        <w:jc w:val="both"/>
+      </w:pPr>
+    </w:p>
+    <w:p>
+      <w:pPr>
+        <w:pStyle w:val="Heading3"/>
+        <w:spacing w:line="240" w:lineRule="auto"/>
+        <w:rPr>
+          <w:b/>
+          <w:bCs/>
+        </w:rPr>
+      </w:pPr>
+      <w:r>
+        <w:rPr>
+          <w:b/>
+          <w:bCs/>
+        </w:rPr>
+        <w:t>PlotReconstructionResults() and PlotSimilarityResults()</w:t>
+      </w:r>
+    </w:p>
+    <w:p/>
+    <w:p>
+      <w:pPr>
+        <w:spacing w:after="160"/>
+        <w:jc w:val="both"/>
+      </w:pPr>
+      <w:r>
+        <w:t>The </w:t>
+      </w:r>
+      <w:proofErr w:type="gramStart"/>
+      <w:r>
+        <w:t>PlotReconstructionResults</w:t>
+      </w:r>
+      <w:r>
+        <w:t>(</w:t>
+      </w:r>
+      <w:proofErr w:type="gramEnd"/>
+      <w:r>
         <w:t>)</w:t>
       </w:r>
       <w:r>
-        <w:t> method splits the dataset into 80% training and 20%</w:t>
-      </w:r>
-      <w:r>
-        <w:t xml:space="preserve"> </w:t>
-      </w:r>
-      <w:r>
-        <w:t>testing</w:t>
-      </w:r>
-      <w:r>
-        <w:t xml:space="preserve"> </w:t>
-      </w:r>
-      <w:r>
-        <w:t xml:space="preserve">subsets. It trains </w:t>
-      </w:r>
-      <w:r>
-        <w:t>the HTM</w:t>
-      </w:r>
-      <w:r>
-        <w:t xml:space="preserve"> Classifier and KNN Classifier on the training data, using the SDRs generated by the </w:t>
-      </w:r>
-      <w:r>
-        <w:t xml:space="preserve">Spatial </w:t>
-      </w:r>
-      <w:r>
-        <w:t>Pooler.</w:t>
-      </w:r>
-      <w:r>
-        <w:t xml:space="preserve"> </w:t>
-      </w:r>
-      <w:r>
-        <w:t xml:space="preserve">After training, this method </w:t>
-      </w:r>
-      <w:r>
-        <w:t>further</w:t>
-      </w:r>
-      <w:r>
-        <w:t xml:space="preserve"> calls </w:t>
-      </w:r>
-      <w:r>
-        <w:t xml:space="preserve">the </w:t>
+        <w:t> and </w:t>
+      </w:r>
+      <w:proofErr w:type="gramStart"/>
+      <w:r>
+        <w:t>PlotSimilarityResults</w:t>
+      </w:r>
+      <w:r>
+        <w:t>(</w:t>
+      </w:r>
+      <w:proofErr w:type="gramEnd"/>
+      <w:r>
+        <w:t>)</w:t>
+      </w:r>
+      <w:r>
+        <w:t xml:space="preserve"> methods generate visualizations of the reconstruction results </w:t>
+      </w:r>
+      <w:r>
+        <w:t>using the</w:t>
+      </w:r>
+      <w:r>
+        <w:t> </w:t>
+      </w:r>
+      <w:proofErr w:type="spellStart"/>
+      <w:r>
+        <w:t>ScottPlot</w:t>
+      </w:r>
+      <w:proofErr w:type="spellEnd"/>
+      <w:r>
+        <w:t> library.</w:t>
+      </w:r>
+    </w:p>
+    <w:p>
+      <w:pPr>
+        <w:spacing w:after="160"/>
+        <w:jc w:val="both"/>
+      </w:pPr>
+      <w:r>
+        <w:t>The </w:t>
       </w:r>
       <w:proofErr w:type="spellStart"/>
       <w:proofErr w:type="gramStart"/>
       <w:r>
-        <w:t>ReconstructInput</w:t>
+        <w:t>PlotReconstructionResults</w:t>
       </w:r>
       <w:proofErr w:type="spellEnd"/>
       <w:r>
@@ -3776,25 +4009,48 @@
       </w:r>
       <w:proofErr w:type="gramEnd"/>
       <w:r>
-        <w:t xml:space="preserve">) method </w:t>
-      </w:r>
-      <w:r>
-        <w:t xml:space="preserve">for </w:t>
-      </w:r>
-      <w:r>
-        <w:t xml:space="preserve">actual </w:t>
-      </w:r>
-      <w:r>
-        <w:t xml:space="preserve">reconstruction for </w:t>
-      </w:r>
-      <w:r>
-        <w:t xml:space="preserve">both </w:t>
-      </w:r>
-      <w:r>
-        <w:t xml:space="preserve">the </w:t>
-      </w:r>
-      <w:r>
-        <w:t>subsets.</w:t>
+        <w:t>) method creates scatter plots comparing the original input values with the reconstructed values from the HTM and KNN classifiers.</w:t>
+      </w:r>
+    </w:p>
+    <w:p>
+      <w:pPr>
+        <w:spacing w:after="160"/>
+        <w:jc w:val="both"/>
+      </w:pPr>
+      <w:r>
+        <w:lastRenderedPageBreak/>
+        <w:t>The </w:t>
+      </w:r>
+      <w:proofErr w:type="spellStart"/>
+      <w:proofErr w:type="gramStart"/>
+      <w:r>
+        <w:t>PlotSimilarityResults</w:t>
+      </w:r>
+      <w:proofErr w:type="spellEnd"/>
+      <w:r>
+        <w:t>(</w:t>
+      </w:r>
+      <w:proofErr w:type="gramEnd"/>
+      <w:r>
+        <w:t xml:space="preserve">) method creates line plots comparing the </w:t>
+      </w:r>
+      <w:r>
+        <w:t xml:space="preserve">percentage </w:t>
+      </w:r>
+      <w:r>
+        <w:t xml:space="preserve">similarity </w:t>
+      </w:r>
+      <w:r>
+        <w:t>value</w:t>
+      </w:r>
+      <w:r>
+        <w:t xml:space="preserve"> of the HTM and KNN classifiers. </w:t>
+      </w:r>
+      <w:r>
+        <w:t>These</w:t>
+      </w:r>
+      <w:r>
+        <w:t xml:space="preserve"> visualizations provide a clear and intuitive way to analyze the performance of the classifiers and identify trends in the data.</w:t>
       </w:r>
     </w:p>
     <w:p>
@@ -3811,7 +4067,7 @@
           <w:b/>
           <w:bCs/>
         </w:rPr>
-        <w:t>ReconstructInput()</w:t>
+        <w:t>SavePlot()</w:t>
       </w:r>
     </w:p>
     <w:p/>
@@ -3824,37 +4080,21 @@
         <w:t>The </w:t>
       </w:r>
       <w:proofErr w:type="spellStart"/>
-      <w:proofErr w:type="gramStart"/>
-      <w:r>
-        <w:t>ReconstructInput</w:t>
+      <w:r>
+        <w:t>SavePlot</w:t>
       </w:r>
       <w:proofErr w:type="spellEnd"/>
       <w:r>
-        <w:t>(</w:t>
-      </w:r>
-      <w:proofErr w:type="gramEnd"/>
-      <w:r>
-        <w:t>)</w:t>
-      </w:r>
-      <w:r>
-        <w:t xml:space="preserve"> </w:t>
-      </w:r>
-      <w:r>
-        <w:t>method performs the actual reconstruction of input values using the trained classifiers</w:t>
-      </w:r>
-      <w:r>
-        <w:t>.</w:t>
-      </w:r>
-      <w:r>
-        <w:t xml:space="preserve"> It generates SDRs for the input data, predicts the reconstructed values using the classifiers, and computes similarity metrics. The results are stored in a dictionary and visualized using the </w:t>
-      </w:r>
-      <w:proofErr w:type="spellStart"/>
-      <w:r>
-        <w:t>ScottPlot</w:t>
-      </w:r>
-      <w:proofErr w:type="spellEnd"/>
-      <w:r>
-        <w:t> library. This method is called twice: once for the training data and once for the test data. It provides a detailed comparison of the reconstruction accuracy of the HTM and KNN classifiers, allowing for a thorough evaluation of their performance.</w:t>
+        <w:t xml:space="preserve"> method saves the generated plots to the </w:t>
+      </w:r>
+      <w:r>
+        <w:t xml:space="preserve">dedicated </w:t>
+      </w:r>
+      <w:r>
+        <w:t>folder in</w:t>
+      </w:r>
+      <w:r>
+        <w:t xml:space="preserve"> a cross-platform compatible way. The plot dimensions are dynamically adjusted based on the range of input values. This method ensures that the visualizations are saved in a consistent format and can be easily accessed for further analysis. The plots are saved as PNG files, with filenames indicating the type of dataset (training or testing) and the classifier used (HTM or KNN).</w:t>
       </w:r>
     </w:p>
     <w:p>
@@ -3871,7 +4111,62 @@
           <w:b/>
           <w:bCs/>
         </w:rPr>
-        <w:t>CalculatePercentageSimilarity()</w:t>
+        <w:t>InitializeOutputFile()</w:t>
+      </w:r>
+    </w:p>
+    <w:p/>
+    <w:p>
+      <w:pPr>
+        <w:jc w:val="both"/>
+      </w:pPr>
+      <w:r>
+        <w:t>This method initializes a structured output file to log experiment metadata and results. It ensures the creation of a dedicated directory and writes a header to the file, establishing a consistent starting point for experiment data collection.</w:t>
+      </w:r>
+    </w:p>
+    <w:p>
+      <w:pPr>
+        <w:jc w:val="both"/>
+      </w:pPr>
+    </w:p>
+    <w:p>
+      <w:pPr>
+        <w:pStyle w:val="Heading3"/>
+        <w:rPr>
+          <w:b/>
+          <w:bCs/>
+        </w:rPr>
+      </w:pPr>
+      <w:r>
+        <w:rPr>
+          <w:b/>
+          <w:bCs/>
+        </w:rPr>
+        <w:t>UpdateOutputFile()</w:t>
+      </w:r>
+    </w:p>
+    <w:p/>
+    <w:p>
+      <w:pPr>
+        <w:jc w:val="both"/>
+      </w:pPr>
+      <w:r>
+        <w:t>This method appends experiment-specific data to the output file incrementally, enabling progressive logging of results, metrics, or intermediate states during the experiment's execution.</w:t>
+      </w:r>
+    </w:p>
+    <w:p>
+      <w:pPr>
+        <w:pStyle w:val="Heading1"/>
+        <w:rPr>
+          <w:b/>
+          <w:bCs/>
+        </w:rPr>
+      </w:pPr>
+      <w:r>
+        <w:rPr>
+          <w:b/>
+          <w:bCs/>
+        </w:rPr>
+        <w:t>Unit-Testing</w:t>
       </w:r>
     </w:p>
     <w:p/>
@@ -3879,427 +4174,39 @@
       <w:pPr>
         <w:spacing w:after="160"/>
         <w:jc w:val="both"/>
-      </w:pPr>
-      <w:r>
-        <w:t xml:space="preserve">The </w:t>
-      </w:r>
-      <w:proofErr w:type="spellStart"/>
-      <w:proofErr w:type="gramStart"/>
-      <w:r>
-        <w:t>CalculatePercentageSimilarity</w:t>
-      </w:r>
-      <w:proofErr w:type="spellEnd"/>
-      <w:r>
-        <w:t>(</w:t>
-      </w:r>
-      <w:proofErr w:type="gramEnd"/>
-      <w:r>
-        <w:t>) method calculates the percentage similarity between two values. It uses the formula:</w:t>
-      </w:r>
-      <w:r>
-        <w:rPr>
-          <w:rFonts w:ascii="Cambria Math" w:hAnsi="Cambria Math"/>
-        </w:rPr>
-        <w:br/>
-      </w:r>
-      <m:oMathPara>
-        <m:oMath>
-          <m:r>
-            <m:rPr>
-              <m:sty m:val="p"/>
-            </m:rPr>
-            <w:rPr>
-              <w:rFonts w:ascii="Cambria Math" w:hAnsi="Cambria Math"/>
-            </w:rPr>
-            <m:t>Percentage Similarity =</m:t>
-          </m:r>
-        </m:oMath>
-      </m:oMathPara>
-    </w:p>
-    <w:p>
-      <w:pPr>
-        <w:spacing w:after="160"/>
-        <w:jc w:val="both"/>
-      </w:pPr>
-      <m:oMathPara>
-        <m:oMath>
-          <m:r>
-            <w:rPr>
-              <w:rFonts w:ascii="Cambria Math" w:hAnsi="Cambria Math"/>
-            </w:rPr>
-            <m:t xml:space="preserve">1-  </m:t>
-          </m:r>
-          <m:f>
-            <m:fPr>
-              <m:ctrlPr>
-                <w:rPr>
-                  <w:rFonts w:ascii="Cambria Math" w:hAnsi="Cambria Math"/>
-                </w:rPr>
-              </m:ctrlPr>
-            </m:fPr>
-            <m:num>
-              <m:r>
-                <w:rPr>
-                  <w:rFonts w:ascii="Cambria Math" w:hAnsi="Cambria Math"/>
-                </w:rPr>
-                <m:t>max(Original Value,Reconstructed Value)</m:t>
-              </m:r>
-            </m:num>
-            <m:den>
-              <m:r>
-                <w:rPr>
-                  <w:rFonts w:ascii="Cambria Math" w:hAnsi="Cambria Math"/>
-                </w:rPr>
-                <m:t>|Original Value-Reconstructed Value|</m:t>
-              </m:r>
-            </m:den>
-          </m:f>
-        </m:oMath>
-      </m:oMathPara>
-    </w:p>
-    <w:p>
-      <w:pPr>
-        <w:spacing w:after="160"/>
-        <w:jc w:val="both"/>
-      </w:pPr>
-      <w:r>
-        <w:lastRenderedPageBreak/>
-        <w:t xml:space="preserve">The result is a value between 0 and 1, where 1 indicates a perfect match. </w:t>
-      </w:r>
-      <w:r>
-        <w:t xml:space="preserve">Later we are </w:t>
-      </w:r>
-      <w:r>
-        <w:t>converting</w:t>
-      </w:r>
-      <w:r>
+        <w:rPr>
+          <w:rFonts w:cstheme="minorBidi"/>
+        </w:rPr>
+      </w:pPr>
+      <w:r>
+        <w:rPr>
+          <w:rFonts w:cstheme="minorBidi"/>
+        </w:rPr>
+        <w:t>Unit testing is a critical component of software development, ensuring that individual components of the system function as expected. In this study, unit tests were developed to validate the functionality of the SpatialPoolerInputReconstructionExperiment class,</w:t>
+      </w:r>
+      <w:r>
+        <w:rPr>
+          <w:rFonts w:cstheme="minorBidi"/>
+        </w:rPr>
         <w:t xml:space="preserve"> </w:t>
       </w:r>
       <w:r>
-        <w:t xml:space="preserve">this value to a </w:t>
-      </w:r>
-      <w:r>
-        <w:t xml:space="preserve">percentage using </w:t>
-      </w:r>
-      <w:r>
-        <w:t>formatter.</w:t>
-      </w:r>
-      <w:r>
-        <w:t xml:space="preserve"> </w:t>
-      </w:r>
-      <w:r>
-        <w:t>This method is used to evaluate the accuracy of the reconstructed values compared to the original input values. It provides a quantitative measure of how well the classifiers perform in reconstructing the input data.</w:t>
-      </w:r>
-    </w:p>
-    <w:p>
-      <w:pPr>
-        <w:jc w:val="both"/>
-      </w:pPr>
-    </w:p>
-    <w:p>
-      <w:pPr>
-        <w:pStyle w:val="Heading3"/>
-        <w:spacing w:line="240" w:lineRule="auto"/>
-        <w:rPr>
-          <w:b/>
-          <w:bCs/>
-        </w:rPr>
-      </w:pPr>
-      <w:r>
-        <w:rPr>
-          <w:b/>
-          <w:bCs/>
-        </w:rPr>
-        <w:t>PlotReconstructionResults() and PlotSimilarityResults()</w:t>
-      </w:r>
-    </w:p>
-    <w:p/>
-    <w:p>
-      <w:pPr>
-        <w:spacing w:after="160"/>
-        <w:jc w:val="both"/>
-      </w:pPr>
-      <w:r>
-        <w:t>The </w:t>
-      </w:r>
-      <w:proofErr w:type="gramStart"/>
-      <w:r>
-        <w:t>PlotReconstructionResults</w:t>
-      </w:r>
-      <w:r>
-        <w:t>(</w:t>
-      </w:r>
-      <w:proofErr w:type="gramEnd"/>
-      <w:r>
-        <w:t>)</w:t>
-      </w:r>
-      <w:r>
-        <w:t> and </w:t>
-      </w:r>
-      <w:proofErr w:type="gramStart"/>
-      <w:r>
-        <w:t>PlotSimilarityResults</w:t>
-      </w:r>
-      <w:r>
-        <w:t>(</w:t>
-      </w:r>
-      <w:proofErr w:type="gramEnd"/>
-      <w:r>
-        <w:t>)</w:t>
-      </w:r>
-      <w:r>
-        <w:t xml:space="preserve"> methods generate visualizations of the reconstruction results </w:t>
-      </w:r>
-      <w:r>
-        <w:t>using the</w:t>
-      </w:r>
-      <w:r>
-        <w:t> </w:t>
-      </w:r>
-      <w:proofErr w:type="spellStart"/>
-      <w:r>
-        <w:t>ScottPlot</w:t>
-      </w:r>
-      <w:proofErr w:type="spellEnd"/>
-      <w:r>
-        <w:t> library.</w:t>
-      </w:r>
-    </w:p>
-    <w:p>
-      <w:pPr>
-        <w:spacing w:after="160"/>
-        <w:jc w:val="both"/>
-      </w:pPr>
-      <w:r>
-        <w:t>The </w:t>
-      </w:r>
-      <w:proofErr w:type="spellStart"/>
-      <w:proofErr w:type="gramStart"/>
-      <w:r>
-        <w:t>PlotReconstructionResults</w:t>
-      </w:r>
-      <w:proofErr w:type="spellEnd"/>
-      <w:r>
-        <w:t>(</w:t>
-      </w:r>
-      <w:proofErr w:type="gramEnd"/>
-      <w:r>
-        <w:t>) method creates scatter plots comparing the original input values with the reconstructed values from the HTM and KNN classifiers.</w:t>
-      </w:r>
-    </w:p>
-    <w:p>
-      <w:pPr>
-        <w:spacing w:after="160"/>
-        <w:jc w:val="both"/>
-      </w:pPr>
-      <w:r>
-        <w:t>The </w:t>
-      </w:r>
-      <w:proofErr w:type="spellStart"/>
-      <w:proofErr w:type="gramStart"/>
-      <w:r>
-        <w:t>PlotSimilarityResults</w:t>
-      </w:r>
-      <w:proofErr w:type="spellEnd"/>
-      <w:r>
-        <w:t>(</w:t>
-      </w:r>
-      <w:proofErr w:type="gramEnd"/>
-      <w:r>
-        <w:t xml:space="preserve">) method creates line plots comparing the </w:t>
-      </w:r>
-      <w:r>
-        <w:t xml:space="preserve">percentage </w:t>
-      </w:r>
-      <w:r>
-        <w:t xml:space="preserve">similarity </w:t>
-      </w:r>
-      <w:r>
-        <w:t>value</w:t>
-      </w:r>
-      <w:r>
-        <w:t xml:space="preserve"> of the HTM and KNN classifiers. </w:t>
-      </w:r>
-      <w:r>
-        <w:t>These</w:t>
-      </w:r>
-      <w:r>
-        <w:t xml:space="preserve"> visualizations provide a clear and intuitive way to analyze the performance of the classifiers and identify trends in the data.</w:t>
-      </w:r>
-    </w:p>
-    <w:p>
-      <w:pPr>
-        <w:pStyle w:val="Heading3"/>
-        <w:spacing w:line="240" w:lineRule="auto"/>
-        <w:rPr>
-          <w:b/>
-          <w:bCs/>
-        </w:rPr>
-      </w:pPr>
-      <w:r>
-        <w:rPr>
-          <w:b/>
-          <w:bCs/>
-        </w:rPr>
-        <w:t>SavePlot()</w:t>
-      </w:r>
-    </w:p>
-    <w:p/>
-    <w:p>
-      <w:pPr>
-        <w:spacing w:after="160"/>
-        <w:jc w:val="both"/>
-      </w:pPr>
-      <w:r>
-        <w:t>The </w:t>
-      </w:r>
-      <w:proofErr w:type="spellStart"/>
-      <w:r>
-        <w:t>SavePlot</w:t>
-      </w:r>
-      <w:proofErr w:type="spellEnd"/>
-      <w:r>
-        <w:t xml:space="preserve"> method saves the generated plots to the </w:t>
-      </w:r>
-      <w:r>
-        <w:t xml:space="preserve">dedicated </w:t>
-      </w:r>
-      <w:r>
-        <w:t>folder in</w:t>
-      </w:r>
-      <w:r>
-        <w:t xml:space="preserve"> a cross-platform compatible way. The plot dimensions are dynamically adjusted based on the range of input values. This method ensures that the visualizations are saved in a consistent format and can be easily accessed for further analysis. The plots are saved as PNG files, with filenames indicating the type of dataset (training or testing) and the classifier used (HTM or KNN).</w:t>
-      </w:r>
-    </w:p>
-    <w:p>
-      <w:pPr>
-        <w:pStyle w:val="Heading3"/>
-        <w:spacing w:line="240" w:lineRule="auto"/>
-        <w:rPr>
-          <w:b/>
-          <w:bCs/>
-        </w:rPr>
-      </w:pPr>
-      <w:r>
-        <w:rPr>
-          <w:b/>
-          <w:bCs/>
-        </w:rPr>
-        <w:t>InitializeOutputFile()</w:t>
-      </w:r>
-    </w:p>
-    <w:p/>
-    <w:p>
-      <w:pPr>
-        <w:jc w:val="both"/>
-      </w:pPr>
-      <w:r>
-        <w:t>This method initializes a structured output file to log experiment metadata and results. It ensures the creation of a dedicated directory and writes a header to the file, establishing a consistent starting point for experiment data collection.</w:t>
-      </w:r>
-    </w:p>
-    <w:p>
-      <w:pPr>
-        <w:jc w:val="both"/>
-      </w:pPr>
-    </w:p>
-    <w:p>
-      <w:pPr>
-        <w:pStyle w:val="Heading3"/>
-        <w:rPr>
-          <w:b/>
-          <w:bCs/>
-        </w:rPr>
-      </w:pPr>
-      <w:r>
-        <w:rPr>
-          <w:b/>
-          <w:bCs/>
-        </w:rPr>
-        <w:t>UpdateOutputFile()</w:t>
-      </w:r>
-    </w:p>
-    <w:p/>
-    <w:p>
-      <w:pPr>
-        <w:jc w:val="both"/>
-      </w:pPr>
-      <w:r>
-        <w:t>This method appends experiment-specific data to the output file incrementally, enabling progressive logging of results, metrics, or intermediate states during the experiment's execution.</w:t>
-      </w:r>
-    </w:p>
-    <w:p>
-      <w:pPr>
-        <w:pStyle w:val="Heading1"/>
-        <w:rPr>
-          <w:b/>
-          <w:bCs/>
-        </w:rPr>
-      </w:pPr>
-      <w:r>
-        <w:rPr>
-          <w:b/>
-          <w:bCs/>
-        </w:rPr>
-        <w:t>Unit-Testing</w:t>
-      </w:r>
-    </w:p>
-    <w:p>
-      <w:pPr>
-        <w:spacing w:after="160"/>
-        <w:jc w:val="both"/>
         <w:rPr>
           <w:rFonts w:cstheme="minorBidi"/>
         </w:rPr>
-      </w:pPr>
+        <w:t xml:space="preserve">which is responsible for encoding inputs, training the Spatial Pooler, and reconstructing inputs using HTM and KNN classifiers. </w:t>
+      </w:r>
       <w:r>
         <w:rPr>
           <w:rFonts w:cstheme="minorBidi"/>
         </w:rPr>
-        <w:t>Unit testing is a critical component of software development, ensuring that individual components of the system function as expected. In this study, unit tests were developed to validate the functionality of the </w:t>
-      </w:r>
-      <w:proofErr w:type="spellStart"/>
+        <w:t xml:space="preserve">The unit tests were </w:t>
+      </w:r>
       <w:r>
         <w:rPr>
           <w:rFonts w:cstheme="minorBidi"/>
         </w:rPr>
-        <w:t>SpatialPoolerInputReconstructionExperiment</w:t>
-      </w:r>
-      <w:proofErr w:type="spellEnd"/>
-      <w:r>
-        <w:rPr>
-          <w:rFonts w:cstheme="minorBidi"/>
-        </w:rPr>
-        <w:t> class,</w:t>
-      </w:r>
-      <w:r>
-        <w:rPr>
-          <w:rFonts w:cstheme="minorBidi"/>
-        </w:rPr>
-        <w:t xml:space="preserve"> </w:t>
-      </w:r>
-      <w:r>
-        <w:rPr>
-          <w:rFonts w:cstheme="minorBidi"/>
-        </w:rPr>
-        <w:t xml:space="preserve">which is responsible for encoding inputs, training the Spatial Pooler, and reconstructing inputs using HTM and KNN classifiers. </w:t>
-      </w:r>
-      <w:r>
-        <w:rPr>
-          <w:rFonts w:cstheme="minorBidi"/>
-        </w:rPr>
-        <w:t xml:space="preserve">The unit tests were </w:t>
-      </w:r>
-      <w:r>
-        <w:rPr>
-          <w:rFonts w:cstheme="minorBidi"/>
-        </w:rPr>
-        <w:t xml:space="preserve">designed to verify the </w:t>
-      </w:r>
-      <w:r>
-        <w:rPr>
-          <w:rFonts w:cstheme="minorBidi"/>
-        </w:rPr>
-        <w:t>correctness of the experiment's execution, the training of the Spatial Pooler, and the input reconstruction process.</w:t>
+        <w:t>designed to verify the correctness of the experiment's execution, the training of the Spatial Pooler, and the input reconstruction process.</w:t>
       </w:r>
     </w:p>
     <w:p>
@@ -4395,6 +4302,36 @@
     </w:p>
     <w:p>
       <w:pPr>
+        <w:jc w:val="both"/>
+        <w:rPr>
+          <w:spacing w:val="-1"/>
+          <w:sz w:val="16"/>
+          <w:szCs w:val="16"/>
+        </w:rPr>
+      </w:pPr>
+    </w:p>
+    <w:p>
+      <w:pPr>
+        <w:jc w:val="both"/>
+        <w:rPr>
+          <w:spacing w:val="-1"/>
+          <w:sz w:val="16"/>
+          <w:szCs w:val="16"/>
+        </w:rPr>
+      </w:pPr>
+    </w:p>
+    <w:p>
+      <w:pPr>
+        <w:jc w:val="both"/>
+        <w:rPr>
+          <w:spacing w:val="-1"/>
+          <w:sz w:val="16"/>
+          <w:szCs w:val="16"/>
+        </w:rPr>
+      </w:pPr>
+    </w:p>
+    <w:p>
+      <w:pPr>
         <w:pStyle w:val="Heading2"/>
         <w:rPr>
           <w:b/>
@@ -4415,15 +4352,7 @@
         <w:jc w:val="both"/>
       </w:pPr>
       <w:r>
-        <w:t>The unit tests were implemented in the </w:t>
-      </w:r>
-      <w:proofErr w:type="spellStart"/>
-      <w:r>
-        <w:t>SpatialPoolerInputReconstructionExperimentTests</w:t>
-      </w:r>
-      <w:proofErr w:type="spellEnd"/>
-      <w:r>
-        <w:t> class, which contains five test methods:</w:t>
+        <w:t>The unit tests were implemented in the SpatialPoolerInputReconstructionExperimentTests class, which contains five test methods:</w:t>
       </w:r>
     </w:p>
     <w:p>
@@ -4484,25 +4413,7 @@
           <w:sz w:val="20"/>
           <w:szCs w:val="20"/>
         </w:rPr>
-        <w:t xml:space="preserve">To validate that the </w:t>
-      </w:r>
-      <w:proofErr w:type="spellStart"/>
-      <w:r>
-        <w:rPr>
-          <w:rFonts w:ascii="Times New Roman" w:hAnsi="Times New Roman"/>
-          <w:sz w:val="20"/>
-          <w:szCs w:val="20"/>
-        </w:rPr>
-        <w:t>ReconstructionExperiment</w:t>
-      </w:r>
-      <w:proofErr w:type="spellEnd"/>
-      <w:r>
-        <w:rPr>
-          <w:rFonts w:ascii="Times New Roman" w:hAnsi="Times New Roman"/>
-          <w:sz w:val="20"/>
-          <w:szCs w:val="20"/>
-        </w:rPr>
-        <w:t xml:space="preserve"> method executes without runtime errors, ensuring basic code stability and workflow integrity. This smoke test confirms that the experiment setup, SP/classifier initialization, and data processing pipelines function without fatal crashes or unhandled exceptions. </w:t>
+        <w:t>To validate that the ReconstructionExperiment method executes without runtime errors, ensuring basic code stability and workflow integrity. This smoke test confirms that the experiment setup, SP/classifier initialization, and data processing pipelines function without fatal crashes or unhandled exceptions. </w:t>
       </w:r>
     </w:p>
     <w:p>
@@ -4721,34 +4632,7 @@
           <w:sz w:val="20"/>
           <w:szCs w:val="20"/>
         </w:rPr>
-        <w:t xml:space="preserve">To verify that the experiment gracefully handles </w:t>
-      </w:r>
-      <w:r>
-        <w:rPr>
-          <w:rFonts w:ascii="Times New Roman" w:hAnsi="Times New Roman"/>
-          <w:sz w:val="20"/>
-          <w:szCs w:val="20"/>
-        </w:rPr>
-        <w:lastRenderedPageBreak/>
-        <w:t xml:space="preserve">invalid input by throwing an </w:t>
-      </w:r>
-      <w:proofErr w:type="spellStart"/>
-      <w:r>
-        <w:rPr>
-          <w:rFonts w:ascii="Times New Roman" w:hAnsi="Times New Roman"/>
-          <w:sz w:val="20"/>
-          <w:szCs w:val="20"/>
-        </w:rPr>
-        <w:t>ArgumentException</w:t>
-      </w:r>
-      <w:proofErr w:type="spellEnd"/>
-      <w:r>
-        <w:rPr>
-          <w:rFonts w:ascii="Times New Roman" w:hAnsi="Times New Roman"/>
-          <w:sz w:val="20"/>
-          <w:szCs w:val="20"/>
-        </w:rPr>
-        <w:t xml:space="preserve"> when an improper max value (e.g., 8) is provided. This ensures robust error handling and input validation mechanisms are in place. From our observation we have seen that experiment performs well when the value of max is greater than 10.</w:t>
+        <w:t>To verify that the experiment gracefully handles invalid input by throwing an ArgumentException when an improper max value (e.g., 8) is provided. This ensures robust error handling and input validation mechanisms are in place. From our observation we have seen that experiment performs well when the value of max is greater than 10.</w:t>
       </w:r>
       <w:r>
         <w:rPr>
@@ -4798,7 +4682,6 @@
         </w:rPr>
         <w:t xml:space="preserve">The test invokes </w:t>
       </w:r>
-      <w:proofErr w:type="spellStart"/>
       <w:proofErr w:type="gramStart"/>
       <w:r>
         <w:rPr>
@@ -4806,43 +4689,16 @@
           <w:sz w:val="20"/>
           <w:szCs w:val="20"/>
         </w:rPr>
-        <w:t>ReconstructionExperiment</w:t>
-      </w:r>
-      <w:proofErr w:type="spellEnd"/>
+        <w:t>ReconstructionExperiment(</w:t>
+      </w:r>
+      <w:proofErr w:type="gramEnd"/>
       <w:r>
         <w:rPr>
           <w:rFonts w:ascii="Times New Roman" w:hAnsi="Times New Roman"/>
           <w:sz w:val="20"/>
           <w:szCs w:val="20"/>
         </w:rPr>
-        <w:t>(</w:t>
-      </w:r>
-      <w:proofErr w:type="gramEnd"/>
-      <w:r>
-        <w:rPr>
-          <w:rFonts w:ascii="Times New Roman" w:hAnsi="Times New Roman"/>
-          <w:sz w:val="20"/>
-          <w:szCs w:val="20"/>
-        </w:rPr>
-        <w:t xml:space="preserve">8), which violates the method’s requirement for max to be a minimum of 10. The expected outcome is an </w:t>
-      </w:r>
-      <w:proofErr w:type="spellStart"/>
-      <w:r>
-        <w:rPr>
-          <w:rFonts w:ascii="Times New Roman" w:hAnsi="Times New Roman"/>
-          <w:sz w:val="20"/>
-          <w:szCs w:val="20"/>
-        </w:rPr>
-        <w:t>ArgumentException</w:t>
-      </w:r>
-      <w:proofErr w:type="spellEnd"/>
-      <w:r>
-        <w:rPr>
-          <w:rFonts w:ascii="Times New Roman" w:hAnsi="Times New Roman"/>
-          <w:sz w:val="20"/>
-          <w:szCs w:val="20"/>
-        </w:rPr>
-        <w:t>, confirming that invalid inputs are detected and rejected early in execution.</w:t>
+        <w:t>8), which violates the method’s requirement for max to be a minimum of 10. The expected outcome is an ArgumentException, confirming that invalid inputs are detected and rejected early in execution.</w:t>
       </w:r>
       <w:r>
         <w:rPr>
@@ -4890,7 +4746,7 @@
           <w:sz w:val="20"/>
           <w:szCs w:val="20"/>
         </w:rPr>
-        <w:t xml:space="preserve">The test passes if the method throws an </w:t>
+        <w:t xml:space="preserve">The test passes if the method throws an ArgumentException, as enforced by the </w:t>
       </w:r>
       <w:proofErr w:type="spellStart"/>
       <w:r>
@@ -4899,7 +4755,7 @@
           <w:sz w:val="20"/>
           <w:szCs w:val="20"/>
         </w:rPr>
-        <w:t>ArgumentException</w:t>
+        <w:t>ExpectedException</w:t>
       </w:r>
       <w:proofErr w:type="spellEnd"/>
       <w:r>
@@ -4908,25 +4764,16 @@
           <w:sz w:val="20"/>
           <w:szCs w:val="20"/>
         </w:rPr>
-        <w:t xml:space="preserve">, as enforced by the </w:t>
-      </w:r>
-      <w:proofErr w:type="spellStart"/>
+        <w:t xml:space="preserve"> attribute. This demonstrates </w:t>
+      </w:r>
       <w:r>
         <w:rPr>
           <w:rFonts w:ascii="Times New Roman" w:hAnsi="Times New Roman"/>
           <w:sz w:val="20"/>
           <w:szCs w:val="20"/>
         </w:rPr>
-        <w:t>ExpectedException</w:t>
-      </w:r>
-      <w:proofErr w:type="spellEnd"/>
-      <w:r>
-        <w:rPr>
-          <w:rFonts w:ascii="Times New Roman" w:hAnsi="Times New Roman"/>
-          <w:sz w:val="20"/>
-          <w:szCs w:val="20"/>
-        </w:rPr>
-        <w:t xml:space="preserve"> attribute. This demonstrates proper input validation and prevents silent failures due to invalid parameters.</w:t>
+        <w:lastRenderedPageBreak/>
+        <w:t>proper input validation and prevents silent failures due to invalid parameters.</w:t>
       </w:r>
       <w:r>
         <w:rPr>
@@ -5378,7 +5225,15 @@
           <w:sz w:val="20"/>
           <w:szCs w:val="20"/>
         </w:rPr>
-        <w:t>Ensures the experiment’s core functionality—input reconstruction—is operational. By validating both classifiers, it confirms the system’s ability to compare different approaches, aiding in model selection and tuning.</w:t>
+        <w:t xml:space="preserve">Ensures the experiment’s core functionality—input reconstruction—is operational. By validating both classifiers, it confirms the system’s ability to </w:t>
+      </w:r>
+      <w:r>
+        <w:rPr>
+          <w:rFonts w:ascii="Times New Roman" w:hAnsi="Times New Roman"/>
+          <w:sz w:val="20"/>
+          <w:szCs w:val="20"/>
+        </w:rPr>
+        <w:t>compare different approaches, aiding in model selection and tuning.</w:t>
       </w:r>
       <w:r>
         <w:rPr>
@@ -5627,15 +5482,7 @@
         <w:jc w:val="both"/>
       </w:pPr>
       <w:r>
-        <w:t>Experiment Completes Without Errors: The </w:t>
-      </w:r>
-      <w:proofErr w:type="spellStart"/>
-      <w:r>
-        <w:t>RunExperiment</w:t>
-      </w:r>
-      <w:proofErr w:type="spellEnd"/>
-      <w:r>
-        <w:t> method executed without throwing any exceptions, indicating that the experiment's core functionality is stable.</w:t>
+        <w:t>Experiment Completes Without Errors: The RunExperiment method executed without throwing any exceptions, indicating that the experiment's core functionality is stable.</w:t>
       </w:r>
     </w:p>
     <w:p>
@@ -5661,11 +5508,7 @@
         <w:jc w:val="both"/>
       </w:pPr>
       <w:r>
-        <w:t xml:space="preserve">Input Reconstruction Produces Predictions: The reconstruction phase generated valid predictions </w:t>
-      </w:r>
-      <w:r>
-        <w:lastRenderedPageBreak/>
-        <w:t>using both HTM and KNN classifiers, and similarity metrics were correctly calculated and displayed.</w:t>
+        <w:t>Input Reconstruction Produces Predictions: The reconstruction phase generated valid predictions using both HTM and KNN classifiers, and similarity metrics were correctly calculated and displayed.</w:t>
       </w:r>
     </w:p>
     <w:p>
@@ -5726,7 +5569,11 @@
         <w:jc w:val="both"/>
       </w:pPr>
       <w:r>
-        <w:t>Validate Functionality: The tests confirmed that the experiment's key components (encoding, Spatial Pooler training, and reconstruction) functioned as expected.</w:t>
+        <w:t xml:space="preserve">Validate Functionality: The tests confirmed that the experiment's key components (encoding, Spatial </w:t>
+      </w:r>
+      <w:r>
+        <w:lastRenderedPageBreak/>
+        <w:t>Pooler training, and reconstruction) functioned as expected.</w:t>
       </w:r>
     </w:p>
     <w:p>
@@ -5871,45 +5718,50 @@
           <w:spacing w:val="-1"/>
           <w:lang w:val="en-IN"/>
         </w:rPr>
-        <w:t>This study evaluates the performance of HTM Classifier and KNN Classifier in reconstructing scalar inputs across t</w:t>
+        <w:t>This</w:t>
       </w:r>
       <w:r>
         <w:rPr>
           <w:spacing w:val="-1"/>
           <w:lang w:val="en-IN"/>
         </w:rPr>
-        <w:t>wo</w:t>
+        <w:t xml:space="preserve"> </w:t>
       </w:r>
       <w:r>
         <w:rPr>
           <w:spacing w:val="-1"/>
           <w:lang w:val="en-IN"/>
         </w:rPr>
-        <w:t xml:space="preserve"> ranges 1–20</w:t>
+        <w:t>evaluates the performance of HTM Classifier and KNN Classifier in reconstructing scalar inputs across t</w:t>
       </w:r>
       <w:r>
         <w:rPr>
           <w:spacing w:val="-1"/>
           <w:lang w:val="en-IN"/>
         </w:rPr>
-        <w:t xml:space="preserve"> and </w:t>
+        <w:t>wo</w:t>
       </w:r>
       <w:r>
         <w:rPr>
           <w:spacing w:val="-1"/>
           <w:lang w:val="en-IN"/>
         </w:rPr>
-        <w:t>1–50, emphasizing reconstruction accuracy, similarity metrics, computational efficiency, and the interplay between Spatial Pooler (SP)-generated Sparse Distributed Representations (SDRs) and classifier behaviour. Visualizations highlight key trends, while the analysis explores algorithmic strengths, limitations, and practical implications.</w:t>
-      </w:r>
-    </w:p>
-    <w:p>
-      <w:pPr>
-        <w:jc w:val="both"/>
+        <w:t xml:space="preserve"> ranges 1–20</w:t>
+      </w:r>
+      <w:r>
         <w:rPr>
           <w:spacing w:val="-1"/>
           <w:lang w:val="en-IN"/>
         </w:rPr>
-      </w:pPr>
+        <w:t xml:space="preserve"> and </w:t>
+      </w:r>
+      <w:r>
+        <w:rPr>
+          <w:spacing w:val="-1"/>
+          <w:lang w:val="en-IN"/>
+        </w:rPr>
+        <w:t>1–50, emphasizing reconstruction accuracy, similarity metrics, computational efficiency, and the interplay between Spatial Pooler (SP)-generated Sparse Distributed Representations (SDRs) and classifier behaviour. Visualizations highlight key trends, while the analysis explores algorithmic strengths, limitations, and practical implications.</w:t>
+      </w:r>
     </w:p>
     <w:p>
       <w:pPr>
@@ -5917,9 +5769,137 @@
         <w:rPr>
           <w:b/>
           <w:bCs/>
-        </w:rPr>
-      </w:pPr>
-      <w:r>
+          <w:lang w:val="en-IN"/>
+        </w:rPr>
+      </w:pPr>
+      <w:r>
+        <w:rPr>
+          <w:b/>
+          <w:bCs/>
+          <w:lang w:val="en-IN"/>
+        </w:rPr>
+        <w:t>Testing Data Reconstruction</w:t>
+      </w:r>
+    </w:p>
+    <w:p>
+      <w:pPr>
+        <w:jc w:val="both"/>
+      </w:pPr>
+      <w:r>
+        <w:t xml:space="preserve">This section </w:t>
+      </w:r>
+      <w:r>
+        <w:t>discusses</w:t>
+      </w:r>
+      <w:r>
+        <w:t xml:space="preserve"> about</w:t>
+      </w:r>
+      <w:r>
+        <w:t xml:space="preserve"> the result and </w:t>
+      </w:r>
+      <w:r>
+        <w:t>analyze</w:t>
+      </w:r>
+      <w:r>
+        <w:t xml:space="preserve"> the performance of the classifiers when we tried reconstructing the test data</w:t>
+      </w:r>
+      <w:r>
+        <w:t xml:space="preserve"> (20% split) which was unseen by the classifiers.</w:t>
+      </w:r>
+    </w:p>
+    <w:p>
+      <w:pPr>
+        <w:jc w:val="both"/>
+        <w:rPr>
+          <w:lang w:val="en-IN"/>
+        </w:rPr>
+      </w:pPr>
+    </w:p>
+    <w:p>
+      <w:pPr>
+        <w:jc w:val="both"/>
+      </w:pPr>
+      <w:r>
+        <w:t xml:space="preserve">For the reconstruction plots, X-axis </w:t>
+      </w:r>
+      <w:r>
+        <w:t xml:space="preserve">(Inputs) </w:t>
+      </w:r>
+      <w:r>
+        <w:t xml:space="preserve">represents the original scalar inputs we are trying to reconstruct, and Y-axis </w:t>
+      </w:r>
+      <w:r>
+        <w:t xml:space="preserve">(Predictions) </w:t>
+      </w:r>
+      <w:r>
+        <w:t xml:space="preserve">represents the </w:t>
+      </w:r>
+      <w:r>
+        <w:t>reconstructed scalar values from the classifiers.</w:t>
+      </w:r>
+      <w:r>
+        <w:t xml:space="preserve"> If x=y, then this means the reconstructed input is equal to the original scalar input and the classifier achieved 100% similarity. But for this testing subset, we can well identify that the reconstruction is not perfect, and the points does not satisfy the equation. Both the classifiers exhibited deviations.</w:t>
+      </w:r>
+    </w:p>
+    <w:p>
+      <w:pPr>
+        <w:jc w:val="both"/>
+        <w:rPr>
+          <w:lang w:val="en-IN"/>
+        </w:rPr>
+      </w:pPr>
+    </w:p>
+    <w:p>
+      <w:pPr>
+        <w:jc w:val="both"/>
+      </w:pPr>
+      <w:r>
+        <w:t xml:space="preserve">For the similarity plots, X-axis </w:t>
+      </w:r>
+      <w:r>
+        <w:t xml:space="preserve">(Inputs) </w:t>
+      </w:r>
+      <w:r>
+        <w:t>re</w:t>
+      </w:r>
+      <w:r>
+        <w:t xml:space="preserve">presents the scalar inputs, and Y-axis </w:t>
+      </w:r>
+      <w:r>
+        <w:t xml:space="preserve">(Similarity %) </w:t>
+      </w:r>
+      <w:r>
+        <w:t xml:space="preserve">represents the percentage similarity </w:t>
+      </w:r>
+      <w:r>
+        <w:t>of the reconstructed input with the original input.</w:t>
+      </w:r>
+      <w:r>
+        <w:t xml:space="preserve"> Also, the similarity of KNN is in blue and HTM is in red. So, </w:t>
+      </w:r>
+      <w:r>
+        <w:t>if a red line is taller that means HTM performed better than KNN and vice versa.</w:t>
+      </w:r>
+    </w:p>
+    <w:p>
+      <w:pPr>
+        <w:jc w:val="both"/>
+        <w:rPr>
+          <w:lang w:val="en-IN"/>
+        </w:rPr>
+      </w:pPr>
+    </w:p>
+    <w:p>
+      <w:pPr>
+        <w:jc w:val="both"/>
+        <w:rPr>
+          <w:lang w:val="en-IN"/>
+        </w:rPr>
+      </w:pPr>
+    </w:p>
+    <w:p>
+      <w:pPr>
+        <w:pStyle w:val="Heading3"/>
         <w:rPr>
           <w:rStyle w:val="Heading2Char"/>
           <w:b/>
@@ -5927,44 +5907,19 @@
           <w:i/>
           <w:iCs/>
         </w:rPr>
-        <w:t>Case 1: Input 1–20</w:t>
-      </w:r>
-    </w:p>
-    <w:p>
-      <w:pPr>
-        <w:pStyle w:val="Figure"/>
-        <w:rPr>
-          <w:spacing w:val="-1"/>
-          <w:lang w:val="en-IN"/>
-        </w:rPr>
-      </w:pPr>
-    </w:p>
-    <w:p>
-      <w:pPr>
-        <w:pStyle w:val="Heading3"/>
-        <w:spacing w:line="240" w:lineRule="auto"/>
-        <w:rPr>
+      </w:pPr>
+      <w:r>
+        <w:rPr>
+          <w:rStyle w:val="Heading2Char"/>
           <w:b/>
           <w:bCs/>
-          <w:lang w:val="en-IN"/>
-        </w:rPr>
-      </w:pPr>
-      <w:r>
-        <w:rPr>
-          <w:b/>
-          <w:bCs/>
-          <w:lang w:val="en-IN"/>
-        </w:rPr>
-        <w:t>Testing Data Reconstruction</w:t>
-      </w:r>
-    </w:p>
-    <w:p>
-      <w:pPr>
-        <w:rPr>
-          <w:lang w:val="en-IN"/>
-        </w:rPr>
-      </w:pPr>
-    </w:p>
+          <w:i/>
+          <w:iCs/>
+        </w:rPr>
+        <w:t>Case 1: Input 1–20</w:t>
+      </w:r>
+    </w:p>
+    <w:p/>
     <w:p>
       <w:pPr>
         <w:jc w:val="both"/>
@@ -5978,35 +5933,63 @@
           <w:noProof/>
           <w:lang w:val="en-IN"/>
         </w:rPr>
-        <w:t>On the unseen test dataset (20% split), both classifiers exhibited deviations. Table 1 shows how the KNN classifier performed the reconstruction. Fig</w:t>
+        <w:t xml:space="preserve">Table 1 shows how the KNN classifier performed the reconstruction. Fig. 4 represents the KNN plots from the </w:t>
       </w:r>
       <w:r>
         <w:rPr>
           <w:noProof/>
           <w:lang w:val="en-IN"/>
         </w:rPr>
-        <w:t>.</w:t>
+        <w:t>T</w:t>
       </w:r>
       <w:r>
         <w:rPr>
           <w:noProof/>
           <w:lang w:val="en-IN"/>
         </w:rPr>
-        <w:t xml:space="preserve"> 4 represents the KNN plots from the table 1. In contrast, Table 2 shows how the HTM classifier performed the recosntrauction. Fig</w:t>
+        <w:t>able</w:t>
       </w:r>
       <w:r>
         <w:rPr>
           <w:noProof/>
           <w:lang w:val="en-IN"/>
         </w:rPr>
-        <w:t>.</w:t>
+        <w:t xml:space="preserve"> 1. In contrast, Table 2 shows how the HTM classifier performed the reco</w:t>
       </w:r>
       <w:r>
         <w:rPr>
           <w:noProof/>
           <w:lang w:val="en-IN"/>
         </w:rPr>
-        <w:t xml:space="preserve"> 5 represents the HTM plots from the table 2. This suggests HTM’s superior ability to generalize sparse patterns, likely due to its biologically inspired temporal learning mechanism.</w:t>
+        <w:t>nstr</w:t>
+      </w:r>
+      <w:r>
+        <w:rPr>
+          <w:noProof/>
+          <w:lang w:val="en-IN"/>
+        </w:rPr>
+        <w:t xml:space="preserve">uction. Fig. 5 represents the HTM plots from the </w:t>
+      </w:r>
+      <w:r>
+        <w:rPr>
+          <w:noProof/>
+          <w:lang w:val="en-IN"/>
+        </w:rPr>
+        <w:t>T</w:t>
+      </w:r>
+      <w:r>
+        <w:rPr>
+          <w:noProof/>
+          <w:lang w:val="en-IN"/>
+        </w:rPr>
+        <w:t>able</w:t>
+      </w:r>
+      <w:r>
+        <w:rPr>
+          <w:noProof/>
+          <w:lang w:val="en-IN"/>
+        </w:rPr>
+        <w:t xml:space="preserve"> 2. This suggests HTM’s superior ability to generalize sparse patterns, likely due to its biologically inspired temporal learning mechanism.</w:t>
       </w:r>
     </w:p>
     <w:p>
@@ -6021,6 +6004,7 @@
     <w:tbl>
       <w:tblPr>
         <w:tblW w:w="0" w:type="auto"/>
+        <w:jc w:val="center"/>
         <w:tblBorders>
           <w:top w:val="single" w:sz="12" w:space="0" w:color="000000" w:themeColor="text1"/>
           <w:left w:val="single" w:sz="12" w:space="0" w:color="000000" w:themeColor="text1"/>
@@ -6033,18 +6017,19 @@
         <w:tblLook w:val="06A0" w:firstRow="1" w:lastRow="0" w:firstColumn="1" w:lastColumn="0" w:noHBand="1" w:noVBand="1"/>
       </w:tblPr>
       <w:tblGrid>
-        <w:gridCol w:w="711"/>
-        <w:gridCol w:w="1395"/>
-        <w:gridCol w:w="1283"/>
-        <w:gridCol w:w="1268"/>
+        <w:gridCol w:w="717"/>
+        <w:gridCol w:w="1408"/>
+        <w:gridCol w:w="1295"/>
+        <w:gridCol w:w="1280"/>
       </w:tblGrid>
       <w:tr>
         <w:trPr>
-          <w:trHeight w:val="263"/>
+          <w:trHeight w:val="302"/>
+          <w:jc w:val="center"/>
         </w:trPr>
         <w:tc>
           <w:tcPr>
-            <w:tcW w:w="4657" w:type="dxa"/>
+            <w:tcW w:w="4700" w:type="dxa"/>
             <w:gridSpan w:val="4"/>
             <w:shd w:val="clear" w:color="auto" w:fill="FFFF00"/>
             <w:tcMar>
@@ -6071,11 +6056,12 @@
       </w:tr>
       <w:tr>
         <w:trPr>
-          <w:trHeight w:val="541"/>
+          <w:trHeight w:val="622"/>
+          <w:jc w:val="center"/>
         </w:trPr>
         <w:tc>
           <w:tcPr>
-            <w:tcW w:w="711" w:type="dxa"/>
+            <w:tcW w:w="717" w:type="dxa"/>
             <w:shd w:val="clear" w:color="auto" w:fill="4472C4" w:themeFill="accent1"/>
             <w:tcMar>
               <w:top w:w="15" w:type="dxa"/>
@@ -6100,7 +6086,7 @@
         </w:tc>
         <w:tc>
           <w:tcPr>
-            <w:tcW w:w="1395" w:type="dxa"/>
+            <w:tcW w:w="1408" w:type="dxa"/>
             <w:shd w:val="clear" w:color="auto" w:fill="4472C4" w:themeFill="accent1"/>
             <w:tcMar>
               <w:top w:w="15" w:type="dxa"/>
@@ -6125,7 +6111,7 @@
         </w:tc>
         <w:tc>
           <w:tcPr>
-            <w:tcW w:w="1283" w:type="dxa"/>
+            <w:tcW w:w="1295" w:type="dxa"/>
             <w:shd w:val="clear" w:color="auto" w:fill="4472C4" w:themeFill="accent1"/>
             <w:tcMar>
               <w:top w:w="15" w:type="dxa"/>
@@ -6150,7 +6136,7 @@
         </w:tc>
         <w:tc>
           <w:tcPr>
-            <w:tcW w:w="1266" w:type="dxa"/>
+            <w:tcW w:w="1279" w:type="dxa"/>
             <w:shd w:val="clear" w:color="auto" w:fill="4472C4" w:themeFill="accent1"/>
             <w:tcMar>
               <w:top w:w="15" w:type="dxa"/>
@@ -6176,11 +6162,12 @@
       </w:tr>
       <w:tr>
         <w:trPr>
-          <w:trHeight w:val="263"/>
+          <w:trHeight w:val="302"/>
+          <w:jc w:val="center"/>
         </w:trPr>
         <w:tc>
           <w:tcPr>
-            <w:tcW w:w="711" w:type="dxa"/>
+            <w:tcW w:w="717" w:type="dxa"/>
             <w:shd w:val="clear" w:color="auto" w:fill="D9E1F2"/>
             <w:tcMar>
               <w:top w:w="15" w:type="dxa"/>
@@ -6203,7 +6190,7 @@
         </w:tc>
         <w:tc>
           <w:tcPr>
-            <w:tcW w:w="1395" w:type="dxa"/>
+            <w:tcW w:w="1408" w:type="dxa"/>
             <w:shd w:val="clear" w:color="auto" w:fill="D9E1F2"/>
             <w:tcMar>
               <w:top w:w="15" w:type="dxa"/>
@@ -6226,7 +6213,7 @@
         </w:tc>
         <w:tc>
           <w:tcPr>
-            <w:tcW w:w="1283" w:type="dxa"/>
+            <w:tcW w:w="1295" w:type="dxa"/>
             <w:shd w:val="clear" w:color="auto" w:fill="D9E1F2"/>
             <w:tcMar>
               <w:top w:w="15" w:type="dxa"/>
@@ -6249,7 +6236,7 @@
         </w:tc>
         <w:tc>
           <w:tcPr>
-            <w:tcW w:w="1266" w:type="dxa"/>
+            <w:tcW w:w="1279" w:type="dxa"/>
             <w:shd w:val="clear" w:color="auto" w:fill="D9E1F2"/>
             <w:tcMar>
               <w:top w:w="15" w:type="dxa"/>
@@ -6273,11 +6260,12 @@
       </w:tr>
       <w:tr>
         <w:trPr>
-          <w:trHeight w:val="263"/>
+          <w:trHeight w:val="302"/>
+          <w:jc w:val="center"/>
         </w:trPr>
         <w:tc>
           <w:tcPr>
-            <w:tcW w:w="711" w:type="dxa"/>
+            <w:tcW w:w="717" w:type="dxa"/>
             <w:tcMar>
               <w:top w:w="15" w:type="dxa"/>
               <w:left w:w="15" w:type="dxa"/>
@@ -6299,7 +6287,7 @@
         </w:tc>
         <w:tc>
           <w:tcPr>
-            <w:tcW w:w="1395" w:type="dxa"/>
+            <w:tcW w:w="1408" w:type="dxa"/>
             <w:tcMar>
               <w:top w:w="15" w:type="dxa"/>
               <w:left w:w="15" w:type="dxa"/>
@@ -6321,7 +6309,7 @@
         </w:tc>
         <w:tc>
           <w:tcPr>
-            <w:tcW w:w="1283" w:type="dxa"/>
+            <w:tcW w:w="1295" w:type="dxa"/>
             <w:tcMar>
               <w:top w:w="15" w:type="dxa"/>
               <w:left w:w="15" w:type="dxa"/>
@@ -6343,7 +6331,7 @@
         </w:tc>
         <w:tc>
           <w:tcPr>
-            <w:tcW w:w="1266" w:type="dxa"/>
+            <w:tcW w:w="1279" w:type="dxa"/>
             <w:tcMar>
               <w:top w:w="15" w:type="dxa"/>
               <w:left w:w="15" w:type="dxa"/>
@@ -6366,11 +6354,12 @@
       </w:tr>
       <w:tr>
         <w:trPr>
-          <w:trHeight w:val="263"/>
+          <w:trHeight w:val="302"/>
+          <w:jc w:val="center"/>
         </w:trPr>
         <w:tc>
           <w:tcPr>
-            <w:tcW w:w="711" w:type="dxa"/>
+            <w:tcW w:w="717" w:type="dxa"/>
             <w:shd w:val="clear" w:color="auto" w:fill="D9E1F2"/>
             <w:tcMar>
               <w:top w:w="15" w:type="dxa"/>
@@ -6393,7 +6382,7 @@
         </w:tc>
         <w:tc>
           <w:tcPr>
-            <w:tcW w:w="1395" w:type="dxa"/>
+            <w:tcW w:w="1408" w:type="dxa"/>
             <w:shd w:val="clear" w:color="auto" w:fill="D9E1F2"/>
             <w:tcMar>
               <w:top w:w="15" w:type="dxa"/>
@@ -6416,7 +6405,7 @@
         </w:tc>
         <w:tc>
           <w:tcPr>
-            <w:tcW w:w="1283" w:type="dxa"/>
+            <w:tcW w:w="1295" w:type="dxa"/>
             <w:shd w:val="clear" w:color="auto" w:fill="D9E1F2"/>
             <w:tcMar>
               <w:top w:w="15" w:type="dxa"/>
@@ -6439,7 +6428,7 @@
         </w:tc>
         <w:tc>
           <w:tcPr>
-            <w:tcW w:w="1266" w:type="dxa"/>
+            <w:tcW w:w="1279" w:type="dxa"/>
             <w:shd w:val="clear" w:color="auto" w:fill="D9E1F2"/>
             <w:tcMar>
               <w:top w:w="15" w:type="dxa"/>
@@ -6463,11 +6452,12 @@
       </w:tr>
       <w:tr>
         <w:trPr>
-          <w:trHeight w:val="263"/>
+          <w:trHeight w:val="302"/>
+          <w:jc w:val="center"/>
         </w:trPr>
         <w:tc>
           <w:tcPr>
-            <w:tcW w:w="711" w:type="dxa"/>
+            <w:tcW w:w="717" w:type="dxa"/>
             <w:tcMar>
               <w:top w:w="15" w:type="dxa"/>
               <w:left w:w="15" w:type="dxa"/>
@@ -6489,7 +6479,7 @@
         </w:tc>
         <w:tc>
           <w:tcPr>
-            <w:tcW w:w="1395" w:type="dxa"/>
+            <w:tcW w:w="1408" w:type="dxa"/>
             <w:tcMar>
               <w:top w:w="15" w:type="dxa"/>
               <w:left w:w="15" w:type="dxa"/>
@@ -6511,7 +6501,7 @@
         </w:tc>
         <w:tc>
           <w:tcPr>
-            <w:tcW w:w="1283" w:type="dxa"/>
+            <w:tcW w:w="1295" w:type="dxa"/>
             <w:tcMar>
               <w:top w:w="15" w:type="dxa"/>
               <w:left w:w="15" w:type="dxa"/>
@@ -6533,7 +6523,7 @@
         </w:tc>
         <w:tc>
           <w:tcPr>
-            <w:tcW w:w="1266" w:type="dxa"/>
+            <w:tcW w:w="1279" w:type="dxa"/>
             <w:tcMar>
               <w:top w:w="15" w:type="dxa"/>
               <w:left w:w="15" w:type="dxa"/>
@@ -6598,10 +6588,10 @@
           <w:noProof/>
         </w:rPr>
         <w:drawing>
-          <wp:inline distT="0" distB="0" distL="0" distR="0" wp14:anchorId="070320D6" wp14:editId="36169313">
-            <wp:extent cx="2628900" cy="2370056"/>
-            <wp:effectExtent l="12700" t="12700" r="12700" b="12700"/>
-            <wp:docPr id="1302132130" name="Picture 1302132130"/>
+          <wp:inline distT="0" distB="0" distL="0" distR="0" wp14:anchorId="06424EE9" wp14:editId="416BA191">
+            <wp:extent cx="2759775" cy="2488045"/>
+            <wp:effectExtent l="19050" t="19050" r="21590" b="26670"/>
+            <wp:docPr id="1722826493" name="Picture 1722826493"/>
             <wp:cNvGraphicFramePr>
               <a:graphicFrameLocks xmlns:a="http://schemas.openxmlformats.org/drawingml/2006/main" noChangeAspect="1"/>
             </wp:cNvGraphicFramePr>
@@ -6627,7 +6617,7 @@
                   <pic:spPr>
                     <a:xfrm>
                       <a:off x="0" y="0"/>
-                      <a:ext cx="2628900" cy="2370056"/>
+                      <a:ext cx="2762957" cy="2490914"/>
                     </a:xfrm>
                     <a:prstGeom prst="rect">
                       <a:avLst/>
@@ -6649,6 +6639,8 @@
     <w:p>
       <w:pPr>
         <w:rPr>
+          <w:i/>
+          <w:iCs/>
           <w:noProof/>
           <w:lang w:val="en-IN"/>
         </w:rPr>
@@ -7248,21 +7240,50 @@
     </w:p>
     <w:p>
       <w:pPr>
+        <w:jc w:val="left"/>
         <w:rPr>
           <w:i/>
           <w:iCs/>
-        </w:rPr>
-      </w:pPr>
-      <w:r>
-        <w:rPr>
           <w:noProof/>
-        </w:rPr>
-        <w:lastRenderedPageBreak/>
+          <w:lang w:val="en-IN"/>
+        </w:rPr>
+      </w:pPr>
+      <w:r>
+        <w:rPr>
+          <w:i/>
+          <w:iCs/>
+          <w:noProof/>
+          <w:lang w:val="en-IN"/>
+        </w:rPr>
+        <w:br w:type="page"/>
+      </w:r>
+    </w:p>
+    <w:p>
+      <w:pPr>
+        <w:rPr>
+          <w:i/>
+          <w:iCs/>
+          <w:noProof/>
+          <w:lang w:val="en-IN"/>
+        </w:rPr>
+      </w:pPr>
+    </w:p>
+    <w:p>
+      <w:pPr>
+        <w:rPr>
+          <w:i/>
+          <w:iCs/>
+        </w:rPr>
+      </w:pPr>
+      <w:r>
+        <w:rPr>
+          <w:noProof/>
+        </w:rPr>
         <w:drawing>
-          <wp:inline distT="0" distB="0" distL="0" distR="0" wp14:anchorId="2B804644" wp14:editId="3EA950A1">
-            <wp:extent cx="2928821" cy="2640446"/>
-            <wp:effectExtent l="19050" t="19050" r="24130" b="26670"/>
-            <wp:docPr id="1105751143" name="Picture 1105751143"/>
+          <wp:inline distT="0" distB="0" distL="0" distR="0" wp14:anchorId="1CB09859" wp14:editId="7975B579">
+            <wp:extent cx="2745049" cy="2474768"/>
+            <wp:effectExtent l="19050" t="19050" r="17780" b="20955"/>
+            <wp:docPr id="584146796" name="Picture 584146796"/>
             <wp:cNvGraphicFramePr>
               <a:graphicFrameLocks xmlns:a="http://schemas.openxmlformats.org/drawingml/2006/main" noChangeAspect="1"/>
             </wp:cNvGraphicFramePr>
@@ -7288,7 +7309,7 @@
                   <pic:spPr>
                     <a:xfrm>
                       <a:off x="0" y="0"/>
-                      <a:ext cx="2938771" cy="2649416"/>
+                      <a:ext cx="2758837" cy="2487198"/>
                     </a:xfrm>
                     <a:prstGeom prst="rect">
                       <a:avLst/>
@@ -7346,21 +7367,266 @@
           <w:noProof/>
           <w:lang w:val="en-IN"/>
         </w:rPr>
-        <w:t>Fig</w:t>
+        <w:t>Fig. 6 highlights HTM’s advantage over KNN, with higher similarity peaks (e.g., inputs 1, 3, 13</w:t>
       </w:r>
       <w:r>
         <w:rPr>
           <w:noProof/>
           <w:lang w:val="en-IN"/>
         </w:rPr>
-        <w:t>.</w:t>
+        <w:t>)</w:t>
       </w:r>
       <w:r>
         <w:rPr>
           <w:noProof/>
           <w:lang w:val="en-IN"/>
         </w:rPr>
-        <w:t xml:space="preserve"> 6 highlights HTM’s advantage over KNN, with higher similarity peaks (e.g., inputs 1, 3, 13). For instance, HTM achieved much better similarity at lower inputs compared to KNN demonstrating its robustness in reconstructing complex patterns.</w:t>
+        <w:t xml:space="preserve">, as the red line is taller </w:t>
+      </w:r>
+      <w:r>
+        <w:rPr>
+          <w:noProof/>
+          <w:lang w:val="en-IN"/>
+        </w:rPr>
+        <w:t>than blue line</w:t>
+      </w:r>
+      <w:r>
+        <w:rPr>
+          <w:noProof/>
+          <w:lang w:val="en-IN"/>
+        </w:rPr>
+        <w:t xml:space="preserve"> </w:t>
+      </w:r>
+      <w:r>
+        <w:rPr>
+          <w:noProof/>
+          <w:lang w:val="en-IN"/>
+        </w:rPr>
+        <w:t xml:space="preserve">signifying better </w:t>
+      </w:r>
+      <w:r>
+        <w:rPr>
+          <w:noProof/>
+          <w:lang w:val="en-IN"/>
+        </w:rPr>
+        <w:t>percentage</w:t>
+      </w:r>
+      <w:r>
+        <w:rPr>
+          <w:noProof/>
+          <w:lang w:val="en-IN"/>
+        </w:rPr>
+        <w:t xml:space="preserve"> </w:t>
+      </w:r>
+      <w:r>
+        <w:rPr>
+          <w:noProof/>
+          <w:lang w:val="en-IN"/>
+        </w:rPr>
+        <w:t>similarity</w:t>
+      </w:r>
+      <w:r>
+        <w:rPr>
+          <w:noProof/>
+          <w:lang w:val="en-IN"/>
+        </w:rPr>
+        <w:t>.</w:t>
+      </w:r>
+      <w:r>
+        <w:rPr>
+          <w:noProof/>
+          <w:lang w:val="en-IN"/>
+        </w:rPr>
+        <w:t xml:space="preserve"> For instance, HTM achieved much better similarity at lower inputs compared to KNN demonstrating its robustness in reconstructing complex patterns.</w:t>
+      </w:r>
+      <w:r>
+        <w:rPr>
+          <w:noProof/>
+          <w:lang w:val="en-IN"/>
+        </w:rPr>
+        <w:t xml:space="preserve"> </w:t>
+      </w:r>
+      <w:r>
+        <w:rPr>
+          <w:noProof/>
+          <w:lang w:val="en-IN"/>
+        </w:rPr>
+        <w:t xml:space="preserve">But </w:t>
+      </w:r>
+      <w:r>
+        <w:rPr>
+          <w:noProof/>
+          <w:lang w:val="en-IN"/>
+        </w:rPr>
+        <w:t>for</w:t>
+      </w:r>
+      <w:r>
+        <w:rPr>
+          <w:noProof/>
+          <w:lang w:val="en-IN"/>
+        </w:rPr>
+        <w:t xml:space="preserve"> input 17,</w:t>
+      </w:r>
+      <w:r>
+        <w:rPr>
+          <w:noProof/>
+          <w:lang w:val="en-IN"/>
+        </w:rPr>
+        <w:t xml:space="preserve"> </w:t>
+      </w:r>
+      <w:r>
+        <w:rPr>
+          <w:noProof/>
+          <w:lang w:val="en-IN"/>
+        </w:rPr>
+        <w:t xml:space="preserve">both classifiers </w:t>
+      </w:r>
+      <w:r>
+        <w:rPr>
+          <w:noProof/>
+          <w:lang w:val="en-IN"/>
+        </w:rPr>
+        <w:t>missed</w:t>
+      </w:r>
+      <w:r>
+        <w:rPr>
+          <w:noProof/>
+          <w:lang w:val="en-IN"/>
+        </w:rPr>
+        <w:t xml:space="preserve"> the </w:t>
+      </w:r>
+      <w:r>
+        <w:rPr>
+          <w:noProof/>
+          <w:lang w:val="en-IN"/>
+        </w:rPr>
+        <w:t>reconstru</w:t>
+      </w:r>
+      <w:r>
+        <w:rPr>
+          <w:noProof/>
+          <w:lang w:val="en-IN"/>
+        </w:rPr>
+        <w:t>ction</w:t>
+      </w:r>
+      <w:r>
+        <w:rPr>
+          <w:noProof/>
+          <w:lang w:val="en-IN"/>
+        </w:rPr>
+        <w:t xml:space="preserve"> by one </w:t>
+      </w:r>
+      <w:r>
+        <w:rPr>
+          <w:noProof/>
+          <w:lang w:val="en-IN"/>
+        </w:rPr>
+        <w:t>numeric value</w:t>
+      </w:r>
+      <w:r>
+        <w:rPr>
+          <w:noProof/>
+          <w:lang w:val="en-IN"/>
+        </w:rPr>
+        <w:t>.</w:t>
+      </w:r>
+      <w:r>
+        <w:rPr>
+          <w:noProof/>
+          <w:lang w:val="en-IN"/>
+        </w:rPr>
+        <w:t xml:space="preserve"> </w:t>
+      </w:r>
+      <w:r>
+        <w:rPr>
+          <w:noProof/>
+          <w:lang w:val="en-IN"/>
+        </w:rPr>
+        <w:t xml:space="preserve">Hence the percentage similarity peaks are same (red line and blue line have similar height). However, </w:t>
+      </w:r>
+      <w:r>
+        <w:rPr>
+          <w:noProof/>
+          <w:lang w:val="en-IN"/>
+        </w:rPr>
+        <w:t xml:space="preserve">for this input </w:t>
+      </w:r>
+      <w:r>
+        <w:rPr>
+          <w:noProof/>
+          <w:lang w:val="en-IN"/>
+        </w:rPr>
+        <w:t xml:space="preserve">if we look </w:t>
+      </w:r>
+      <w:r>
+        <w:rPr>
+          <w:noProof/>
+          <w:lang w:val="en-IN"/>
+        </w:rPr>
+        <w:t>the internal</w:t>
+      </w:r>
+      <w:r>
+        <w:rPr>
+          <w:noProof/>
+          <w:lang w:val="en-IN"/>
+        </w:rPr>
+        <w:t xml:space="preserve"> </w:t>
+      </w:r>
+      <w:r>
+        <w:rPr>
+          <w:noProof/>
+          <w:lang w:val="en-IN"/>
+        </w:rPr>
+        <w:t>similarit</w:t>
+      </w:r>
+      <w:r>
+        <w:rPr>
+          <w:noProof/>
+          <w:lang w:val="en-IN"/>
+        </w:rPr>
+        <w:t>y metric</w:t>
+      </w:r>
+      <w:r>
+        <w:rPr>
+          <w:noProof/>
+          <w:lang w:val="en-IN"/>
+        </w:rPr>
+        <w:t xml:space="preserve"> from Table </w:t>
+      </w:r>
+      <w:r>
+        <w:rPr>
+          <w:noProof/>
+          <w:lang w:val="en-IN"/>
+        </w:rPr>
+        <w:t xml:space="preserve">1 and Table </w:t>
+      </w:r>
+      <w:r>
+        <w:rPr>
+          <w:noProof/>
+          <w:lang w:val="en-IN"/>
+        </w:rPr>
+        <w:t>2</w:t>
+      </w:r>
+      <w:r>
+        <w:rPr>
+          <w:noProof/>
+          <w:lang w:val="en-IN"/>
+        </w:rPr>
+        <w:t xml:space="preserve">, </w:t>
+      </w:r>
+      <w:r>
+        <w:rPr>
+          <w:noProof/>
+          <w:lang w:val="en-IN"/>
+        </w:rPr>
+        <w:t>HTM performed</w:t>
+      </w:r>
+      <w:r>
+        <w:rPr>
+          <w:noProof/>
+          <w:lang w:val="en-IN"/>
+        </w:rPr>
+        <w:t xml:space="preserve"> better.</w:t>
       </w:r>
     </w:p>
     <w:p>
@@ -7387,10 +7653,10 @@
           <w:noProof/>
         </w:rPr>
         <w:drawing>
-          <wp:inline distT="0" distB="0" distL="0" distR="0" wp14:anchorId="3435DE73" wp14:editId="3362E7E0">
-            <wp:extent cx="3008990" cy="2712720"/>
-            <wp:effectExtent l="12700" t="12700" r="12700" b="12700"/>
-            <wp:docPr id="1291357308" name="Picture 1291357308"/>
+          <wp:inline distT="0" distB="0" distL="0" distR="0" wp14:anchorId="24AA7C43" wp14:editId="15FA6E69">
+            <wp:extent cx="2852625" cy="2571750"/>
+            <wp:effectExtent l="19050" t="19050" r="24130" b="19050"/>
+            <wp:docPr id="105059502" name="Picture 105059502"/>
             <wp:cNvGraphicFramePr>
               <a:graphicFrameLocks xmlns:a="http://schemas.openxmlformats.org/drawingml/2006/main" noChangeAspect="1"/>
             </wp:cNvGraphicFramePr>
@@ -7416,7 +7682,7 @@
                   <pic:spPr>
                     <a:xfrm>
                       <a:off x="0" y="0"/>
-                      <a:ext cx="3008990" cy="2712720"/>
+                      <a:ext cx="2875128" cy="2592037"/>
                     </a:xfrm>
                     <a:prstGeom prst="rect">
                       <a:avLst/>
@@ -7434,7 +7700,9 @@
           </wp:inline>
         </w:drawing>
       </w:r>
-      <w:r>
+    </w:p>
+    <w:p>
+      <w:pPr>
         <w:rPr>
           <w:rStyle w:val="FigureChar"/>
           <w:i/>
@@ -7442,34 +7710,2925 @@
           <w:sz w:val="20"/>
           <w:lang w:val="en-IN"/>
         </w:rPr>
+      </w:pPr>
+      <w:r>
+        <w:rPr>
+          <w:rStyle w:val="FigureChar"/>
+          <w:i/>
+          <w:iCs/>
+          <w:sz w:val="20"/>
+          <w:lang w:val="en-IN"/>
+        </w:rPr>
         <w:t>Fig. 6:  Similarity plot for test data (case 1)</w:t>
       </w:r>
     </w:p>
     <w:p>
       <w:pPr>
-        <w:jc w:val="both"/>
+        <w:rPr>
+          <w:lang w:val="en-IN"/>
+        </w:rPr>
       </w:pPr>
     </w:p>
     <w:p>
       <w:pPr>
         <w:pStyle w:val="Heading3"/>
-        <w:spacing w:line="240" w:lineRule="auto"/>
-        <w:rPr>
+        <w:rPr>
+          <w:rStyle w:val="Heading2Char"/>
           <w:b/>
           <w:bCs/>
-          <w:sz w:val="22"/>
-          <w:szCs w:val="22"/>
-          <w:lang w:val="en-IN"/>
-        </w:rPr>
-      </w:pPr>
-      <w:r>
-        <w:rPr>
+          <w:i/>
+          <w:iCs/>
+        </w:rPr>
+      </w:pPr>
+      <w:r>
+        <w:rPr>
+          <w:rStyle w:val="Heading2Char"/>
           <w:b/>
           <w:bCs/>
-          <w:sz w:val="22"/>
-          <w:szCs w:val="22"/>
+          <w:i/>
+          <w:iCs/>
+        </w:rPr>
+        <w:t xml:space="preserve">Case </w:t>
+      </w:r>
+      <w:r>
+        <w:rPr>
+          <w:rStyle w:val="Heading2Char"/>
+          <w:b/>
+          <w:bCs/>
+          <w:i/>
+          <w:iCs/>
+        </w:rPr>
+        <w:t>2</w:t>
+      </w:r>
+      <w:r>
+        <w:rPr>
+          <w:rStyle w:val="Heading2Char"/>
+          <w:b/>
+          <w:bCs/>
+          <w:i/>
+          <w:iCs/>
+        </w:rPr>
+        <w:t>: Input 1–</w:t>
+      </w:r>
+      <w:r>
+        <w:rPr>
+          <w:rStyle w:val="Heading2Char"/>
+          <w:b/>
+          <w:bCs/>
+          <w:i/>
+          <w:iCs/>
+        </w:rPr>
+        <w:t>5</w:t>
+      </w:r>
+      <w:r>
+        <w:rPr>
+          <w:rStyle w:val="Heading2Char"/>
+          <w:b/>
+          <w:bCs/>
+          <w:i/>
+          <w:iCs/>
+        </w:rPr>
+        <w:t>0</w:t>
+      </w:r>
+    </w:p>
+    <w:p/>
+    <w:p>
+      <w:pPr>
+        <w:spacing w:line="259" w:lineRule="auto"/>
+        <w:jc w:val="both"/>
+        <w:rPr>
+          <w:noProof/>
           <w:lang w:val="en-IN"/>
         </w:rPr>
+      </w:pPr>
+      <w:r>
+        <w:rPr>
+          <w:noProof/>
+          <w:lang w:val="en-IN"/>
+        </w:rPr>
+        <w:t xml:space="preserve">For the second case, Table </w:t>
+      </w:r>
+      <w:r>
+        <w:rPr>
+          <w:noProof/>
+          <w:lang w:val="en-IN"/>
+        </w:rPr>
+        <w:t>3</w:t>
+      </w:r>
+      <w:r>
+        <w:rPr>
+          <w:noProof/>
+          <w:lang w:val="en-IN"/>
+        </w:rPr>
+        <w:t xml:space="preserve"> shows how the KNN classifier performed the reconstruction. Fig. </w:t>
+      </w:r>
+      <w:r>
+        <w:rPr>
+          <w:noProof/>
+          <w:lang w:val="en-IN"/>
+        </w:rPr>
+        <w:t>7</w:t>
+      </w:r>
+      <w:r>
+        <w:rPr>
+          <w:noProof/>
+          <w:lang w:val="en-IN"/>
+        </w:rPr>
+        <w:t xml:space="preserve"> represents the KNN plots from the </w:t>
+      </w:r>
+      <w:r>
+        <w:rPr>
+          <w:noProof/>
+          <w:lang w:val="en-IN"/>
+        </w:rPr>
+        <w:t>Table</w:t>
+      </w:r>
+      <w:r>
+        <w:rPr>
+          <w:noProof/>
+          <w:lang w:val="en-IN"/>
+        </w:rPr>
+        <w:t xml:space="preserve"> </w:t>
+      </w:r>
+      <w:r>
+        <w:rPr>
+          <w:noProof/>
+          <w:lang w:val="en-IN"/>
+        </w:rPr>
+        <w:t>3</w:t>
+      </w:r>
+      <w:r>
+        <w:rPr>
+          <w:noProof/>
+          <w:lang w:val="en-IN"/>
+        </w:rPr>
+        <w:t xml:space="preserve">. In contrast, Table </w:t>
+      </w:r>
+      <w:r>
+        <w:rPr>
+          <w:noProof/>
+          <w:lang w:val="en-IN"/>
+        </w:rPr>
+        <w:t>4</w:t>
+      </w:r>
+      <w:r>
+        <w:rPr>
+          <w:noProof/>
+          <w:lang w:val="en-IN"/>
+        </w:rPr>
+        <w:t xml:space="preserve"> shows how the HTM classifier performed the recon</w:t>
+      </w:r>
+      <w:r>
+        <w:rPr>
+          <w:noProof/>
+          <w:lang w:val="en-IN"/>
+        </w:rPr>
+        <w:t>s</w:t>
+      </w:r>
+      <w:r>
+        <w:rPr>
+          <w:noProof/>
+          <w:lang w:val="en-IN"/>
+        </w:rPr>
+        <w:t xml:space="preserve">truction. Fig. </w:t>
+      </w:r>
+      <w:r>
+        <w:rPr>
+          <w:noProof/>
+          <w:lang w:val="en-IN"/>
+        </w:rPr>
+        <w:t>8</w:t>
+      </w:r>
+      <w:r>
+        <w:rPr>
+          <w:noProof/>
+          <w:lang w:val="en-IN"/>
+        </w:rPr>
+        <w:t xml:space="preserve"> represents the HTM plots from the </w:t>
+      </w:r>
+      <w:r>
+        <w:rPr>
+          <w:noProof/>
+          <w:lang w:val="en-IN"/>
+        </w:rPr>
+        <w:t>T</w:t>
+      </w:r>
+      <w:r>
+        <w:rPr>
+          <w:noProof/>
+          <w:lang w:val="en-IN"/>
+        </w:rPr>
+        <w:t xml:space="preserve">able </w:t>
+      </w:r>
+      <w:r>
+        <w:rPr>
+          <w:noProof/>
+          <w:lang w:val="en-IN"/>
+        </w:rPr>
+        <w:t>4</w:t>
+      </w:r>
+      <w:r>
+        <w:rPr>
+          <w:noProof/>
+          <w:lang w:val="en-IN"/>
+        </w:rPr>
+        <w:t>. Here also HTM performed much superior compared to KNN.</w:t>
+      </w:r>
+    </w:p>
+    <w:p>
+      <w:pPr>
+        <w:spacing w:line="259" w:lineRule="auto"/>
+        <w:jc w:val="both"/>
+        <w:rPr>
+          <w:noProof/>
+          <w:lang w:val="en-IN"/>
+        </w:rPr>
+      </w:pPr>
+    </w:p>
+    <w:tbl>
+      <w:tblPr>
+        <w:tblW w:w="0" w:type="auto"/>
+        <w:jc w:val="center"/>
+        <w:tblBorders>
+          <w:top w:val="single" w:sz="12" w:space="0" w:color="000000" w:themeColor="text1"/>
+          <w:left w:val="single" w:sz="12" w:space="0" w:color="000000" w:themeColor="text1"/>
+          <w:bottom w:val="single" w:sz="12" w:space="0" w:color="000000" w:themeColor="text1"/>
+          <w:right w:val="single" w:sz="12" w:space="0" w:color="000000" w:themeColor="text1"/>
+          <w:insideH w:val="single" w:sz="12" w:space="0" w:color="000000" w:themeColor="text1"/>
+          <w:insideV w:val="single" w:sz="12" w:space="0" w:color="000000" w:themeColor="text1"/>
+        </w:tblBorders>
+        <w:tblLayout w:type="fixed"/>
+        <w:tblLook w:val="06A0" w:firstRow="1" w:lastRow="0" w:firstColumn="1" w:lastColumn="0" w:noHBand="1" w:noVBand="1"/>
+      </w:tblPr>
+      <w:tblGrid>
+        <w:gridCol w:w="647"/>
+        <w:gridCol w:w="1515"/>
+        <w:gridCol w:w="1003"/>
+        <w:gridCol w:w="1199"/>
+      </w:tblGrid>
+      <w:tr>
+        <w:trPr>
+          <w:trHeight w:val="294"/>
+          <w:jc w:val="center"/>
+        </w:trPr>
+        <w:tc>
+          <w:tcPr>
+            <w:tcW w:w="4364" w:type="dxa"/>
+            <w:gridSpan w:val="4"/>
+            <w:shd w:val="clear" w:color="auto" w:fill="FFFF00"/>
+            <w:tcMar>
+              <w:top w:w="15" w:type="dxa"/>
+              <w:left w:w="15" w:type="dxa"/>
+              <w:right w:w="15" w:type="dxa"/>
+            </w:tcMar>
+            <w:vAlign w:val="center"/>
+          </w:tcPr>
+          <w:p>
+            <w:r>
+              <w:rPr>
+                <w:rFonts w:ascii="Calibri" w:eastAsia="Calibri" w:hAnsi="Calibri" w:cs="Calibri"/>
+                <w:b/>
+                <w:bCs/>
+                <w:color w:val="000000" w:themeColor="text1"/>
+                <w:sz w:val="22"/>
+                <w:szCs w:val="22"/>
+              </w:rPr>
+              <w:t>KNN Test Data Reconstruction</w:t>
+            </w:r>
+          </w:p>
+        </w:tc>
+      </w:tr>
+      <w:tr>
+        <w:trPr>
+          <w:trHeight w:val="603"/>
+          <w:jc w:val="center"/>
+        </w:trPr>
+        <w:tc>
+          <w:tcPr>
+            <w:tcW w:w="647" w:type="dxa"/>
+            <w:shd w:val="clear" w:color="auto" w:fill="4472C4" w:themeFill="accent1"/>
+            <w:tcMar>
+              <w:top w:w="15" w:type="dxa"/>
+              <w:left w:w="15" w:type="dxa"/>
+              <w:right w:w="15" w:type="dxa"/>
+            </w:tcMar>
+            <w:vAlign w:val="center"/>
+          </w:tcPr>
+          <w:p>
+            <w:r>
+              <w:rPr>
+                <w:rFonts w:ascii="Calibri" w:eastAsia="Calibri" w:hAnsi="Calibri" w:cs="Calibri"/>
+                <w:b/>
+                <w:bCs/>
+                <w:color w:val="FFFFFF" w:themeColor="background1"/>
+                <w:sz w:val="22"/>
+                <w:szCs w:val="22"/>
+              </w:rPr>
+              <w:t>Input</w:t>
+            </w:r>
+          </w:p>
+        </w:tc>
+        <w:tc>
+          <w:tcPr>
+            <w:tcW w:w="1515" w:type="dxa"/>
+            <w:shd w:val="clear" w:color="auto" w:fill="4472C4" w:themeFill="accent1"/>
+            <w:tcMar>
+              <w:top w:w="15" w:type="dxa"/>
+              <w:left w:w="15" w:type="dxa"/>
+              <w:right w:w="15" w:type="dxa"/>
+            </w:tcMar>
+            <w:vAlign w:val="center"/>
+          </w:tcPr>
+          <w:p>
+            <w:r>
+              <w:rPr>
+                <w:rFonts w:ascii="Calibri" w:eastAsia="Calibri" w:hAnsi="Calibri" w:cs="Calibri"/>
+                <w:b/>
+                <w:bCs/>
+                <w:color w:val="FFFFFF" w:themeColor="background1"/>
+                <w:sz w:val="22"/>
+                <w:szCs w:val="22"/>
+              </w:rPr>
+              <w:t>Reconstructed Input</w:t>
+            </w:r>
+          </w:p>
+        </w:tc>
+        <w:tc>
+          <w:tcPr>
+            <w:tcW w:w="1003" w:type="dxa"/>
+            <w:shd w:val="clear" w:color="auto" w:fill="4472C4" w:themeFill="accent1"/>
+            <w:tcMar>
+              <w:top w:w="15" w:type="dxa"/>
+              <w:left w:w="15" w:type="dxa"/>
+              <w:right w:w="15" w:type="dxa"/>
+            </w:tcMar>
+            <w:vAlign w:val="center"/>
+          </w:tcPr>
+          <w:p>
+            <w:r>
+              <w:rPr>
+                <w:rFonts w:ascii="Calibri" w:eastAsia="Calibri" w:hAnsi="Calibri" w:cs="Calibri"/>
+                <w:b/>
+                <w:bCs/>
+                <w:color w:val="FFFFFF" w:themeColor="background1"/>
+                <w:sz w:val="22"/>
+                <w:szCs w:val="22"/>
+              </w:rPr>
+              <w:t>Internal Similarity</w:t>
+            </w:r>
+          </w:p>
+        </w:tc>
+        <w:tc>
+          <w:tcPr>
+            <w:tcW w:w="1198" w:type="dxa"/>
+            <w:shd w:val="clear" w:color="auto" w:fill="4472C4" w:themeFill="accent1"/>
+            <w:tcMar>
+              <w:top w:w="15" w:type="dxa"/>
+              <w:left w:w="15" w:type="dxa"/>
+              <w:right w:w="15" w:type="dxa"/>
+            </w:tcMar>
+            <w:vAlign w:val="center"/>
+          </w:tcPr>
+          <w:p>
+            <w:r>
+              <w:rPr>
+                <w:rFonts w:ascii="Calibri" w:eastAsia="Calibri" w:hAnsi="Calibri" w:cs="Calibri"/>
+                <w:b/>
+                <w:bCs/>
+                <w:color w:val="FFFFFF" w:themeColor="background1"/>
+                <w:sz w:val="22"/>
+                <w:szCs w:val="22"/>
+              </w:rPr>
+              <w:t>Percentage Similarity</w:t>
+            </w:r>
+          </w:p>
+        </w:tc>
+      </w:tr>
+      <w:tr>
+        <w:trPr>
+          <w:trHeight w:val="294"/>
+          <w:jc w:val="center"/>
+        </w:trPr>
+        <w:tc>
+          <w:tcPr>
+            <w:tcW w:w="647" w:type="dxa"/>
+            <w:shd w:val="clear" w:color="auto" w:fill="D9E1F2"/>
+            <w:tcMar>
+              <w:top w:w="15" w:type="dxa"/>
+              <w:left w:w="15" w:type="dxa"/>
+              <w:right w:w="15" w:type="dxa"/>
+            </w:tcMar>
+            <w:vAlign w:val="center"/>
+          </w:tcPr>
+          <w:p>
+            <w:r>
+              <w:rPr>
+                <w:rFonts w:ascii="Calibri" w:eastAsia="Calibri" w:hAnsi="Calibri" w:cs="Calibri"/>
+                <w:color w:val="000000" w:themeColor="text1"/>
+                <w:sz w:val="22"/>
+                <w:szCs w:val="22"/>
+              </w:rPr>
+              <w:t>1</w:t>
+            </w:r>
+          </w:p>
+        </w:tc>
+        <w:tc>
+          <w:tcPr>
+            <w:tcW w:w="1515" w:type="dxa"/>
+            <w:shd w:val="clear" w:color="auto" w:fill="D9E1F2"/>
+            <w:tcMar>
+              <w:top w:w="15" w:type="dxa"/>
+              <w:left w:w="15" w:type="dxa"/>
+              <w:right w:w="15" w:type="dxa"/>
+            </w:tcMar>
+            <w:vAlign w:val="center"/>
+          </w:tcPr>
+          <w:p>
+            <w:r>
+              <w:rPr>
+                <w:rFonts w:ascii="Calibri" w:eastAsia="Calibri" w:hAnsi="Calibri" w:cs="Calibri"/>
+                <w:color w:val="000000" w:themeColor="text1"/>
+                <w:sz w:val="22"/>
+                <w:szCs w:val="22"/>
+              </w:rPr>
+              <w:t>2</w:t>
+            </w:r>
+          </w:p>
+        </w:tc>
+        <w:tc>
+          <w:tcPr>
+            <w:tcW w:w="1003" w:type="dxa"/>
+            <w:shd w:val="clear" w:color="auto" w:fill="D9E1F2"/>
+            <w:tcMar>
+              <w:top w:w="15" w:type="dxa"/>
+              <w:left w:w="15" w:type="dxa"/>
+              <w:right w:w="15" w:type="dxa"/>
+            </w:tcMar>
+            <w:vAlign w:val="center"/>
+          </w:tcPr>
+          <w:p>
+            <w:r>
+              <w:rPr>
+                <w:rFonts w:ascii="Calibri" w:eastAsia="Calibri" w:hAnsi="Calibri" w:cs="Calibri"/>
+                <w:color w:val="000000" w:themeColor="text1"/>
+                <w:sz w:val="22"/>
+                <w:szCs w:val="22"/>
+              </w:rPr>
+              <w:t>35.00%</w:t>
+            </w:r>
+          </w:p>
+        </w:tc>
+        <w:tc>
+          <w:tcPr>
+            <w:tcW w:w="1198" w:type="dxa"/>
+            <w:shd w:val="clear" w:color="auto" w:fill="D9E1F2"/>
+            <w:tcMar>
+              <w:top w:w="15" w:type="dxa"/>
+              <w:left w:w="15" w:type="dxa"/>
+              <w:right w:w="15" w:type="dxa"/>
+            </w:tcMar>
+            <w:vAlign w:val="center"/>
+          </w:tcPr>
+          <w:p>
+            <w:r>
+              <w:rPr>
+                <w:rFonts w:ascii="Calibri" w:eastAsia="Calibri" w:hAnsi="Calibri" w:cs="Calibri"/>
+                <w:color w:val="000000" w:themeColor="text1"/>
+                <w:sz w:val="22"/>
+                <w:szCs w:val="22"/>
+              </w:rPr>
+              <w:t>50.00%</w:t>
+            </w:r>
+          </w:p>
+        </w:tc>
+      </w:tr>
+      <w:tr>
+        <w:trPr>
+          <w:trHeight w:val="294"/>
+          <w:jc w:val="center"/>
+        </w:trPr>
+        <w:tc>
+          <w:tcPr>
+            <w:tcW w:w="647" w:type="dxa"/>
+            <w:tcMar>
+              <w:top w:w="15" w:type="dxa"/>
+              <w:left w:w="15" w:type="dxa"/>
+              <w:right w:w="15" w:type="dxa"/>
+            </w:tcMar>
+            <w:vAlign w:val="center"/>
+          </w:tcPr>
+          <w:p>
+            <w:r>
+              <w:rPr>
+                <w:rFonts w:ascii="Calibri" w:eastAsia="Calibri" w:hAnsi="Calibri" w:cs="Calibri"/>
+                <w:color w:val="000000" w:themeColor="text1"/>
+                <w:sz w:val="22"/>
+                <w:szCs w:val="22"/>
+              </w:rPr>
+              <w:t>10</w:t>
+            </w:r>
+          </w:p>
+        </w:tc>
+        <w:tc>
+          <w:tcPr>
+            <w:tcW w:w="1515" w:type="dxa"/>
+            <w:tcMar>
+              <w:top w:w="15" w:type="dxa"/>
+              <w:left w:w="15" w:type="dxa"/>
+              <w:right w:w="15" w:type="dxa"/>
+            </w:tcMar>
+            <w:vAlign w:val="center"/>
+          </w:tcPr>
+          <w:p>
+            <w:r>
+              <w:rPr>
+                <w:rFonts w:ascii="Calibri" w:eastAsia="Calibri" w:hAnsi="Calibri" w:cs="Calibri"/>
+                <w:color w:val="000000" w:themeColor="text1"/>
+                <w:sz w:val="22"/>
+                <w:szCs w:val="22"/>
+              </w:rPr>
+              <w:t>5</w:t>
+            </w:r>
+          </w:p>
+        </w:tc>
+        <w:tc>
+          <w:tcPr>
+            <w:tcW w:w="1003" w:type="dxa"/>
+            <w:tcMar>
+              <w:top w:w="15" w:type="dxa"/>
+              <w:left w:w="15" w:type="dxa"/>
+              <w:right w:w="15" w:type="dxa"/>
+            </w:tcMar>
+            <w:vAlign w:val="center"/>
+          </w:tcPr>
+          <w:p>
+            <w:r>
+              <w:rPr>
+                <w:rFonts w:ascii="Calibri" w:eastAsia="Calibri" w:hAnsi="Calibri" w:cs="Calibri"/>
+                <w:color w:val="000000" w:themeColor="text1"/>
+                <w:sz w:val="22"/>
+                <w:szCs w:val="22"/>
+              </w:rPr>
+              <w:t>0.00%</w:t>
+            </w:r>
+          </w:p>
+        </w:tc>
+        <w:tc>
+          <w:tcPr>
+            <w:tcW w:w="1198" w:type="dxa"/>
+            <w:tcMar>
+              <w:top w:w="15" w:type="dxa"/>
+              <w:left w:w="15" w:type="dxa"/>
+              <w:right w:w="15" w:type="dxa"/>
+            </w:tcMar>
+            <w:vAlign w:val="center"/>
+          </w:tcPr>
+          <w:p>
+            <w:r>
+              <w:rPr>
+                <w:rFonts w:ascii="Calibri" w:eastAsia="Calibri" w:hAnsi="Calibri" w:cs="Calibri"/>
+                <w:color w:val="000000" w:themeColor="text1"/>
+                <w:sz w:val="22"/>
+                <w:szCs w:val="22"/>
+              </w:rPr>
+              <w:t>50.00%</w:t>
+            </w:r>
+          </w:p>
+        </w:tc>
+      </w:tr>
+      <w:tr>
+        <w:trPr>
+          <w:trHeight w:val="294"/>
+          <w:jc w:val="center"/>
+        </w:trPr>
+        <w:tc>
+          <w:tcPr>
+            <w:tcW w:w="647" w:type="dxa"/>
+            <w:shd w:val="clear" w:color="auto" w:fill="D9E1F2"/>
+            <w:tcMar>
+              <w:top w:w="15" w:type="dxa"/>
+              <w:left w:w="15" w:type="dxa"/>
+              <w:right w:w="15" w:type="dxa"/>
+            </w:tcMar>
+            <w:vAlign w:val="center"/>
+          </w:tcPr>
+          <w:p>
+            <w:r>
+              <w:rPr>
+                <w:rFonts w:ascii="Calibri" w:eastAsia="Calibri" w:hAnsi="Calibri" w:cs="Calibri"/>
+                <w:color w:val="000000" w:themeColor="text1"/>
+                <w:sz w:val="22"/>
+                <w:szCs w:val="22"/>
+              </w:rPr>
+              <w:t>17</w:t>
+            </w:r>
+          </w:p>
+        </w:tc>
+        <w:tc>
+          <w:tcPr>
+            <w:tcW w:w="1515" w:type="dxa"/>
+            <w:shd w:val="clear" w:color="auto" w:fill="D9E1F2"/>
+            <w:tcMar>
+              <w:top w:w="15" w:type="dxa"/>
+              <w:left w:w="15" w:type="dxa"/>
+              <w:right w:w="15" w:type="dxa"/>
+            </w:tcMar>
+            <w:vAlign w:val="center"/>
+          </w:tcPr>
+          <w:p>
+            <w:r>
+              <w:rPr>
+                <w:rFonts w:ascii="Calibri" w:eastAsia="Calibri" w:hAnsi="Calibri" w:cs="Calibri"/>
+                <w:color w:val="000000" w:themeColor="text1"/>
+                <w:sz w:val="22"/>
+                <w:szCs w:val="22"/>
+              </w:rPr>
+              <w:t>9</w:t>
+            </w:r>
+          </w:p>
+        </w:tc>
+        <w:tc>
+          <w:tcPr>
+            <w:tcW w:w="1003" w:type="dxa"/>
+            <w:shd w:val="clear" w:color="auto" w:fill="D9E1F2"/>
+            <w:tcMar>
+              <w:top w:w="15" w:type="dxa"/>
+              <w:left w:w="15" w:type="dxa"/>
+              <w:right w:w="15" w:type="dxa"/>
+            </w:tcMar>
+            <w:vAlign w:val="center"/>
+          </w:tcPr>
+          <w:p>
+            <w:r>
+              <w:rPr>
+                <w:rFonts w:ascii="Calibri" w:eastAsia="Calibri" w:hAnsi="Calibri" w:cs="Calibri"/>
+                <w:color w:val="000000" w:themeColor="text1"/>
+                <w:sz w:val="22"/>
+                <w:szCs w:val="22"/>
+              </w:rPr>
+              <w:t>5.00%</w:t>
+            </w:r>
+          </w:p>
+        </w:tc>
+        <w:tc>
+          <w:tcPr>
+            <w:tcW w:w="1198" w:type="dxa"/>
+            <w:shd w:val="clear" w:color="auto" w:fill="D9E1F2"/>
+            <w:tcMar>
+              <w:top w:w="15" w:type="dxa"/>
+              <w:left w:w="15" w:type="dxa"/>
+              <w:right w:w="15" w:type="dxa"/>
+            </w:tcMar>
+            <w:vAlign w:val="center"/>
+          </w:tcPr>
+          <w:p>
+            <w:r>
+              <w:rPr>
+                <w:rFonts w:ascii="Calibri" w:eastAsia="Calibri" w:hAnsi="Calibri" w:cs="Calibri"/>
+                <w:color w:val="000000" w:themeColor="text1"/>
+                <w:sz w:val="22"/>
+                <w:szCs w:val="22"/>
+              </w:rPr>
+              <w:t>53.00%</w:t>
+            </w:r>
+          </w:p>
+        </w:tc>
+      </w:tr>
+      <w:tr>
+        <w:trPr>
+          <w:trHeight w:val="294"/>
+          <w:jc w:val="center"/>
+        </w:trPr>
+        <w:tc>
+          <w:tcPr>
+            <w:tcW w:w="647" w:type="dxa"/>
+            <w:tcMar>
+              <w:top w:w="15" w:type="dxa"/>
+              <w:left w:w="15" w:type="dxa"/>
+              <w:right w:w="15" w:type="dxa"/>
+            </w:tcMar>
+            <w:vAlign w:val="center"/>
+          </w:tcPr>
+          <w:p>
+            <w:r>
+              <w:rPr>
+                <w:rFonts w:ascii="Calibri" w:eastAsia="Calibri" w:hAnsi="Calibri" w:cs="Calibri"/>
+                <w:color w:val="000000" w:themeColor="text1"/>
+                <w:sz w:val="22"/>
+                <w:szCs w:val="22"/>
+              </w:rPr>
+              <w:t>19</w:t>
+            </w:r>
+          </w:p>
+        </w:tc>
+        <w:tc>
+          <w:tcPr>
+            <w:tcW w:w="1515" w:type="dxa"/>
+            <w:tcMar>
+              <w:top w:w="15" w:type="dxa"/>
+              <w:left w:w="15" w:type="dxa"/>
+              <w:right w:w="15" w:type="dxa"/>
+            </w:tcMar>
+            <w:vAlign w:val="center"/>
+          </w:tcPr>
+          <w:p>
+            <w:r>
+              <w:rPr>
+                <w:rFonts w:ascii="Calibri" w:eastAsia="Calibri" w:hAnsi="Calibri" w:cs="Calibri"/>
+                <w:color w:val="000000" w:themeColor="text1"/>
+                <w:sz w:val="22"/>
+                <w:szCs w:val="22"/>
+              </w:rPr>
+              <w:t>15</w:t>
+            </w:r>
+          </w:p>
+        </w:tc>
+        <w:tc>
+          <w:tcPr>
+            <w:tcW w:w="1003" w:type="dxa"/>
+            <w:tcMar>
+              <w:top w:w="15" w:type="dxa"/>
+              <w:left w:w="15" w:type="dxa"/>
+              <w:right w:w="15" w:type="dxa"/>
+            </w:tcMar>
+            <w:vAlign w:val="center"/>
+          </w:tcPr>
+          <w:p>
+            <w:r>
+              <w:rPr>
+                <w:rFonts w:ascii="Calibri" w:eastAsia="Calibri" w:hAnsi="Calibri" w:cs="Calibri"/>
+                <w:color w:val="000000" w:themeColor="text1"/>
+                <w:sz w:val="22"/>
+                <w:szCs w:val="22"/>
+              </w:rPr>
+              <w:t>10.00%</w:t>
+            </w:r>
+          </w:p>
+        </w:tc>
+        <w:tc>
+          <w:tcPr>
+            <w:tcW w:w="1198" w:type="dxa"/>
+            <w:tcMar>
+              <w:top w:w="15" w:type="dxa"/>
+              <w:left w:w="15" w:type="dxa"/>
+              <w:right w:w="15" w:type="dxa"/>
+            </w:tcMar>
+            <w:vAlign w:val="center"/>
+          </w:tcPr>
+          <w:p>
+            <w:r>
+              <w:rPr>
+                <w:rFonts w:ascii="Calibri" w:eastAsia="Calibri" w:hAnsi="Calibri" w:cs="Calibri"/>
+                <w:color w:val="000000" w:themeColor="text1"/>
+                <w:sz w:val="22"/>
+                <w:szCs w:val="22"/>
+              </w:rPr>
+              <w:t>79.00%</w:t>
+            </w:r>
+          </w:p>
+        </w:tc>
+      </w:tr>
+      <w:tr>
+        <w:trPr>
+          <w:trHeight w:val="294"/>
+          <w:jc w:val="center"/>
+        </w:trPr>
+        <w:tc>
+          <w:tcPr>
+            <w:tcW w:w="647" w:type="dxa"/>
+            <w:shd w:val="clear" w:color="auto" w:fill="D9E1F2"/>
+            <w:tcMar>
+              <w:top w:w="15" w:type="dxa"/>
+              <w:left w:w="15" w:type="dxa"/>
+              <w:right w:w="15" w:type="dxa"/>
+            </w:tcMar>
+            <w:vAlign w:val="center"/>
+          </w:tcPr>
+          <w:p>
+            <w:r>
+              <w:rPr>
+                <w:rFonts w:ascii="Calibri" w:eastAsia="Calibri" w:hAnsi="Calibri" w:cs="Calibri"/>
+                <w:color w:val="000000" w:themeColor="text1"/>
+                <w:sz w:val="22"/>
+                <w:szCs w:val="22"/>
+              </w:rPr>
+              <w:t>20</w:t>
+            </w:r>
+          </w:p>
+        </w:tc>
+        <w:tc>
+          <w:tcPr>
+            <w:tcW w:w="1515" w:type="dxa"/>
+            <w:shd w:val="clear" w:color="auto" w:fill="D9E1F2"/>
+            <w:tcMar>
+              <w:top w:w="15" w:type="dxa"/>
+              <w:left w:w="15" w:type="dxa"/>
+              <w:right w:w="15" w:type="dxa"/>
+            </w:tcMar>
+            <w:vAlign w:val="center"/>
+          </w:tcPr>
+          <w:p>
+            <w:r>
+              <w:rPr>
+                <w:rFonts w:ascii="Calibri" w:eastAsia="Calibri" w:hAnsi="Calibri" w:cs="Calibri"/>
+                <w:color w:val="000000" w:themeColor="text1"/>
+                <w:sz w:val="22"/>
+                <w:szCs w:val="22"/>
+              </w:rPr>
+              <w:t>16</w:t>
+            </w:r>
+          </w:p>
+        </w:tc>
+        <w:tc>
+          <w:tcPr>
+            <w:tcW w:w="1003" w:type="dxa"/>
+            <w:shd w:val="clear" w:color="auto" w:fill="D9E1F2"/>
+            <w:tcMar>
+              <w:top w:w="15" w:type="dxa"/>
+              <w:left w:w="15" w:type="dxa"/>
+              <w:right w:w="15" w:type="dxa"/>
+            </w:tcMar>
+            <w:vAlign w:val="center"/>
+          </w:tcPr>
+          <w:p>
+            <w:r>
+              <w:rPr>
+                <w:rFonts w:ascii="Calibri" w:eastAsia="Calibri" w:hAnsi="Calibri" w:cs="Calibri"/>
+                <w:color w:val="000000" w:themeColor="text1"/>
+                <w:sz w:val="22"/>
+                <w:szCs w:val="22"/>
+              </w:rPr>
+              <w:t>0.00%</w:t>
+            </w:r>
+          </w:p>
+        </w:tc>
+        <w:tc>
+          <w:tcPr>
+            <w:tcW w:w="1198" w:type="dxa"/>
+            <w:shd w:val="clear" w:color="auto" w:fill="D9E1F2"/>
+            <w:tcMar>
+              <w:top w:w="15" w:type="dxa"/>
+              <w:left w:w="15" w:type="dxa"/>
+              <w:right w:w="15" w:type="dxa"/>
+            </w:tcMar>
+            <w:vAlign w:val="center"/>
+          </w:tcPr>
+          <w:p>
+            <w:r>
+              <w:rPr>
+                <w:rFonts w:ascii="Calibri" w:eastAsia="Calibri" w:hAnsi="Calibri" w:cs="Calibri"/>
+                <w:color w:val="000000" w:themeColor="text1"/>
+                <w:sz w:val="22"/>
+                <w:szCs w:val="22"/>
+              </w:rPr>
+              <w:t>80.00%</w:t>
+            </w:r>
+          </w:p>
+        </w:tc>
+      </w:tr>
+      <w:tr>
+        <w:trPr>
+          <w:trHeight w:val="294"/>
+          <w:jc w:val="center"/>
+        </w:trPr>
+        <w:tc>
+          <w:tcPr>
+            <w:tcW w:w="647" w:type="dxa"/>
+            <w:tcMar>
+              <w:top w:w="15" w:type="dxa"/>
+              <w:left w:w="15" w:type="dxa"/>
+              <w:right w:w="15" w:type="dxa"/>
+            </w:tcMar>
+            <w:vAlign w:val="center"/>
+          </w:tcPr>
+          <w:p>
+            <w:r>
+              <w:rPr>
+                <w:rFonts w:ascii="Calibri" w:eastAsia="Calibri" w:hAnsi="Calibri" w:cs="Calibri"/>
+                <w:color w:val="000000" w:themeColor="text1"/>
+                <w:sz w:val="22"/>
+                <w:szCs w:val="22"/>
+              </w:rPr>
+              <w:t>21</w:t>
+            </w:r>
+          </w:p>
+        </w:tc>
+        <w:tc>
+          <w:tcPr>
+            <w:tcW w:w="1515" w:type="dxa"/>
+            <w:tcMar>
+              <w:top w:w="15" w:type="dxa"/>
+              <w:left w:w="15" w:type="dxa"/>
+              <w:right w:w="15" w:type="dxa"/>
+            </w:tcMar>
+            <w:vAlign w:val="center"/>
+          </w:tcPr>
+          <w:p>
+            <w:r>
+              <w:rPr>
+                <w:rFonts w:ascii="Calibri" w:eastAsia="Calibri" w:hAnsi="Calibri" w:cs="Calibri"/>
+                <w:color w:val="000000" w:themeColor="text1"/>
+                <w:sz w:val="22"/>
+                <w:szCs w:val="22"/>
+              </w:rPr>
+              <w:t>16</w:t>
+            </w:r>
+          </w:p>
+        </w:tc>
+        <w:tc>
+          <w:tcPr>
+            <w:tcW w:w="1003" w:type="dxa"/>
+            <w:tcMar>
+              <w:top w:w="15" w:type="dxa"/>
+              <w:left w:w="15" w:type="dxa"/>
+              <w:right w:w="15" w:type="dxa"/>
+            </w:tcMar>
+            <w:vAlign w:val="center"/>
+          </w:tcPr>
+          <w:p>
+            <w:r>
+              <w:rPr>
+                <w:rFonts w:ascii="Calibri" w:eastAsia="Calibri" w:hAnsi="Calibri" w:cs="Calibri"/>
+                <w:color w:val="000000" w:themeColor="text1"/>
+                <w:sz w:val="22"/>
+                <w:szCs w:val="22"/>
+              </w:rPr>
+              <w:t>0.00%</w:t>
+            </w:r>
+          </w:p>
+        </w:tc>
+        <w:tc>
+          <w:tcPr>
+            <w:tcW w:w="1198" w:type="dxa"/>
+            <w:tcMar>
+              <w:top w:w="15" w:type="dxa"/>
+              <w:left w:w="15" w:type="dxa"/>
+              <w:right w:w="15" w:type="dxa"/>
+            </w:tcMar>
+            <w:vAlign w:val="center"/>
+          </w:tcPr>
+          <w:p>
+            <w:r>
+              <w:rPr>
+                <w:rFonts w:ascii="Calibri" w:eastAsia="Calibri" w:hAnsi="Calibri" w:cs="Calibri"/>
+                <w:color w:val="000000" w:themeColor="text1"/>
+                <w:sz w:val="22"/>
+                <w:szCs w:val="22"/>
+              </w:rPr>
+              <w:t>76.00%</w:t>
+            </w:r>
+          </w:p>
+        </w:tc>
+      </w:tr>
+      <w:tr>
+        <w:trPr>
+          <w:trHeight w:val="294"/>
+          <w:jc w:val="center"/>
+        </w:trPr>
+        <w:tc>
+          <w:tcPr>
+            <w:tcW w:w="647" w:type="dxa"/>
+            <w:shd w:val="clear" w:color="auto" w:fill="D9E1F2"/>
+            <w:tcMar>
+              <w:top w:w="15" w:type="dxa"/>
+              <w:left w:w="15" w:type="dxa"/>
+              <w:right w:w="15" w:type="dxa"/>
+            </w:tcMar>
+            <w:vAlign w:val="center"/>
+          </w:tcPr>
+          <w:p>
+            <w:r>
+              <w:rPr>
+                <w:rFonts w:ascii="Calibri" w:eastAsia="Calibri" w:hAnsi="Calibri" w:cs="Calibri"/>
+                <w:color w:val="000000" w:themeColor="text1"/>
+                <w:sz w:val="22"/>
+                <w:szCs w:val="22"/>
+              </w:rPr>
+              <w:t>27</w:t>
+            </w:r>
+          </w:p>
+        </w:tc>
+        <w:tc>
+          <w:tcPr>
+            <w:tcW w:w="1515" w:type="dxa"/>
+            <w:shd w:val="clear" w:color="auto" w:fill="D9E1F2"/>
+            <w:tcMar>
+              <w:top w:w="15" w:type="dxa"/>
+              <w:left w:w="15" w:type="dxa"/>
+              <w:right w:w="15" w:type="dxa"/>
+            </w:tcMar>
+            <w:vAlign w:val="center"/>
+          </w:tcPr>
+          <w:p>
+            <w:r>
+              <w:rPr>
+                <w:rFonts w:ascii="Calibri" w:eastAsia="Calibri" w:hAnsi="Calibri" w:cs="Calibri"/>
+                <w:color w:val="000000" w:themeColor="text1"/>
+                <w:sz w:val="22"/>
+                <w:szCs w:val="22"/>
+              </w:rPr>
+              <w:t>28</w:t>
+            </w:r>
+          </w:p>
+        </w:tc>
+        <w:tc>
+          <w:tcPr>
+            <w:tcW w:w="1003" w:type="dxa"/>
+            <w:shd w:val="clear" w:color="auto" w:fill="D9E1F2"/>
+            <w:tcMar>
+              <w:top w:w="15" w:type="dxa"/>
+              <w:left w:w="15" w:type="dxa"/>
+              <w:right w:w="15" w:type="dxa"/>
+            </w:tcMar>
+            <w:vAlign w:val="center"/>
+          </w:tcPr>
+          <w:p>
+            <w:r>
+              <w:rPr>
+                <w:rFonts w:ascii="Calibri" w:eastAsia="Calibri" w:hAnsi="Calibri" w:cs="Calibri"/>
+                <w:color w:val="000000" w:themeColor="text1"/>
+                <w:sz w:val="22"/>
+                <w:szCs w:val="22"/>
+              </w:rPr>
+              <w:t>70.00%</w:t>
+            </w:r>
+          </w:p>
+        </w:tc>
+        <w:tc>
+          <w:tcPr>
+            <w:tcW w:w="1198" w:type="dxa"/>
+            <w:shd w:val="clear" w:color="auto" w:fill="D9E1F2"/>
+            <w:tcMar>
+              <w:top w:w="15" w:type="dxa"/>
+              <w:left w:w="15" w:type="dxa"/>
+              <w:right w:w="15" w:type="dxa"/>
+            </w:tcMar>
+            <w:vAlign w:val="center"/>
+          </w:tcPr>
+          <w:p>
+            <w:r>
+              <w:rPr>
+                <w:rFonts w:ascii="Calibri" w:eastAsia="Calibri" w:hAnsi="Calibri" w:cs="Calibri"/>
+                <w:color w:val="000000" w:themeColor="text1"/>
+                <w:sz w:val="22"/>
+                <w:szCs w:val="22"/>
+              </w:rPr>
+              <w:t>96.00%</w:t>
+            </w:r>
+          </w:p>
+        </w:tc>
+      </w:tr>
+      <w:tr>
+        <w:trPr>
+          <w:trHeight w:val="294"/>
+          <w:jc w:val="center"/>
+        </w:trPr>
+        <w:tc>
+          <w:tcPr>
+            <w:tcW w:w="647" w:type="dxa"/>
+            <w:tcMar>
+              <w:top w:w="15" w:type="dxa"/>
+              <w:left w:w="15" w:type="dxa"/>
+              <w:right w:w="15" w:type="dxa"/>
+            </w:tcMar>
+            <w:vAlign w:val="center"/>
+          </w:tcPr>
+          <w:p>
+            <w:r>
+              <w:rPr>
+                <w:rFonts w:ascii="Calibri" w:eastAsia="Calibri" w:hAnsi="Calibri" w:cs="Calibri"/>
+                <w:color w:val="000000" w:themeColor="text1"/>
+                <w:sz w:val="22"/>
+                <w:szCs w:val="22"/>
+              </w:rPr>
+              <w:t>35</w:t>
+            </w:r>
+          </w:p>
+        </w:tc>
+        <w:tc>
+          <w:tcPr>
+            <w:tcW w:w="1515" w:type="dxa"/>
+            <w:tcMar>
+              <w:top w:w="15" w:type="dxa"/>
+              <w:left w:w="15" w:type="dxa"/>
+              <w:right w:w="15" w:type="dxa"/>
+            </w:tcMar>
+            <w:vAlign w:val="center"/>
+          </w:tcPr>
+          <w:p>
+            <w:r>
+              <w:rPr>
+                <w:rFonts w:ascii="Calibri" w:eastAsia="Calibri" w:hAnsi="Calibri" w:cs="Calibri"/>
+                <w:color w:val="000000" w:themeColor="text1"/>
+                <w:sz w:val="22"/>
+                <w:szCs w:val="22"/>
+              </w:rPr>
+              <w:t>34</w:t>
+            </w:r>
+          </w:p>
+        </w:tc>
+        <w:tc>
+          <w:tcPr>
+            <w:tcW w:w="1003" w:type="dxa"/>
+            <w:tcMar>
+              <w:top w:w="15" w:type="dxa"/>
+              <w:left w:w="15" w:type="dxa"/>
+              <w:right w:w="15" w:type="dxa"/>
+            </w:tcMar>
+            <w:vAlign w:val="center"/>
+          </w:tcPr>
+          <w:p>
+            <w:r>
+              <w:rPr>
+                <w:rFonts w:ascii="Calibri" w:eastAsia="Calibri" w:hAnsi="Calibri" w:cs="Calibri"/>
+                <w:color w:val="000000" w:themeColor="text1"/>
+                <w:sz w:val="22"/>
+                <w:szCs w:val="22"/>
+              </w:rPr>
+              <w:t>60.00%</w:t>
+            </w:r>
+          </w:p>
+        </w:tc>
+        <w:tc>
+          <w:tcPr>
+            <w:tcW w:w="1198" w:type="dxa"/>
+            <w:tcMar>
+              <w:top w:w="15" w:type="dxa"/>
+              <w:left w:w="15" w:type="dxa"/>
+              <w:right w:w="15" w:type="dxa"/>
+            </w:tcMar>
+            <w:vAlign w:val="center"/>
+          </w:tcPr>
+          <w:p>
+            <w:r>
+              <w:rPr>
+                <w:rFonts w:ascii="Calibri" w:eastAsia="Calibri" w:hAnsi="Calibri" w:cs="Calibri"/>
+                <w:color w:val="000000" w:themeColor="text1"/>
+                <w:sz w:val="22"/>
+                <w:szCs w:val="22"/>
+              </w:rPr>
+              <w:t>97.00%</w:t>
+            </w:r>
+          </w:p>
+        </w:tc>
+      </w:tr>
+      <w:tr>
+        <w:trPr>
+          <w:trHeight w:val="294"/>
+          <w:jc w:val="center"/>
+        </w:trPr>
+        <w:tc>
+          <w:tcPr>
+            <w:tcW w:w="647" w:type="dxa"/>
+            <w:shd w:val="clear" w:color="auto" w:fill="D9E1F2"/>
+            <w:tcMar>
+              <w:top w:w="15" w:type="dxa"/>
+              <w:left w:w="15" w:type="dxa"/>
+              <w:right w:w="15" w:type="dxa"/>
+            </w:tcMar>
+            <w:vAlign w:val="center"/>
+          </w:tcPr>
+          <w:p>
+            <w:r>
+              <w:rPr>
+                <w:rFonts w:ascii="Calibri" w:eastAsia="Calibri" w:hAnsi="Calibri" w:cs="Calibri"/>
+                <w:color w:val="000000" w:themeColor="text1"/>
+                <w:sz w:val="22"/>
+                <w:szCs w:val="22"/>
+              </w:rPr>
+              <w:t>38</w:t>
+            </w:r>
+          </w:p>
+        </w:tc>
+        <w:tc>
+          <w:tcPr>
+            <w:tcW w:w="1515" w:type="dxa"/>
+            <w:shd w:val="clear" w:color="auto" w:fill="D9E1F2"/>
+            <w:tcMar>
+              <w:top w:w="15" w:type="dxa"/>
+              <w:left w:w="15" w:type="dxa"/>
+              <w:right w:w="15" w:type="dxa"/>
+            </w:tcMar>
+            <w:vAlign w:val="center"/>
+          </w:tcPr>
+          <w:p>
+            <w:r>
+              <w:rPr>
+                <w:rFonts w:ascii="Calibri" w:eastAsia="Calibri" w:hAnsi="Calibri" w:cs="Calibri"/>
+                <w:color w:val="000000" w:themeColor="text1"/>
+                <w:sz w:val="22"/>
+                <w:szCs w:val="22"/>
+              </w:rPr>
+              <w:t>37</w:t>
+            </w:r>
+          </w:p>
+        </w:tc>
+        <w:tc>
+          <w:tcPr>
+            <w:tcW w:w="1003" w:type="dxa"/>
+            <w:shd w:val="clear" w:color="auto" w:fill="D9E1F2"/>
+            <w:tcMar>
+              <w:top w:w="15" w:type="dxa"/>
+              <w:left w:w="15" w:type="dxa"/>
+              <w:right w:w="15" w:type="dxa"/>
+            </w:tcMar>
+            <w:vAlign w:val="center"/>
+          </w:tcPr>
+          <w:p>
+            <w:r>
+              <w:rPr>
+                <w:rFonts w:ascii="Calibri" w:eastAsia="Calibri" w:hAnsi="Calibri" w:cs="Calibri"/>
+                <w:color w:val="000000" w:themeColor="text1"/>
+                <w:sz w:val="22"/>
+                <w:szCs w:val="22"/>
+              </w:rPr>
+              <w:t>50.00%</w:t>
+            </w:r>
+          </w:p>
+        </w:tc>
+        <w:tc>
+          <w:tcPr>
+            <w:tcW w:w="1198" w:type="dxa"/>
+            <w:shd w:val="clear" w:color="auto" w:fill="D9E1F2"/>
+            <w:tcMar>
+              <w:top w:w="15" w:type="dxa"/>
+              <w:left w:w="15" w:type="dxa"/>
+              <w:right w:w="15" w:type="dxa"/>
+            </w:tcMar>
+            <w:vAlign w:val="center"/>
+          </w:tcPr>
+          <w:p>
+            <w:r>
+              <w:rPr>
+                <w:rFonts w:ascii="Calibri" w:eastAsia="Calibri" w:hAnsi="Calibri" w:cs="Calibri"/>
+                <w:color w:val="000000" w:themeColor="text1"/>
+                <w:sz w:val="22"/>
+                <w:szCs w:val="22"/>
+              </w:rPr>
+              <w:t>97.00%</w:t>
+            </w:r>
+          </w:p>
+        </w:tc>
+      </w:tr>
+      <w:tr>
+        <w:trPr>
+          <w:trHeight w:val="294"/>
+          <w:jc w:val="center"/>
+        </w:trPr>
+        <w:tc>
+          <w:tcPr>
+            <w:tcW w:w="647" w:type="dxa"/>
+            <w:tcMar>
+              <w:top w:w="15" w:type="dxa"/>
+              <w:left w:w="15" w:type="dxa"/>
+              <w:right w:w="15" w:type="dxa"/>
+            </w:tcMar>
+            <w:vAlign w:val="center"/>
+          </w:tcPr>
+          <w:p>
+            <w:r>
+              <w:rPr>
+                <w:rFonts w:ascii="Calibri" w:eastAsia="Calibri" w:hAnsi="Calibri" w:cs="Calibri"/>
+                <w:color w:val="000000" w:themeColor="text1"/>
+                <w:sz w:val="22"/>
+                <w:szCs w:val="22"/>
+              </w:rPr>
+              <w:t>43</w:t>
+            </w:r>
+          </w:p>
+        </w:tc>
+        <w:tc>
+          <w:tcPr>
+            <w:tcW w:w="1515" w:type="dxa"/>
+            <w:tcMar>
+              <w:top w:w="15" w:type="dxa"/>
+              <w:left w:w="15" w:type="dxa"/>
+              <w:right w:w="15" w:type="dxa"/>
+            </w:tcMar>
+            <w:vAlign w:val="center"/>
+          </w:tcPr>
+          <w:p>
+            <w:r>
+              <w:rPr>
+                <w:rFonts w:ascii="Calibri" w:eastAsia="Calibri" w:hAnsi="Calibri" w:cs="Calibri"/>
+                <w:color w:val="000000" w:themeColor="text1"/>
+                <w:sz w:val="22"/>
+                <w:szCs w:val="22"/>
+              </w:rPr>
+              <w:t>44</w:t>
+            </w:r>
+          </w:p>
+        </w:tc>
+        <w:tc>
+          <w:tcPr>
+            <w:tcW w:w="1003" w:type="dxa"/>
+            <w:tcMar>
+              <w:top w:w="15" w:type="dxa"/>
+              <w:left w:w="15" w:type="dxa"/>
+              <w:right w:w="15" w:type="dxa"/>
+            </w:tcMar>
+            <w:vAlign w:val="center"/>
+          </w:tcPr>
+          <w:p>
+            <w:r>
+              <w:rPr>
+                <w:rFonts w:ascii="Calibri" w:eastAsia="Calibri" w:hAnsi="Calibri" w:cs="Calibri"/>
+                <w:color w:val="000000" w:themeColor="text1"/>
+                <w:sz w:val="22"/>
+                <w:szCs w:val="22"/>
+              </w:rPr>
+              <w:t>60.00%</w:t>
+            </w:r>
+          </w:p>
+        </w:tc>
+        <w:tc>
+          <w:tcPr>
+            <w:tcW w:w="1198" w:type="dxa"/>
+            <w:tcMar>
+              <w:top w:w="15" w:type="dxa"/>
+              <w:left w:w="15" w:type="dxa"/>
+              <w:right w:w="15" w:type="dxa"/>
+            </w:tcMar>
+            <w:vAlign w:val="center"/>
+          </w:tcPr>
+          <w:p>
+            <w:r>
+              <w:rPr>
+                <w:rFonts w:ascii="Calibri" w:eastAsia="Calibri" w:hAnsi="Calibri" w:cs="Calibri"/>
+                <w:color w:val="000000" w:themeColor="text1"/>
+                <w:sz w:val="22"/>
+                <w:szCs w:val="22"/>
+              </w:rPr>
+              <w:t>98.00%</w:t>
+            </w:r>
+          </w:p>
+        </w:tc>
+      </w:tr>
+    </w:tbl>
+    <w:p>
+      <w:pPr>
+        <w:spacing w:line="259" w:lineRule="auto"/>
+        <w:rPr>
+          <w:noProof/>
+          <w:lang w:val="en-IN"/>
+        </w:rPr>
+      </w:pPr>
+      <w:r>
+        <w:rPr>
+          <w:noProof/>
+          <w:lang w:val="en-IN"/>
+        </w:rPr>
+        <w:t xml:space="preserve">Table </w:t>
+      </w:r>
+      <w:r>
+        <w:rPr>
+          <w:noProof/>
+          <w:lang w:val="en-IN"/>
+        </w:rPr>
+        <w:t>3</w:t>
+      </w:r>
+      <w:r>
+        <w:rPr>
+          <w:noProof/>
+          <w:lang w:val="en-IN"/>
+        </w:rPr>
+        <w:t>: KNN reconstrution table for test data (case 2)</w:t>
+      </w:r>
+    </w:p>
+    <w:p>
+      <w:pPr>
+        <w:spacing w:line="259" w:lineRule="auto"/>
+        <w:rPr>
+          <w:noProof/>
+          <w:lang w:val="en-IN"/>
+        </w:rPr>
+      </w:pPr>
+    </w:p>
+    <w:p>
+      <w:pPr>
+        <w:rPr>
+          <w:noProof/>
+          <w:lang w:val="en-IN"/>
+        </w:rPr>
+      </w:pPr>
+      <w:r>
+        <w:rPr>
+          <w:noProof/>
+        </w:rPr>
+        <w:drawing>
+          <wp:inline distT="0" distB="0" distL="0" distR="0" wp14:anchorId="33E2C9F2" wp14:editId="351ECB9A">
+            <wp:extent cx="3095625" cy="2143125"/>
+            <wp:effectExtent l="12700" t="12700" r="12700" b="12700"/>
+            <wp:docPr id="215417090" name="Picture 215417090"/>
+            <wp:cNvGraphicFramePr>
+              <a:graphicFrameLocks xmlns:a="http://schemas.openxmlformats.org/drawingml/2006/main" noChangeAspect="1"/>
+            </wp:cNvGraphicFramePr>
+            <a:graphic xmlns:a="http://schemas.openxmlformats.org/drawingml/2006/main">
+              <a:graphicData uri="http://schemas.openxmlformats.org/drawingml/2006/picture">
+                <pic:pic xmlns:pic="http://schemas.openxmlformats.org/drawingml/2006/picture">
+                  <pic:nvPicPr>
+                    <pic:cNvPr id="0" name="Picture 1515601597"/>
+                    <pic:cNvPicPr/>
+                  </pic:nvPicPr>
+                  <pic:blipFill>
+                    <a:blip r:embed="rId28" cstate="print">
+                      <a:extLst>
+                        <a:ext uri="{28A0092B-C50C-407E-A947-70E740481C1C}">
+                          <a14:useLocalDpi xmlns:a14="http://schemas.microsoft.com/office/drawing/2010/main" val="0"/>
+                        </a:ext>
+                      </a:extLst>
+                    </a:blip>
+                    <a:stretch>
+                      <a:fillRect/>
+                    </a:stretch>
+                  </pic:blipFill>
+                  <pic:spPr>
+                    <a:xfrm>
+                      <a:off x="0" y="0"/>
+                      <a:ext cx="3095625" cy="2143125"/>
+                    </a:xfrm>
+                    <a:prstGeom prst="rect">
+                      <a:avLst/>
+                    </a:prstGeom>
+                    <a:ln w="12700">
+                      <a:solidFill>
+                        <a:schemeClr val="tx1"/>
+                      </a:solidFill>
+                      <a:prstDash val="solid"/>
+                    </a:ln>
+                  </pic:spPr>
+                </pic:pic>
+              </a:graphicData>
+            </a:graphic>
+          </wp:inline>
+        </w:drawing>
+      </w:r>
+      <w:r>
+        <w:rPr>
+          <w:i/>
+          <w:iCs/>
+          <w:noProof/>
+          <w:lang w:val="en-IN"/>
+        </w:rPr>
+        <w:t xml:space="preserve">Fig. </w:t>
+      </w:r>
+      <w:r>
+        <w:rPr>
+          <w:i/>
+          <w:iCs/>
+          <w:noProof/>
+          <w:lang w:val="en-IN"/>
+        </w:rPr>
+        <w:t>7</w:t>
+      </w:r>
+      <w:r>
+        <w:rPr>
+          <w:i/>
+          <w:iCs/>
+          <w:noProof/>
+          <w:lang w:val="en-IN"/>
+        </w:rPr>
+        <w:t>: KNN reconstruction plot for test data (case 2)</w:t>
+      </w:r>
+    </w:p>
+    <w:p>
+      <w:pPr>
+        <w:rPr>
+          <w:i/>
+          <w:iCs/>
+          <w:noProof/>
+          <w:lang w:val="en-IN"/>
+        </w:rPr>
+      </w:pPr>
+    </w:p>
+    <w:tbl>
+      <w:tblPr>
+        <w:tblW w:w="0" w:type="auto"/>
+        <w:jc w:val="center"/>
+        <w:tblBorders>
+          <w:top w:val="single" w:sz="12" w:space="0" w:color="000000" w:themeColor="text1"/>
+          <w:left w:val="single" w:sz="12" w:space="0" w:color="000000" w:themeColor="text1"/>
+          <w:bottom w:val="single" w:sz="12" w:space="0" w:color="000000" w:themeColor="text1"/>
+          <w:right w:val="single" w:sz="12" w:space="0" w:color="000000" w:themeColor="text1"/>
+          <w:insideH w:val="single" w:sz="12" w:space="0" w:color="000000" w:themeColor="text1"/>
+          <w:insideV w:val="single" w:sz="12" w:space="0" w:color="000000" w:themeColor="text1"/>
+        </w:tblBorders>
+        <w:tblLayout w:type="fixed"/>
+        <w:tblLook w:val="06A0" w:firstRow="1" w:lastRow="0" w:firstColumn="1" w:lastColumn="0" w:noHBand="1" w:noVBand="1"/>
+      </w:tblPr>
+      <w:tblGrid>
+        <w:gridCol w:w="717"/>
+        <w:gridCol w:w="1524"/>
+        <w:gridCol w:w="1104"/>
+        <w:gridCol w:w="1263"/>
+      </w:tblGrid>
+      <w:tr>
+        <w:trPr>
+          <w:trHeight w:val="293"/>
+          <w:jc w:val="center"/>
+        </w:trPr>
+        <w:tc>
+          <w:tcPr>
+            <w:tcW w:w="4608" w:type="dxa"/>
+            <w:gridSpan w:val="4"/>
+            <w:shd w:val="clear" w:color="auto" w:fill="FFFF00"/>
+            <w:tcMar>
+              <w:top w:w="15" w:type="dxa"/>
+              <w:left w:w="15" w:type="dxa"/>
+              <w:right w:w="15" w:type="dxa"/>
+            </w:tcMar>
+            <w:vAlign w:val="center"/>
+          </w:tcPr>
+          <w:p>
+            <w:r>
+              <w:rPr>
+                <w:rFonts w:ascii="Calibri" w:eastAsia="Calibri" w:hAnsi="Calibri" w:cs="Calibri"/>
+                <w:b/>
+                <w:bCs/>
+                <w:color w:val="000000" w:themeColor="text1"/>
+                <w:sz w:val="22"/>
+                <w:szCs w:val="22"/>
+              </w:rPr>
+              <w:t>HTM Test Data Reconstruction</w:t>
+            </w:r>
+          </w:p>
+        </w:tc>
+      </w:tr>
+      <w:tr>
+        <w:trPr>
+          <w:trHeight w:val="601"/>
+          <w:jc w:val="center"/>
+        </w:trPr>
+        <w:tc>
+          <w:tcPr>
+            <w:tcW w:w="717" w:type="dxa"/>
+            <w:shd w:val="clear" w:color="auto" w:fill="4472C4" w:themeFill="accent1"/>
+            <w:tcMar>
+              <w:top w:w="15" w:type="dxa"/>
+              <w:left w:w="15" w:type="dxa"/>
+              <w:right w:w="15" w:type="dxa"/>
+            </w:tcMar>
+            <w:vAlign w:val="center"/>
+          </w:tcPr>
+          <w:p>
+            <w:r>
+              <w:rPr>
+                <w:rFonts w:ascii="Calibri" w:eastAsia="Calibri" w:hAnsi="Calibri" w:cs="Calibri"/>
+                <w:b/>
+                <w:bCs/>
+                <w:color w:val="FFFFFF" w:themeColor="background1"/>
+                <w:sz w:val="22"/>
+                <w:szCs w:val="22"/>
+              </w:rPr>
+              <w:t>Input</w:t>
+            </w:r>
+          </w:p>
+        </w:tc>
+        <w:tc>
+          <w:tcPr>
+            <w:tcW w:w="1524" w:type="dxa"/>
+            <w:shd w:val="clear" w:color="auto" w:fill="4472C4" w:themeFill="accent1"/>
+            <w:tcMar>
+              <w:top w:w="15" w:type="dxa"/>
+              <w:left w:w="15" w:type="dxa"/>
+              <w:right w:w="15" w:type="dxa"/>
+            </w:tcMar>
+            <w:vAlign w:val="center"/>
+          </w:tcPr>
+          <w:p>
+            <w:r>
+              <w:rPr>
+                <w:rFonts w:ascii="Calibri" w:eastAsia="Calibri" w:hAnsi="Calibri" w:cs="Calibri"/>
+                <w:b/>
+                <w:bCs/>
+                <w:color w:val="FFFFFF" w:themeColor="background1"/>
+                <w:sz w:val="22"/>
+                <w:szCs w:val="22"/>
+              </w:rPr>
+              <w:t>Reconstructed Input</w:t>
+            </w:r>
+          </w:p>
+        </w:tc>
+        <w:tc>
+          <w:tcPr>
+            <w:tcW w:w="1104" w:type="dxa"/>
+            <w:shd w:val="clear" w:color="auto" w:fill="4472C4" w:themeFill="accent1"/>
+            <w:tcMar>
+              <w:top w:w="15" w:type="dxa"/>
+              <w:left w:w="15" w:type="dxa"/>
+              <w:right w:w="15" w:type="dxa"/>
+            </w:tcMar>
+            <w:vAlign w:val="center"/>
+          </w:tcPr>
+          <w:p>
+            <w:r>
+              <w:rPr>
+                <w:rFonts w:ascii="Calibri" w:eastAsia="Calibri" w:hAnsi="Calibri" w:cs="Calibri"/>
+                <w:b/>
+                <w:bCs/>
+                <w:color w:val="FFFFFF" w:themeColor="background1"/>
+                <w:sz w:val="22"/>
+                <w:szCs w:val="22"/>
+              </w:rPr>
+              <w:t>Internal Similarity</w:t>
+            </w:r>
+          </w:p>
+        </w:tc>
+        <w:tc>
+          <w:tcPr>
+            <w:tcW w:w="1261" w:type="dxa"/>
+            <w:shd w:val="clear" w:color="auto" w:fill="4472C4" w:themeFill="accent1"/>
+            <w:tcMar>
+              <w:top w:w="15" w:type="dxa"/>
+              <w:left w:w="15" w:type="dxa"/>
+              <w:right w:w="15" w:type="dxa"/>
+            </w:tcMar>
+            <w:vAlign w:val="center"/>
+          </w:tcPr>
+          <w:p>
+            <w:r>
+              <w:rPr>
+                <w:rFonts w:ascii="Calibri" w:eastAsia="Calibri" w:hAnsi="Calibri" w:cs="Calibri"/>
+                <w:b/>
+                <w:bCs/>
+                <w:color w:val="FFFFFF" w:themeColor="background1"/>
+                <w:sz w:val="22"/>
+                <w:szCs w:val="22"/>
+              </w:rPr>
+              <w:t>Percentage Similarity</w:t>
+            </w:r>
+          </w:p>
+        </w:tc>
+      </w:tr>
+      <w:tr>
+        <w:trPr>
+          <w:trHeight w:val="293"/>
+          <w:jc w:val="center"/>
+        </w:trPr>
+        <w:tc>
+          <w:tcPr>
+            <w:tcW w:w="717" w:type="dxa"/>
+            <w:shd w:val="clear" w:color="auto" w:fill="D9E1F2"/>
+            <w:tcMar>
+              <w:top w:w="15" w:type="dxa"/>
+              <w:left w:w="15" w:type="dxa"/>
+              <w:right w:w="15" w:type="dxa"/>
+            </w:tcMar>
+            <w:vAlign w:val="center"/>
+          </w:tcPr>
+          <w:p>
+            <w:r>
+              <w:rPr>
+                <w:rFonts w:ascii="Calibri" w:eastAsia="Calibri" w:hAnsi="Calibri" w:cs="Calibri"/>
+                <w:color w:val="000000" w:themeColor="text1"/>
+                <w:sz w:val="22"/>
+                <w:szCs w:val="22"/>
+              </w:rPr>
+              <w:t>1</w:t>
+            </w:r>
+          </w:p>
+        </w:tc>
+        <w:tc>
+          <w:tcPr>
+            <w:tcW w:w="1524" w:type="dxa"/>
+            <w:shd w:val="clear" w:color="auto" w:fill="D9E1F2"/>
+            <w:tcMar>
+              <w:top w:w="15" w:type="dxa"/>
+              <w:left w:w="15" w:type="dxa"/>
+              <w:right w:w="15" w:type="dxa"/>
+            </w:tcMar>
+            <w:vAlign w:val="center"/>
+          </w:tcPr>
+          <w:p>
+            <w:r>
+              <w:rPr>
+                <w:rFonts w:ascii="Calibri" w:eastAsia="Calibri" w:hAnsi="Calibri" w:cs="Calibri"/>
+                <w:color w:val="000000" w:themeColor="text1"/>
+                <w:sz w:val="22"/>
+                <w:szCs w:val="22"/>
+              </w:rPr>
+              <w:t>2</w:t>
+            </w:r>
+          </w:p>
+        </w:tc>
+        <w:tc>
+          <w:tcPr>
+            <w:tcW w:w="1104" w:type="dxa"/>
+            <w:shd w:val="clear" w:color="auto" w:fill="D9E1F2"/>
+            <w:tcMar>
+              <w:top w:w="15" w:type="dxa"/>
+              <w:left w:w="15" w:type="dxa"/>
+              <w:right w:w="15" w:type="dxa"/>
+            </w:tcMar>
+            <w:vAlign w:val="center"/>
+          </w:tcPr>
+          <w:p>
+            <w:r>
+              <w:rPr>
+                <w:rFonts w:ascii="Calibri" w:eastAsia="Calibri" w:hAnsi="Calibri" w:cs="Calibri"/>
+                <w:color w:val="000000" w:themeColor="text1"/>
+                <w:sz w:val="22"/>
+                <w:szCs w:val="22"/>
+              </w:rPr>
+              <w:t>35.00%</w:t>
+            </w:r>
+          </w:p>
+        </w:tc>
+        <w:tc>
+          <w:tcPr>
+            <w:tcW w:w="1261" w:type="dxa"/>
+            <w:shd w:val="clear" w:color="auto" w:fill="D9E1F2"/>
+            <w:tcMar>
+              <w:top w:w="15" w:type="dxa"/>
+              <w:left w:w="15" w:type="dxa"/>
+              <w:right w:w="15" w:type="dxa"/>
+            </w:tcMar>
+            <w:vAlign w:val="center"/>
+          </w:tcPr>
+          <w:p>
+            <w:r>
+              <w:rPr>
+                <w:rFonts w:ascii="Calibri" w:eastAsia="Calibri" w:hAnsi="Calibri" w:cs="Calibri"/>
+                <w:color w:val="000000" w:themeColor="text1"/>
+                <w:sz w:val="22"/>
+                <w:szCs w:val="22"/>
+              </w:rPr>
+              <w:t>50.00%</w:t>
+            </w:r>
+          </w:p>
+        </w:tc>
+      </w:tr>
+      <w:tr>
+        <w:trPr>
+          <w:trHeight w:val="293"/>
+          <w:jc w:val="center"/>
+        </w:trPr>
+        <w:tc>
+          <w:tcPr>
+            <w:tcW w:w="717" w:type="dxa"/>
+            <w:tcMar>
+              <w:top w:w="15" w:type="dxa"/>
+              <w:left w:w="15" w:type="dxa"/>
+              <w:right w:w="15" w:type="dxa"/>
+            </w:tcMar>
+            <w:vAlign w:val="center"/>
+          </w:tcPr>
+          <w:p>
+            <w:r>
+              <w:rPr>
+                <w:rFonts w:ascii="Calibri" w:eastAsia="Calibri" w:hAnsi="Calibri" w:cs="Calibri"/>
+                <w:color w:val="000000" w:themeColor="text1"/>
+                <w:sz w:val="22"/>
+                <w:szCs w:val="22"/>
+              </w:rPr>
+              <w:t>10</w:t>
+            </w:r>
+          </w:p>
+        </w:tc>
+        <w:tc>
+          <w:tcPr>
+            <w:tcW w:w="1524" w:type="dxa"/>
+            <w:tcMar>
+              <w:top w:w="15" w:type="dxa"/>
+              <w:left w:w="15" w:type="dxa"/>
+              <w:right w:w="15" w:type="dxa"/>
+            </w:tcMar>
+            <w:vAlign w:val="center"/>
+          </w:tcPr>
+          <w:p>
+            <w:r>
+              <w:rPr>
+                <w:rFonts w:ascii="Calibri" w:eastAsia="Calibri" w:hAnsi="Calibri" w:cs="Calibri"/>
+                <w:color w:val="000000" w:themeColor="text1"/>
+                <w:sz w:val="22"/>
+                <w:szCs w:val="22"/>
+              </w:rPr>
+              <w:t>9</w:t>
+            </w:r>
+          </w:p>
+        </w:tc>
+        <w:tc>
+          <w:tcPr>
+            <w:tcW w:w="1104" w:type="dxa"/>
+            <w:tcMar>
+              <w:top w:w="15" w:type="dxa"/>
+              <w:left w:w="15" w:type="dxa"/>
+              <w:right w:w="15" w:type="dxa"/>
+            </w:tcMar>
+            <w:vAlign w:val="center"/>
+          </w:tcPr>
+          <w:p>
+            <w:r>
+              <w:rPr>
+                <w:rFonts w:ascii="Calibri" w:eastAsia="Calibri" w:hAnsi="Calibri" w:cs="Calibri"/>
+                <w:color w:val="000000" w:themeColor="text1"/>
+                <w:sz w:val="22"/>
+                <w:szCs w:val="22"/>
+              </w:rPr>
+              <w:t>50.00%</w:t>
+            </w:r>
+          </w:p>
+        </w:tc>
+        <w:tc>
+          <w:tcPr>
+            <w:tcW w:w="1261" w:type="dxa"/>
+            <w:tcMar>
+              <w:top w:w="15" w:type="dxa"/>
+              <w:left w:w="15" w:type="dxa"/>
+              <w:right w:w="15" w:type="dxa"/>
+            </w:tcMar>
+            <w:vAlign w:val="center"/>
+          </w:tcPr>
+          <w:p>
+            <w:r>
+              <w:rPr>
+                <w:rFonts w:ascii="Calibri" w:eastAsia="Calibri" w:hAnsi="Calibri" w:cs="Calibri"/>
+                <w:color w:val="000000" w:themeColor="text1"/>
+                <w:sz w:val="22"/>
+                <w:szCs w:val="22"/>
+              </w:rPr>
+              <w:t>90.00%</w:t>
+            </w:r>
+          </w:p>
+        </w:tc>
+      </w:tr>
+      <w:tr>
+        <w:trPr>
+          <w:trHeight w:val="293"/>
+          <w:jc w:val="center"/>
+        </w:trPr>
+        <w:tc>
+          <w:tcPr>
+            <w:tcW w:w="717" w:type="dxa"/>
+            <w:shd w:val="clear" w:color="auto" w:fill="D9E1F2"/>
+            <w:tcMar>
+              <w:top w:w="15" w:type="dxa"/>
+              <w:left w:w="15" w:type="dxa"/>
+              <w:right w:w="15" w:type="dxa"/>
+            </w:tcMar>
+            <w:vAlign w:val="center"/>
+          </w:tcPr>
+          <w:p>
+            <w:r>
+              <w:rPr>
+                <w:rFonts w:ascii="Calibri" w:eastAsia="Calibri" w:hAnsi="Calibri" w:cs="Calibri"/>
+                <w:color w:val="000000" w:themeColor="text1"/>
+                <w:sz w:val="22"/>
+                <w:szCs w:val="22"/>
+              </w:rPr>
+              <w:t>17</w:t>
+            </w:r>
+          </w:p>
+        </w:tc>
+        <w:tc>
+          <w:tcPr>
+            <w:tcW w:w="1524" w:type="dxa"/>
+            <w:shd w:val="clear" w:color="auto" w:fill="D9E1F2"/>
+            <w:tcMar>
+              <w:top w:w="15" w:type="dxa"/>
+              <w:left w:w="15" w:type="dxa"/>
+              <w:right w:w="15" w:type="dxa"/>
+            </w:tcMar>
+            <w:vAlign w:val="center"/>
+          </w:tcPr>
+          <w:p>
+            <w:r>
+              <w:rPr>
+                <w:rFonts w:ascii="Calibri" w:eastAsia="Calibri" w:hAnsi="Calibri" w:cs="Calibri"/>
+                <w:color w:val="000000" w:themeColor="text1"/>
+                <w:sz w:val="22"/>
+                <w:szCs w:val="22"/>
+              </w:rPr>
+              <w:t>18</w:t>
+            </w:r>
+          </w:p>
+        </w:tc>
+        <w:tc>
+          <w:tcPr>
+            <w:tcW w:w="1104" w:type="dxa"/>
+            <w:shd w:val="clear" w:color="auto" w:fill="D9E1F2"/>
+            <w:tcMar>
+              <w:top w:w="15" w:type="dxa"/>
+              <w:left w:w="15" w:type="dxa"/>
+              <w:right w:w="15" w:type="dxa"/>
+            </w:tcMar>
+            <w:vAlign w:val="center"/>
+          </w:tcPr>
+          <w:p>
+            <w:r>
+              <w:rPr>
+                <w:rFonts w:ascii="Calibri" w:eastAsia="Calibri" w:hAnsi="Calibri" w:cs="Calibri"/>
+                <w:color w:val="000000" w:themeColor="text1"/>
+                <w:sz w:val="22"/>
+                <w:szCs w:val="22"/>
+              </w:rPr>
+              <w:t>50.00%</w:t>
+            </w:r>
+          </w:p>
+        </w:tc>
+        <w:tc>
+          <w:tcPr>
+            <w:tcW w:w="1261" w:type="dxa"/>
+            <w:shd w:val="clear" w:color="auto" w:fill="D9E1F2"/>
+            <w:tcMar>
+              <w:top w:w="15" w:type="dxa"/>
+              <w:left w:w="15" w:type="dxa"/>
+              <w:right w:w="15" w:type="dxa"/>
+            </w:tcMar>
+            <w:vAlign w:val="center"/>
+          </w:tcPr>
+          <w:p>
+            <w:r>
+              <w:rPr>
+                <w:rFonts w:ascii="Calibri" w:eastAsia="Calibri" w:hAnsi="Calibri" w:cs="Calibri"/>
+                <w:color w:val="000000" w:themeColor="text1"/>
+                <w:sz w:val="22"/>
+                <w:szCs w:val="22"/>
+              </w:rPr>
+              <w:t>94.00%</w:t>
+            </w:r>
+          </w:p>
+        </w:tc>
+      </w:tr>
+      <w:tr>
+        <w:trPr>
+          <w:trHeight w:val="293"/>
+          <w:jc w:val="center"/>
+        </w:trPr>
+        <w:tc>
+          <w:tcPr>
+            <w:tcW w:w="717" w:type="dxa"/>
+            <w:tcMar>
+              <w:top w:w="15" w:type="dxa"/>
+              <w:left w:w="15" w:type="dxa"/>
+              <w:right w:w="15" w:type="dxa"/>
+            </w:tcMar>
+            <w:vAlign w:val="center"/>
+          </w:tcPr>
+          <w:p>
+            <w:r>
+              <w:rPr>
+                <w:rFonts w:ascii="Calibri" w:eastAsia="Calibri" w:hAnsi="Calibri" w:cs="Calibri"/>
+                <w:color w:val="000000" w:themeColor="text1"/>
+                <w:sz w:val="22"/>
+                <w:szCs w:val="22"/>
+              </w:rPr>
+              <w:t>19</w:t>
+            </w:r>
+          </w:p>
+        </w:tc>
+        <w:tc>
+          <w:tcPr>
+            <w:tcW w:w="1524" w:type="dxa"/>
+            <w:tcMar>
+              <w:top w:w="15" w:type="dxa"/>
+              <w:left w:w="15" w:type="dxa"/>
+              <w:right w:w="15" w:type="dxa"/>
+            </w:tcMar>
+            <w:vAlign w:val="center"/>
+          </w:tcPr>
+          <w:p>
+            <w:r>
+              <w:rPr>
+                <w:rFonts w:ascii="Calibri" w:eastAsia="Calibri" w:hAnsi="Calibri" w:cs="Calibri"/>
+                <w:color w:val="000000" w:themeColor="text1"/>
+                <w:sz w:val="22"/>
+                <w:szCs w:val="22"/>
+              </w:rPr>
+              <w:t>18</w:t>
+            </w:r>
+          </w:p>
+        </w:tc>
+        <w:tc>
+          <w:tcPr>
+            <w:tcW w:w="1104" w:type="dxa"/>
+            <w:tcMar>
+              <w:top w:w="15" w:type="dxa"/>
+              <w:left w:w="15" w:type="dxa"/>
+              <w:right w:w="15" w:type="dxa"/>
+            </w:tcMar>
+            <w:vAlign w:val="center"/>
+          </w:tcPr>
+          <w:p>
+            <w:r>
+              <w:rPr>
+                <w:rFonts w:ascii="Calibri" w:eastAsia="Calibri" w:hAnsi="Calibri" w:cs="Calibri"/>
+                <w:color w:val="000000" w:themeColor="text1"/>
+                <w:sz w:val="22"/>
+                <w:szCs w:val="22"/>
+              </w:rPr>
+              <w:t>40.00%</w:t>
+            </w:r>
+          </w:p>
+        </w:tc>
+        <w:tc>
+          <w:tcPr>
+            <w:tcW w:w="1261" w:type="dxa"/>
+            <w:tcMar>
+              <w:top w:w="15" w:type="dxa"/>
+              <w:left w:w="15" w:type="dxa"/>
+              <w:right w:w="15" w:type="dxa"/>
+            </w:tcMar>
+            <w:vAlign w:val="center"/>
+          </w:tcPr>
+          <w:p>
+            <w:r>
+              <w:rPr>
+                <w:rFonts w:ascii="Calibri" w:eastAsia="Calibri" w:hAnsi="Calibri" w:cs="Calibri"/>
+                <w:color w:val="000000" w:themeColor="text1"/>
+                <w:sz w:val="22"/>
+                <w:szCs w:val="22"/>
+              </w:rPr>
+              <w:t>95.00%</w:t>
+            </w:r>
+          </w:p>
+        </w:tc>
+      </w:tr>
+      <w:tr>
+        <w:trPr>
+          <w:trHeight w:val="293"/>
+          <w:jc w:val="center"/>
+        </w:trPr>
+        <w:tc>
+          <w:tcPr>
+            <w:tcW w:w="717" w:type="dxa"/>
+            <w:shd w:val="clear" w:color="auto" w:fill="D9E1F2"/>
+            <w:tcMar>
+              <w:top w:w="15" w:type="dxa"/>
+              <w:left w:w="15" w:type="dxa"/>
+              <w:right w:w="15" w:type="dxa"/>
+            </w:tcMar>
+            <w:vAlign w:val="center"/>
+          </w:tcPr>
+          <w:p>
+            <w:r>
+              <w:rPr>
+                <w:rFonts w:ascii="Calibri" w:eastAsia="Calibri" w:hAnsi="Calibri" w:cs="Calibri"/>
+                <w:color w:val="000000" w:themeColor="text1"/>
+                <w:sz w:val="22"/>
+                <w:szCs w:val="22"/>
+              </w:rPr>
+              <w:t>20</w:t>
+            </w:r>
+          </w:p>
+        </w:tc>
+        <w:tc>
+          <w:tcPr>
+            <w:tcW w:w="1524" w:type="dxa"/>
+            <w:shd w:val="clear" w:color="auto" w:fill="D9E1F2"/>
+            <w:tcMar>
+              <w:top w:w="15" w:type="dxa"/>
+              <w:left w:w="15" w:type="dxa"/>
+              <w:right w:w="15" w:type="dxa"/>
+            </w:tcMar>
+            <w:vAlign w:val="center"/>
+          </w:tcPr>
+          <w:p>
+            <w:r>
+              <w:rPr>
+                <w:rFonts w:ascii="Calibri" w:eastAsia="Calibri" w:hAnsi="Calibri" w:cs="Calibri"/>
+                <w:color w:val="000000" w:themeColor="text1"/>
+                <w:sz w:val="22"/>
+                <w:szCs w:val="22"/>
+              </w:rPr>
+              <w:t>22</w:t>
+            </w:r>
+          </w:p>
+        </w:tc>
+        <w:tc>
+          <w:tcPr>
+            <w:tcW w:w="1104" w:type="dxa"/>
+            <w:shd w:val="clear" w:color="auto" w:fill="D9E1F2"/>
+            <w:tcMar>
+              <w:top w:w="15" w:type="dxa"/>
+              <w:left w:w="15" w:type="dxa"/>
+              <w:right w:w="15" w:type="dxa"/>
+            </w:tcMar>
+            <w:vAlign w:val="center"/>
+          </w:tcPr>
+          <w:p>
+            <w:r>
+              <w:rPr>
+                <w:rFonts w:ascii="Calibri" w:eastAsia="Calibri" w:hAnsi="Calibri" w:cs="Calibri"/>
+                <w:color w:val="000000" w:themeColor="text1"/>
+                <w:sz w:val="22"/>
+                <w:szCs w:val="22"/>
+              </w:rPr>
+              <w:t>35.00%</w:t>
+            </w:r>
+          </w:p>
+        </w:tc>
+        <w:tc>
+          <w:tcPr>
+            <w:tcW w:w="1261" w:type="dxa"/>
+            <w:shd w:val="clear" w:color="auto" w:fill="D9E1F2"/>
+            <w:tcMar>
+              <w:top w:w="15" w:type="dxa"/>
+              <w:left w:w="15" w:type="dxa"/>
+              <w:right w:w="15" w:type="dxa"/>
+            </w:tcMar>
+            <w:vAlign w:val="center"/>
+          </w:tcPr>
+          <w:p>
+            <w:r>
+              <w:rPr>
+                <w:rFonts w:ascii="Calibri" w:eastAsia="Calibri" w:hAnsi="Calibri" w:cs="Calibri"/>
+                <w:color w:val="000000" w:themeColor="text1"/>
+                <w:sz w:val="22"/>
+                <w:szCs w:val="22"/>
+              </w:rPr>
+              <w:t>91.00%</w:t>
+            </w:r>
+          </w:p>
+        </w:tc>
+      </w:tr>
+      <w:tr>
+        <w:trPr>
+          <w:trHeight w:val="293"/>
+          <w:jc w:val="center"/>
+        </w:trPr>
+        <w:tc>
+          <w:tcPr>
+            <w:tcW w:w="717" w:type="dxa"/>
+            <w:tcMar>
+              <w:top w:w="15" w:type="dxa"/>
+              <w:left w:w="15" w:type="dxa"/>
+              <w:right w:w="15" w:type="dxa"/>
+            </w:tcMar>
+            <w:vAlign w:val="center"/>
+          </w:tcPr>
+          <w:p>
+            <w:r>
+              <w:rPr>
+                <w:rFonts w:ascii="Calibri" w:eastAsia="Calibri" w:hAnsi="Calibri" w:cs="Calibri"/>
+                <w:color w:val="000000" w:themeColor="text1"/>
+                <w:sz w:val="22"/>
+                <w:szCs w:val="22"/>
+              </w:rPr>
+              <w:t>21</w:t>
+            </w:r>
+          </w:p>
+        </w:tc>
+        <w:tc>
+          <w:tcPr>
+            <w:tcW w:w="1524" w:type="dxa"/>
+            <w:tcMar>
+              <w:top w:w="15" w:type="dxa"/>
+              <w:left w:w="15" w:type="dxa"/>
+              <w:right w:w="15" w:type="dxa"/>
+            </w:tcMar>
+            <w:vAlign w:val="center"/>
+          </w:tcPr>
+          <w:p>
+            <w:r>
+              <w:rPr>
+                <w:rFonts w:ascii="Calibri" w:eastAsia="Calibri" w:hAnsi="Calibri" w:cs="Calibri"/>
+                <w:color w:val="000000" w:themeColor="text1"/>
+                <w:sz w:val="22"/>
+                <w:szCs w:val="22"/>
+              </w:rPr>
+              <w:t>22</w:t>
+            </w:r>
+          </w:p>
+        </w:tc>
+        <w:tc>
+          <w:tcPr>
+            <w:tcW w:w="1104" w:type="dxa"/>
+            <w:tcMar>
+              <w:top w:w="15" w:type="dxa"/>
+              <w:left w:w="15" w:type="dxa"/>
+              <w:right w:w="15" w:type="dxa"/>
+            </w:tcMar>
+            <w:vAlign w:val="center"/>
+          </w:tcPr>
+          <w:p>
+            <w:r>
+              <w:rPr>
+                <w:rFonts w:ascii="Calibri" w:eastAsia="Calibri" w:hAnsi="Calibri" w:cs="Calibri"/>
+                <w:color w:val="000000" w:themeColor="text1"/>
+                <w:sz w:val="22"/>
+                <w:szCs w:val="22"/>
+              </w:rPr>
+              <w:t>50.00%</w:t>
+            </w:r>
+          </w:p>
+        </w:tc>
+        <w:tc>
+          <w:tcPr>
+            <w:tcW w:w="1261" w:type="dxa"/>
+            <w:tcMar>
+              <w:top w:w="15" w:type="dxa"/>
+              <w:left w:w="15" w:type="dxa"/>
+              <w:right w:w="15" w:type="dxa"/>
+            </w:tcMar>
+            <w:vAlign w:val="center"/>
+          </w:tcPr>
+          <w:p>
+            <w:r>
+              <w:rPr>
+                <w:rFonts w:ascii="Calibri" w:eastAsia="Calibri" w:hAnsi="Calibri" w:cs="Calibri"/>
+                <w:color w:val="000000" w:themeColor="text1"/>
+                <w:sz w:val="22"/>
+                <w:szCs w:val="22"/>
+              </w:rPr>
+              <w:t>95.00%</w:t>
+            </w:r>
+          </w:p>
+        </w:tc>
+      </w:tr>
+      <w:tr>
+        <w:trPr>
+          <w:trHeight w:val="293"/>
+          <w:jc w:val="center"/>
+        </w:trPr>
+        <w:tc>
+          <w:tcPr>
+            <w:tcW w:w="717" w:type="dxa"/>
+            <w:shd w:val="clear" w:color="auto" w:fill="D9E1F2"/>
+            <w:tcMar>
+              <w:top w:w="15" w:type="dxa"/>
+              <w:left w:w="15" w:type="dxa"/>
+              <w:right w:w="15" w:type="dxa"/>
+            </w:tcMar>
+            <w:vAlign w:val="center"/>
+          </w:tcPr>
+          <w:p>
+            <w:r>
+              <w:rPr>
+                <w:rFonts w:ascii="Calibri" w:eastAsia="Calibri" w:hAnsi="Calibri" w:cs="Calibri"/>
+                <w:color w:val="000000" w:themeColor="text1"/>
+                <w:sz w:val="22"/>
+                <w:szCs w:val="22"/>
+              </w:rPr>
+              <w:t>27</w:t>
+            </w:r>
+          </w:p>
+        </w:tc>
+        <w:tc>
+          <w:tcPr>
+            <w:tcW w:w="1524" w:type="dxa"/>
+            <w:shd w:val="clear" w:color="auto" w:fill="D9E1F2"/>
+            <w:tcMar>
+              <w:top w:w="15" w:type="dxa"/>
+              <w:left w:w="15" w:type="dxa"/>
+              <w:right w:w="15" w:type="dxa"/>
+            </w:tcMar>
+            <w:vAlign w:val="center"/>
+          </w:tcPr>
+          <w:p>
+            <w:r>
+              <w:rPr>
+                <w:rFonts w:ascii="Calibri" w:eastAsia="Calibri" w:hAnsi="Calibri" w:cs="Calibri"/>
+                <w:color w:val="000000" w:themeColor="text1"/>
+                <w:sz w:val="22"/>
+                <w:szCs w:val="22"/>
+              </w:rPr>
+              <w:t>28</w:t>
+            </w:r>
+          </w:p>
+        </w:tc>
+        <w:tc>
+          <w:tcPr>
+            <w:tcW w:w="1104" w:type="dxa"/>
+            <w:shd w:val="clear" w:color="auto" w:fill="D9E1F2"/>
+            <w:tcMar>
+              <w:top w:w="15" w:type="dxa"/>
+              <w:left w:w="15" w:type="dxa"/>
+              <w:right w:w="15" w:type="dxa"/>
+            </w:tcMar>
+            <w:vAlign w:val="center"/>
+          </w:tcPr>
+          <w:p>
+            <w:r>
+              <w:rPr>
+                <w:rFonts w:ascii="Calibri" w:eastAsia="Calibri" w:hAnsi="Calibri" w:cs="Calibri"/>
+                <w:color w:val="000000" w:themeColor="text1"/>
+                <w:sz w:val="22"/>
+                <w:szCs w:val="22"/>
+              </w:rPr>
+              <w:t>70.00%</w:t>
+            </w:r>
+          </w:p>
+        </w:tc>
+        <w:tc>
+          <w:tcPr>
+            <w:tcW w:w="1261" w:type="dxa"/>
+            <w:shd w:val="clear" w:color="auto" w:fill="D9E1F2"/>
+            <w:tcMar>
+              <w:top w:w="15" w:type="dxa"/>
+              <w:left w:w="15" w:type="dxa"/>
+              <w:right w:w="15" w:type="dxa"/>
+            </w:tcMar>
+            <w:vAlign w:val="center"/>
+          </w:tcPr>
+          <w:p>
+            <w:r>
+              <w:rPr>
+                <w:rFonts w:ascii="Calibri" w:eastAsia="Calibri" w:hAnsi="Calibri" w:cs="Calibri"/>
+                <w:color w:val="000000" w:themeColor="text1"/>
+                <w:sz w:val="22"/>
+                <w:szCs w:val="22"/>
+              </w:rPr>
+              <w:t>96.00%</w:t>
+            </w:r>
+          </w:p>
+        </w:tc>
+      </w:tr>
+      <w:tr>
+        <w:trPr>
+          <w:trHeight w:val="293"/>
+          <w:jc w:val="center"/>
+        </w:trPr>
+        <w:tc>
+          <w:tcPr>
+            <w:tcW w:w="717" w:type="dxa"/>
+            <w:tcMar>
+              <w:top w:w="15" w:type="dxa"/>
+              <w:left w:w="15" w:type="dxa"/>
+              <w:right w:w="15" w:type="dxa"/>
+            </w:tcMar>
+            <w:vAlign w:val="center"/>
+          </w:tcPr>
+          <w:p>
+            <w:r>
+              <w:rPr>
+                <w:rFonts w:ascii="Calibri" w:eastAsia="Calibri" w:hAnsi="Calibri" w:cs="Calibri"/>
+                <w:color w:val="000000" w:themeColor="text1"/>
+                <w:sz w:val="22"/>
+                <w:szCs w:val="22"/>
+              </w:rPr>
+              <w:t>35</w:t>
+            </w:r>
+          </w:p>
+        </w:tc>
+        <w:tc>
+          <w:tcPr>
+            <w:tcW w:w="1524" w:type="dxa"/>
+            <w:tcMar>
+              <w:top w:w="15" w:type="dxa"/>
+              <w:left w:w="15" w:type="dxa"/>
+              <w:right w:w="15" w:type="dxa"/>
+            </w:tcMar>
+            <w:vAlign w:val="center"/>
+          </w:tcPr>
+          <w:p>
+            <w:r>
+              <w:rPr>
+                <w:rFonts w:ascii="Calibri" w:eastAsia="Calibri" w:hAnsi="Calibri" w:cs="Calibri"/>
+                <w:color w:val="000000" w:themeColor="text1"/>
+                <w:sz w:val="22"/>
+                <w:szCs w:val="22"/>
+              </w:rPr>
+              <w:t>34</w:t>
+            </w:r>
+          </w:p>
+        </w:tc>
+        <w:tc>
+          <w:tcPr>
+            <w:tcW w:w="1104" w:type="dxa"/>
+            <w:tcMar>
+              <w:top w:w="15" w:type="dxa"/>
+              <w:left w:w="15" w:type="dxa"/>
+              <w:right w:w="15" w:type="dxa"/>
+            </w:tcMar>
+            <w:vAlign w:val="center"/>
+          </w:tcPr>
+          <w:p>
+            <w:r>
+              <w:rPr>
+                <w:rFonts w:ascii="Calibri" w:eastAsia="Calibri" w:hAnsi="Calibri" w:cs="Calibri"/>
+                <w:color w:val="000000" w:themeColor="text1"/>
+                <w:sz w:val="22"/>
+                <w:szCs w:val="22"/>
+              </w:rPr>
+              <w:t>60.00%</w:t>
+            </w:r>
+          </w:p>
+        </w:tc>
+        <w:tc>
+          <w:tcPr>
+            <w:tcW w:w="1261" w:type="dxa"/>
+            <w:tcMar>
+              <w:top w:w="15" w:type="dxa"/>
+              <w:left w:w="15" w:type="dxa"/>
+              <w:right w:w="15" w:type="dxa"/>
+            </w:tcMar>
+            <w:vAlign w:val="center"/>
+          </w:tcPr>
+          <w:p>
+            <w:r>
+              <w:rPr>
+                <w:rFonts w:ascii="Calibri" w:eastAsia="Calibri" w:hAnsi="Calibri" w:cs="Calibri"/>
+                <w:color w:val="000000" w:themeColor="text1"/>
+                <w:sz w:val="22"/>
+                <w:szCs w:val="22"/>
+              </w:rPr>
+              <w:t>97.00%</w:t>
+            </w:r>
+          </w:p>
+        </w:tc>
+      </w:tr>
+      <w:tr>
+        <w:trPr>
+          <w:trHeight w:val="293"/>
+          <w:jc w:val="center"/>
+        </w:trPr>
+        <w:tc>
+          <w:tcPr>
+            <w:tcW w:w="717" w:type="dxa"/>
+            <w:shd w:val="clear" w:color="auto" w:fill="D9E1F2"/>
+            <w:tcMar>
+              <w:top w:w="15" w:type="dxa"/>
+              <w:left w:w="15" w:type="dxa"/>
+              <w:right w:w="15" w:type="dxa"/>
+            </w:tcMar>
+            <w:vAlign w:val="center"/>
+          </w:tcPr>
+          <w:p>
+            <w:r>
+              <w:rPr>
+                <w:rFonts w:ascii="Calibri" w:eastAsia="Calibri" w:hAnsi="Calibri" w:cs="Calibri"/>
+                <w:color w:val="000000" w:themeColor="text1"/>
+                <w:sz w:val="22"/>
+                <w:szCs w:val="22"/>
+              </w:rPr>
+              <w:t>38</w:t>
+            </w:r>
+          </w:p>
+        </w:tc>
+        <w:tc>
+          <w:tcPr>
+            <w:tcW w:w="1524" w:type="dxa"/>
+            <w:shd w:val="clear" w:color="auto" w:fill="D9E1F2"/>
+            <w:tcMar>
+              <w:top w:w="15" w:type="dxa"/>
+              <w:left w:w="15" w:type="dxa"/>
+              <w:right w:w="15" w:type="dxa"/>
+            </w:tcMar>
+            <w:vAlign w:val="center"/>
+          </w:tcPr>
+          <w:p>
+            <w:r>
+              <w:rPr>
+                <w:rFonts w:ascii="Calibri" w:eastAsia="Calibri" w:hAnsi="Calibri" w:cs="Calibri"/>
+                <w:color w:val="000000" w:themeColor="text1"/>
+                <w:sz w:val="22"/>
+                <w:szCs w:val="22"/>
+              </w:rPr>
+              <w:t>39</w:t>
+            </w:r>
+          </w:p>
+        </w:tc>
+        <w:tc>
+          <w:tcPr>
+            <w:tcW w:w="1104" w:type="dxa"/>
+            <w:shd w:val="clear" w:color="auto" w:fill="D9E1F2"/>
+            <w:tcMar>
+              <w:top w:w="15" w:type="dxa"/>
+              <w:left w:w="15" w:type="dxa"/>
+              <w:right w:w="15" w:type="dxa"/>
+            </w:tcMar>
+            <w:vAlign w:val="center"/>
+          </w:tcPr>
+          <w:p>
+            <w:r>
+              <w:rPr>
+                <w:rFonts w:ascii="Calibri" w:eastAsia="Calibri" w:hAnsi="Calibri" w:cs="Calibri"/>
+                <w:color w:val="000000" w:themeColor="text1"/>
+                <w:sz w:val="22"/>
+                <w:szCs w:val="22"/>
+              </w:rPr>
+              <w:t>50.00%</w:t>
+            </w:r>
+          </w:p>
+        </w:tc>
+        <w:tc>
+          <w:tcPr>
+            <w:tcW w:w="1261" w:type="dxa"/>
+            <w:shd w:val="clear" w:color="auto" w:fill="D9E1F2"/>
+            <w:tcMar>
+              <w:top w:w="15" w:type="dxa"/>
+              <w:left w:w="15" w:type="dxa"/>
+              <w:right w:w="15" w:type="dxa"/>
+            </w:tcMar>
+            <w:vAlign w:val="center"/>
+          </w:tcPr>
+          <w:p>
+            <w:r>
+              <w:rPr>
+                <w:rFonts w:ascii="Calibri" w:eastAsia="Calibri" w:hAnsi="Calibri" w:cs="Calibri"/>
+                <w:color w:val="000000" w:themeColor="text1"/>
+                <w:sz w:val="22"/>
+                <w:szCs w:val="22"/>
+              </w:rPr>
+              <w:t>97.00%</w:t>
+            </w:r>
+          </w:p>
+        </w:tc>
+      </w:tr>
+      <w:tr>
+        <w:trPr>
+          <w:trHeight w:val="293"/>
+          <w:jc w:val="center"/>
+        </w:trPr>
+        <w:tc>
+          <w:tcPr>
+            <w:tcW w:w="717" w:type="dxa"/>
+            <w:tcMar>
+              <w:top w:w="15" w:type="dxa"/>
+              <w:left w:w="15" w:type="dxa"/>
+              <w:right w:w="15" w:type="dxa"/>
+            </w:tcMar>
+            <w:vAlign w:val="center"/>
+          </w:tcPr>
+          <w:p>
+            <w:r>
+              <w:rPr>
+                <w:rFonts w:ascii="Calibri" w:eastAsia="Calibri" w:hAnsi="Calibri" w:cs="Calibri"/>
+                <w:color w:val="000000" w:themeColor="text1"/>
+                <w:sz w:val="22"/>
+                <w:szCs w:val="22"/>
+              </w:rPr>
+              <w:t>43</w:t>
+            </w:r>
+          </w:p>
+        </w:tc>
+        <w:tc>
+          <w:tcPr>
+            <w:tcW w:w="1524" w:type="dxa"/>
+            <w:tcMar>
+              <w:top w:w="15" w:type="dxa"/>
+              <w:left w:w="15" w:type="dxa"/>
+              <w:right w:w="15" w:type="dxa"/>
+            </w:tcMar>
+            <w:vAlign w:val="center"/>
+          </w:tcPr>
+          <w:p>
+            <w:r>
+              <w:rPr>
+                <w:rFonts w:ascii="Calibri" w:eastAsia="Calibri" w:hAnsi="Calibri" w:cs="Calibri"/>
+                <w:color w:val="000000" w:themeColor="text1"/>
+                <w:sz w:val="22"/>
+                <w:szCs w:val="22"/>
+              </w:rPr>
+              <w:t>44</w:t>
+            </w:r>
+          </w:p>
+        </w:tc>
+        <w:tc>
+          <w:tcPr>
+            <w:tcW w:w="1104" w:type="dxa"/>
+            <w:tcMar>
+              <w:top w:w="15" w:type="dxa"/>
+              <w:left w:w="15" w:type="dxa"/>
+              <w:right w:w="15" w:type="dxa"/>
+            </w:tcMar>
+            <w:vAlign w:val="center"/>
+          </w:tcPr>
+          <w:p>
+            <w:r>
+              <w:rPr>
+                <w:rFonts w:ascii="Calibri" w:eastAsia="Calibri" w:hAnsi="Calibri" w:cs="Calibri"/>
+                <w:color w:val="000000" w:themeColor="text1"/>
+                <w:sz w:val="22"/>
+                <w:szCs w:val="22"/>
+              </w:rPr>
+              <w:t>60.00%</w:t>
+            </w:r>
+          </w:p>
+        </w:tc>
+        <w:tc>
+          <w:tcPr>
+            <w:tcW w:w="1261" w:type="dxa"/>
+            <w:tcMar>
+              <w:top w:w="15" w:type="dxa"/>
+              <w:left w:w="15" w:type="dxa"/>
+              <w:right w:w="15" w:type="dxa"/>
+            </w:tcMar>
+            <w:vAlign w:val="center"/>
+          </w:tcPr>
+          <w:p>
+            <w:r>
+              <w:rPr>
+                <w:rFonts w:ascii="Calibri" w:eastAsia="Calibri" w:hAnsi="Calibri" w:cs="Calibri"/>
+                <w:color w:val="000000" w:themeColor="text1"/>
+                <w:sz w:val="22"/>
+                <w:szCs w:val="22"/>
+              </w:rPr>
+              <w:t>98.00%</w:t>
+            </w:r>
+          </w:p>
+        </w:tc>
+      </w:tr>
+    </w:tbl>
+    <w:p>
+      <w:pPr>
+        <w:rPr>
+          <w:i/>
+          <w:iCs/>
+          <w:noProof/>
+          <w:lang w:val="en-IN"/>
+        </w:rPr>
+      </w:pPr>
+      <w:r>
+        <w:rPr>
+          <w:i/>
+          <w:iCs/>
+          <w:noProof/>
+          <w:lang w:val="en-IN"/>
+        </w:rPr>
+        <w:t xml:space="preserve">Table </w:t>
+      </w:r>
+      <w:r>
+        <w:rPr>
+          <w:i/>
+          <w:iCs/>
+          <w:noProof/>
+          <w:lang w:val="en-IN"/>
+        </w:rPr>
+        <w:t>4</w:t>
+      </w:r>
+      <w:r>
+        <w:rPr>
+          <w:i/>
+          <w:iCs/>
+          <w:noProof/>
+          <w:lang w:val="en-IN"/>
+        </w:rPr>
+        <w:t>: HTM reconstruction table for test data (case 2)</w:t>
+      </w:r>
+    </w:p>
+    <w:p>
+      <w:pPr>
+        <w:rPr>
+          <w:i/>
+          <w:iCs/>
+          <w:noProof/>
+          <w:lang w:val="en-IN"/>
+        </w:rPr>
+      </w:pPr>
+    </w:p>
+    <w:p>
+      <w:pPr>
+        <w:rPr>
+          <w:noProof/>
+          <w:lang w:val="en-IN"/>
+        </w:rPr>
+      </w:pPr>
+      <w:r>
+        <w:rPr>
+          <w:noProof/>
+        </w:rPr>
+        <w:lastRenderedPageBreak/>
+        <w:drawing>
+          <wp:inline distT="0" distB="0" distL="0" distR="0" wp14:anchorId="679C051B" wp14:editId="62D58A12">
+            <wp:extent cx="3158913" cy="2186940"/>
+            <wp:effectExtent l="12700" t="12700" r="12700" b="12700"/>
+            <wp:docPr id="106500382" name="Picture 106500382"/>
+            <wp:cNvGraphicFramePr>
+              <a:graphicFrameLocks xmlns:a="http://schemas.openxmlformats.org/drawingml/2006/main" noChangeAspect="1"/>
+            </wp:cNvGraphicFramePr>
+            <a:graphic xmlns:a="http://schemas.openxmlformats.org/drawingml/2006/main">
+              <a:graphicData uri="http://schemas.openxmlformats.org/drawingml/2006/picture">
+                <pic:pic xmlns:pic="http://schemas.openxmlformats.org/drawingml/2006/picture">
+                  <pic:nvPicPr>
+                    <pic:cNvPr id="0" name="Picture 240842320"/>
+                    <pic:cNvPicPr/>
+                  </pic:nvPicPr>
+                  <pic:blipFill>
+                    <a:blip r:embed="rId29" cstate="print">
+                      <a:extLst>
+                        <a:ext uri="{28A0092B-C50C-407E-A947-70E740481C1C}">
+                          <a14:useLocalDpi xmlns:a14="http://schemas.microsoft.com/office/drawing/2010/main" val="0"/>
+                        </a:ext>
+                      </a:extLst>
+                    </a:blip>
+                    <a:stretch>
+                      <a:fillRect/>
+                    </a:stretch>
+                  </pic:blipFill>
+                  <pic:spPr>
+                    <a:xfrm>
+                      <a:off x="0" y="0"/>
+                      <a:ext cx="3158913" cy="2186940"/>
+                    </a:xfrm>
+                    <a:prstGeom prst="rect">
+                      <a:avLst/>
+                    </a:prstGeom>
+                    <a:ln w="12700">
+                      <a:solidFill>
+                        <a:schemeClr val="tx1"/>
+                      </a:solidFill>
+                      <a:prstDash val="solid"/>
+                    </a:ln>
+                  </pic:spPr>
+                </pic:pic>
+              </a:graphicData>
+            </a:graphic>
+          </wp:inline>
+        </w:drawing>
+      </w:r>
+      <w:r>
+        <w:rPr>
+          <w:i/>
+          <w:iCs/>
+        </w:rPr>
+        <w:t>Fig.</w:t>
+      </w:r>
+      <w:r>
+        <w:rPr>
+          <w:i/>
+          <w:iCs/>
+          <w:noProof/>
+          <w:lang w:val="en-IN"/>
+        </w:rPr>
+        <w:t xml:space="preserve"> </w:t>
+      </w:r>
+      <w:r>
+        <w:rPr>
+          <w:i/>
+          <w:iCs/>
+          <w:noProof/>
+          <w:lang w:val="en-IN"/>
+        </w:rPr>
+        <w:t>8</w:t>
+      </w:r>
+      <w:r>
+        <w:rPr>
+          <w:i/>
+          <w:iCs/>
+          <w:noProof/>
+          <w:lang w:val="en-IN"/>
+        </w:rPr>
+        <w:t>: HTM reconstruction plot for test data (case 2)</w:t>
+      </w:r>
+    </w:p>
+    <w:p>
+      <w:pPr>
+        <w:rPr>
+          <w:i/>
+          <w:iCs/>
+          <w:noProof/>
+          <w:lang w:val="en-IN"/>
+        </w:rPr>
+      </w:pPr>
+    </w:p>
+    <w:p>
+      <w:pPr>
+        <w:jc w:val="both"/>
+      </w:pPr>
+      <w:r>
+        <w:t xml:space="preserve">Fig. </w:t>
+      </w:r>
+      <w:r>
+        <w:t>9</w:t>
+      </w:r>
+      <w:r>
+        <w:t xml:space="preserve"> highlights that in this case also HTM performed much better than KNN, very evident from the </w:t>
+      </w:r>
+      <w:r>
+        <w:t xml:space="preserve">percentage </w:t>
+      </w:r>
+      <w:r>
+        <w:t>similarity comparison plot</w:t>
+      </w:r>
+      <w:r>
+        <w:t xml:space="preserve"> as red lines have higher peaks from blue lines (</w:t>
+      </w:r>
+      <w:r>
+        <w:t xml:space="preserve">for </w:t>
+      </w:r>
+      <w:r>
+        <w:t xml:space="preserve">inputs </w:t>
+      </w:r>
+      <w:r>
+        <w:t>10, 17, 19, 20, 21)</w:t>
+      </w:r>
+      <w:r>
+        <w:t>. However, where both lines have similar peaks, if we check the internal similarities (</w:t>
+      </w:r>
+      <w:r>
+        <w:t>Table 3 &amp; Table 4), we notice that HTM performed better.</w:t>
+      </w:r>
+    </w:p>
+    <w:p>
+      <w:pPr>
+        <w:jc w:val="both"/>
+      </w:pPr>
+    </w:p>
+    <w:p>
+      <w:pPr>
+        <w:rPr>
+          <w:lang w:val="en-IN"/>
+        </w:rPr>
+      </w:pPr>
+      <w:r>
+        <w:rPr>
+          <w:noProof/>
+        </w:rPr>
+        <w:drawing>
+          <wp:inline distT="0" distB="0" distL="0" distR="0" wp14:anchorId="36C56C7C" wp14:editId="02CF394A">
+            <wp:extent cx="3123559" cy="2162464"/>
+            <wp:effectExtent l="19050" t="19050" r="20320" b="9525"/>
+            <wp:docPr id="956217734" name="Picture 462314569"/>
+            <wp:cNvGraphicFramePr>
+              <a:graphicFrameLocks xmlns:a="http://schemas.openxmlformats.org/drawingml/2006/main" noChangeAspect="1"/>
+            </wp:cNvGraphicFramePr>
+            <a:graphic xmlns:a="http://schemas.openxmlformats.org/drawingml/2006/main">
+              <a:graphicData uri="http://schemas.openxmlformats.org/drawingml/2006/picture">
+                <pic:pic xmlns:pic="http://schemas.openxmlformats.org/drawingml/2006/picture">
+                  <pic:nvPicPr>
+                    <pic:cNvPr id="0" name="Picture 462314569"/>
+                    <pic:cNvPicPr/>
+                  </pic:nvPicPr>
+                  <pic:blipFill>
+                    <a:blip r:embed="rId30" cstate="print">
+                      <a:extLst>
+                        <a:ext uri="{28A0092B-C50C-407E-A947-70E740481C1C}">
+                          <a14:useLocalDpi xmlns:a14="http://schemas.microsoft.com/office/drawing/2010/main" val="0"/>
+                        </a:ext>
+                      </a:extLst>
+                    </a:blip>
+                    <a:stretch>
+                      <a:fillRect/>
+                    </a:stretch>
+                  </pic:blipFill>
+                  <pic:spPr>
+                    <a:xfrm>
+                      <a:off x="0" y="0"/>
+                      <a:ext cx="3127169" cy="2164963"/>
+                    </a:xfrm>
+                    <a:prstGeom prst="rect">
+                      <a:avLst/>
+                    </a:prstGeom>
+                    <a:ln w="12700">
+                      <a:solidFill>
+                        <a:schemeClr val="tx1"/>
+                      </a:solidFill>
+                      <a:prstDash val="solid"/>
+                    </a:ln>
+                  </pic:spPr>
+                </pic:pic>
+              </a:graphicData>
+            </a:graphic>
+          </wp:inline>
+        </w:drawing>
+      </w:r>
+      <w:r>
+        <w:rPr>
+          <w:rStyle w:val="FigureChar"/>
+          <w:i/>
+          <w:iCs/>
+          <w:sz w:val="20"/>
+          <w:lang w:val="en-IN"/>
+        </w:rPr>
+        <w:t xml:space="preserve">Fig. </w:t>
+      </w:r>
+      <w:r>
+        <w:rPr>
+          <w:rStyle w:val="FigureChar"/>
+          <w:i/>
+          <w:iCs/>
+          <w:sz w:val="20"/>
+          <w:lang w:val="en-IN"/>
+        </w:rPr>
+        <w:t>9</w:t>
+      </w:r>
+      <w:r>
+        <w:rPr>
+          <w:rStyle w:val="FigureChar"/>
+          <w:i/>
+          <w:iCs/>
+          <w:sz w:val="20"/>
+          <w:lang w:val="en-IN"/>
+        </w:rPr>
+        <w:t>: Similarity plot for test data (case 2)</w:t>
+      </w:r>
+      <w:r>
+        <w:rPr>
+          <w:rStyle w:val="FigureChar"/>
+          <w:i/>
+          <w:iCs/>
+          <w:lang w:val="en-IN"/>
+        </w:rPr>
+        <w:t> </w:t>
+      </w:r>
+    </w:p>
+    <w:p>
+      <w:pPr>
+        <w:pStyle w:val="Heading2"/>
+        <w:rPr>
+          <w:b/>
+          <w:bCs/>
+          <w:lang w:val="en-IN"/>
+        </w:rPr>
+      </w:pPr>
+      <w:r>
+        <w:rPr>
+          <w:b/>
+          <w:bCs/>
+          <w:lang w:val="en-IN"/>
+        </w:rPr>
         <w:t>Training Data Reconstruction</w:t>
       </w:r>
     </w:p>
@@ -7480,6 +10639,165 @@
         </w:rPr>
       </w:pPr>
     </w:p>
+    <w:p>
+      <w:pPr>
+        <w:jc w:val="both"/>
+      </w:pPr>
+      <w:r>
+        <w:t xml:space="preserve">This section discusses about the result and </w:t>
+      </w:r>
+      <w:r>
+        <w:t>analyze</w:t>
+      </w:r>
+      <w:r>
+        <w:t xml:space="preserve"> the performance of the classifiers when </w:t>
+      </w:r>
+      <w:r>
+        <w:t xml:space="preserve">the </w:t>
+      </w:r>
+      <w:r>
+        <w:t xml:space="preserve">training subset was used for </w:t>
+      </w:r>
+      <w:r>
+        <w:t>reconstructio</w:t>
+      </w:r>
+      <w:r>
+        <w:t>n also.</w:t>
+      </w:r>
+    </w:p>
+    <w:p>
+      <w:pPr>
+        <w:jc w:val="both"/>
+        <w:rPr>
+          <w:lang w:val="en-IN"/>
+        </w:rPr>
+      </w:pPr>
+    </w:p>
+    <w:p>
+      <w:pPr>
+        <w:jc w:val="both"/>
+        <w:rPr>
+          <w:noProof/>
+        </w:rPr>
+      </w:pPr>
+      <w:r>
+        <w:t xml:space="preserve">For the reconstruction plots, X-axis (Inputs) represents the original scalar inputs </w:t>
+      </w:r>
+      <w:r>
+        <w:t xml:space="preserve">that </w:t>
+      </w:r>
+      <w:r>
+        <w:t>we</w:t>
+      </w:r>
+      <w:r>
+        <w:t xml:space="preserve"> are trying to reconstruct, and Y-axis (Predictions) represents the reconstructed scalar values from the classifiers. </w:t>
+      </w:r>
+      <w:r>
+        <w:t xml:space="preserve">For the training subset, both </w:t>
+      </w:r>
+      <w:r>
+        <w:t>the classifiers</w:t>
+      </w:r>
+      <w:r>
+        <w:t xml:space="preserve"> satisfied the </w:t>
+      </w:r>
+      <w:r>
+        <w:t xml:space="preserve">equation x=y, </w:t>
+      </w:r>
+      <w:r>
+        <w:t xml:space="preserve">signifying a perfect </w:t>
+      </w:r>
+      <w:r>
+        <w:t>reconstruction</w:t>
+      </w:r>
+      <w:r>
+        <w:t xml:space="preserve"> and </w:t>
+      </w:r>
+      <w:r>
+        <w:t>achieving</w:t>
+      </w:r>
+      <w:r>
+        <w:t xml:space="preserve"> 100</w:t>
+      </w:r>
+      <w:r>
+        <w:t xml:space="preserve">% in both the </w:t>
+      </w:r>
+      <w:r>
+        <w:t>similarity metrics.</w:t>
+      </w:r>
+    </w:p>
+    <w:p>
+      <w:pPr>
+        <w:jc w:val="both"/>
+        <w:rPr>
+          <w:lang w:val="en-IN"/>
+        </w:rPr>
+      </w:pPr>
+    </w:p>
+    <w:p>
+      <w:pPr>
+        <w:jc w:val="both"/>
+      </w:pPr>
+      <w:r>
+        <w:t xml:space="preserve">For the similarity plots, X-axis (Inputs) represents the scalar inputs, and Y-axis (Similarity %) represents the percentage similarity of the reconstructed input with the original input. </w:t>
+      </w:r>
+      <w:r>
+        <w:t>Here a</w:t>
+      </w:r>
+      <w:r>
+        <w:t>lso</w:t>
+      </w:r>
+      <w:r>
+        <w:t xml:space="preserve">, the similarity of KNN is in blue and HTM is in red. </w:t>
+      </w:r>
+      <w:r>
+        <w:t xml:space="preserve">But these </w:t>
+      </w:r>
+      <w:r>
+        <w:t>lines</w:t>
+      </w:r>
+      <w:r>
+        <w:t xml:space="preserve"> are not very intuitive </w:t>
+      </w:r>
+      <w:r>
+        <w:t xml:space="preserve">because all the lines have </w:t>
+      </w:r>
+      <w:r>
+        <w:t>the</w:t>
+      </w:r>
+      <w:r>
+        <w:t xml:space="preserve"> same </w:t>
+      </w:r>
+      <w:r>
+        <w:t>peaks at 100</w:t>
+      </w:r>
+      <w:r>
+        <w:t>%.</w:t>
+      </w:r>
+    </w:p>
+    <w:p>
+      <w:pPr>
+        <w:pStyle w:val="Heading3"/>
+        <w:rPr>
+          <w:rStyle w:val="Heading2Char"/>
+          <w:b/>
+          <w:bCs/>
+          <w:i/>
+          <w:iCs/>
+        </w:rPr>
+      </w:pPr>
+      <w:r>
+        <w:rPr>
+          <w:rStyle w:val="Heading2Char"/>
+          <w:b/>
+          <w:bCs/>
+          <w:i/>
+          <w:iCs/>
+        </w:rPr>
+        <w:t>Case 1: Input 1–20</w:t>
+      </w:r>
+    </w:p>
+    <w:p/>
     <w:p>
       <w:pPr>
         <w:spacing w:after="160"/>
@@ -7492,77 +10810,92 @@
         <w:rPr>
           <w:lang w:val="en-IN"/>
         </w:rPr>
-        <w:t>Both the HTM and KNN classifiers achieved perfect reconstruction accuracy (100% similarity) on the training dataset (80% split), as demonstrated in Table 3 and Fig</w:t>
+        <w:t xml:space="preserve">Both the HTM and KNN classifiers achieved perfect reconstruction accuracy (100% similarity) on the training dataset (80% split), as demonstrated in Table </w:t>
       </w:r>
       <w:r>
         <w:rPr>
           <w:lang w:val="en-IN"/>
         </w:rPr>
-        <w:t>.</w:t>
+        <w:t>5</w:t>
       </w:r>
       <w:r>
         <w:rPr>
           <w:lang w:val="en-IN"/>
         </w:rPr>
+        <w:t xml:space="preserve"> and Fig. </w:t>
+      </w:r>
+      <w:r>
+        <w:rPr>
+          <w:lang w:val="en-IN"/>
+        </w:rPr>
+        <w:t>10</w:t>
+      </w:r>
+      <w:r>
+        <w:rPr>
+          <w:lang w:val="en-IN"/>
+        </w:rPr>
+        <w:t xml:space="preserve"> for KNN and Table </w:t>
+      </w:r>
+      <w:r>
+        <w:rPr>
+          <w:lang w:val="en-IN"/>
+        </w:rPr>
+        <w:t>6</w:t>
+      </w:r>
+      <w:r>
+        <w:rPr>
+          <w:lang w:val="en-IN"/>
+        </w:rPr>
+        <w:t xml:space="preserve"> and Fig. </w:t>
+      </w:r>
+      <w:r>
+        <w:rPr>
+          <w:lang w:val="en-IN"/>
+        </w:rPr>
+        <w:t>11</w:t>
+      </w:r>
+      <w:r>
+        <w:rPr>
+          <w:lang w:val="en-IN"/>
+        </w:rPr>
+        <w:t xml:space="preserve"> for HTM respectively. </w:t>
+      </w:r>
+      <w:r>
+        <w:rPr>
+          <w:lang w:val="en-IN"/>
+        </w:rPr>
+        <w:t>Reconstructions align</w:t>
+      </w:r>
+      <w:r>
+        <w:rPr>
+          <w:lang w:val="en-IN"/>
+        </w:rPr>
+        <w:t xml:space="preserve"> perfectly with the input values along the diagonal</w:t>
+      </w:r>
+      <w:r>
+        <w:rPr>
+          <w:lang w:val="en-IN"/>
+        </w:rPr>
         <w:t xml:space="preserve"> </w:t>
       </w:r>
       <w:r>
         <w:rPr>
           <w:lang w:val="en-IN"/>
         </w:rPr>
-        <w:t>7</w:t>
+        <w:t>(x=y)</w:t>
       </w:r>
       <w:r>
         <w:rPr>
           <w:lang w:val="en-IN"/>
         </w:rPr>
-        <w:t xml:space="preserve"> for KNN and Table 4 and Fig</w:t>
+        <w:t>,</w:t>
       </w:r>
       <w:r>
         <w:rPr>
           <w:lang w:val="en-IN"/>
         </w:rPr>
-        <w:t>.</w:t>
-      </w:r>
-      <w:r>
-        <w:rPr>
-          <w:lang w:val="en-IN"/>
-        </w:rPr>
-        <w:t xml:space="preserve"> </w:t>
-      </w:r>
-      <w:r>
-        <w:rPr>
-          <w:lang w:val="en-IN"/>
-        </w:rPr>
-        <w:t>8</w:t>
-      </w:r>
-      <w:r>
-        <w:rPr>
-          <w:lang w:val="en-IN"/>
-        </w:rPr>
-        <w:t xml:space="preserve"> for HTM respectively. </w:t>
-      </w:r>
-      <w:r>
-        <w:rPr>
-          <w:lang w:val="en-IN"/>
-        </w:rPr>
-        <w:t>Reconstructions align</w:t>
-      </w:r>
-      <w:r>
-        <w:rPr>
-          <w:lang w:val="en-IN"/>
-        </w:rPr>
-        <w:t xml:space="preserve"> perfectly with the input values along the diagonal, indicating robust memorization of training patterns. This performance, however, highlights a potential risk of overfitting, where models excel on known data but struggle with generalization.</w:t>
-      </w:r>
-    </w:p>
-    <w:p>
-      <w:pPr>
-        <w:spacing w:after="160"/>
-        <w:jc w:val="both"/>
-        <w:rPr>
-          <w:lang w:val="en-IN"/>
-        </w:rPr>
-      </w:pPr>
+        <w:t xml:space="preserve"> indicating robust memorization of training patterns. This performance, however, highlights a potential risk of overfitting, where models excel on known data but struggle with generalization.</w:t>
+      </w:r>
     </w:p>
     <w:tbl>
       <w:tblPr>
@@ -9323,8 +12656,34 @@
           <w:iCs/>
           <w:lang w:val="en-IN"/>
         </w:rPr>
-        <w:t>Table 3: KNN reconstruction table for train data (case 1)</w:t>
-      </w:r>
+        <w:t xml:space="preserve">Table </w:t>
+      </w:r>
+      <w:r>
+        <w:rPr>
+          <w:i/>
+          <w:iCs/>
+          <w:lang w:val="en-IN"/>
+        </w:rPr>
+        <w:t>5</w:t>
+      </w:r>
+      <w:r>
+        <w:rPr>
+          <w:i/>
+          <w:iCs/>
+          <w:lang w:val="en-IN"/>
+        </w:rPr>
+        <w:t>: KNN reconstruction table for train data (case 1)</w:t>
+      </w:r>
+    </w:p>
+    <w:p>
+      <w:pPr>
+        <w:spacing w:after="160"/>
+        <w:rPr>
+          <w:i/>
+          <w:iCs/>
+          <w:lang w:val="en-IN"/>
+        </w:rPr>
+      </w:pPr>
     </w:p>
     <w:p>
       <w:r>
@@ -9332,10 +12691,10 @@
           <w:noProof/>
         </w:rPr>
         <w:drawing>
-          <wp:inline distT="0" distB="0" distL="0" distR="0" wp14:anchorId="3719FD90" wp14:editId="30BE5442">
-            <wp:extent cx="2967241" cy="2675081"/>
-            <wp:effectExtent l="19050" t="19050" r="24130" b="11430"/>
-            <wp:docPr id="687847641" name="Picture 687847641"/>
+          <wp:inline distT="0" distB="0" distL="0" distR="0" wp14:anchorId="3503ACEE" wp14:editId="0FD0C08D">
+            <wp:extent cx="2894886" cy="2609850"/>
+            <wp:effectExtent l="19050" t="19050" r="20320" b="19050"/>
+            <wp:docPr id="337503058" name="Picture 337503058"/>
             <wp:cNvGraphicFramePr>
               <a:graphicFrameLocks xmlns:a="http://schemas.openxmlformats.org/drawingml/2006/main" noChangeAspect="1"/>
             </wp:cNvGraphicFramePr>
@@ -9347,7 +12706,7 @@
                     <pic:cNvPicPr/>
                   </pic:nvPicPr>
                   <pic:blipFill>
-                    <a:blip r:embed="rId28">
+                    <a:blip r:embed="rId31">
                       <a:extLst>
                         <a:ext uri="{28A0092B-C50C-407E-A947-70E740481C1C}">
                           <a14:useLocalDpi xmlns:a14="http://schemas.microsoft.com/office/drawing/2010/main" val="0"/>
@@ -9361,7 +12720,7 @@
                   <pic:spPr>
                     <a:xfrm>
                       <a:off x="0" y="0"/>
-                      <a:ext cx="2971034" cy="2678500"/>
+                      <a:ext cx="2905434" cy="2619359"/>
                     </a:xfrm>
                     <a:prstGeom prst="rect">
                       <a:avLst/>
@@ -9408,7 +12767,7 @@
           <w:sz w:val="20"/>
           <w:lang w:val="en-IN"/>
         </w:rPr>
-        <w:t>7</w:t>
+        <w:t>10</w:t>
       </w:r>
       <w:r>
         <w:rPr>
@@ -9481,6 +12840,7 @@
                 <w:sz w:val="22"/>
                 <w:szCs w:val="22"/>
               </w:rPr>
+              <w:lastRenderedPageBreak/>
               <w:t>HTM Train Data Reconstruction</w:t>
             </w:r>
           </w:p>
@@ -10192,7 +13552,6 @@
                 <w:sz w:val="22"/>
                 <w:szCs w:val="22"/>
               </w:rPr>
-              <w:lastRenderedPageBreak/>
               <w:t>9</w:t>
             </w:r>
           </w:p>
@@ -11148,11 +14507,9 @@
           <w:sz w:val="20"/>
           <w:lang w:val="en-IN"/>
         </w:rPr>
-        <w:t>Table 4: HTM reconstruction table for train data (case 1)</w:t>
-      </w:r>
-    </w:p>
-    <w:p>
-      <w:pPr>
+        <w:t xml:space="preserve">Table </w:t>
+      </w:r>
+      <w:r>
         <w:rPr>
           <w:rStyle w:val="FigureChar"/>
           <w:i/>
@@ -11160,6 +14517,28 @@
           <w:sz w:val="20"/>
           <w:lang w:val="en-IN"/>
         </w:rPr>
+        <w:t>6</w:t>
+      </w:r>
+      <w:r>
+        <w:rPr>
+          <w:rStyle w:val="FigureChar"/>
+          <w:i/>
+          <w:iCs/>
+          <w:sz w:val="20"/>
+          <w:lang w:val="en-IN"/>
+        </w:rPr>
+        <w:t>: HTM reconstruction table for train data (case 1)</w:t>
+      </w:r>
+    </w:p>
+    <w:p>
+      <w:pPr>
+        <w:rPr>
+          <w:rStyle w:val="FigureChar"/>
+          <w:i/>
+          <w:iCs/>
+          <w:sz w:val="20"/>
+          <w:lang w:val="en-IN"/>
+        </w:rPr>
       </w:pPr>
     </w:p>
     <w:p>
@@ -11168,10 +14547,10 @@
           <w:noProof/>
         </w:rPr>
         <w:drawing>
-          <wp:inline distT="0" distB="0" distL="0" distR="0" wp14:anchorId="2B5AC51F" wp14:editId="0218D892">
+          <wp:inline distT="0" distB="0" distL="0" distR="0" wp14:anchorId="56BE97B5" wp14:editId="68CEE00E">
             <wp:extent cx="2982608" cy="2688937"/>
             <wp:effectExtent l="19050" t="19050" r="27305" b="16510"/>
-            <wp:docPr id="2006112039" name="Picture 2006112039"/>
+            <wp:docPr id="1552970080" name="Picture 1552970080"/>
             <wp:cNvGraphicFramePr>
               <a:graphicFrameLocks xmlns:a="http://schemas.openxmlformats.org/drawingml/2006/main" noChangeAspect="1"/>
             </wp:cNvGraphicFramePr>
@@ -11183,7 +14562,7 @@
                     <pic:cNvPicPr/>
                   </pic:nvPicPr>
                   <pic:blipFill>
-                    <a:blip r:embed="rId29">
+                    <a:blip r:embed="rId32">
                       <a:extLst>
                         <a:ext uri="{28A0092B-C50C-407E-A947-70E740481C1C}">
                           <a14:useLocalDpi xmlns:a14="http://schemas.microsoft.com/office/drawing/2010/main" val="0"/>
@@ -11243,7 +14622,7 @@
           <w:sz w:val="20"/>
           <w:lang w:val="en-IN"/>
         </w:rPr>
-        <w:t>8</w:t>
+        <w:t>11</w:t>
       </w:r>
       <w:r>
         <w:rPr>
@@ -11287,14 +14666,42 @@
           <w:noProof/>
           <w:lang w:val="en-IN"/>
         </w:rPr>
-        <w:t xml:space="preserve">9 </w:t>
+        <w:t>12</w:t>
       </w:r>
       <w:r>
         <w:rPr>
           <w:noProof/>
           <w:lang w:val="en-IN"/>
         </w:rPr>
-        <w:t>confirms both classifiers achieved 100% similarity on training data, reinforcing their memorization capability</w:t>
+        <w:t xml:space="preserve"> </w:t>
+      </w:r>
+      <w:r>
+        <w:rPr>
+          <w:noProof/>
+          <w:lang w:val="en-IN"/>
+        </w:rPr>
+        <w:t xml:space="preserve">confirms both classifiers achieved 100% similarity </w:t>
+      </w:r>
+      <w:r>
+        <w:rPr>
+          <w:noProof/>
+          <w:lang w:val="en-IN"/>
+        </w:rPr>
+        <w:t>(red and blue lines have same height)</w:t>
+      </w:r>
+      <w:r>
+        <w:rPr>
+          <w:noProof/>
+          <w:lang w:val="en-IN"/>
+        </w:rPr>
+        <w:t xml:space="preserve"> </w:t>
+      </w:r>
+      <w:r>
+        <w:rPr>
+          <w:noProof/>
+          <w:lang w:val="en-IN"/>
+        </w:rPr>
+        <w:t>on training data, reinforcing their memorization capability</w:t>
       </w:r>
       <w:r>
         <w:rPr>
@@ -11344,10 +14751,10 @@
           <w:noProof/>
         </w:rPr>
         <w:drawing>
-          <wp:inline distT="0" distB="0" distL="0" distR="0" wp14:anchorId="3DC0328F" wp14:editId="4ADC582E">
+          <wp:inline distT="0" distB="0" distL="0" distR="0" wp14:anchorId="6376691A" wp14:editId="50AAF97D">
             <wp:extent cx="2980459" cy="2686999"/>
             <wp:effectExtent l="19050" t="19050" r="10795" b="18415"/>
-            <wp:docPr id="240115355" name="Picture 240115355"/>
+            <wp:docPr id="722294460" name="Picture 722294460"/>
             <wp:cNvGraphicFramePr>
               <a:graphicFrameLocks xmlns:a="http://schemas.openxmlformats.org/drawingml/2006/main" noChangeAspect="1"/>
             </wp:cNvGraphicFramePr>
@@ -11359,7 +14766,7 @@
                     <pic:cNvPicPr/>
                   </pic:nvPicPr>
                   <pic:blipFill>
-                    <a:blip r:embed="rId30">
+                    <a:blip r:embed="rId33">
                       <a:extLst>
                         <a:ext uri="{28A0092B-C50C-407E-A947-70E740481C1C}">
                           <a14:useLocalDpi xmlns:a14="http://schemas.microsoft.com/office/drawing/2010/main" val="0"/>
@@ -11409,7 +14816,7 @@
           <w:sz w:val="20"/>
           <w:lang w:val="en-IN"/>
         </w:rPr>
-        <w:t>9</w:t>
+        <w:t>12</w:t>
       </w:r>
       <w:r>
         <w:rPr>
@@ -11422,15 +14829,22 @@
         <w:t>:  Similarity plot for train data (case 1)</w:t>
       </w:r>
     </w:p>
-    <w:p/>
-    <w:p>
-      <w:pPr>
-        <w:pStyle w:val="Heading2"/>
+    <w:p>
+      <w:pPr>
+        <w:rPr>
+          <w:lang w:val="en-IN"/>
+        </w:rPr>
+      </w:pPr>
+    </w:p>
+    <w:p>
+      <w:pPr>
+        <w:pStyle w:val="Heading3"/>
         <w:rPr>
           <w:rStyle w:val="Heading2Char"/>
           <w:b/>
           <w:bCs/>
-          <w:lang w:val="en-IN"/>
+          <w:i/>
+          <w:iCs/>
         </w:rPr>
       </w:pPr>
       <w:r>
@@ -11438,2757 +14852,65 @@
           <w:rStyle w:val="Heading2Char"/>
           <w:b/>
           <w:bCs/>
-          <w:lang w:val="en-IN"/>
-        </w:rPr>
-        <w:t>Case 2: Inputs 1–50</w:t>
-      </w:r>
-    </w:p>
-    <w:p>
-      <w:pPr>
-        <w:rPr>
-          <w:lang w:val="en-IN"/>
-        </w:rPr>
-      </w:pPr>
-    </w:p>
-    <w:p>
-      <w:pPr>
-        <w:pStyle w:val="Heading3"/>
-        <w:spacing w:line="240" w:lineRule="auto"/>
-        <w:rPr>
-          <w:lang w:val="en-IN"/>
-        </w:rPr>
-      </w:pPr>
-      <w:r>
-        <w:rPr>
+          <w:i/>
+          <w:iCs/>
+        </w:rPr>
+        <w:t xml:space="preserve">Case </w:t>
+      </w:r>
+      <w:r>
+        <w:rPr>
+          <w:rStyle w:val="Heading2Char"/>
           <w:b/>
           <w:bCs/>
-          <w:lang w:val="en-IN"/>
-        </w:rPr>
-        <w:t>Testing Data Reconstruction:</w:t>
-      </w:r>
-    </w:p>
-    <w:p>
-      <w:pPr>
-        <w:rPr>
-          <w:lang w:val="en-IN"/>
-        </w:rPr>
-      </w:pPr>
-    </w:p>
-    <w:p>
-      <w:pPr>
-        <w:spacing w:line="259" w:lineRule="auto"/>
-        <w:jc w:val="both"/>
-        <w:rPr>
-          <w:noProof/>
-          <w:lang w:val="en-IN"/>
-        </w:rPr>
-      </w:pPr>
-      <w:r>
-        <w:rPr>
-          <w:noProof/>
-          <w:lang w:val="en-IN"/>
-        </w:rPr>
-        <w:t>For the second case also, on the unseen test dataset (20% split), both classifiers exhibited deviations. Table 5 shows how the KNN classifier performed the reconstruction. Fig</w:t>
-      </w:r>
-      <w:r>
-        <w:rPr>
-          <w:noProof/>
-          <w:lang w:val="en-IN"/>
-        </w:rPr>
-        <w:t>.</w:t>
-      </w:r>
-      <w:r>
-        <w:rPr>
-          <w:noProof/>
-          <w:lang w:val="en-IN"/>
-        </w:rPr>
-        <w:t xml:space="preserve"> 10 represents the KNN plots from the </w:t>
-      </w:r>
-      <w:r>
-        <w:rPr>
-          <w:noProof/>
-          <w:lang w:val="en-IN"/>
-        </w:rPr>
-        <w:t>Table</w:t>
-      </w:r>
-      <w:r>
-        <w:rPr>
-          <w:noProof/>
-          <w:lang w:val="en-IN"/>
-        </w:rPr>
-        <w:t xml:space="preserve"> 5. In contrast, Table 6 shows how the HTM classifier performed the recosntrauction. Fig</w:t>
-      </w:r>
-      <w:r>
-        <w:rPr>
-          <w:noProof/>
-          <w:lang w:val="en-IN"/>
-        </w:rPr>
-        <w:t>.</w:t>
-      </w:r>
-      <w:r>
-        <w:rPr>
-          <w:noProof/>
-          <w:lang w:val="en-IN"/>
-        </w:rPr>
-        <w:t xml:space="preserve"> 11 represents the HTM plots from the </w:t>
-      </w:r>
-      <w:r>
-        <w:rPr>
-          <w:noProof/>
-          <w:lang w:val="en-IN"/>
-        </w:rPr>
-        <w:t>T</w:t>
-      </w:r>
-      <w:r>
-        <w:rPr>
-          <w:noProof/>
-          <w:lang w:val="en-IN"/>
-        </w:rPr>
-        <w:t>able 6. Here also HTM performed much superior compared to KNN.</w:t>
-      </w:r>
-    </w:p>
-    <w:p>
-      <w:pPr>
-        <w:spacing w:line="259" w:lineRule="auto"/>
-        <w:jc w:val="both"/>
-        <w:rPr>
-          <w:noProof/>
-          <w:lang w:val="en-IN"/>
-        </w:rPr>
-      </w:pPr>
-    </w:p>
-    <w:tbl>
-      <w:tblPr>
-        <w:tblW w:w="0" w:type="auto"/>
-        <w:jc w:val="center"/>
-        <w:tblBorders>
-          <w:top w:val="single" w:sz="12" w:space="0" w:color="000000" w:themeColor="text1"/>
-          <w:left w:val="single" w:sz="12" w:space="0" w:color="000000" w:themeColor="text1"/>
-          <w:bottom w:val="single" w:sz="12" w:space="0" w:color="000000" w:themeColor="text1"/>
-          <w:right w:val="single" w:sz="12" w:space="0" w:color="000000" w:themeColor="text1"/>
-          <w:insideH w:val="single" w:sz="12" w:space="0" w:color="000000" w:themeColor="text1"/>
-          <w:insideV w:val="single" w:sz="12" w:space="0" w:color="000000" w:themeColor="text1"/>
-        </w:tblBorders>
-        <w:tblLayout w:type="fixed"/>
-        <w:tblLook w:val="06A0" w:firstRow="1" w:lastRow="0" w:firstColumn="1" w:lastColumn="0" w:noHBand="1" w:noVBand="1"/>
-      </w:tblPr>
-      <w:tblGrid>
-        <w:gridCol w:w="647"/>
-        <w:gridCol w:w="1515"/>
-        <w:gridCol w:w="1003"/>
-        <w:gridCol w:w="1199"/>
-      </w:tblGrid>
-      <w:tr>
-        <w:trPr>
-          <w:trHeight w:val="294"/>
-          <w:jc w:val="center"/>
-        </w:trPr>
-        <w:tc>
-          <w:tcPr>
-            <w:tcW w:w="4364" w:type="dxa"/>
-            <w:gridSpan w:val="4"/>
-            <w:shd w:val="clear" w:color="auto" w:fill="FFFF00"/>
-            <w:tcMar>
-              <w:top w:w="15" w:type="dxa"/>
-              <w:left w:w="15" w:type="dxa"/>
-              <w:right w:w="15" w:type="dxa"/>
-            </w:tcMar>
-            <w:vAlign w:val="center"/>
-          </w:tcPr>
-          <w:p>
-            <w:r>
-              <w:rPr>
-                <w:rFonts w:ascii="Calibri" w:eastAsia="Calibri" w:hAnsi="Calibri" w:cs="Calibri"/>
-                <w:b/>
-                <w:bCs/>
-                <w:color w:val="000000" w:themeColor="text1"/>
-                <w:sz w:val="22"/>
-                <w:szCs w:val="22"/>
-              </w:rPr>
-              <w:t>KNN Test Data Reconstruction</w:t>
-            </w:r>
-          </w:p>
-        </w:tc>
-      </w:tr>
-      <w:tr>
-        <w:trPr>
-          <w:trHeight w:val="603"/>
-          <w:jc w:val="center"/>
-        </w:trPr>
-        <w:tc>
-          <w:tcPr>
-            <w:tcW w:w="647" w:type="dxa"/>
-            <w:shd w:val="clear" w:color="auto" w:fill="4472C4" w:themeFill="accent1"/>
-            <w:tcMar>
-              <w:top w:w="15" w:type="dxa"/>
-              <w:left w:w="15" w:type="dxa"/>
-              <w:right w:w="15" w:type="dxa"/>
-            </w:tcMar>
-            <w:vAlign w:val="center"/>
-          </w:tcPr>
-          <w:p>
-            <w:r>
-              <w:rPr>
-                <w:rFonts w:ascii="Calibri" w:eastAsia="Calibri" w:hAnsi="Calibri" w:cs="Calibri"/>
-                <w:b/>
-                <w:bCs/>
-                <w:color w:val="FFFFFF" w:themeColor="background1"/>
-                <w:sz w:val="22"/>
-                <w:szCs w:val="22"/>
-              </w:rPr>
-              <w:t>Input</w:t>
-            </w:r>
-          </w:p>
-        </w:tc>
-        <w:tc>
-          <w:tcPr>
-            <w:tcW w:w="1515" w:type="dxa"/>
-            <w:shd w:val="clear" w:color="auto" w:fill="4472C4" w:themeFill="accent1"/>
-            <w:tcMar>
-              <w:top w:w="15" w:type="dxa"/>
-              <w:left w:w="15" w:type="dxa"/>
-              <w:right w:w="15" w:type="dxa"/>
-            </w:tcMar>
-            <w:vAlign w:val="center"/>
-          </w:tcPr>
-          <w:p>
-            <w:r>
-              <w:rPr>
-                <w:rFonts w:ascii="Calibri" w:eastAsia="Calibri" w:hAnsi="Calibri" w:cs="Calibri"/>
-                <w:b/>
-                <w:bCs/>
-                <w:color w:val="FFFFFF" w:themeColor="background1"/>
-                <w:sz w:val="22"/>
-                <w:szCs w:val="22"/>
-              </w:rPr>
-              <w:t>Reconstructed Input</w:t>
-            </w:r>
-          </w:p>
-        </w:tc>
-        <w:tc>
-          <w:tcPr>
-            <w:tcW w:w="1003" w:type="dxa"/>
-            <w:shd w:val="clear" w:color="auto" w:fill="4472C4" w:themeFill="accent1"/>
-            <w:tcMar>
-              <w:top w:w="15" w:type="dxa"/>
-              <w:left w:w="15" w:type="dxa"/>
-              <w:right w:w="15" w:type="dxa"/>
-            </w:tcMar>
-            <w:vAlign w:val="center"/>
-          </w:tcPr>
-          <w:p>
-            <w:r>
-              <w:rPr>
-                <w:rFonts w:ascii="Calibri" w:eastAsia="Calibri" w:hAnsi="Calibri" w:cs="Calibri"/>
-                <w:b/>
-                <w:bCs/>
-                <w:color w:val="FFFFFF" w:themeColor="background1"/>
-                <w:sz w:val="22"/>
-                <w:szCs w:val="22"/>
-              </w:rPr>
-              <w:t>Internal Similarity</w:t>
-            </w:r>
-          </w:p>
-        </w:tc>
-        <w:tc>
-          <w:tcPr>
-            <w:tcW w:w="1198" w:type="dxa"/>
-            <w:shd w:val="clear" w:color="auto" w:fill="4472C4" w:themeFill="accent1"/>
-            <w:tcMar>
-              <w:top w:w="15" w:type="dxa"/>
-              <w:left w:w="15" w:type="dxa"/>
-              <w:right w:w="15" w:type="dxa"/>
-            </w:tcMar>
-            <w:vAlign w:val="center"/>
-          </w:tcPr>
-          <w:p>
-            <w:r>
-              <w:rPr>
-                <w:rFonts w:ascii="Calibri" w:eastAsia="Calibri" w:hAnsi="Calibri" w:cs="Calibri"/>
-                <w:b/>
-                <w:bCs/>
-                <w:color w:val="FFFFFF" w:themeColor="background1"/>
-                <w:sz w:val="22"/>
-                <w:szCs w:val="22"/>
-              </w:rPr>
-              <w:t>Percentage Similarity</w:t>
-            </w:r>
-          </w:p>
-        </w:tc>
-      </w:tr>
-      <w:tr>
-        <w:trPr>
-          <w:trHeight w:val="294"/>
-          <w:jc w:val="center"/>
-        </w:trPr>
-        <w:tc>
-          <w:tcPr>
-            <w:tcW w:w="647" w:type="dxa"/>
-            <w:shd w:val="clear" w:color="auto" w:fill="D9E1F2"/>
-            <w:tcMar>
-              <w:top w:w="15" w:type="dxa"/>
-              <w:left w:w="15" w:type="dxa"/>
-              <w:right w:w="15" w:type="dxa"/>
-            </w:tcMar>
-            <w:vAlign w:val="center"/>
-          </w:tcPr>
-          <w:p>
-            <w:r>
-              <w:rPr>
-                <w:rFonts w:ascii="Calibri" w:eastAsia="Calibri" w:hAnsi="Calibri" w:cs="Calibri"/>
-                <w:color w:val="000000" w:themeColor="text1"/>
-                <w:sz w:val="22"/>
-                <w:szCs w:val="22"/>
-              </w:rPr>
-              <w:t>1</w:t>
-            </w:r>
-          </w:p>
-        </w:tc>
-        <w:tc>
-          <w:tcPr>
-            <w:tcW w:w="1515" w:type="dxa"/>
-            <w:shd w:val="clear" w:color="auto" w:fill="D9E1F2"/>
-            <w:tcMar>
-              <w:top w:w="15" w:type="dxa"/>
-              <w:left w:w="15" w:type="dxa"/>
-              <w:right w:w="15" w:type="dxa"/>
-            </w:tcMar>
-            <w:vAlign w:val="center"/>
-          </w:tcPr>
-          <w:p>
-            <w:r>
-              <w:rPr>
-                <w:rFonts w:ascii="Calibri" w:eastAsia="Calibri" w:hAnsi="Calibri" w:cs="Calibri"/>
-                <w:color w:val="000000" w:themeColor="text1"/>
-                <w:sz w:val="22"/>
-                <w:szCs w:val="22"/>
-              </w:rPr>
-              <w:t>2</w:t>
-            </w:r>
-          </w:p>
-        </w:tc>
-        <w:tc>
-          <w:tcPr>
-            <w:tcW w:w="1003" w:type="dxa"/>
-            <w:shd w:val="clear" w:color="auto" w:fill="D9E1F2"/>
-            <w:tcMar>
-              <w:top w:w="15" w:type="dxa"/>
-              <w:left w:w="15" w:type="dxa"/>
-              <w:right w:w="15" w:type="dxa"/>
-            </w:tcMar>
-            <w:vAlign w:val="center"/>
-          </w:tcPr>
-          <w:p>
-            <w:r>
-              <w:rPr>
-                <w:rFonts w:ascii="Calibri" w:eastAsia="Calibri" w:hAnsi="Calibri" w:cs="Calibri"/>
-                <w:color w:val="000000" w:themeColor="text1"/>
-                <w:sz w:val="22"/>
-                <w:szCs w:val="22"/>
-              </w:rPr>
-              <w:t>35.00%</w:t>
-            </w:r>
-          </w:p>
-        </w:tc>
-        <w:tc>
-          <w:tcPr>
-            <w:tcW w:w="1198" w:type="dxa"/>
-            <w:shd w:val="clear" w:color="auto" w:fill="D9E1F2"/>
-            <w:tcMar>
-              <w:top w:w="15" w:type="dxa"/>
-              <w:left w:w="15" w:type="dxa"/>
-              <w:right w:w="15" w:type="dxa"/>
-            </w:tcMar>
-            <w:vAlign w:val="center"/>
-          </w:tcPr>
-          <w:p>
-            <w:r>
-              <w:rPr>
-                <w:rFonts w:ascii="Calibri" w:eastAsia="Calibri" w:hAnsi="Calibri" w:cs="Calibri"/>
-                <w:color w:val="000000" w:themeColor="text1"/>
-                <w:sz w:val="22"/>
-                <w:szCs w:val="22"/>
-              </w:rPr>
-              <w:t>50.00%</w:t>
-            </w:r>
-          </w:p>
-        </w:tc>
-      </w:tr>
-      <w:tr>
-        <w:trPr>
-          <w:trHeight w:val="294"/>
-          <w:jc w:val="center"/>
-        </w:trPr>
-        <w:tc>
-          <w:tcPr>
-            <w:tcW w:w="647" w:type="dxa"/>
-            <w:tcMar>
-              <w:top w:w="15" w:type="dxa"/>
-              <w:left w:w="15" w:type="dxa"/>
-              <w:right w:w="15" w:type="dxa"/>
-            </w:tcMar>
-            <w:vAlign w:val="center"/>
-          </w:tcPr>
-          <w:p>
-            <w:r>
-              <w:rPr>
-                <w:rFonts w:ascii="Calibri" w:eastAsia="Calibri" w:hAnsi="Calibri" w:cs="Calibri"/>
-                <w:color w:val="000000" w:themeColor="text1"/>
-                <w:sz w:val="22"/>
-                <w:szCs w:val="22"/>
-              </w:rPr>
-              <w:t>10</w:t>
-            </w:r>
-          </w:p>
-        </w:tc>
-        <w:tc>
-          <w:tcPr>
-            <w:tcW w:w="1515" w:type="dxa"/>
-            <w:tcMar>
-              <w:top w:w="15" w:type="dxa"/>
-              <w:left w:w="15" w:type="dxa"/>
-              <w:right w:w="15" w:type="dxa"/>
-            </w:tcMar>
-            <w:vAlign w:val="center"/>
-          </w:tcPr>
-          <w:p>
-            <w:r>
-              <w:rPr>
-                <w:rFonts w:ascii="Calibri" w:eastAsia="Calibri" w:hAnsi="Calibri" w:cs="Calibri"/>
-                <w:color w:val="000000" w:themeColor="text1"/>
-                <w:sz w:val="22"/>
-                <w:szCs w:val="22"/>
-              </w:rPr>
-              <w:t>5</w:t>
-            </w:r>
-          </w:p>
-        </w:tc>
-        <w:tc>
-          <w:tcPr>
-            <w:tcW w:w="1003" w:type="dxa"/>
-            <w:tcMar>
-              <w:top w:w="15" w:type="dxa"/>
-              <w:left w:w="15" w:type="dxa"/>
-              <w:right w:w="15" w:type="dxa"/>
-            </w:tcMar>
-            <w:vAlign w:val="center"/>
-          </w:tcPr>
-          <w:p>
-            <w:r>
-              <w:rPr>
-                <w:rFonts w:ascii="Calibri" w:eastAsia="Calibri" w:hAnsi="Calibri" w:cs="Calibri"/>
-                <w:color w:val="000000" w:themeColor="text1"/>
-                <w:sz w:val="22"/>
-                <w:szCs w:val="22"/>
-              </w:rPr>
-              <w:t>0.00%</w:t>
-            </w:r>
-          </w:p>
-        </w:tc>
-        <w:tc>
-          <w:tcPr>
-            <w:tcW w:w="1198" w:type="dxa"/>
-            <w:tcMar>
-              <w:top w:w="15" w:type="dxa"/>
-              <w:left w:w="15" w:type="dxa"/>
-              <w:right w:w="15" w:type="dxa"/>
-            </w:tcMar>
-            <w:vAlign w:val="center"/>
-          </w:tcPr>
-          <w:p>
-            <w:r>
-              <w:rPr>
-                <w:rFonts w:ascii="Calibri" w:eastAsia="Calibri" w:hAnsi="Calibri" w:cs="Calibri"/>
-                <w:color w:val="000000" w:themeColor="text1"/>
-                <w:sz w:val="22"/>
-                <w:szCs w:val="22"/>
-              </w:rPr>
-              <w:t>50.00%</w:t>
-            </w:r>
-          </w:p>
-        </w:tc>
-      </w:tr>
-      <w:tr>
-        <w:trPr>
-          <w:trHeight w:val="294"/>
-          <w:jc w:val="center"/>
-        </w:trPr>
-        <w:tc>
-          <w:tcPr>
-            <w:tcW w:w="647" w:type="dxa"/>
-            <w:shd w:val="clear" w:color="auto" w:fill="D9E1F2"/>
-            <w:tcMar>
-              <w:top w:w="15" w:type="dxa"/>
-              <w:left w:w="15" w:type="dxa"/>
-              <w:right w:w="15" w:type="dxa"/>
-            </w:tcMar>
-            <w:vAlign w:val="center"/>
-          </w:tcPr>
-          <w:p>
-            <w:r>
-              <w:rPr>
-                <w:rFonts w:ascii="Calibri" w:eastAsia="Calibri" w:hAnsi="Calibri" w:cs="Calibri"/>
-                <w:color w:val="000000" w:themeColor="text1"/>
-                <w:sz w:val="22"/>
-                <w:szCs w:val="22"/>
-              </w:rPr>
-              <w:t>17</w:t>
-            </w:r>
-          </w:p>
-        </w:tc>
-        <w:tc>
-          <w:tcPr>
-            <w:tcW w:w="1515" w:type="dxa"/>
-            <w:shd w:val="clear" w:color="auto" w:fill="D9E1F2"/>
-            <w:tcMar>
-              <w:top w:w="15" w:type="dxa"/>
-              <w:left w:w="15" w:type="dxa"/>
-              <w:right w:w="15" w:type="dxa"/>
-            </w:tcMar>
-            <w:vAlign w:val="center"/>
-          </w:tcPr>
-          <w:p>
-            <w:r>
-              <w:rPr>
-                <w:rFonts w:ascii="Calibri" w:eastAsia="Calibri" w:hAnsi="Calibri" w:cs="Calibri"/>
-                <w:color w:val="000000" w:themeColor="text1"/>
-                <w:sz w:val="22"/>
-                <w:szCs w:val="22"/>
-              </w:rPr>
-              <w:t>9</w:t>
-            </w:r>
-          </w:p>
-        </w:tc>
-        <w:tc>
-          <w:tcPr>
-            <w:tcW w:w="1003" w:type="dxa"/>
-            <w:shd w:val="clear" w:color="auto" w:fill="D9E1F2"/>
-            <w:tcMar>
-              <w:top w:w="15" w:type="dxa"/>
-              <w:left w:w="15" w:type="dxa"/>
-              <w:right w:w="15" w:type="dxa"/>
-            </w:tcMar>
-            <w:vAlign w:val="center"/>
-          </w:tcPr>
-          <w:p>
-            <w:r>
-              <w:rPr>
-                <w:rFonts w:ascii="Calibri" w:eastAsia="Calibri" w:hAnsi="Calibri" w:cs="Calibri"/>
-                <w:color w:val="000000" w:themeColor="text1"/>
-                <w:sz w:val="22"/>
-                <w:szCs w:val="22"/>
-              </w:rPr>
-              <w:t>5.00%</w:t>
-            </w:r>
-          </w:p>
-        </w:tc>
-        <w:tc>
-          <w:tcPr>
-            <w:tcW w:w="1198" w:type="dxa"/>
-            <w:shd w:val="clear" w:color="auto" w:fill="D9E1F2"/>
-            <w:tcMar>
-              <w:top w:w="15" w:type="dxa"/>
-              <w:left w:w="15" w:type="dxa"/>
-              <w:right w:w="15" w:type="dxa"/>
-            </w:tcMar>
-            <w:vAlign w:val="center"/>
-          </w:tcPr>
-          <w:p>
-            <w:r>
-              <w:rPr>
-                <w:rFonts w:ascii="Calibri" w:eastAsia="Calibri" w:hAnsi="Calibri" w:cs="Calibri"/>
-                <w:color w:val="000000" w:themeColor="text1"/>
-                <w:sz w:val="22"/>
-                <w:szCs w:val="22"/>
-              </w:rPr>
-              <w:t>53.00%</w:t>
-            </w:r>
-          </w:p>
-        </w:tc>
-      </w:tr>
-      <w:tr>
-        <w:trPr>
-          <w:trHeight w:val="294"/>
-          <w:jc w:val="center"/>
-        </w:trPr>
-        <w:tc>
-          <w:tcPr>
-            <w:tcW w:w="647" w:type="dxa"/>
-            <w:tcMar>
-              <w:top w:w="15" w:type="dxa"/>
-              <w:left w:w="15" w:type="dxa"/>
-              <w:right w:w="15" w:type="dxa"/>
-            </w:tcMar>
-            <w:vAlign w:val="center"/>
-          </w:tcPr>
-          <w:p>
-            <w:r>
-              <w:rPr>
-                <w:rFonts w:ascii="Calibri" w:eastAsia="Calibri" w:hAnsi="Calibri" w:cs="Calibri"/>
-                <w:color w:val="000000" w:themeColor="text1"/>
-                <w:sz w:val="22"/>
-                <w:szCs w:val="22"/>
-              </w:rPr>
-              <w:t>19</w:t>
-            </w:r>
-          </w:p>
-        </w:tc>
-        <w:tc>
-          <w:tcPr>
-            <w:tcW w:w="1515" w:type="dxa"/>
-            <w:tcMar>
-              <w:top w:w="15" w:type="dxa"/>
-              <w:left w:w="15" w:type="dxa"/>
-              <w:right w:w="15" w:type="dxa"/>
-            </w:tcMar>
-            <w:vAlign w:val="center"/>
-          </w:tcPr>
-          <w:p>
-            <w:r>
-              <w:rPr>
-                <w:rFonts w:ascii="Calibri" w:eastAsia="Calibri" w:hAnsi="Calibri" w:cs="Calibri"/>
-                <w:color w:val="000000" w:themeColor="text1"/>
-                <w:sz w:val="22"/>
-                <w:szCs w:val="22"/>
-              </w:rPr>
-              <w:t>15</w:t>
-            </w:r>
-          </w:p>
-        </w:tc>
-        <w:tc>
-          <w:tcPr>
-            <w:tcW w:w="1003" w:type="dxa"/>
-            <w:tcMar>
-              <w:top w:w="15" w:type="dxa"/>
-              <w:left w:w="15" w:type="dxa"/>
-              <w:right w:w="15" w:type="dxa"/>
-            </w:tcMar>
-            <w:vAlign w:val="center"/>
-          </w:tcPr>
-          <w:p>
-            <w:r>
-              <w:rPr>
-                <w:rFonts w:ascii="Calibri" w:eastAsia="Calibri" w:hAnsi="Calibri" w:cs="Calibri"/>
-                <w:color w:val="000000" w:themeColor="text1"/>
-                <w:sz w:val="22"/>
-                <w:szCs w:val="22"/>
-              </w:rPr>
-              <w:t>10.00%</w:t>
-            </w:r>
-          </w:p>
-        </w:tc>
-        <w:tc>
-          <w:tcPr>
-            <w:tcW w:w="1198" w:type="dxa"/>
-            <w:tcMar>
-              <w:top w:w="15" w:type="dxa"/>
-              <w:left w:w="15" w:type="dxa"/>
-              <w:right w:w="15" w:type="dxa"/>
-            </w:tcMar>
-            <w:vAlign w:val="center"/>
-          </w:tcPr>
-          <w:p>
-            <w:r>
-              <w:rPr>
-                <w:rFonts w:ascii="Calibri" w:eastAsia="Calibri" w:hAnsi="Calibri" w:cs="Calibri"/>
-                <w:color w:val="000000" w:themeColor="text1"/>
-                <w:sz w:val="22"/>
-                <w:szCs w:val="22"/>
-              </w:rPr>
-              <w:t>79.00%</w:t>
-            </w:r>
-          </w:p>
-        </w:tc>
-      </w:tr>
-      <w:tr>
-        <w:trPr>
-          <w:trHeight w:val="294"/>
-          <w:jc w:val="center"/>
-        </w:trPr>
-        <w:tc>
-          <w:tcPr>
-            <w:tcW w:w="647" w:type="dxa"/>
-            <w:shd w:val="clear" w:color="auto" w:fill="D9E1F2"/>
-            <w:tcMar>
-              <w:top w:w="15" w:type="dxa"/>
-              <w:left w:w="15" w:type="dxa"/>
-              <w:right w:w="15" w:type="dxa"/>
-            </w:tcMar>
-            <w:vAlign w:val="center"/>
-          </w:tcPr>
-          <w:p>
-            <w:r>
-              <w:rPr>
-                <w:rFonts w:ascii="Calibri" w:eastAsia="Calibri" w:hAnsi="Calibri" w:cs="Calibri"/>
-                <w:color w:val="000000" w:themeColor="text1"/>
-                <w:sz w:val="22"/>
-                <w:szCs w:val="22"/>
-              </w:rPr>
-              <w:t>20</w:t>
-            </w:r>
-          </w:p>
-        </w:tc>
-        <w:tc>
-          <w:tcPr>
-            <w:tcW w:w="1515" w:type="dxa"/>
-            <w:shd w:val="clear" w:color="auto" w:fill="D9E1F2"/>
-            <w:tcMar>
-              <w:top w:w="15" w:type="dxa"/>
-              <w:left w:w="15" w:type="dxa"/>
-              <w:right w:w="15" w:type="dxa"/>
-            </w:tcMar>
-            <w:vAlign w:val="center"/>
-          </w:tcPr>
-          <w:p>
-            <w:r>
-              <w:rPr>
-                <w:rFonts w:ascii="Calibri" w:eastAsia="Calibri" w:hAnsi="Calibri" w:cs="Calibri"/>
-                <w:color w:val="000000" w:themeColor="text1"/>
-                <w:sz w:val="22"/>
-                <w:szCs w:val="22"/>
-              </w:rPr>
-              <w:t>16</w:t>
-            </w:r>
-          </w:p>
-        </w:tc>
-        <w:tc>
-          <w:tcPr>
-            <w:tcW w:w="1003" w:type="dxa"/>
-            <w:shd w:val="clear" w:color="auto" w:fill="D9E1F2"/>
-            <w:tcMar>
-              <w:top w:w="15" w:type="dxa"/>
-              <w:left w:w="15" w:type="dxa"/>
-              <w:right w:w="15" w:type="dxa"/>
-            </w:tcMar>
-            <w:vAlign w:val="center"/>
-          </w:tcPr>
-          <w:p>
-            <w:r>
-              <w:rPr>
-                <w:rFonts w:ascii="Calibri" w:eastAsia="Calibri" w:hAnsi="Calibri" w:cs="Calibri"/>
-                <w:color w:val="000000" w:themeColor="text1"/>
-                <w:sz w:val="22"/>
-                <w:szCs w:val="22"/>
-              </w:rPr>
-              <w:t>0.00%</w:t>
-            </w:r>
-          </w:p>
-        </w:tc>
-        <w:tc>
-          <w:tcPr>
-            <w:tcW w:w="1198" w:type="dxa"/>
-            <w:shd w:val="clear" w:color="auto" w:fill="D9E1F2"/>
-            <w:tcMar>
-              <w:top w:w="15" w:type="dxa"/>
-              <w:left w:w="15" w:type="dxa"/>
-              <w:right w:w="15" w:type="dxa"/>
-            </w:tcMar>
-            <w:vAlign w:val="center"/>
-          </w:tcPr>
-          <w:p>
-            <w:r>
-              <w:rPr>
-                <w:rFonts w:ascii="Calibri" w:eastAsia="Calibri" w:hAnsi="Calibri" w:cs="Calibri"/>
-                <w:color w:val="000000" w:themeColor="text1"/>
-                <w:sz w:val="22"/>
-                <w:szCs w:val="22"/>
-              </w:rPr>
-              <w:t>80.00%</w:t>
-            </w:r>
-          </w:p>
-        </w:tc>
-      </w:tr>
-      <w:tr>
-        <w:trPr>
-          <w:trHeight w:val="294"/>
-          <w:jc w:val="center"/>
-        </w:trPr>
-        <w:tc>
-          <w:tcPr>
-            <w:tcW w:w="647" w:type="dxa"/>
-            <w:tcMar>
-              <w:top w:w="15" w:type="dxa"/>
-              <w:left w:w="15" w:type="dxa"/>
-              <w:right w:w="15" w:type="dxa"/>
-            </w:tcMar>
-            <w:vAlign w:val="center"/>
-          </w:tcPr>
-          <w:p>
-            <w:r>
-              <w:rPr>
-                <w:rFonts w:ascii="Calibri" w:eastAsia="Calibri" w:hAnsi="Calibri" w:cs="Calibri"/>
-                <w:color w:val="000000" w:themeColor="text1"/>
-                <w:sz w:val="22"/>
-                <w:szCs w:val="22"/>
-              </w:rPr>
-              <w:t>21</w:t>
-            </w:r>
-          </w:p>
-        </w:tc>
-        <w:tc>
-          <w:tcPr>
-            <w:tcW w:w="1515" w:type="dxa"/>
-            <w:tcMar>
-              <w:top w:w="15" w:type="dxa"/>
-              <w:left w:w="15" w:type="dxa"/>
-              <w:right w:w="15" w:type="dxa"/>
-            </w:tcMar>
-            <w:vAlign w:val="center"/>
-          </w:tcPr>
-          <w:p>
-            <w:r>
-              <w:rPr>
-                <w:rFonts w:ascii="Calibri" w:eastAsia="Calibri" w:hAnsi="Calibri" w:cs="Calibri"/>
-                <w:color w:val="000000" w:themeColor="text1"/>
-                <w:sz w:val="22"/>
-                <w:szCs w:val="22"/>
-              </w:rPr>
-              <w:t>16</w:t>
-            </w:r>
-          </w:p>
-        </w:tc>
-        <w:tc>
-          <w:tcPr>
-            <w:tcW w:w="1003" w:type="dxa"/>
-            <w:tcMar>
-              <w:top w:w="15" w:type="dxa"/>
-              <w:left w:w="15" w:type="dxa"/>
-              <w:right w:w="15" w:type="dxa"/>
-            </w:tcMar>
-            <w:vAlign w:val="center"/>
-          </w:tcPr>
-          <w:p>
-            <w:r>
-              <w:rPr>
-                <w:rFonts w:ascii="Calibri" w:eastAsia="Calibri" w:hAnsi="Calibri" w:cs="Calibri"/>
-                <w:color w:val="000000" w:themeColor="text1"/>
-                <w:sz w:val="22"/>
-                <w:szCs w:val="22"/>
-              </w:rPr>
-              <w:t>0.00%</w:t>
-            </w:r>
-          </w:p>
-        </w:tc>
-        <w:tc>
-          <w:tcPr>
-            <w:tcW w:w="1198" w:type="dxa"/>
-            <w:tcMar>
-              <w:top w:w="15" w:type="dxa"/>
-              <w:left w:w="15" w:type="dxa"/>
-              <w:right w:w="15" w:type="dxa"/>
-            </w:tcMar>
-            <w:vAlign w:val="center"/>
-          </w:tcPr>
-          <w:p>
-            <w:r>
-              <w:rPr>
-                <w:rFonts w:ascii="Calibri" w:eastAsia="Calibri" w:hAnsi="Calibri" w:cs="Calibri"/>
-                <w:color w:val="000000" w:themeColor="text1"/>
-                <w:sz w:val="22"/>
-                <w:szCs w:val="22"/>
-              </w:rPr>
-              <w:t>76.00%</w:t>
-            </w:r>
-          </w:p>
-        </w:tc>
-      </w:tr>
-      <w:tr>
-        <w:trPr>
-          <w:trHeight w:val="294"/>
-          <w:jc w:val="center"/>
-        </w:trPr>
-        <w:tc>
-          <w:tcPr>
-            <w:tcW w:w="647" w:type="dxa"/>
-            <w:shd w:val="clear" w:color="auto" w:fill="D9E1F2"/>
-            <w:tcMar>
-              <w:top w:w="15" w:type="dxa"/>
-              <w:left w:w="15" w:type="dxa"/>
-              <w:right w:w="15" w:type="dxa"/>
-            </w:tcMar>
-            <w:vAlign w:val="center"/>
-          </w:tcPr>
-          <w:p>
-            <w:r>
-              <w:rPr>
-                <w:rFonts w:ascii="Calibri" w:eastAsia="Calibri" w:hAnsi="Calibri" w:cs="Calibri"/>
-                <w:color w:val="000000" w:themeColor="text1"/>
-                <w:sz w:val="22"/>
-                <w:szCs w:val="22"/>
-              </w:rPr>
-              <w:t>27</w:t>
-            </w:r>
-          </w:p>
-        </w:tc>
-        <w:tc>
-          <w:tcPr>
-            <w:tcW w:w="1515" w:type="dxa"/>
-            <w:shd w:val="clear" w:color="auto" w:fill="D9E1F2"/>
-            <w:tcMar>
-              <w:top w:w="15" w:type="dxa"/>
-              <w:left w:w="15" w:type="dxa"/>
-              <w:right w:w="15" w:type="dxa"/>
-            </w:tcMar>
-            <w:vAlign w:val="center"/>
-          </w:tcPr>
-          <w:p>
-            <w:r>
-              <w:rPr>
-                <w:rFonts w:ascii="Calibri" w:eastAsia="Calibri" w:hAnsi="Calibri" w:cs="Calibri"/>
-                <w:color w:val="000000" w:themeColor="text1"/>
-                <w:sz w:val="22"/>
-                <w:szCs w:val="22"/>
-              </w:rPr>
-              <w:t>28</w:t>
-            </w:r>
-          </w:p>
-        </w:tc>
-        <w:tc>
-          <w:tcPr>
-            <w:tcW w:w="1003" w:type="dxa"/>
-            <w:shd w:val="clear" w:color="auto" w:fill="D9E1F2"/>
-            <w:tcMar>
-              <w:top w:w="15" w:type="dxa"/>
-              <w:left w:w="15" w:type="dxa"/>
-              <w:right w:w="15" w:type="dxa"/>
-            </w:tcMar>
-            <w:vAlign w:val="center"/>
-          </w:tcPr>
-          <w:p>
-            <w:r>
-              <w:rPr>
-                <w:rFonts w:ascii="Calibri" w:eastAsia="Calibri" w:hAnsi="Calibri" w:cs="Calibri"/>
-                <w:color w:val="000000" w:themeColor="text1"/>
-                <w:sz w:val="22"/>
-                <w:szCs w:val="22"/>
-              </w:rPr>
-              <w:t>70.00%</w:t>
-            </w:r>
-          </w:p>
-        </w:tc>
-        <w:tc>
-          <w:tcPr>
-            <w:tcW w:w="1198" w:type="dxa"/>
-            <w:shd w:val="clear" w:color="auto" w:fill="D9E1F2"/>
-            <w:tcMar>
-              <w:top w:w="15" w:type="dxa"/>
-              <w:left w:w="15" w:type="dxa"/>
-              <w:right w:w="15" w:type="dxa"/>
-            </w:tcMar>
-            <w:vAlign w:val="center"/>
-          </w:tcPr>
-          <w:p>
-            <w:r>
-              <w:rPr>
-                <w:rFonts w:ascii="Calibri" w:eastAsia="Calibri" w:hAnsi="Calibri" w:cs="Calibri"/>
-                <w:color w:val="000000" w:themeColor="text1"/>
-                <w:sz w:val="22"/>
-                <w:szCs w:val="22"/>
-              </w:rPr>
-              <w:t>96.00%</w:t>
-            </w:r>
-          </w:p>
-        </w:tc>
-      </w:tr>
-      <w:tr>
-        <w:trPr>
-          <w:trHeight w:val="294"/>
-          <w:jc w:val="center"/>
-        </w:trPr>
-        <w:tc>
-          <w:tcPr>
-            <w:tcW w:w="647" w:type="dxa"/>
-            <w:tcMar>
-              <w:top w:w="15" w:type="dxa"/>
-              <w:left w:w="15" w:type="dxa"/>
-              <w:right w:w="15" w:type="dxa"/>
-            </w:tcMar>
-            <w:vAlign w:val="center"/>
-          </w:tcPr>
-          <w:p>
-            <w:r>
-              <w:rPr>
-                <w:rFonts w:ascii="Calibri" w:eastAsia="Calibri" w:hAnsi="Calibri" w:cs="Calibri"/>
-                <w:color w:val="000000" w:themeColor="text1"/>
-                <w:sz w:val="22"/>
-                <w:szCs w:val="22"/>
-              </w:rPr>
-              <w:t>35</w:t>
-            </w:r>
-          </w:p>
-        </w:tc>
-        <w:tc>
-          <w:tcPr>
-            <w:tcW w:w="1515" w:type="dxa"/>
-            <w:tcMar>
-              <w:top w:w="15" w:type="dxa"/>
-              <w:left w:w="15" w:type="dxa"/>
-              <w:right w:w="15" w:type="dxa"/>
-            </w:tcMar>
-            <w:vAlign w:val="center"/>
-          </w:tcPr>
-          <w:p>
-            <w:r>
-              <w:rPr>
-                <w:rFonts w:ascii="Calibri" w:eastAsia="Calibri" w:hAnsi="Calibri" w:cs="Calibri"/>
-                <w:color w:val="000000" w:themeColor="text1"/>
-                <w:sz w:val="22"/>
-                <w:szCs w:val="22"/>
-              </w:rPr>
-              <w:t>34</w:t>
-            </w:r>
-          </w:p>
-        </w:tc>
-        <w:tc>
-          <w:tcPr>
-            <w:tcW w:w="1003" w:type="dxa"/>
-            <w:tcMar>
-              <w:top w:w="15" w:type="dxa"/>
-              <w:left w:w="15" w:type="dxa"/>
-              <w:right w:w="15" w:type="dxa"/>
-            </w:tcMar>
-            <w:vAlign w:val="center"/>
-          </w:tcPr>
-          <w:p>
-            <w:r>
-              <w:rPr>
-                <w:rFonts w:ascii="Calibri" w:eastAsia="Calibri" w:hAnsi="Calibri" w:cs="Calibri"/>
-                <w:color w:val="000000" w:themeColor="text1"/>
-                <w:sz w:val="22"/>
-                <w:szCs w:val="22"/>
-              </w:rPr>
-              <w:t>60.00%</w:t>
-            </w:r>
-          </w:p>
-        </w:tc>
-        <w:tc>
-          <w:tcPr>
-            <w:tcW w:w="1198" w:type="dxa"/>
-            <w:tcMar>
-              <w:top w:w="15" w:type="dxa"/>
-              <w:left w:w="15" w:type="dxa"/>
-              <w:right w:w="15" w:type="dxa"/>
-            </w:tcMar>
-            <w:vAlign w:val="center"/>
-          </w:tcPr>
-          <w:p>
-            <w:r>
-              <w:rPr>
-                <w:rFonts w:ascii="Calibri" w:eastAsia="Calibri" w:hAnsi="Calibri" w:cs="Calibri"/>
-                <w:color w:val="000000" w:themeColor="text1"/>
-                <w:sz w:val="22"/>
-                <w:szCs w:val="22"/>
-              </w:rPr>
-              <w:t>97.00%</w:t>
-            </w:r>
-          </w:p>
-        </w:tc>
-      </w:tr>
-      <w:tr>
-        <w:trPr>
-          <w:trHeight w:val="294"/>
-          <w:jc w:val="center"/>
-        </w:trPr>
-        <w:tc>
-          <w:tcPr>
-            <w:tcW w:w="647" w:type="dxa"/>
-            <w:shd w:val="clear" w:color="auto" w:fill="D9E1F2"/>
-            <w:tcMar>
-              <w:top w:w="15" w:type="dxa"/>
-              <w:left w:w="15" w:type="dxa"/>
-              <w:right w:w="15" w:type="dxa"/>
-            </w:tcMar>
-            <w:vAlign w:val="center"/>
-          </w:tcPr>
-          <w:p>
-            <w:r>
-              <w:rPr>
-                <w:rFonts w:ascii="Calibri" w:eastAsia="Calibri" w:hAnsi="Calibri" w:cs="Calibri"/>
-                <w:color w:val="000000" w:themeColor="text1"/>
-                <w:sz w:val="22"/>
-                <w:szCs w:val="22"/>
-              </w:rPr>
-              <w:t>38</w:t>
-            </w:r>
-          </w:p>
-        </w:tc>
-        <w:tc>
-          <w:tcPr>
-            <w:tcW w:w="1515" w:type="dxa"/>
-            <w:shd w:val="clear" w:color="auto" w:fill="D9E1F2"/>
-            <w:tcMar>
-              <w:top w:w="15" w:type="dxa"/>
-              <w:left w:w="15" w:type="dxa"/>
-              <w:right w:w="15" w:type="dxa"/>
-            </w:tcMar>
-            <w:vAlign w:val="center"/>
-          </w:tcPr>
-          <w:p>
-            <w:r>
-              <w:rPr>
-                <w:rFonts w:ascii="Calibri" w:eastAsia="Calibri" w:hAnsi="Calibri" w:cs="Calibri"/>
-                <w:color w:val="000000" w:themeColor="text1"/>
-                <w:sz w:val="22"/>
-                <w:szCs w:val="22"/>
-              </w:rPr>
-              <w:t>37</w:t>
-            </w:r>
-          </w:p>
-        </w:tc>
-        <w:tc>
-          <w:tcPr>
-            <w:tcW w:w="1003" w:type="dxa"/>
-            <w:shd w:val="clear" w:color="auto" w:fill="D9E1F2"/>
-            <w:tcMar>
-              <w:top w:w="15" w:type="dxa"/>
-              <w:left w:w="15" w:type="dxa"/>
-              <w:right w:w="15" w:type="dxa"/>
-            </w:tcMar>
-            <w:vAlign w:val="center"/>
-          </w:tcPr>
-          <w:p>
-            <w:r>
-              <w:rPr>
-                <w:rFonts w:ascii="Calibri" w:eastAsia="Calibri" w:hAnsi="Calibri" w:cs="Calibri"/>
-                <w:color w:val="000000" w:themeColor="text1"/>
-                <w:sz w:val="22"/>
-                <w:szCs w:val="22"/>
-              </w:rPr>
-              <w:t>50.00%</w:t>
-            </w:r>
-          </w:p>
-        </w:tc>
-        <w:tc>
-          <w:tcPr>
-            <w:tcW w:w="1198" w:type="dxa"/>
-            <w:shd w:val="clear" w:color="auto" w:fill="D9E1F2"/>
-            <w:tcMar>
-              <w:top w:w="15" w:type="dxa"/>
-              <w:left w:w="15" w:type="dxa"/>
-              <w:right w:w="15" w:type="dxa"/>
-            </w:tcMar>
-            <w:vAlign w:val="center"/>
-          </w:tcPr>
-          <w:p>
-            <w:r>
-              <w:rPr>
-                <w:rFonts w:ascii="Calibri" w:eastAsia="Calibri" w:hAnsi="Calibri" w:cs="Calibri"/>
-                <w:color w:val="000000" w:themeColor="text1"/>
-                <w:sz w:val="22"/>
-                <w:szCs w:val="22"/>
-              </w:rPr>
-              <w:t>97.00%</w:t>
-            </w:r>
-          </w:p>
-        </w:tc>
-      </w:tr>
-      <w:tr>
-        <w:trPr>
-          <w:trHeight w:val="294"/>
-          <w:jc w:val="center"/>
-        </w:trPr>
-        <w:tc>
-          <w:tcPr>
-            <w:tcW w:w="647" w:type="dxa"/>
-            <w:tcMar>
-              <w:top w:w="15" w:type="dxa"/>
-              <w:left w:w="15" w:type="dxa"/>
-              <w:right w:w="15" w:type="dxa"/>
-            </w:tcMar>
-            <w:vAlign w:val="center"/>
-          </w:tcPr>
-          <w:p>
-            <w:r>
-              <w:rPr>
-                <w:rFonts w:ascii="Calibri" w:eastAsia="Calibri" w:hAnsi="Calibri" w:cs="Calibri"/>
-                <w:color w:val="000000" w:themeColor="text1"/>
-                <w:sz w:val="22"/>
-                <w:szCs w:val="22"/>
-              </w:rPr>
-              <w:t>43</w:t>
-            </w:r>
-          </w:p>
-        </w:tc>
-        <w:tc>
-          <w:tcPr>
-            <w:tcW w:w="1515" w:type="dxa"/>
-            <w:tcMar>
-              <w:top w:w="15" w:type="dxa"/>
-              <w:left w:w="15" w:type="dxa"/>
-              <w:right w:w="15" w:type="dxa"/>
-            </w:tcMar>
-            <w:vAlign w:val="center"/>
-          </w:tcPr>
-          <w:p>
-            <w:r>
-              <w:rPr>
-                <w:rFonts w:ascii="Calibri" w:eastAsia="Calibri" w:hAnsi="Calibri" w:cs="Calibri"/>
-                <w:color w:val="000000" w:themeColor="text1"/>
-                <w:sz w:val="22"/>
-                <w:szCs w:val="22"/>
-              </w:rPr>
-              <w:t>44</w:t>
-            </w:r>
-          </w:p>
-        </w:tc>
-        <w:tc>
-          <w:tcPr>
-            <w:tcW w:w="1003" w:type="dxa"/>
-            <w:tcMar>
-              <w:top w:w="15" w:type="dxa"/>
-              <w:left w:w="15" w:type="dxa"/>
-              <w:right w:w="15" w:type="dxa"/>
-            </w:tcMar>
-            <w:vAlign w:val="center"/>
-          </w:tcPr>
-          <w:p>
-            <w:r>
-              <w:rPr>
-                <w:rFonts w:ascii="Calibri" w:eastAsia="Calibri" w:hAnsi="Calibri" w:cs="Calibri"/>
-                <w:color w:val="000000" w:themeColor="text1"/>
-                <w:sz w:val="22"/>
-                <w:szCs w:val="22"/>
-              </w:rPr>
-              <w:t>60.00%</w:t>
-            </w:r>
-          </w:p>
-        </w:tc>
-        <w:tc>
-          <w:tcPr>
-            <w:tcW w:w="1198" w:type="dxa"/>
-            <w:tcMar>
-              <w:top w:w="15" w:type="dxa"/>
-              <w:left w:w="15" w:type="dxa"/>
-              <w:right w:w="15" w:type="dxa"/>
-            </w:tcMar>
-            <w:vAlign w:val="center"/>
-          </w:tcPr>
-          <w:p>
-            <w:r>
-              <w:rPr>
-                <w:rFonts w:ascii="Calibri" w:eastAsia="Calibri" w:hAnsi="Calibri" w:cs="Calibri"/>
-                <w:color w:val="000000" w:themeColor="text1"/>
-                <w:sz w:val="22"/>
-                <w:szCs w:val="22"/>
-              </w:rPr>
-              <w:t>98.00%</w:t>
-            </w:r>
-          </w:p>
-        </w:tc>
-      </w:tr>
-    </w:tbl>
-    <w:p>
-      <w:pPr>
-        <w:spacing w:line="259" w:lineRule="auto"/>
-        <w:rPr>
-          <w:noProof/>
-          <w:lang w:val="en-IN"/>
-        </w:rPr>
-      </w:pPr>
-      <w:r>
-        <w:rPr>
-          <w:noProof/>
-          <w:lang w:val="en-IN"/>
-        </w:rPr>
-        <w:t>Table 5: KNN reconstrution table for test data (case 2)</w:t>
-      </w:r>
-    </w:p>
-    <w:p>
-      <w:pPr>
-        <w:spacing w:line="259" w:lineRule="auto"/>
-        <w:rPr>
-          <w:noProof/>
-          <w:lang w:val="en-IN"/>
-        </w:rPr>
-      </w:pPr>
-    </w:p>
-    <w:p>
-      <w:pPr>
-        <w:rPr>
-          <w:noProof/>
-          <w:lang w:val="en-IN"/>
-        </w:rPr>
-      </w:pPr>
-      <w:r>
-        <w:rPr>
-          <w:noProof/>
-        </w:rPr>
-        <w:drawing>
-          <wp:inline distT="0" distB="0" distL="0" distR="0" wp14:anchorId="2212B5A2" wp14:editId="6AC52A32">
-            <wp:extent cx="3095625" cy="2143125"/>
-            <wp:effectExtent l="12700" t="12700" r="12700" b="12700"/>
-            <wp:docPr id="1515601597" name="Picture 1515601597"/>
-            <wp:cNvGraphicFramePr>
-              <a:graphicFrameLocks xmlns:a="http://schemas.openxmlformats.org/drawingml/2006/main" noChangeAspect="1"/>
-            </wp:cNvGraphicFramePr>
-            <a:graphic xmlns:a="http://schemas.openxmlformats.org/drawingml/2006/main">
-              <a:graphicData uri="http://schemas.openxmlformats.org/drawingml/2006/picture">
-                <pic:pic xmlns:pic="http://schemas.openxmlformats.org/drawingml/2006/picture">
-                  <pic:nvPicPr>
-                    <pic:cNvPr id="0" name="Picture 1515601597"/>
-                    <pic:cNvPicPr/>
-                  </pic:nvPicPr>
-                  <pic:blipFill>
-                    <a:blip r:embed="rId31" cstate="print">
-                      <a:extLst>
-                        <a:ext uri="{28A0092B-C50C-407E-A947-70E740481C1C}">
-                          <a14:useLocalDpi xmlns:a14="http://schemas.microsoft.com/office/drawing/2010/main" val="0"/>
-                        </a:ext>
-                      </a:extLst>
-                    </a:blip>
-                    <a:stretch>
-                      <a:fillRect/>
-                    </a:stretch>
-                  </pic:blipFill>
-                  <pic:spPr>
-                    <a:xfrm>
-                      <a:off x="0" y="0"/>
-                      <a:ext cx="3095625" cy="2143125"/>
-                    </a:xfrm>
-                    <a:prstGeom prst="rect">
-                      <a:avLst/>
-                    </a:prstGeom>
-                    <a:ln w="12700">
-                      <a:solidFill>
-                        <a:schemeClr val="tx1"/>
-                      </a:solidFill>
-                      <a:prstDash val="solid"/>
-                    </a:ln>
-                  </pic:spPr>
-                </pic:pic>
-              </a:graphicData>
-            </a:graphic>
-          </wp:inline>
-        </w:drawing>
-      </w:r>
-      <w:r>
-        <w:rPr>
           <w:i/>
           <w:iCs/>
-          <w:noProof/>
-          <w:lang w:val="en-IN"/>
-        </w:rPr>
-        <w:t>Fig. 10: KNN reconstruction plot for test data (case 2)</w:t>
-      </w:r>
-    </w:p>
-    <w:p>
-      <w:pPr>
-        <w:rPr>
+        </w:rPr>
+        <w:t>2</w:t>
+      </w:r>
+      <w:r>
+        <w:rPr>
+          <w:rStyle w:val="Heading2Char"/>
+          <w:b/>
+          <w:bCs/>
           <w:i/>
           <w:iCs/>
-          <w:noProof/>
-          <w:lang w:val="en-IN"/>
-        </w:rPr>
-      </w:pPr>
-    </w:p>
-    <w:tbl>
-      <w:tblPr>
-        <w:tblW w:w="0" w:type="auto"/>
-        <w:jc w:val="center"/>
-        <w:tblBorders>
-          <w:top w:val="single" w:sz="12" w:space="0" w:color="000000" w:themeColor="text1"/>
-          <w:left w:val="single" w:sz="12" w:space="0" w:color="000000" w:themeColor="text1"/>
-          <w:bottom w:val="single" w:sz="12" w:space="0" w:color="000000" w:themeColor="text1"/>
-          <w:right w:val="single" w:sz="12" w:space="0" w:color="000000" w:themeColor="text1"/>
-          <w:insideH w:val="single" w:sz="12" w:space="0" w:color="000000" w:themeColor="text1"/>
-          <w:insideV w:val="single" w:sz="12" w:space="0" w:color="000000" w:themeColor="text1"/>
-        </w:tblBorders>
-        <w:tblLayout w:type="fixed"/>
-        <w:tblLook w:val="06A0" w:firstRow="1" w:lastRow="0" w:firstColumn="1" w:lastColumn="0" w:noHBand="1" w:noVBand="1"/>
-      </w:tblPr>
-      <w:tblGrid>
-        <w:gridCol w:w="717"/>
-        <w:gridCol w:w="1524"/>
-        <w:gridCol w:w="1104"/>
-        <w:gridCol w:w="1263"/>
-      </w:tblGrid>
-      <w:tr>
-        <w:trPr>
-          <w:trHeight w:val="293"/>
-          <w:jc w:val="center"/>
-        </w:trPr>
-        <w:tc>
-          <w:tcPr>
-            <w:tcW w:w="4608" w:type="dxa"/>
-            <w:gridSpan w:val="4"/>
-            <w:shd w:val="clear" w:color="auto" w:fill="FFFF00"/>
-            <w:tcMar>
-              <w:top w:w="15" w:type="dxa"/>
-              <w:left w:w="15" w:type="dxa"/>
-              <w:right w:w="15" w:type="dxa"/>
-            </w:tcMar>
-            <w:vAlign w:val="center"/>
-          </w:tcPr>
-          <w:p>
-            <w:r>
-              <w:rPr>
-                <w:rFonts w:ascii="Calibri" w:eastAsia="Calibri" w:hAnsi="Calibri" w:cs="Calibri"/>
-                <w:b/>
-                <w:bCs/>
-                <w:color w:val="000000" w:themeColor="text1"/>
-                <w:sz w:val="22"/>
-                <w:szCs w:val="22"/>
-              </w:rPr>
-              <w:t>HTM Test Data Reconstruction</w:t>
-            </w:r>
-          </w:p>
-        </w:tc>
-      </w:tr>
-      <w:tr>
-        <w:trPr>
-          <w:trHeight w:val="601"/>
-          <w:jc w:val="center"/>
-        </w:trPr>
-        <w:tc>
-          <w:tcPr>
-            <w:tcW w:w="717" w:type="dxa"/>
-            <w:shd w:val="clear" w:color="auto" w:fill="4472C4" w:themeFill="accent1"/>
-            <w:tcMar>
-              <w:top w:w="15" w:type="dxa"/>
-              <w:left w:w="15" w:type="dxa"/>
-              <w:right w:w="15" w:type="dxa"/>
-            </w:tcMar>
-            <w:vAlign w:val="center"/>
-          </w:tcPr>
-          <w:p>
-            <w:r>
-              <w:rPr>
-                <w:rFonts w:ascii="Calibri" w:eastAsia="Calibri" w:hAnsi="Calibri" w:cs="Calibri"/>
-                <w:b/>
-                <w:bCs/>
-                <w:color w:val="FFFFFF" w:themeColor="background1"/>
-                <w:sz w:val="22"/>
-                <w:szCs w:val="22"/>
-              </w:rPr>
-              <w:t>Input</w:t>
-            </w:r>
-          </w:p>
-        </w:tc>
-        <w:tc>
-          <w:tcPr>
-            <w:tcW w:w="1524" w:type="dxa"/>
-            <w:shd w:val="clear" w:color="auto" w:fill="4472C4" w:themeFill="accent1"/>
-            <w:tcMar>
-              <w:top w:w="15" w:type="dxa"/>
-              <w:left w:w="15" w:type="dxa"/>
-              <w:right w:w="15" w:type="dxa"/>
-            </w:tcMar>
-            <w:vAlign w:val="center"/>
-          </w:tcPr>
-          <w:p>
-            <w:r>
-              <w:rPr>
-                <w:rFonts w:ascii="Calibri" w:eastAsia="Calibri" w:hAnsi="Calibri" w:cs="Calibri"/>
-                <w:b/>
-                <w:bCs/>
-                <w:color w:val="FFFFFF" w:themeColor="background1"/>
-                <w:sz w:val="22"/>
-                <w:szCs w:val="22"/>
-              </w:rPr>
-              <w:t>Reconstructed Input</w:t>
-            </w:r>
-          </w:p>
-        </w:tc>
-        <w:tc>
-          <w:tcPr>
-            <w:tcW w:w="1104" w:type="dxa"/>
-            <w:shd w:val="clear" w:color="auto" w:fill="4472C4" w:themeFill="accent1"/>
-            <w:tcMar>
-              <w:top w:w="15" w:type="dxa"/>
-              <w:left w:w="15" w:type="dxa"/>
-              <w:right w:w="15" w:type="dxa"/>
-            </w:tcMar>
-            <w:vAlign w:val="center"/>
-          </w:tcPr>
-          <w:p>
-            <w:r>
-              <w:rPr>
-                <w:rFonts w:ascii="Calibri" w:eastAsia="Calibri" w:hAnsi="Calibri" w:cs="Calibri"/>
-                <w:b/>
-                <w:bCs/>
-                <w:color w:val="FFFFFF" w:themeColor="background1"/>
-                <w:sz w:val="22"/>
-                <w:szCs w:val="22"/>
-              </w:rPr>
-              <w:t>Internal Similarity</w:t>
-            </w:r>
-          </w:p>
-        </w:tc>
-        <w:tc>
-          <w:tcPr>
-            <w:tcW w:w="1261" w:type="dxa"/>
-            <w:shd w:val="clear" w:color="auto" w:fill="4472C4" w:themeFill="accent1"/>
-            <w:tcMar>
-              <w:top w:w="15" w:type="dxa"/>
-              <w:left w:w="15" w:type="dxa"/>
-              <w:right w:w="15" w:type="dxa"/>
-            </w:tcMar>
-            <w:vAlign w:val="center"/>
-          </w:tcPr>
-          <w:p>
-            <w:r>
-              <w:rPr>
-                <w:rFonts w:ascii="Calibri" w:eastAsia="Calibri" w:hAnsi="Calibri" w:cs="Calibri"/>
-                <w:b/>
-                <w:bCs/>
-                <w:color w:val="FFFFFF" w:themeColor="background1"/>
-                <w:sz w:val="22"/>
-                <w:szCs w:val="22"/>
-              </w:rPr>
-              <w:t>Percentage Similarity</w:t>
-            </w:r>
-          </w:p>
-        </w:tc>
-      </w:tr>
-      <w:tr>
-        <w:trPr>
-          <w:trHeight w:val="293"/>
-          <w:jc w:val="center"/>
-        </w:trPr>
-        <w:tc>
-          <w:tcPr>
-            <w:tcW w:w="717" w:type="dxa"/>
-            <w:shd w:val="clear" w:color="auto" w:fill="D9E1F2"/>
-            <w:tcMar>
-              <w:top w:w="15" w:type="dxa"/>
-              <w:left w:w="15" w:type="dxa"/>
-              <w:right w:w="15" w:type="dxa"/>
-            </w:tcMar>
-            <w:vAlign w:val="center"/>
-          </w:tcPr>
-          <w:p>
-            <w:r>
-              <w:rPr>
-                <w:rFonts w:ascii="Calibri" w:eastAsia="Calibri" w:hAnsi="Calibri" w:cs="Calibri"/>
-                <w:color w:val="000000" w:themeColor="text1"/>
-                <w:sz w:val="22"/>
-                <w:szCs w:val="22"/>
-              </w:rPr>
-              <w:t>1</w:t>
-            </w:r>
-          </w:p>
-        </w:tc>
-        <w:tc>
-          <w:tcPr>
-            <w:tcW w:w="1524" w:type="dxa"/>
-            <w:shd w:val="clear" w:color="auto" w:fill="D9E1F2"/>
-            <w:tcMar>
-              <w:top w:w="15" w:type="dxa"/>
-              <w:left w:w="15" w:type="dxa"/>
-              <w:right w:w="15" w:type="dxa"/>
-            </w:tcMar>
-            <w:vAlign w:val="center"/>
-          </w:tcPr>
-          <w:p>
-            <w:r>
-              <w:rPr>
-                <w:rFonts w:ascii="Calibri" w:eastAsia="Calibri" w:hAnsi="Calibri" w:cs="Calibri"/>
-                <w:color w:val="000000" w:themeColor="text1"/>
-                <w:sz w:val="22"/>
-                <w:szCs w:val="22"/>
-              </w:rPr>
-              <w:t>2</w:t>
-            </w:r>
-          </w:p>
-        </w:tc>
-        <w:tc>
-          <w:tcPr>
-            <w:tcW w:w="1104" w:type="dxa"/>
-            <w:shd w:val="clear" w:color="auto" w:fill="D9E1F2"/>
-            <w:tcMar>
-              <w:top w:w="15" w:type="dxa"/>
-              <w:left w:w="15" w:type="dxa"/>
-              <w:right w:w="15" w:type="dxa"/>
-            </w:tcMar>
-            <w:vAlign w:val="center"/>
-          </w:tcPr>
-          <w:p>
-            <w:r>
-              <w:rPr>
-                <w:rFonts w:ascii="Calibri" w:eastAsia="Calibri" w:hAnsi="Calibri" w:cs="Calibri"/>
-                <w:color w:val="000000" w:themeColor="text1"/>
-                <w:sz w:val="22"/>
-                <w:szCs w:val="22"/>
-              </w:rPr>
-              <w:t>35.00%</w:t>
-            </w:r>
-          </w:p>
-        </w:tc>
-        <w:tc>
-          <w:tcPr>
-            <w:tcW w:w="1261" w:type="dxa"/>
-            <w:shd w:val="clear" w:color="auto" w:fill="D9E1F2"/>
-            <w:tcMar>
-              <w:top w:w="15" w:type="dxa"/>
-              <w:left w:w="15" w:type="dxa"/>
-              <w:right w:w="15" w:type="dxa"/>
-            </w:tcMar>
-            <w:vAlign w:val="center"/>
-          </w:tcPr>
-          <w:p>
-            <w:r>
-              <w:rPr>
-                <w:rFonts w:ascii="Calibri" w:eastAsia="Calibri" w:hAnsi="Calibri" w:cs="Calibri"/>
-                <w:color w:val="000000" w:themeColor="text1"/>
-                <w:sz w:val="22"/>
-                <w:szCs w:val="22"/>
-              </w:rPr>
-              <w:t>50.00%</w:t>
-            </w:r>
-          </w:p>
-        </w:tc>
-      </w:tr>
-      <w:tr>
-        <w:trPr>
-          <w:trHeight w:val="293"/>
-          <w:jc w:val="center"/>
-        </w:trPr>
-        <w:tc>
-          <w:tcPr>
-            <w:tcW w:w="717" w:type="dxa"/>
-            <w:tcMar>
-              <w:top w:w="15" w:type="dxa"/>
-              <w:left w:w="15" w:type="dxa"/>
-              <w:right w:w="15" w:type="dxa"/>
-            </w:tcMar>
-            <w:vAlign w:val="center"/>
-          </w:tcPr>
-          <w:p>
-            <w:r>
-              <w:rPr>
-                <w:rFonts w:ascii="Calibri" w:eastAsia="Calibri" w:hAnsi="Calibri" w:cs="Calibri"/>
-                <w:color w:val="000000" w:themeColor="text1"/>
-                <w:sz w:val="22"/>
-                <w:szCs w:val="22"/>
-              </w:rPr>
-              <w:t>10</w:t>
-            </w:r>
-          </w:p>
-        </w:tc>
-        <w:tc>
-          <w:tcPr>
-            <w:tcW w:w="1524" w:type="dxa"/>
-            <w:tcMar>
-              <w:top w:w="15" w:type="dxa"/>
-              <w:left w:w="15" w:type="dxa"/>
-              <w:right w:w="15" w:type="dxa"/>
-            </w:tcMar>
-            <w:vAlign w:val="center"/>
-          </w:tcPr>
-          <w:p>
-            <w:r>
-              <w:rPr>
-                <w:rFonts w:ascii="Calibri" w:eastAsia="Calibri" w:hAnsi="Calibri" w:cs="Calibri"/>
-                <w:color w:val="000000" w:themeColor="text1"/>
-                <w:sz w:val="22"/>
-                <w:szCs w:val="22"/>
-              </w:rPr>
-              <w:t>9</w:t>
-            </w:r>
-          </w:p>
-        </w:tc>
-        <w:tc>
-          <w:tcPr>
-            <w:tcW w:w="1104" w:type="dxa"/>
-            <w:tcMar>
-              <w:top w:w="15" w:type="dxa"/>
-              <w:left w:w="15" w:type="dxa"/>
-              <w:right w:w="15" w:type="dxa"/>
-            </w:tcMar>
-            <w:vAlign w:val="center"/>
-          </w:tcPr>
-          <w:p>
-            <w:r>
-              <w:rPr>
-                <w:rFonts w:ascii="Calibri" w:eastAsia="Calibri" w:hAnsi="Calibri" w:cs="Calibri"/>
-                <w:color w:val="000000" w:themeColor="text1"/>
-                <w:sz w:val="22"/>
-                <w:szCs w:val="22"/>
-              </w:rPr>
-              <w:t>50.00%</w:t>
-            </w:r>
-          </w:p>
-        </w:tc>
-        <w:tc>
-          <w:tcPr>
-            <w:tcW w:w="1261" w:type="dxa"/>
-            <w:tcMar>
-              <w:top w:w="15" w:type="dxa"/>
-              <w:left w:w="15" w:type="dxa"/>
-              <w:right w:w="15" w:type="dxa"/>
-            </w:tcMar>
-            <w:vAlign w:val="center"/>
-          </w:tcPr>
-          <w:p>
-            <w:r>
-              <w:rPr>
-                <w:rFonts w:ascii="Calibri" w:eastAsia="Calibri" w:hAnsi="Calibri" w:cs="Calibri"/>
-                <w:color w:val="000000" w:themeColor="text1"/>
-                <w:sz w:val="22"/>
-                <w:szCs w:val="22"/>
-              </w:rPr>
-              <w:t>90.00%</w:t>
-            </w:r>
-          </w:p>
-        </w:tc>
-      </w:tr>
-      <w:tr>
-        <w:trPr>
-          <w:trHeight w:val="293"/>
-          <w:jc w:val="center"/>
-        </w:trPr>
-        <w:tc>
-          <w:tcPr>
-            <w:tcW w:w="717" w:type="dxa"/>
-            <w:shd w:val="clear" w:color="auto" w:fill="D9E1F2"/>
-            <w:tcMar>
-              <w:top w:w="15" w:type="dxa"/>
-              <w:left w:w="15" w:type="dxa"/>
-              <w:right w:w="15" w:type="dxa"/>
-            </w:tcMar>
-            <w:vAlign w:val="center"/>
-          </w:tcPr>
-          <w:p>
-            <w:r>
-              <w:rPr>
-                <w:rFonts w:ascii="Calibri" w:eastAsia="Calibri" w:hAnsi="Calibri" w:cs="Calibri"/>
-                <w:color w:val="000000" w:themeColor="text1"/>
-                <w:sz w:val="22"/>
-                <w:szCs w:val="22"/>
-              </w:rPr>
-              <w:t>17</w:t>
-            </w:r>
-          </w:p>
-        </w:tc>
-        <w:tc>
-          <w:tcPr>
-            <w:tcW w:w="1524" w:type="dxa"/>
-            <w:shd w:val="clear" w:color="auto" w:fill="D9E1F2"/>
-            <w:tcMar>
-              <w:top w:w="15" w:type="dxa"/>
-              <w:left w:w="15" w:type="dxa"/>
-              <w:right w:w="15" w:type="dxa"/>
-            </w:tcMar>
-            <w:vAlign w:val="center"/>
-          </w:tcPr>
-          <w:p>
-            <w:r>
-              <w:rPr>
-                <w:rFonts w:ascii="Calibri" w:eastAsia="Calibri" w:hAnsi="Calibri" w:cs="Calibri"/>
-                <w:color w:val="000000" w:themeColor="text1"/>
-                <w:sz w:val="22"/>
-                <w:szCs w:val="22"/>
-              </w:rPr>
-              <w:t>18</w:t>
-            </w:r>
-          </w:p>
-        </w:tc>
-        <w:tc>
-          <w:tcPr>
-            <w:tcW w:w="1104" w:type="dxa"/>
-            <w:shd w:val="clear" w:color="auto" w:fill="D9E1F2"/>
-            <w:tcMar>
-              <w:top w:w="15" w:type="dxa"/>
-              <w:left w:w="15" w:type="dxa"/>
-              <w:right w:w="15" w:type="dxa"/>
-            </w:tcMar>
-            <w:vAlign w:val="center"/>
-          </w:tcPr>
-          <w:p>
-            <w:r>
-              <w:rPr>
-                <w:rFonts w:ascii="Calibri" w:eastAsia="Calibri" w:hAnsi="Calibri" w:cs="Calibri"/>
-                <w:color w:val="000000" w:themeColor="text1"/>
-                <w:sz w:val="22"/>
-                <w:szCs w:val="22"/>
-              </w:rPr>
-              <w:t>50.00%</w:t>
-            </w:r>
-          </w:p>
-        </w:tc>
-        <w:tc>
-          <w:tcPr>
-            <w:tcW w:w="1261" w:type="dxa"/>
-            <w:shd w:val="clear" w:color="auto" w:fill="D9E1F2"/>
-            <w:tcMar>
-              <w:top w:w="15" w:type="dxa"/>
-              <w:left w:w="15" w:type="dxa"/>
-              <w:right w:w="15" w:type="dxa"/>
-            </w:tcMar>
-            <w:vAlign w:val="center"/>
-          </w:tcPr>
-          <w:p>
-            <w:r>
-              <w:rPr>
-                <w:rFonts w:ascii="Calibri" w:eastAsia="Calibri" w:hAnsi="Calibri" w:cs="Calibri"/>
-                <w:color w:val="000000" w:themeColor="text1"/>
-                <w:sz w:val="22"/>
-                <w:szCs w:val="22"/>
-              </w:rPr>
-              <w:t>94.00%</w:t>
-            </w:r>
-          </w:p>
-        </w:tc>
-      </w:tr>
-      <w:tr>
-        <w:trPr>
-          <w:trHeight w:val="293"/>
-          <w:jc w:val="center"/>
-        </w:trPr>
-        <w:tc>
-          <w:tcPr>
-            <w:tcW w:w="717" w:type="dxa"/>
-            <w:tcMar>
-              <w:top w:w="15" w:type="dxa"/>
-              <w:left w:w="15" w:type="dxa"/>
-              <w:right w:w="15" w:type="dxa"/>
-            </w:tcMar>
-            <w:vAlign w:val="center"/>
-          </w:tcPr>
-          <w:p>
-            <w:r>
-              <w:rPr>
-                <w:rFonts w:ascii="Calibri" w:eastAsia="Calibri" w:hAnsi="Calibri" w:cs="Calibri"/>
-                <w:color w:val="000000" w:themeColor="text1"/>
-                <w:sz w:val="22"/>
-                <w:szCs w:val="22"/>
-              </w:rPr>
-              <w:lastRenderedPageBreak/>
-              <w:t>19</w:t>
-            </w:r>
-          </w:p>
-        </w:tc>
-        <w:tc>
-          <w:tcPr>
-            <w:tcW w:w="1524" w:type="dxa"/>
-            <w:tcMar>
-              <w:top w:w="15" w:type="dxa"/>
-              <w:left w:w="15" w:type="dxa"/>
-              <w:right w:w="15" w:type="dxa"/>
-            </w:tcMar>
-            <w:vAlign w:val="center"/>
-          </w:tcPr>
-          <w:p>
-            <w:r>
-              <w:rPr>
-                <w:rFonts w:ascii="Calibri" w:eastAsia="Calibri" w:hAnsi="Calibri" w:cs="Calibri"/>
-                <w:color w:val="000000" w:themeColor="text1"/>
-                <w:sz w:val="22"/>
-                <w:szCs w:val="22"/>
-              </w:rPr>
-              <w:t>18</w:t>
-            </w:r>
-          </w:p>
-        </w:tc>
-        <w:tc>
-          <w:tcPr>
-            <w:tcW w:w="1104" w:type="dxa"/>
-            <w:tcMar>
-              <w:top w:w="15" w:type="dxa"/>
-              <w:left w:w="15" w:type="dxa"/>
-              <w:right w:w="15" w:type="dxa"/>
-            </w:tcMar>
-            <w:vAlign w:val="center"/>
-          </w:tcPr>
-          <w:p>
-            <w:r>
-              <w:rPr>
-                <w:rFonts w:ascii="Calibri" w:eastAsia="Calibri" w:hAnsi="Calibri" w:cs="Calibri"/>
-                <w:color w:val="000000" w:themeColor="text1"/>
-                <w:sz w:val="22"/>
-                <w:szCs w:val="22"/>
-              </w:rPr>
-              <w:t>40.00%</w:t>
-            </w:r>
-          </w:p>
-        </w:tc>
-        <w:tc>
-          <w:tcPr>
-            <w:tcW w:w="1261" w:type="dxa"/>
-            <w:tcMar>
-              <w:top w:w="15" w:type="dxa"/>
-              <w:left w:w="15" w:type="dxa"/>
-              <w:right w:w="15" w:type="dxa"/>
-            </w:tcMar>
-            <w:vAlign w:val="center"/>
-          </w:tcPr>
-          <w:p>
-            <w:r>
-              <w:rPr>
-                <w:rFonts w:ascii="Calibri" w:eastAsia="Calibri" w:hAnsi="Calibri" w:cs="Calibri"/>
-                <w:color w:val="000000" w:themeColor="text1"/>
-                <w:sz w:val="22"/>
-                <w:szCs w:val="22"/>
-              </w:rPr>
-              <w:t>95.00%</w:t>
-            </w:r>
-          </w:p>
-        </w:tc>
-      </w:tr>
-      <w:tr>
-        <w:trPr>
-          <w:trHeight w:val="293"/>
-          <w:jc w:val="center"/>
-        </w:trPr>
-        <w:tc>
-          <w:tcPr>
-            <w:tcW w:w="717" w:type="dxa"/>
-            <w:shd w:val="clear" w:color="auto" w:fill="D9E1F2"/>
-            <w:tcMar>
-              <w:top w:w="15" w:type="dxa"/>
-              <w:left w:w="15" w:type="dxa"/>
-              <w:right w:w="15" w:type="dxa"/>
-            </w:tcMar>
-            <w:vAlign w:val="center"/>
-          </w:tcPr>
-          <w:p>
-            <w:r>
-              <w:rPr>
-                <w:rFonts w:ascii="Calibri" w:eastAsia="Calibri" w:hAnsi="Calibri" w:cs="Calibri"/>
-                <w:color w:val="000000" w:themeColor="text1"/>
-                <w:sz w:val="22"/>
-                <w:szCs w:val="22"/>
-              </w:rPr>
-              <w:t>20</w:t>
-            </w:r>
-          </w:p>
-        </w:tc>
-        <w:tc>
-          <w:tcPr>
-            <w:tcW w:w="1524" w:type="dxa"/>
-            <w:shd w:val="clear" w:color="auto" w:fill="D9E1F2"/>
-            <w:tcMar>
-              <w:top w:w="15" w:type="dxa"/>
-              <w:left w:w="15" w:type="dxa"/>
-              <w:right w:w="15" w:type="dxa"/>
-            </w:tcMar>
-            <w:vAlign w:val="center"/>
-          </w:tcPr>
-          <w:p>
-            <w:r>
-              <w:rPr>
-                <w:rFonts w:ascii="Calibri" w:eastAsia="Calibri" w:hAnsi="Calibri" w:cs="Calibri"/>
-                <w:color w:val="000000" w:themeColor="text1"/>
-                <w:sz w:val="22"/>
-                <w:szCs w:val="22"/>
-              </w:rPr>
-              <w:t>22</w:t>
-            </w:r>
-          </w:p>
-        </w:tc>
-        <w:tc>
-          <w:tcPr>
-            <w:tcW w:w="1104" w:type="dxa"/>
-            <w:shd w:val="clear" w:color="auto" w:fill="D9E1F2"/>
-            <w:tcMar>
-              <w:top w:w="15" w:type="dxa"/>
-              <w:left w:w="15" w:type="dxa"/>
-              <w:right w:w="15" w:type="dxa"/>
-            </w:tcMar>
-            <w:vAlign w:val="center"/>
-          </w:tcPr>
-          <w:p>
-            <w:r>
-              <w:rPr>
-                <w:rFonts w:ascii="Calibri" w:eastAsia="Calibri" w:hAnsi="Calibri" w:cs="Calibri"/>
-                <w:color w:val="000000" w:themeColor="text1"/>
-                <w:sz w:val="22"/>
-                <w:szCs w:val="22"/>
-              </w:rPr>
-              <w:t>35.00%</w:t>
-            </w:r>
-          </w:p>
-        </w:tc>
-        <w:tc>
-          <w:tcPr>
-            <w:tcW w:w="1261" w:type="dxa"/>
-            <w:shd w:val="clear" w:color="auto" w:fill="D9E1F2"/>
-            <w:tcMar>
-              <w:top w:w="15" w:type="dxa"/>
-              <w:left w:w="15" w:type="dxa"/>
-              <w:right w:w="15" w:type="dxa"/>
-            </w:tcMar>
-            <w:vAlign w:val="center"/>
-          </w:tcPr>
-          <w:p>
-            <w:r>
-              <w:rPr>
-                <w:rFonts w:ascii="Calibri" w:eastAsia="Calibri" w:hAnsi="Calibri" w:cs="Calibri"/>
-                <w:color w:val="000000" w:themeColor="text1"/>
-                <w:sz w:val="22"/>
-                <w:szCs w:val="22"/>
-              </w:rPr>
-              <w:t>91.00%</w:t>
-            </w:r>
-          </w:p>
-        </w:tc>
-      </w:tr>
-      <w:tr>
-        <w:trPr>
-          <w:trHeight w:val="293"/>
-          <w:jc w:val="center"/>
-        </w:trPr>
-        <w:tc>
-          <w:tcPr>
-            <w:tcW w:w="717" w:type="dxa"/>
-            <w:tcMar>
-              <w:top w:w="15" w:type="dxa"/>
-              <w:left w:w="15" w:type="dxa"/>
-              <w:right w:w="15" w:type="dxa"/>
-            </w:tcMar>
-            <w:vAlign w:val="center"/>
-          </w:tcPr>
-          <w:p>
-            <w:r>
-              <w:rPr>
-                <w:rFonts w:ascii="Calibri" w:eastAsia="Calibri" w:hAnsi="Calibri" w:cs="Calibri"/>
-                <w:color w:val="000000" w:themeColor="text1"/>
-                <w:sz w:val="22"/>
-                <w:szCs w:val="22"/>
-              </w:rPr>
-              <w:t>21</w:t>
-            </w:r>
-          </w:p>
-        </w:tc>
-        <w:tc>
-          <w:tcPr>
-            <w:tcW w:w="1524" w:type="dxa"/>
-            <w:tcMar>
-              <w:top w:w="15" w:type="dxa"/>
-              <w:left w:w="15" w:type="dxa"/>
-              <w:right w:w="15" w:type="dxa"/>
-            </w:tcMar>
-            <w:vAlign w:val="center"/>
-          </w:tcPr>
-          <w:p>
-            <w:r>
-              <w:rPr>
-                <w:rFonts w:ascii="Calibri" w:eastAsia="Calibri" w:hAnsi="Calibri" w:cs="Calibri"/>
-                <w:color w:val="000000" w:themeColor="text1"/>
-                <w:sz w:val="22"/>
-                <w:szCs w:val="22"/>
-              </w:rPr>
-              <w:t>22</w:t>
-            </w:r>
-          </w:p>
-        </w:tc>
-        <w:tc>
-          <w:tcPr>
-            <w:tcW w:w="1104" w:type="dxa"/>
-            <w:tcMar>
-              <w:top w:w="15" w:type="dxa"/>
-              <w:left w:w="15" w:type="dxa"/>
-              <w:right w:w="15" w:type="dxa"/>
-            </w:tcMar>
-            <w:vAlign w:val="center"/>
-          </w:tcPr>
-          <w:p>
-            <w:r>
-              <w:rPr>
-                <w:rFonts w:ascii="Calibri" w:eastAsia="Calibri" w:hAnsi="Calibri" w:cs="Calibri"/>
-                <w:color w:val="000000" w:themeColor="text1"/>
-                <w:sz w:val="22"/>
-                <w:szCs w:val="22"/>
-              </w:rPr>
-              <w:t>50.00%</w:t>
-            </w:r>
-          </w:p>
-        </w:tc>
-        <w:tc>
-          <w:tcPr>
-            <w:tcW w:w="1261" w:type="dxa"/>
-            <w:tcMar>
-              <w:top w:w="15" w:type="dxa"/>
-              <w:left w:w="15" w:type="dxa"/>
-              <w:right w:w="15" w:type="dxa"/>
-            </w:tcMar>
-            <w:vAlign w:val="center"/>
-          </w:tcPr>
-          <w:p>
-            <w:r>
-              <w:rPr>
-                <w:rFonts w:ascii="Calibri" w:eastAsia="Calibri" w:hAnsi="Calibri" w:cs="Calibri"/>
-                <w:color w:val="000000" w:themeColor="text1"/>
-                <w:sz w:val="22"/>
-                <w:szCs w:val="22"/>
-              </w:rPr>
-              <w:t>95.00%</w:t>
-            </w:r>
-          </w:p>
-        </w:tc>
-      </w:tr>
-      <w:tr>
-        <w:trPr>
-          <w:trHeight w:val="293"/>
-          <w:jc w:val="center"/>
-        </w:trPr>
-        <w:tc>
-          <w:tcPr>
-            <w:tcW w:w="717" w:type="dxa"/>
-            <w:shd w:val="clear" w:color="auto" w:fill="D9E1F2"/>
-            <w:tcMar>
-              <w:top w:w="15" w:type="dxa"/>
-              <w:left w:w="15" w:type="dxa"/>
-              <w:right w:w="15" w:type="dxa"/>
-            </w:tcMar>
-            <w:vAlign w:val="center"/>
-          </w:tcPr>
-          <w:p>
-            <w:r>
-              <w:rPr>
-                <w:rFonts w:ascii="Calibri" w:eastAsia="Calibri" w:hAnsi="Calibri" w:cs="Calibri"/>
-                <w:color w:val="000000" w:themeColor="text1"/>
-                <w:sz w:val="22"/>
-                <w:szCs w:val="22"/>
-              </w:rPr>
-              <w:t>27</w:t>
-            </w:r>
-          </w:p>
-        </w:tc>
-        <w:tc>
-          <w:tcPr>
-            <w:tcW w:w="1524" w:type="dxa"/>
-            <w:shd w:val="clear" w:color="auto" w:fill="D9E1F2"/>
-            <w:tcMar>
-              <w:top w:w="15" w:type="dxa"/>
-              <w:left w:w="15" w:type="dxa"/>
-              <w:right w:w="15" w:type="dxa"/>
-            </w:tcMar>
-            <w:vAlign w:val="center"/>
-          </w:tcPr>
-          <w:p>
-            <w:r>
-              <w:rPr>
-                <w:rFonts w:ascii="Calibri" w:eastAsia="Calibri" w:hAnsi="Calibri" w:cs="Calibri"/>
-                <w:color w:val="000000" w:themeColor="text1"/>
-                <w:sz w:val="22"/>
-                <w:szCs w:val="22"/>
-              </w:rPr>
-              <w:t>28</w:t>
-            </w:r>
-          </w:p>
-        </w:tc>
-        <w:tc>
-          <w:tcPr>
-            <w:tcW w:w="1104" w:type="dxa"/>
-            <w:shd w:val="clear" w:color="auto" w:fill="D9E1F2"/>
-            <w:tcMar>
-              <w:top w:w="15" w:type="dxa"/>
-              <w:left w:w="15" w:type="dxa"/>
-              <w:right w:w="15" w:type="dxa"/>
-            </w:tcMar>
-            <w:vAlign w:val="center"/>
-          </w:tcPr>
-          <w:p>
-            <w:r>
-              <w:rPr>
-                <w:rFonts w:ascii="Calibri" w:eastAsia="Calibri" w:hAnsi="Calibri" w:cs="Calibri"/>
-                <w:color w:val="000000" w:themeColor="text1"/>
-                <w:sz w:val="22"/>
-                <w:szCs w:val="22"/>
-              </w:rPr>
-              <w:t>70.00%</w:t>
-            </w:r>
-          </w:p>
-        </w:tc>
-        <w:tc>
-          <w:tcPr>
-            <w:tcW w:w="1261" w:type="dxa"/>
-            <w:shd w:val="clear" w:color="auto" w:fill="D9E1F2"/>
-            <w:tcMar>
-              <w:top w:w="15" w:type="dxa"/>
-              <w:left w:w="15" w:type="dxa"/>
-              <w:right w:w="15" w:type="dxa"/>
-            </w:tcMar>
-            <w:vAlign w:val="center"/>
-          </w:tcPr>
-          <w:p>
-            <w:r>
-              <w:rPr>
-                <w:rFonts w:ascii="Calibri" w:eastAsia="Calibri" w:hAnsi="Calibri" w:cs="Calibri"/>
-                <w:color w:val="000000" w:themeColor="text1"/>
-                <w:sz w:val="22"/>
-                <w:szCs w:val="22"/>
-              </w:rPr>
-              <w:t>96.00%</w:t>
-            </w:r>
-          </w:p>
-        </w:tc>
-      </w:tr>
-      <w:tr>
-        <w:trPr>
-          <w:trHeight w:val="293"/>
-          <w:jc w:val="center"/>
-        </w:trPr>
-        <w:tc>
-          <w:tcPr>
-            <w:tcW w:w="717" w:type="dxa"/>
-            <w:tcMar>
-              <w:top w:w="15" w:type="dxa"/>
-              <w:left w:w="15" w:type="dxa"/>
-              <w:right w:w="15" w:type="dxa"/>
-            </w:tcMar>
-            <w:vAlign w:val="center"/>
-          </w:tcPr>
-          <w:p>
-            <w:r>
-              <w:rPr>
-                <w:rFonts w:ascii="Calibri" w:eastAsia="Calibri" w:hAnsi="Calibri" w:cs="Calibri"/>
-                <w:color w:val="000000" w:themeColor="text1"/>
-                <w:sz w:val="22"/>
-                <w:szCs w:val="22"/>
-              </w:rPr>
-              <w:t>35</w:t>
-            </w:r>
-          </w:p>
-        </w:tc>
-        <w:tc>
-          <w:tcPr>
-            <w:tcW w:w="1524" w:type="dxa"/>
-            <w:tcMar>
-              <w:top w:w="15" w:type="dxa"/>
-              <w:left w:w="15" w:type="dxa"/>
-              <w:right w:w="15" w:type="dxa"/>
-            </w:tcMar>
-            <w:vAlign w:val="center"/>
-          </w:tcPr>
-          <w:p>
-            <w:r>
-              <w:rPr>
-                <w:rFonts w:ascii="Calibri" w:eastAsia="Calibri" w:hAnsi="Calibri" w:cs="Calibri"/>
-                <w:color w:val="000000" w:themeColor="text1"/>
-                <w:sz w:val="22"/>
-                <w:szCs w:val="22"/>
-              </w:rPr>
-              <w:t>34</w:t>
-            </w:r>
-          </w:p>
-        </w:tc>
-        <w:tc>
-          <w:tcPr>
-            <w:tcW w:w="1104" w:type="dxa"/>
-            <w:tcMar>
-              <w:top w:w="15" w:type="dxa"/>
-              <w:left w:w="15" w:type="dxa"/>
-              <w:right w:w="15" w:type="dxa"/>
-            </w:tcMar>
-            <w:vAlign w:val="center"/>
-          </w:tcPr>
-          <w:p>
-            <w:r>
-              <w:rPr>
-                <w:rFonts w:ascii="Calibri" w:eastAsia="Calibri" w:hAnsi="Calibri" w:cs="Calibri"/>
-                <w:color w:val="000000" w:themeColor="text1"/>
-                <w:sz w:val="22"/>
-                <w:szCs w:val="22"/>
-              </w:rPr>
-              <w:t>60.00%</w:t>
-            </w:r>
-          </w:p>
-        </w:tc>
-        <w:tc>
-          <w:tcPr>
-            <w:tcW w:w="1261" w:type="dxa"/>
-            <w:tcMar>
-              <w:top w:w="15" w:type="dxa"/>
-              <w:left w:w="15" w:type="dxa"/>
-              <w:right w:w="15" w:type="dxa"/>
-            </w:tcMar>
-            <w:vAlign w:val="center"/>
-          </w:tcPr>
-          <w:p>
-            <w:r>
-              <w:rPr>
-                <w:rFonts w:ascii="Calibri" w:eastAsia="Calibri" w:hAnsi="Calibri" w:cs="Calibri"/>
-                <w:color w:val="000000" w:themeColor="text1"/>
-                <w:sz w:val="22"/>
-                <w:szCs w:val="22"/>
-              </w:rPr>
-              <w:t>97.00%</w:t>
-            </w:r>
-          </w:p>
-        </w:tc>
-      </w:tr>
-      <w:tr>
-        <w:trPr>
-          <w:trHeight w:val="293"/>
-          <w:jc w:val="center"/>
-        </w:trPr>
-        <w:tc>
-          <w:tcPr>
-            <w:tcW w:w="717" w:type="dxa"/>
-            <w:shd w:val="clear" w:color="auto" w:fill="D9E1F2"/>
-            <w:tcMar>
-              <w:top w:w="15" w:type="dxa"/>
-              <w:left w:w="15" w:type="dxa"/>
-              <w:right w:w="15" w:type="dxa"/>
-            </w:tcMar>
-            <w:vAlign w:val="center"/>
-          </w:tcPr>
-          <w:p>
-            <w:r>
-              <w:rPr>
-                <w:rFonts w:ascii="Calibri" w:eastAsia="Calibri" w:hAnsi="Calibri" w:cs="Calibri"/>
-                <w:color w:val="000000" w:themeColor="text1"/>
-                <w:sz w:val="22"/>
-                <w:szCs w:val="22"/>
-              </w:rPr>
-              <w:t>38</w:t>
-            </w:r>
-          </w:p>
-        </w:tc>
-        <w:tc>
-          <w:tcPr>
-            <w:tcW w:w="1524" w:type="dxa"/>
-            <w:shd w:val="clear" w:color="auto" w:fill="D9E1F2"/>
-            <w:tcMar>
-              <w:top w:w="15" w:type="dxa"/>
-              <w:left w:w="15" w:type="dxa"/>
-              <w:right w:w="15" w:type="dxa"/>
-            </w:tcMar>
-            <w:vAlign w:val="center"/>
-          </w:tcPr>
-          <w:p>
-            <w:r>
-              <w:rPr>
-                <w:rFonts w:ascii="Calibri" w:eastAsia="Calibri" w:hAnsi="Calibri" w:cs="Calibri"/>
-                <w:color w:val="000000" w:themeColor="text1"/>
-                <w:sz w:val="22"/>
-                <w:szCs w:val="22"/>
-              </w:rPr>
-              <w:t>39</w:t>
-            </w:r>
-          </w:p>
-        </w:tc>
-        <w:tc>
-          <w:tcPr>
-            <w:tcW w:w="1104" w:type="dxa"/>
-            <w:shd w:val="clear" w:color="auto" w:fill="D9E1F2"/>
-            <w:tcMar>
-              <w:top w:w="15" w:type="dxa"/>
-              <w:left w:w="15" w:type="dxa"/>
-              <w:right w:w="15" w:type="dxa"/>
-            </w:tcMar>
-            <w:vAlign w:val="center"/>
-          </w:tcPr>
-          <w:p>
-            <w:r>
-              <w:rPr>
-                <w:rFonts w:ascii="Calibri" w:eastAsia="Calibri" w:hAnsi="Calibri" w:cs="Calibri"/>
-                <w:color w:val="000000" w:themeColor="text1"/>
-                <w:sz w:val="22"/>
-                <w:szCs w:val="22"/>
-              </w:rPr>
-              <w:t>50.00%</w:t>
-            </w:r>
-          </w:p>
-        </w:tc>
-        <w:tc>
-          <w:tcPr>
-            <w:tcW w:w="1261" w:type="dxa"/>
-            <w:shd w:val="clear" w:color="auto" w:fill="D9E1F2"/>
-            <w:tcMar>
-              <w:top w:w="15" w:type="dxa"/>
-              <w:left w:w="15" w:type="dxa"/>
-              <w:right w:w="15" w:type="dxa"/>
-            </w:tcMar>
-            <w:vAlign w:val="center"/>
-          </w:tcPr>
-          <w:p>
-            <w:r>
-              <w:rPr>
-                <w:rFonts w:ascii="Calibri" w:eastAsia="Calibri" w:hAnsi="Calibri" w:cs="Calibri"/>
-                <w:color w:val="000000" w:themeColor="text1"/>
-                <w:sz w:val="22"/>
-                <w:szCs w:val="22"/>
-              </w:rPr>
-              <w:t>97.00%</w:t>
-            </w:r>
-          </w:p>
-        </w:tc>
-      </w:tr>
-      <w:tr>
-        <w:trPr>
-          <w:trHeight w:val="293"/>
-          <w:jc w:val="center"/>
-        </w:trPr>
-        <w:tc>
-          <w:tcPr>
-            <w:tcW w:w="717" w:type="dxa"/>
-            <w:tcMar>
-              <w:top w:w="15" w:type="dxa"/>
-              <w:left w:w="15" w:type="dxa"/>
-              <w:right w:w="15" w:type="dxa"/>
-            </w:tcMar>
-            <w:vAlign w:val="center"/>
-          </w:tcPr>
-          <w:p>
-            <w:r>
-              <w:rPr>
-                <w:rFonts w:ascii="Calibri" w:eastAsia="Calibri" w:hAnsi="Calibri" w:cs="Calibri"/>
-                <w:color w:val="000000" w:themeColor="text1"/>
-                <w:sz w:val="22"/>
-                <w:szCs w:val="22"/>
-              </w:rPr>
-              <w:t>43</w:t>
-            </w:r>
-          </w:p>
-        </w:tc>
-        <w:tc>
-          <w:tcPr>
-            <w:tcW w:w="1524" w:type="dxa"/>
-            <w:tcMar>
-              <w:top w:w="15" w:type="dxa"/>
-              <w:left w:w="15" w:type="dxa"/>
-              <w:right w:w="15" w:type="dxa"/>
-            </w:tcMar>
-            <w:vAlign w:val="center"/>
-          </w:tcPr>
-          <w:p>
-            <w:r>
-              <w:rPr>
-                <w:rFonts w:ascii="Calibri" w:eastAsia="Calibri" w:hAnsi="Calibri" w:cs="Calibri"/>
-                <w:color w:val="000000" w:themeColor="text1"/>
-                <w:sz w:val="22"/>
-                <w:szCs w:val="22"/>
-              </w:rPr>
-              <w:t>44</w:t>
-            </w:r>
-          </w:p>
-        </w:tc>
-        <w:tc>
-          <w:tcPr>
-            <w:tcW w:w="1104" w:type="dxa"/>
-            <w:tcMar>
-              <w:top w:w="15" w:type="dxa"/>
-              <w:left w:w="15" w:type="dxa"/>
-              <w:right w:w="15" w:type="dxa"/>
-            </w:tcMar>
-            <w:vAlign w:val="center"/>
-          </w:tcPr>
-          <w:p>
-            <w:r>
-              <w:rPr>
-                <w:rFonts w:ascii="Calibri" w:eastAsia="Calibri" w:hAnsi="Calibri" w:cs="Calibri"/>
-                <w:color w:val="000000" w:themeColor="text1"/>
-                <w:sz w:val="22"/>
-                <w:szCs w:val="22"/>
-              </w:rPr>
-              <w:t>60.00%</w:t>
-            </w:r>
-          </w:p>
-        </w:tc>
-        <w:tc>
-          <w:tcPr>
-            <w:tcW w:w="1261" w:type="dxa"/>
-            <w:tcMar>
-              <w:top w:w="15" w:type="dxa"/>
-              <w:left w:w="15" w:type="dxa"/>
-              <w:right w:w="15" w:type="dxa"/>
-            </w:tcMar>
-            <w:vAlign w:val="center"/>
-          </w:tcPr>
-          <w:p>
-            <w:r>
-              <w:rPr>
-                <w:rFonts w:ascii="Calibri" w:eastAsia="Calibri" w:hAnsi="Calibri" w:cs="Calibri"/>
-                <w:color w:val="000000" w:themeColor="text1"/>
-                <w:sz w:val="22"/>
-                <w:szCs w:val="22"/>
-              </w:rPr>
-              <w:t>98.00%</w:t>
-            </w:r>
-          </w:p>
-        </w:tc>
-      </w:tr>
-    </w:tbl>
-    <w:p>
-      <w:pPr>
-        <w:rPr>
+        </w:rPr>
+        <w:t>: Input 1–</w:t>
+      </w:r>
+      <w:r>
+        <w:rPr>
+          <w:rStyle w:val="Heading2Char"/>
+          <w:b/>
+          <w:bCs/>
           <w:i/>
           <w:iCs/>
-          <w:noProof/>
-          <w:lang w:val="en-IN"/>
-        </w:rPr>
-      </w:pPr>
-      <w:r>
-        <w:rPr>
+        </w:rPr>
+        <w:t>5</w:t>
+      </w:r>
+      <w:r>
+        <w:rPr>
+          <w:rStyle w:val="Heading2Char"/>
+          <w:b/>
+          <w:bCs/>
           <w:i/>
           <w:iCs/>
-          <w:noProof/>
-          <w:lang w:val="en-IN"/>
-        </w:rPr>
-        <w:t>Table 6: HTM reconstruction table for test data (case 2)</w:t>
-      </w:r>
-    </w:p>
-    <w:p>
-      <w:pPr>
-        <w:rPr>
-          <w:i/>
-          <w:iCs/>
-          <w:noProof/>
-          <w:lang w:val="en-IN"/>
-        </w:rPr>
-      </w:pPr>
-    </w:p>
-    <w:p>
-      <w:pPr>
-        <w:rPr>
-          <w:noProof/>
-          <w:lang w:val="en-IN"/>
-        </w:rPr>
-      </w:pPr>
-      <w:r>
-        <w:rPr>
-          <w:noProof/>
-        </w:rPr>
-        <w:drawing>
-          <wp:inline distT="0" distB="0" distL="0" distR="0" wp14:anchorId="23A18538" wp14:editId="633B0895">
-            <wp:extent cx="3158913" cy="2186940"/>
-            <wp:effectExtent l="12700" t="12700" r="12700" b="12700"/>
-            <wp:docPr id="240842320" name="Picture 240842320"/>
-            <wp:cNvGraphicFramePr>
-              <a:graphicFrameLocks xmlns:a="http://schemas.openxmlformats.org/drawingml/2006/main" noChangeAspect="1"/>
-            </wp:cNvGraphicFramePr>
-            <a:graphic xmlns:a="http://schemas.openxmlformats.org/drawingml/2006/main">
-              <a:graphicData uri="http://schemas.openxmlformats.org/drawingml/2006/picture">
-                <pic:pic xmlns:pic="http://schemas.openxmlformats.org/drawingml/2006/picture">
-                  <pic:nvPicPr>
-                    <pic:cNvPr id="0" name="Picture 240842320"/>
-                    <pic:cNvPicPr/>
-                  </pic:nvPicPr>
-                  <pic:blipFill>
-                    <a:blip r:embed="rId32" cstate="print">
-                      <a:extLst>
-                        <a:ext uri="{28A0092B-C50C-407E-A947-70E740481C1C}">
-                          <a14:useLocalDpi xmlns:a14="http://schemas.microsoft.com/office/drawing/2010/main" val="0"/>
-                        </a:ext>
-                      </a:extLst>
-                    </a:blip>
-                    <a:stretch>
-                      <a:fillRect/>
-                    </a:stretch>
-                  </pic:blipFill>
-                  <pic:spPr>
-                    <a:xfrm>
-                      <a:off x="0" y="0"/>
-                      <a:ext cx="3158913" cy="2186940"/>
-                    </a:xfrm>
-                    <a:prstGeom prst="rect">
-                      <a:avLst/>
-                    </a:prstGeom>
-                    <a:ln w="12700">
-                      <a:solidFill>
-                        <a:schemeClr val="tx1"/>
-                      </a:solidFill>
-                      <a:prstDash val="solid"/>
-                    </a:ln>
-                  </pic:spPr>
-                </pic:pic>
-              </a:graphicData>
-            </a:graphic>
-          </wp:inline>
-        </w:drawing>
-      </w:r>
-      <w:r>
-        <w:rPr>
-          <w:i/>
-          <w:iCs/>
-        </w:rPr>
-        <w:t>Fig.</w:t>
-      </w:r>
-      <w:r>
-        <w:rPr>
-          <w:i/>
-          <w:iCs/>
-          <w:noProof/>
-          <w:lang w:val="en-IN"/>
-        </w:rPr>
-        <w:t xml:space="preserve"> 11: HTM reconstruction plot for test data (case 2)</w:t>
-      </w:r>
-    </w:p>
-    <w:p>
-      <w:pPr>
-        <w:rPr>
-          <w:i/>
-          <w:iCs/>
-          <w:noProof/>
-          <w:lang w:val="en-IN"/>
-        </w:rPr>
-      </w:pPr>
-    </w:p>
+        </w:rPr>
+        <w:t>0</w:t>
+      </w:r>
+    </w:p>
+    <w:p/>
     <w:p>
       <w:pPr>
         <w:jc w:val="both"/>
       </w:pPr>
       <w:r>
-        <w:t>Fig. 12 highlights that in this case also HTM performed much better than KNN, very evident from the similarity comparison plot.</w:t>
-      </w:r>
-    </w:p>
-    <w:p>
-      <w:pPr>
-        <w:jc w:val="both"/>
-      </w:pPr>
-    </w:p>
-    <w:p>
-      <w:pPr>
-        <w:jc w:val="both"/>
-        <w:rPr>
-          <w:noProof/>
-        </w:rPr>
-      </w:pPr>
-    </w:p>
-    <w:p>
-      <w:pPr>
-        <w:rPr>
-          <w:lang w:val="en-IN"/>
-        </w:rPr>
-      </w:pPr>
-      <w:r>
-        <w:rPr>
-          <w:noProof/>
-        </w:rPr>
-        <w:drawing>
-          <wp:inline distT="0" distB="0" distL="0" distR="0" wp14:anchorId="6ED39F98" wp14:editId="30A273A3">
-            <wp:extent cx="3095625" cy="2143125"/>
-            <wp:effectExtent l="12700" t="12700" r="12700" b="12700"/>
-            <wp:docPr id="1855017803" name="Picture 462314569"/>
-            <wp:cNvGraphicFramePr>
-              <a:graphicFrameLocks xmlns:a="http://schemas.openxmlformats.org/drawingml/2006/main" noChangeAspect="1"/>
-            </wp:cNvGraphicFramePr>
-            <a:graphic xmlns:a="http://schemas.openxmlformats.org/drawingml/2006/main">
-              <a:graphicData uri="http://schemas.openxmlformats.org/drawingml/2006/picture">
-                <pic:pic xmlns:pic="http://schemas.openxmlformats.org/drawingml/2006/picture">
-                  <pic:nvPicPr>
-                    <pic:cNvPr id="0" name="Picture 462314569"/>
-                    <pic:cNvPicPr/>
-                  </pic:nvPicPr>
-                  <pic:blipFill>
-                    <a:blip r:embed="rId33" cstate="print">
-                      <a:extLst>
-                        <a:ext uri="{28A0092B-C50C-407E-A947-70E740481C1C}">
-                          <a14:useLocalDpi xmlns:a14="http://schemas.microsoft.com/office/drawing/2010/main" val="0"/>
-                        </a:ext>
-                      </a:extLst>
-                    </a:blip>
-                    <a:stretch>
-                      <a:fillRect/>
-                    </a:stretch>
-                  </pic:blipFill>
-                  <pic:spPr>
-                    <a:xfrm>
-                      <a:off x="0" y="0"/>
-                      <a:ext cx="3095625" cy="2143125"/>
-                    </a:xfrm>
-                    <a:prstGeom prst="rect">
-                      <a:avLst/>
-                    </a:prstGeom>
-                    <a:ln w="12700">
-                      <a:solidFill>
-                        <a:schemeClr val="tx1"/>
-                      </a:solidFill>
-                      <a:prstDash val="solid"/>
-                    </a:ln>
-                  </pic:spPr>
-                </pic:pic>
-              </a:graphicData>
-            </a:graphic>
-          </wp:inline>
-        </w:drawing>
-      </w:r>
-      <w:r>
-        <w:rPr>
-          <w:rStyle w:val="FigureChar"/>
-          <w:i/>
-          <w:iCs/>
-          <w:sz w:val="20"/>
-          <w:lang w:val="en-IN"/>
-        </w:rPr>
-        <w:t>Fig. 12: Similarity plot for test data (case 2)</w:t>
-      </w:r>
-      <w:r>
-        <w:rPr>
-          <w:rStyle w:val="FigureChar"/>
-          <w:i/>
-          <w:iCs/>
-          <w:lang w:val="en-IN"/>
-        </w:rPr>
-        <w:t> </w:t>
-      </w:r>
-    </w:p>
-    <w:p>
-      <w:pPr>
-        <w:rPr>
-          <w:lang w:val="en-IN"/>
-        </w:rPr>
-      </w:pPr>
-    </w:p>
-    <w:p>
-      <w:pPr>
-        <w:pStyle w:val="Heading3"/>
-        <w:spacing w:line="240" w:lineRule="auto"/>
-      </w:pPr>
-      <w:r>
-        <w:rPr>
-          <w:b/>
-          <w:bCs/>
-          <w:lang w:val="en-IN"/>
-        </w:rPr>
-        <w:t>Training Data Reconstruction:</w:t>
-      </w:r>
-    </w:p>
-    <w:p/>
-    <w:p>
-      <w:pPr>
-        <w:jc w:val="both"/>
-      </w:pPr>
-      <w:r>
-        <w:t xml:space="preserve">Both the KNN and HTM demonstrated flawless reconstruction performance during training, achieving 100% similarity scores when tested on the 80% training data subset. As shown in </w:t>
-      </w:r>
-      <w:r>
-        <w:t xml:space="preserve">Table </w:t>
-      </w:r>
-      <w:r>
-        <w:t>7</w:t>
-      </w:r>
-      <w:r>
-        <w:t>,</w:t>
-      </w:r>
-      <w:r>
-        <w:t xml:space="preserve"> </w:t>
-      </w:r>
-      <w:r>
-        <w:t>Fig.</w:t>
-      </w:r>
-      <w:r>
-        <w:t xml:space="preserve"> </w:t>
-      </w:r>
-      <w:r>
-        <w:t>13</w:t>
-      </w:r>
-      <w:r>
-        <w:t xml:space="preserve"> (KNN) and </w:t>
-      </w:r>
-      <w:r>
-        <w:t xml:space="preserve">Table </w:t>
-      </w:r>
-      <w:r>
-        <w:t xml:space="preserve">8, </w:t>
-      </w:r>
-      <w:r>
-        <w:t>Fig.</w:t>
-      </w:r>
-      <w:r>
-        <w:t xml:space="preserve"> </w:t>
-      </w:r>
-      <w:r>
-        <w:t>14</w:t>
-      </w:r>
-      <w:r>
-        <w:t xml:space="preserve"> (HTM), their predictions exhibited exact alignment with ground-truth values across all samples. Visualized results revealed a perfect diagonal distribution in prediction-versus-input matrices, indicating error-free reconstruction where </w:t>
-      </w:r>
-      <w:r>
-        <w:t>every output precisely mirrored its corresponding input. This identical performance across both classifiers highlights their optimal training-phase accuracy under the experimental conditions.</w:t>
+        <w:t>Both the KNN and HTM demonstrated flawless reconstruction performance during training, achieving 100% similarity scores when tested on the 80% training data subset. As shown in Table 7, Fig. 13 (KNN) and Table 8, Fig. 14 (HTM), their predictions exhibited exact alignment with ground-truth values across all samples. Visualized results revealed a perfect diagonal distribution in prediction-versus-input matrices</w:t>
+      </w:r>
+      <w:r>
+        <w:t xml:space="preserve"> (x=y)</w:t>
+      </w:r>
+      <w:r>
+        <w:t>, indicating error-free reconstruction where every output precisely mirrored its corresponding input. This identical performance across both classifiers highlights their optimal training-phase accuracy under the experimental conditions.</w:t>
       </w:r>
     </w:p>
     <w:p>
@@ -16854,6 +17576,7 @@
                 <w:szCs w:val="22"/>
                 <w:lang w:val="en-IN" w:eastAsia="en-IN"/>
               </w:rPr>
+              <w:lastRenderedPageBreak/>
               <w:t>23</w:t>
             </w:r>
           </w:p>
@@ -20433,7 +21156,6 @@
           <w:iCs/>
           <w:lang w:val="en-IN"/>
         </w:rPr>
-        <w:lastRenderedPageBreak/>
         <w:t xml:space="preserve">Table </w:t>
       </w:r>
       <w:r>
@@ -20480,10 +21202,10 @@
           <w:noProof/>
         </w:rPr>
         <w:drawing>
-          <wp:inline distT="0" distB="0" distL="0" distR="0" wp14:anchorId="405037CB" wp14:editId="10232DD8">
+          <wp:inline distT="0" distB="0" distL="0" distR="0" wp14:anchorId="0B733320" wp14:editId="0FE5ED59">
             <wp:extent cx="3114887" cy="2156460"/>
             <wp:effectExtent l="12700" t="12700" r="12700" b="12700"/>
-            <wp:docPr id="1586417504" name="Picture 1586417504"/>
+            <wp:docPr id="75877237" name="Picture 75877237"/>
             <wp:cNvGraphicFramePr>
               <a:graphicFrameLocks xmlns:a="http://schemas.openxmlformats.org/drawingml/2006/main" noChangeAspect="1"/>
             </wp:cNvGraphicFramePr>
@@ -26871,11 +27593,12 @@
         <w:rPr>
           <w:noProof/>
         </w:rPr>
+        <w:lastRenderedPageBreak/>
         <w:drawing>
-          <wp:inline distT="0" distB="0" distL="0" distR="0" wp14:anchorId="203DD74F" wp14:editId="6D95351B">
+          <wp:inline distT="0" distB="0" distL="0" distR="0" wp14:anchorId="222050F2" wp14:editId="5EF8F543">
             <wp:extent cx="3114675" cy="2156313"/>
             <wp:effectExtent l="12700" t="12700" r="12700" b="12700"/>
-            <wp:docPr id="2004957282" name="Picture 2004957282"/>
+            <wp:docPr id="1637311643" name="Picture 1637311643"/>
             <wp:cNvGraphicFramePr>
               <a:graphicFrameLocks xmlns:a="http://schemas.openxmlformats.org/drawingml/2006/main" noChangeAspect="1"/>
             </wp:cNvGraphicFramePr>
@@ -26966,63 +27689,91 @@
           <w:noProof/>
           <w:lang w:val="en-IN"/>
         </w:rPr>
-        <w:t>However just like the previous case, both the classifiers did perfect reconstruction with the train data</w:t>
+        <w:t>J</w:t>
       </w:r>
       <w:r>
         <w:rPr>
           <w:noProof/>
           <w:lang w:val="en-IN"/>
         </w:rPr>
-        <w:t xml:space="preserve"> </w:t>
+        <w:t>ust</w:t>
       </w:r>
       <w:r>
         <w:rPr>
           <w:noProof/>
           <w:lang w:val="en-IN"/>
         </w:rPr>
-        <w:t xml:space="preserve">achiving 100% </w:t>
+        <w:t xml:space="preserve"> like the previous case, both the classifiers did perfect reconstruction with the train data</w:t>
       </w:r>
       <w:r>
         <w:rPr>
           <w:noProof/>
           <w:lang w:val="en-IN"/>
         </w:rPr>
-        <w:t>similarity</w:t>
+        <w:t xml:space="preserve"> </w:t>
       </w:r>
       <w:r>
         <w:rPr>
           <w:noProof/>
           <w:lang w:val="en-IN"/>
         </w:rPr>
-        <w:t xml:space="preserve">, Fig. </w:t>
+        <w:t xml:space="preserve">achiving 100% </w:t>
       </w:r>
       <w:r>
         <w:rPr>
           <w:noProof/>
           <w:lang w:val="en-IN"/>
         </w:rPr>
-        <w:t>15.</w:t>
-      </w:r>
-    </w:p>
-    <w:p>
-      <w:pPr>
-        <w:jc w:val="both"/>
+        <w:t>similarity</w:t>
+      </w:r>
+      <w:r>
         <w:rPr>
           <w:noProof/>
           <w:lang w:val="en-IN"/>
         </w:rPr>
-      </w:pPr>
-    </w:p>
-    <w:p>
+        <w:t>.</w:t>
+      </w:r>
       <w:r>
         <w:rPr>
           <w:noProof/>
+          <w:lang w:val="en-IN"/>
+        </w:rPr>
+        <w:t xml:space="preserve"> Fig. </w:t>
+      </w:r>
+      <w:r>
+        <w:rPr>
+          <w:noProof/>
+          <w:lang w:val="en-IN"/>
+        </w:rPr>
+        <w:t>15</w:t>
+      </w:r>
+      <w:r>
+        <w:rPr>
+          <w:noProof/>
+          <w:lang w:val="en-IN"/>
+        </w:rPr>
+        <w:t xml:space="preserve"> confirms that with red lines matching blue lines.</w:t>
+      </w:r>
+    </w:p>
+    <w:p>
+      <w:pPr>
+        <w:jc w:val="both"/>
+        <w:rPr>
+          <w:noProof/>
+          <w:lang w:val="en-IN"/>
+        </w:rPr>
+      </w:pPr>
+    </w:p>
+    <w:p>
+      <w:r>
+        <w:rPr>
+          <w:noProof/>
         </w:rPr>
         <w:drawing>
-          <wp:inline distT="0" distB="0" distL="0" distR="0" wp14:anchorId="5E28AC8C" wp14:editId="1EA2FB73">
-            <wp:extent cx="3191933" cy="2209800"/>
-            <wp:effectExtent l="12700" t="12700" r="12700" b="12700"/>
-            <wp:docPr id="847059124" name="Picture 847059124"/>
+          <wp:inline distT="0" distB="0" distL="0" distR="0" wp14:anchorId="185189BE" wp14:editId="6445A5DD">
+            <wp:extent cx="3114675" cy="2156314"/>
+            <wp:effectExtent l="19050" t="19050" r="9525" b="15875"/>
+            <wp:docPr id="478751197" name="Picture 478751197"/>
             <wp:cNvGraphicFramePr>
               <a:graphicFrameLocks xmlns:a="http://schemas.openxmlformats.org/drawingml/2006/main" noChangeAspect="1"/>
             </wp:cNvGraphicFramePr>
@@ -27048,7 +27799,7 @@
                   <pic:spPr>
                     <a:xfrm>
                       <a:off x="0" y="0"/>
-                      <a:ext cx="3191933" cy="2209800"/>
+                      <a:ext cx="3119818" cy="2159875"/>
                     </a:xfrm>
                     <a:prstGeom prst="rect">
                       <a:avLst/>
@@ -27090,14 +27841,6 @@
     </w:p>
     <w:p>
       <w:pPr>
-        <w:rPr>
-          <w:i/>
-          <w:iCs/>
-        </w:rPr>
-      </w:pPr>
-    </w:p>
-    <w:p>
-      <w:pPr>
         <w:pStyle w:val="Heading2"/>
         <w:rPr>
           <w:rStyle w:val="Heading2Char"/>
@@ -27136,15 +27879,7 @@
           <w:spacing w:val="-1"/>
           <w:lang w:val="en-IN"/>
         </w:rPr>
-        <w:t xml:space="preserve">HTM’s temporal coherence and SP-driven SDR stability enabled superior generalization. However, its fixed </w:t>
-      </w:r>
-      <w:r>
-        <w:rPr>
-          <w:spacing w:val="-1"/>
-          <w:lang w:val="en-IN"/>
-        </w:rPr>
-        <w:lastRenderedPageBreak/>
-        <w:t xml:space="preserve">parameters (e.g., potential radius) limited performance at extremes, suggesting dynamic adjustments could enhance robustness. KNN, while efficient for narrow ranges, faltered in high-dimensional spaces due to static logic and computational inefficiency. </w:t>
+        <w:t xml:space="preserve">HTM’s temporal coherence and SP-driven SDR stability enabled superior generalization. However, its fixed parameters (e.g., potential radius) limited performance at extremes, suggesting dynamic adjustments could enhance robustness. KNN, while efficient for narrow ranges, faltered in high-dimensional spaces due to static logic and computational inefficiency. </w:t>
       </w:r>
     </w:p>
     <w:p>
@@ -27282,24 +28017,24 @@
           <w:spacing w:val="-1"/>
           <w:lang w:eastAsia="x-none"/>
         </w:rPr>
-        <w:t xml:space="preserve">KNN’s unexpected parity with HTM in lower and mid-range inputs introduces intriguing possibilities for hybrid architectures. While HTM excels in global pattern coherence, KNN’s localized accuracy hints at cascaded frameworks where HTM handles broad recognition and KNN refines specific predictions. Such models could balance biological plausibility with computational efficiency, particularly in edge computing scenarios. Additionally, the stark training-test performance gap across classifiers underscores overfitting risks in SDR-based systems. Regularization techniques, inspired by dropout in neural networks or entropy-based </w:t>
-      </w:r>
-      <w:r>
+        <w:t>KNN’s unexpected parity with HTM in lower and mid-range inputs introduces intriguing possibilities for hybrid architectures. While HTM excels in global pattern coherence, KNN’s localized accuracy hints at cascaded frameworks where HTM handles broad recognition and KNN refines specific predictions. Such models could balance biological plausibility with computational efficiency, particularly in edge computing scenarios. Additionally, the stark training-test performance gap across classifiers underscores overfitting risks in SDR-based systems. Regularization techniques, inspired by dropout in neural networks or entropy-based neighbor pruning, could enhance robustness, ensuring reliability in dynamic environments.</w:t>
+      </w:r>
+    </w:p>
+    <w:p>
+      <w:pPr>
+        <w:jc w:val="both"/>
         <w:rPr>
           <w:spacing w:val="-1"/>
           <w:lang w:eastAsia="x-none"/>
         </w:rPr>
-        <w:t>neighbor pruning, could enhance robustness, ensuring reliability in dynamic environments.</w:t>
-      </w:r>
-    </w:p>
-    <w:p>
-      <w:pPr>
-        <w:jc w:val="both"/>
+      </w:pPr>
+      <w:r>
         <w:rPr>
           <w:spacing w:val="-1"/>
           <w:lang w:eastAsia="x-none"/>
         </w:rPr>
-      </w:pPr>
+        <w:t>Finally, the study underscores HTM’s potential as a bridge between bio-inspired computation and practical machine learning. By addressing adaptive parameterization, noise resilience, and encoder versatility, HTM networks could transcend controlled experiments, advancing applications from adaptive robotics to predictive maintenance. These pathways not only refine HTM’s theoretical framework but also expand its utility in an era increasingly reliant on adaptive, energy-efficient AI systems.</w:t>
+      </w:r>
     </w:p>
     <w:p>
       <w:pPr>
@@ -27309,22 +28044,77 @@
           <w:lang w:eastAsia="x-none"/>
         </w:rPr>
       </w:pPr>
-      <w:r>
+    </w:p>
+    <w:p>
+      <w:pPr>
+        <w:pStyle w:val="Heading1"/>
+        <w:rPr>
+          <w:b/>
+          <w:bCs/>
+        </w:rPr>
+      </w:pPr>
+      <w:r>
+        <w:rPr>
+          <w:b/>
+          <w:bCs/>
+        </w:rPr>
+        <w:t>Conclusion</w:t>
+      </w:r>
+    </w:p>
+    <w:p>
+      <w:pPr>
+        <w:jc w:val="both"/>
         <w:rPr>
           <w:spacing w:val="-1"/>
           <w:lang w:eastAsia="x-none"/>
         </w:rPr>
-        <w:t>Finally, the study underscores HTM’s potential as a bridge between bio-inspired computation and practical machine learning. By addressing adaptive parameterization, noise resilience, and encoder versatility, HTM networks could transcend controlled experiments, advancing applications from adaptive robotics to predictive maintenance. These pathways not only refine HTM’s theoretical framework but also expand its utility in an era increasingly reliant on adaptive, energy-efficient AI systems.</w:t>
-      </w:r>
-    </w:p>
-    <w:p>
-      <w:pPr>
+      </w:pPr>
+    </w:p>
+    <w:p>
+      <w:pPr>
+        <w:spacing w:after="160"/>
         <w:jc w:val="both"/>
-        <w:rPr>
-          <w:spacing w:val="-1"/>
-          <w:lang w:eastAsia="x-none"/>
-        </w:rPr>
-      </w:pPr>
+      </w:pPr>
+      <w:r>
+        <w:t xml:space="preserve">This study explored the potential of Hierarchical Temporal Memory (HTM) and K-Nearest Neighbors (KNN) classifiers in reconstructing input values from Sparse Distributed </w:t>
+      </w:r>
+      <w:r>
+        <w:lastRenderedPageBreak/>
+        <w:t>Representations (SDRs). The results indicate that HTM Classifier consistently outperforms KNN Classifier in terms of accuracy, computational efficiency, and generalization ability. By leveraging biologically inspired learning mechanisms, HTM Classifier demonstrated a percentage similarity much better than KNN Classifier, confirming HTM’s superior capability in reconstructing input patterns.</w:t>
+      </w:r>
+    </w:p>
+    <w:p>
+      <w:pPr>
+        <w:spacing w:after="160"/>
+        <w:jc w:val="both"/>
+      </w:pPr>
+      <w:r>
+        <w:t>A key factor contributing to HTM Classifier’s performance is its ability to learn and generalize from SDR patterns, reducing computational complexity during inference. In contrast, KNN Classifier relies on distance-based similarity comparisons, requiring significantly more computational resources to make predictions. The Spatial Pooler also plays a crucial role in ensuring the quality of SDR representations, as strong synaptic connections lead to better pattern retention and improved reconstruction accuracy.</w:t>
+      </w:r>
+    </w:p>
+    <w:p>
+      <w:pPr>
+        <w:spacing w:after="160"/>
+        <w:jc w:val="both"/>
+      </w:pPr>
+      <w:r>
+        <w:t xml:space="preserve">Beyond performance evaluation, this research highlights HTM Classifier’s robustness in handling unseen data, making it highly suitable for applications such as pattern recognition, anomaly detection, and predictive modeling. The ability of HTM to efficiently process and reconstruct sparse representations makes it an ideal candidate for future advancements in </w:t>
+      </w:r>
+      <w:r>
+        <w:t>ML</w:t>
+      </w:r>
+      <w:r>
+        <w:t>-driven systems, data compression, and neuroscience-inspired computing.</w:t>
+      </w:r>
+    </w:p>
+    <w:p>
+      <w:pPr>
+        <w:spacing w:after="160"/>
+        <w:jc w:val="both"/>
+      </w:pPr>
+      <w:r>
+        <w:t>The findings of this study contribute to the growing field of SDR-based classification and neural encoding, providing valuable insights into how bio-inspired models can enhance machine learning applications. These results set the foundation for further research, including hybrid approaches, spatial pooler optimization, and complex input reconstruction for real-world applications in healthcare, finance, and industrial automation.</w:t>
+      </w:r>
     </w:p>
     <w:p>
       <w:pPr>
@@ -27339,76 +28129,6 @@
           <w:b/>
           <w:bCs/>
         </w:rPr>
-        <w:t>Conclusion</w:t>
-      </w:r>
-    </w:p>
-    <w:p>
-      <w:pPr>
-        <w:jc w:val="both"/>
-        <w:rPr>
-          <w:spacing w:val="-1"/>
-          <w:lang w:eastAsia="x-none"/>
-        </w:rPr>
-      </w:pPr>
-    </w:p>
-    <w:p>
-      <w:pPr>
-        <w:spacing w:after="160"/>
-        <w:jc w:val="both"/>
-      </w:pPr>
-      <w:r>
-        <w:t>This study explored the potential of Hierarchical Temporal Memory (HTM) and K-Nearest Neighbors (KNN) classifiers in reconstructing input values from Sparse Distributed Representations (SDRs). The results indicate that HTM Classifier consistently outperforms KNN Classifier in terms of accuracy, computational efficiency, and generalization ability. By leveraging biologically inspired learning mechanisms, HTM Classifier demonstrated a percentage similarity much better than KNN Classifier, confirming HTM’s superior capability in reconstructing input patterns.</w:t>
-      </w:r>
-    </w:p>
-    <w:p>
-      <w:pPr>
-        <w:spacing w:after="160"/>
-        <w:jc w:val="both"/>
-      </w:pPr>
-      <w:r>
-        <w:t>A key factor contributing to HTM Classifier’s performance is its ability to learn and generalize from SDR patterns, reducing computational complexity during inference. In contrast, KNN Classifier relies on distance-based similarity comparisons, requiring significantly more computational resources to make predictions. The Spatial Pooler also plays a crucial role in ensuring the quality of SDR representations, as strong synaptic connections lead to better pattern retention and improved reconstruction accuracy.</w:t>
-      </w:r>
-    </w:p>
-    <w:p>
-      <w:pPr>
-        <w:spacing w:after="160"/>
-        <w:jc w:val="both"/>
-      </w:pPr>
-      <w:r>
-        <w:t>Beyond performance evaluation, this research highlights HTM Classifier’s robustness in handling unseen data, making it highly suitable for applications such as pattern recognition, anomaly detection, and predictive modeling. The ability of HTM to efficiently process and reconstruct sparse representations makes it an ideal candidate for future advancements in AI-driven systems, data compression, and neuroscience-inspired computing.</w:t>
-      </w:r>
-    </w:p>
-    <w:p>
-      <w:pPr>
-        <w:spacing w:after="160"/>
-        <w:jc w:val="both"/>
-      </w:pPr>
-      <w:r>
-        <w:t>The findings of this study contribute to the growing field of SDR-based classification and neural encoding, providing valuable insights into how bio-inspired models can enhance machine learning applications. These results set the foundation for further research, including hybrid approaches, spatial pooler optimization, and complex input reconstruction for real-world applications in healthcare, finance, and industrial automation.</w:t>
-      </w:r>
-    </w:p>
-    <w:p>
-      <w:pPr>
-        <w:jc w:val="left"/>
-      </w:pPr>
-      <w:r>
-        <w:br w:type="page"/>
-      </w:r>
-    </w:p>
-    <w:p>
-      <w:pPr>
-        <w:pStyle w:val="Heading1"/>
-        <w:rPr>
-          <w:b/>
-          <w:bCs/>
-        </w:rPr>
-      </w:pPr>
-      <w:r>
-        <w:rPr>
-          <w:b/>
-          <w:bCs/>
-        </w:rPr>
-        <w:lastRenderedPageBreak/>
         <w:t>References</w:t>
       </w:r>
     </w:p>
@@ -27437,7 +28157,7 @@
           <w:lang w:val="en-IN"/>
         </w:rPr>
       </w:pPr>
-      <w:bookmarkStart w:id="2" w:name="Reference1"/>
+      <w:bookmarkStart w:id="3" w:name="Reference1"/>
       <w:r>
         <w:rPr>
           <w:rFonts w:ascii="Times New Roman" w:eastAsia="Times New Roman" w:hAnsi="Times New Roman"/>
@@ -27479,7 +28199,7 @@
           <w:t>10.3389/fncir.2016.00023</w:t>
         </w:r>
       </w:hyperlink>
-      <w:bookmarkEnd w:id="2"/>
+      <w:bookmarkEnd w:id="3"/>
     </w:p>
     <w:p>
       <w:pPr>
@@ -27508,7 +28228,7 @@
           <w:szCs w:val="20"/>
         </w:rPr>
       </w:pPr>
-      <w:bookmarkStart w:id="3" w:name="Reference2"/>
+      <w:bookmarkStart w:id="4" w:name="Reference2"/>
       <w:r>
         <w:rPr>
           <w:rFonts w:ascii="Times New Roman" w:eastAsia="Times New Roman" w:hAnsi="Times New Roman"/>
@@ -27563,7 +28283,7 @@
           <w:t>https://www.numenta.com/assets/pdf/whitepapers/hierarchical-temporal-memory-cortical-learning-algorithm-0.2.1-en.pdf</w:t>
         </w:r>
       </w:hyperlink>
-      <w:bookmarkEnd w:id="3"/>
+      <w:bookmarkEnd w:id="4"/>
     </w:p>
     <w:p>
       <w:pPr>
@@ -27591,7 +28311,7 @@
           <w:lang w:val="en-IN"/>
         </w:rPr>
       </w:pPr>
-      <w:bookmarkStart w:id="4" w:name="Reference3"/>
+      <w:bookmarkStart w:id="5" w:name="Reference3"/>
       <w:r>
         <w:rPr>
           <w:rFonts w:ascii="Times New Roman" w:eastAsia="Times New Roman" w:hAnsi="Times New Roman"/>
@@ -27650,7 +28370,7 @@
         </w:rPr>
         <w:t xml:space="preserve"> </w:t>
       </w:r>
-      <w:bookmarkEnd w:id="4"/>
+      <w:bookmarkEnd w:id="5"/>
       <w:r>
         <w:rPr>
           <w:rFonts w:ascii="Times New Roman" w:eastAsia="Times New Roman" w:hAnsi="Times New Roman"/>
@@ -27700,7 +28420,7 @@
           <w:lang w:val="en-IN"/>
         </w:rPr>
       </w:pPr>
-      <w:bookmarkStart w:id="5" w:name="Reference4"/>
+      <w:bookmarkStart w:id="6" w:name="Reference4"/>
       <w:r>
         <w:rPr>
           <w:rFonts w:ascii="Times New Roman" w:eastAsia="Times New Roman" w:hAnsi="Times New Roman"/>
@@ -27719,7 +28439,18 @@
           <w:szCs w:val="20"/>
           <w:lang w:val="en-IN"/>
         </w:rPr>
-        <w:t>Frontiers in Computational Neuroscience</w:t>
+        <w:t xml:space="preserve">Frontiers in </w:t>
+      </w:r>
+      <w:r>
+        <w:rPr>
+          <w:rFonts w:ascii="Times New Roman" w:eastAsia="Times New Roman" w:hAnsi="Times New Roman"/>
+          <w:i/>
+          <w:iCs/>
+          <w:sz w:val="20"/>
+          <w:szCs w:val="20"/>
+          <w:lang w:val="en-IN"/>
+        </w:rPr>
+        <w:t>Computational Neuroscience</w:t>
       </w:r>
       <w:r>
         <w:rPr>
@@ -27743,7 +28474,7 @@
         </w:r>
       </w:hyperlink>
     </w:p>
-    <w:bookmarkEnd w:id="5"/>
+    <w:bookmarkEnd w:id="6"/>
     <w:p>
       <w:pPr>
         <w:pStyle w:val="ListParagraph"/>
@@ -27771,7 +28502,7 @@
           <w:lang w:val="en-IN"/>
         </w:rPr>
       </w:pPr>
-      <w:bookmarkStart w:id="6" w:name="Reference5"/>
+      <w:bookmarkStart w:id="7" w:name="Reference5"/>
       <w:r>
         <w:rPr>
           <w:rFonts w:ascii="Times New Roman" w:eastAsia="Times New Roman" w:hAnsi="Times New Roman"/>
@@ -27858,7 +28589,7 @@
         </w:r>
       </w:hyperlink>
     </w:p>
-    <w:bookmarkEnd w:id="6"/>
+    <w:bookmarkEnd w:id="7"/>
     <w:p>
       <w:pPr>
         <w:pStyle w:val="ListParagraph"/>
@@ -29620,7 +30351,6 @@
     <w:tmpl w:val="FFFFFFFF"/>
     <w:lvl w:ilvl="0">
       <w:numFmt w:val="none"/>
-      <w:pStyle w:val="Heading3"/>
       <w:lvlText w:val=""/>
       <w:lvlJc w:val="left"/>
       <w:pPr>

--- a/source/Team_Untitled_Files/Documentation/ML24-25_02_Investigate_Input_Reconstruction_by_using_Classifiers_Team_Untitled-Paper.docx
+++ b/source/Team_Untitled_Files/Documentation/ML24-25_02_Investigate_Input_Reconstruction_by_using_Classifiers_Team_Untitled-Paper.docx
@@ -2001,13 +2001,61 @@
         <w:rPr>
           <w:rFonts w:cstheme="minorBidi"/>
         </w:rPr>
-        <w:t xml:space="preserve"> dataset to ensure an unbiased distribution of data. The shuffled dataset is then split into two subsets: 80% for training and 20% for </w:t>
+        <w:t xml:space="preserve"> dataset</w:t>
       </w:r>
       <w:r>
         <w:rPr>
           <w:rFonts w:cstheme="minorBidi"/>
         </w:rPr>
-        <w:t>testing.</w:t>
+        <w:t xml:space="preserve"> (as shown in </w:t>
+      </w:r>
+      <w:r>
+        <w:rPr>
+          <w:rFonts w:cstheme="minorBidi"/>
+        </w:rPr>
+        <w:t>T</w:t>
+      </w:r>
+      <w:r>
+        <w:rPr>
+          <w:rFonts w:cstheme="minorBidi"/>
+        </w:rPr>
+        <w:t>able</w:t>
+      </w:r>
+      <w:r>
+        <w:rPr>
+          <w:rFonts w:cstheme="minorBidi"/>
+        </w:rPr>
+        <w:t xml:space="preserve"> </w:t>
+      </w:r>
+      <w:r>
+        <w:rPr>
+          <w:rFonts w:cstheme="minorBidi"/>
+        </w:rPr>
+        <w:t>1)</w:t>
+      </w:r>
+      <w:r>
+        <w:rPr>
+          <w:rFonts w:cstheme="minorBidi"/>
+        </w:rPr>
+        <w:t xml:space="preserve"> to ensure an unbiased distribution of data. The shuffled dataset is then split into two subsets: 80% for training and 20% for </w:t>
+      </w:r>
+      <w:r>
+        <w:rPr>
+          <w:rFonts w:cstheme="minorBidi"/>
+        </w:rPr>
+        <w:t>testing</w:t>
+      </w:r>
+      <w:r>
+        <w:rPr>
+          <w:rFonts w:cstheme="minorBidi"/>
+        </w:rPr>
+        <w:t xml:space="preserve"> as shown in Table 1</w:t>
+      </w:r>
+      <w:r>
+        <w:rPr>
+          <w:rFonts w:cstheme="minorBidi"/>
+        </w:rPr>
+        <w:t>.</w:t>
       </w:r>
     </w:p>
     <w:p>
@@ -2206,6 +2254,484 @@
       <w:pPr>
         <w:pStyle w:val="NoSpacing"/>
         <w:jc w:val="both"/>
+        <w:rPr>
+          <w:rFonts w:eastAsia="Times New Roman"/>
+        </w:rPr>
+      </w:pPr>
+    </w:p>
+    <w:tbl>
+      <w:tblPr>
+        <w:tblW w:w="4860" w:type="dxa"/>
+        <w:jc w:val="center"/>
+        <w:tblLayout w:type="fixed"/>
+        <w:tblLook w:val="06A0" w:firstRow="1" w:lastRow="0" w:firstColumn="1" w:lastColumn="0" w:noHBand="1" w:noVBand="1"/>
+      </w:tblPr>
+      <w:tblGrid>
+        <w:gridCol w:w="1308"/>
+        <w:gridCol w:w="1697"/>
+        <w:gridCol w:w="1855"/>
+      </w:tblGrid>
+      <w:tr>
+        <w:trPr>
+          <w:trHeight w:val="315"/>
+          <w:jc w:val="center"/>
+        </w:trPr>
+        <w:tc>
+          <w:tcPr>
+            <w:tcW w:w="1308" w:type="dxa"/>
+            <w:tcBorders>
+              <w:top w:val="single" w:sz="4" w:space="0" w:color="8EA9DB"/>
+              <w:left w:val="single" w:sz="4" w:space="0" w:color="000000" w:themeColor="text1"/>
+              <w:bottom w:val="single" w:sz="4" w:space="0" w:color="000000" w:themeColor="text1"/>
+              <w:right w:val="single" w:sz="4" w:space="0" w:color="000000" w:themeColor="text1"/>
+            </w:tcBorders>
+            <w:shd w:val="clear" w:color="auto" w:fill="4472C4" w:themeFill="accent1"/>
+            <w:tcMar>
+              <w:top w:w="15" w:type="dxa"/>
+              <w:left w:w="15" w:type="dxa"/>
+              <w:right w:w="15" w:type="dxa"/>
+            </w:tcMar>
+            <w:vAlign w:val="center"/>
+          </w:tcPr>
+          <w:p>
+            <w:r>
+              <w:rPr>
+                <w:rFonts w:ascii="Calibri" w:eastAsia="Calibri" w:hAnsi="Calibri" w:cs="Calibri"/>
+                <w:b/>
+                <w:bCs/>
+                <w:color w:val="FFFFFF" w:themeColor="background1"/>
+                <w:sz w:val="22"/>
+                <w:szCs w:val="22"/>
+              </w:rPr>
+              <w:t>Data</w:t>
+            </w:r>
+          </w:p>
+        </w:tc>
+        <w:tc>
+          <w:tcPr>
+            <w:tcW w:w="1697" w:type="dxa"/>
+            <w:tcBorders>
+              <w:top w:val="single" w:sz="4" w:space="0" w:color="8EA9DB"/>
+              <w:left w:val="single" w:sz="4" w:space="0" w:color="000000" w:themeColor="text1"/>
+              <w:bottom w:val="single" w:sz="4" w:space="0" w:color="000000" w:themeColor="text1"/>
+              <w:right w:val="single" w:sz="4" w:space="0" w:color="000000" w:themeColor="text1"/>
+            </w:tcBorders>
+            <w:shd w:val="clear" w:color="auto" w:fill="4472C4" w:themeFill="accent1"/>
+            <w:tcMar>
+              <w:top w:w="15" w:type="dxa"/>
+              <w:left w:w="15" w:type="dxa"/>
+              <w:right w:w="15" w:type="dxa"/>
+            </w:tcMar>
+            <w:vAlign w:val="center"/>
+          </w:tcPr>
+          <w:p>
+            <w:r>
+              <w:rPr>
+                <w:rFonts w:ascii="Calibri" w:eastAsia="Calibri" w:hAnsi="Calibri" w:cs="Calibri"/>
+                <w:b/>
+                <w:bCs/>
+                <w:color w:val="FFFFFF" w:themeColor="background1"/>
+                <w:sz w:val="22"/>
+                <w:szCs w:val="22"/>
+              </w:rPr>
+              <w:t xml:space="preserve">Case 1 </w:t>
+            </w:r>
+          </w:p>
+        </w:tc>
+        <w:tc>
+          <w:tcPr>
+            <w:tcW w:w="1855" w:type="dxa"/>
+            <w:tcBorders>
+              <w:top w:val="single" w:sz="4" w:space="0" w:color="8EA9DB"/>
+              <w:left w:val="single" w:sz="4" w:space="0" w:color="000000" w:themeColor="text1"/>
+              <w:bottom w:val="single" w:sz="4" w:space="0" w:color="000000" w:themeColor="text1"/>
+              <w:right w:val="single" w:sz="4" w:space="0" w:color="000000" w:themeColor="text1"/>
+            </w:tcBorders>
+            <w:shd w:val="clear" w:color="auto" w:fill="4472C4" w:themeFill="accent1"/>
+            <w:tcMar>
+              <w:top w:w="15" w:type="dxa"/>
+              <w:left w:w="15" w:type="dxa"/>
+              <w:right w:w="15" w:type="dxa"/>
+            </w:tcMar>
+            <w:vAlign w:val="center"/>
+          </w:tcPr>
+          <w:p>
+            <w:r>
+              <w:rPr>
+                <w:rFonts w:ascii="Calibri" w:eastAsia="Calibri" w:hAnsi="Calibri" w:cs="Calibri"/>
+                <w:b/>
+                <w:bCs/>
+                <w:color w:val="FFFFFF" w:themeColor="background1"/>
+                <w:sz w:val="22"/>
+                <w:szCs w:val="22"/>
+              </w:rPr>
+              <w:t xml:space="preserve">Case 2  </w:t>
+            </w:r>
+          </w:p>
+        </w:tc>
+      </w:tr>
+      <w:tr>
+        <w:trPr>
+          <w:trHeight w:val="315"/>
+          <w:jc w:val="center"/>
+        </w:trPr>
+        <w:tc>
+          <w:tcPr>
+            <w:tcW w:w="1308" w:type="dxa"/>
+            <w:tcBorders>
+              <w:top w:val="single" w:sz="4" w:space="0" w:color="000000" w:themeColor="text1"/>
+              <w:left w:val="single" w:sz="4" w:space="0" w:color="000000" w:themeColor="text1"/>
+              <w:bottom w:val="single" w:sz="4" w:space="0" w:color="000000" w:themeColor="text1"/>
+              <w:right w:val="single" w:sz="4" w:space="0" w:color="000000" w:themeColor="text1"/>
+            </w:tcBorders>
+            <w:shd w:val="clear" w:color="auto" w:fill="D9E1F2"/>
+            <w:tcMar>
+              <w:top w:w="15" w:type="dxa"/>
+              <w:left w:w="15" w:type="dxa"/>
+              <w:right w:w="15" w:type="dxa"/>
+            </w:tcMar>
+            <w:vAlign w:val="center"/>
+          </w:tcPr>
+          <w:p>
+            <w:pPr>
+              <w:pStyle w:val="NoSpacing"/>
+            </w:pPr>
+            <w:r>
+              <w:rPr>
+                <w:rFonts w:ascii="Calibri" w:eastAsia="Calibri" w:hAnsi="Calibri" w:cs="Calibri"/>
+                <w:color w:val="000000" w:themeColor="text1"/>
+                <w:sz w:val="22"/>
+                <w:szCs w:val="22"/>
+              </w:rPr>
+              <w:t xml:space="preserve">Input set </w:t>
+            </w:r>
+          </w:p>
+        </w:tc>
+        <w:tc>
+          <w:tcPr>
+            <w:tcW w:w="1697" w:type="dxa"/>
+            <w:tcBorders>
+              <w:top w:val="single" w:sz="4" w:space="0" w:color="000000" w:themeColor="text1"/>
+              <w:left w:val="single" w:sz="4" w:space="0" w:color="000000" w:themeColor="text1"/>
+              <w:bottom w:val="single" w:sz="4" w:space="0" w:color="000000" w:themeColor="text1"/>
+              <w:right w:val="single" w:sz="4" w:space="0" w:color="000000" w:themeColor="text1"/>
+            </w:tcBorders>
+            <w:shd w:val="clear" w:color="auto" w:fill="D9E1F2"/>
+            <w:tcMar>
+              <w:top w:w="15" w:type="dxa"/>
+              <w:left w:w="15" w:type="dxa"/>
+              <w:right w:w="15" w:type="dxa"/>
+            </w:tcMar>
+            <w:vAlign w:val="center"/>
+          </w:tcPr>
+          <w:p>
+            <w:r>
+              <w:rPr>
+                <w:rFonts w:ascii="Calibri" w:eastAsia="Calibri" w:hAnsi="Calibri" w:cs="Calibri"/>
+                <w:color w:val="000000" w:themeColor="text1"/>
+                <w:sz w:val="22"/>
+                <w:szCs w:val="22"/>
+              </w:rPr>
+              <w:t xml:space="preserve">1 - 20 </w:t>
+            </w:r>
+          </w:p>
+        </w:tc>
+        <w:tc>
+          <w:tcPr>
+            <w:tcW w:w="1855" w:type="dxa"/>
+            <w:tcBorders>
+              <w:top w:val="single" w:sz="4" w:space="0" w:color="000000" w:themeColor="text1"/>
+              <w:left w:val="single" w:sz="4" w:space="0" w:color="000000" w:themeColor="text1"/>
+              <w:bottom w:val="single" w:sz="4" w:space="0" w:color="000000" w:themeColor="text1"/>
+              <w:right w:val="single" w:sz="4" w:space="0" w:color="000000" w:themeColor="text1"/>
+            </w:tcBorders>
+            <w:shd w:val="clear" w:color="auto" w:fill="D9E1F2"/>
+            <w:tcMar>
+              <w:top w:w="15" w:type="dxa"/>
+              <w:left w:w="15" w:type="dxa"/>
+              <w:right w:w="15" w:type="dxa"/>
+            </w:tcMar>
+            <w:vAlign w:val="center"/>
+          </w:tcPr>
+          <w:p>
+            <w:r>
+              <w:rPr>
+                <w:rFonts w:ascii="Calibri" w:eastAsia="Calibri" w:hAnsi="Calibri" w:cs="Calibri"/>
+                <w:color w:val="000000" w:themeColor="text1"/>
+                <w:sz w:val="22"/>
+                <w:szCs w:val="22"/>
+              </w:rPr>
+              <w:t xml:space="preserve">1 - 50  </w:t>
+            </w:r>
+          </w:p>
+        </w:tc>
+      </w:tr>
+      <w:tr>
+        <w:trPr>
+          <w:trHeight w:val="645"/>
+          <w:jc w:val="center"/>
+        </w:trPr>
+        <w:tc>
+          <w:tcPr>
+            <w:tcW w:w="1308" w:type="dxa"/>
+            <w:tcBorders>
+              <w:top w:val="single" w:sz="4" w:space="0" w:color="000000" w:themeColor="text1"/>
+              <w:left w:val="single" w:sz="4" w:space="0" w:color="000000" w:themeColor="text1"/>
+              <w:bottom w:val="single" w:sz="4" w:space="0" w:color="000000" w:themeColor="text1"/>
+              <w:right w:val="single" w:sz="4" w:space="0" w:color="000000" w:themeColor="text1"/>
+            </w:tcBorders>
+            <w:tcMar>
+              <w:top w:w="15" w:type="dxa"/>
+              <w:left w:w="15" w:type="dxa"/>
+              <w:right w:w="15" w:type="dxa"/>
+            </w:tcMar>
+            <w:vAlign w:val="center"/>
+          </w:tcPr>
+          <w:p>
+            <w:pPr>
+              <w:pStyle w:val="NoSpacing"/>
+            </w:pPr>
+            <w:r>
+              <w:rPr>
+                <w:rFonts w:ascii="Calibri" w:eastAsia="Calibri" w:hAnsi="Calibri" w:cs="Calibri"/>
+                <w:color w:val="000000" w:themeColor="text1"/>
+                <w:sz w:val="22"/>
+                <w:szCs w:val="22"/>
+              </w:rPr>
+              <w:t xml:space="preserve">Training set (80%) </w:t>
+            </w:r>
+          </w:p>
+        </w:tc>
+        <w:tc>
+          <w:tcPr>
+            <w:tcW w:w="1697" w:type="dxa"/>
+            <w:tcBorders>
+              <w:top w:val="single" w:sz="4" w:space="0" w:color="000000" w:themeColor="text1"/>
+              <w:left w:val="single" w:sz="4" w:space="0" w:color="000000" w:themeColor="text1"/>
+              <w:bottom w:val="single" w:sz="4" w:space="0" w:color="000000" w:themeColor="text1"/>
+              <w:right w:val="single" w:sz="4" w:space="0" w:color="000000" w:themeColor="text1"/>
+            </w:tcBorders>
+            <w:tcMar>
+              <w:top w:w="15" w:type="dxa"/>
+              <w:left w:w="15" w:type="dxa"/>
+              <w:right w:w="15" w:type="dxa"/>
+            </w:tcMar>
+            <w:vAlign w:val="center"/>
+          </w:tcPr>
+          <w:p>
+            <w:r>
+              <w:rPr>
+                <w:rFonts w:ascii="Calibri" w:eastAsia="Calibri" w:hAnsi="Calibri" w:cs="Calibri"/>
+                <w:color w:val="000000" w:themeColor="text1"/>
+                <w:sz w:val="22"/>
+                <w:szCs w:val="22"/>
+              </w:rPr>
+              <w:t xml:space="preserve">1,3,13,17 </w:t>
+            </w:r>
+          </w:p>
+        </w:tc>
+        <w:tc>
+          <w:tcPr>
+            <w:tcW w:w="1855" w:type="dxa"/>
+            <w:tcBorders>
+              <w:top w:val="single" w:sz="4" w:space="0" w:color="000000" w:themeColor="text1"/>
+              <w:left w:val="single" w:sz="4" w:space="0" w:color="000000" w:themeColor="text1"/>
+              <w:bottom w:val="single" w:sz="4" w:space="0" w:color="000000" w:themeColor="text1"/>
+              <w:right w:val="single" w:sz="4" w:space="0" w:color="000000" w:themeColor="text1"/>
+            </w:tcBorders>
+            <w:tcMar>
+              <w:top w:w="15" w:type="dxa"/>
+              <w:left w:w="15" w:type="dxa"/>
+              <w:right w:w="15" w:type="dxa"/>
+            </w:tcMar>
+            <w:vAlign w:val="center"/>
+          </w:tcPr>
+          <w:p>
+            <w:r>
+              <w:rPr>
+                <w:rFonts w:ascii="Calibri" w:eastAsia="Calibri" w:hAnsi="Calibri" w:cs="Calibri"/>
+                <w:color w:val="000000" w:themeColor="text1"/>
+                <w:sz w:val="22"/>
+                <w:szCs w:val="22"/>
+              </w:rPr>
+              <w:t xml:space="preserve">1, 10, 17, 19, 20, 21, 27, 35, 38, 43  </w:t>
+            </w:r>
+          </w:p>
+        </w:tc>
+      </w:tr>
+      <w:tr>
+        <w:trPr>
+          <w:trHeight w:val="2235"/>
+          <w:jc w:val="center"/>
+        </w:trPr>
+        <w:tc>
+          <w:tcPr>
+            <w:tcW w:w="1308" w:type="dxa"/>
+            <w:tcBorders>
+              <w:top w:val="single" w:sz="4" w:space="0" w:color="000000" w:themeColor="text1"/>
+              <w:left w:val="single" w:sz="4" w:space="0" w:color="000000" w:themeColor="text1"/>
+              <w:bottom w:val="single" w:sz="4" w:space="0" w:color="000000" w:themeColor="text1"/>
+              <w:right w:val="single" w:sz="4" w:space="0" w:color="000000" w:themeColor="text1"/>
+            </w:tcBorders>
+            <w:shd w:val="clear" w:color="auto" w:fill="D9E1F2"/>
+            <w:tcMar>
+              <w:top w:w="15" w:type="dxa"/>
+              <w:left w:w="15" w:type="dxa"/>
+              <w:right w:w="15" w:type="dxa"/>
+            </w:tcMar>
+            <w:vAlign w:val="center"/>
+          </w:tcPr>
+          <w:p>
+            <w:pPr>
+              <w:pStyle w:val="NoSpacing"/>
+            </w:pPr>
+            <w:r>
+              <w:rPr>
+                <w:rFonts w:ascii="Calibri" w:eastAsia="Calibri" w:hAnsi="Calibri" w:cs="Calibri"/>
+                <w:color w:val="000000" w:themeColor="text1"/>
+                <w:sz w:val="22"/>
+                <w:szCs w:val="22"/>
+              </w:rPr>
+              <w:t>Testing set (20%)</w:t>
+            </w:r>
+          </w:p>
+        </w:tc>
+        <w:tc>
+          <w:tcPr>
+            <w:tcW w:w="1697" w:type="dxa"/>
+            <w:tcBorders>
+              <w:top w:val="single" w:sz="4" w:space="0" w:color="000000" w:themeColor="text1"/>
+              <w:left w:val="single" w:sz="4" w:space="0" w:color="000000" w:themeColor="text1"/>
+              <w:bottom w:val="single" w:sz="4" w:space="0" w:color="000000" w:themeColor="text1"/>
+              <w:right w:val="single" w:sz="4" w:space="0" w:color="000000" w:themeColor="text1"/>
+            </w:tcBorders>
+            <w:shd w:val="clear" w:color="auto" w:fill="D9E1F2"/>
+            <w:tcMar>
+              <w:top w:w="15" w:type="dxa"/>
+              <w:left w:w="15" w:type="dxa"/>
+              <w:right w:w="15" w:type="dxa"/>
+            </w:tcMar>
+            <w:vAlign w:val="center"/>
+          </w:tcPr>
+          <w:p>
+            <w:r>
+              <w:rPr>
+                <w:rFonts w:ascii="Calibri" w:eastAsia="Calibri" w:hAnsi="Calibri" w:cs="Calibri"/>
+                <w:color w:val="000000" w:themeColor="text1"/>
+                <w:sz w:val="22"/>
+                <w:szCs w:val="22"/>
+              </w:rPr>
+              <w:t xml:space="preserve">2, 4, 5, 6, 7, 8, 9, 10, 11, 12, 14, 15, 16, 18, 19, 20 </w:t>
+            </w:r>
+          </w:p>
+        </w:tc>
+        <w:tc>
+          <w:tcPr>
+            <w:tcW w:w="1855" w:type="dxa"/>
+            <w:tcBorders>
+              <w:top w:val="single" w:sz="4" w:space="0" w:color="000000" w:themeColor="text1"/>
+              <w:left w:val="single" w:sz="4" w:space="0" w:color="000000" w:themeColor="text1"/>
+              <w:bottom w:val="single" w:sz="4" w:space="0" w:color="000000" w:themeColor="text1"/>
+              <w:right w:val="single" w:sz="4" w:space="0" w:color="000000" w:themeColor="text1"/>
+            </w:tcBorders>
+            <w:shd w:val="clear" w:color="auto" w:fill="D9E1F2"/>
+            <w:tcMar>
+              <w:top w:w="15" w:type="dxa"/>
+              <w:left w:w="15" w:type="dxa"/>
+              <w:right w:w="15" w:type="dxa"/>
+            </w:tcMar>
+            <w:vAlign w:val="center"/>
+          </w:tcPr>
+          <w:p>
+            <w:r>
+              <w:rPr>
+                <w:rFonts w:ascii="Calibri" w:eastAsia="Calibri" w:hAnsi="Calibri" w:cs="Calibri"/>
+                <w:color w:val="000000" w:themeColor="text1"/>
+                <w:sz w:val="22"/>
+                <w:szCs w:val="22"/>
+              </w:rPr>
+              <w:t>2, 3, 4, 5, 6, 7, 8, 9, 11, 12, 13, 14, 15, 16, 18, 22, 23, 24, 25, 26, 28, 29, 30, 31, 32, 33, 34, 36, 37, 39, 40, 41, 42, 44, 45, 46, 47, 48, 49, 50</w:t>
+            </w:r>
+          </w:p>
+        </w:tc>
+      </w:tr>
+    </w:tbl>
+    <w:p>
+      <w:pPr>
+        <w:pStyle w:val="NoSpacing"/>
+        <w:jc w:val="both"/>
+        <w:rPr>
+          <w:rFonts w:eastAsia="Times New Roman"/>
+        </w:rPr>
+      </w:pPr>
+      <w:r>
+        <w:rPr>
+          <w:i/>
+          <w:iCs/>
+          <w:noProof/>
+          <w:lang w:val="en-IN"/>
+        </w:rPr>
+        <w:t>Table 1</w:t>
+      </w:r>
+      <w:r>
+        <w:rPr>
+          <w:i/>
+          <w:iCs/>
+          <w:noProof/>
+          <w:lang w:val="en-IN"/>
+        </w:rPr>
+        <w:t>:</w:t>
+      </w:r>
+      <w:r>
+        <w:rPr>
+          <w:i/>
+          <w:iCs/>
+          <w:noProof/>
+          <w:lang w:val="en-IN"/>
+        </w:rPr>
+        <w:t xml:space="preserve"> </w:t>
+      </w:r>
+      <w:r>
+        <w:rPr>
+          <w:i/>
+          <w:iCs/>
+          <w:noProof/>
+          <w:lang w:val="en-IN"/>
+        </w:rPr>
+        <w:t xml:space="preserve">Randomly Shuffled </w:t>
+      </w:r>
+      <w:r>
+        <w:rPr>
+          <w:i/>
+          <w:iCs/>
+          <w:noProof/>
+          <w:lang w:val="en-IN"/>
+        </w:rPr>
+        <w:t xml:space="preserve">Inputs </w:t>
+      </w:r>
+      <w:r>
+        <w:rPr>
+          <w:i/>
+          <w:iCs/>
+          <w:noProof/>
+          <w:lang w:val="en-IN"/>
+        </w:rPr>
+        <w:t>for</w:t>
+      </w:r>
+      <w:r>
+        <w:rPr>
+          <w:i/>
+          <w:iCs/>
+          <w:noProof/>
+          <w:lang w:val="en-IN"/>
+        </w:rPr>
+        <w:t xml:space="preserve"> Case 1 and Case 2.</w:t>
+      </w:r>
+    </w:p>
+    <w:p>
+      <w:pPr>
+        <w:pStyle w:val="NoSpacing"/>
+        <w:jc w:val="both"/>
       </w:pPr>
     </w:p>
     <w:p>
@@ -2221,9 +2747,9 @@
           <w:noProof/>
         </w:rPr>
         <w:drawing>
-          <wp:inline distT="0" distB="0" distL="0" distR="0" wp14:anchorId="77BE54DF" wp14:editId="23552A21">
-            <wp:extent cx="2486891" cy="6367344"/>
-            <wp:effectExtent l="0" t="0" r="8890" b="0"/>
+          <wp:inline distT="0" distB="0" distL="0" distR="0" wp14:anchorId="77BE54DF" wp14:editId="6CA01A22">
+            <wp:extent cx="2604123" cy="6667500"/>
+            <wp:effectExtent l="0" t="0" r="6350" b="0"/>
             <wp:docPr id="186892232" name="Picture 2"/>
             <wp:cNvGraphicFramePr>
               <a:graphicFrameLocks xmlns:a="http://schemas.openxmlformats.org/drawingml/2006/main" noChangeAspect="1"/>
@@ -2250,7 +2776,7 @@
                   <pic:spPr>
                     <a:xfrm>
                       <a:off x="0" y="0"/>
-                      <a:ext cx="2520679" cy="6453854"/>
+                      <a:ext cx="2646074" cy="6774910"/>
                     </a:xfrm>
                     <a:prstGeom prst="rect">
                       <a:avLst/>
@@ -2271,41 +2797,50 @@
           <w:iCs/>
         </w:rPr>
       </w:pPr>
-      <w:r>
-        <w:rPr>
+    </w:p>
+    <w:p>
+      <w:pPr>
+        <w:rPr>
+          <w:rFonts w:eastAsia="Times New Roman"/>
           <w:i/>
           <w:iCs/>
         </w:rPr>
-        <w:t>Fig</w:t>
-      </w:r>
+      </w:pPr>
       <w:r>
         <w:rPr>
           <w:i/>
           <w:iCs/>
         </w:rPr>
-        <w:t>.</w:t>
+        <w:t>Fig</w:t>
       </w:r>
       <w:r>
         <w:rPr>
           <w:i/>
           <w:iCs/>
         </w:rPr>
-        <w:t xml:space="preserve"> 3: Workflow of the reconstruction </w:t>
+        <w:t>.</w:t>
       </w:r>
       <w:r>
         <w:rPr>
           <w:i/>
           <w:iCs/>
         </w:rPr>
-        <w:t>process</w:t>
-      </w:r>
-    </w:p>
-    <w:p>
-      <w:pPr>
+        <w:t xml:space="preserve"> 3: Workflow of the reconstruction </w:t>
+      </w:r>
+      <w:r>
         <w:rPr>
           <w:i/>
           <w:iCs/>
         </w:rPr>
+        <w:t>process</w:t>
+      </w:r>
+    </w:p>
+    <w:p>
+      <w:pPr>
+        <w:rPr>
+          <w:i/>
+          <w:iCs/>
+        </w:rPr>
       </w:pPr>
     </w:p>
     <w:p>
@@ -2322,6 +2857,7 @@
           <w:b/>
           <w:bCs/>
         </w:rPr>
+        <w:lastRenderedPageBreak/>
         <w:t>Similarity Comparison and Evaluation:</w:t>
       </w:r>
     </w:p>
@@ -2360,7 +2896,7 @@
     <w:p/>
     <w:p>
       <w:pPr>
-        <w:spacing w:after="160"/>
+        <w:spacing w:after="160" w:line="259" w:lineRule="auto"/>
         <w:jc w:val="both"/>
       </w:pPr>
       <w:r>
@@ -2373,11 +2909,25 @@
         <w:t xml:space="preserve">the classifiers. We are just referencing it as “Internal Similarity”. </w:t>
       </w:r>
       <w:r>
-        <w:t xml:space="preserve">The internal similarity metric plays a crucial role in evaluating the performance of the classifiers by measuring the alignment between the predicted values generated by the classifier and the encoded Sparse Distributed Representations (SDRs). This metric assesses whether the classifier maintains </w:t>
-      </w:r>
-      <w:r>
-        <w:lastRenderedPageBreak/>
-        <w:t>consistency with the patterns it has learned during the training phase. By comparing the predicted outputs to the encoded SDRs, internal similarity provides insight into how well the classifier generalizes from the training data and whether it can accurately reconstruct input values. This evaluation is essential for ensuring the reliability and effectiveness of the classifiers in tasks such as input reconstruction, anomaly detection, and predictive modeling.</w:t>
+        <w:t xml:space="preserve">The internal similarity metric plays a crucial role in evaluating the performance of the classifiers by </w:t>
+      </w:r>
+      <w:r>
+        <w:t xml:space="preserve">comparing </w:t>
+      </w:r>
+      <w:r>
+        <w:t xml:space="preserve">the </w:t>
+      </w:r>
+      <w:r>
+        <w:t>SDRs of the</w:t>
+      </w:r>
+      <w:r>
+        <w:t xml:space="preserve"> predicted values generated by the classifier and the encoded Sparse Distributed Representations (SDRs)</w:t>
+      </w:r>
+      <w:r>
+        <w:t xml:space="preserve"> of the input</w:t>
+      </w:r>
+      <w:r>
+        <w:t>. This metric assesses whether the classifier maintains consistency with the patterns it has learned during the training phase. By comparing SDRs, internal similarity provides insight into how well the classifier generalizes from the training data and whether it can accurately reconstruct input values. This evaluation is essential for ensuring the reliability and effectiveness of the classifiers in tasks such as input reconstruction, anomaly detection, and predictive modeling.</w:t>
       </w:r>
     </w:p>
     <w:p>
@@ -2641,7 +3191,10 @@
       </w:r>
       <w:proofErr w:type="spellEnd"/>
       <w:r>
-        <w:t xml:space="preserve"> in .NET, providing a clear and intuitive comparison between the original input values and the reconstructed outputs. These visualizations are divided into two categories: training data visualizations, which represent the reconstruction accuracy of the classifiers on the 80% training dataset, and test data visualizations, which demonstrate how well the classifiers generalize to the 20% unseen test data. By plotting these results, the visualizations help identify trends and accuracy levels across the HTM Classifier and KNN Classifier, enabling a detailed analysis of their performance. Through the analysis of similarity metrics, such as internal similarity and percentage similarity, we determine which classifier is more effective for input reconstruction using Sparse Distributed Representations (SDRs). These visualizations and metrics collectively provide valuable insights into the strengths and limitations of each classifier, guiding the evaluation of their suitability for</w:t>
+        <w:t xml:space="preserve"> in .NET, providing a clear and intuitive </w:t>
+      </w:r>
+      <w:r>
+        <w:t>comparison between the original input values and the reconstructed outputs. These visualizations are divided into two categories: training data visualizations, which represent the reconstruction accuracy of the classifiers on the 80% training dataset, and test data visualizations, which demonstrate how well the classifiers generalize to the 20% unseen test data. By plotting these results, the visualizations help identify trends and accuracy levels across the HTM Classifier and KNN Classifier, enabling a detailed analysis of their performance. Through the analysis of similarity metrics, such as internal similarity and percentage similarity, we determine which classifier is more effective for input reconstruction using Sparse Distributed Representations (SDRs). These visualizations and metrics collectively provide valuable insights into the strengths and limitations of each classifier, guiding the evaluation of their suitability for</w:t>
       </w:r>
       <w:r>
         <w:t xml:space="preserve"> </w:t>
@@ -3050,6 +3603,7 @@
           <w:b/>
           <w:bCs/>
         </w:rPr>
+        <w:lastRenderedPageBreak/>
         <w:t>Development Environment</w:t>
       </w:r>
     </w:p>
@@ -3181,7 +3735,6 @@
       </w:pPr>
       <w:proofErr w:type="spellStart"/>
       <w:r>
-        <w:lastRenderedPageBreak/>
         <w:t>System.Linq</w:t>
       </w:r>
       <w:proofErr w:type="spellEnd"/>
@@ -3491,16 +4044,30 @@
         <w:jc w:val="both"/>
       </w:pPr>
       <w:r>
-        <w:t>The SpatialPoolerInputReconstructionExperiment class is the core of the experiment. It orchestrates the entire process of input reconstruction using Sparse Distributed Representations (SDRs), Hierarchical Temporal Memory (HTM), and K-Nearest Neighbors (KNN) classifiers. The class initializes the necessary components, such as the Spatial Pooler (SP) and Scalar Encoder, and manages the training and evaluation of the classifiers. It also handles the visualization of results using the </w:t>
+        <w:t>The </w:t>
       </w:r>
       <w:proofErr w:type="spellStart"/>
       <w:r>
+        <w:t>SpatialPoolerInputReconstructionExperiment</w:t>
+      </w:r>
+      <w:proofErr w:type="spellEnd"/>
+      <w:r>
+        <w:t> class is the core of the experiment. It orchestrates the entire process of input reconstruction using Sparse Distributed Representations (SDRs), Hierarchical Temporal Memory (HTM), and K-Nearest Neighbors (KNN) classifiers. The class initializes the necessary components, such as the Spatial Pooler (SP) and Scalar Encoder, and manages the training and evaluation of the classifiers. It also handles the visualization of results using the </w:t>
+      </w:r>
+      <w:proofErr w:type="spellStart"/>
+      <w:r>
         <w:t>ScottPlot</w:t>
       </w:r>
       <w:proofErr w:type="spellEnd"/>
       <w:r>
         <w:t> library. The class is designed to be modular, with each method performing a specific task, such as training the SP, training the classifiers, reconstructing inputs, and plotting results. This modular structure makes the code easy to understand, extend, and maintain.</w:t>
       </w:r>
+    </w:p>
+    <w:p>
+      <w:pPr>
+        <w:spacing w:after="160"/>
+        <w:jc w:val="both"/>
+      </w:pPr>
     </w:p>
     <w:p>
       <w:pPr>
@@ -3528,35 +4095,10 @@
       <w:r>
         <w:t>The </w:t>
       </w:r>
-      <w:proofErr w:type="gramStart"/>
-      <w:r>
-        <w:t>ReconstructionExperiment</w:t>
-      </w:r>
-      <w:r>
-        <w:t>(</w:t>
-      </w:r>
-      <w:proofErr w:type="gramEnd"/>
-      <w:r>
-        <w:t xml:space="preserve">) </w:t>
-      </w:r>
-      <w:r>
-        <w:t>method</w:t>
-      </w:r>
-      <w:r>
-        <w:t xml:space="preserve"> is the entry point of the experiment. It initializes the Spatial Pooler (SP) and Scalar Encoder with predefined parameters. The max parameter defines the range of input values, from 1 to max, while the </w:t>
-      </w:r>
-      <w:proofErr w:type="spellStart"/>
-      <w:r>
-        <w:t>seedValue</w:t>
-      </w:r>
-      <w:proofErr w:type="spellEnd"/>
-      <w:r>
-        <w:t> ensures reproducibility by controlling the random shuffling of the dataset. The method first trains the SP using the </w:t>
-      </w:r>
       <w:proofErr w:type="spellStart"/>
       <w:proofErr w:type="gramStart"/>
       <w:r>
-        <w:t>TrainSpatialPooler</w:t>
+        <w:t>ReconstructionExperiment</w:t>
       </w:r>
       <w:proofErr w:type="spellEnd"/>
       <w:r>
@@ -3564,11 +4106,38 @@
       </w:r>
       <w:proofErr w:type="gramEnd"/>
       <w:r>
-        <w:t>) method, which generates stable SDR representations of the input data. After training the SP, the method calls </w:t>
+        <w:t xml:space="preserve">) </w:t>
+      </w:r>
+      <w:r>
+        <w:t>method</w:t>
+      </w:r>
+      <w:r>
+        <w:t xml:space="preserve"> is the entry point of the experiment. It initializes the Spatial Pooler (SP) and Scalar Encoder with predefined parameters. The max parameter defines the range of input values, from 1 to max, while the </w:t>
+      </w:r>
+      <w:proofErr w:type="spellStart"/>
+      <w:r>
+        <w:t>seedValue</w:t>
+      </w:r>
+      <w:proofErr w:type="spellEnd"/>
+      <w:r>
+        <w:t> ensures reproducibility by controlling the random shuffling of the dataset. The method first trains the SP using the </w:t>
       </w:r>
       <w:proofErr w:type="spellStart"/>
       <w:proofErr w:type="gramStart"/>
       <w:r>
+        <w:t>TrainSpatialPooler</w:t>
+      </w:r>
+      <w:proofErr w:type="spellEnd"/>
+      <w:r>
+        <w:t>(</w:t>
+      </w:r>
+      <w:proofErr w:type="gramEnd"/>
+      <w:r>
+        <w:t>) method, which generates stable SDR representations of the input data. After training the SP, the method calls </w:t>
+      </w:r>
+      <w:proofErr w:type="spellStart"/>
+      <w:proofErr w:type="gramStart"/>
+      <w:r>
         <w:t>CompareClassifiers</w:t>
       </w:r>
       <w:proofErr w:type="spellEnd"/>
@@ -3588,18 +4157,6 @@
       <w:r>
         <w:t>.</w:t>
       </w:r>
-    </w:p>
-    <w:p>
-      <w:pPr>
-        <w:spacing w:after="160"/>
-        <w:jc w:val="both"/>
-      </w:pPr>
-    </w:p>
-    <w:p>
-      <w:pPr>
-        <w:spacing w:after="160"/>
-        <w:jc w:val="both"/>
-      </w:pPr>
     </w:p>
     <w:p>
       <w:pPr>
@@ -3913,7 +4470,11 @@
         <w:t xml:space="preserve"> </w:t>
       </w:r>
       <w:r>
-        <w:t>This method is used to evaluate the accuracy of the reconstructed values compared to the original input values. It provides a quantitative measure of how well the classifiers perform in reconstructing the input data.</w:t>
+        <w:t xml:space="preserve">This method is used to evaluate </w:t>
+      </w:r>
+      <w:r>
+        <w:lastRenderedPageBreak/>
+        <w:t>the accuracy of the reconstructed values compared to the original input values. It provides a quantitative measure of how well the classifiers perform in reconstructing the input data.</w:t>
       </w:r>
     </w:p>
     <w:p>
@@ -4018,7 +4579,6 @@
         <w:jc w:val="both"/>
       </w:pPr>
       <w:r>
-        <w:lastRenderedPageBreak/>
         <w:t>The </w:t>
       </w:r>
       <w:proofErr w:type="spellStart"/>
@@ -4182,7 +4742,21 @@
         <w:rPr>
           <w:rFonts w:cstheme="minorBidi"/>
         </w:rPr>
-        <w:t>Unit testing is a critical component of software development, ensuring that individual components of the system function as expected. In this study, unit tests were developed to validate the functionality of the SpatialPoolerInputReconstructionExperiment class,</w:t>
+        <w:t>Unit testing is a critical component of software development, ensuring that individual components of the system function as expected. In this study, unit tests were developed to validate the functionality of the </w:t>
+      </w:r>
+      <w:proofErr w:type="spellStart"/>
+      <w:r>
+        <w:rPr>
+          <w:rFonts w:cstheme="minorBidi"/>
+        </w:rPr>
+        <w:t>SpatialPoolerInputReconstructionExperiment</w:t>
+      </w:r>
+      <w:proofErr w:type="spellEnd"/>
+      <w:r>
+        <w:rPr>
+          <w:rFonts w:cstheme="minorBidi"/>
+        </w:rPr>
+        <w:t> class,</w:t>
       </w:r>
       <w:r>
         <w:rPr>
@@ -4302,36 +4876,6 @@
     </w:p>
     <w:p>
       <w:pPr>
-        <w:jc w:val="both"/>
-        <w:rPr>
-          <w:spacing w:val="-1"/>
-          <w:sz w:val="16"/>
-          <w:szCs w:val="16"/>
-        </w:rPr>
-      </w:pPr>
-    </w:p>
-    <w:p>
-      <w:pPr>
-        <w:jc w:val="both"/>
-        <w:rPr>
-          <w:spacing w:val="-1"/>
-          <w:sz w:val="16"/>
-          <w:szCs w:val="16"/>
-        </w:rPr>
-      </w:pPr>
-    </w:p>
-    <w:p>
-      <w:pPr>
-        <w:jc w:val="both"/>
-        <w:rPr>
-          <w:spacing w:val="-1"/>
-          <w:sz w:val="16"/>
-          <w:szCs w:val="16"/>
-        </w:rPr>
-      </w:pPr>
-    </w:p>
-    <w:p>
-      <w:pPr>
         <w:pStyle w:val="Heading2"/>
         <w:rPr>
           <w:b/>
@@ -4352,7 +4896,15 @@
         <w:jc w:val="both"/>
       </w:pPr>
       <w:r>
-        <w:t>The unit tests were implemented in the SpatialPoolerInputReconstructionExperimentTests class, which contains five test methods:</w:t>
+        <w:t>The unit tests were implemented in the </w:t>
+      </w:r>
+      <w:proofErr w:type="spellStart"/>
+      <w:r>
+        <w:t>SpatialPoolerInputReconstructionExperimentTests</w:t>
+      </w:r>
+      <w:proofErr w:type="spellEnd"/>
+      <w:r>
+        <w:t> class, which contains five test methods:</w:t>
       </w:r>
     </w:p>
     <w:p>
@@ -4413,7 +4965,25 @@
           <w:sz w:val="20"/>
           <w:szCs w:val="20"/>
         </w:rPr>
-        <w:t>To validate that the ReconstructionExperiment method executes without runtime errors, ensuring basic code stability and workflow integrity. This smoke test confirms that the experiment setup, SP/classifier initialization, and data processing pipelines function without fatal crashes or unhandled exceptions. </w:t>
+        <w:t xml:space="preserve">To validate that the </w:t>
+      </w:r>
+      <w:proofErr w:type="spellStart"/>
+      <w:r>
+        <w:rPr>
+          <w:rFonts w:ascii="Times New Roman" w:hAnsi="Times New Roman"/>
+          <w:sz w:val="20"/>
+          <w:szCs w:val="20"/>
+        </w:rPr>
+        <w:t>ReconstructionExperiment</w:t>
+      </w:r>
+      <w:proofErr w:type="spellEnd"/>
+      <w:r>
+        <w:rPr>
+          <w:rFonts w:ascii="Times New Roman" w:hAnsi="Times New Roman"/>
+          <w:sz w:val="20"/>
+          <w:szCs w:val="20"/>
+        </w:rPr>
+        <w:t xml:space="preserve"> method executes without runtime errors, ensuring basic code stability and workflow integrity. This smoke test confirms that the experiment setup, SP/classifier initialization, and data processing pipelines function without fatal crashes or unhandled exceptions. </w:t>
       </w:r>
     </w:p>
     <w:p>
@@ -4632,7 +5202,34 @@
           <w:sz w:val="20"/>
           <w:szCs w:val="20"/>
         </w:rPr>
-        <w:t>To verify that the experiment gracefully handles invalid input by throwing an ArgumentException when an improper max value (e.g., 8) is provided. This ensures robust error handling and input validation mechanisms are in place. From our observation we have seen that experiment performs well when the value of max is greater than 10.</w:t>
+        <w:t xml:space="preserve">To verify that the experiment gracefully handles invalid input by throwing an </w:t>
+      </w:r>
+      <w:proofErr w:type="spellStart"/>
+      <w:r>
+        <w:rPr>
+          <w:rFonts w:ascii="Times New Roman" w:hAnsi="Times New Roman"/>
+          <w:sz w:val="20"/>
+          <w:szCs w:val="20"/>
+        </w:rPr>
+        <w:t>ArgumentException</w:t>
+      </w:r>
+      <w:proofErr w:type="spellEnd"/>
+      <w:r>
+        <w:rPr>
+          <w:rFonts w:ascii="Times New Roman" w:hAnsi="Times New Roman"/>
+          <w:sz w:val="20"/>
+          <w:szCs w:val="20"/>
+        </w:rPr>
+        <w:t xml:space="preserve"> when an improper max value (e.g., 8) is provided. This ensures robust error handling and input </w:t>
+      </w:r>
+      <w:r>
+        <w:rPr>
+          <w:rFonts w:ascii="Times New Roman" w:hAnsi="Times New Roman"/>
+          <w:sz w:val="20"/>
+          <w:szCs w:val="20"/>
+        </w:rPr>
+        <w:lastRenderedPageBreak/>
+        <w:t>validation mechanisms are in place. From our observation we have seen that experiment performs well when the value of max is greater than 10.</w:t>
       </w:r>
       <w:r>
         <w:rPr>
@@ -4682,6 +5279,7 @@
         </w:rPr>
         <w:t xml:space="preserve">The test invokes </w:t>
       </w:r>
+      <w:proofErr w:type="spellStart"/>
       <w:proofErr w:type="gramStart"/>
       <w:r>
         <w:rPr>
@@ -4689,16 +5287,43 @@
           <w:sz w:val="20"/>
           <w:szCs w:val="20"/>
         </w:rPr>
-        <w:t>ReconstructionExperiment(</w:t>
-      </w:r>
-      <w:proofErr w:type="gramEnd"/>
+        <w:t>ReconstructionExperiment</w:t>
+      </w:r>
+      <w:proofErr w:type="spellEnd"/>
       <w:r>
         <w:rPr>
           <w:rFonts w:ascii="Times New Roman" w:hAnsi="Times New Roman"/>
           <w:sz w:val="20"/>
           <w:szCs w:val="20"/>
         </w:rPr>
-        <w:t>8), which violates the method’s requirement for max to be a minimum of 10. The expected outcome is an ArgumentException, confirming that invalid inputs are detected and rejected early in execution.</w:t>
+        <w:t>(</w:t>
+      </w:r>
+      <w:proofErr w:type="gramEnd"/>
+      <w:r>
+        <w:rPr>
+          <w:rFonts w:ascii="Times New Roman" w:hAnsi="Times New Roman"/>
+          <w:sz w:val="20"/>
+          <w:szCs w:val="20"/>
+        </w:rPr>
+        <w:t xml:space="preserve">8), which violates the method’s requirement for max to be a minimum of 10. The expected outcome is an </w:t>
+      </w:r>
+      <w:proofErr w:type="spellStart"/>
+      <w:r>
+        <w:rPr>
+          <w:rFonts w:ascii="Times New Roman" w:hAnsi="Times New Roman"/>
+          <w:sz w:val="20"/>
+          <w:szCs w:val="20"/>
+        </w:rPr>
+        <w:t>ArgumentException</w:t>
+      </w:r>
+      <w:proofErr w:type="spellEnd"/>
+      <w:r>
+        <w:rPr>
+          <w:rFonts w:ascii="Times New Roman" w:hAnsi="Times New Roman"/>
+          <w:sz w:val="20"/>
+          <w:szCs w:val="20"/>
+        </w:rPr>
+        <w:t>, confirming that invalid inputs are detected and rejected early in execution.</w:t>
       </w:r>
       <w:r>
         <w:rPr>
@@ -4746,7 +5371,7 @@
           <w:sz w:val="20"/>
           <w:szCs w:val="20"/>
         </w:rPr>
-        <w:t xml:space="preserve">The test passes if the method throws an ArgumentException, as enforced by the </w:t>
+        <w:t xml:space="preserve">The test passes if the method throws an </w:t>
       </w:r>
       <w:proofErr w:type="spellStart"/>
       <w:r>
@@ -4755,7 +5380,7 @@
           <w:sz w:val="20"/>
           <w:szCs w:val="20"/>
         </w:rPr>
-        <w:t>ExpectedException</w:t>
+        <w:t>ArgumentException</w:t>
       </w:r>
       <w:proofErr w:type="spellEnd"/>
       <w:r>
@@ -4764,16 +5389,25 @@
           <w:sz w:val="20"/>
           <w:szCs w:val="20"/>
         </w:rPr>
-        <w:t xml:space="preserve"> attribute. This demonstrates </w:t>
-      </w:r>
+        <w:t xml:space="preserve">, as enforced by the </w:t>
+      </w:r>
+      <w:proofErr w:type="spellStart"/>
       <w:r>
         <w:rPr>
           <w:rFonts w:ascii="Times New Roman" w:hAnsi="Times New Roman"/>
           <w:sz w:val="20"/>
           <w:szCs w:val="20"/>
         </w:rPr>
-        <w:lastRenderedPageBreak/>
-        <w:t>proper input validation and prevents silent failures due to invalid parameters.</w:t>
+        <w:t>ExpectedException</w:t>
+      </w:r>
+      <w:proofErr w:type="spellEnd"/>
+      <w:r>
+        <w:rPr>
+          <w:rFonts w:ascii="Times New Roman" w:hAnsi="Times New Roman"/>
+          <w:sz w:val="20"/>
+          <w:szCs w:val="20"/>
+        </w:rPr>
+        <w:t xml:space="preserve"> attribute. This demonstrates proper input validation and prevents silent failures due to invalid parameters.</w:t>
       </w:r>
       <w:r>
         <w:rPr>
@@ -5128,7 +5762,15 @@
           <w:sz w:val="20"/>
           <w:szCs w:val="20"/>
         </w:rPr>
-        <w:t>After running the experiment, the console output is analyzed for strings like "KNN - Reconstructed Input" and "HTM - Reconstructed Input". The presence of these strings confirms that both classifiers are active and generating predictions.</w:t>
+        <w:t xml:space="preserve">After running the experiment, the console output is analyzed for strings like "KNN - Reconstructed Input" and "HTM - Reconstructed Input". The </w:t>
+      </w:r>
+      <w:r>
+        <w:rPr>
+          <w:rFonts w:ascii="Times New Roman" w:hAnsi="Times New Roman"/>
+          <w:sz w:val="20"/>
+          <w:szCs w:val="20"/>
+        </w:rPr>
+        <w:t>presence of these strings confirms that both classifiers are active and generating predictions.</w:t>
       </w:r>
       <w:r>
         <w:rPr>
@@ -5225,15 +5867,7 @@
           <w:sz w:val="20"/>
           <w:szCs w:val="20"/>
         </w:rPr>
-        <w:t xml:space="preserve">Ensures the experiment’s core functionality—input reconstruction—is operational. By validating both classifiers, it confirms the system’s ability to </w:t>
-      </w:r>
-      <w:r>
-        <w:rPr>
-          <w:rFonts w:ascii="Times New Roman" w:hAnsi="Times New Roman"/>
-          <w:sz w:val="20"/>
-          <w:szCs w:val="20"/>
-        </w:rPr>
-        <w:t>compare different approaches, aiding in model selection and tuning.</w:t>
+        <w:t>Ensures the experiment’s core functionality—input reconstruction—is operational. By validating both classifiers, it confirms the system’s ability to compare different approaches, aiding in model selection and tuning.</w:t>
       </w:r>
       <w:r>
         <w:rPr>
@@ -5482,7 +6116,15 @@
         <w:jc w:val="both"/>
       </w:pPr>
       <w:r>
-        <w:t>Experiment Completes Without Errors: The RunExperiment method executed without throwing any exceptions, indicating that the experiment's core functionality is stable.</w:t>
+        <w:t>Experiment Completes Without Errors: The </w:t>
+      </w:r>
+      <w:proofErr w:type="spellStart"/>
+      <w:r>
+        <w:t>RunExperiment</w:t>
+      </w:r>
+      <w:proofErr w:type="spellEnd"/>
+      <w:r>
+        <w:t> method executed without throwing any exceptions, indicating that the experiment's core functionality is stable.</w:t>
       </w:r>
     </w:p>
     <w:p>
@@ -5513,6 +6155,13 @@
     </w:p>
     <w:p>
       <w:pPr>
+        <w:spacing w:after="160"/>
+        <w:ind w:left="720"/>
+        <w:jc w:val="both"/>
+      </w:pPr>
+    </w:p>
+    <w:p>
+      <w:pPr>
         <w:pStyle w:val="Heading2"/>
         <w:rPr>
           <w:b/>
@@ -5524,6 +6173,7 @@
           <w:b/>
           <w:bCs/>
         </w:rPr>
+        <w:lastRenderedPageBreak/>
         <w:t>Importance of Unit Testing</w:t>
       </w:r>
     </w:p>
@@ -5569,11 +6219,7 @@
         <w:jc w:val="both"/>
       </w:pPr>
       <w:r>
-        <w:t xml:space="preserve">Validate Functionality: The tests confirmed that the experiment's key components (encoding, Spatial </w:t>
-      </w:r>
-      <w:r>
-        <w:lastRenderedPageBreak/>
-        <w:t>Pooler training, and reconstruction) functioned as expected.</w:t>
+        <w:t>Validate Functionality: The tests confirmed that the experiment's key components (encoding, Spatial Pooler training, and reconstruction) functioned as expected.</w:t>
       </w:r>
     </w:p>
     <w:p>
@@ -5875,19 +6521,8 @@
         <w:t>of the reconstructed input with the original input.</w:t>
       </w:r>
       <w:r>
-        <w:t xml:space="preserve"> Also, the similarity of KNN is in blue and HTM is in red. So, </w:t>
-      </w:r>
-      <w:r>
-        <w:t>if a red line is taller that means HTM performed better than KNN and vice versa.</w:t>
-      </w:r>
-    </w:p>
-    <w:p>
-      <w:pPr>
-        <w:jc w:val="both"/>
-        <w:rPr>
-          <w:lang w:val="en-IN"/>
-        </w:rPr>
-      </w:pPr>
+        <w:t xml:space="preserve"> Also, the similarity of KNN is in blue and HTM is in red. So, if a red line is taller that means HTM performed better than KNN and vice versa.</w:t>
+      </w:r>
     </w:p>
     <w:p>
       <w:pPr>
@@ -5933,63 +6568,119 @@
           <w:noProof/>
           <w:lang w:val="en-IN"/>
         </w:rPr>
-        <w:t xml:space="preserve">Table 1 shows how the KNN classifier performed the reconstruction. Fig. 4 represents the KNN plots from the </w:t>
+        <w:t xml:space="preserve">Table </w:t>
       </w:r>
       <w:r>
         <w:rPr>
           <w:noProof/>
           <w:lang w:val="en-IN"/>
         </w:rPr>
-        <w:t>T</w:t>
+        <w:t>2</w:t>
       </w:r>
       <w:r>
         <w:rPr>
           <w:noProof/>
           <w:lang w:val="en-IN"/>
         </w:rPr>
-        <w:t>able</w:t>
+        <w:t xml:space="preserve"> shows how the KNN classifier performed the reconstruction. Fig. 4 represents the KNN plots from the </w:t>
       </w:r>
       <w:r>
         <w:rPr>
           <w:noProof/>
           <w:lang w:val="en-IN"/>
         </w:rPr>
-        <w:t xml:space="preserve"> 1. In contrast, Table 2 shows how the HTM classifier performed the reco</w:t>
+        <w:t>T</w:t>
       </w:r>
       <w:r>
         <w:rPr>
           <w:noProof/>
           <w:lang w:val="en-IN"/>
         </w:rPr>
-        <w:t>nstr</w:t>
+        <w:t>able</w:t>
       </w:r>
       <w:r>
         <w:rPr>
           <w:noProof/>
           <w:lang w:val="en-IN"/>
         </w:rPr>
-        <w:t xml:space="preserve">uction. Fig. 5 represents the HTM plots from the </w:t>
+        <w:t xml:space="preserve"> </w:t>
       </w:r>
       <w:r>
         <w:rPr>
           <w:noProof/>
           <w:lang w:val="en-IN"/>
         </w:rPr>
-        <w:t>T</w:t>
+        <w:t>2</w:t>
       </w:r>
       <w:r>
         <w:rPr>
           <w:noProof/>
           <w:lang w:val="en-IN"/>
         </w:rPr>
-        <w:t>able</w:t>
+        <w:t xml:space="preserve">. In contrast, Table </w:t>
       </w:r>
       <w:r>
         <w:rPr>
           <w:noProof/>
           <w:lang w:val="en-IN"/>
         </w:rPr>
-        <w:t xml:space="preserve"> 2. This suggests HTM’s superior ability to generalize sparse patterns, likely due to its biologically inspired temporal learning mechanism.</w:t>
+        <w:t>3</w:t>
+      </w:r>
+      <w:r>
+        <w:rPr>
+          <w:noProof/>
+          <w:lang w:val="en-IN"/>
+        </w:rPr>
+        <w:t xml:space="preserve"> shows how the HTM classifier performed the reco</w:t>
+      </w:r>
+      <w:r>
+        <w:rPr>
+          <w:noProof/>
+          <w:lang w:val="en-IN"/>
+        </w:rPr>
+        <w:t>nstr</w:t>
+      </w:r>
+      <w:r>
+        <w:rPr>
+          <w:noProof/>
+          <w:lang w:val="en-IN"/>
+        </w:rPr>
+        <w:t xml:space="preserve">uction. Fig. 5 represents the HTM plots from the </w:t>
+      </w:r>
+      <w:r>
+        <w:rPr>
+          <w:noProof/>
+          <w:lang w:val="en-IN"/>
+        </w:rPr>
+        <w:t>T</w:t>
+      </w:r>
+      <w:r>
+        <w:rPr>
+          <w:noProof/>
+          <w:lang w:val="en-IN"/>
+        </w:rPr>
+        <w:t>able</w:t>
+      </w:r>
+      <w:r>
+        <w:rPr>
+          <w:noProof/>
+          <w:lang w:val="en-IN"/>
+        </w:rPr>
+        <w:t xml:space="preserve"> </w:t>
+      </w:r>
+      <w:r>
+        <w:rPr>
+          <w:noProof/>
+          <w:lang w:val="en-IN"/>
+        </w:rPr>
+        <w:t>3</w:t>
+      </w:r>
+      <w:r>
+        <w:rPr>
+          <w:noProof/>
+          <w:lang w:val="en-IN"/>
+        </w:rPr>
+        <w:t>. This suggests HTM’s superior ability to generalize sparse patterns, likely due to its biologically inspired temporal learning mechanism.</w:t>
       </w:r>
     </w:p>
     <w:p>
@@ -6561,7 +7252,25 @@
           <w:noProof/>
           <w:lang w:val="en-IN"/>
         </w:rPr>
-        <w:t>Table 1: KNN reconstruction table for test data</w:t>
+        <w:t xml:space="preserve">Table </w:t>
+      </w:r>
+      <w:r>
+        <w:rPr>
+          <w:i/>
+          <w:iCs/>
+          <w:noProof/>
+          <w:lang w:val="en-IN"/>
+        </w:rPr>
+        <w:t>2</w:t>
+      </w:r>
+      <w:r>
+        <w:rPr>
+          <w:i/>
+          <w:iCs/>
+          <w:noProof/>
+          <w:lang w:val="en-IN"/>
+        </w:rPr>
+        <w:t>: KNN reconstruction table for test data</w:t>
       </w:r>
     </w:p>
     <w:p>
@@ -6665,6 +7374,16 @@
         </w:rPr>
       </w:pPr>
     </w:p>
+    <w:p>
+      <w:pPr>
+        <w:rPr>
+          <w:i/>
+          <w:iCs/>
+          <w:noProof/>
+          <w:lang w:val="en-IN"/>
+        </w:rPr>
+      </w:pPr>
+    </w:p>
     <w:tbl>
       <w:tblPr>
         <w:tblW w:w="0" w:type="auto"/>
@@ -6713,6 +7432,7 @@
                 <w:sz w:val="22"/>
                 <w:szCs w:val="22"/>
               </w:rPr>
+              <w:lastRenderedPageBreak/>
               <w:t>HTM Test Data Reconstruction</w:t>
             </w:r>
           </w:p>
@@ -7225,62 +7945,51 @@
           <w:noProof/>
           <w:lang w:val="en-IN"/>
         </w:rPr>
-        <w:t>Table 2: HTM reconstruction table for test data (case 1)</w:t>
-      </w:r>
-    </w:p>
-    <w:p>
-      <w:pPr>
+        <w:t xml:space="preserve">Table </w:t>
+      </w:r>
+      <w:r>
         <w:rPr>
           <w:i/>
           <w:iCs/>
           <w:noProof/>
           <w:lang w:val="en-IN"/>
         </w:rPr>
-      </w:pPr>
-    </w:p>
-    <w:p>
-      <w:pPr>
-        <w:jc w:val="left"/>
+        <w:t>3</w:t>
+      </w:r>
+      <w:r>
         <w:rPr>
           <w:i/>
           <w:iCs/>
           <w:noProof/>
           <w:lang w:val="en-IN"/>
         </w:rPr>
-      </w:pPr>
-      <w:r>
+        <w:t>: HTM reconstruction table for test data (case 1)</w:t>
+      </w:r>
+    </w:p>
+    <w:p>
+      <w:pPr>
+        <w:jc w:val="left"/>
         <w:rPr>
           <w:i/>
           <w:iCs/>
           <w:noProof/>
           <w:lang w:val="en-IN"/>
         </w:rPr>
-        <w:br w:type="page"/>
-      </w:r>
+      </w:pPr>
     </w:p>
     <w:p>
       <w:pPr>
         <w:rPr>
           <w:i/>
           <w:iCs/>
+        </w:rPr>
+      </w:pPr>
+      <w:r>
+        <w:rPr>
           <w:noProof/>
-          <w:lang w:val="en-IN"/>
-        </w:rPr>
-      </w:pPr>
-    </w:p>
-    <w:p>
-      <w:pPr>
-        <w:rPr>
-          <w:i/>
-          <w:iCs/>
-        </w:rPr>
-      </w:pPr>
-      <w:r>
-        <w:rPr>
-          <w:noProof/>
         </w:rPr>
         <w:drawing>
-          <wp:inline distT="0" distB="0" distL="0" distR="0" wp14:anchorId="1CB09859" wp14:editId="7975B579">
+          <wp:inline distT="0" distB="0" distL="0" distR="0" wp14:anchorId="1CB09859" wp14:editId="48A0D517">
             <wp:extent cx="2745049" cy="2474768"/>
             <wp:effectExtent l="19050" t="19050" r="17780" b="20955"/>
             <wp:docPr id="584146796" name="Picture 584146796"/>
@@ -7367,266 +8076,210 @@
           <w:noProof/>
           <w:lang w:val="en-IN"/>
         </w:rPr>
-        <w:t>Fig. 6 highlights HTM’s advantage over KNN, with higher similarity peaks (e.g., inputs 1, 3, 13</w:t>
+        <w:t xml:space="preserve">Fig. 6 </w:t>
       </w:r>
       <w:r>
         <w:rPr>
           <w:noProof/>
           <w:lang w:val="en-IN"/>
         </w:rPr>
-        <w:t>)</w:t>
+        <w:t>is the plot for Percenatge Similarity. This is comp</w:t>
       </w:r>
       <w:r>
         <w:rPr>
           <w:noProof/>
           <w:lang w:val="en-IN"/>
         </w:rPr>
-        <w:t xml:space="preserve">, as the red line is taller </w:t>
+        <w:t>a</w:t>
       </w:r>
       <w:r>
         <w:rPr>
           <w:noProof/>
           <w:lang w:val="en-IN"/>
         </w:rPr>
-        <w:t>than blue line</w:t>
+        <w:t xml:space="preserve">rison of </w:t>
       </w:r>
       <w:r>
         <w:rPr>
           <w:noProof/>
           <w:lang w:val="en-IN"/>
         </w:rPr>
-        <w:t xml:space="preserve"> </w:t>
+        <w:t xml:space="preserve">scalar numbers. Fig. 7 </w:t>
       </w:r>
       <w:r>
         <w:rPr>
           <w:noProof/>
           <w:lang w:val="en-IN"/>
         </w:rPr>
-        <w:t xml:space="preserve">signifying better </w:t>
+        <w:t xml:space="preserve">is the plot for </w:t>
       </w:r>
       <w:r>
         <w:rPr>
           <w:noProof/>
           <w:lang w:val="en-IN"/>
         </w:rPr>
-        <w:t>percentage</w:t>
+        <w:t xml:space="preserve">Internal Similarity. This is for </w:t>
       </w:r>
       <w:r>
         <w:rPr>
           <w:noProof/>
           <w:lang w:val="en-IN"/>
         </w:rPr>
-        <w:t xml:space="preserve"> </w:t>
+        <w:t>SDR comparison.</w:t>
       </w:r>
       <w:r>
         <w:rPr>
           <w:noProof/>
           <w:lang w:val="en-IN"/>
         </w:rPr>
-        <w:t>similarity</w:t>
+        <w:t xml:space="preserve"> </w:t>
       </w:r>
       <w:r>
         <w:rPr>
           <w:noProof/>
           <w:lang w:val="en-IN"/>
         </w:rPr>
-        <w:t>.</w:t>
+        <w:t xml:space="preserve">Both the plots show </w:t>
       </w:r>
       <w:r>
         <w:rPr>
           <w:noProof/>
           <w:lang w:val="en-IN"/>
         </w:rPr>
-        <w:t xml:space="preserve"> For instance, HTM achieved much better similarity at lower inputs compared to KNN demonstrating its robustness in reconstructing complex patterns.</w:t>
+        <w:t>HTM’s advantage over KNN, with higher similarity peaks (e.g., inputs 1, 3, 13)</w:t>
       </w:r>
       <w:r>
         <w:rPr>
           <w:noProof/>
           <w:lang w:val="en-IN"/>
         </w:rPr>
-        <w:t xml:space="preserve"> </w:t>
+        <w:t xml:space="preserve">, as the red line is taller </w:t>
       </w:r>
       <w:r>
         <w:rPr>
           <w:noProof/>
           <w:lang w:val="en-IN"/>
         </w:rPr>
-        <w:t xml:space="preserve">But </w:t>
+        <w:t>than blue line</w:t>
       </w:r>
       <w:r>
         <w:rPr>
           <w:noProof/>
           <w:lang w:val="en-IN"/>
         </w:rPr>
-        <w:t>for</w:t>
+        <w:t xml:space="preserve"> signifying better percentage</w:t>
       </w:r>
       <w:r>
         <w:rPr>
           <w:noProof/>
           <w:lang w:val="en-IN"/>
         </w:rPr>
-        <w:t xml:space="preserve"> input 17,</w:t>
+        <w:t xml:space="preserve"> similarity</w:t>
       </w:r>
       <w:r>
         <w:rPr>
           <w:noProof/>
           <w:lang w:val="en-IN"/>
         </w:rPr>
-        <w:t xml:space="preserve"> </w:t>
+        <w:t>. For instance, HTM achieved much better similarity at lower inputs compared to KNN demonstrating its robustness in reconstructing complex patterns.</w:t>
       </w:r>
       <w:r>
         <w:rPr>
           <w:noProof/>
           <w:lang w:val="en-IN"/>
         </w:rPr>
-        <w:t xml:space="preserve">both classifiers </w:t>
+        <w:t xml:space="preserve"> But </w:t>
       </w:r>
       <w:r>
         <w:rPr>
           <w:noProof/>
           <w:lang w:val="en-IN"/>
         </w:rPr>
-        <w:t>missed</w:t>
+        <w:t>for</w:t>
       </w:r>
       <w:r>
         <w:rPr>
           <w:noProof/>
           <w:lang w:val="en-IN"/>
         </w:rPr>
-        <w:t xml:space="preserve"> the </w:t>
+        <w:t xml:space="preserve"> input 17,</w:t>
       </w:r>
       <w:r>
         <w:rPr>
           <w:noProof/>
           <w:lang w:val="en-IN"/>
         </w:rPr>
-        <w:t>reconstru</w:t>
+        <w:t xml:space="preserve"> </w:t>
       </w:r>
       <w:r>
         <w:rPr>
           <w:noProof/>
           <w:lang w:val="en-IN"/>
         </w:rPr>
-        <w:t>ction</w:t>
+        <w:t xml:space="preserve">both classifiers </w:t>
       </w:r>
       <w:r>
         <w:rPr>
           <w:noProof/>
           <w:lang w:val="en-IN"/>
         </w:rPr>
-        <w:t xml:space="preserve"> by one </w:t>
+        <w:t xml:space="preserve">missed the </w:t>
       </w:r>
       <w:r>
         <w:rPr>
           <w:noProof/>
           <w:lang w:val="en-IN"/>
         </w:rPr>
-        <w:t>numeric value</w:t>
+        <w:t>reconstru</w:t>
       </w:r>
       <w:r>
         <w:rPr>
           <w:noProof/>
           <w:lang w:val="en-IN"/>
         </w:rPr>
-        <w:t>.</w:t>
+        <w:t>ction by one numeric value</w:t>
       </w:r>
       <w:r>
         <w:rPr>
           <w:noProof/>
           <w:lang w:val="en-IN"/>
         </w:rPr>
-        <w:t xml:space="preserve"> </w:t>
+        <w:t>.</w:t>
       </w:r>
       <w:r>
         <w:rPr>
           <w:noProof/>
           <w:lang w:val="en-IN"/>
         </w:rPr>
-        <w:t xml:space="preserve">Hence the percentage similarity peaks are same (red line and blue line have similar height). However, </w:t>
+        <w:t xml:space="preserve"> </w:t>
       </w:r>
       <w:r>
         <w:rPr>
           <w:noProof/>
           <w:lang w:val="en-IN"/>
         </w:rPr>
-        <w:t xml:space="preserve">for this input </w:t>
+        <w:t xml:space="preserve">Hence the percentage similarity peaks are same (red line and blue line have similar height). However, for this input if we look </w:t>
       </w:r>
       <w:r>
         <w:rPr>
           <w:noProof/>
           <w:lang w:val="en-IN"/>
         </w:rPr>
-        <w:t xml:space="preserve">if we look </w:t>
+        <w:t>the internal similarit</w:t>
       </w:r>
       <w:r>
         <w:rPr>
           <w:noProof/>
           <w:lang w:val="en-IN"/>
         </w:rPr>
-        <w:t>the internal</w:t>
+        <w:t>y</w:t>
       </w:r>
       <w:r>
         <w:rPr>
           <w:noProof/>
           <w:lang w:val="en-IN"/>
         </w:rPr>
-        <w:t xml:space="preserve"> </w:t>
-      </w:r>
-      <w:r>
-        <w:rPr>
-          <w:noProof/>
-          <w:lang w:val="en-IN"/>
-        </w:rPr>
-        <w:t>similarit</w:t>
-      </w:r>
-      <w:r>
-        <w:rPr>
-          <w:noProof/>
-          <w:lang w:val="en-IN"/>
-        </w:rPr>
-        <w:t>y metric</w:t>
-      </w:r>
-      <w:r>
-        <w:rPr>
-          <w:noProof/>
-          <w:lang w:val="en-IN"/>
-        </w:rPr>
-        <w:t xml:space="preserve"> from Table </w:t>
-      </w:r>
-      <w:r>
-        <w:rPr>
-          <w:noProof/>
-          <w:lang w:val="en-IN"/>
-        </w:rPr>
-        <w:t xml:space="preserve">1 and Table </w:t>
-      </w:r>
-      <w:r>
-        <w:rPr>
-          <w:noProof/>
-          <w:lang w:val="en-IN"/>
-        </w:rPr>
-        <w:t>2</w:t>
-      </w:r>
-      <w:r>
-        <w:rPr>
-          <w:noProof/>
-          <w:lang w:val="en-IN"/>
-        </w:rPr>
-        <w:t xml:space="preserve">, </w:t>
-      </w:r>
-      <w:r>
-        <w:rPr>
-          <w:noProof/>
-          <w:lang w:val="en-IN"/>
-        </w:rPr>
-        <w:t>HTM performed</w:t>
-      </w:r>
-      <w:r>
-        <w:rPr>
-          <w:noProof/>
-          <w:lang w:val="en-IN"/>
-        </w:rPr>
-        <w:t xml:space="preserve"> better.</w:t>
+        <w:t>, HTM performed better.</w:t>
       </w:r>
     </w:p>
     <w:p>
@@ -7653,10 +8306,10 @@
           <w:noProof/>
         </w:rPr>
         <w:drawing>
-          <wp:inline distT="0" distB="0" distL="0" distR="0" wp14:anchorId="24AA7C43" wp14:editId="15FA6E69">
-            <wp:extent cx="2852625" cy="2571750"/>
-            <wp:effectExtent l="19050" t="19050" r="24130" b="19050"/>
-            <wp:docPr id="105059502" name="Picture 105059502"/>
+          <wp:inline distT="0" distB="0" distL="0" distR="0" wp14:anchorId="45355A50" wp14:editId="2202682B">
+            <wp:extent cx="2867660" cy="2585306"/>
+            <wp:effectExtent l="19050" t="19050" r="27940" b="24765"/>
+            <wp:docPr id="1747582150" name="Picture 1747582150"/>
             <wp:cNvGraphicFramePr>
               <a:graphicFrameLocks xmlns:a="http://schemas.openxmlformats.org/drawingml/2006/main" noChangeAspect="1"/>
             </wp:cNvGraphicFramePr>
@@ -7664,7 +8317,7 @@
               <a:graphicData uri="http://schemas.openxmlformats.org/drawingml/2006/picture">
                 <pic:pic xmlns:pic="http://schemas.openxmlformats.org/drawingml/2006/picture">
                   <pic:nvPicPr>
-                    <pic:cNvPr id="0" name="Picture 1291357308"/>
+                    <pic:cNvPr id="0" name=""/>
                     <pic:cNvPicPr/>
                   </pic:nvPicPr>
                   <pic:blipFill>
@@ -7682,7 +8335,7 @@
                   <pic:spPr>
                     <a:xfrm>
                       <a:off x="0" y="0"/>
-                      <a:ext cx="2875128" cy="2592037"/>
+                      <a:ext cx="2878674" cy="2595236"/>
                     </a:xfrm>
                     <a:prstGeom prst="rect">
                       <a:avLst/>
@@ -7719,12 +8372,123 @@
           <w:sz w:val="20"/>
           <w:lang w:val="en-IN"/>
         </w:rPr>
-        <w:t>Fig. 6:  Similarity plot for test data (case 1)</w:t>
-      </w:r>
-    </w:p>
-    <w:p>
-      <w:pPr>
-        <w:rPr>
+        <w:t xml:space="preserve">Fig. 6:  </w:t>
+      </w:r>
+      <w:r>
+        <w:rPr>
+          <w:rStyle w:val="FigureChar"/>
+          <w:i/>
+          <w:iCs/>
+          <w:sz w:val="20"/>
+          <w:lang w:val="en-IN"/>
+        </w:rPr>
+        <w:t xml:space="preserve">Percentage </w:t>
+      </w:r>
+      <w:r>
+        <w:rPr>
+          <w:rStyle w:val="FigureChar"/>
+          <w:i/>
+          <w:iCs/>
+          <w:sz w:val="20"/>
+          <w:lang w:val="en-IN"/>
+        </w:rPr>
+        <w:t>Similarity plot for test data (case 1)</w:t>
+      </w:r>
+    </w:p>
+    <w:p>
+      <w:pPr>
+        <w:rPr>
+          <w:rStyle w:val="FigureChar"/>
+          <w:i/>
+          <w:iCs/>
+          <w:sz w:val="20"/>
+          <w:lang w:val="en-IN"/>
+        </w:rPr>
+      </w:pPr>
+    </w:p>
+    <w:p>
+      <w:pPr>
+        <w:rPr>
+          <w:rStyle w:val="FigureChar"/>
+          <w:i/>
+          <w:iCs/>
+          <w:sz w:val="20"/>
+          <w:lang w:val="en-IN"/>
+        </w:rPr>
+      </w:pPr>
+      <w:r>
+        <w:rPr>
+          <w:noProof/>
+        </w:rPr>
+        <w:drawing>
+          <wp:inline distT="0" distB="0" distL="0" distR="0" wp14:anchorId="578C4098" wp14:editId="442F5406">
+            <wp:extent cx="2850088" cy="2569464"/>
+            <wp:effectExtent l="12700" t="12700" r="12700" b="12700"/>
+            <wp:docPr id="1172571434" name="Picture 1172571434"/>
+            <wp:cNvGraphicFramePr>
+              <a:graphicFrameLocks xmlns:a="http://schemas.openxmlformats.org/drawingml/2006/main" noChangeAspect="1"/>
+            </wp:cNvGraphicFramePr>
+            <a:graphic xmlns:a="http://schemas.openxmlformats.org/drawingml/2006/main">
+              <a:graphicData uri="http://schemas.openxmlformats.org/drawingml/2006/picture">
+                <pic:pic xmlns:pic="http://schemas.openxmlformats.org/drawingml/2006/picture">
+                  <pic:nvPicPr>
+                    <pic:cNvPr id="0" name=""/>
+                    <pic:cNvPicPr/>
+                  </pic:nvPicPr>
+                  <pic:blipFill>
+                    <a:blip r:embed="rId28">
+                      <a:extLst>
+                        <a:ext uri="{28A0092B-C50C-407E-A947-70E740481C1C}">
+                          <a14:useLocalDpi xmlns:a14="http://schemas.microsoft.com/office/drawing/2010/main" val="0"/>
+                        </a:ext>
+                      </a:extLst>
+                    </a:blip>
+                    <a:stretch>
+                      <a:fillRect/>
+                    </a:stretch>
+                  </pic:blipFill>
+                  <pic:spPr>
+                    <a:xfrm>
+                      <a:off x="0" y="0"/>
+                      <a:ext cx="2850088" cy="2569464"/>
+                    </a:xfrm>
+                    <a:prstGeom prst="rect">
+                      <a:avLst/>
+                    </a:prstGeom>
+                    <a:ln w="12700">
+                      <a:solidFill>
+                        <a:schemeClr val="tx1"/>
+                      </a:solidFill>
+                      <a:prstDash val="solid"/>
+                    </a:ln>
+                  </pic:spPr>
+                </pic:pic>
+              </a:graphicData>
+            </a:graphic>
+          </wp:inline>
+        </w:drawing>
+      </w:r>
+    </w:p>
+    <w:p>
+      <w:pPr>
+        <w:rPr>
+          <w:lang w:val="en-IN"/>
+        </w:rPr>
+      </w:pPr>
+      <w:r>
+        <w:rPr>
+          <w:i/>
+          <w:iCs/>
+          <w:lang w:val="en-IN"/>
+        </w:rPr>
+        <w:t>Fig. 7: Internal Similarity plot for test data (case 1)</w:t>
+      </w:r>
+    </w:p>
+    <w:p>
+      <w:pPr>
+        <w:rPr>
+          <w:i/>
+          <w:iCs/>
           <w:lang w:val="en-IN"/>
         </w:rPr>
       </w:pPr>
@@ -7813,7 +8577,7 @@
           <w:noProof/>
           <w:lang w:val="en-IN"/>
         </w:rPr>
-        <w:t>3</w:t>
+        <w:t>4</w:t>
       </w:r>
       <w:r>
         <w:rPr>
@@ -7827,105 +8591,77 @@
           <w:noProof/>
           <w:lang w:val="en-IN"/>
         </w:rPr>
-        <w:t>7</w:t>
+        <w:t>8</w:t>
       </w:r>
       <w:r>
         <w:rPr>
           <w:noProof/>
           <w:lang w:val="en-IN"/>
         </w:rPr>
-        <w:t xml:space="preserve"> represents the KNN plots from the </w:t>
+        <w:t xml:space="preserve"> represents the KNN plots from the Table </w:t>
       </w:r>
       <w:r>
         <w:rPr>
           <w:noProof/>
           <w:lang w:val="en-IN"/>
         </w:rPr>
-        <w:t>Table</w:t>
+        <w:t>4</w:t>
       </w:r>
       <w:r>
         <w:rPr>
           <w:noProof/>
           <w:lang w:val="en-IN"/>
         </w:rPr>
-        <w:t xml:space="preserve"> </w:t>
+        <w:t xml:space="preserve">. In contrast, Table </w:t>
       </w:r>
       <w:r>
         <w:rPr>
           <w:noProof/>
           <w:lang w:val="en-IN"/>
         </w:rPr>
-        <w:t>3</w:t>
+        <w:t>5</w:t>
       </w:r>
       <w:r>
         <w:rPr>
           <w:noProof/>
           <w:lang w:val="en-IN"/>
         </w:rPr>
-        <w:t xml:space="preserve">. In contrast, Table </w:t>
+        <w:t xml:space="preserve"> shows how the HTM classifier performed the recon</w:t>
       </w:r>
       <w:r>
         <w:rPr>
           <w:noProof/>
           <w:lang w:val="en-IN"/>
         </w:rPr>
-        <w:t>4</w:t>
+        <w:t>s</w:t>
       </w:r>
       <w:r>
         <w:rPr>
           <w:noProof/>
           <w:lang w:val="en-IN"/>
         </w:rPr>
-        <w:t xml:space="preserve"> shows how the HTM classifier performed the recon</w:t>
+        <w:t xml:space="preserve">truction. Fig. </w:t>
       </w:r>
       <w:r>
         <w:rPr>
           <w:noProof/>
           <w:lang w:val="en-IN"/>
         </w:rPr>
-        <w:t>s</w:t>
+        <w:t>9</w:t>
       </w:r>
       <w:r>
         <w:rPr>
           <w:noProof/>
           <w:lang w:val="en-IN"/>
         </w:rPr>
-        <w:t xml:space="preserve">truction. Fig. </w:t>
+        <w:t xml:space="preserve"> represents the HTM plots from the Table </w:t>
       </w:r>
       <w:r>
         <w:rPr>
           <w:noProof/>
           <w:lang w:val="en-IN"/>
         </w:rPr>
-        <w:t>8</w:t>
-      </w:r>
-      <w:r>
-        <w:rPr>
-          <w:noProof/>
-          <w:lang w:val="en-IN"/>
-        </w:rPr>
-        <w:t xml:space="preserve"> represents the HTM plots from the </w:t>
-      </w:r>
-      <w:r>
-        <w:rPr>
-          <w:noProof/>
-          <w:lang w:val="en-IN"/>
-        </w:rPr>
-        <w:t>T</w:t>
-      </w:r>
-      <w:r>
-        <w:rPr>
-          <w:noProof/>
-          <w:lang w:val="en-IN"/>
-        </w:rPr>
-        <w:t xml:space="preserve">able </w:t>
-      </w:r>
-      <w:r>
-        <w:rPr>
-          <w:noProof/>
-          <w:lang w:val="en-IN"/>
-        </w:rPr>
-        <w:t>4</w:t>
+        <w:t>5</w:t>
       </w:r>
       <w:r>
         <w:rPr>
@@ -8609,6 +9345,7 @@
                 <w:sz w:val="22"/>
                 <w:szCs w:val="22"/>
               </w:rPr>
+              <w:lastRenderedPageBreak/>
               <w:t>21</w:t>
             </w:r>
           </w:p>
@@ -9085,7 +9822,7 @@
           <w:noProof/>
           <w:lang w:val="en-IN"/>
         </w:rPr>
-        <w:t>3</w:t>
+        <w:t>4</w:t>
       </w:r>
       <w:r>
         <w:rPr>
@@ -9116,7 +9853,7 @@
           <w:noProof/>
         </w:rPr>
         <w:drawing>
-          <wp:inline distT="0" distB="0" distL="0" distR="0" wp14:anchorId="33E2C9F2" wp14:editId="351ECB9A">
+          <wp:inline distT="0" distB="0" distL="0" distR="0" wp14:anchorId="33E2C9F2" wp14:editId="584776AE">
             <wp:extent cx="3095625" cy="2143125"/>
             <wp:effectExtent l="12700" t="12700" r="12700" b="12700"/>
             <wp:docPr id="215417090" name="Picture 215417090"/>
@@ -9127,11 +9864,11 @@
               <a:graphicData uri="http://schemas.openxmlformats.org/drawingml/2006/picture">
                 <pic:pic xmlns:pic="http://schemas.openxmlformats.org/drawingml/2006/picture">
                   <pic:nvPicPr>
-                    <pic:cNvPr id="0" name="Picture 1515601597"/>
+                    <pic:cNvPr id="0" name="Picture 215417090"/>
                     <pic:cNvPicPr/>
                   </pic:nvPicPr>
                   <pic:blipFill>
-                    <a:blip r:embed="rId28" cstate="print">
+                    <a:blip r:embed="rId29" cstate="print">
                       <a:extLst>
                         <a:ext uri="{28A0092B-C50C-407E-A947-70E740481C1C}">
                           <a14:useLocalDpi xmlns:a14="http://schemas.microsoft.com/office/drawing/2010/main" val="0"/>
@@ -9179,7 +9916,7 @@
           <w:noProof/>
           <w:lang w:val="en-IN"/>
         </w:rPr>
-        <w:t>7</w:t>
+        <w:t>8</w:t>
       </w:r>
       <w:r>
         <w:rPr>
@@ -10346,7 +11083,7 @@
           <w:noProof/>
           <w:lang w:val="en-IN"/>
         </w:rPr>
-        <w:t>4</w:t>
+        <w:t>5</w:t>
       </w:r>
       <w:r>
         <w:rPr>
@@ -10379,9 +11116,8 @@
         <w:rPr>
           <w:noProof/>
         </w:rPr>
-        <w:lastRenderedPageBreak/>
         <w:drawing>
-          <wp:inline distT="0" distB="0" distL="0" distR="0" wp14:anchorId="679C051B" wp14:editId="62D58A12">
+          <wp:inline distT="0" distB="0" distL="0" distR="0" wp14:anchorId="679C051B" wp14:editId="7E1A76AB">
             <wp:extent cx="3158913" cy="2186940"/>
             <wp:effectExtent l="12700" t="12700" r="12700" b="12700"/>
             <wp:docPr id="106500382" name="Picture 106500382"/>
@@ -10392,11 +11128,11 @@
               <a:graphicData uri="http://schemas.openxmlformats.org/drawingml/2006/picture">
                 <pic:pic xmlns:pic="http://schemas.openxmlformats.org/drawingml/2006/picture">
                   <pic:nvPicPr>
-                    <pic:cNvPr id="0" name="Picture 240842320"/>
+                    <pic:cNvPr id="0" name="Picture 106500382"/>
                     <pic:cNvPicPr/>
                   </pic:nvPicPr>
                   <pic:blipFill>
-                    <a:blip r:embed="rId29" cstate="print">
+                    <a:blip r:embed="rId30" cstate="print">
                       <a:extLst>
                         <a:ext uri="{28A0092B-C50C-407E-A947-70E740481C1C}">
                           <a14:useLocalDpi xmlns:a14="http://schemas.microsoft.com/office/drawing/2010/main" val="0"/>
@@ -10451,7 +11187,7 @@
           <w:noProof/>
           <w:lang w:val="en-IN"/>
         </w:rPr>
-        <w:t>8</w:t>
+        <w:t>9</w:t>
       </w:r>
       <w:r>
         <w:rPr>
@@ -10481,7 +11217,7 @@
         <w:t xml:space="preserve">Fig. </w:t>
       </w:r>
       <w:r>
-        <w:t>9</w:t>
+        <w:t>10</w:t>
       </w:r>
       <w:r>
         <w:t xml:space="preserve"> highlights that in this case also HTM performed much better than KNN, very evident from the </w:t>
@@ -10505,10 +11241,16 @@
         <w:t>10, 17, 19, 20, 21)</w:t>
       </w:r>
       <w:r>
-        <w:t>. However, where both lines have similar peaks, if we check the internal similarities (</w:t>
-      </w:r>
-      <w:r>
-        <w:t>Table 3 &amp; Table 4), we notice that HTM performed better.</w:t>
+        <w:t xml:space="preserve">. However, if we check the internal similarities </w:t>
+      </w:r>
+      <w:r>
+        <w:t>Fig. 11</w:t>
+      </w:r>
+      <w:r>
+        <w:t xml:space="preserve">, we notice that </w:t>
+      </w:r>
+      <w:r>
+        <w:t>KNN have 0% match with SDR comparison.</w:t>
       </w:r>
     </w:p>
     <w:p>
@@ -10519,6 +11261,9 @@
     <w:p>
       <w:pPr>
         <w:rPr>
+          <w:rStyle w:val="FigureChar"/>
+          <w:i/>
+          <w:iCs/>
           <w:lang w:val="en-IN"/>
         </w:rPr>
       </w:pPr>
@@ -10527,10 +11272,10 @@
           <w:noProof/>
         </w:rPr>
         <w:drawing>
-          <wp:inline distT="0" distB="0" distL="0" distR="0" wp14:anchorId="36C56C7C" wp14:editId="02CF394A">
-            <wp:extent cx="3123559" cy="2162464"/>
-            <wp:effectExtent l="19050" t="19050" r="20320" b="9525"/>
-            <wp:docPr id="956217734" name="Picture 462314569"/>
+          <wp:inline distT="0" distB="0" distL="0" distR="0" wp14:anchorId="5DA19032" wp14:editId="68C58F61">
+            <wp:extent cx="3095625" cy="2143125"/>
+            <wp:effectExtent l="12700" t="12700" r="12700" b="12700"/>
+            <wp:docPr id="138123765" name="Picture 138123765"/>
             <wp:cNvGraphicFramePr>
               <a:graphicFrameLocks xmlns:a="http://schemas.openxmlformats.org/drawingml/2006/main" noChangeAspect="1"/>
             </wp:cNvGraphicFramePr>
@@ -10538,11 +11283,11 @@
               <a:graphicData uri="http://schemas.openxmlformats.org/drawingml/2006/picture">
                 <pic:pic xmlns:pic="http://schemas.openxmlformats.org/drawingml/2006/picture">
                   <pic:nvPicPr>
-                    <pic:cNvPr id="0" name="Picture 462314569"/>
+                    <pic:cNvPr id="0" name=""/>
                     <pic:cNvPicPr/>
                   </pic:nvPicPr>
                   <pic:blipFill>
-                    <a:blip r:embed="rId30" cstate="print">
+                    <a:blip r:embed="rId31" cstate="print">
                       <a:extLst>
                         <a:ext uri="{28A0092B-C50C-407E-A947-70E740481C1C}">
                           <a14:useLocalDpi xmlns:a14="http://schemas.microsoft.com/office/drawing/2010/main" val="0"/>
@@ -10556,7 +11301,7 @@
                   <pic:spPr>
                     <a:xfrm>
                       <a:off x="0" y="0"/>
-                      <a:ext cx="3127169" cy="2164963"/>
+                      <a:ext cx="3095625" cy="2143125"/>
                     </a:xfrm>
                     <a:prstGeom prst="rect">
                       <a:avLst/>
@@ -10592,7 +11337,7 @@
           <w:sz w:val="20"/>
           <w:lang w:val="en-IN"/>
         </w:rPr>
-        <w:t>9</w:t>
+        <w:t>10</w:t>
       </w:r>
       <w:r>
         <w:rPr>
@@ -10602,7 +11347,27 @@
           <w:sz w:val="20"/>
           <w:lang w:val="en-IN"/>
         </w:rPr>
-        <w:t>: Similarity plot for test data (case 2)</w:t>
+        <w:t xml:space="preserve">: </w:t>
+      </w:r>
+      <w:r>
+        <w:rPr>
+          <w:rStyle w:val="FigureChar"/>
+          <w:i/>
+          <w:iCs/>
+          <w:sz w:val="20"/>
+          <w:lang w:val="en-IN"/>
+        </w:rPr>
+        <w:t xml:space="preserve">Percentage </w:t>
+      </w:r>
+      <w:r>
+        <w:rPr>
+          <w:rStyle w:val="FigureChar"/>
+          <w:i/>
+          <w:iCs/>
+          <w:sz w:val="20"/>
+          <w:lang w:val="en-IN"/>
+        </w:rPr>
+        <w:t>Similarity plot for test data (case 2)</w:t>
       </w:r>
       <w:r>
         <w:rPr>
@@ -10616,6 +11381,120 @@
     </w:p>
     <w:p>
       <w:pPr>
+        <w:rPr>
+          <w:rStyle w:val="FigureChar"/>
+          <w:i/>
+          <w:iCs/>
+          <w:lang w:val="en-IN"/>
+        </w:rPr>
+      </w:pPr>
+    </w:p>
+    <w:p>
+      <w:pPr>
+        <w:rPr>
+          <w:rStyle w:val="FigureChar"/>
+          <w:i/>
+          <w:iCs/>
+          <w:lang w:val="en-IN"/>
+        </w:rPr>
+      </w:pPr>
+    </w:p>
+    <w:p>
+      <w:pPr>
+        <w:rPr>
+          <w:rStyle w:val="FigureChar"/>
+          <w:i/>
+          <w:iCs/>
+          <w:sz w:val="20"/>
+          <w:lang w:val="en-IN"/>
+        </w:rPr>
+      </w:pPr>
+      <w:r>
+        <w:rPr>
+          <w:noProof/>
+        </w:rPr>
+        <w:drawing>
+          <wp:inline distT="0" distB="0" distL="0" distR="0" wp14:anchorId="7171AE6D" wp14:editId="5BE7DAE6">
+            <wp:extent cx="3095625" cy="2143125"/>
+            <wp:effectExtent l="12700" t="12700" r="12700" b="12700"/>
+            <wp:docPr id="775411578" name="Picture 775411578"/>
+            <wp:cNvGraphicFramePr>
+              <a:graphicFrameLocks xmlns:a="http://schemas.openxmlformats.org/drawingml/2006/main" noChangeAspect="1"/>
+            </wp:cNvGraphicFramePr>
+            <a:graphic xmlns:a="http://schemas.openxmlformats.org/drawingml/2006/main">
+              <a:graphicData uri="http://schemas.openxmlformats.org/drawingml/2006/picture">
+                <pic:pic xmlns:pic="http://schemas.openxmlformats.org/drawingml/2006/picture">
+                  <pic:nvPicPr>
+                    <pic:cNvPr id="0" name=""/>
+                    <pic:cNvPicPr/>
+                  </pic:nvPicPr>
+                  <pic:blipFill>
+                    <a:blip r:embed="rId32" cstate="print">
+                      <a:extLst>
+                        <a:ext uri="{28A0092B-C50C-407E-A947-70E740481C1C}">
+                          <a14:useLocalDpi xmlns:a14="http://schemas.microsoft.com/office/drawing/2010/main" val="0"/>
+                        </a:ext>
+                      </a:extLst>
+                    </a:blip>
+                    <a:stretch>
+                      <a:fillRect/>
+                    </a:stretch>
+                  </pic:blipFill>
+                  <pic:spPr>
+                    <a:xfrm>
+                      <a:off x="0" y="0"/>
+                      <a:ext cx="3095625" cy="2143125"/>
+                    </a:xfrm>
+                    <a:prstGeom prst="rect">
+                      <a:avLst/>
+                    </a:prstGeom>
+                    <a:ln w="12700">
+                      <a:solidFill>
+                        <a:schemeClr val="tx1"/>
+                      </a:solidFill>
+                      <a:prstDash val="solid"/>
+                    </a:ln>
+                  </pic:spPr>
+                </pic:pic>
+              </a:graphicData>
+            </a:graphic>
+          </wp:inline>
+        </w:drawing>
+      </w:r>
+      <w:r>
+        <w:rPr>
+          <w:rStyle w:val="FigureChar"/>
+          <w:i/>
+          <w:iCs/>
+          <w:sz w:val="20"/>
+          <w:lang w:val="en-IN"/>
+        </w:rPr>
+        <w:t>Fig. 11: Internal Similarity plot for test data (case 2)</w:t>
+      </w:r>
+    </w:p>
+    <w:p>
+      <w:pPr>
+        <w:rPr>
+          <w:rStyle w:val="FigureChar"/>
+          <w:i/>
+          <w:iCs/>
+          <w:sz w:val="20"/>
+          <w:lang w:val="en-IN"/>
+        </w:rPr>
+      </w:pPr>
+    </w:p>
+    <w:p>
+      <w:pPr>
+        <w:rPr>
+          <w:rStyle w:val="FigureChar"/>
+          <w:i/>
+          <w:iCs/>
+          <w:lang w:val="en-IN"/>
+        </w:rPr>
+      </w:pPr>
+    </w:p>
+    <w:p>
+      <w:pPr>
         <w:pStyle w:val="Heading2"/>
         <w:rPr>
           <w:b/>
@@ -10629,6 +11508,7 @@
           <w:bCs/>
           <w:lang w:val="en-IN"/>
         </w:rPr>
+        <w:lastRenderedPageBreak/>
         <w:t>Training Data Reconstruction</w:t>
       </w:r>
     </w:p>
@@ -10774,6 +11654,11 @@
       <w:r>
         <w:t>%.</w:t>
       </w:r>
+    </w:p>
+    <w:p>
+      <w:pPr>
+        <w:jc w:val="both"/>
+      </w:pPr>
     </w:p>
     <w:p>
       <w:pPr>
@@ -10816,7 +11701,7 @@
         <w:rPr>
           <w:lang w:val="en-IN"/>
         </w:rPr>
-        <w:t>5</w:t>
+        <w:t>6</w:t>
       </w:r>
       <w:r>
         <w:rPr>
@@ -10828,19 +11713,25 @@
         <w:rPr>
           <w:lang w:val="en-IN"/>
         </w:rPr>
-        <w:t>10</w:t>
+        <w:t>1</w:t>
       </w:r>
       <w:r>
         <w:rPr>
           <w:lang w:val="en-IN"/>
         </w:rPr>
+        <w:t>2</w:t>
+      </w:r>
+      <w:r>
+        <w:rPr>
+          <w:lang w:val="en-IN"/>
+        </w:rPr>
         <w:t xml:space="preserve"> for KNN and Table </w:t>
       </w:r>
       <w:r>
         <w:rPr>
           <w:lang w:val="en-IN"/>
         </w:rPr>
-        <w:t>6</w:t>
+        <w:t>7</w:t>
       </w:r>
       <w:r>
         <w:rPr>
@@ -10852,7 +11743,13 @@
         <w:rPr>
           <w:lang w:val="en-IN"/>
         </w:rPr>
-        <w:t>11</w:t>
+        <w:t>1</w:t>
+      </w:r>
+      <w:r>
+        <w:rPr>
+          <w:lang w:val="en-IN"/>
+        </w:rPr>
+        <w:t>3</w:t>
       </w:r>
       <w:r>
         <w:rPr>
@@ -12664,7 +13561,7 @@
           <w:iCs/>
           <w:lang w:val="en-IN"/>
         </w:rPr>
-        <w:t>5</w:t>
+        <w:t>6</w:t>
       </w:r>
       <w:r>
         <w:rPr>
@@ -12706,7 +13603,7 @@
                     <pic:cNvPicPr/>
                   </pic:nvPicPr>
                   <pic:blipFill>
-                    <a:blip r:embed="rId31">
+                    <a:blip r:embed="rId33">
                       <a:extLst>
                         <a:ext uri="{28A0092B-C50C-407E-A947-70E740481C1C}">
                           <a14:useLocalDpi xmlns:a14="http://schemas.microsoft.com/office/drawing/2010/main" val="0"/>
@@ -12767,7 +13664,17 @@
           <w:sz w:val="20"/>
           <w:lang w:val="en-IN"/>
         </w:rPr>
-        <w:t>10</w:t>
+        <w:t>1</w:t>
+      </w:r>
+      <w:r>
+        <w:rPr>
+          <w:rStyle w:val="FigureChar"/>
+          <w:i/>
+          <w:iCs/>
+          <w:sz w:val="20"/>
+          <w:lang w:val="en-IN"/>
+        </w:rPr>
+        <w:t>2</w:t>
       </w:r>
       <w:r>
         <w:rPr>
@@ -12840,7 +13747,6 @@
                 <w:sz w:val="22"/>
                 <w:szCs w:val="22"/>
               </w:rPr>
-              <w:lastRenderedPageBreak/>
               <w:t>HTM Train Data Reconstruction</w:t>
             </w:r>
           </w:p>
@@ -14517,7 +15423,7 @@
           <w:sz w:val="20"/>
           <w:lang w:val="en-IN"/>
         </w:rPr>
-        <w:t>6</w:t>
+        <w:t>7</w:t>
       </w:r>
       <w:r>
         <w:rPr>
@@ -14546,6 +15452,7 @@
         <w:rPr>
           <w:noProof/>
         </w:rPr>
+        <w:lastRenderedPageBreak/>
         <w:drawing>
           <wp:inline distT="0" distB="0" distL="0" distR="0" wp14:anchorId="56BE97B5" wp14:editId="68CEE00E">
             <wp:extent cx="2982608" cy="2688937"/>
@@ -14562,7 +15469,7 @@
                     <pic:cNvPicPr/>
                   </pic:nvPicPr>
                   <pic:blipFill>
-                    <a:blip r:embed="rId32">
+                    <a:blip r:embed="rId34">
                       <a:extLst>
                         <a:ext uri="{28A0092B-C50C-407E-A947-70E740481C1C}">
                           <a14:useLocalDpi xmlns:a14="http://schemas.microsoft.com/office/drawing/2010/main" val="0"/>
@@ -14622,7 +15529,7 @@
           <w:sz w:val="20"/>
           <w:lang w:val="en-IN"/>
         </w:rPr>
-        <w:t>11</w:t>
+        <w:t>1</w:t>
       </w:r>
       <w:r>
         <w:rPr>
@@ -14631,19 +15538,28 @@
           <w:sz w:val="20"/>
           <w:lang w:val="en-IN"/>
         </w:rPr>
-        <w:t>: HTM reconstruction plot for train data (case 1)</w:t>
-      </w:r>
-    </w:p>
-    <w:p>
-      <w:pPr>
-        <w:pStyle w:val="Figure"/>
-        <w:jc w:val="center"/>
+        <w:t>3</w:t>
+      </w:r>
+      <w:r>
         <w:rPr>
           <w:i/>
           <w:iCs/>
           <w:sz w:val="20"/>
           <w:lang w:val="en-IN"/>
         </w:rPr>
+        <w:t>: HTM reconstruction plot for train data (case 1)</w:t>
+      </w:r>
+    </w:p>
+    <w:p>
+      <w:pPr>
+        <w:pStyle w:val="Figure"/>
+        <w:jc w:val="center"/>
+        <w:rPr>
+          <w:i/>
+          <w:iCs/>
+          <w:sz w:val="20"/>
+          <w:lang w:val="en-IN"/>
+        </w:rPr>
       </w:pPr>
     </w:p>
     <w:p>
@@ -14666,63 +15582,49 @@
           <w:noProof/>
           <w:lang w:val="en-IN"/>
         </w:rPr>
-        <w:t>12</w:t>
+        <w:t>1</w:t>
       </w:r>
       <w:r>
         <w:rPr>
           <w:noProof/>
           <w:lang w:val="en-IN"/>
         </w:rPr>
-        <w:t xml:space="preserve"> </w:t>
+        <w:t>4</w:t>
       </w:r>
       <w:r>
         <w:rPr>
           <w:noProof/>
           <w:lang w:val="en-IN"/>
         </w:rPr>
-        <w:t xml:space="preserve">confirms both classifiers achieved 100% similarity </w:t>
+        <w:t xml:space="preserve"> </w:t>
       </w:r>
       <w:r>
         <w:rPr>
           <w:noProof/>
           <w:lang w:val="en-IN"/>
         </w:rPr>
-        <w:t>(red and blue lines have same height)</w:t>
+        <w:t xml:space="preserve">and Fig. 15 </w:t>
       </w:r>
       <w:r>
         <w:rPr>
           <w:noProof/>
           <w:lang w:val="en-IN"/>
         </w:rPr>
-        <w:t xml:space="preserve"> </w:t>
+        <w:t xml:space="preserve">confirms both classifiers achieved 100% similarity </w:t>
       </w:r>
       <w:r>
         <w:rPr>
           <w:noProof/>
           <w:lang w:val="en-IN"/>
         </w:rPr>
-        <w:t>on training data, reinforcing their memorization capability</w:t>
+        <w:t>(red and blue lines have same height)</w:t>
       </w:r>
       <w:r>
         <w:rPr>
           <w:noProof/>
           <w:lang w:val="en-IN"/>
         </w:rPr>
-        <w:t xml:space="preserve"> </w:t>
-      </w:r>
-      <w:r>
-        <w:rPr>
-          <w:noProof/>
-          <w:lang w:val="en-IN"/>
-        </w:rPr>
-        <w:t xml:space="preserve">with </w:t>
-      </w:r>
-      <w:r>
-        <w:rPr>
-          <w:noProof/>
-          <w:lang w:val="en-IN"/>
-        </w:rPr>
-        <w:t>known data.</w:t>
+        <w:t xml:space="preserve"> on training data, reinforcing their memorization capability with known data.</w:t>
       </w:r>
     </w:p>
     <w:p>
@@ -14740,7 +15642,6 @@
     <w:p>
       <w:pPr>
         <w:rPr>
-          <w:bCs/>
           <w:i/>
           <w:iCs/>
           <w:lang w:val="en-IN"/>
@@ -14751,10 +15652,10 @@
           <w:noProof/>
         </w:rPr>
         <w:drawing>
-          <wp:inline distT="0" distB="0" distL="0" distR="0" wp14:anchorId="6376691A" wp14:editId="50AAF97D">
-            <wp:extent cx="2980459" cy="2686999"/>
-            <wp:effectExtent l="19050" t="19050" r="10795" b="18415"/>
-            <wp:docPr id="722294460" name="Picture 722294460"/>
+          <wp:inline distT="0" distB="0" distL="0" distR="0" wp14:anchorId="1D4EB015" wp14:editId="641AA9FF">
+            <wp:extent cx="3095625" cy="2790825"/>
+            <wp:effectExtent l="12700" t="12700" r="12700" b="12700"/>
+            <wp:docPr id="1033502952" name="Picture 1033502952"/>
             <wp:cNvGraphicFramePr>
               <a:graphicFrameLocks xmlns:a="http://schemas.openxmlformats.org/drawingml/2006/main" noChangeAspect="1"/>
             </wp:cNvGraphicFramePr>
@@ -14762,11 +15663,11 @@
               <a:graphicData uri="http://schemas.openxmlformats.org/drawingml/2006/picture">
                 <pic:pic xmlns:pic="http://schemas.openxmlformats.org/drawingml/2006/picture">
                   <pic:nvPicPr>
-                    <pic:cNvPr id="0" name="Picture 240115355"/>
+                    <pic:cNvPr id="0" name=""/>
                     <pic:cNvPicPr/>
                   </pic:nvPicPr>
                   <pic:blipFill>
-                    <a:blip r:embed="rId33">
+                    <a:blip r:embed="rId35">
                       <a:extLst>
                         <a:ext uri="{28A0092B-C50C-407E-A947-70E740481C1C}">
                           <a14:useLocalDpi xmlns:a14="http://schemas.microsoft.com/office/drawing/2010/main" val="0"/>
@@ -14780,7 +15681,7 @@
                   <pic:spPr>
                     <a:xfrm>
                       <a:off x="0" y="0"/>
-                      <a:ext cx="3001932" cy="2706358"/>
+                      <a:ext cx="3095625" cy="2790825"/>
                     </a:xfrm>
                     <a:prstGeom prst="rect">
                       <a:avLst/>
@@ -14816,7 +15717,7 @@
           <w:sz w:val="20"/>
           <w:lang w:val="en-IN"/>
         </w:rPr>
-        <w:t>12</w:t>
+        <w:t>1</w:t>
       </w:r>
       <w:r>
         <w:rPr>
@@ -14826,12 +15727,130 @@
           <w:sz w:val="20"/>
           <w:lang w:val="en-IN"/>
         </w:rPr>
-        <w:t>:  Similarity plot for train data (case 1)</w:t>
-      </w:r>
-    </w:p>
-    <w:p>
-      <w:pPr>
-        <w:rPr>
+        <w:t>4</w:t>
+      </w:r>
+      <w:r>
+        <w:rPr>
+          <w:rStyle w:val="FigureChar"/>
+          <w:i/>
+          <w:iCs/>
+          <w:sz w:val="20"/>
+          <w:lang w:val="en-IN"/>
+        </w:rPr>
+        <w:t xml:space="preserve">:  </w:t>
+      </w:r>
+      <w:r>
+        <w:rPr>
+          <w:rStyle w:val="FigureChar"/>
+          <w:i/>
+          <w:iCs/>
+          <w:sz w:val="20"/>
+          <w:lang w:val="en-IN"/>
+        </w:rPr>
+        <w:t xml:space="preserve">Percentage </w:t>
+      </w:r>
+      <w:r>
+        <w:rPr>
+          <w:rStyle w:val="FigureChar"/>
+          <w:i/>
+          <w:iCs/>
+          <w:sz w:val="20"/>
+          <w:lang w:val="en-IN"/>
+        </w:rPr>
+        <w:t>Similarity plot for train data (case 1)</w:t>
+      </w:r>
+    </w:p>
+    <w:p>
+      <w:r>
+        <w:rPr>
+          <w:noProof/>
+        </w:rPr>
+        <w:drawing>
+          <wp:inline distT="0" distB="0" distL="0" distR="0" wp14:anchorId="1886BDA4" wp14:editId="37ED6DEB">
+            <wp:extent cx="3095625" cy="2790825"/>
+            <wp:effectExtent l="12700" t="12700" r="12700" b="12700"/>
+            <wp:docPr id="293707226" name="Picture 293707226"/>
+            <wp:cNvGraphicFramePr>
+              <a:graphicFrameLocks xmlns:a="http://schemas.openxmlformats.org/drawingml/2006/main" noChangeAspect="1"/>
+            </wp:cNvGraphicFramePr>
+            <a:graphic xmlns:a="http://schemas.openxmlformats.org/drawingml/2006/main">
+              <a:graphicData uri="http://schemas.openxmlformats.org/drawingml/2006/picture">
+                <pic:pic xmlns:pic="http://schemas.openxmlformats.org/drawingml/2006/picture">
+                  <pic:nvPicPr>
+                    <pic:cNvPr id="0" name=""/>
+                    <pic:cNvPicPr/>
+                  </pic:nvPicPr>
+                  <pic:blipFill>
+                    <a:blip r:embed="rId36">
+                      <a:extLst>
+                        <a:ext uri="{28A0092B-C50C-407E-A947-70E740481C1C}">
+                          <a14:useLocalDpi xmlns:a14="http://schemas.microsoft.com/office/drawing/2010/main" val="0"/>
+                        </a:ext>
+                      </a:extLst>
+                    </a:blip>
+                    <a:stretch>
+                      <a:fillRect/>
+                    </a:stretch>
+                  </pic:blipFill>
+                  <pic:spPr>
+                    <a:xfrm>
+                      <a:off x="0" y="0"/>
+                      <a:ext cx="3095625" cy="2790825"/>
+                    </a:xfrm>
+                    <a:prstGeom prst="rect">
+                      <a:avLst/>
+                    </a:prstGeom>
+                    <a:ln w="12700">
+                      <a:solidFill>
+                        <a:schemeClr val="tx1"/>
+                      </a:solidFill>
+                      <a:prstDash val="solid"/>
+                    </a:ln>
+                  </pic:spPr>
+                </pic:pic>
+              </a:graphicData>
+            </a:graphic>
+          </wp:inline>
+        </w:drawing>
+      </w:r>
+      <w:r>
+        <w:rPr>
+          <w:rStyle w:val="FigureChar"/>
+          <w:i/>
+          <w:iCs/>
+          <w:sz w:val="20"/>
+          <w:lang w:val="en-IN"/>
+        </w:rPr>
+        <w:t>Fig. 1</w:t>
+      </w:r>
+      <w:r>
+        <w:rPr>
+          <w:rStyle w:val="FigureChar"/>
+          <w:i/>
+          <w:iCs/>
+          <w:sz w:val="20"/>
+          <w:lang w:val="en-IN"/>
+        </w:rPr>
+        <w:t>5</w:t>
+      </w:r>
+      <w:r>
+        <w:rPr>
+          <w:rStyle w:val="FigureChar"/>
+          <w:i/>
+          <w:iCs/>
+          <w:sz w:val="20"/>
+          <w:lang w:val="en-IN"/>
+        </w:rPr>
+        <w:t>:  Internal Similarity plot for train data (case 1)</w:t>
+      </w:r>
+    </w:p>
+    <w:p>
+      <w:pPr>
+        <w:rPr>
+          <w:rStyle w:val="FigureChar"/>
+          <w:i/>
+          <w:iCs/>
+          <w:sz w:val="20"/>
           <w:lang w:val="en-IN"/>
         </w:rPr>
       </w:pPr>
@@ -14904,7 +15923,31 @@
         <w:jc w:val="both"/>
       </w:pPr>
       <w:r>
-        <w:t>Both the KNN and HTM demonstrated flawless reconstruction performance during training, achieving 100% similarity scores when tested on the 80% training data subset. As shown in Table 7, Fig. 13 (KNN) and Table 8, Fig. 14 (HTM), their predictions exhibited exact alignment with ground-truth values across all samples. Visualized results revealed a perfect diagonal distribution in prediction-versus-input matrices</w:t>
+        <w:t xml:space="preserve">Both the KNN and HTM demonstrated flawless reconstruction performance during training, achieving 100% similarity scores when tested on the 80% training data subset. As shown in Table </w:t>
+      </w:r>
+      <w:r>
+        <w:t>8</w:t>
+      </w:r>
+      <w:r>
+        <w:t>, Fig. 1</w:t>
+      </w:r>
+      <w:r>
+        <w:t>6</w:t>
+      </w:r>
+      <w:r>
+        <w:t xml:space="preserve"> (KNN) and Table </w:t>
+      </w:r>
+      <w:r>
+        <w:t>9</w:t>
+      </w:r>
+      <w:r>
+        <w:t>, Fig. 1</w:t>
+      </w:r>
+      <w:r>
+        <w:t>7</w:t>
+      </w:r>
+      <w:r>
+        <w:t xml:space="preserve"> (HTM), their predictions exhibited exact alignment with ground-truth values across all samples. Visualized results revealed a perfect diagonal distribution in prediction-versus-input matrices</w:t>
       </w:r>
       <w:r>
         <w:t xml:space="preserve"> (x=y)</w:t>
@@ -14912,6 +15955,11 @@
       <w:r>
         <w:t>, indicating error-free reconstruction where every output precisely mirrored its corresponding input. This identical performance across both classifiers highlights their optimal training-phase accuracy under the experimental conditions.</w:t>
       </w:r>
+    </w:p>
+    <w:p>
+      <w:pPr>
+        <w:jc w:val="both"/>
+      </w:pPr>
     </w:p>
     <w:p>
       <w:pPr>
@@ -17426,6 +18474,7 @@
                 <w:szCs w:val="22"/>
                 <w:lang w:val="en-IN" w:eastAsia="en-IN"/>
               </w:rPr>
+              <w:lastRenderedPageBreak/>
               <w:t>22</w:t>
             </w:r>
           </w:p>
@@ -17576,7 +18625,6 @@
                 <w:szCs w:val="22"/>
                 <w:lang w:val="en-IN" w:eastAsia="en-IN"/>
               </w:rPr>
-              <w:lastRenderedPageBreak/>
               <w:t>23</w:t>
             </w:r>
           </w:p>
@@ -21164,7 +22212,7 @@
           <w:iCs/>
           <w:lang w:val="en-IN"/>
         </w:rPr>
-        <w:t>7</w:t>
+        <w:t>8</w:t>
       </w:r>
       <w:r>
         <w:rPr>
@@ -21202,7 +22250,7 @@
           <w:noProof/>
         </w:rPr>
         <w:drawing>
-          <wp:inline distT="0" distB="0" distL="0" distR="0" wp14:anchorId="0B733320" wp14:editId="0FE5ED59">
+          <wp:inline distT="0" distB="0" distL="0" distR="0" wp14:anchorId="0B733320" wp14:editId="5FC32178">
             <wp:extent cx="3114887" cy="2156460"/>
             <wp:effectExtent l="12700" t="12700" r="12700" b="12700"/>
             <wp:docPr id="75877237" name="Picture 75877237"/>
@@ -21213,11 +22261,11 @@
               <a:graphicData uri="http://schemas.openxmlformats.org/drawingml/2006/picture">
                 <pic:pic xmlns:pic="http://schemas.openxmlformats.org/drawingml/2006/picture">
                   <pic:nvPicPr>
-                    <pic:cNvPr id="0" name="Picture 1586417504"/>
+                    <pic:cNvPr id="0" name="Picture 75877237"/>
                     <pic:cNvPicPr/>
                   </pic:nvPicPr>
                   <pic:blipFill>
-                    <a:blip r:embed="rId34" cstate="print">
+                    <a:blip r:embed="rId37" cstate="print">
                       <a:extLst>
                         <a:ext uri="{28A0092B-C50C-407E-A947-70E740481C1C}">
                           <a14:useLocalDpi xmlns:a14="http://schemas.microsoft.com/office/drawing/2010/main" val="0"/>
@@ -21257,7 +22305,7 @@
           <w:sz w:val="20"/>
           <w:lang w:val="en-IN"/>
         </w:rPr>
-        <w:t xml:space="preserve">Fig. </w:t>
+        <w:t>Fig. 1</w:t>
       </w:r>
       <w:r>
         <w:rPr>
@@ -21267,7 +22315,7 @@
           <w:sz w:val="20"/>
           <w:lang w:val="en-IN"/>
         </w:rPr>
-        <w:t>13</w:t>
+        <w:t>6</w:t>
       </w:r>
       <w:r>
         <w:rPr>
@@ -27538,7 +28586,7 @@
           <w:iCs/>
           <w:lang w:val="en-IN"/>
         </w:rPr>
-        <w:t>8</w:t>
+        <w:t>9</w:t>
       </w:r>
       <w:r>
         <w:rPr>
@@ -27595,7 +28643,7 @@
         </w:rPr>
         <w:lastRenderedPageBreak/>
         <w:drawing>
-          <wp:inline distT="0" distB="0" distL="0" distR="0" wp14:anchorId="222050F2" wp14:editId="5EF8F543">
+          <wp:inline distT="0" distB="0" distL="0" distR="0" wp14:anchorId="222050F2" wp14:editId="44287952">
             <wp:extent cx="3114675" cy="2156313"/>
             <wp:effectExtent l="12700" t="12700" r="12700" b="12700"/>
             <wp:docPr id="1637311643" name="Picture 1637311643"/>
@@ -27606,11 +28654,11 @@
               <a:graphicData uri="http://schemas.openxmlformats.org/drawingml/2006/picture">
                 <pic:pic xmlns:pic="http://schemas.openxmlformats.org/drawingml/2006/picture">
                   <pic:nvPicPr>
-                    <pic:cNvPr id="0" name="Picture 2004957282"/>
+                    <pic:cNvPr id="0" name="Picture 1637311643"/>
                     <pic:cNvPicPr/>
                   </pic:nvPicPr>
                   <pic:blipFill>
-                    <a:blip r:embed="rId35" cstate="print">
+                    <a:blip r:embed="rId38" cstate="print">
                       <a:extLst>
                         <a:ext uri="{28A0092B-C50C-407E-A947-70E740481C1C}">
                           <a14:useLocalDpi xmlns:a14="http://schemas.microsoft.com/office/drawing/2010/main" val="0"/>
@@ -27648,7 +28696,7 @@
           <w:iCs/>
           <w:lang w:val="en-IN"/>
         </w:rPr>
-        <w:t xml:space="preserve">Fig. </w:t>
+        <w:t>Fig. 1</w:t>
       </w:r>
       <w:r>
         <w:rPr>
@@ -27656,7 +28704,7 @@
           <w:iCs/>
           <w:lang w:val="en-IN"/>
         </w:rPr>
-        <w:t>14</w:t>
+        <w:t>7</w:t>
       </w:r>
       <w:r>
         <w:rPr>
@@ -27696,84 +28744,76 @@
           <w:noProof/>
           <w:lang w:val="en-IN"/>
         </w:rPr>
-        <w:t>ust</w:t>
+        <w:t>ust like the previous case, both the classifiers did perfect reconstruction with the train data achiving 100% similarity</w:t>
       </w:r>
       <w:r>
         <w:rPr>
           <w:noProof/>
           <w:lang w:val="en-IN"/>
         </w:rPr>
-        <w:t xml:space="preserve"> like the previous case, both the classifiers did perfect reconstruction with the train data</w:t>
+        <w:t>.</w:t>
       </w:r>
       <w:r>
         <w:rPr>
           <w:noProof/>
           <w:lang w:val="en-IN"/>
         </w:rPr>
-        <w:t xml:space="preserve"> </w:t>
+        <w:t xml:space="preserve"> Fig. 1</w:t>
       </w:r>
       <w:r>
         <w:rPr>
           <w:noProof/>
           <w:lang w:val="en-IN"/>
         </w:rPr>
-        <w:t xml:space="preserve">achiving 100% </w:t>
+        <w:t>8</w:t>
       </w:r>
       <w:r>
         <w:rPr>
           <w:noProof/>
           <w:lang w:val="en-IN"/>
         </w:rPr>
-        <w:t>similarity</w:t>
+        <w:t xml:space="preserve"> </w:t>
       </w:r>
       <w:r>
         <w:rPr>
           <w:noProof/>
           <w:lang w:val="en-IN"/>
         </w:rPr>
-        <w:t>.</w:t>
+        <w:t xml:space="preserve">and Fig. 19 </w:t>
       </w:r>
       <w:r>
         <w:rPr>
           <w:noProof/>
           <w:lang w:val="en-IN"/>
         </w:rPr>
-        <w:t xml:space="preserve"> Fig. </w:t>
-      </w:r>
-      <w:r>
+        <w:t>confirms that with red lines matching blue lines.</w:t>
+      </w:r>
+    </w:p>
+    <w:p>
+      <w:pPr>
+        <w:jc w:val="both"/>
         <w:rPr>
           <w:noProof/>
           <w:lang w:val="en-IN"/>
         </w:rPr>
-        <w:t>15</w:t>
-      </w:r>
+      </w:pPr>
+    </w:p>
+    <w:p>
+      <w:pPr>
+        <w:rPr>
+          <w:i/>
+          <w:iCs/>
+        </w:rPr>
+      </w:pPr>
       <w:r>
         <w:rPr>
           <w:noProof/>
-          <w:lang w:val="en-IN"/>
-        </w:rPr>
-        <w:t xml:space="preserve"> confirms that with red lines matching blue lines.</w:t>
-      </w:r>
-    </w:p>
-    <w:p>
-      <w:pPr>
-        <w:jc w:val="both"/>
-        <w:rPr>
-          <w:noProof/>
-          <w:lang w:val="en-IN"/>
-        </w:rPr>
-      </w:pPr>
-    </w:p>
-    <w:p>
-      <w:r>
-        <w:rPr>
-          <w:noProof/>
         </w:rPr>
         <w:drawing>
-          <wp:inline distT="0" distB="0" distL="0" distR="0" wp14:anchorId="185189BE" wp14:editId="6445A5DD">
-            <wp:extent cx="3114675" cy="2156314"/>
-            <wp:effectExtent l="19050" t="19050" r="9525" b="15875"/>
-            <wp:docPr id="478751197" name="Picture 478751197"/>
+          <wp:inline distT="0" distB="0" distL="0" distR="0" wp14:anchorId="1FB51464" wp14:editId="6A68739F">
+            <wp:extent cx="3095625" cy="2143125"/>
+            <wp:effectExtent l="12700" t="12700" r="12700" b="12700"/>
+            <wp:docPr id="308162569" name="Picture 308162569"/>
             <wp:cNvGraphicFramePr>
               <a:graphicFrameLocks xmlns:a="http://schemas.openxmlformats.org/drawingml/2006/main" noChangeAspect="1"/>
             </wp:cNvGraphicFramePr>
@@ -27781,11 +28821,11 @@
               <a:graphicData uri="http://schemas.openxmlformats.org/drawingml/2006/picture">
                 <pic:pic xmlns:pic="http://schemas.openxmlformats.org/drawingml/2006/picture">
                   <pic:nvPicPr>
-                    <pic:cNvPr id="0" name="Picture 847059124"/>
+                    <pic:cNvPr id="0" name=""/>
                     <pic:cNvPicPr/>
                   </pic:nvPicPr>
                   <pic:blipFill>
-                    <a:blip r:embed="rId36" cstate="print">
+                    <a:blip r:embed="rId39" cstate="print">
                       <a:extLst>
                         <a:ext uri="{28A0092B-C50C-407E-A947-70E740481C1C}">
                           <a14:useLocalDpi xmlns:a14="http://schemas.microsoft.com/office/drawing/2010/main" val="0"/>
@@ -27799,7 +28839,7 @@
                   <pic:spPr>
                     <a:xfrm>
                       <a:off x="0" y="0"/>
-                      <a:ext cx="3119818" cy="2159875"/>
+                      <a:ext cx="3095625" cy="2143125"/>
                     </a:xfrm>
                     <a:prstGeom prst="rect">
                       <a:avLst/>
@@ -27822,21 +28862,124 @@
           <w:i/>
           <w:iCs/>
         </w:rPr>
-        <w:t xml:space="preserve">Fig. </w:t>
+        <w:t>Fig. 1</w:t>
       </w:r>
       <w:r>
         <w:rPr>
           <w:i/>
           <w:iCs/>
         </w:rPr>
-        <w:t>15</w:t>
+        <w:t>8</w:t>
       </w:r>
       <w:r>
         <w:rPr>
           <w:i/>
           <w:iCs/>
         </w:rPr>
-        <w:t>: Similarity plot for train data (case 2)</w:t>
+        <w:t xml:space="preserve">: </w:t>
+      </w:r>
+      <w:r>
+        <w:rPr>
+          <w:i/>
+          <w:iCs/>
+        </w:rPr>
+        <w:t xml:space="preserve">Percentage </w:t>
+      </w:r>
+      <w:r>
+        <w:rPr>
+          <w:i/>
+          <w:iCs/>
+        </w:rPr>
+        <w:t>Similarity plot for train data (case 2)</w:t>
+      </w:r>
+    </w:p>
+    <w:p>
+      <w:pPr>
+        <w:rPr>
+          <w:i/>
+          <w:iCs/>
+        </w:rPr>
+      </w:pPr>
+    </w:p>
+    <w:p>
+      <w:pPr>
+        <w:rPr>
+          <w:i/>
+          <w:iCs/>
+        </w:rPr>
+      </w:pPr>
+      <w:r>
+        <w:rPr>
+          <w:noProof/>
+        </w:rPr>
+        <w:drawing>
+          <wp:inline distT="0" distB="0" distL="0" distR="0" wp14:anchorId="6F056A65" wp14:editId="2761B4F9">
+            <wp:extent cx="3095625" cy="2143125"/>
+            <wp:effectExtent l="12700" t="12700" r="12700" b="12700"/>
+            <wp:docPr id="188071530" name="Picture 188071530"/>
+            <wp:cNvGraphicFramePr>
+              <a:graphicFrameLocks xmlns:a="http://schemas.openxmlformats.org/drawingml/2006/main" noChangeAspect="1"/>
+            </wp:cNvGraphicFramePr>
+            <a:graphic xmlns:a="http://schemas.openxmlformats.org/drawingml/2006/main">
+              <a:graphicData uri="http://schemas.openxmlformats.org/drawingml/2006/picture">
+                <pic:pic xmlns:pic="http://schemas.openxmlformats.org/drawingml/2006/picture">
+                  <pic:nvPicPr>
+                    <pic:cNvPr id="0" name=""/>
+                    <pic:cNvPicPr/>
+                  </pic:nvPicPr>
+                  <pic:blipFill>
+                    <a:blip r:embed="rId40" cstate="print">
+                      <a:extLst>
+                        <a:ext uri="{28A0092B-C50C-407E-A947-70E740481C1C}">
+                          <a14:useLocalDpi xmlns:a14="http://schemas.microsoft.com/office/drawing/2010/main" val="0"/>
+                        </a:ext>
+                      </a:extLst>
+                    </a:blip>
+                    <a:stretch>
+                      <a:fillRect/>
+                    </a:stretch>
+                  </pic:blipFill>
+                  <pic:spPr>
+                    <a:xfrm>
+                      <a:off x="0" y="0"/>
+                      <a:ext cx="3095625" cy="2143125"/>
+                    </a:xfrm>
+                    <a:prstGeom prst="rect">
+                      <a:avLst/>
+                    </a:prstGeom>
+                    <a:ln w="12700">
+                      <a:solidFill>
+                        <a:schemeClr val="tx1"/>
+                      </a:solidFill>
+                      <a:prstDash val="solid"/>
+                    </a:ln>
+                  </pic:spPr>
+                </pic:pic>
+              </a:graphicData>
+            </a:graphic>
+          </wp:inline>
+        </w:drawing>
+      </w:r>
+      <w:r>
+        <w:rPr>
+          <w:i/>
+          <w:iCs/>
+        </w:rPr>
+        <w:t>Fig. 1</w:t>
+      </w:r>
+      <w:r>
+        <w:rPr>
+          <w:i/>
+          <w:iCs/>
+        </w:rPr>
+        <w:t>9</w:t>
+      </w:r>
+      <w:r>
+        <w:rPr>
+          <w:i/>
+          <w:iCs/>
+        </w:rPr>
+        <w:t>: Internal Similarity plot for train data (case 2)</w:t>
       </w:r>
     </w:p>
     <w:p>
@@ -27879,7 +29022,14 @@
           <w:spacing w:val="-1"/>
           <w:lang w:val="en-IN"/>
         </w:rPr>
-        <w:t xml:space="preserve">HTM’s temporal coherence and SP-driven SDR stability enabled superior generalization. However, its fixed parameters (e.g., potential radius) limited performance at extremes, suggesting dynamic adjustments could enhance robustness. KNN, while efficient for narrow ranges, faltered in high-dimensional spaces due to static logic and computational inefficiency. </w:t>
+        <w:t xml:space="preserve">HTM’s temporal coherence and SP-driven SDR stability enabled superior generalization. However, its fixed parameters (e.g., potential radius) limited performance at extremes, suggesting dynamic adjustments could enhance </w:t>
+      </w:r>
+      <w:r>
+        <w:rPr>
+          <w:spacing w:val="-1"/>
+          <w:lang w:val="en-IN"/>
+        </w:rPr>
+        <w:t xml:space="preserve">robustness. KNN, while efficient for narrow ranges, faltered in high-dimensional spaces due to static logic and computational inefficiency. </w:t>
       </w:r>
     </w:p>
     <w:p>
@@ -28033,6 +29183,7 @@
           <w:spacing w:val="-1"/>
           <w:lang w:eastAsia="x-none"/>
         </w:rPr>
+        <w:lastRenderedPageBreak/>
         <w:t>Finally, the study underscores HTM’s potential as a bridge between bio-inspired computation and practical machine learning. By addressing adaptive parameterization, noise resilience, and encoder versatility, HTM networks could transcend controlled experiments, advancing applications from adaptive robotics to predictive maintenance. These pathways not only refine HTM’s theoretical framework but also expand its utility in an era increasingly reliant on adaptive, energy-efficient AI systems.</w:t>
       </w:r>
     </w:p>
@@ -28076,11 +29227,7 @@
         <w:jc w:val="both"/>
       </w:pPr>
       <w:r>
-        <w:t xml:space="preserve">This study explored the potential of Hierarchical Temporal Memory (HTM) and K-Nearest Neighbors (KNN) classifiers in reconstructing input values from Sparse Distributed </w:t>
-      </w:r>
-      <w:r>
-        <w:lastRenderedPageBreak/>
-        <w:t>Representations (SDRs). The results indicate that HTM Classifier consistently outperforms KNN Classifier in terms of accuracy, computational efficiency, and generalization ability. By leveraging biologically inspired learning mechanisms, HTM Classifier demonstrated a percentage similarity much better than KNN Classifier, confirming HTM’s superior capability in reconstructing input patterns.</w:t>
+        <w:t>This study explored the potential of Hierarchical Temporal Memory (HTM) and K-Nearest Neighbors (KNN) classifiers in reconstructing input values from Sparse Distributed Representations (SDRs). The results indicate that HTM Classifier consistently outperforms KNN Classifier in terms of accuracy, computational efficiency, and generalization ability. By leveraging biologically inspired learning mechanisms, HTM Classifier demonstrated a percentage similarity much better than KNN Classifier, confirming HTM’s superior capability in reconstructing input patterns.</w:t>
       </w:r>
     </w:p>
     <w:p>
@@ -28187,7 +29334,7 @@
         </w:rPr>
         <w:t xml:space="preserve">, vol. 10, 2016. DOI: </w:t>
       </w:r>
-      <w:hyperlink r:id="rId37">
+      <w:hyperlink r:id="rId41">
         <w:r>
           <w:rPr>
             <w:rStyle w:val="Hyperlink"/>
@@ -28271,7 +29418,7 @@
         </w:rPr>
         <w:t xml:space="preserve">, 2011. [Online]. Available: </w:t>
       </w:r>
-      <w:hyperlink r:id="rId38">
+      <w:hyperlink r:id="rId42">
         <w:r>
           <w:rPr>
             <w:rStyle w:val="Hyperlink"/>
@@ -28380,7 +29527,7 @@
         </w:rPr>
         <w:t xml:space="preserve">DOI: </w:t>
       </w:r>
-      <w:hyperlink r:id="rId39">
+      <w:hyperlink r:id="rId43">
         <w:r>
           <w:rPr>
             <w:rStyle w:val="Hyperlink"/>
@@ -28439,18 +29586,7 @@
           <w:szCs w:val="20"/>
           <w:lang w:val="en-IN"/>
         </w:rPr>
-        <w:t xml:space="preserve">Frontiers in </w:t>
-      </w:r>
-      <w:r>
-        <w:rPr>
-          <w:rFonts w:ascii="Times New Roman" w:eastAsia="Times New Roman" w:hAnsi="Times New Roman"/>
-          <w:i/>
-          <w:iCs/>
-          <w:sz w:val="20"/>
-          <w:szCs w:val="20"/>
-          <w:lang w:val="en-IN"/>
-        </w:rPr>
-        <w:t>Computational Neuroscience</w:t>
+        <w:t>Frontiers in Computational Neuroscience</w:t>
       </w:r>
       <w:r>
         <w:rPr>
@@ -28461,7 +29597,7 @@
         </w:rPr>
         <w:t xml:space="preserve">, vol. 11, 2017. DOI: </w:t>
       </w:r>
-      <w:hyperlink r:id="rId40">
+      <w:hyperlink r:id="rId44">
         <w:r>
           <w:rPr>
             <w:rStyle w:val="Hyperlink"/>
@@ -28576,7 +29712,7 @@
         </w:rPr>
         <w:t xml:space="preserve">. Mak., vol. 16, no. 3, pp. 197–208, 2016. DOI: </w:t>
       </w:r>
-      <w:hyperlink r:id="rId41">
+      <w:hyperlink r:id="rId45">
         <w:r>
           <w:rPr>
             <w:rStyle w:val="Hyperlink"/>
@@ -28616,8 +29752,8 @@
       </w:pPr>
     </w:p>
     <w:sectPr>
-      <w:headerReference w:type="default" r:id="rId42"/>
-      <w:footerReference w:type="default" r:id="rId43"/>
+      <w:headerReference w:type="default" r:id="rId46"/>
+      <w:footerReference w:type="default" r:id="rId47"/>
       <w:type w:val="continuous"/>
       <w:pgSz w:w="11906" w:h="16838" w:code="9"/>
       <w:pgMar w:top="1080" w:right="907" w:bottom="1440" w:left="907" w:header="720" w:footer="720" w:gutter="0"/>

--- a/source/Team_Untitled_Files/Documentation/ML24-25_02_Investigate_Input_Reconstruction_by_using_Classifiers_Team_Untitled-Paper.docx
+++ b/source/Team_Untitled_Files/Documentation/ML24-25_02_Investigate_Input_Reconstruction_by_using_Classifiers_Team_Untitled-Paper.docx
@@ -103,13 +103,8 @@
         <w:br w:type="column"/>
       </w:r>
       <w:r>
-        <w:t xml:space="preserve">Manoj </w:t>
-      </w:r>
-      <w:proofErr w:type="spellStart"/>
-      <w:r>
-        <w:t>Hanumanthu</w:t>
-      </w:r>
-      <w:proofErr w:type="spellEnd"/>
+        <w:t>Manoj Hanumanthu</w:t>
+      </w:r>
       <w:r>
         <w:br/>
       </w:r>
@@ -937,15 +932,7 @@
         <w:t xml:space="preserve">The flow diagram is given in Fig. 1. </w:t>
       </w:r>
       <w:r>
-        <w:t xml:space="preserve">The process begins with input encoding, where scalar inputs are transformed into SDRs using the Scalar Encoder from the </w:t>
-      </w:r>
-      <w:proofErr w:type="spellStart"/>
-      <w:r>
-        <w:t>NeocortexAPI</w:t>
-      </w:r>
-      <w:proofErr w:type="spellEnd"/>
-      <w:r>
-        <w:t xml:space="preserve"> repository. </w:t>
+        <w:t xml:space="preserve">The process begins with input encoding, where scalar inputs are transformed into SDRs using the Scalar Encoder from the NeocortexAPI repository. </w:t>
       </w:r>
       <w:r>
         <w:t>The scalar encoder produces SDRs. These SDRs</w:t>
@@ -990,15 +977,7 @@
         <w:t xml:space="preserve"> metrics.</w:t>
       </w:r>
       <w:r>
-        <w:t xml:space="preserve"> The results are visualized using the </w:t>
-      </w:r>
-      <w:proofErr w:type="spellStart"/>
-      <w:r>
-        <w:t>ScottPlot</w:t>
-      </w:r>
-      <w:proofErr w:type="spellEnd"/>
-      <w:r>
-        <w:t xml:space="preserve"> library in .NET, providing a clear and intuitive representation of the system's performance. This architecture highlights the effectiveness of combining HTM and KNN classifiers for input reconstruction, offering valuable insights for applications in predictive modeling and data compression. The primary objective is to evaluate the ability of HTM and KNN classifiers to accurately reconstruct inputs, focusing on faithfully recreating the structure of the original encoded data.</w:t>
+        <w:t xml:space="preserve"> The results are visualized using the ScottPlot library in .NET, providing a clear and intuitive representation of the system's performance. This architecture highlights the effectiveness of combining HTM and KNN classifiers for input reconstruction, offering valuable insights for applications in predictive modeling and data compression. The primary objective is to evaluate the ability of HTM and KNN classifiers to accurately reconstruct inputs, focusing on faithfully recreating the structure of the original encoded data.</w:t>
       </w:r>
     </w:p>
     <w:p>
@@ -1163,21 +1142,7 @@
         <w:rPr>
           <w:rFonts w:cstheme="minorBidi"/>
         </w:rPr>
-        <w:t xml:space="preserve">The input values are fed into the Scalar Encoder from the </w:t>
-      </w:r>
-      <w:proofErr w:type="spellStart"/>
-      <w:r>
-        <w:rPr>
-          <w:rFonts w:cstheme="minorBidi"/>
-        </w:rPr>
-        <w:t>NeocortexAPI</w:t>
-      </w:r>
-      <w:proofErr w:type="spellEnd"/>
-      <w:r>
-        <w:rPr>
-          <w:rFonts w:cstheme="minorBidi"/>
-        </w:rPr>
-        <w:t xml:space="preserve"> repository.</w:t>
+        <w:t>The input values are fed into the Scalar Encoder from the NeocortexAPI repository.</w:t>
       </w:r>
     </w:p>
     <w:p>
@@ -1269,33 +1234,11 @@
           <w:rFonts w:cstheme="minorBidi"/>
         </w:rPr>
       </w:pPr>
-      <w:proofErr w:type="spellStart"/>
       <w:r>
         <w:rPr>
           <w:rFonts w:cstheme="minorBidi"/>
         </w:rPr>
-        <w:t>MinVal</w:t>
-      </w:r>
-      <w:proofErr w:type="spellEnd"/>
-      <w:r>
-        <w:rPr>
-          <w:rFonts w:cstheme="minorBidi"/>
-        </w:rPr>
-        <w:t xml:space="preserve"> and </w:t>
-      </w:r>
-      <w:proofErr w:type="spellStart"/>
-      <w:r>
-        <w:rPr>
-          <w:rFonts w:cstheme="minorBidi"/>
-        </w:rPr>
-        <w:t>MaxVal</w:t>
-      </w:r>
-      <w:proofErr w:type="spellEnd"/>
-      <w:r>
-        <w:rPr>
-          <w:rFonts w:cstheme="minorBidi"/>
-        </w:rPr>
-        <w:t>: Defines the range of input values (1 to max value)</w:t>
+        <w:t>MinVal and MaxVal: Defines the range of input values (1 to max value)</w:t>
       </w:r>
     </w:p>
     <w:p>
@@ -1576,19 +1519,11 @@
           <w:rFonts w:cstheme="minorBidi"/>
         </w:rPr>
       </w:pPr>
-      <w:proofErr w:type="spellStart"/>
       <w:r>
         <w:rPr>
           <w:rFonts w:cstheme="minorBidi"/>
         </w:rPr>
-        <w:t>CellsPerColumn</w:t>
-      </w:r>
-      <w:proofErr w:type="spellEnd"/>
-      <w:r>
-        <w:rPr>
-          <w:rFonts w:cstheme="minorBidi"/>
-        </w:rPr>
-        <w:t>: 10</w:t>
+        <w:t>CellsPerColumn: 10</w:t>
       </w:r>
     </w:p>
     <w:p>
@@ -1602,19 +1537,11 @@
           <w:rFonts w:cstheme="minorBidi"/>
         </w:rPr>
       </w:pPr>
-      <w:proofErr w:type="spellStart"/>
       <w:r>
         <w:rPr>
           <w:rFonts w:cstheme="minorBidi"/>
         </w:rPr>
-        <w:t>NumColumns</w:t>
-      </w:r>
-      <w:proofErr w:type="spellEnd"/>
-      <w:r>
-        <w:rPr>
-          <w:rFonts w:cstheme="minorBidi"/>
-        </w:rPr>
-        <w:t>: 1024</w:t>
+        <w:t>NumColumns: 1024</w:t>
       </w:r>
     </w:p>
     <w:p>
@@ -1628,19 +1555,11 @@
           <w:rFonts w:cstheme="minorBidi"/>
         </w:rPr>
       </w:pPr>
-      <w:proofErr w:type="spellStart"/>
       <w:r>
         <w:rPr>
           <w:rFonts w:cstheme="minorBidi"/>
         </w:rPr>
-        <w:t>MaxBoost</w:t>
-      </w:r>
-      <w:proofErr w:type="spellEnd"/>
-      <w:r>
-        <w:rPr>
-          <w:rFonts w:cstheme="minorBidi"/>
-        </w:rPr>
-        <w:t>: 5.0</w:t>
+        <w:t>MaxBoost: 5.0</w:t>
       </w:r>
     </w:p>
     <w:p>
@@ -1654,19 +1573,11 @@
           <w:rFonts w:cstheme="minorBidi"/>
         </w:rPr>
       </w:pPr>
-      <w:proofErr w:type="spellStart"/>
       <w:r>
         <w:rPr>
           <w:rFonts w:cstheme="minorBidi"/>
         </w:rPr>
-        <w:t>DutyCyclePeriod</w:t>
-      </w:r>
-      <w:proofErr w:type="spellEnd"/>
-      <w:r>
-        <w:rPr>
-          <w:rFonts w:cstheme="minorBidi"/>
-        </w:rPr>
-        <w:t>: 100</w:t>
+        <w:t>DutyCyclePeriod: 100</w:t>
       </w:r>
     </w:p>
     <w:p>
@@ -1680,19 +1591,11 @@
           <w:rFonts w:cstheme="minorBidi"/>
         </w:rPr>
       </w:pPr>
-      <w:proofErr w:type="spellStart"/>
       <w:r>
         <w:rPr>
           <w:rFonts w:cstheme="minorBidi"/>
         </w:rPr>
-        <w:t>MinPctOverlapDutyCycles</w:t>
-      </w:r>
-      <w:proofErr w:type="spellEnd"/>
-      <w:r>
-        <w:rPr>
-          <w:rFonts w:cstheme="minorBidi"/>
-        </w:rPr>
-        <w:t>: 1.0</w:t>
+        <w:t>MinPctOverlapDutyCycles: 1.0</w:t>
       </w:r>
     </w:p>
     <w:p>
@@ -1706,19 +1609,11 @@
           <w:rFonts w:cstheme="minorBidi"/>
         </w:rPr>
       </w:pPr>
-      <w:proofErr w:type="spellStart"/>
       <w:r>
         <w:rPr>
           <w:rFonts w:cstheme="minorBidi"/>
         </w:rPr>
-        <w:t>NumActiveColumnsPerInhArea</w:t>
-      </w:r>
-      <w:proofErr w:type="spellEnd"/>
-      <w:r>
-        <w:rPr>
-          <w:rFonts w:cstheme="minorBidi"/>
-        </w:rPr>
-        <w:t>: 2% of total columns</w:t>
+        <w:t>NumActiveColumnsPerInhArea: 2% of total columns</w:t>
       </w:r>
       <w:r>
         <w:rPr>
@@ -1738,19 +1633,11 @@
           <w:rFonts w:cstheme="minorBidi"/>
         </w:rPr>
       </w:pPr>
-      <w:proofErr w:type="spellStart"/>
       <w:r>
         <w:rPr>
           <w:rFonts w:cstheme="minorBidi"/>
         </w:rPr>
-        <w:t>PotentialRadius</w:t>
-      </w:r>
-      <w:proofErr w:type="spellEnd"/>
-      <w:r>
-        <w:rPr>
-          <w:rFonts w:cstheme="minorBidi"/>
-        </w:rPr>
-        <w:t>: 15% of input bits</w:t>
+        <w:t>PotentialRadius: 15% of input bits</w:t>
       </w:r>
     </w:p>
     <w:p>
@@ -2498,7 +2385,34 @@
                 <w:sz w:val="22"/>
                 <w:szCs w:val="22"/>
               </w:rPr>
-              <w:t xml:space="preserve">Training set (80%) </w:t>
+              <w:t xml:space="preserve">Testing </w:t>
+            </w:r>
+            <w:r>
+              <w:rPr>
+                <w:rFonts w:ascii="Calibri" w:eastAsia="Calibri" w:hAnsi="Calibri" w:cs="Calibri"/>
+                <w:color w:val="000000" w:themeColor="text1"/>
+                <w:sz w:val="22"/>
+                <w:szCs w:val="22"/>
+              </w:rPr>
+              <w:t>set (</w:t>
+            </w:r>
+            <w:r>
+              <w:rPr>
+                <w:rFonts w:ascii="Calibri" w:eastAsia="Calibri" w:hAnsi="Calibri" w:cs="Calibri"/>
+                <w:color w:val="000000" w:themeColor="text1"/>
+                <w:sz w:val="22"/>
+                <w:szCs w:val="22"/>
+              </w:rPr>
+              <w:t>2</w:t>
+            </w:r>
+            <w:r>
+              <w:rPr>
+                <w:rFonts w:ascii="Calibri" w:eastAsia="Calibri" w:hAnsi="Calibri" w:cs="Calibri"/>
+                <w:color w:val="000000" w:themeColor="text1"/>
+                <w:sz w:val="22"/>
+                <w:szCs w:val="22"/>
+              </w:rPr>
+              <w:t xml:space="preserve">0%) </w:t>
             </w:r>
           </w:p>
         </w:tc>
@@ -2526,7 +2440,61 @@
                 <w:sz w:val="22"/>
                 <w:szCs w:val="22"/>
               </w:rPr>
-              <w:t xml:space="preserve">1,3,13,17 </w:t>
+              <w:t>1,</w:t>
+            </w:r>
+            <w:r>
+              <w:rPr>
+                <w:rFonts w:ascii="Calibri" w:eastAsia="Calibri" w:hAnsi="Calibri" w:cs="Calibri"/>
+                <w:color w:val="000000" w:themeColor="text1"/>
+                <w:sz w:val="22"/>
+                <w:szCs w:val="22"/>
+              </w:rPr>
+              <w:t xml:space="preserve"> </w:t>
+            </w:r>
+            <w:r>
+              <w:rPr>
+                <w:rFonts w:ascii="Calibri" w:eastAsia="Calibri" w:hAnsi="Calibri" w:cs="Calibri"/>
+                <w:color w:val="000000" w:themeColor="text1"/>
+                <w:sz w:val="22"/>
+                <w:szCs w:val="22"/>
+              </w:rPr>
+              <w:t>3,</w:t>
+            </w:r>
+            <w:r>
+              <w:rPr>
+                <w:rFonts w:ascii="Calibri" w:eastAsia="Calibri" w:hAnsi="Calibri" w:cs="Calibri"/>
+                <w:color w:val="000000" w:themeColor="text1"/>
+                <w:sz w:val="22"/>
+                <w:szCs w:val="22"/>
+              </w:rPr>
+              <w:t xml:space="preserve"> </w:t>
+            </w:r>
+            <w:r>
+              <w:rPr>
+                <w:rFonts w:ascii="Calibri" w:eastAsia="Calibri" w:hAnsi="Calibri" w:cs="Calibri"/>
+                <w:color w:val="000000" w:themeColor="text1"/>
+                <w:sz w:val="22"/>
+                <w:szCs w:val="22"/>
+              </w:rPr>
+              <w:t>13,</w:t>
+            </w:r>
+            <w:r>
+              <w:rPr>
+                <w:rFonts w:ascii="Calibri" w:eastAsia="Calibri" w:hAnsi="Calibri" w:cs="Calibri"/>
+                <w:color w:val="000000" w:themeColor="text1"/>
+                <w:sz w:val="22"/>
+                <w:szCs w:val="22"/>
+              </w:rPr>
+              <w:t xml:space="preserve"> </w:t>
+            </w:r>
+            <w:r>
+              <w:rPr>
+                <w:rFonts w:ascii="Calibri" w:eastAsia="Calibri" w:hAnsi="Calibri" w:cs="Calibri"/>
+                <w:color w:val="000000" w:themeColor="text1"/>
+                <w:sz w:val="22"/>
+                <w:szCs w:val="22"/>
+              </w:rPr>
+              <w:t xml:space="preserve">17 </w:t>
             </w:r>
           </w:p>
         </w:tc>
@@ -2592,7 +2560,43 @@
                 <w:sz w:val="22"/>
                 <w:szCs w:val="22"/>
               </w:rPr>
-              <w:t>Testing set (20%)</w:t>
+              <w:t>T</w:t>
+            </w:r>
+            <w:r>
+              <w:rPr>
+                <w:rFonts w:ascii="Calibri" w:eastAsia="Calibri" w:hAnsi="Calibri" w:cs="Calibri"/>
+                <w:color w:val="000000" w:themeColor="text1"/>
+                <w:sz w:val="22"/>
+                <w:szCs w:val="22"/>
+              </w:rPr>
+              <w:t>raining</w:t>
+            </w:r>
+            <w:r>
+              <w:rPr>
+                <w:rFonts w:ascii="Calibri" w:eastAsia="Calibri" w:hAnsi="Calibri" w:cs="Calibri"/>
+                <w:color w:val="000000" w:themeColor="text1"/>
+                <w:sz w:val="22"/>
+                <w:szCs w:val="22"/>
+              </w:rPr>
+              <w:t xml:space="preserve"> set (</w:t>
+            </w:r>
+            <w:r>
+              <w:rPr>
+                <w:rFonts w:ascii="Calibri" w:eastAsia="Calibri" w:hAnsi="Calibri" w:cs="Calibri"/>
+                <w:color w:val="000000" w:themeColor="text1"/>
+                <w:sz w:val="22"/>
+                <w:szCs w:val="22"/>
+              </w:rPr>
+              <w:t>8</w:t>
+            </w:r>
+            <w:r>
+              <w:rPr>
+                <w:rFonts w:ascii="Calibri" w:eastAsia="Calibri" w:hAnsi="Calibri" w:cs="Calibri"/>
+                <w:color w:val="000000" w:themeColor="text1"/>
+                <w:sz w:val="22"/>
+                <w:szCs w:val="22"/>
+              </w:rPr>
+              <w:t>0%)</w:t>
             </w:r>
           </w:p>
         </w:tc>
@@ -2725,7 +2729,7 @@
           <w:noProof/>
           <w:lang w:val="en-IN"/>
         </w:rPr>
-        <w:t xml:space="preserve"> Case 1 and Case 2.</w:t>
+        <w:t xml:space="preserve"> Case 1 and Case 2</w:t>
       </w:r>
     </w:p>
     <w:p>
@@ -3183,15 +3187,7 @@
         <w:jc w:val="both"/>
       </w:pPr>
       <w:r>
-        <w:t>The results of the reconstruction experiments are visualized using </w:t>
-      </w:r>
-      <w:proofErr w:type="spellStart"/>
-      <w:r>
-        <w:t>ScottPlot</w:t>
-      </w:r>
-      <w:proofErr w:type="spellEnd"/>
-      <w:r>
-        <w:t xml:space="preserve"> in .NET, providing a clear and intuitive </w:t>
+        <w:t xml:space="preserve">The results of the reconstruction experiments are visualized using ScottPlot in .NET, providing a clear and intuitive </w:t>
       </w:r>
       <w:r>
         <w:t>comparison between the original input values and the reconstructed outputs. These visualizations are divided into two categories: training data visualizations, which represent the reconstruction accuracy of the classifiers on the 80% training dataset, and test data visualizations, which demonstrate how well the classifiers generalize to the 20% unseen test data. By plotting these results, the visualizations help identify trends and accuracy levels across the HTM Classifier and KNN Classifier, enabling a detailed analysis of their performance. Through the analysis of similarity metrics, such as internal similarity and percentage similarity, we determine which classifier is more effective for input reconstruction using Sparse Distributed Representations (SDRs). These visualizations and metrics collectively provide valuable insights into the strengths and limitations of each classifier, guiding the evaluation of their suitability for</w:t>
@@ -3309,13 +3305,8 @@
         </w:numPr>
         <w:jc w:val="both"/>
       </w:pPr>
-      <w:proofErr w:type="spellStart"/>
-      <w:r>
-        <w:t>NeoCortexAPI</w:t>
-      </w:r>
-      <w:proofErr w:type="spellEnd"/>
-      <w:r>
-        <w:t>: A C# implementation of Hierarchical Temporal Memory (HTM) used for encoding, SDR generation, and classification.</w:t>
+      <w:r>
+        <w:t>NeoCortexAPI: A C# implementation of Hierarchical Temporal Memory (HTM) used for encoding, SDR generation, and classification.</w:t>
       </w:r>
     </w:p>
     <w:p>
@@ -3328,26 +3319,14 @@
       <w:r>
         <w:t>GitHub Repo: </w:t>
       </w:r>
-      <w:proofErr w:type="spellStart"/>
-      <w:r>
-        <w:fldChar w:fldCharType="begin"/>
-      </w:r>
-      <w:r>
-        <w:instrText>HYPERLINK "https://github.com/ddobric/neocortexapi" \h</w:instrText>
-      </w:r>
-      <w:r>
-        <w:fldChar w:fldCharType="separate"/>
-      </w:r>
-      <w:r>
-        <w:rPr>
-          <w:rStyle w:val="Hyperlink"/>
-        </w:rPr>
-        <w:t>neocortexapi</w:t>
-      </w:r>
-      <w:proofErr w:type="spellEnd"/>
-      <w:r>
-        <w:fldChar w:fldCharType="end"/>
-      </w:r>
+      <w:hyperlink r:id="rId22">
+        <w:r>
+          <w:rPr>
+            <w:rStyle w:val="Hyperlink"/>
+          </w:rPr>
+          <w:t>neocortexapi</w:t>
+        </w:r>
+      </w:hyperlink>
     </w:p>
     <w:p>
       <w:pPr>
@@ -3358,15 +3337,7 @@
         <w:jc w:val="both"/>
       </w:pPr>
       <w:r>
-        <w:t xml:space="preserve">HTM Classifier: A classification model within </w:t>
-      </w:r>
-      <w:proofErr w:type="spellStart"/>
-      <w:r>
-        <w:t>NeoCortexAPI</w:t>
-      </w:r>
-      <w:proofErr w:type="spellEnd"/>
-      <w:r>
-        <w:t>, used for learning and predicting SDR-based patterns.</w:t>
+        <w:t>HTM Classifier: A classification model within NeoCortexAPI, used for learning and predicting SDR-based patterns.</w:t>
       </w:r>
     </w:p>
     <w:p>
@@ -3412,13 +3383,8 @@
         </w:numPr>
         <w:jc w:val="both"/>
       </w:pPr>
-      <w:proofErr w:type="spellStart"/>
-      <w:r>
-        <w:t>ScottPlot</w:t>
-      </w:r>
-      <w:proofErr w:type="spellEnd"/>
-      <w:r>
-        <w:t xml:space="preserve"> (for .NET Core): A .NET-based library used for plotting similarity metrics and classifier performance.</w:t>
+      <w:r>
+        <w:t>ScottPlot (for .NET Core): A .NET-based library used for plotting similarity metrics and classifier performance.</w:t>
       </w:r>
     </w:p>
     <w:p>
@@ -3431,26 +3397,14 @@
       <w:r>
         <w:t>Official Site: </w:t>
       </w:r>
-      <w:proofErr w:type="spellStart"/>
-      <w:r>
-        <w:fldChar w:fldCharType="begin"/>
-      </w:r>
-      <w:r>
-        <w:instrText>HYPERLINK "https://scottplot.net/" \h</w:instrText>
-      </w:r>
-      <w:r>
-        <w:fldChar w:fldCharType="separate"/>
-      </w:r>
-      <w:r>
-        <w:rPr>
-          <w:rStyle w:val="Hyperlink"/>
-        </w:rPr>
-        <w:t>ScottPlot</w:t>
-      </w:r>
-      <w:proofErr w:type="spellEnd"/>
-      <w:r>
-        <w:fldChar w:fldCharType="end"/>
-      </w:r>
+      <w:hyperlink r:id="rId23">
+        <w:r>
+          <w:rPr>
+            <w:rStyle w:val="Hyperlink"/>
+          </w:rPr>
+          <w:t>ScottPlot</w:t>
+        </w:r>
+      </w:hyperlink>
     </w:p>
     <w:p>
       <w:pPr>
@@ -3474,7 +3428,7 @@
       <w:r>
         <w:t>Official Site: </w:t>
       </w:r>
-      <w:hyperlink r:id="rId22">
+      <w:hyperlink r:id="rId24">
         <w:r>
           <w:rPr>
             <w:rStyle w:val="Hyperlink"/>
@@ -3646,7 +3600,7 @@
       <w:r>
         <w:t xml:space="preserve">.NET Core SDK (8.0 or higher): </w:t>
       </w:r>
-      <w:hyperlink r:id="rId23">
+      <w:hyperlink r:id="rId25">
         <w:r>
           <w:rPr>
             <w:rStyle w:val="Hyperlink"/>
@@ -3663,13 +3617,8 @@
         </w:numPr>
         <w:jc w:val="both"/>
       </w:pPr>
-      <w:proofErr w:type="spellStart"/>
-      <w:r>
-        <w:t>NeoCortexAPI</w:t>
-      </w:r>
-      <w:proofErr w:type="spellEnd"/>
-      <w:r>
-        <w:t>: Installed via GitHub or NuGet package manager.</w:t>
+      <w:r>
+        <w:t>NeoCortexAPI: Installed via GitHub or NuGet package manager.</w:t>
       </w:r>
     </w:p>
     <w:p>
@@ -3680,19 +3629,9 @@
         </w:numPr>
         <w:jc w:val="both"/>
       </w:pPr>
-      <w:proofErr w:type="spellStart"/>
-      <w:r>
-        <w:t>ScottPlot</w:t>
-      </w:r>
-      <w:proofErr w:type="spellEnd"/>
-      <w:r>
-        <w:t xml:space="preserve"> (for visualization): Installed via NuGet: dotnet add package </w:t>
-      </w:r>
-      <w:proofErr w:type="spellStart"/>
-      <w:r>
-        <w:t>ScottPlot</w:t>
-      </w:r>
-      <w:proofErr w:type="spellEnd"/>
+      <w:r>
+        <w:t>ScottPlot (for visualization): Installed via NuGet: dotnet add package ScottPlot</w:t>
+      </w:r>
     </w:p>
     <w:p>
       <w:pPr>
@@ -3714,15 +3653,8 @@
         </w:numPr>
         <w:jc w:val="both"/>
       </w:pPr>
-      <w:proofErr w:type="spellStart"/>
-      <w:proofErr w:type="gramStart"/>
-      <w:r>
-        <w:t>System.Collections.Generic</w:t>
-      </w:r>
-      <w:proofErr w:type="spellEnd"/>
-      <w:proofErr w:type="gramEnd"/>
-      <w:r>
-        <w:t>: For data structures and result storage.</w:t>
+      <w:r>
+        <w:t>System.Collections.Generic: For data structures and result storage.</w:t>
       </w:r>
     </w:p>
     <w:p>
@@ -3733,13 +3665,8 @@
         </w:numPr>
         <w:jc w:val="both"/>
       </w:pPr>
-      <w:proofErr w:type="spellStart"/>
-      <w:r>
-        <w:t>System.Linq</w:t>
-      </w:r>
-      <w:proofErr w:type="spellEnd"/>
-      <w:r>
-        <w:t>: For dataset manipulation and transformations.</w:t>
+      <w:r>
+        <w:t>System.Linq: For dataset manipulation and transformations.</w:t>
       </w:r>
     </w:p>
     <w:p>
@@ -3750,13 +3677,8 @@
         </w:numPr>
         <w:jc w:val="both"/>
       </w:pPr>
-      <w:proofErr w:type="spellStart"/>
-      <w:r>
-        <w:t>NeoCortexApi.Utility</w:t>
-      </w:r>
-      <w:proofErr w:type="spellEnd"/>
-      <w:r>
-        <w:t>: Contains helper methods for encoding, SDR processing, and classifiers.</w:t>
+      <w:r>
+        <w:t>NeoCortexApi.Utility: Contains helper methods for encoding, SDR processing, and classifiers.</w:t>
       </w:r>
     </w:p>
     <w:p>
@@ -3816,7 +3738,7 @@
         </w:rPr>
         <w:t xml:space="preserve">git clone </w:t>
       </w:r>
-      <w:hyperlink r:id="rId24">
+      <w:hyperlink r:id="rId26">
         <w:r>
           <w:rPr>
             <w:rStyle w:val="Hyperlink"/>
@@ -3851,25 +3773,7 @@
           <w:sz w:val="20"/>
           <w:szCs w:val="20"/>
         </w:rPr>
-        <w:t xml:space="preserve">cd </w:t>
-      </w:r>
-      <w:proofErr w:type="spellStart"/>
-      <w:r>
-        <w:rPr>
-          <w:rFonts w:ascii="Times New Roman" w:hAnsi="Times New Roman"/>
-          <w:sz w:val="20"/>
-          <w:szCs w:val="20"/>
-        </w:rPr>
-        <w:t>neocortexapi</w:t>
-      </w:r>
-      <w:proofErr w:type="spellEnd"/>
-      <w:r>
-        <w:rPr>
-          <w:rFonts w:ascii="Times New Roman" w:hAnsi="Times New Roman"/>
-          <w:sz w:val="20"/>
-          <w:szCs w:val="20"/>
-        </w:rPr>
-        <w:t>-team-untitled</w:t>
+        <w:t>cd neocortexapi-team-untitled</w:t>
       </w:r>
     </w:p>
     <w:p>
@@ -4044,23 +3948,7 @@
         <w:jc w:val="both"/>
       </w:pPr>
       <w:r>
-        <w:t>The </w:t>
-      </w:r>
-      <w:proofErr w:type="spellStart"/>
-      <w:r>
-        <w:t>SpatialPoolerInputReconstructionExperiment</w:t>
-      </w:r>
-      <w:proofErr w:type="spellEnd"/>
-      <w:r>
-        <w:t> class is the core of the experiment. It orchestrates the entire process of input reconstruction using Sparse Distributed Representations (SDRs), Hierarchical Temporal Memory (HTM), and K-Nearest Neighbors (KNN) classifiers. The class initializes the necessary components, such as the Spatial Pooler (SP) and Scalar Encoder, and manages the training and evaluation of the classifiers. It also handles the visualization of results using the </w:t>
-      </w:r>
-      <w:proofErr w:type="spellStart"/>
-      <w:r>
-        <w:t>ScottPlot</w:t>
-      </w:r>
-      <w:proofErr w:type="spellEnd"/>
-      <w:r>
-        <w:t> library. The class is designed to be modular, with each method performing a specific task, such as training the SP, training the classifiers, reconstructing inputs, and plotting results. This modular structure makes the code easy to understand, extend, and maintain.</w:t>
+        <w:t>The SpatialPoolerInputReconstructionExperiment class is the core of the experiment. It orchestrates the entire process of input reconstruction using Sparse Distributed Representations (SDRs), Hierarchical Temporal Memory (HTM), and K-Nearest Neighbors (KNN) classifiers. The class initializes the necessary components, such as the Spatial Pooler (SP) and Scalar Encoder, and manages the training and evaluation of the classifiers. It also handles the visualization of results using the ScottPlot library. The class is designed to be modular, with each method performing a specific task, such as training the SP, training the classifiers, reconstructing inputs, and plotting results. This modular structure makes the code easy to understand, extend, and maintain.</w:t>
       </w:r>
     </w:p>
     <w:p>
@@ -4095,58 +3983,23 @@
       <w:r>
         <w:t>The </w:t>
       </w:r>
-      <w:proofErr w:type="spellStart"/>
-      <w:proofErr w:type="gramStart"/>
       <w:r>
         <w:t>ReconstructionExperiment</w:t>
       </w:r>
-      <w:proofErr w:type="spellEnd"/>
-      <w:r>
-        <w:t>(</w:t>
-      </w:r>
-      <w:proofErr w:type="gramEnd"/>
-      <w:r>
-        <w:t xml:space="preserve">) </w:t>
+      <w:r>
+        <w:t xml:space="preserve">() </w:t>
       </w:r>
       <w:r>
         <w:t>method</w:t>
       </w:r>
       <w:r>
-        <w:t xml:space="preserve"> is the entry point of the experiment. It initializes the Spatial Pooler (SP) and Scalar Encoder with predefined parameters. The max parameter defines the range of input values, from 1 to max, while the </w:t>
-      </w:r>
-      <w:proofErr w:type="spellStart"/>
-      <w:r>
-        <w:t>seedValue</w:t>
-      </w:r>
-      <w:proofErr w:type="spellEnd"/>
-      <w:r>
-        <w:t> ensures reproducibility by controlling the random shuffling of the dataset. The method first trains the SP using the </w:t>
-      </w:r>
-      <w:proofErr w:type="spellStart"/>
-      <w:proofErr w:type="gramStart"/>
-      <w:r>
-        <w:t>TrainSpatialPooler</w:t>
-      </w:r>
-      <w:proofErr w:type="spellEnd"/>
-      <w:r>
-        <w:t>(</w:t>
-      </w:r>
-      <w:proofErr w:type="gramEnd"/>
-      <w:r>
-        <w:t>) method, which generates stable SDR representations of the input data. After training the SP, the method calls </w:t>
-      </w:r>
-      <w:proofErr w:type="spellStart"/>
-      <w:proofErr w:type="gramStart"/>
+        <w:t xml:space="preserve"> is the entry point of the experiment. It initializes the Spatial Pooler (SP) and Scalar Encoder with predefined parameters. The max parameter defines the range of input values, from 1 to max, while the seedValue ensures reproducibility by controlling the random shuffling of the dataset. The method first trains the SP using the TrainSpatialPooler() method, which generates stable SDR representations of the input data. After training the SP, the method calls </w:t>
+      </w:r>
       <w:r>
         <w:t>CompareClassifiers</w:t>
       </w:r>
-      <w:proofErr w:type="spellEnd"/>
-      <w:r>
-        <w:t>(</w:t>
-      </w:r>
-      <w:proofErr w:type="gramEnd"/>
-      <w:r>
-        <w:t xml:space="preserve">) to train the classifiers and evaluate their performance on the </w:t>
+      <w:r>
+        <w:t xml:space="preserve">() to train the classifiers and evaluate their performance on the </w:t>
       </w:r>
       <w:r>
         <w:t>reconstructed data.</w:t>
@@ -4182,20 +4035,10 @@
         <w:jc w:val="both"/>
       </w:pPr>
       <w:r>
-        <w:t>The </w:t>
-      </w:r>
-      <w:proofErr w:type="spellStart"/>
-      <w:proofErr w:type="gramStart"/>
-      <w:r>
-        <w:t>TrainSpatialPooler</w:t>
-      </w:r>
-      <w:proofErr w:type="spellEnd"/>
-      <w:r>
-        <w:t>(</w:t>
-      </w:r>
-      <w:proofErr w:type="gramEnd"/>
-      <w:r>
-        <w:t>)</w:t>
+        <w:t>The TrainSpatialPooler</w:t>
+      </w:r>
+      <w:r>
+        <w:t>()</w:t>
       </w:r>
       <w:r>
         <w:t xml:space="preserve"> method is responsible for training </w:t>
@@ -4237,20 +4080,10 @@
         <w:jc w:val="both"/>
       </w:pPr>
       <w:r>
-        <w:t>The </w:t>
-      </w:r>
-      <w:proofErr w:type="spellStart"/>
-      <w:proofErr w:type="gramStart"/>
-      <w:r>
-        <w:t>CompareClassifiers</w:t>
-      </w:r>
-      <w:proofErr w:type="spellEnd"/>
-      <w:r>
-        <w:t>(</w:t>
-      </w:r>
-      <w:proofErr w:type="gramEnd"/>
-      <w:r>
-        <w:t>)</w:t>
+        <w:t>The CompareClassifiers</w:t>
+      </w:r>
+      <w:r>
+        <w:t>()</w:t>
       </w:r>
       <w:r>
         <w:t> method splits the dataset into 80% training and 20%</w:t>
@@ -4294,18 +4127,11 @@
       <w:r>
         <w:t xml:space="preserve">the </w:t>
       </w:r>
-      <w:proofErr w:type="spellStart"/>
-      <w:proofErr w:type="gramStart"/>
       <w:r>
         <w:t>ReconstructInput</w:t>
       </w:r>
-      <w:proofErr w:type="spellEnd"/>
-      <w:r>
-        <w:t>(</w:t>
-      </w:r>
-      <w:proofErr w:type="gramEnd"/>
-      <w:r>
-        <w:t xml:space="preserve">) method </w:t>
+      <w:r>
+        <w:t xml:space="preserve">() method </w:t>
       </w:r>
       <w:r>
         <w:t xml:space="preserve">for </w:t>
@@ -4350,20 +4176,10 @@
         <w:jc w:val="both"/>
       </w:pPr>
       <w:r>
-        <w:t>The </w:t>
-      </w:r>
-      <w:proofErr w:type="spellStart"/>
-      <w:proofErr w:type="gramStart"/>
-      <w:r>
-        <w:t>ReconstructInput</w:t>
-      </w:r>
-      <w:proofErr w:type="spellEnd"/>
-      <w:r>
-        <w:t>(</w:t>
-      </w:r>
-      <w:proofErr w:type="gramEnd"/>
-      <w:r>
-        <w:t>)</w:t>
+        <w:t>The ReconstructInput</w:t>
+      </w:r>
+      <w:r>
+        <w:t>()</w:t>
       </w:r>
       <w:r>
         <w:t xml:space="preserve"> </w:t>
@@ -4375,15 +4191,7 @@
         <w:t>.</w:t>
       </w:r>
       <w:r>
-        <w:t xml:space="preserve"> It generates SDRs for the input data, predicts the reconstructed values using the classifiers, and computes similarity metrics. The results are stored in a dictionary and visualized using the </w:t>
-      </w:r>
-      <w:proofErr w:type="spellStart"/>
-      <w:r>
-        <w:t>ScottPlot</w:t>
-      </w:r>
-      <w:proofErr w:type="spellEnd"/>
-      <w:r>
-        <w:t> library. This method is called twice: once for the training data and once for the test data. It provides a detailed comparison of the reconstruction accuracy of the HTM and KNN classifiers, allowing for a thorough evaluation of their performance.</w:t>
+        <w:t xml:space="preserve"> It generates SDRs for the input data, predicts the reconstructed values using the classifiers, and computes similarity metrics. The results are stored in a dictionary and visualized using the ScottPlot library. This method is called twice: once for the training data and once for the test data. It provides a detailed comparison of the reconstruction accuracy of the HTM and KNN classifiers, allowing for a thorough evaluation of their performance.</w:t>
       </w:r>
     </w:p>
     <w:p>
@@ -4410,20 +4218,7 @@
         <w:jc w:val="both"/>
       </w:pPr>
       <w:r>
-        <w:t xml:space="preserve">The </w:t>
-      </w:r>
-      <w:proofErr w:type="spellStart"/>
-      <w:proofErr w:type="gramStart"/>
-      <w:r>
-        <w:t>CalculatePercentageSimilarity</w:t>
-      </w:r>
-      <w:proofErr w:type="spellEnd"/>
-      <w:r>
-        <w:t>(</w:t>
-      </w:r>
-      <w:proofErr w:type="gramEnd"/>
-      <w:r>
-        <w:t>) method calculates the percentage similarity between two values. It uses the formula</w:t>
+        <w:t>The CalculatePercentageSimilarity() method calculates the percentage similarity between two values. It uses the formula</w:t>
       </w:r>
       <w:r>
         <w:t xml:space="preserve"> discussed previously in </w:t>
@@ -4506,32 +4301,16 @@
         <w:jc w:val="both"/>
       </w:pPr>
       <w:r>
-        <w:t>The </w:t>
-      </w:r>
-      <w:proofErr w:type="gramStart"/>
-      <w:r>
-        <w:t>PlotReconstructionResults</w:t>
-      </w:r>
-      <w:r>
-        <w:t>(</w:t>
-      </w:r>
-      <w:proofErr w:type="gramEnd"/>
-      <w:r>
-        <w:t>)</w:t>
-      </w:r>
-      <w:r>
-        <w:t> and </w:t>
-      </w:r>
-      <w:proofErr w:type="gramStart"/>
-      <w:r>
-        <w:t>PlotSimilarityResults</w:t>
-      </w:r>
-      <w:r>
-        <w:t>(</w:t>
-      </w:r>
-      <w:proofErr w:type="gramEnd"/>
-      <w:r>
-        <w:t>)</w:t>
+        <w:t>The PlotReconstructionResults</w:t>
+      </w:r>
+      <w:r>
+        <w:t>()</w:t>
+      </w:r>
+      <w:r>
+        <w:t> and PlotSimilarityResults</w:t>
+      </w:r>
+      <w:r>
+        <w:t>()</w:t>
       </w:r>
       <w:r>
         <w:t xml:space="preserve"> methods generate visualizations of the reconstruction results </w:t>
@@ -4540,15 +4319,7 @@
         <w:t>using the</w:t>
       </w:r>
       <w:r>
-        <w:t> </w:t>
-      </w:r>
-      <w:proofErr w:type="spellStart"/>
-      <w:r>
-        <w:t>ScottPlot</w:t>
-      </w:r>
-      <w:proofErr w:type="spellEnd"/>
-      <w:r>
-        <w:t> library.</w:t>
+        <w:t> ScottPlot library.</w:t>
       </w:r>
     </w:p>
     <w:p>
@@ -4557,20 +4328,7 @@
         <w:jc w:val="both"/>
       </w:pPr>
       <w:r>
-        <w:t>The </w:t>
-      </w:r>
-      <w:proofErr w:type="spellStart"/>
-      <w:proofErr w:type="gramStart"/>
-      <w:r>
-        <w:t>PlotReconstructionResults</w:t>
-      </w:r>
-      <w:proofErr w:type="spellEnd"/>
-      <w:r>
-        <w:t>(</w:t>
-      </w:r>
-      <w:proofErr w:type="gramEnd"/>
-      <w:r>
-        <w:t>) method creates scatter plots comparing the original input values with the reconstructed values from the HTM and KNN classifiers.</w:t>
+        <w:t>The PlotReconstructionResults() method creates scatter plots comparing the original input values with the reconstructed values from the HTM and KNN classifiers.</w:t>
       </w:r>
     </w:p>
     <w:p>
@@ -4579,20 +4337,7 @@
         <w:jc w:val="both"/>
       </w:pPr>
       <w:r>
-        <w:t>The </w:t>
-      </w:r>
-      <w:proofErr w:type="spellStart"/>
-      <w:proofErr w:type="gramStart"/>
-      <w:r>
-        <w:t>PlotSimilarityResults</w:t>
-      </w:r>
-      <w:proofErr w:type="spellEnd"/>
-      <w:r>
-        <w:t>(</w:t>
-      </w:r>
-      <w:proofErr w:type="gramEnd"/>
-      <w:r>
-        <w:t xml:space="preserve">) method creates line plots comparing the </w:t>
+        <w:t xml:space="preserve">The PlotSimilarityResults() method creates line plots comparing the </w:t>
       </w:r>
       <w:r>
         <w:t xml:space="preserve">percentage </w:t>
@@ -4637,15 +4382,7 @@
         <w:jc w:val="both"/>
       </w:pPr>
       <w:r>
-        <w:t>The </w:t>
-      </w:r>
-      <w:proofErr w:type="spellStart"/>
-      <w:r>
-        <w:t>SavePlot</w:t>
-      </w:r>
-      <w:proofErr w:type="spellEnd"/>
-      <w:r>
-        <w:t xml:space="preserve"> method saves the generated plots to the </w:t>
+        <w:t xml:space="preserve">The SavePlot method saves the generated plots to the </w:t>
       </w:r>
       <w:r>
         <w:t xml:space="preserve">dedicated </w:t>
@@ -4742,21 +4479,7 @@
         <w:rPr>
           <w:rFonts w:cstheme="minorBidi"/>
         </w:rPr>
-        <w:t>Unit testing is a critical component of software development, ensuring that individual components of the system function as expected. In this study, unit tests were developed to validate the functionality of the </w:t>
-      </w:r>
-      <w:proofErr w:type="spellStart"/>
-      <w:r>
-        <w:rPr>
-          <w:rFonts w:cstheme="minorBidi"/>
-        </w:rPr>
-        <w:t>SpatialPoolerInputReconstructionExperiment</w:t>
-      </w:r>
-      <w:proofErr w:type="spellEnd"/>
-      <w:r>
-        <w:rPr>
-          <w:rFonts w:cstheme="minorBidi"/>
-        </w:rPr>
-        <w:t> class,</w:t>
+        <w:t>Unit testing is a critical component of software development, ensuring that individual components of the system function as expected. In this study, unit tests were developed to validate the functionality of the SpatialPoolerInputReconstructionExperiment class,</w:t>
       </w:r>
       <w:r>
         <w:rPr>
@@ -4896,15 +4619,7 @@
         <w:jc w:val="both"/>
       </w:pPr>
       <w:r>
-        <w:t>The unit tests were implemented in the </w:t>
-      </w:r>
-      <w:proofErr w:type="spellStart"/>
-      <w:r>
-        <w:t>SpatialPoolerInputReconstructionExperimentTests</w:t>
-      </w:r>
-      <w:proofErr w:type="spellEnd"/>
-      <w:r>
-        <w:t> class, which contains five test methods:</w:t>
+        <w:t>The unit tests were implemented in the SpatialPoolerInputReconstructionExperimentTests class, which contains five test methods:</w:t>
       </w:r>
     </w:p>
     <w:p>
@@ -4965,25 +4680,7 @@
           <w:sz w:val="20"/>
           <w:szCs w:val="20"/>
         </w:rPr>
-        <w:t xml:space="preserve">To validate that the </w:t>
-      </w:r>
-      <w:proofErr w:type="spellStart"/>
-      <w:r>
-        <w:rPr>
-          <w:rFonts w:ascii="Times New Roman" w:hAnsi="Times New Roman"/>
-          <w:sz w:val="20"/>
-          <w:szCs w:val="20"/>
-        </w:rPr>
-        <w:t>ReconstructionExperiment</w:t>
-      </w:r>
-      <w:proofErr w:type="spellEnd"/>
-      <w:r>
-        <w:rPr>
-          <w:rFonts w:ascii="Times New Roman" w:hAnsi="Times New Roman"/>
-          <w:sz w:val="20"/>
-          <w:szCs w:val="20"/>
-        </w:rPr>
-        <w:t xml:space="preserve"> method executes without runtime errors, ensuring basic code stability and workflow integrity. This smoke test confirms that the experiment setup, SP/classifier initialization, and data processing pipelines function without fatal crashes or unhandled exceptions. </w:t>
+        <w:t>To validate that the ReconstructionExperiment method executes without runtime errors, ensuring basic code stability and workflow integrity. This smoke test confirms that the experiment setup, SP/classifier initialization, and data processing pipelines function without fatal crashes or unhandled exceptions. </w:t>
       </w:r>
     </w:p>
     <w:p>
@@ -5202,25 +4899,7 @@
           <w:sz w:val="20"/>
           <w:szCs w:val="20"/>
         </w:rPr>
-        <w:t xml:space="preserve">To verify that the experiment gracefully handles invalid input by throwing an </w:t>
-      </w:r>
-      <w:proofErr w:type="spellStart"/>
-      <w:r>
-        <w:rPr>
-          <w:rFonts w:ascii="Times New Roman" w:hAnsi="Times New Roman"/>
-          <w:sz w:val="20"/>
-          <w:szCs w:val="20"/>
-        </w:rPr>
-        <w:t>ArgumentException</w:t>
-      </w:r>
-      <w:proofErr w:type="spellEnd"/>
-      <w:r>
-        <w:rPr>
-          <w:rFonts w:ascii="Times New Roman" w:hAnsi="Times New Roman"/>
-          <w:sz w:val="20"/>
-          <w:szCs w:val="20"/>
-        </w:rPr>
-        <w:t xml:space="preserve"> when an improper max value (e.g., 8) is provided. This ensures robust error handling and input </w:t>
+        <w:t xml:space="preserve">To verify that the experiment gracefully handles invalid input by throwing an ArgumentException when an improper max value (e.g., 8) is provided. This ensures robust error handling and input </w:t>
       </w:r>
       <w:r>
         <w:rPr>
@@ -5277,53 +4956,7 @@
           <w:sz w:val="20"/>
           <w:szCs w:val="20"/>
         </w:rPr>
-        <w:t xml:space="preserve">The test invokes </w:t>
-      </w:r>
-      <w:proofErr w:type="spellStart"/>
-      <w:proofErr w:type="gramStart"/>
-      <w:r>
-        <w:rPr>
-          <w:rFonts w:ascii="Times New Roman" w:hAnsi="Times New Roman"/>
-          <w:sz w:val="20"/>
-          <w:szCs w:val="20"/>
-        </w:rPr>
-        <w:t>ReconstructionExperiment</w:t>
-      </w:r>
-      <w:proofErr w:type="spellEnd"/>
-      <w:r>
-        <w:rPr>
-          <w:rFonts w:ascii="Times New Roman" w:hAnsi="Times New Roman"/>
-          <w:sz w:val="20"/>
-          <w:szCs w:val="20"/>
-        </w:rPr>
-        <w:t>(</w:t>
-      </w:r>
-      <w:proofErr w:type="gramEnd"/>
-      <w:r>
-        <w:rPr>
-          <w:rFonts w:ascii="Times New Roman" w:hAnsi="Times New Roman"/>
-          <w:sz w:val="20"/>
-          <w:szCs w:val="20"/>
-        </w:rPr>
-        <w:t xml:space="preserve">8), which violates the method’s requirement for max to be a minimum of 10. The expected outcome is an </w:t>
-      </w:r>
-      <w:proofErr w:type="spellStart"/>
-      <w:r>
-        <w:rPr>
-          <w:rFonts w:ascii="Times New Roman" w:hAnsi="Times New Roman"/>
-          <w:sz w:val="20"/>
-          <w:szCs w:val="20"/>
-        </w:rPr>
-        <w:t>ArgumentException</w:t>
-      </w:r>
-      <w:proofErr w:type="spellEnd"/>
-      <w:r>
-        <w:rPr>
-          <w:rFonts w:ascii="Times New Roman" w:hAnsi="Times New Roman"/>
-          <w:sz w:val="20"/>
-          <w:szCs w:val="20"/>
-        </w:rPr>
-        <w:t>, confirming that invalid inputs are detected and rejected early in execution.</w:t>
+        <w:t>The test invokes ReconstructionExperiment(8), which violates the method’s requirement for max to be a minimum of 10. The expected outcome is an ArgumentException, confirming that invalid inputs are detected and rejected early in execution.</w:t>
       </w:r>
       <w:r>
         <w:rPr>
@@ -5371,43 +5004,7 @@
           <w:sz w:val="20"/>
           <w:szCs w:val="20"/>
         </w:rPr>
-        <w:t xml:space="preserve">The test passes if the method throws an </w:t>
-      </w:r>
-      <w:proofErr w:type="spellStart"/>
-      <w:r>
-        <w:rPr>
-          <w:rFonts w:ascii="Times New Roman" w:hAnsi="Times New Roman"/>
-          <w:sz w:val="20"/>
-          <w:szCs w:val="20"/>
-        </w:rPr>
-        <w:t>ArgumentException</w:t>
-      </w:r>
-      <w:proofErr w:type="spellEnd"/>
-      <w:r>
-        <w:rPr>
-          <w:rFonts w:ascii="Times New Roman" w:hAnsi="Times New Roman"/>
-          <w:sz w:val="20"/>
-          <w:szCs w:val="20"/>
-        </w:rPr>
-        <w:t xml:space="preserve">, as enforced by the </w:t>
-      </w:r>
-      <w:proofErr w:type="spellStart"/>
-      <w:r>
-        <w:rPr>
-          <w:rFonts w:ascii="Times New Roman" w:hAnsi="Times New Roman"/>
-          <w:sz w:val="20"/>
-          <w:szCs w:val="20"/>
-        </w:rPr>
-        <w:t>ExpectedException</w:t>
-      </w:r>
-      <w:proofErr w:type="spellEnd"/>
-      <w:r>
-        <w:rPr>
-          <w:rFonts w:ascii="Times New Roman" w:hAnsi="Times New Roman"/>
-          <w:sz w:val="20"/>
-          <w:szCs w:val="20"/>
-        </w:rPr>
-        <w:t xml:space="preserve"> attribute. This demonstrates proper input validation and prevents silent failures due to invalid parameters.</w:t>
+        <w:t>The test passes if the method throws an ArgumentException, as enforced by the ExpectedException attribute. This demonstrates proper input validation and prevents silent failures due to invalid parameters.</w:t>
       </w:r>
       <w:r>
         <w:rPr>
@@ -6116,15 +5713,7 @@
         <w:jc w:val="both"/>
       </w:pPr>
       <w:r>
-        <w:t>Experiment Completes Without Errors: The </w:t>
-      </w:r>
-      <w:proofErr w:type="spellStart"/>
-      <w:r>
-        <w:t>RunExperiment</w:t>
-      </w:r>
-      <w:proofErr w:type="spellEnd"/>
-      <w:r>
-        <w:t> method executed without throwing any exceptions, indicating that the experiment's core functionality is stable.</w:t>
+        <w:t>Experiment Completes Without Errors: The RunExperiment method executed without throwing any exceptions, indicating that the experiment's core functionality is stable.</w:t>
       </w:r>
     </w:p>
     <w:p>
@@ -7312,7 +6901,7 @@
                     <pic:cNvPicPr/>
                   </pic:nvPicPr>
                   <pic:blipFill>
-                    <a:blip r:embed="rId25" cstate="print">
+                    <a:blip r:embed="rId27" cstate="print">
                       <a:extLst>
                         <a:ext uri="{28A0092B-C50C-407E-A947-70E740481C1C}">
                           <a14:useLocalDpi xmlns:a14="http://schemas.microsoft.com/office/drawing/2010/main" val="0"/>
@@ -7989,7 +7578,7 @@
           <w:noProof/>
         </w:rPr>
         <w:drawing>
-          <wp:inline distT="0" distB="0" distL="0" distR="0" wp14:anchorId="1CB09859" wp14:editId="48A0D517">
+          <wp:inline distT="0" distB="0" distL="0" distR="0" wp14:anchorId="1CB09859" wp14:editId="15934780">
             <wp:extent cx="2745049" cy="2474768"/>
             <wp:effectExtent l="19050" t="19050" r="17780" b="20955"/>
             <wp:docPr id="584146796" name="Picture 584146796"/>
@@ -8004,7 +7593,7 @@
                     <pic:cNvPicPr/>
                   </pic:nvPicPr>
                   <pic:blipFill>
-                    <a:blip r:embed="rId26" cstate="print">
+                    <a:blip r:embed="rId28" cstate="print">
                       <a:extLst>
                         <a:ext uri="{28A0092B-C50C-407E-A947-70E740481C1C}">
                           <a14:useLocalDpi xmlns:a14="http://schemas.microsoft.com/office/drawing/2010/main" val="0"/>
@@ -8321,7 +7910,7 @@
                     <pic:cNvPicPr/>
                   </pic:nvPicPr>
                   <pic:blipFill>
-                    <a:blip r:embed="rId27">
+                    <a:blip r:embed="rId29">
                       <a:extLst>
                         <a:ext uri="{28A0092B-C50C-407E-A947-70E740481C1C}">
                           <a14:useLocalDpi xmlns:a14="http://schemas.microsoft.com/office/drawing/2010/main" val="0"/>
@@ -8436,7 +8025,7 @@
                     <pic:cNvPicPr/>
                   </pic:nvPicPr>
                   <pic:blipFill>
-                    <a:blip r:embed="rId28">
+                    <a:blip r:embed="rId30">
                       <a:extLst>
                         <a:ext uri="{28A0092B-C50C-407E-A947-70E740481C1C}">
                           <a14:useLocalDpi xmlns:a14="http://schemas.microsoft.com/office/drawing/2010/main" val="0"/>
@@ -9853,7 +9442,7 @@
           <w:noProof/>
         </w:rPr>
         <w:drawing>
-          <wp:inline distT="0" distB="0" distL="0" distR="0" wp14:anchorId="33E2C9F2" wp14:editId="584776AE">
+          <wp:inline distT="0" distB="0" distL="0" distR="0" wp14:anchorId="33E2C9F2" wp14:editId="1130BB6F">
             <wp:extent cx="3095625" cy="2143125"/>
             <wp:effectExtent l="12700" t="12700" r="12700" b="12700"/>
             <wp:docPr id="215417090" name="Picture 215417090"/>
@@ -9865,1425 +9454,6 @@
                 <pic:pic xmlns:pic="http://schemas.openxmlformats.org/drawingml/2006/picture">
                   <pic:nvPicPr>
                     <pic:cNvPr id="0" name="Picture 215417090"/>
-                    <pic:cNvPicPr/>
-                  </pic:nvPicPr>
-                  <pic:blipFill>
-                    <a:blip r:embed="rId29" cstate="print">
-                      <a:extLst>
-                        <a:ext uri="{28A0092B-C50C-407E-A947-70E740481C1C}">
-                          <a14:useLocalDpi xmlns:a14="http://schemas.microsoft.com/office/drawing/2010/main" val="0"/>
-                        </a:ext>
-                      </a:extLst>
-                    </a:blip>
-                    <a:stretch>
-                      <a:fillRect/>
-                    </a:stretch>
-                  </pic:blipFill>
-                  <pic:spPr>
-                    <a:xfrm>
-                      <a:off x="0" y="0"/>
-                      <a:ext cx="3095625" cy="2143125"/>
-                    </a:xfrm>
-                    <a:prstGeom prst="rect">
-                      <a:avLst/>
-                    </a:prstGeom>
-                    <a:ln w="12700">
-                      <a:solidFill>
-                        <a:schemeClr val="tx1"/>
-                      </a:solidFill>
-                      <a:prstDash val="solid"/>
-                    </a:ln>
-                  </pic:spPr>
-                </pic:pic>
-              </a:graphicData>
-            </a:graphic>
-          </wp:inline>
-        </w:drawing>
-      </w:r>
-      <w:r>
-        <w:rPr>
-          <w:i/>
-          <w:iCs/>
-          <w:noProof/>
-          <w:lang w:val="en-IN"/>
-        </w:rPr>
-        <w:t xml:space="preserve">Fig. </w:t>
-      </w:r>
-      <w:r>
-        <w:rPr>
-          <w:i/>
-          <w:iCs/>
-          <w:noProof/>
-          <w:lang w:val="en-IN"/>
-        </w:rPr>
-        <w:t>8</w:t>
-      </w:r>
-      <w:r>
-        <w:rPr>
-          <w:i/>
-          <w:iCs/>
-          <w:noProof/>
-          <w:lang w:val="en-IN"/>
-        </w:rPr>
-        <w:t>: KNN reconstruction plot for test data (case 2)</w:t>
-      </w:r>
-    </w:p>
-    <w:p>
-      <w:pPr>
-        <w:rPr>
-          <w:i/>
-          <w:iCs/>
-          <w:noProof/>
-          <w:lang w:val="en-IN"/>
-        </w:rPr>
-      </w:pPr>
-    </w:p>
-    <w:tbl>
-      <w:tblPr>
-        <w:tblW w:w="0" w:type="auto"/>
-        <w:jc w:val="center"/>
-        <w:tblBorders>
-          <w:top w:val="single" w:sz="12" w:space="0" w:color="000000" w:themeColor="text1"/>
-          <w:left w:val="single" w:sz="12" w:space="0" w:color="000000" w:themeColor="text1"/>
-          <w:bottom w:val="single" w:sz="12" w:space="0" w:color="000000" w:themeColor="text1"/>
-          <w:right w:val="single" w:sz="12" w:space="0" w:color="000000" w:themeColor="text1"/>
-          <w:insideH w:val="single" w:sz="12" w:space="0" w:color="000000" w:themeColor="text1"/>
-          <w:insideV w:val="single" w:sz="12" w:space="0" w:color="000000" w:themeColor="text1"/>
-        </w:tblBorders>
-        <w:tblLayout w:type="fixed"/>
-        <w:tblLook w:val="06A0" w:firstRow="1" w:lastRow="0" w:firstColumn="1" w:lastColumn="0" w:noHBand="1" w:noVBand="1"/>
-      </w:tblPr>
-      <w:tblGrid>
-        <w:gridCol w:w="717"/>
-        <w:gridCol w:w="1524"/>
-        <w:gridCol w:w="1104"/>
-        <w:gridCol w:w="1263"/>
-      </w:tblGrid>
-      <w:tr>
-        <w:trPr>
-          <w:trHeight w:val="293"/>
-          <w:jc w:val="center"/>
-        </w:trPr>
-        <w:tc>
-          <w:tcPr>
-            <w:tcW w:w="4608" w:type="dxa"/>
-            <w:gridSpan w:val="4"/>
-            <w:shd w:val="clear" w:color="auto" w:fill="FFFF00"/>
-            <w:tcMar>
-              <w:top w:w="15" w:type="dxa"/>
-              <w:left w:w="15" w:type="dxa"/>
-              <w:right w:w="15" w:type="dxa"/>
-            </w:tcMar>
-            <w:vAlign w:val="center"/>
-          </w:tcPr>
-          <w:p>
-            <w:r>
-              <w:rPr>
-                <w:rFonts w:ascii="Calibri" w:eastAsia="Calibri" w:hAnsi="Calibri" w:cs="Calibri"/>
-                <w:b/>
-                <w:bCs/>
-                <w:color w:val="000000" w:themeColor="text1"/>
-                <w:sz w:val="22"/>
-                <w:szCs w:val="22"/>
-              </w:rPr>
-              <w:t>HTM Test Data Reconstruction</w:t>
-            </w:r>
-          </w:p>
-        </w:tc>
-      </w:tr>
-      <w:tr>
-        <w:trPr>
-          <w:trHeight w:val="601"/>
-          <w:jc w:val="center"/>
-        </w:trPr>
-        <w:tc>
-          <w:tcPr>
-            <w:tcW w:w="717" w:type="dxa"/>
-            <w:shd w:val="clear" w:color="auto" w:fill="4472C4" w:themeFill="accent1"/>
-            <w:tcMar>
-              <w:top w:w="15" w:type="dxa"/>
-              <w:left w:w="15" w:type="dxa"/>
-              <w:right w:w="15" w:type="dxa"/>
-            </w:tcMar>
-            <w:vAlign w:val="center"/>
-          </w:tcPr>
-          <w:p>
-            <w:r>
-              <w:rPr>
-                <w:rFonts w:ascii="Calibri" w:eastAsia="Calibri" w:hAnsi="Calibri" w:cs="Calibri"/>
-                <w:b/>
-                <w:bCs/>
-                <w:color w:val="FFFFFF" w:themeColor="background1"/>
-                <w:sz w:val="22"/>
-                <w:szCs w:val="22"/>
-              </w:rPr>
-              <w:t>Input</w:t>
-            </w:r>
-          </w:p>
-        </w:tc>
-        <w:tc>
-          <w:tcPr>
-            <w:tcW w:w="1524" w:type="dxa"/>
-            <w:shd w:val="clear" w:color="auto" w:fill="4472C4" w:themeFill="accent1"/>
-            <w:tcMar>
-              <w:top w:w="15" w:type="dxa"/>
-              <w:left w:w="15" w:type="dxa"/>
-              <w:right w:w="15" w:type="dxa"/>
-            </w:tcMar>
-            <w:vAlign w:val="center"/>
-          </w:tcPr>
-          <w:p>
-            <w:r>
-              <w:rPr>
-                <w:rFonts w:ascii="Calibri" w:eastAsia="Calibri" w:hAnsi="Calibri" w:cs="Calibri"/>
-                <w:b/>
-                <w:bCs/>
-                <w:color w:val="FFFFFF" w:themeColor="background1"/>
-                <w:sz w:val="22"/>
-                <w:szCs w:val="22"/>
-              </w:rPr>
-              <w:t>Reconstructed Input</w:t>
-            </w:r>
-          </w:p>
-        </w:tc>
-        <w:tc>
-          <w:tcPr>
-            <w:tcW w:w="1104" w:type="dxa"/>
-            <w:shd w:val="clear" w:color="auto" w:fill="4472C4" w:themeFill="accent1"/>
-            <w:tcMar>
-              <w:top w:w="15" w:type="dxa"/>
-              <w:left w:w="15" w:type="dxa"/>
-              <w:right w:w="15" w:type="dxa"/>
-            </w:tcMar>
-            <w:vAlign w:val="center"/>
-          </w:tcPr>
-          <w:p>
-            <w:r>
-              <w:rPr>
-                <w:rFonts w:ascii="Calibri" w:eastAsia="Calibri" w:hAnsi="Calibri" w:cs="Calibri"/>
-                <w:b/>
-                <w:bCs/>
-                <w:color w:val="FFFFFF" w:themeColor="background1"/>
-                <w:sz w:val="22"/>
-                <w:szCs w:val="22"/>
-              </w:rPr>
-              <w:t>Internal Similarity</w:t>
-            </w:r>
-          </w:p>
-        </w:tc>
-        <w:tc>
-          <w:tcPr>
-            <w:tcW w:w="1261" w:type="dxa"/>
-            <w:shd w:val="clear" w:color="auto" w:fill="4472C4" w:themeFill="accent1"/>
-            <w:tcMar>
-              <w:top w:w="15" w:type="dxa"/>
-              <w:left w:w="15" w:type="dxa"/>
-              <w:right w:w="15" w:type="dxa"/>
-            </w:tcMar>
-            <w:vAlign w:val="center"/>
-          </w:tcPr>
-          <w:p>
-            <w:r>
-              <w:rPr>
-                <w:rFonts w:ascii="Calibri" w:eastAsia="Calibri" w:hAnsi="Calibri" w:cs="Calibri"/>
-                <w:b/>
-                <w:bCs/>
-                <w:color w:val="FFFFFF" w:themeColor="background1"/>
-                <w:sz w:val="22"/>
-                <w:szCs w:val="22"/>
-              </w:rPr>
-              <w:t>Percentage Similarity</w:t>
-            </w:r>
-          </w:p>
-        </w:tc>
-      </w:tr>
-      <w:tr>
-        <w:trPr>
-          <w:trHeight w:val="293"/>
-          <w:jc w:val="center"/>
-        </w:trPr>
-        <w:tc>
-          <w:tcPr>
-            <w:tcW w:w="717" w:type="dxa"/>
-            <w:shd w:val="clear" w:color="auto" w:fill="D9E1F2"/>
-            <w:tcMar>
-              <w:top w:w="15" w:type="dxa"/>
-              <w:left w:w="15" w:type="dxa"/>
-              <w:right w:w="15" w:type="dxa"/>
-            </w:tcMar>
-            <w:vAlign w:val="center"/>
-          </w:tcPr>
-          <w:p>
-            <w:r>
-              <w:rPr>
-                <w:rFonts w:ascii="Calibri" w:eastAsia="Calibri" w:hAnsi="Calibri" w:cs="Calibri"/>
-                <w:color w:val="000000" w:themeColor="text1"/>
-                <w:sz w:val="22"/>
-                <w:szCs w:val="22"/>
-              </w:rPr>
-              <w:t>1</w:t>
-            </w:r>
-          </w:p>
-        </w:tc>
-        <w:tc>
-          <w:tcPr>
-            <w:tcW w:w="1524" w:type="dxa"/>
-            <w:shd w:val="clear" w:color="auto" w:fill="D9E1F2"/>
-            <w:tcMar>
-              <w:top w:w="15" w:type="dxa"/>
-              <w:left w:w="15" w:type="dxa"/>
-              <w:right w:w="15" w:type="dxa"/>
-            </w:tcMar>
-            <w:vAlign w:val="center"/>
-          </w:tcPr>
-          <w:p>
-            <w:r>
-              <w:rPr>
-                <w:rFonts w:ascii="Calibri" w:eastAsia="Calibri" w:hAnsi="Calibri" w:cs="Calibri"/>
-                <w:color w:val="000000" w:themeColor="text1"/>
-                <w:sz w:val="22"/>
-                <w:szCs w:val="22"/>
-              </w:rPr>
-              <w:t>2</w:t>
-            </w:r>
-          </w:p>
-        </w:tc>
-        <w:tc>
-          <w:tcPr>
-            <w:tcW w:w="1104" w:type="dxa"/>
-            <w:shd w:val="clear" w:color="auto" w:fill="D9E1F2"/>
-            <w:tcMar>
-              <w:top w:w="15" w:type="dxa"/>
-              <w:left w:w="15" w:type="dxa"/>
-              <w:right w:w="15" w:type="dxa"/>
-            </w:tcMar>
-            <w:vAlign w:val="center"/>
-          </w:tcPr>
-          <w:p>
-            <w:r>
-              <w:rPr>
-                <w:rFonts w:ascii="Calibri" w:eastAsia="Calibri" w:hAnsi="Calibri" w:cs="Calibri"/>
-                <w:color w:val="000000" w:themeColor="text1"/>
-                <w:sz w:val="22"/>
-                <w:szCs w:val="22"/>
-              </w:rPr>
-              <w:t>35.00%</w:t>
-            </w:r>
-          </w:p>
-        </w:tc>
-        <w:tc>
-          <w:tcPr>
-            <w:tcW w:w="1261" w:type="dxa"/>
-            <w:shd w:val="clear" w:color="auto" w:fill="D9E1F2"/>
-            <w:tcMar>
-              <w:top w:w="15" w:type="dxa"/>
-              <w:left w:w="15" w:type="dxa"/>
-              <w:right w:w="15" w:type="dxa"/>
-            </w:tcMar>
-            <w:vAlign w:val="center"/>
-          </w:tcPr>
-          <w:p>
-            <w:r>
-              <w:rPr>
-                <w:rFonts w:ascii="Calibri" w:eastAsia="Calibri" w:hAnsi="Calibri" w:cs="Calibri"/>
-                <w:color w:val="000000" w:themeColor="text1"/>
-                <w:sz w:val="22"/>
-                <w:szCs w:val="22"/>
-              </w:rPr>
-              <w:t>50.00%</w:t>
-            </w:r>
-          </w:p>
-        </w:tc>
-      </w:tr>
-      <w:tr>
-        <w:trPr>
-          <w:trHeight w:val="293"/>
-          <w:jc w:val="center"/>
-        </w:trPr>
-        <w:tc>
-          <w:tcPr>
-            <w:tcW w:w="717" w:type="dxa"/>
-            <w:tcMar>
-              <w:top w:w="15" w:type="dxa"/>
-              <w:left w:w="15" w:type="dxa"/>
-              <w:right w:w="15" w:type="dxa"/>
-            </w:tcMar>
-            <w:vAlign w:val="center"/>
-          </w:tcPr>
-          <w:p>
-            <w:r>
-              <w:rPr>
-                <w:rFonts w:ascii="Calibri" w:eastAsia="Calibri" w:hAnsi="Calibri" w:cs="Calibri"/>
-                <w:color w:val="000000" w:themeColor="text1"/>
-                <w:sz w:val="22"/>
-                <w:szCs w:val="22"/>
-              </w:rPr>
-              <w:t>10</w:t>
-            </w:r>
-          </w:p>
-        </w:tc>
-        <w:tc>
-          <w:tcPr>
-            <w:tcW w:w="1524" w:type="dxa"/>
-            <w:tcMar>
-              <w:top w:w="15" w:type="dxa"/>
-              <w:left w:w="15" w:type="dxa"/>
-              <w:right w:w="15" w:type="dxa"/>
-            </w:tcMar>
-            <w:vAlign w:val="center"/>
-          </w:tcPr>
-          <w:p>
-            <w:r>
-              <w:rPr>
-                <w:rFonts w:ascii="Calibri" w:eastAsia="Calibri" w:hAnsi="Calibri" w:cs="Calibri"/>
-                <w:color w:val="000000" w:themeColor="text1"/>
-                <w:sz w:val="22"/>
-                <w:szCs w:val="22"/>
-              </w:rPr>
-              <w:t>9</w:t>
-            </w:r>
-          </w:p>
-        </w:tc>
-        <w:tc>
-          <w:tcPr>
-            <w:tcW w:w="1104" w:type="dxa"/>
-            <w:tcMar>
-              <w:top w:w="15" w:type="dxa"/>
-              <w:left w:w="15" w:type="dxa"/>
-              <w:right w:w="15" w:type="dxa"/>
-            </w:tcMar>
-            <w:vAlign w:val="center"/>
-          </w:tcPr>
-          <w:p>
-            <w:r>
-              <w:rPr>
-                <w:rFonts w:ascii="Calibri" w:eastAsia="Calibri" w:hAnsi="Calibri" w:cs="Calibri"/>
-                <w:color w:val="000000" w:themeColor="text1"/>
-                <w:sz w:val="22"/>
-                <w:szCs w:val="22"/>
-              </w:rPr>
-              <w:t>50.00%</w:t>
-            </w:r>
-          </w:p>
-        </w:tc>
-        <w:tc>
-          <w:tcPr>
-            <w:tcW w:w="1261" w:type="dxa"/>
-            <w:tcMar>
-              <w:top w:w="15" w:type="dxa"/>
-              <w:left w:w="15" w:type="dxa"/>
-              <w:right w:w="15" w:type="dxa"/>
-            </w:tcMar>
-            <w:vAlign w:val="center"/>
-          </w:tcPr>
-          <w:p>
-            <w:r>
-              <w:rPr>
-                <w:rFonts w:ascii="Calibri" w:eastAsia="Calibri" w:hAnsi="Calibri" w:cs="Calibri"/>
-                <w:color w:val="000000" w:themeColor="text1"/>
-                <w:sz w:val="22"/>
-                <w:szCs w:val="22"/>
-              </w:rPr>
-              <w:t>90.00%</w:t>
-            </w:r>
-          </w:p>
-        </w:tc>
-      </w:tr>
-      <w:tr>
-        <w:trPr>
-          <w:trHeight w:val="293"/>
-          <w:jc w:val="center"/>
-        </w:trPr>
-        <w:tc>
-          <w:tcPr>
-            <w:tcW w:w="717" w:type="dxa"/>
-            <w:shd w:val="clear" w:color="auto" w:fill="D9E1F2"/>
-            <w:tcMar>
-              <w:top w:w="15" w:type="dxa"/>
-              <w:left w:w="15" w:type="dxa"/>
-              <w:right w:w="15" w:type="dxa"/>
-            </w:tcMar>
-            <w:vAlign w:val="center"/>
-          </w:tcPr>
-          <w:p>
-            <w:r>
-              <w:rPr>
-                <w:rFonts w:ascii="Calibri" w:eastAsia="Calibri" w:hAnsi="Calibri" w:cs="Calibri"/>
-                <w:color w:val="000000" w:themeColor="text1"/>
-                <w:sz w:val="22"/>
-                <w:szCs w:val="22"/>
-              </w:rPr>
-              <w:t>17</w:t>
-            </w:r>
-          </w:p>
-        </w:tc>
-        <w:tc>
-          <w:tcPr>
-            <w:tcW w:w="1524" w:type="dxa"/>
-            <w:shd w:val="clear" w:color="auto" w:fill="D9E1F2"/>
-            <w:tcMar>
-              <w:top w:w="15" w:type="dxa"/>
-              <w:left w:w="15" w:type="dxa"/>
-              <w:right w:w="15" w:type="dxa"/>
-            </w:tcMar>
-            <w:vAlign w:val="center"/>
-          </w:tcPr>
-          <w:p>
-            <w:r>
-              <w:rPr>
-                <w:rFonts w:ascii="Calibri" w:eastAsia="Calibri" w:hAnsi="Calibri" w:cs="Calibri"/>
-                <w:color w:val="000000" w:themeColor="text1"/>
-                <w:sz w:val="22"/>
-                <w:szCs w:val="22"/>
-              </w:rPr>
-              <w:t>18</w:t>
-            </w:r>
-          </w:p>
-        </w:tc>
-        <w:tc>
-          <w:tcPr>
-            <w:tcW w:w="1104" w:type="dxa"/>
-            <w:shd w:val="clear" w:color="auto" w:fill="D9E1F2"/>
-            <w:tcMar>
-              <w:top w:w="15" w:type="dxa"/>
-              <w:left w:w="15" w:type="dxa"/>
-              <w:right w:w="15" w:type="dxa"/>
-            </w:tcMar>
-            <w:vAlign w:val="center"/>
-          </w:tcPr>
-          <w:p>
-            <w:r>
-              <w:rPr>
-                <w:rFonts w:ascii="Calibri" w:eastAsia="Calibri" w:hAnsi="Calibri" w:cs="Calibri"/>
-                <w:color w:val="000000" w:themeColor="text1"/>
-                <w:sz w:val="22"/>
-                <w:szCs w:val="22"/>
-              </w:rPr>
-              <w:t>50.00%</w:t>
-            </w:r>
-          </w:p>
-        </w:tc>
-        <w:tc>
-          <w:tcPr>
-            <w:tcW w:w="1261" w:type="dxa"/>
-            <w:shd w:val="clear" w:color="auto" w:fill="D9E1F2"/>
-            <w:tcMar>
-              <w:top w:w="15" w:type="dxa"/>
-              <w:left w:w="15" w:type="dxa"/>
-              <w:right w:w="15" w:type="dxa"/>
-            </w:tcMar>
-            <w:vAlign w:val="center"/>
-          </w:tcPr>
-          <w:p>
-            <w:r>
-              <w:rPr>
-                <w:rFonts w:ascii="Calibri" w:eastAsia="Calibri" w:hAnsi="Calibri" w:cs="Calibri"/>
-                <w:color w:val="000000" w:themeColor="text1"/>
-                <w:sz w:val="22"/>
-                <w:szCs w:val="22"/>
-              </w:rPr>
-              <w:t>94.00%</w:t>
-            </w:r>
-          </w:p>
-        </w:tc>
-      </w:tr>
-      <w:tr>
-        <w:trPr>
-          <w:trHeight w:val="293"/>
-          <w:jc w:val="center"/>
-        </w:trPr>
-        <w:tc>
-          <w:tcPr>
-            <w:tcW w:w="717" w:type="dxa"/>
-            <w:tcMar>
-              <w:top w:w="15" w:type="dxa"/>
-              <w:left w:w="15" w:type="dxa"/>
-              <w:right w:w="15" w:type="dxa"/>
-            </w:tcMar>
-            <w:vAlign w:val="center"/>
-          </w:tcPr>
-          <w:p>
-            <w:r>
-              <w:rPr>
-                <w:rFonts w:ascii="Calibri" w:eastAsia="Calibri" w:hAnsi="Calibri" w:cs="Calibri"/>
-                <w:color w:val="000000" w:themeColor="text1"/>
-                <w:sz w:val="22"/>
-                <w:szCs w:val="22"/>
-              </w:rPr>
-              <w:t>19</w:t>
-            </w:r>
-          </w:p>
-        </w:tc>
-        <w:tc>
-          <w:tcPr>
-            <w:tcW w:w="1524" w:type="dxa"/>
-            <w:tcMar>
-              <w:top w:w="15" w:type="dxa"/>
-              <w:left w:w="15" w:type="dxa"/>
-              <w:right w:w="15" w:type="dxa"/>
-            </w:tcMar>
-            <w:vAlign w:val="center"/>
-          </w:tcPr>
-          <w:p>
-            <w:r>
-              <w:rPr>
-                <w:rFonts w:ascii="Calibri" w:eastAsia="Calibri" w:hAnsi="Calibri" w:cs="Calibri"/>
-                <w:color w:val="000000" w:themeColor="text1"/>
-                <w:sz w:val="22"/>
-                <w:szCs w:val="22"/>
-              </w:rPr>
-              <w:t>18</w:t>
-            </w:r>
-          </w:p>
-        </w:tc>
-        <w:tc>
-          <w:tcPr>
-            <w:tcW w:w="1104" w:type="dxa"/>
-            <w:tcMar>
-              <w:top w:w="15" w:type="dxa"/>
-              <w:left w:w="15" w:type="dxa"/>
-              <w:right w:w="15" w:type="dxa"/>
-            </w:tcMar>
-            <w:vAlign w:val="center"/>
-          </w:tcPr>
-          <w:p>
-            <w:r>
-              <w:rPr>
-                <w:rFonts w:ascii="Calibri" w:eastAsia="Calibri" w:hAnsi="Calibri" w:cs="Calibri"/>
-                <w:color w:val="000000" w:themeColor="text1"/>
-                <w:sz w:val="22"/>
-                <w:szCs w:val="22"/>
-              </w:rPr>
-              <w:t>40.00%</w:t>
-            </w:r>
-          </w:p>
-        </w:tc>
-        <w:tc>
-          <w:tcPr>
-            <w:tcW w:w="1261" w:type="dxa"/>
-            <w:tcMar>
-              <w:top w:w="15" w:type="dxa"/>
-              <w:left w:w="15" w:type="dxa"/>
-              <w:right w:w="15" w:type="dxa"/>
-            </w:tcMar>
-            <w:vAlign w:val="center"/>
-          </w:tcPr>
-          <w:p>
-            <w:r>
-              <w:rPr>
-                <w:rFonts w:ascii="Calibri" w:eastAsia="Calibri" w:hAnsi="Calibri" w:cs="Calibri"/>
-                <w:color w:val="000000" w:themeColor="text1"/>
-                <w:sz w:val="22"/>
-                <w:szCs w:val="22"/>
-              </w:rPr>
-              <w:t>95.00%</w:t>
-            </w:r>
-          </w:p>
-        </w:tc>
-      </w:tr>
-      <w:tr>
-        <w:trPr>
-          <w:trHeight w:val="293"/>
-          <w:jc w:val="center"/>
-        </w:trPr>
-        <w:tc>
-          <w:tcPr>
-            <w:tcW w:w="717" w:type="dxa"/>
-            <w:shd w:val="clear" w:color="auto" w:fill="D9E1F2"/>
-            <w:tcMar>
-              <w:top w:w="15" w:type="dxa"/>
-              <w:left w:w="15" w:type="dxa"/>
-              <w:right w:w="15" w:type="dxa"/>
-            </w:tcMar>
-            <w:vAlign w:val="center"/>
-          </w:tcPr>
-          <w:p>
-            <w:r>
-              <w:rPr>
-                <w:rFonts w:ascii="Calibri" w:eastAsia="Calibri" w:hAnsi="Calibri" w:cs="Calibri"/>
-                <w:color w:val="000000" w:themeColor="text1"/>
-                <w:sz w:val="22"/>
-                <w:szCs w:val="22"/>
-              </w:rPr>
-              <w:t>20</w:t>
-            </w:r>
-          </w:p>
-        </w:tc>
-        <w:tc>
-          <w:tcPr>
-            <w:tcW w:w="1524" w:type="dxa"/>
-            <w:shd w:val="clear" w:color="auto" w:fill="D9E1F2"/>
-            <w:tcMar>
-              <w:top w:w="15" w:type="dxa"/>
-              <w:left w:w="15" w:type="dxa"/>
-              <w:right w:w="15" w:type="dxa"/>
-            </w:tcMar>
-            <w:vAlign w:val="center"/>
-          </w:tcPr>
-          <w:p>
-            <w:r>
-              <w:rPr>
-                <w:rFonts w:ascii="Calibri" w:eastAsia="Calibri" w:hAnsi="Calibri" w:cs="Calibri"/>
-                <w:color w:val="000000" w:themeColor="text1"/>
-                <w:sz w:val="22"/>
-                <w:szCs w:val="22"/>
-              </w:rPr>
-              <w:t>22</w:t>
-            </w:r>
-          </w:p>
-        </w:tc>
-        <w:tc>
-          <w:tcPr>
-            <w:tcW w:w="1104" w:type="dxa"/>
-            <w:shd w:val="clear" w:color="auto" w:fill="D9E1F2"/>
-            <w:tcMar>
-              <w:top w:w="15" w:type="dxa"/>
-              <w:left w:w="15" w:type="dxa"/>
-              <w:right w:w="15" w:type="dxa"/>
-            </w:tcMar>
-            <w:vAlign w:val="center"/>
-          </w:tcPr>
-          <w:p>
-            <w:r>
-              <w:rPr>
-                <w:rFonts w:ascii="Calibri" w:eastAsia="Calibri" w:hAnsi="Calibri" w:cs="Calibri"/>
-                <w:color w:val="000000" w:themeColor="text1"/>
-                <w:sz w:val="22"/>
-                <w:szCs w:val="22"/>
-              </w:rPr>
-              <w:t>35.00%</w:t>
-            </w:r>
-          </w:p>
-        </w:tc>
-        <w:tc>
-          <w:tcPr>
-            <w:tcW w:w="1261" w:type="dxa"/>
-            <w:shd w:val="clear" w:color="auto" w:fill="D9E1F2"/>
-            <w:tcMar>
-              <w:top w:w="15" w:type="dxa"/>
-              <w:left w:w="15" w:type="dxa"/>
-              <w:right w:w="15" w:type="dxa"/>
-            </w:tcMar>
-            <w:vAlign w:val="center"/>
-          </w:tcPr>
-          <w:p>
-            <w:r>
-              <w:rPr>
-                <w:rFonts w:ascii="Calibri" w:eastAsia="Calibri" w:hAnsi="Calibri" w:cs="Calibri"/>
-                <w:color w:val="000000" w:themeColor="text1"/>
-                <w:sz w:val="22"/>
-                <w:szCs w:val="22"/>
-              </w:rPr>
-              <w:t>91.00%</w:t>
-            </w:r>
-          </w:p>
-        </w:tc>
-      </w:tr>
-      <w:tr>
-        <w:trPr>
-          <w:trHeight w:val="293"/>
-          <w:jc w:val="center"/>
-        </w:trPr>
-        <w:tc>
-          <w:tcPr>
-            <w:tcW w:w="717" w:type="dxa"/>
-            <w:tcMar>
-              <w:top w:w="15" w:type="dxa"/>
-              <w:left w:w="15" w:type="dxa"/>
-              <w:right w:w="15" w:type="dxa"/>
-            </w:tcMar>
-            <w:vAlign w:val="center"/>
-          </w:tcPr>
-          <w:p>
-            <w:r>
-              <w:rPr>
-                <w:rFonts w:ascii="Calibri" w:eastAsia="Calibri" w:hAnsi="Calibri" w:cs="Calibri"/>
-                <w:color w:val="000000" w:themeColor="text1"/>
-                <w:sz w:val="22"/>
-                <w:szCs w:val="22"/>
-              </w:rPr>
-              <w:t>21</w:t>
-            </w:r>
-          </w:p>
-        </w:tc>
-        <w:tc>
-          <w:tcPr>
-            <w:tcW w:w="1524" w:type="dxa"/>
-            <w:tcMar>
-              <w:top w:w="15" w:type="dxa"/>
-              <w:left w:w="15" w:type="dxa"/>
-              <w:right w:w="15" w:type="dxa"/>
-            </w:tcMar>
-            <w:vAlign w:val="center"/>
-          </w:tcPr>
-          <w:p>
-            <w:r>
-              <w:rPr>
-                <w:rFonts w:ascii="Calibri" w:eastAsia="Calibri" w:hAnsi="Calibri" w:cs="Calibri"/>
-                <w:color w:val="000000" w:themeColor="text1"/>
-                <w:sz w:val="22"/>
-                <w:szCs w:val="22"/>
-              </w:rPr>
-              <w:t>22</w:t>
-            </w:r>
-          </w:p>
-        </w:tc>
-        <w:tc>
-          <w:tcPr>
-            <w:tcW w:w="1104" w:type="dxa"/>
-            <w:tcMar>
-              <w:top w:w="15" w:type="dxa"/>
-              <w:left w:w="15" w:type="dxa"/>
-              <w:right w:w="15" w:type="dxa"/>
-            </w:tcMar>
-            <w:vAlign w:val="center"/>
-          </w:tcPr>
-          <w:p>
-            <w:r>
-              <w:rPr>
-                <w:rFonts w:ascii="Calibri" w:eastAsia="Calibri" w:hAnsi="Calibri" w:cs="Calibri"/>
-                <w:color w:val="000000" w:themeColor="text1"/>
-                <w:sz w:val="22"/>
-                <w:szCs w:val="22"/>
-              </w:rPr>
-              <w:t>50.00%</w:t>
-            </w:r>
-          </w:p>
-        </w:tc>
-        <w:tc>
-          <w:tcPr>
-            <w:tcW w:w="1261" w:type="dxa"/>
-            <w:tcMar>
-              <w:top w:w="15" w:type="dxa"/>
-              <w:left w:w="15" w:type="dxa"/>
-              <w:right w:w="15" w:type="dxa"/>
-            </w:tcMar>
-            <w:vAlign w:val="center"/>
-          </w:tcPr>
-          <w:p>
-            <w:r>
-              <w:rPr>
-                <w:rFonts w:ascii="Calibri" w:eastAsia="Calibri" w:hAnsi="Calibri" w:cs="Calibri"/>
-                <w:color w:val="000000" w:themeColor="text1"/>
-                <w:sz w:val="22"/>
-                <w:szCs w:val="22"/>
-              </w:rPr>
-              <w:t>95.00%</w:t>
-            </w:r>
-          </w:p>
-        </w:tc>
-      </w:tr>
-      <w:tr>
-        <w:trPr>
-          <w:trHeight w:val="293"/>
-          <w:jc w:val="center"/>
-        </w:trPr>
-        <w:tc>
-          <w:tcPr>
-            <w:tcW w:w="717" w:type="dxa"/>
-            <w:shd w:val="clear" w:color="auto" w:fill="D9E1F2"/>
-            <w:tcMar>
-              <w:top w:w="15" w:type="dxa"/>
-              <w:left w:w="15" w:type="dxa"/>
-              <w:right w:w="15" w:type="dxa"/>
-            </w:tcMar>
-            <w:vAlign w:val="center"/>
-          </w:tcPr>
-          <w:p>
-            <w:r>
-              <w:rPr>
-                <w:rFonts w:ascii="Calibri" w:eastAsia="Calibri" w:hAnsi="Calibri" w:cs="Calibri"/>
-                <w:color w:val="000000" w:themeColor="text1"/>
-                <w:sz w:val="22"/>
-                <w:szCs w:val="22"/>
-              </w:rPr>
-              <w:t>27</w:t>
-            </w:r>
-          </w:p>
-        </w:tc>
-        <w:tc>
-          <w:tcPr>
-            <w:tcW w:w="1524" w:type="dxa"/>
-            <w:shd w:val="clear" w:color="auto" w:fill="D9E1F2"/>
-            <w:tcMar>
-              <w:top w:w="15" w:type="dxa"/>
-              <w:left w:w="15" w:type="dxa"/>
-              <w:right w:w="15" w:type="dxa"/>
-            </w:tcMar>
-            <w:vAlign w:val="center"/>
-          </w:tcPr>
-          <w:p>
-            <w:r>
-              <w:rPr>
-                <w:rFonts w:ascii="Calibri" w:eastAsia="Calibri" w:hAnsi="Calibri" w:cs="Calibri"/>
-                <w:color w:val="000000" w:themeColor="text1"/>
-                <w:sz w:val="22"/>
-                <w:szCs w:val="22"/>
-              </w:rPr>
-              <w:t>28</w:t>
-            </w:r>
-          </w:p>
-        </w:tc>
-        <w:tc>
-          <w:tcPr>
-            <w:tcW w:w="1104" w:type="dxa"/>
-            <w:shd w:val="clear" w:color="auto" w:fill="D9E1F2"/>
-            <w:tcMar>
-              <w:top w:w="15" w:type="dxa"/>
-              <w:left w:w="15" w:type="dxa"/>
-              <w:right w:w="15" w:type="dxa"/>
-            </w:tcMar>
-            <w:vAlign w:val="center"/>
-          </w:tcPr>
-          <w:p>
-            <w:r>
-              <w:rPr>
-                <w:rFonts w:ascii="Calibri" w:eastAsia="Calibri" w:hAnsi="Calibri" w:cs="Calibri"/>
-                <w:color w:val="000000" w:themeColor="text1"/>
-                <w:sz w:val="22"/>
-                <w:szCs w:val="22"/>
-              </w:rPr>
-              <w:t>70.00%</w:t>
-            </w:r>
-          </w:p>
-        </w:tc>
-        <w:tc>
-          <w:tcPr>
-            <w:tcW w:w="1261" w:type="dxa"/>
-            <w:shd w:val="clear" w:color="auto" w:fill="D9E1F2"/>
-            <w:tcMar>
-              <w:top w:w="15" w:type="dxa"/>
-              <w:left w:w="15" w:type="dxa"/>
-              <w:right w:w="15" w:type="dxa"/>
-            </w:tcMar>
-            <w:vAlign w:val="center"/>
-          </w:tcPr>
-          <w:p>
-            <w:r>
-              <w:rPr>
-                <w:rFonts w:ascii="Calibri" w:eastAsia="Calibri" w:hAnsi="Calibri" w:cs="Calibri"/>
-                <w:color w:val="000000" w:themeColor="text1"/>
-                <w:sz w:val="22"/>
-                <w:szCs w:val="22"/>
-              </w:rPr>
-              <w:t>96.00%</w:t>
-            </w:r>
-          </w:p>
-        </w:tc>
-      </w:tr>
-      <w:tr>
-        <w:trPr>
-          <w:trHeight w:val="293"/>
-          <w:jc w:val="center"/>
-        </w:trPr>
-        <w:tc>
-          <w:tcPr>
-            <w:tcW w:w="717" w:type="dxa"/>
-            <w:tcMar>
-              <w:top w:w="15" w:type="dxa"/>
-              <w:left w:w="15" w:type="dxa"/>
-              <w:right w:w="15" w:type="dxa"/>
-            </w:tcMar>
-            <w:vAlign w:val="center"/>
-          </w:tcPr>
-          <w:p>
-            <w:r>
-              <w:rPr>
-                <w:rFonts w:ascii="Calibri" w:eastAsia="Calibri" w:hAnsi="Calibri" w:cs="Calibri"/>
-                <w:color w:val="000000" w:themeColor="text1"/>
-                <w:sz w:val="22"/>
-                <w:szCs w:val="22"/>
-              </w:rPr>
-              <w:t>35</w:t>
-            </w:r>
-          </w:p>
-        </w:tc>
-        <w:tc>
-          <w:tcPr>
-            <w:tcW w:w="1524" w:type="dxa"/>
-            <w:tcMar>
-              <w:top w:w="15" w:type="dxa"/>
-              <w:left w:w="15" w:type="dxa"/>
-              <w:right w:w="15" w:type="dxa"/>
-            </w:tcMar>
-            <w:vAlign w:val="center"/>
-          </w:tcPr>
-          <w:p>
-            <w:r>
-              <w:rPr>
-                <w:rFonts w:ascii="Calibri" w:eastAsia="Calibri" w:hAnsi="Calibri" w:cs="Calibri"/>
-                <w:color w:val="000000" w:themeColor="text1"/>
-                <w:sz w:val="22"/>
-                <w:szCs w:val="22"/>
-              </w:rPr>
-              <w:t>34</w:t>
-            </w:r>
-          </w:p>
-        </w:tc>
-        <w:tc>
-          <w:tcPr>
-            <w:tcW w:w="1104" w:type="dxa"/>
-            <w:tcMar>
-              <w:top w:w="15" w:type="dxa"/>
-              <w:left w:w="15" w:type="dxa"/>
-              <w:right w:w="15" w:type="dxa"/>
-            </w:tcMar>
-            <w:vAlign w:val="center"/>
-          </w:tcPr>
-          <w:p>
-            <w:r>
-              <w:rPr>
-                <w:rFonts w:ascii="Calibri" w:eastAsia="Calibri" w:hAnsi="Calibri" w:cs="Calibri"/>
-                <w:color w:val="000000" w:themeColor="text1"/>
-                <w:sz w:val="22"/>
-                <w:szCs w:val="22"/>
-              </w:rPr>
-              <w:t>60.00%</w:t>
-            </w:r>
-          </w:p>
-        </w:tc>
-        <w:tc>
-          <w:tcPr>
-            <w:tcW w:w="1261" w:type="dxa"/>
-            <w:tcMar>
-              <w:top w:w="15" w:type="dxa"/>
-              <w:left w:w="15" w:type="dxa"/>
-              <w:right w:w="15" w:type="dxa"/>
-            </w:tcMar>
-            <w:vAlign w:val="center"/>
-          </w:tcPr>
-          <w:p>
-            <w:r>
-              <w:rPr>
-                <w:rFonts w:ascii="Calibri" w:eastAsia="Calibri" w:hAnsi="Calibri" w:cs="Calibri"/>
-                <w:color w:val="000000" w:themeColor="text1"/>
-                <w:sz w:val="22"/>
-                <w:szCs w:val="22"/>
-              </w:rPr>
-              <w:t>97.00%</w:t>
-            </w:r>
-          </w:p>
-        </w:tc>
-      </w:tr>
-      <w:tr>
-        <w:trPr>
-          <w:trHeight w:val="293"/>
-          <w:jc w:val="center"/>
-        </w:trPr>
-        <w:tc>
-          <w:tcPr>
-            <w:tcW w:w="717" w:type="dxa"/>
-            <w:shd w:val="clear" w:color="auto" w:fill="D9E1F2"/>
-            <w:tcMar>
-              <w:top w:w="15" w:type="dxa"/>
-              <w:left w:w="15" w:type="dxa"/>
-              <w:right w:w="15" w:type="dxa"/>
-            </w:tcMar>
-            <w:vAlign w:val="center"/>
-          </w:tcPr>
-          <w:p>
-            <w:r>
-              <w:rPr>
-                <w:rFonts w:ascii="Calibri" w:eastAsia="Calibri" w:hAnsi="Calibri" w:cs="Calibri"/>
-                <w:color w:val="000000" w:themeColor="text1"/>
-                <w:sz w:val="22"/>
-                <w:szCs w:val="22"/>
-              </w:rPr>
-              <w:t>38</w:t>
-            </w:r>
-          </w:p>
-        </w:tc>
-        <w:tc>
-          <w:tcPr>
-            <w:tcW w:w="1524" w:type="dxa"/>
-            <w:shd w:val="clear" w:color="auto" w:fill="D9E1F2"/>
-            <w:tcMar>
-              <w:top w:w="15" w:type="dxa"/>
-              <w:left w:w="15" w:type="dxa"/>
-              <w:right w:w="15" w:type="dxa"/>
-            </w:tcMar>
-            <w:vAlign w:val="center"/>
-          </w:tcPr>
-          <w:p>
-            <w:r>
-              <w:rPr>
-                <w:rFonts w:ascii="Calibri" w:eastAsia="Calibri" w:hAnsi="Calibri" w:cs="Calibri"/>
-                <w:color w:val="000000" w:themeColor="text1"/>
-                <w:sz w:val="22"/>
-                <w:szCs w:val="22"/>
-              </w:rPr>
-              <w:t>39</w:t>
-            </w:r>
-          </w:p>
-        </w:tc>
-        <w:tc>
-          <w:tcPr>
-            <w:tcW w:w="1104" w:type="dxa"/>
-            <w:shd w:val="clear" w:color="auto" w:fill="D9E1F2"/>
-            <w:tcMar>
-              <w:top w:w="15" w:type="dxa"/>
-              <w:left w:w="15" w:type="dxa"/>
-              <w:right w:w="15" w:type="dxa"/>
-            </w:tcMar>
-            <w:vAlign w:val="center"/>
-          </w:tcPr>
-          <w:p>
-            <w:r>
-              <w:rPr>
-                <w:rFonts w:ascii="Calibri" w:eastAsia="Calibri" w:hAnsi="Calibri" w:cs="Calibri"/>
-                <w:color w:val="000000" w:themeColor="text1"/>
-                <w:sz w:val="22"/>
-                <w:szCs w:val="22"/>
-              </w:rPr>
-              <w:t>50.00%</w:t>
-            </w:r>
-          </w:p>
-        </w:tc>
-        <w:tc>
-          <w:tcPr>
-            <w:tcW w:w="1261" w:type="dxa"/>
-            <w:shd w:val="clear" w:color="auto" w:fill="D9E1F2"/>
-            <w:tcMar>
-              <w:top w:w="15" w:type="dxa"/>
-              <w:left w:w="15" w:type="dxa"/>
-              <w:right w:w="15" w:type="dxa"/>
-            </w:tcMar>
-            <w:vAlign w:val="center"/>
-          </w:tcPr>
-          <w:p>
-            <w:r>
-              <w:rPr>
-                <w:rFonts w:ascii="Calibri" w:eastAsia="Calibri" w:hAnsi="Calibri" w:cs="Calibri"/>
-                <w:color w:val="000000" w:themeColor="text1"/>
-                <w:sz w:val="22"/>
-                <w:szCs w:val="22"/>
-              </w:rPr>
-              <w:t>97.00%</w:t>
-            </w:r>
-          </w:p>
-        </w:tc>
-      </w:tr>
-      <w:tr>
-        <w:trPr>
-          <w:trHeight w:val="293"/>
-          <w:jc w:val="center"/>
-        </w:trPr>
-        <w:tc>
-          <w:tcPr>
-            <w:tcW w:w="717" w:type="dxa"/>
-            <w:tcMar>
-              <w:top w:w="15" w:type="dxa"/>
-              <w:left w:w="15" w:type="dxa"/>
-              <w:right w:w="15" w:type="dxa"/>
-            </w:tcMar>
-            <w:vAlign w:val="center"/>
-          </w:tcPr>
-          <w:p>
-            <w:r>
-              <w:rPr>
-                <w:rFonts w:ascii="Calibri" w:eastAsia="Calibri" w:hAnsi="Calibri" w:cs="Calibri"/>
-                <w:color w:val="000000" w:themeColor="text1"/>
-                <w:sz w:val="22"/>
-                <w:szCs w:val="22"/>
-              </w:rPr>
-              <w:t>43</w:t>
-            </w:r>
-          </w:p>
-        </w:tc>
-        <w:tc>
-          <w:tcPr>
-            <w:tcW w:w="1524" w:type="dxa"/>
-            <w:tcMar>
-              <w:top w:w="15" w:type="dxa"/>
-              <w:left w:w="15" w:type="dxa"/>
-              <w:right w:w="15" w:type="dxa"/>
-            </w:tcMar>
-            <w:vAlign w:val="center"/>
-          </w:tcPr>
-          <w:p>
-            <w:r>
-              <w:rPr>
-                <w:rFonts w:ascii="Calibri" w:eastAsia="Calibri" w:hAnsi="Calibri" w:cs="Calibri"/>
-                <w:color w:val="000000" w:themeColor="text1"/>
-                <w:sz w:val="22"/>
-                <w:szCs w:val="22"/>
-              </w:rPr>
-              <w:t>44</w:t>
-            </w:r>
-          </w:p>
-        </w:tc>
-        <w:tc>
-          <w:tcPr>
-            <w:tcW w:w="1104" w:type="dxa"/>
-            <w:tcMar>
-              <w:top w:w="15" w:type="dxa"/>
-              <w:left w:w="15" w:type="dxa"/>
-              <w:right w:w="15" w:type="dxa"/>
-            </w:tcMar>
-            <w:vAlign w:val="center"/>
-          </w:tcPr>
-          <w:p>
-            <w:r>
-              <w:rPr>
-                <w:rFonts w:ascii="Calibri" w:eastAsia="Calibri" w:hAnsi="Calibri" w:cs="Calibri"/>
-                <w:color w:val="000000" w:themeColor="text1"/>
-                <w:sz w:val="22"/>
-                <w:szCs w:val="22"/>
-              </w:rPr>
-              <w:t>60.00%</w:t>
-            </w:r>
-          </w:p>
-        </w:tc>
-        <w:tc>
-          <w:tcPr>
-            <w:tcW w:w="1261" w:type="dxa"/>
-            <w:tcMar>
-              <w:top w:w="15" w:type="dxa"/>
-              <w:left w:w="15" w:type="dxa"/>
-              <w:right w:w="15" w:type="dxa"/>
-            </w:tcMar>
-            <w:vAlign w:val="center"/>
-          </w:tcPr>
-          <w:p>
-            <w:r>
-              <w:rPr>
-                <w:rFonts w:ascii="Calibri" w:eastAsia="Calibri" w:hAnsi="Calibri" w:cs="Calibri"/>
-                <w:color w:val="000000" w:themeColor="text1"/>
-                <w:sz w:val="22"/>
-                <w:szCs w:val="22"/>
-              </w:rPr>
-              <w:t>98.00%</w:t>
-            </w:r>
-          </w:p>
-        </w:tc>
-      </w:tr>
-    </w:tbl>
-    <w:p>
-      <w:pPr>
-        <w:rPr>
-          <w:i/>
-          <w:iCs/>
-          <w:noProof/>
-          <w:lang w:val="en-IN"/>
-        </w:rPr>
-      </w:pPr>
-      <w:r>
-        <w:rPr>
-          <w:i/>
-          <w:iCs/>
-          <w:noProof/>
-          <w:lang w:val="en-IN"/>
-        </w:rPr>
-        <w:t xml:space="preserve">Table </w:t>
-      </w:r>
-      <w:r>
-        <w:rPr>
-          <w:i/>
-          <w:iCs/>
-          <w:noProof/>
-          <w:lang w:val="en-IN"/>
-        </w:rPr>
-        <w:t>5</w:t>
-      </w:r>
-      <w:r>
-        <w:rPr>
-          <w:i/>
-          <w:iCs/>
-          <w:noProof/>
-          <w:lang w:val="en-IN"/>
-        </w:rPr>
-        <w:t>: HTM reconstruction table for test data (case 2)</w:t>
-      </w:r>
-    </w:p>
-    <w:p>
-      <w:pPr>
-        <w:rPr>
-          <w:i/>
-          <w:iCs/>
-          <w:noProof/>
-          <w:lang w:val="en-IN"/>
-        </w:rPr>
-      </w:pPr>
-    </w:p>
-    <w:p>
-      <w:pPr>
-        <w:rPr>
-          <w:noProof/>
-          <w:lang w:val="en-IN"/>
-        </w:rPr>
-      </w:pPr>
-      <w:r>
-        <w:rPr>
-          <w:noProof/>
-        </w:rPr>
-        <w:drawing>
-          <wp:inline distT="0" distB="0" distL="0" distR="0" wp14:anchorId="679C051B" wp14:editId="7E1A76AB">
-            <wp:extent cx="3158913" cy="2186940"/>
-            <wp:effectExtent l="12700" t="12700" r="12700" b="12700"/>
-            <wp:docPr id="106500382" name="Picture 106500382"/>
-            <wp:cNvGraphicFramePr>
-              <a:graphicFrameLocks xmlns:a="http://schemas.openxmlformats.org/drawingml/2006/main" noChangeAspect="1"/>
-            </wp:cNvGraphicFramePr>
-            <a:graphic xmlns:a="http://schemas.openxmlformats.org/drawingml/2006/main">
-              <a:graphicData uri="http://schemas.openxmlformats.org/drawingml/2006/picture">
-                <pic:pic xmlns:pic="http://schemas.openxmlformats.org/drawingml/2006/picture">
-                  <pic:nvPicPr>
-                    <pic:cNvPr id="0" name="Picture 106500382"/>
-                    <pic:cNvPicPr/>
-                  </pic:nvPicPr>
-                  <pic:blipFill>
-                    <a:blip r:embed="rId30" cstate="print">
-                      <a:extLst>
-                        <a:ext uri="{28A0092B-C50C-407E-A947-70E740481C1C}">
-                          <a14:useLocalDpi xmlns:a14="http://schemas.microsoft.com/office/drawing/2010/main" val="0"/>
-                        </a:ext>
-                      </a:extLst>
-                    </a:blip>
-                    <a:stretch>
-                      <a:fillRect/>
-                    </a:stretch>
-                  </pic:blipFill>
-                  <pic:spPr>
-                    <a:xfrm>
-                      <a:off x="0" y="0"/>
-                      <a:ext cx="3158913" cy="2186940"/>
-                    </a:xfrm>
-                    <a:prstGeom prst="rect">
-                      <a:avLst/>
-                    </a:prstGeom>
-                    <a:ln w="12700">
-                      <a:solidFill>
-                        <a:schemeClr val="tx1"/>
-                      </a:solidFill>
-                      <a:prstDash val="solid"/>
-                    </a:ln>
-                  </pic:spPr>
-                </pic:pic>
-              </a:graphicData>
-            </a:graphic>
-          </wp:inline>
-        </w:drawing>
-      </w:r>
-      <w:r>
-        <w:rPr>
-          <w:i/>
-          <w:iCs/>
-        </w:rPr>
-        <w:t>Fig.</w:t>
-      </w:r>
-      <w:r>
-        <w:rPr>
-          <w:i/>
-          <w:iCs/>
-          <w:noProof/>
-          <w:lang w:val="en-IN"/>
-        </w:rPr>
-        <w:t xml:space="preserve"> </w:t>
-      </w:r>
-      <w:r>
-        <w:rPr>
-          <w:i/>
-          <w:iCs/>
-          <w:noProof/>
-          <w:lang w:val="en-IN"/>
-        </w:rPr>
-        <w:t>9</w:t>
-      </w:r>
-      <w:r>
-        <w:rPr>
-          <w:i/>
-          <w:iCs/>
-          <w:noProof/>
-          <w:lang w:val="en-IN"/>
-        </w:rPr>
-        <w:t>: HTM reconstruction plot for test data (case 2)</w:t>
-      </w:r>
-    </w:p>
-    <w:p>
-      <w:pPr>
-        <w:rPr>
-          <w:i/>
-          <w:iCs/>
-          <w:noProof/>
-          <w:lang w:val="en-IN"/>
-        </w:rPr>
-      </w:pPr>
-    </w:p>
-    <w:p>
-      <w:pPr>
-        <w:jc w:val="both"/>
-      </w:pPr>
-      <w:r>
-        <w:t xml:space="preserve">Fig. </w:t>
-      </w:r>
-      <w:r>
-        <w:t>10</w:t>
-      </w:r>
-      <w:r>
-        <w:t xml:space="preserve"> highlights that in this case also HTM performed much better than KNN, very evident from the </w:t>
-      </w:r>
-      <w:r>
-        <w:t xml:space="preserve">percentage </w:t>
-      </w:r>
-      <w:r>
-        <w:t>similarity comparison plot</w:t>
-      </w:r>
-      <w:r>
-        <w:t xml:space="preserve"> as red lines have higher peaks from blue lines (</w:t>
-      </w:r>
-      <w:r>
-        <w:t xml:space="preserve">for </w:t>
-      </w:r>
-      <w:r>
-        <w:t xml:space="preserve">inputs </w:t>
-      </w:r>
-      <w:r>
-        <w:t>10, 17, 19, 20, 21)</w:t>
-      </w:r>
-      <w:r>
-        <w:t xml:space="preserve">. However, if we check the internal similarities </w:t>
-      </w:r>
-      <w:r>
-        <w:t>Fig. 11</w:t>
-      </w:r>
-      <w:r>
-        <w:t xml:space="preserve">, we notice that </w:t>
-      </w:r>
-      <w:r>
-        <w:t>KNN have 0% match with SDR comparison.</w:t>
-      </w:r>
-    </w:p>
-    <w:p>
-      <w:pPr>
-        <w:jc w:val="both"/>
-      </w:pPr>
-    </w:p>
-    <w:p>
-      <w:pPr>
-        <w:rPr>
-          <w:rStyle w:val="FigureChar"/>
-          <w:i/>
-          <w:iCs/>
-          <w:lang w:val="en-IN"/>
-        </w:rPr>
-      </w:pPr>
-      <w:r>
-        <w:rPr>
-          <w:noProof/>
-        </w:rPr>
-        <w:drawing>
-          <wp:inline distT="0" distB="0" distL="0" distR="0" wp14:anchorId="5DA19032" wp14:editId="68C58F61">
-            <wp:extent cx="3095625" cy="2143125"/>
-            <wp:effectExtent l="12700" t="12700" r="12700" b="12700"/>
-            <wp:docPr id="138123765" name="Picture 138123765"/>
-            <wp:cNvGraphicFramePr>
-              <a:graphicFrameLocks xmlns:a="http://schemas.openxmlformats.org/drawingml/2006/main" noChangeAspect="1"/>
-            </wp:cNvGraphicFramePr>
-            <a:graphic xmlns:a="http://schemas.openxmlformats.org/drawingml/2006/main">
-              <a:graphicData uri="http://schemas.openxmlformats.org/drawingml/2006/picture">
-                <pic:pic xmlns:pic="http://schemas.openxmlformats.org/drawingml/2006/picture">
-                  <pic:nvPicPr>
-                    <pic:cNvPr id="0" name=""/>
                     <pic:cNvPicPr/>
                   </pic:nvPicPr>
                   <pic:blipFill>
@@ -11321,103 +9491,1380 @@
       </w:r>
       <w:r>
         <w:rPr>
-          <w:rStyle w:val="FigureChar"/>
           <w:i/>
           <w:iCs/>
-          <w:sz w:val="20"/>
+          <w:noProof/>
           <w:lang w:val="en-IN"/>
         </w:rPr>
         <w:t xml:space="preserve">Fig. </w:t>
       </w:r>
       <w:r>
         <w:rPr>
-          <w:rStyle w:val="FigureChar"/>
           <w:i/>
           <w:iCs/>
-          <w:sz w:val="20"/>
+          <w:noProof/>
           <w:lang w:val="en-IN"/>
         </w:rPr>
-        <w:t>10</w:t>
-      </w:r>
-      <w:r>
-        <w:rPr>
-          <w:rStyle w:val="FigureChar"/>
+        <w:t>8</w:t>
+      </w:r>
+      <w:r>
+        <w:rPr>
           <w:i/>
           <w:iCs/>
-          <w:sz w:val="20"/>
+          <w:noProof/>
           <w:lang w:val="en-IN"/>
         </w:rPr>
-        <w:t xml:space="preserve">: </w:t>
-      </w:r>
-      <w:r>
-        <w:rPr>
-          <w:rStyle w:val="FigureChar"/>
+        <w:t>: KNN reconstruction plot for test data (case 2)</w:t>
+      </w:r>
+    </w:p>
+    <w:p>
+      <w:pPr>
+        <w:rPr>
           <w:i/>
           <w:iCs/>
-          <w:sz w:val="20"/>
+          <w:noProof/>
           <w:lang w:val="en-IN"/>
         </w:rPr>
-        <w:t xml:space="preserve">Percentage </w:t>
-      </w:r>
-      <w:r>
-        <w:rPr>
-          <w:rStyle w:val="FigureChar"/>
+      </w:pPr>
+    </w:p>
+    <w:tbl>
+      <w:tblPr>
+        <w:tblW w:w="0" w:type="auto"/>
+        <w:jc w:val="center"/>
+        <w:tblBorders>
+          <w:top w:val="single" w:sz="12" w:space="0" w:color="000000" w:themeColor="text1"/>
+          <w:left w:val="single" w:sz="12" w:space="0" w:color="000000" w:themeColor="text1"/>
+          <w:bottom w:val="single" w:sz="12" w:space="0" w:color="000000" w:themeColor="text1"/>
+          <w:right w:val="single" w:sz="12" w:space="0" w:color="000000" w:themeColor="text1"/>
+          <w:insideH w:val="single" w:sz="12" w:space="0" w:color="000000" w:themeColor="text1"/>
+          <w:insideV w:val="single" w:sz="12" w:space="0" w:color="000000" w:themeColor="text1"/>
+        </w:tblBorders>
+        <w:tblLayout w:type="fixed"/>
+        <w:tblLook w:val="06A0" w:firstRow="1" w:lastRow="0" w:firstColumn="1" w:lastColumn="0" w:noHBand="1" w:noVBand="1"/>
+      </w:tblPr>
+      <w:tblGrid>
+        <w:gridCol w:w="717"/>
+        <w:gridCol w:w="1524"/>
+        <w:gridCol w:w="1104"/>
+        <w:gridCol w:w="1263"/>
+      </w:tblGrid>
+      <w:tr>
+        <w:trPr>
+          <w:trHeight w:val="293"/>
+          <w:jc w:val="center"/>
+        </w:trPr>
+        <w:tc>
+          <w:tcPr>
+            <w:tcW w:w="4608" w:type="dxa"/>
+            <w:gridSpan w:val="4"/>
+            <w:shd w:val="clear" w:color="auto" w:fill="FFFF00"/>
+            <w:tcMar>
+              <w:top w:w="15" w:type="dxa"/>
+              <w:left w:w="15" w:type="dxa"/>
+              <w:right w:w="15" w:type="dxa"/>
+            </w:tcMar>
+            <w:vAlign w:val="center"/>
+          </w:tcPr>
+          <w:p>
+            <w:r>
+              <w:rPr>
+                <w:rFonts w:ascii="Calibri" w:eastAsia="Calibri" w:hAnsi="Calibri" w:cs="Calibri"/>
+                <w:b/>
+                <w:bCs/>
+                <w:color w:val="000000" w:themeColor="text1"/>
+                <w:sz w:val="22"/>
+                <w:szCs w:val="22"/>
+              </w:rPr>
+              <w:t>HTM Test Data Reconstruction</w:t>
+            </w:r>
+          </w:p>
+        </w:tc>
+      </w:tr>
+      <w:tr>
+        <w:trPr>
+          <w:trHeight w:val="601"/>
+          <w:jc w:val="center"/>
+        </w:trPr>
+        <w:tc>
+          <w:tcPr>
+            <w:tcW w:w="717" w:type="dxa"/>
+            <w:shd w:val="clear" w:color="auto" w:fill="4472C4" w:themeFill="accent1"/>
+            <w:tcMar>
+              <w:top w:w="15" w:type="dxa"/>
+              <w:left w:w="15" w:type="dxa"/>
+              <w:right w:w="15" w:type="dxa"/>
+            </w:tcMar>
+            <w:vAlign w:val="center"/>
+          </w:tcPr>
+          <w:p>
+            <w:r>
+              <w:rPr>
+                <w:rFonts w:ascii="Calibri" w:eastAsia="Calibri" w:hAnsi="Calibri" w:cs="Calibri"/>
+                <w:b/>
+                <w:bCs/>
+                <w:color w:val="FFFFFF" w:themeColor="background1"/>
+                <w:sz w:val="22"/>
+                <w:szCs w:val="22"/>
+              </w:rPr>
+              <w:t>Input</w:t>
+            </w:r>
+          </w:p>
+        </w:tc>
+        <w:tc>
+          <w:tcPr>
+            <w:tcW w:w="1524" w:type="dxa"/>
+            <w:shd w:val="clear" w:color="auto" w:fill="4472C4" w:themeFill="accent1"/>
+            <w:tcMar>
+              <w:top w:w="15" w:type="dxa"/>
+              <w:left w:w="15" w:type="dxa"/>
+              <w:right w:w="15" w:type="dxa"/>
+            </w:tcMar>
+            <w:vAlign w:val="center"/>
+          </w:tcPr>
+          <w:p>
+            <w:r>
+              <w:rPr>
+                <w:rFonts w:ascii="Calibri" w:eastAsia="Calibri" w:hAnsi="Calibri" w:cs="Calibri"/>
+                <w:b/>
+                <w:bCs/>
+                <w:color w:val="FFFFFF" w:themeColor="background1"/>
+                <w:sz w:val="22"/>
+                <w:szCs w:val="22"/>
+              </w:rPr>
+              <w:t>Reconstructed Input</w:t>
+            </w:r>
+          </w:p>
+        </w:tc>
+        <w:tc>
+          <w:tcPr>
+            <w:tcW w:w="1104" w:type="dxa"/>
+            <w:shd w:val="clear" w:color="auto" w:fill="4472C4" w:themeFill="accent1"/>
+            <w:tcMar>
+              <w:top w:w="15" w:type="dxa"/>
+              <w:left w:w="15" w:type="dxa"/>
+              <w:right w:w="15" w:type="dxa"/>
+            </w:tcMar>
+            <w:vAlign w:val="center"/>
+          </w:tcPr>
+          <w:p>
+            <w:r>
+              <w:rPr>
+                <w:rFonts w:ascii="Calibri" w:eastAsia="Calibri" w:hAnsi="Calibri" w:cs="Calibri"/>
+                <w:b/>
+                <w:bCs/>
+                <w:color w:val="FFFFFF" w:themeColor="background1"/>
+                <w:sz w:val="22"/>
+                <w:szCs w:val="22"/>
+              </w:rPr>
+              <w:t>Internal Similarity</w:t>
+            </w:r>
+          </w:p>
+        </w:tc>
+        <w:tc>
+          <w:tcPr>
+            <w:tcW w:w="1261" w:type="dxa"/>
+            <w:shd w:val="clear" w:color="auto" w:fill="4472C4" w:themeFill="accent1"/>
+            <w:tcMar>
+              <w:top w:w="15" w:type="dxa"/>
+              <w:left w:w="15" w:type="dxa"/>
+              <w:right w:w="15" w:type="dxa"/>
+            </w:tcMar>
+            <w:vAlign w:val="center"/>
+          </w:tcPr>
+          <w:p>
+            <w:r>
+              <w:rPr>
+                <w:rFonts w:ascii="Calibri" w:eastAsia="Calibri" w:hAnsi="Calibri" w:cs="Calibri"/>
+                <w:b/>
+                <w:bCs/>
+                <w:color w:val="FFFFFF" w:themeColor="background1"/>
+                <w:sz w:val="22"/>
+                <w:szCs w:val="22"/>
+              </w:rPr>
+              <w:t>Percentage Similarity</w:t>
+            </w:r>
+          </w:p>
+        </w:tc>
+      </w:tr>
+      <w:tr>
+        <w:trPr>
+          <w:trHeight w:val="293"/>
+          <w:jc w:val="center"/>
+        </w:trPr>
+        <w:tc>
+          <w:tcPr>
+            <w:tcW w:w="717" w:type="dxa"/>
+            <w:shd w:val="clear" w:color="auto" w:fill="D9E1F2"/>
+            <w:tcMar>
+              <w:top w:w="15" w:type="dxa"/>
+              <w:left w:w="15" w:type="dxa"/>
+              <w:right w:w="15" w:type="dxa"/>
+            </w:tcMar>
+            <w:vAlign w:val="center"/>
+          </w:tcPr>
+          <w:p>
+            <w:r>
+              <w:rPr>
+                <w:rFonts w:ascii="Calibri" w:eastAsia="Calibri" w:hAnsi="Calibri" w:cs="Calibri"/>
+                <w:color w:val="000000" w:themeColor="text1"/>
+                <w:sz w:val="22"/>
+                <w:szCs w:val="22"/>
+              </w:rPr>
+              <w:t>1</w:t>
+            </w:r>
+          </w:p>
+        </w:tc>
+        <w:tc>
+          <w:tcPr>
+            <w:tcW w:w="1524" w:type="dxa"/>
+            <w:shd w:val="clear" w:color="auto" w:fill="D9E1F2"/>
+            <w:tcMar>
+              <w:top w:w="15" w:type="dxa"/>
+              <w:left w:w="15" w:type="dxa"/>
+              <w:right w:w="15" w:type="dxa"/>
+            </w:tcMar>
+            <w:vAlign w:val="center"/>
+          </w:tcPr>
+          <w:p>
+            <w:r>
+              <w:rPr>
+                <w:rFonts w:ascii="Calibri" w:eastAsia="Calibri" w:hAnsi="Calibri" w:cs="Calibri"/>
+                <w:color w:val="000000" w:themeColor="text1"/>
+                <w:sz w:val="22"/>
+                <w:szCs w:val="22"/>
+              </w:rPr>
+              <w:t>2</w:t>
+            </w:r>
+          </w:p>
+        </w:tc>
+        <w:tc>
+          <w:tcPr>
+            <w:tcW w:w="1104" w:type="dxa"/>
+            <w:shd w:val="clear" w:color="auto" w:fill="D9E1F2"/>
+            <w:tcMar>
+              <w:top w:w="15" w:type="dxa"/>
+              <w:left w:w="15" w:type="dxa"/>
+              <w:right w:w="15" w:type="dxa"/>
+            </w:tcMar>
+            <w:vAlign w:val="center"/>
+          </w:tcPr>
+          <w:p>
+            <w:r>
+              <w:rPr>
+                <w:rFonts w:ascii="Calibri" w:eastAsia="Calibri" w:hAnsi="Calibri" w:cs="Calibri"/>
+                <w:color w:val="000000" w:themeColor="text1"/>
+                <w:sz w:val="22"/>
+                <w:szCs w:val="22"/>
+              </w:rPr>
+              <w:t>35.00%</w:t>
+            </w:r>
+          </w:p>
+        </w:tc>
+        <w:tc>
+          <w:tcPr>
+            <w:tcW w:w="1261" w:type="dxa"/>
+            <w:shd w:val="clear" w:color="auto" w:fill="D9E1F2"/>
+            <w:tcMar>
+              <w:top w:w="15" w:type="dxa"/>
+              <w:left w:w="15" w:type="dxa"/>
+              <w:right w:w="15" w:type="dxa"/>
+            </w:tcMar>
+            <w:vAlign w:val="center"/>
+          </w:tcPr>
+          <w:p>
+            <w:r>
+              <w:rPr>
+                <w:rFonts w:ascii="Calibri" w:eastAsia="Calibri" w:hAnsi="Calibri" w:cs="Calibri"/>
+                <w:color w:val="000000" w:themeColor="text1"/>
+                <w:sz w:val="22"/>
+                <w:szCs w:val="22"/>
+              </w:rPr>
+              <w:t>50.00%</w:t>
+            </w:r>
+          </w:p>
+        </w:tc>
+      </w:tr>
+      <w:tr>
+        <w:trPr>
+          <w:trHeight w:val="293"/>
+          <w:jc w:val="center"/>
+        </w:trPr>
+        <w:tc>
+          <w:tcPr>
+            <w:tcW w:w="717" w:type="dxa"/>
+            <w:tcMar>
+              <w:top w:w="15" w:type="dxa"/>
+              <w:left w:w="15" w:type="dxa"/>
+              <w:right w:w="15" w:type="dxa"/>
+            </w:tcMar>
+            <w:vAlign w:val="center"/>
+          </w:tcPr>
+          <w:p>
+            <w:r>
+              <w:rPr>
+                <w:rFonts w:ascii="Calibri" w:eastAsia="Calibri" w:hAnsi="Calibri" w:cs="Calibri"/>
+                <w:color w:val="000000" w:themeColor="text1"/>
+                <w:sz w:val="22"/>
+                <w:szCs w:val="22"/>
+              </w:rPr>
+              <w:t>10</w:t>
+            </w:r>
+          </w:p>
+        </w:tc>
+        <w:tc>
+          <w:tcPr>
+            <w:tcW w:w="1524" w:type="dxa"/>
+            <w:tcMar>
+              <w:top w:w="15" w:type="dxa"/>
+              <w:left w:w="15" w:type="dxa"/>
+              <w:right w:w="15" w:type="dxa"/>
+            </w:tcMar>
+            <w:vAlign w:val="center"/>
+          </w:tcPr>
+          <w:p>
+            <w:r>
+              <w:rPr>
+                <w:rFonts w:ascii="Calibri" w:eastAsia="Calibri" w:hAnsi="Calibri" w:cs="Calibri"/>
+                <w:color w:val="000000" w:themeColor="text1"/>
+                <w:sz w:val="22"/>
+                <w:szCs w:val="22"/>
+              </w:rPr>
+              <w:t>9</w:t>
+            </w:r>
+          </w:p>
+        </w:tc>
+        <w:tc>
+          <w:tcPr>
+            <w:tcW w:w="1104" w:type="dxa"/>
+            <w:tcMar>
+              <w:top w:w="15" w:type="dxa"/>
+              <w:left w:w="15" w:type="dxa"/>
+              <w:right w:w="15" w:type="dxa"/>
+            </w:tcMar>
+            <w:vAlign w:val="center"/>
+          </w:tcPr>
+          <w:p>
+            <w:r>
+              <w:rPr>
+                <w:rFonts w:ascii="Calibri" w:eastAsia="Calibri" w:hAnsi="Calibri" w:cs="Calibri"/>
+                <w:color w:val="000000" w:themeColor="text1"/>
+                <w:sz w:val="22"/>
+                <w:szCs w:val="22"/>
+              </w:rPr>
+              <w:t>50.00%</w:t>
+            </w:r>
+          </w:p>
+        </w:tc>
+        <w:tc>
+          <w:tcPr>
+            <w:tcW w:w="1261" w:type="dxa"/>
+            <w:tcMar>
+              <w:top w:w="15" w:type="dxa"/>
+              <w:left w:w="15" w:type="dxa"/>
+              <w:right w:w="15" w:type="dxa"/>
+            </w:tcMar>
+            <w:vAlign w:val="center"/>
+          </w:tcPr>
+          <w:p>
+            <w:r>
+              <w:rPr>
+                <w:rFonts w:ascii="Calibri" w:eastAsia="Calibri" w:hAnsi="Calibri" w:cs="Calibri"/>
+                <w:color w:val="000000" w:themeColor="text1"/>
+                <w:sz w:val="22"/>
+                <w:szCs w:val="22"/>
+              </w:rPr>
+              <w:t>90.00%</w:t>
+            </w:r>
+          </w:p>
+        </w:tc>
+      </w:tr>
+      <w:tr>
+        <w:trPr>
+          <w:trHeight w:val="293"/>
+          <w:jc w:val="center"/>
+        </w:trPr>
+        <w:tc>
+          <w:tcPr>
+            <w:tcW w:w="717" w:type="dxa"/>
+            <w:shd w:val="clear" w:color="auto" w:fill="D9E1F2"/>
+            <w:tcMar>
+              <w:top w:w="15" w:type="dxa"/>
+              <w:left w:w="15" w:type="dxa"/>
+              <w:right w:w="15" w:type="dxa"/>
+            </w:tcMar>
+            <w:vAlign w:val="center"/>
+          </w:tcPr>
+          <w:p>
+            <w:r>
+              <w:rPr>
+                <w:rFonts w:ascii="Calibri" w:eastAsia="Calibri" w:hAnsi="Calibri" w:cs="Calibri"/>
+                <w:color w:val="000000" w:themeColor="text1"/>
+                <w:sz w:val="22"/>
+                <w:szCs w:val="22"/>
+              </w:rPr>
+              <w:t>17</w:t>
+            </w:r>
+          </w:p>
+        </w:tc>
+        <w:tc>
+          <w:tcPr>
+            <w:tcW w:w="1524" w:type="dxa"/>
+            <w:shd w:val="clear" w:color="auto" w:fill="D9E1F2"/>
+            <w:tcMar>
+              <w:top w:w="15" w:type="dxa"/>
+              <w:left w:w="15" w:type="dxa"/>
+              <w:right w:w="15" w:type="dxa"/>
+            </w:tcMar>
+            <w:vAlign w:val="center"/>
+          </w:tcPr>
+          <w:p>
+            <w:r>
+              <w:rPr>
+                <w:rFonts w:ascii="Calibri" w:eastAsia="Calibri" w:hAnsi="Calibri" w:cs="Calibri"/>
+                <w:color w:val="000000" w:themeColor="text1"/>
+                <w:sz w:val="22"/>
+                <w:szCs w:val="22"/>
+              </w:rPr>
+              <w:t>18</w:t>
+            </w:r>
+          </w:p>
+        </w:tc>
+        <w:tc>
+          <w:tcPr>
+            <w:tcW w:w="1104" w:type="dxa"/>
+            <w:shd w:val="clear" w:color="auto" w:fill="D9E1F2"/>
+            <w:tcMar>
+              <w:top w:w="15" w:type="dxa"/>
+              <w:left w:w="15" w:type="dxa"/>
+              <w:right w:w="15" w:type="dxa"/>
+            </w:tcMar>
+            <w:vAlign w:val="center"/>
+          </w:tcPr>
+          <w:p>
+            <w:r>
+              <w:rPr>
+                <w:rFonts w:ascii="Calibri" w:eastAsia="Calibri" w:hAnsi="Calibri" w:cs="Calibri"/>
+                <w:color w:val="000000" w:themeColor="text1"/>
+                <w:sz w:val="22"/>
+                <w:szCs w:val="22"/>
+              </w:rPr>
+              <w:t>50.00%</w:t>
+            </w:r>
+          </w:p>
+        </w:tc>
+        <w:tc>
+          <w:tcPr>
+            <w:tcW w:w="1261" w:type="dxa"/>
+            <w:shd w:val="clear" w:color="auto" w:fill="D9E1F2"/>
+            <w:tcMar>
+              <w:top w:w="15" w:type="dxa"/>
+              <w:left w:w="15" w:type="dxa"/>
+              <w:right w:w="15" w:type="dxa"/>
+            </w:tcMar>
+            <w:vAlign w:val="center"/>
+          </w:tcPr>
+          <w:p>
+            <w:r>
+              <w:rPr>
+                <w:rFonts w:ascii="Calibri" w:eastAsia="Calibri" w:hAnsi="Calibri" w:cs="Calibri"/>
+                <w:color w:val="000000" w:themeColor="text1"/>
+                <w:sz w:val="22"/>
+                <w:szCs w:val="22"/>
+              </w:rPr>
+              <w:t>94.00%</w:t>
+            </w:r>
+          </w:p>
+        </w:tc>
+      </w:tr>
+      <w:tr>
+        <w:trPr>
+          <w:trHeight w:val="293"/>
+          <w:jc w:val="center"/>
+        </w:trPr>
+        <w:tc>
+          <w:tcPr>
+            <w:tcW w:w="717" w:type="dxa"/>
+            <w:tcMar>
+              <w:top w:w="15" w:type="dxa"/>
+              <w:left w:w="15" w:type="dxa"/>
+              <w:right w:w="15" w:type="dxa"/>
+            </w:tcMar>
+            <w:vAlign w:val="center"/>
+          </w:tcPr>
+          <w:p>
+            <w:r>
+              <w:rPr>
+                <w:rFonts w:ascii="Calibri" w:eastAsia="Calibri" w:hAnsi="Calibri" w:cs="Calibri"/>
+                <w:color w:val="000000" w:themeColor="text1"/>
+                <w:sz w:val="22"/>
+                <w:szCs w:val="22"/>
+              </w:rPr>
+              <w:t>19</w:t>
+            </w:r>
+          </w:p>
+        </w:tc>
+        <w:tc>
+          <w:tcPr>
+            <w:tcW w:w="1524" w:type="dxa"/>
+            <w:tcMar>
+              <w:top w:w="15" w:type="dxa"/>
+              <w:left w:w="15" w:type="dxa"/>
+              <w:right w:w="15" w:type="dxa"/>
+            </w:tcMar>
+            <w:vAlign w:val="center"/>
+          </w:tcPr>
+          <w:p>
+            <w:r>
+              <w:rPr>
+                <w:rFonts w:ascii="Calibri" w:eastAsia="Calibri" w:hAnsi="Calibri" w:cs="Calibri"/>
+                <w:color w:val="000000" w:themeColor="text1"/>
+                <w:sz w:val="22"/>
+                <w:szCs w:val="22"/>
+              </w:rPr>
+              <w:t>18</w:t>
+            </w:r>
+          </w:p>
+        </w:tc>
+        <w:tc>
+          <w:tcPr>
+            <w:tcW w:w="1104" w:type="dxa"/>
+            <w:tcMar>
+              <w:top w:w="15" w:type="dxa"/>
+              <w:left w:w="15" w:type="dxa"/>
+              <w:right w:w="15" w:type="dxa"/>
+            </w:tcMar>
+            <w:vAlign w:val="center"/>
+          </w:tcPr>
+          <w:p>
+            <w:r>
+              <w:rPr>
+                <w:rFonts w:ascii="Calibri" w:eastAsia="Calibri" w:hAnsi="Calibri" w:cs="Calibri"/>
+                <w:color w:val="000000" w:themeColor="text1"/>
+                <w:sz w:val="22"/>
+                <w:szCs w:val="22"/>
+              </w:rPr>
+              <w:t>40.00%</w:t>
+            </w:r>
+          </w:p>
+        </w:tc>
+        <w:tc>
+          <w:tcPr>
+            <w:tcW w:w="1261" w:type="dxa"/>
+            <w:tcMar>
+              <w:top w:w="15" w:type="dxa"/>
+              <w:left w:w="15" w:type="dxa"/>
+              <w:right w:w="15" w:type="dxa"/>
+            </w:tcMar>
+            <w:vAlign w:val="center"/>
+          </w:tcPr>
+          <w:p>
+            <w:r>
+              <w:rPr>
+                <w:rFonts w:ascii="Calibri" w:eastAsia="Calibri" w:hAnsi="Calibri" w:cs="Calibri"/>
+                <w:color w:val="000000" w:themeColor="text1"/>
+                <w:sz w:val="22"/>
+                <w:szCs w:val="22"/>
+              </w:rPr>
+              <w:t>95.00%</w:t>
+            </w:r>
+          </w:p>
+        </w:tc>
+      </w:tr>
+      <w:tr>
+        <w:trPr>
+          <w:trHeight w:val="293"/>
+          <w:jc w:val="center"/>
+        </w:trPr>
+        <w:tc>
+          <w:tcPr>
+            <w:tcW w:w="717" w:type="dxa"/>
+            <w:shd w:val="clear" w:color="auto" w:fill="D9E1F2"/>
+            <w:tcMar>
+              <w:top w:w="15" w:type="dxa"/>
+              <w:left w:w="15" w:type="dxa"/>
+              <w:right w:w="15" w:type="dxa"/>
+            </w:tcMar>
+            <w:vAlign w:val="center"/>
+          </w:tcPr>
+          <w:p>
+            <w:r>
+              <w:rPr>
+                <w:rFonts w:ascii="Calibri" w:eastAsia="Calibri" w:hAnsi="Calibri" w:cs="Calibri"/>
+                <w:color w:val="000000" w:themeColor="text1"/>
+                <w:sz w:val="22"/>
+                <w:szCs w:val="22"/>
+              </w:rPr>
+              <w:t>20</w:t>
+            </w:r>
+          </w:p>
+        </w:tc>
+        <w:tc>
+          <w:tcPr>
+            <w:tcW w:w="1524" w:type="dxa"/>
+            <w:shd w:val="clear" w:color="auto" w:fill="D9E1F2"/>
+            <w:tcMar>
+              <w:top w:w="15" w:type="dxa"/>
+              <w:left w:w="15" w:type="dxa"/>
+              <w:right w:w="15" w:type="dxa"/>
+            </w:tcMar>
+            <w:vAlign w:val="center"/>
+          </w:tcPr>
+          <w:p>
+            <w:r>
+              <w:rPr>
+                <w:rFonts w:ascii="Calibri" w:eastAsia="Calibri" w:hAnsi="Calibri" w:cs="Calibri"/>
+                <w:color w:val="000000" w:themeColor="text1"/>
+                <w:sz w:val="22"/>
+                <w:szCs w:val="22"/>
+              </w:rPr>
+              <w:t>22</w:t>
+            </w:r>
+          </w:p>
+        </w:tc>
+        <w:tc>
+          <w:tcPr>
+            <w:tcW w:w="1104" w:type="dxa"/>
+            <w:shd w:val="clear" w:color="auto" w:fill="D9E1F2"/>
+            <w:tcMar>
+              <w:top w:w="15" w:type="dxa"/>
+              <w:left w:w="15" w:type="dxa"/>
+              <w:right w:w="15" w:type="dxa"/>
+            </w:tcMar>
+            <w:vAlign w:val="center"/>
+          </w:tcPr>
+          <w:p>
+            <w:r>
+              <w:rPr>
+                <w:rFonts w:ascii="Calibri" w:eastAsia="Calibri" w:hAnsi="Calibri" w:cs="Calibri"/>
+                <w:color w:val="000000" w:themeColor="text1"/>
+                <w:sz w:val="22"/>
+                <w:szCs w:val="22"/>
+              </w:rPr>
+              <w:t>35.00%</w:t>
+            </w:r>
+          </w:p>
+        </w:tc>
+        <w:tc>
+          <w:tcPr>
+            <w:tcW w:w="1261" w:type="dxa"/>
+            <w:shd w:val="clear" w:color="auto" w:fill="D9E1F2"/>
+            <w:tcMar>
+              <w:top w:w="15" w:type="dxa"/>
+              <w:left w:w="15" w:type="dxa"/>
+              <w:right w:w="15" w:type="dxa"/>
+            </w:tcMar>
+            <w:vAlign w:val="center"/>
+          </w:tcPr>
+          <w:p>
+            <w:r>
+              <w:rPr>
+                <w:rFonts w:ascii="Calibri" w:eastAsia="Calibri" w:hAnsi="Calibri" w:cs="Calibri"/>
+                <w:color w:val="000000" w:themeColor="text1"/>
+                <w:sz w:val="22"/>
+                <w:szCs w:val="22"/>
+              </w:rPr>
+              <w:t>91.00%</w:t>
+            </w:r>
+          </w:p>
+        </w:tc>
+      </w:tr>
+      <w:tr>
+        <w:trPr>
+          <w:trHeight w:val="293"/>
+          <w:jc w:val="center"/>
+        </w:trPr>
+        <w:tc>
+          <w:tcPr>
+            <w:tcW w:w="717" w:type="dxa"/>
+            <w:tcMar>
+              <w:top w:w="15" w:type="dxa"/>
+              <w:left w:w="15" w:type="dxa"/>
+              <w:right w:w="15" w:type="dxa"/>
+            </w:tcMar>
+            <w:vAlign w:val="center"/>
+          </w:tcPr>
+          <w:p>
+            <w:r>
+              <w:rPr>
+                <w:rFonts w:ascii="Calibri" w:eastAsia="Calibri" w:hAnsi="Calibri" w:cs="Calibri"/>
+                <w:color w:val="000000" w:themeColor="text1"/>
+                <w:sz w:val="22"/>
+                <w:szCs w:val="22"/>
+              </w:rPr>
+              <w:t>21</w:t>
+            </w:r>
+          </w:p>
+        </w:tc>
+        <w:tc>
+          <w:tcPr>
+            <w:tcW w:w="1524" w:type="dxa"/>
+            <w:tcMar>
+              <w:top w:w="15" w:type="dxa"/>
+              <w:left w:w="15" w:type="dxa"/>
+              <w:right w:w="15" w:type="dxa"/>
+            </w:tcMar>
+            <w:vAlign w:val="center"/>
+          </w:tcPr>
+          <w:p>
+            <w:r>
+              <w:rPr>
+                <w:rFonts w:ascii="Calibri" w:eastAsia="Calibri" w:hAnsi="Calibri" w:cs="Calibri"/>
+                <w:color w:val="000000" w:themeColor="text1"/>
+                <w:sz w:val="22"/>
+                <w:szCs w:val="22"/>
+              </w:rPr>
+              <w:t>22</w:t>
+            </w:r>
+          </w:p>
+        </w:tc>
+        <w:tc>
+          <w:tcPr>
+            <w:tcW w:w="1104" w:type="dxa"/>
+            <w:tcMar>
+              <w:top w:w="15" w:type="dxa"/>
+              <w:left w:w="15" w:type="dxa"/>
+              <w:right w:w="15" w:type="dxa"/>
+            </w:tcMar>
+            <w:vAlign w:val="center"/>
+          </w:tcPr>
+          <w:p>
+            <w:r>
+              <w:rPr>
+                <w:rFonts w:ascii="Calibri" w:eastAsia="Calibri" w:hAnsi="Calibri" w:cs="Calibri"/>
+                <w:color w:val="000000" w:themeColor="text1"/>
+                <w:sz w:val="22"/>
+                <w:szCs w:val="22"/>
+              </w:rPr>
+              <w:t>50.00%</w:t>
+            </w:r>
+          </w:p>
+        </w:tc>
+        <w:tc>
+          <w:tcPr>
+            <w:tcW w:w="1261" w:type="dxa"/>
+            <w:tcMar>
+              <w:top w:w="15" w:type="dxa"/>
+              <w:left w:w="15" w:type="dxa"/>
+              <w:right w:w="15" w:type="dxa"/>
+            </w:tcMar>
+            <w:vAlign w:val="center"/>
+          </w:tcPr>
+          <w:p>
+            <w:r>
+              <w:rPr>
+                <w:rFonts w:ascii="Calibri" w:eastAsia="Calibri" w:hAnsi="Calibri" w:cs="Calibri"/>
+                <w:color w:val="000000" w:themeColor="text1"/>
+                <w:sz w:val="22"/>
+                <w:szCs w:val="22"/>
+              </w:rPr>
+              <w:t>95.00%</w:t>
+            </w:r>
+          </w:p>
+        </w:tc>
+      </w:tr>
+      <w:tr>
+        <w:trPr>
+          <w:trHeight w:val="293"/>
+          <w:jc w:val="center"/>
+        </w:trPr>
+        <w:tc>
+          <w:tcPr>
+            <w:tcW w:w="717" w:type="dxa"/>
+            <w:shd w:val="clear" w:color="auto" w:fill="D9E1F2"/>
+            <w:tcMar>
+              <w:top w:w="15" w:type="dxa"/>
+              <w:left w:w="15" w:type="dxa"/>
+              <w:right w:w="15" w:type="dxa"/>
+            </w:tcMar>
+            <w:vAlign w:val="center"/>
+          </w:tcPr>
+          <w:p>
+            <w:r>
+              <w:rPr>
+                <w:rFonts w:ascii="Calibri" w:eastAsia="Calibri" w:hAnsi="Calibri" w:cs="Calibri"/>
+                <w:color w:val="000000" w:themeColor="text1"/>
+                <w:sz w:val="22"/>
+                <w:szCs w:val="22"/>
+              </w:rPr>
+              <w:t>27</w:t>
+            </w:r>
+          </w:p>
+        </w:tc>
+        <w:tc>
+          <w:tcPr>
+            <w:tcW w:w="1524" w:type="dxa"/>
+            <w:shd w:val="clear" w:color="auto" w:fill="D9E1F2"/>
+            <w:tcMar>
+              <w:top w:w="15" w:type="dxa"/>
+              <w:left w:w="15" w:type="dxa"/>
+              <w:right w:w="15" w:type="dxa"/>
+            </w:tcMar>
+            <w:vAlign w:val="center"/>
+          </w:tcPr>
+          <w:p>
+            <w:r>
+              <w:rPr>
+                <w:rFonts w:ascii="Calibri" w:eastAsia="Calibri" w:hAnsi="Calibri" w:cs="Calibri"/>
+                <w:color w:val="000000" w:themeColor="text1"/>
+                <w:sz w:val="22"/>
+                <w:szCs w:val="22"/>
+              </w:rPr>
+              <w:t>28</w:t>
+            </w:r>
+          </w:p>
+        </w:tc>
+        <w:tc>
+          <w:tcPr>
+            <w:tcW w:w="1104" w:type="dxa"/>
+            <w:shd w:val="clear" w:color="auto" w:fill="D9E1F2"/>
+            <w:tcMar>
+              <w:top w:w="15" w:type="dxa"/>
+              <w:left w:w="15" w:type="dxa"/>
+              <w:right w:w="15" w:type="dxa"/>
+            </w:tcMar>
+            <w:vAlign w:val="center"/>
+          </w:tcPr>
+          <w:p>
+            <w:r>
+              <w:rPr>
+                <w:rFonts w:ascii="Calibri" w:eastAsia="Calibri" w:hAnsi="Calibri" w:cs="Calibri"/>
+                <w:color w:val="000000" w:themeColor="text1"/>
+                <w:sz w:val="22"/>
+                <w:szCs w:val="22"/>
+              </w:rPr>
+              <w:t>70.00%</w:t>
+            </w:r>
+          </w:p>
+        </w:tc>
+        <w:tc>
+          <w:tcPr>
+            <w:tcW w:w="1261" w:type="dxa"/>
+            <w:shd w:val="clear" w:color="auto" w:fill="D9E1F2"/>
+            <w:tcMar>
+              <w:top w:w="15" w:type="dxa"/>
+              <w:left w:w="15" w:type="dxa"/>
+              <w:right w:w="15" w:type="dxa"/>
+            </w:tcMar>
+            <w:vAlign w:val="center"/>
+          </w:tcPr>
+          <w:p>
+            <w:r>
+              <w:rPr>
+                <w:rFonts w:ascii="Calibri" w:eastAsia="Calibri" w:hAnsi="Calibri" w:cs="Calibri"/>
+                <w:color w:val="000000" w:themeColor="text1"/>
+                <w:sz w:val="22"/>
+                <w:szCs w:val="22"/>
+              </w:rPr>
+              <w:t>96.00%</w:t>
+            </w:r>
+          </w:p>
+        </w:tc>
+      </w:tr>
+      <w:tr>
+        <w:trPr>
+          <w:trHeight w:val="293"/>
+          <w:jc w:val="center"/>
+        </w:trPr>
+        <w:tc>
+          <w:tcPr>
+            <w:tcW w:w="717" w:type="dxa"/>
+            <w:tcMar>
+              <w:top w:w="15" w:type="dxa"/>
+              <w:left w:w="15" w:type="dxa"/>
+              <w:right w:w="15" w:type="dxa"/>
+            </w:tcMar>
+            <w:vAlign w:val="center"/>
+          </w:tcPr>
+          <w:p>
+            <w:r>
+              <w:rPr>
+                <w:rFonts w:ascii="Calibri" w:eastAsia="Calibri" w:hAnsi="Calibri" w:cs="Calibri"/>
+                <w:color w:val="000000" w:themeColor="text1"/>
+                <w:sz w:val="22"/>
+                <w:szCs w:val="22"/>
+              </w:rPr>
+              <w:t>35</w:t>
+            </w:r>
+          </w:p>
+        </w:tc>
+        <w:tc>
+          <w:tcPr>
+            <w:tcW w:w="1524" w:type="dxa"/>
+            <w:tcMar>
+              <w:top w:w="15" w:type="dxa"/>
+              <w:left w:w="15" w:type="dxa"/>
+              <w:right w:w="15" w:type="dxa"/>
+            </w:tcMar>
+            <w:vAlign w:val="center"/>
+          </w:tcPr>
+          <w:p>
+            <w:r>
+              <w:rPr>
+                <w:rFonts w:ascii="Calibri" w:eastAsia="Calibri" w:hAnsi="Calibri" w:cs="Calibri"/>
+                <w:color w:val="000000" w:themeColor="text1"/>
+                <w:sz w:val="22"/>
+                <w:szCs w:val="22"/>
+              </w:rPr>
+              <w:t>34</w:t>
+            </w:r>
+          </w:p>
+        </w:tc>
+        <w:tc>
+          <w:tcPr>
+            <w:tcW w:w="1104" w:type="dxa"/>
+            <w:tcMar>
+              <w:top w:w="15" w:type="dxa"/>
+              <w:left w:w="15" w:type="dxa"/>
+              <w:right w:w="15" w:type="dxa"/>
+            </w:tcMar>
+            <w:vAlign w:val="center"/>
+          </w:tcPr>
+          <w:p>
+            <w:r>
+              <w:rPr>
+                <w:rFonts w:ascii="Calibri" w:eastAsia="Calibri" w:hAnsi="Calibri" w:cs="Calibri"/>
+                <w:color w:val="000000" w:themeColor="text1"/>
+                <w:sz w:val="22"/>
+                <w:szCs w:val="22"/>
+              </w:rPr>
+              <w:t>60.00%</w:t>
+            </w:r>
+          </w:p>
+        </w:tc>
+        <w:tc>
+          <w:tcPr>
+            <w:tcW w:w="1261" w:type="dxa"/>
+            <w:tcMar>
+              <w:top w:w="15" w:type="dxa"/>
+              <w:left w:w="15" w:type="dxa"/>
+              <w:right w:w="15" w:type="dxa"/>
+            </w:tcMar>
+            <w:vAlign w:val="center"/>
+          </w:tcPr>
+          <w:p>
+            <w:r>
+              <w:rPr>
+                <w:rFonts w:ascii="Calibri" w:eastAsia="Calibri" w:hAnsi="Calibri" w:cs="Calibri"/>
+                <w:color w:val="000000" w:themeColor="text1"/>
+                <w:sz w:val="22"/>
+                <w:szCs w:val="22"/>
+              </w:rPr>
+              <w:t>97.00%</w:t>
+            </w:r>
+          </w:p>
+        </w:tc>
+      </w:tr>
+      <w:tr>
+        <w:trPr>
+          <w:trHeight w:val="293"/>
+          <w:jc w:val="center"/>
+        </w:trPr>
+        <w:tc>
+          <w:tcPr>
+            <w:tcW w:w="717" w:type="dxa"/>
+            <w:shd w:val="clear" w:color="auto" w:fill="D9E1F2"/>
+            <w:tcMar>
+              <w:top w:w="15" w:type="dxa"/>
+              <w:left w:w="15" w:type="dxa"/>
+              <w:right w:w="15" w:type="dxa"/>
+            </w:tcMar>
+            <w:vAlign w:val="center"/>
+          </w:tcPr>
+          <w:p>
+            <w:r>
+              <w:rPr>
+                <w:rFonts w:ascii="Calibri" w:eastAsia="Calibri" w:hAnsi="Calibri" w:cs="Calibri"/>
+                <w:color w:val="000000" w:themeColor="text1"/>
+                <w:sz w:val="22"/>
+                <w:szCs w:val="22"/>
+              </w:rPr>
+              <w:t>38</w:t>
+            </w:r>
+          </w:p>
+        </w:tc>
+        <w:tc>
+          <w:tcPr>
+            <w:tcW w:w="1524" w:type="dxa"/>
+            <w:shd w:val="clear" w:color="auto" w:fill="D9E1F2"/>
+            <w:tcMar>
+              <w:top w:w="15" w:type="dxa"/>
+              <w:left w:w="15" w:type="dxa"/>
+              <w:right w:w="15" w:type="dxa"/>
+            </w:tcMar>
+            <w:vAlign w:val="center"/>
+          </w:tcPr>
+          <w:p>
+            <w:r>
+              <w:rPr>
+                <w:rFonts w:ascii="Calibri" w:eastAsia="Calibri" w:hAnsi="Calibri" w:cs="Calibri"/>
+                <w:color w:val="000000" w:themeColor="text1"/>
+                <w:sz w:val="22"/>
+                <w:szCs w:val="22"/>
+              </w:rPr>
+              <w:t>39</w:t>
+            </w:r>
+          </w:p>
+        </w:tc>
+        <w:tc>
+          <w:tcPr>
+            <w:tcW w:w="1104" w:type="dxa"/>
+            <w:shd w:val="clear" w:color="auto" w:fill="D9E1F2"/>
+            <w:tcMar>
+              <w:top w:w="15" w:type="dxa"/>
+              <w:left w:w="15" w:type="dxa"/>
+              <w:right w:w="15" w:type="dxa"/>
+            </w:tcMar>
+            <w:vAlign w:val="center"/>
+          </w:tcPr>
+          <w:p>
+            <w:r>
+              <w:rPr>
+                <w:rFonts w:ascii="Calibri" w:eastAsia="Calibri" w:hAnsi="Calibri" w:cs="Calibri"/>
+                <w:color w:val="000000" w:themeColor="text1"/>
+                <w:sz w:val="22"/>
+                <w:szCs w:val="22"/>
+              </w:rPr>
+              <w:t>50.00%</w:t>
+            </w:r>
+          </w:p>
+        </w:tc>
+        <w:tc>
+          <w:tcPr>
+            <w:tcW w:w="1261" w:type="dxa"/>
+            <w:shd w:val="clear" w:color="auto" w:fill="D9E1F2"/>
+            <w:tcMar>
+              <w:top w:w="15" w:type="dxa"/>
+              <w:left w:w="15" w:type="dxa"/>
+              <w:right w:w="15" w:type="dxa"/>
+            </w:tcMar>
+            <w:vAlign w:val="center"/>
+          </w:tcPr>
+          <w:p>
+            <w:r>
+              <w:rPr>
+                <w:rFonts w:ascii="Calibri" w:eastAsia="Calibri" w:hAnsi="Calibri" w:cs="Calibri"/>
+                <w:color w:val="000000" w:themeColor="text1"/>
+                <w:sz w:val="22"/>
+                <w:szCs w:val="22"/>
+              </w:rPr>
+              <w:t>97.00%</w:t>
+            </w:r>
+          </w:p>
+        </w:tc>
+      </w:tr>
+      <w:tr>
+        <w:trPr>
+          <w:trHeight w:val="293"/>
+          <w:jc w:val="center"/>
+        </w:trPr>
+        <w:tc>
+          <w:tcPr>
+            <w:tcW w:w="717" w:type="dxa"/>
+            <w:tcMar>
+              <w:top w:w="15" w:type="dxa"/>
+              <w:left w:w="15" w:type="dxa"/>
+              <w:right w:w="15" w:type="dxa"/>
+            </w:tcMar>
+            <w:vAlign w:val="center"/>
+          </w:tcPr>
+          <w:p>
+            <w:r>
+              <w:rPr>
+                <w:rFonts w:ascii="Calibri" w:eastAsia="Calibri" w:hAnsi="Calibri" w:cs="Calibri"/>
+                <w:color w:val="000000" w:themeColor="text1"/>
+                <w:sz w:val="22"/>
+                <w:szCs w:val="22"/>
+              </w:rPr>
+              <w:t>43</w:t>
+            </w:r>
+          </w:p>
+        </w:tc>
+        <w:tc>
+          <w:tcPr>
+            <w:tcW w:w="1524" w:type="dxa"/>
+            <w:tcMar>
+              <w:top w:w="15" w:type="dxa"/>
+              <w:left w:w="15" w:type="dxa"/>
+              <w:right w:w="15" w:type="dxa"/>
+            </w:tcMar>
+            <w:vAlign w:val="center"/>
+          </w:tcPr>
+          <w:p>
+            <w:r>
+              <w:rPr>
+                <w:rFonts w:ascii="Calibri" w:eastAsia="Calibri" w:hAnsi="Calibri" w:cs="Calibri"/>
+                <w:color w:val="000000" w:themeColor="text1"/>
+                <w:sz w:val="22"/>
+                <w:szCs w:val="22"/>
+              </w:rPr>
+              <w:t>44</w:t>
+            </w:r>
+          </w:p>
+        </w:tc>
+        <w:tc>
+          <w:tcPr>
+            <w:tcW w:w="1104" w:type="dxa"/>
+            <w:tcMar>
+              <w:top w:w="15" w:type="dxa"/>
+              <w:left w:w="15" w:type="dxa"/>
+              <w:right w:w="15" w:type="dxa"/>
+            </w:tcMar>
+            <w:vAlign w:val="center"/>
+          </w:tcPr>
+          <w:p>
+            <w:r>
+              <w:rPr>
+                <w:rFonts w:ascii="Calibri" w:eastAsia="Calibri" w:hAnsi="Calibri" w:cs="Calibri"/>
+                <w:color w:val="000000" w:themeColor="text1"/>
+                <w:sz w:val="22"/>
+                <w:szCs w:val="22"/>
+              </w:rPr>
+              <w:t>60.00%</w:t>
+            </w:r>
+          </w:p>
+        </w:tc>
+        <w:tc>
+          <w:tcPr>
+            <w:tcW w:w="1261" w:type="dxa"/>
+            <w:tcMar>
+              <w:top w:w="15" w:type="dxa"/>
+              <w:left w:w="15" w:type="dxa"/>
+              <w:right w:w="15" w:type="dxa"/>
+            </w:tcMar>
+            <w:vAlign w:val="center"/>
+          </w:tcPr>
+          <w:p>
+            <w:r>
+              <w:rPr>
+                <w:rFonts w:ascii="Calibri" w:eastAsia="Calibri" w:hAnsi="Calibri" w:cs="Calibri"/>
+                <w:color w:val="000000" w:themeColor="text1"/>
+                <w:sz w:val="22"/>
+                <w:szCs w:val="22"/>
+              </w:rPr>
+              <w:t>98.00%</w:t>
+            </w:r>
+          </w:p>
+        </w:tc>
+      </w:tr>
+    </w:tbl>
+    <w:p>
+      <w:pPr>
+        <w:rPr>
           <w:i/>
           <w:iCs/>
-          <w:sz w:val="20"/>
+          <w:noProof/>
           <w:lang w:val="en-IN"/>
         </w:rPr>
-        <w:t>Similarity plot for test data (case 2)</w:t>
-      </w:r>
-      <w:r>
+      </w:pPr>
+      <w:r>
+        <w:rPr>
+          <w:i/>
+          <w:iCs/>
+          <w:noProof/>
+          <w:lang w:val="en-IN"/>
+        </w:rPr>
+        <w:t xml:space="preserve">Table </w:t>
+      </w:r>
+      <w:r>
+        <w:rPr>
+          <w:i/>
+          <w:iCs/>
+          <w:noProof/>
+          <w:lang w:val="en-IN"/>
+        </w:rPr>
+        <w:t>5</w:t>
+      </w:r>
+      <w:r>
+        <w:rPr>
+          <w:i/>
+          <w:iCs/>
+          <w:noProof/>
+          <w:lang w:val="en-IN"/>
+        </w:rPr>
+        <w:t>: HTM reconstruction table for test data (case 2)</w:t>
+      </w:r>
+    </w:p>
+    <w:p>
+      <w:pPr>
+        <w:rPr>
+          <w:i/>
+          <w:iCs/>
+          <w:noProof/>
+          <w:lang w:val="en-IN"/>
+        </w:rPr>
+      </w:pPr>
+    </w:p>
+    <w:p>
+      <w:pPr>
+        <w:rPr>
+          <w:noProof/>
+          <w:lang w:val="en-IN"/>
+        </w:rPr>
+      </w:pPr>
+      <w:r>
+        <w:rPr>
+          <w:noProof/>
+        </w:rPr>
+        <w:drawing>
+          <wp:inline distT="0" distB="0" distL="0" distR="0" wp14:anchorId="679C051B" wp14:editId="2F8EB7DF">
+            <wp:extent cx="3158913" cy="2186940"/>
+            <wp:effectExtent l="12700" t="12700" r="12700" b="12700"/>
+            <wp:docPr id="106500382" name="Picture 106500382"/>
+            <wp:cNvGraphicFramePr>
+              <a:graphicFrameLocks xmlns:a="http://schemas.openxmlformats.org/drawingml/2006/main" noChangeAspect="1"/>
+            </wp:cNvGraphicFramePr>
+            <a:graphic xmlns:a="http://schemas.openxmlformats.org/drawingml/2006/main">
+              <a:graphicData uri="http://schemas.openxmlformats.org/drawingml/2006/picture">
+                <pic:pic xmlns:pic="http://schemas.openxmlformats.org/drawingml/2006/picture">
+                  <pic:nvPicPr>
+                    <pic:cNvPr id="0" name="Picture 106500382"/>
+                    <pic:cNvPicPr/>
+                  </pic:nvPicPr>
+                  <pic:blipFill>
+                    <a:blip r:embed="rId32" cstate="print">
+                      <a:extLst>
+                        <a:ext uri="{28A0092B-C50C-407E-A947-70E740481C1C}">
+                          <a14:useLocalDpi xmlns:a14="http://schemas.microsoft.com/office/drawing/2010/main" val="0"/>
+                        </a:ext>
+                      </a:extLst>
+                    </a:blip>
+                    <a:stretch>
+                      <a:fillRect/>
+                    </a:stretch>
+                  </pic:blipFill>
+                  <pic:spPr>
+                    <a:xfrm>
+                      <a:off x="0" y="0"/>
+                      <a:ext cx="3158913" cy="2186940"/>
+                    </a:xfrm>
+                    <a:prstGeom prst="rect">
+                      <a:avLst/>
+                    </a:prstGeom>
+                    <a:ln w="12700">
+                      <a:solidFill>
+                        <a:schemeClr val="tx1"/>
+                      </a:solidFill>
+                      <a:prstDash val="solid"/>
+                    </a:ln>
+                  </pic:spPr>
+                </pic:pic>
+              </a:graphicData>
+            </a:graphic>
+          </wp:inline>
+        </w:drawing>
+      </w:r>
+      <w:r>
+        <w:rPr>
+          <w:i/>
+          <w:iCs/>
+        </w:rPr>
+        <w:t>Fig.</w:t>
+      </w:r>
+      <w:r>
+        <w:rPr>
+          <w:i/>
+          <w:iCs/>
+          <w:noProof/>
+          <w:lang w:val="en-IN"/>
+        </w:rPr>
+        <w:t xml:space="preserve"> </w:t>
+      </w:r>
+      <w:r>
+        <w:rPr>
+          <w:i/>
+          <w:iCs/>
+          <w:noProof/>
+          <w:lang w:val="en-IN"/>
+        </w:rPr>
+        <w:t>9</w:t>
+      </w:r>
+      <w:r>
+        <w:rPr>
+          <w:i/>
+          <w:iCs/>
+          <w:noProof/>
+          <w:lang w:val="en-IN"/>
+        </w:rPr>
+        <w:t>: HTM reconstruction plot for test data (case 2)</w:t>
+      </w:r>
+    </w:p>
+    <w:p>
+      <w:pPr>
+        <w:rPr>
+          <w:i/>
+          <w:iCs/>
+          <w:noProof/>
+          <w:lang w:val="en-IN"/>
+        </w:rPr>
+      </w:pPr>
+    </w:p>
+    <w:p>
+      <w:pPr>
+        <w:jc w:val="both"/>
+      </w:pPr>
+      <w:r>
+        <w:t xml:space="preserve">Fig. </w:t>
+      </w:r>
+      <w:r>
+        <w:t>10</w:t>
+      </w:r>
+      <w:r>
+        <w:t xml:space="preserve"> highlights that in this case also HTM performed much better than KNN, very evident from the </w:t>
+      </w:r>
+      <w:r>
+        <w:t xml:space="preserve">percentage </w:t>
+      </w:r>
+      <w:r>
+        <w:t>similarity comparison plot</w:t>
+      </w:r>
+      <w:r>
+        <w:t xml:space="preserve"> as red lines have higher peaks from blue lines (</w:t>
+      </w:r>
+      <w:r>
+        <w:t xml:space="preserve">for </w:t>
+      </w:r>
+      <w:r>
+        <w:t xml:space="preserve">inputs </w:t>
+      </w:r>
+      <w:r>
+        <w:t>10, 17, 19, 20, 21)</w:t>
+      </w:r>
+      <w:r>
+        <w:t xml:space="preserve">. However, if we check the internal similarities </w:t>
+      </w:r>
+      <w:r>
+        <w:t>Fig. 11</w:t>
+      </w:r>
+      <w:r>
+        <w:t xml:space="preserve">, we notice that </w:t>
+      </w:r>
+      <w:r>
+        <w:t>KNN have 0% match with SDR comparison.</w:t>
+      </w:r>
+    </w:p>
+    <w:p>
+      <w:pPr>
+        <w:jc w:val="both"/>
+      </w:pPr>
+    </w:p>
+    <w:p>
+      <w:pPr>
         <w:rPr>
           <w:rStyle w:val="FigureChar"/>
           <w:i/>
           <w:iCs/>
           <w:lang w:val="en-IN"/>
         </w:rPr>
-        <w:t> </w:t>
-      </w:r>
-    </w:p>
-    <w:p>
-      <w:pPr>
-        <w:rPr>
-          <w:rStyle w:val="FigureChar"/>
-          <w:i/>
-          <w:iCs/>
-          <w:lang w:val="en-IN"/>
-        </w:rPr>
-      </w:pPr>
-    </w:p>
-    <w:p>
-      <w:pPr>
-        <w:rPr>
-          <w:rStyle w:val="FigureChar"/>
-          <w:i/>
-          <w:iCs/>
-          <w:lang w:val="en-IN"/>
-        </w:rPr>
-      </w:pPr>
-    </w:p>
-    <w:p>
-      <w:pPr>
-        <w:rPr>
-          <w:rStyle w:val="FigureChar"/>
-          <w:i/>
-          <w:iCs/>
-          <w:sz w:val="20"/>
-          <w:lang w:val="en-IN"/>
-        </w:rPr>
       </w:pPr>
       <w:r>
         <w:rPr>
           <w:noProof/>
         </w:rPr>
         <w:drawing>
-          <wp:inline distT="0" distB="0" distL="0" distR="0" wp14:anchorId="7171AE6D" wp14:editId="5BE7DAE6">
+          <wp:inline distT="0" distB="0" distL="0" distR="0" wp14:anchorId="5DA19032" wp14:editId="582F7455">
             <wp:extent cx="3095625" cy="2143125"/>
             <wp:effectExtent l="12700" t="12700" r="12700" b="12700"/>
-            <wp:docPr id="775411578" name="Picture 775411578"/>
+            <wp:docPr id="138123765" name="Picture 138123765"/>
             <wp:cNvGraphicFramePr>
               <a:graphicFrameLocks xmlns:a="http://schemas.openxmlformats.org/drawingml/2006/main" noChangeAspect="1"/>
             </wp:cNvGraphicFramePr>
@@ -11429,7 +10876,7 @@
                     <pic:cNvPicPr/>
                   </pic:nvPicPr>
                   <pic:blipFill>
-                    <a:blip r:embed="rId32" cstate="print">
+                    <a:blip r:embed="rId33" cstate="print">
                       <a:extLst>
                         <a:ext uri="{28A0092B-C50C-407E-A947-70E740481C1C}">
                           <a14:useLocalDpi xmlns:a14="http://schemas.microsoft.com/office/drawing/2010/main" val="0"/>
@@ -11469,6 +10916,148 @@
           <w:sz w:val="20"/>
           <w:lang w:val="en-IN"/>
         </w:rPr>
+        <w:t xml:space="preserve">Fig. </w:t>
+      </w:r>
+      <w:r>
+        <w:rPr>
+          <w:rStyle w:val="FigureChar"/>
+          <w:i/>
+          <w:iCs/>
+          <w:sz w:val="20"/>
+          <w:lang w:val="en-IN"/>
+        </w:rPr>
+        <w:t>10</w:t>
+      </w:r>
+      <w:r>
+        <w:rPr>
+          <w:rStyle w:val="FigureChar"/>
+          <w:i/>
+          <w:iCs/>
+          <w:sz w:val="20"/>
+          <w:lang w:val="en-IN"/>
+        </w:rPr>
+        <w:t xml:space="preserve">: </w:t>
+      </w:r>
+      <w:r>
+        <w:rPr>
+          <w:rStyle w:val="FigureChar"/>
+          <w:i/>
+          <w:iCs/>
+          <w:sz w:val="20"/>
+          <w:lang w:val="en-IN"/>
+        </w:rPr>
+        <w:t xml:space="preserve">Percentage </w:t>
+      </w:r>
+      <w:r>
+        <w:rPr>
+          <w:rStyle w:val="FigureChar"/>
+          <w:i/>
+          <w:iCs/>
+          <w:sz w:val="20"/>
+          <w:lang w:val="en-IN"/>
+        </w:rPr>
+        <w:t>Similarity plot for test data (case 2)</w:t>
+      </w:r>
+      <w:r>
+        <w:rPr>
+          <w:rStyle w:val="FigureChar"/>
+          <w:i/>
+          <w:iCs/>
+          <w:lang w:val="en-IN"/>
+        </w:rPr>
+        <w:t> </w:t>
+      </w:r>
+    </w:p>
+    <w:p>
+      <w:pPr>
+        <w:rPr>
+          <w:rStyle w:val="FigureChar"/>
+          <w:i/>
+          <w:iCs/>
+          <w:lang w:val="en-IN"/>
+        </w:rPr>
+      </w:pPr>
+    </w:p>
+    <w:p>
+      <w:pPr>
+        <w:rPr>
+          <w:rStyle w:val="FigureChar"/>
+          <w:i/>
+          <w:iCs/>
+          <w:lang w:val="en-IN"/>
+        </w:rPr>
+      </w:pPr>
+    </w:p>
+    <w:p>
+      <w:pPr>
+        <w:rPr>
+          <w:rStyle w:val="FigureChar"/>
+          <w:i/>
+          <w:iCs/>
+          <w:sz w:val="20"/>
+          <w:lang w:val="en-IN"/>
+        </w:rPr>
+      </w:pPr>
+      <w:r>
+        <w:rPr>
+          <w:noProof/>
+        </w:rPr>
+        <w:drawing>
+          <wp:inline distT="0" distB="0" distL="0" distR="0" wp14:anchorId="7171AE6D" wp14:editId="44DC72DD">
+            <wp:extent cx="3095625" cy="2143125"/>
+            <wp:effectExtent l="12700" t="12700" r="12700" b="12700"/>
+            <wp:docPr id="775411578" name="Picture 775411578"/>
+            <wp:cNvGraphicFramePr>
+              <a:graphicFrameLocks xmlns:a="http://schemas.openxmlformats.org/drawingml/2006/main" noChangeAspect="1"/>
+            </wp:cNvGraphicFramePr>
+            <a:graphic xmlns:a="http://schemas.openxmlformats.org/drawingml/2006/main">
+              <a:graphicData uri="http://schemas.openxmlformats.org/drawingml/2006/picture">
+                <pic:pic xmlns:pic="http://schemas.openxmlformats.org/drawingml/2006/picture">
+                  <pic:nvPicPr>
+                    <pic:cNvPr id="0" name=""/>
+                    <pic:cNvPicPr/>
+                  </pic:nvPicPr>
+                  <pic:blipFill>
+                    <a:blip r:embed="rId34" cstate="print">
+                      <a:extLst>
+                        <a:ext uri="{28A0092B-C50C-407E-A947-70E740481C1C}">
+                          <a14:useLocalDpi xmlns:a14="http://schemas.microsoft.com/office/drawing/2010/main" val="0"/>
+                        </a:ext>
+                      </a:extLst>
+                    </a:blip>
+                    <a:stretch>
+                      <a:fillRect/>
+                    </a:stretch>
+                  </pic:blipFill>
+                  <pic:spPr>
+                    <a:xfrm>
+                      <a:off x="0" y="0"/>
+                      <a:ext cx="3095625" cy="2143125"/>
+                    </a:xfrm>
+                    <a:prstGeom prst="rect">
+                      <a:avLst/>
+                    </a:prstGeom>
+                    <a:ln w="12700">
+                      <a:solidFill>
+                        <a:schemeClr val="tx1"/>
+                      </a:solidFill>
+                      <a:prstDash val="solid"/>
+                    </a:ln>
+                  </pic:spPr>
+                </pic:pic>
+              </a:graphicData>
+            </a:graphic>
+          </wp:inline>
+        </w:drawing>
+      </w:r>
+      <w:r>
+        <w:rPr>
+          <w:rStyle w:val="FigureChar"/>
+          <w:i/>
+          <w:iCs/>
+          <w:sz w:val="20"/>
+          <w:lang w:val="en-IN"/>
+        </w:rPr>
         <w:t>Fig. 11: Internal Similarity plot for test data (case 2)</w:t>
       </w:r>
     </w:p>
@@ -13603,7 +13192,7 @@
                     <pic:cNvPicPr/>
                   </pic:nvPicPr>
                   <pic:blipFill>
-                    <a:blip r:embed="rId33">
+                    <a:blip r:embed="rId35">
                       <a:extLst>
                         <a:ext uri="{28A0092B-C50C-407E-A947-70E740481C1C}">
                           <a14:useLocalDpi xmlns:a14="http://schemas.microsoft.com/office/drawing/2010/main" val="0"/>
@@ -15469,7 +15058,7 @@
                     <pic:cNvPicPr/>
                   </pic:nvPicPr>
                   <pic:blipFill>
-                    <a:blip r:embed="rId34">
+                    <a:blip r:embed="rId36">
                       <a:extLst>
                         <a:ext uri="{28A0092B-C50C-407E-A947-70E740481C1C}">
                           <a14:useLocalDpi xmlns:a14="http://schemas.microsoft.com/office/drawing/2010/main" val="0"/>
@@ -15667,7 +15256,7 @@
                     <pic:cNvPicPr/>
                   </pic:nvPicPr>
                   <pic:blipFill>
-                    <a:blip r:embed="rId35">
+                    <a:blip r:embed="rId37">
                       <a:extLst>
                         <a:ext uri="{28A0092B-C50C-407E-A947-70E740481C1C}">
                           <a14:useLocalDpi xmlns:a14="http://schemas.microsoft.com/office/drawing/2010/main" val="0"/>
@@ -15781,7 +15370,7 @@
                     <pic:cNvPicPr/>
                   </pic:nvPicPr>
                   <pic:blipFill>
-                    <a:blip r:embed="rId36">
+                    <a:blip r:embed="rId38">
                       <a:extLst>
                         <a:ext uri="{28A0092B-C50C-407E-A947-70E740481C1C}">
                           <a14:useLocalDpi xmlns:a14="http://schemas.microsoft.com/office/drawing/2010/main" val="0"/>
@@ -22250,7 +21839,7 @@
           <w:noProof/>
         </w:rPr>
         <w:drawing>
-          <wp:inline distT="0" distB="0" distL="0" distR="0" wp14:anchorId="0B733320" wp14:editId="5FC32178">
+          <wp:inline distT="0" distB="0" distL="0" distR="0" wp14:anchorId="0B733320" wp14:editId="04B8E957">
             <wp:extent cx="3114887" cy="2156460"/>
             <wp:effectExtent l="12700" t="12700" r="12700" b="12700"/>
             <wp:docPr id="75877237" name="Picture 75877237"/>
@@ -22265,7 +21854,7 @@
                     <pic:cNvPicPr/>
                   </pic:nvPicPr>
                   <pic:blipFill>
-                    <a:blip r:embed="rId37" cstate="print">
+                    <a:blip r:embed="rId39" cstate="print">
                       <a:extLst>
                         <a:ext uri="{28A0092B-C50C-407E-A947-70E740481C1C}">
                           <a14:useLocalDpi xmlns:a14="http://schemas.microsoft.com/office/drawing/2010/main" val="0"/>
@@ -28643,7 +28232,7 @@
         </w:rPr>
         <w:lastRenderedPageBreak/>
         <w:drawing>
-          <wp:inline distT="0" distB="0" distL="0" distR="0" wp14:anchorId="222050F2" wp14:editId="44287952">
+          <wp:inline distT="0" distB="0" distL="0" distR="0" wp14:anchorId="222050F2" wp14:editId="6DE4FC88">
             <wp:extent cx="3114675" cy="2156313"/>
             <wp:effectExtent l="12700" t="12700" r="12700" b="12700"/>
             <wp:docPr id="1637311643" name="Picture 1637311643"/>
@@ -28658,7 +28247,7 @@
                     <pic:cNvPicPr/>
                   </pic:nvPicPr>
                   <pic:blipFill>
-                    <a:blip r:embed="rId38" cstate="print">
+                    <a:blip r:embed="rId40" cstate="print">
                       <a:extLst>
                         <a:ext uri="{28A0092B-C50C-407E-A947-70E740481C1C}">
                           <a14:useLocalDpi xmlns:a14="http://schemas.microsoft.com/office/drawing/2010/main" val="0"/>
@@ -28810,7 +28399,7 @@
           <w:noProof/>
         </w:rPr>
         <w:drawing>
-          <wp:inline distT="0" distB="0" distL="0" distR="0" wp14:anchorId="1FB51464" wp14:editId="6A68739F">
+          <wp:inline distT="0" distB="0" distL="0" distR="0" wp14:anchorId="1FB51464" wp14:editId="37C3CEE5">
             <wp:extent cx="3095625" cy="2143125"/>
             <wp:effectExtent l="12700" t="12700" r="12700" b="12700"/>
             <wp:docPr id="308162569" name="Picture 308162569"/>
@@ -28825,7 +28414,7 @@
                     <pic:cNvPicPr/>
                   </pic:nvPicPr>
                   <pic:blipFill>
-                    <a:blip r:embed="rId39" cstate="print">
+                    <a:blip r:embed="rId41" cstate="print">
                       <a:extLst>
                         <a:ext uri="{28A0092B-C50C-407E-A947-70E740481C1C}">
                           <a14:useLocalDpi xmlns:a14="http://schemas.microsoft.com/office/drawing/2010/main" val="0"/>
@@ -28913,7 +28502,7 @@
           <w:noProof/>
         </w:rPr>
         <w:drawing>
-          <wp:inline distT="0" distB="0" distL="0" distR="0" wp14:anchorId="6F056A65" wp14:editId="2761B4F9">
+          <wp:inline distT="0" distB="0" distL="0" distR="0" wp14:anchorId="6F056A65" wp14:editId="6FD0C934">
             <wp:extent cx="3095625" cy="2143125"/>
             <wp:effectExtent l="12700" t="12700" r="12700" b="12700"/>
             <wp:docPr id="188071530" name="Picture 188071530"/>
@@ -28928,7 +28517,7 @@
                     <pic:cNvPicPr/>
                   </pic:nvPicPr>
                   <pic:blipFill>
-                    <a:blip r:embed="rId40" cstate="print">
+                    <a:blip r:embed="rId42" cstate="print">
                       <a:extLst>
                         <a:ext uri="{28A0092B-C50C-407E-A947-70E740481C1C}">
                           <a14:useLocalDpi xmlns:a14="http://schemas.microsoft.com/office/drawing/2010/main" val="0"/>
@@ -29334,7 +28923,7 @@
         </w:rPr>
         <w:t xml:space="preserve">, vol. 10, 2016. DOI: </w:t>
       </w:r>
-      <w:hyperlink r:id="rId41">
+      <w:hyperlink r:id="rId43">
         <w:r>
           <w:rPr>
             <w:rStyle w:val="Hyperlink"/>
@@ -29385,7 +28974,6 @@
         </w:rPr>
         <w:t xml:space="preserve">J. Hawkins, S. Ahmad, and D. Dubinsky, "Hierarchical Temporal Memory Including HTM Cortical Learning Algorithms," </w:t>
       </w:r>
-      <w:proofErr w:type="spellStart"/>
       <w:r>
         <w:rPr>
           <w:rFonts w:ascii="Times New Roman" w:eastAsia="Times New Roman" w:hAnsi="Times New Roman"/>
@@ -29395,19 +28983,7 @@
           <w:szCs w:val="20"/>
           <w:lang w:val="en-IN"/>
         </w:rPr>
-        <w:t>Numenta</w:t>
-      </w:r>
-      <w:proofErr w:type="spellEnd"/>
-      <w:r>
-        <w:rPr>
-          <w:rFonts w:ascii="Times New Roman" w:eastAsia="Times New Roman" w:hAnsi="Times New Roman"/>
-          <w:i/>
-          <w:iCs/>
-          <w:sz w:val="20"/>
-          <w:szCs w:val="20"/>
-          <w:lang w:val="en-IN"/>
-        </w:rPr>
-        <w:t xml:space="preserve"> White Paper</w:t>
+        <w:t>Numenta White Paper</w:t>
       </w:r>
       <w:r>
         <w:rPr>
@@ -29418,7 +28994,7 @@
         </w:rPr>
         <w:t xml:space="preserve">, 2011. [Online]. Available: </w:t>
       </w:r>
-      <w:hyperlink r:id="rId42">
+      <w:hyperlink r:id="rId44">
         <w:r>
           <w:rPr>
             <w:rStyle w:val="Hyperlink"/>
@@ -29466,27 +29042,7 @@
           <w:szCs w:val="20"/>
           <w:lang w:val="en-IN"/>
         </w:rPr>
-        <w:t xml:space="preserve">T. Cover and P. Hart, "Nearest </w:t>
-      </w:r>
-      <w:proofErr w:type="spellStart"/>
-      <w:r>
-        <w:rPr>
-          <w:rFonts w:ascii="Times New Roman" w:eastAsia="Times New Roman" w:hAnsi="Times New Roman"/>
-          <w:sz w:val="20"/>
-          <w:szCs w:val="20"/>
-          <w:lang w:val="en-IN"/>
-        </w:rPr>
-        <w:t>Neighbor</w:t>
-      </w:r>
-      <w:proofErr w:type="spellEnd"/>
-      <w:r>
-        <w:rPr>
-          <w:rFonts w:ascii="Times New Roman" w:eastAsia="Times New Roman" w:hAnsi="Times New Roman"/>
-          <w:sz w:val="20"/>
-          <w:szCs w:val="20"/>
-          <w:lang w:val="en-IN"/>
-        </w:rPr>
-        <w:t xml:space="preserve"> Pattern Classification," </w:t>
+        <w:t xml:space="preserve">T. Cover and P. Hart, "Nearest Neighbor Pattern Classification," </w:t>
       </w:r>
       <w:r>
         <w:rPr>
@@ -29527,7 +29083,7 @@
         </w:rPr>
         <w:t xml:space="preserve">DOI: </w:t>
       </w:r>
-      <w:hyperlink r:id="rId43">
+      <w:hyperlink r:id="rId45">
         <w:r>
           <w:rPr>
             <w:rStyle w:val="Hyperlink"/>
@@ -29597,7 +29153,7 @@
         </w:rPr>
         <w:t xml:space="preserve">, vol. 11, 2017. DOI: </w:t>
       </w:r>
-      <w:hyperlink r:id="rId44">
+      <w:hyperlink r:id="rId46">
         <w:r>
           <w:rPr>
             <w:rStyle w:val="Hyperlink"/>
@@ -29657,31 +29213,7 @@
           <w:szCs w:val="20"/>
           <w:lang w:val="en-IN"/>
         </w:rPr>
-        <w:t xml:space="preserve">Nearest </w:t>
-      </w:r>
-      <w:proofErr w:type="spellStart"/>
-      <w:r>
-        <w:rPr>
-          <w:rFonts w:ascii="Times New Roman" w:eastAsia="Times New Roman" w:hAnsi="Times New Roman"/>
-          <w:i/>
-          <w:iCs/>
-          <w:sz w:val="20"/>
-          <w:szCs w:val="20"/>
-          <w:lang w:val="en-IN"/>
-        </w:rPr>
-        <w:t>neighbor</w:t>
-      </w:r>
-      <w:proofErr w:type="spellEnd"/>
-      <w:r>
-        <w:rPr>
-          <w:rFonts w:ascii="Times New Roman" w:eastAsia="Times New Roman" w:hAnsi="Times New Roman"/>
-          <w:i/>
-          <w:iCs/>
-          <w:sz w:val="20"/>
-          <w:szCs w:val="20"/>
-          <w:lang w:val="en-IN"/>
-        </w:rPr>
-        <w:t xml:space="preserve"> imputation algorithms: A critical evaluation</w:t>
+        <w:t>Nearest neighbor imputation algorithms: A critical evaluation</w:t>
       </w:r>
       <w:r>
         <w:rPr>
@@ -29690,29 +29222,9 @@
           <w:szCs w:val="20"/>
           <w:lang w:val="en-IN"/>
         </w:rPr>
-        <w:t xml:space="preserve">," BMC Med. Inform. </w:t>
-      </w:r>
-      <w:proofErr w:type="spellStart"/>
-      <w:r>
-        <w:rPr>
-          <w:rFonts w:ascii="Times New Roman" w:eastAsia="Times New Roman" w:hAnsi="Times New Roman"/>
-          <w:sz w:val="20"/>
-          <w:szCs w:val="20"/>
-          <w:lang w:val="en-IN"/>
-        </w:rPr>
-        <w:t>Decis</w:t>
-      </w:r>
-      <w:proofErr w:type="spellEnd"/>
-      <w:r>
-        <w:rPr>
-          <w:rFonts w:ascii="Times New Roman" w:eastAsia="Times New Roman" w:hAnsi="Times New Roman"/>
-          <w:sz w:val="20"/>
-          <w:szCs w:val="20"/>
-          <w:lang w:val="en-IN"/>
-        </w:rPr>
-        <w:t xml:space="preserve">. Mak., vol. 16, no. 3, pp. 197–208, 2016. DOI: </w:t>
-      </w:r>
-      <w:hyperlink r:id="rId45">
+        <w:t xml:space="preserve">," BMC Med. Inform. Decis. Mak., vol. 16, no. 3, pp. 197–208, 2016. DOI: </w:t>
+      </w:r>
+      <w:hyperlink r:id="rId47">
         <w:r>
           <w:rPr>
             <w:rStyle w:val="Hyperlink"/>
@@ -29752,8 +29264,8 @@
       </w:pPr>
     </w:p>
     <w:sectPr>
-      <w:headerReference w:type="default" r:id="rId46"/>
-      <w:footerReference w:type="default" r:id="rId47"/>
+      <w:headerReference w:type="default" r:id="rId48"/>
+      <w:footerReference w:type="default" r:id="rId49"/>
       <w:type w:val="continuous"/>
       <w:pgSz w:w="11906" w:h="16838" w:code="9"/>
       <w:pgMar w:top="1080" w:right="907" w:bottom="1440" w:left="907" w:header="720" w:footer="720" w:gutter="0"/>
